--- a/Workspace/ODD/ODD_EWMS.docx
+++ b/Workspace/ODD/ODD_EWMS.docx
@@ -1836,6 +1836,19 @@
       </w:pPr>
     </w:p>
     <w:p>
+      <w:pPr>
+        <w:pStyle w:val="Sommario1"/>
+        <w:tabs>
+          <w:tab w:val="left" w:pos="480"/>
+        </w:tabs>
+        <w:rPr>
+          <w:rFonts w:asciiTheme="minorHAnsi" w:eastAsiaTheme="minorEastAsia" w:hAnsiTheme="minorHAnsi" w:cstheme="minorBidi"/>
+          <w:noProof/>
+          <w:kern w:val="2"/>
+          <w:lang w:eastAsia="it-IT"/>
+          <w14:ligatures w14:val="standardContextual"/>
+        </w:rPr>
+      </w:pPr>
       <w:r>
         <w:fldChar w:fldCharType="begin"/>
       </w:r>
@@ -1845,14 +1858,1027 @@
       <w:r>
         <w:fldChar w:fldCharType="separate"/>
       </w:r>
-      <w:r>
+      <w:hyperlink w:anchor="_Toc217035658" w:history="1">
+        <w:r>
+          <w:rPr>
+            <w:rStyle w:val="Collegamentoipertestuale"/>
+            <w:noProof/>
+          </w:rPr>
+          <w:t>1.</w:t>
+        </w:r>
+        <w:r>
+          <w:rPr>
+            <w:rFonts w:asciiTheme="minorHAnsi" w:eastAsiaTheme="minorEastAsia" w:hAnsiTheme="minorHAnsi" w:cstheme="minorBidi"/>
+            <w:noProof/>
+            <w:kern w:val="2"/>
+            <w:lang w:eastAsia="it-IT"/>
+            <w14:ligatures w14:val="standardContextual"/>
+          </w:rPr>
+          <w:tab/>
+        </w:r>
+        <w:r>
+          <w:rPr>
+            <w:rStyle w:val="Collegamentoipertestuale"/>
+            <w:noProof/>
+          </w:rPr>
+          <w:t>Introduzione</w:t>
+        </w:r>
+        <w:r>
+          <w:rPr>
+            <w:noProof/>
+            <w:webHidden/>
+          </w:rPr>
+          <w:tab/>
+        </w:r>
+        <w:r>
+          <w:rPr>
+            <w:noProof/>
+            <w:webHidden/>
+          </w:rPr>
+          <w:fldChar w:fldCharType="begin"/>
+        </w:r>
+        <w:r>
+          <w:rPr>
+            <w:noProof/>
+            <w:webHidden/>
+          </w:rPr>
+          <w:instrText xml:space="preserve"> PAGEREF _Toc217035658 \h </w:instrText>
+        </w:r>
+        <w:r>
+          <w:rPr>
+            <w:noProof/>
+            <w:webHidden/>
+          </w:rPr>
+        </w:r>
+        <w:r>
+          <w:rPr>
+            <w:noProof/>
+            <w:webHidden/>
+          </w:rPr>
+          <w:fldChar w:fldCharType="separate"/>
+        </w:r>
+        <w:r>
+          <w:rPr>
+            <w:noProof/>
+            <w:webHidden/>
+          </w:rPr>
+          <w:t>4</w:t>
+        </w:r>
+        <w:r>
+          <w:rPr>
+            <w:noProof/>
+            <w:webHidden/>
+          </w:rPr>
+          <w:fldChar w:fldCharType="end"/>
+        </w:r>
+      </w:hyperlink>
+    </w:p>
+    <w:p>
+      <w:pPr>
+        <w:pStyle w:val="Sommario2"/>
+        <w:tabs>
+          <w:tab w:val="left" w:pos="1132"/>
+        </w:tabs>
         <w:rPr>
-          <w:b/>
-          <w:bCs/>
+          <w:rFonts w:asciiTheme="minorHAnsi" w:eastAsiaTheme="minorEastAsia" w:hAnsiTheme="minorHAnsi" w:cstheme="minorBidi"/>
           <w:noProof/>
+          <w:kern w:val="2"/>
+          <w:lang w:eastAsia="it-IT"/>
+          <w14:ligatures w14:val="standardContextual"/>
         </w:rPr>
-        <w:t>Nessuna voce di sommario trovata.</w:t>
-      </w:r>
+      </w:pPr>
+      <w:hyperlink w:anchor="_Toc217035659" w:history="1">
+        <w:r>
+          <w:rPr>
+            <w:rStyle w:val="Collegamentoipertestuale"/>
+            <w:noProof/>
+          </w:rPr>
+          <w:t>1.1</w:t>
+        </w:r>
+        <w:r>
+          <w:rPr>
+            <w:rFonts w:asciiTheme="minorHAnsi" w:eastAsiaTheme="minorEastAsia" w:hAnsiTheme="minorHAnsi" w:cstheme="minorBidi"/>
+            <w:noProof/>
+            <w:kern w:val="2"/>
+            <w:lang w:eastAsia="it-IT"/>
+            <w14:ligatures w14:val="standardContextual"/>
+          </w:rPr>
+          <w:tab/>
+        </w:r>
+        <w:r>
+          <w:rPr>
+            <w:rStyle w:val="Collegamentoipertestuale"/>
+            <w:noProof/>
+          </w:rPr>
+          <w:t>Object design trade-offs</w:t>
+        </w:r>
+        <w:r>
+          <w:rPr>
+            <w:noProof/>
+            <w:webHidden/>
+          </w:rPr>
+          <w:tab/>
+        </w:r>
+        <w:r>
+          <w:rPr>
+            <w:noProof/>
+            <w:webHidden/>
+          </w:rPr>
+          <w:fldChar w:fldCharType="begin"/>
+        </w:r>
+        <w:r>
+          <w:rPr>
+            <w:noProof/>
+            <w:webHidden/>
+          </w:rPr>
+          <w:instrText xml:space="preserve"> PAGEREF _Toc217035659 \h </w:instrText>
+        </w:r>
+        <w:r>
+          <w:rPr>
+            <w:noProof/>
+            <w:webHidden/>
+          </w:rPr>
+        </w:r>
+        <w:r>
+          <w:rPr>
+            <w:noProof/>
+            <w:webHidden/>
+          </w:rPr>
+          <w:fldChar w:fldCharType="separate"/>
+        </w:r>
+        <w:r>
+          <w:rPr>
+            <w:noProof/>
+            <w:webHidden/>
+          </w:rPr>
+          <w:t>4</w:t>
+        </w:r>
+        <w:r>
+          <w:rPr>
+            <w:noProof/>
+            <w:webHidden/>
+          </w:rPr>
+          <w:fldChar w:fldCharType="end"/>
+        </w:r>
+      </w:hyperlink>
+    </w:p>
+    <w:p>
+      <w:pPr>
+        <w:pStyle w:val="Sommario2"/>
+        <w:tabs>
+          <w:tab w:val="left" w:pos="1132"/>
+        </w:tabs>
+        <w:rPr>
+          <w:rFonts w:asciiTheme="minorHAnsi" w:eastAsiaTheme="minorEastAsia" w:hAnsiTheme="minorHAnsi" w:cstheme="minorBidi"/>
+          <w:noProof/>
+          <w:kern w:val="2"/>
+          <w:lang w:eastAsia="it-IT"/>
+          <w14:ligatures w14:val="standardContextual"/>
+        </w:rPr>
+      </w:pPr>
+      <w:hyperlink w:anchor="_Toc217035660" w:history="1">
+        <w:r>
+          <w:rPr>
+            <w:rStyle w:val="Collegamentoipertestuale"/>
+            <w:noProof/>
+          </w:rPr>
+          <w:t>1.2</w:t>
+        </w:r>
+        <w:r>
+          <w:rPr>
+            <w:rFonts w:asciiTheme="minorHAnsi" w:eastAsiaTheme="minorEastAsia" w:hAnsiTheme="minorHAnsi" w:cstheme="minorBidi"/>
+            <w:noProof/>
+            <w:kern w:val="2"/>
+            <w:lang w:eastAsia="it-IT"/>
+            <w14:ligatures w14:val="standardContextual"/>
+          </w:rPr>
+          <w:tab/>
+        </w:r>
+        <w:r>
+          <w:rPr>
+            <w:rStyle w:val="Collegamentoipertestuale"/>
+            <w:noProof/>
+          </w:rPr>
+          <w:t>Interface documentation guidelines</w:t>
+        </w:r>
+        <w:r>
+          <w:rPr>
+            <w:noProof/>
+            <w:webHidden/>
+          </w:rPr>
+          <w:tab/>
+        </w:r>
+        <w:r>
+          <w:rPr>
+            <w:noProof/>
+            <w:webHidden/>
+          </w:rPr>
+          <w:fldChar w:fldCharType="begin"/>
+        </w:r>
+        <w:r>
+          <w:rPr>
+            <w:noProof/>
+            <w:webHidden/>
+          </w:rPr>
+          <w:instrText xml:space="preserve"> PAGEREF _Toc217035660 \h </w:instrText>
+        </w:r>
+        <w:r>
+          <w:rPr>
+            <w:noProof/>
+            <w:webHidden/>
+          </w:rPr>
+        </w:r>
+        <w:r>
+          <w:rPr>
+            <w:noProof/>
+            <w:webHidden/>
+          </w:rPr>
+          <w:fldChar w:fldCharType="separate"/>
+        </w:r>
+        <w:r>
+          <w:rPr>
+            <w:noProof/>
+            <w:webHidden/>
+          </w:rPr>
+          <w:t>5</w:t>
+        </w:r>
+        <w:r>
+          <w:rPr>
+            <w:noProof/>
+            <w:webHidden/>
+          </w:rPr>
+          <w:fldChar w:fldCharType="end"/>
+        </w:r>
+      </w:hyperlink>
+    </w:p>
+    <w:p>
+      <w:pPr>
+        <w:pStyle w:val="Sommario1"/>
+        <w:tabs>
+          <w:tab w:val="left" w:pos="480"/>
+        </w:tabs>
+        <w:rPr>
+          <w:rFonts w:asciiTheme="minorHAnsi" w:eastAsiaTheme="minorEastAsia" w:hAnsiTheme="minorHAnsi" w:cstheme="minorBidi"/>
+          <w:noProof/>
+          <w:kern w:val="2"/>
+          <w:lang w:eastAsia="it-IT"/>
+          <w14:ligatures w14:val="standardContextual"/>
+        </w:rPr>
+      </w:pPr>
+      <w:hyperlink w:anchor="_Toc217035661" w:history="1">
+        <w:r>
+          <w:rPr>
+            <w:rStyle w:val="Collegamentoipertestuale"/>
+            <w:noProof/>
+          </w:rPr>
+          <w:t>2.</w:t>
+        </w:r>
+        <w:r>
+          <w:rPr>
+            <w:rFonts w:asciiTheme="minorHAnsi" w:eastAsiaTheme="minorEastAsia" w:hAnsiTheme="minorHAnsi" w:cstheme="minorBidi"/>
+            <w:noProof/>
+            <w:kern w:val="2"/>
+            <w:lang w:eastAsia="it-IT"/>
+            <w14:ligatures w14:val="standardContextual"/>
+          </w:rPr>
+          <w:tab/>
+        </w:r>
+        <w:r>
+          <w:rPr>
+            <w:rStyle w:val="Collegamentoipertestuale"/>
+            <w:noProof/>
+          </w:rPr>
+          <w:t>Pacchetti</w:t>
+        </w:r>
+        <w:r>
+          <w:rPr>
+            <w:noProof/>
+            <w:webHidden/>
+          </w:rPr>
+          <w:tab/>
+        </w:r>
+        <w:r>
+          <w:rPr>
+            <w:noProof/>
+            <w:webHidden/>
+          </w:rPr>
+          <w:fldChar w:fldCharType="begin"/>
+        </w:r>
+        <w:r>
+          <w:rPr>
+            <w:noProof/>
+            <w:webHidden/>
+          </w:rPr>
+          <w:instrText xml:space="preserve"> PAGEREF _Toc217035661 \h </w:instrText>
+        </w:r>
+        <w:r>
+          <w:rPr>
+            <w:noProof/>
+            <w:webHidden/>
+          </w:rPr>
+        </w:r>
+        <w:r>
+          <w:rPr>
+            <w:noProof/>
+            <w:webHidden/>
+          </w:rPr>
+          <w:fldChar w:fldCharType="separate"/>
+        </w:r>
+        <w:r>
+          <w:rPr>
+            <w:noProof/>
+            <w:webHidden/>
+          </w:rPr>
+          <w:t>7</w:t>
+        </w:r>
+        <w:r>
+          <w:rPr>
+            <w:noProof/>
+            <w:webHidden/>
+          </w:rPr>
+          <w:fldChar w:fldCharType="end"/>
+        </w:r>
+      </w:hyperlink>
+    </w:p>
+    <w:p>
+      <w:pPr>
+        <w:pStyle w:val="Sommario2"/>
+        <w:rPr>
+          <w:rFonts w:asciiTheme="minorHAnsi" w:eastAsiaTheme="minorEastAsia" w:hAnsiTheme="minorHAnsi" w:cstheme="minorBidi"/>
+          <w:noProof/>
+          <w:kern w:val="2"/>
+          <w:lang w:eastAsia="it-IT"/>
+          <w14:ligatures w14:val="standardContextual"/>
+        </w:rPr>
+      </w:pPr>
+      <w:hyperlink w:anchor="_Toc217035662" w:history="1">
+        <w:r>
+          <w:rPr>
+            <w:rStyle w:val="Collegamentoipertestuale"/>
+            <w:noProof/>
+          </w:rPr>
+          <w:t>2.1 Decomposizione dei sottosistemi in package</w:t>
+        </w:r>
+        <w:r>
+          <w:rPr>
+            <w:noProof/>
+            <w:webHidden/>
+          </w:rPr>
+          <w:tab/>
+        </w:r>
+        <w:r>
+          <w:rPr>
+            <w:noProof/>
+            <w:webHidden/>
+          </w:rPr>
+          <w:fldChar w:fldCharType="begin"/>
+        </w:r>
+        <w:r>
+          <w:rPr>
+            <w:noProof/>
+            <w:webHidden/>
+          </w:rPr>
+          <w:instrText xml:space="preserve"> PAGEREF _Toc217035662 \h </w:instrText>
+        </w:r>
+        <w:r>
+          <w:rPr>
+            <w:noProof/>
+            <w:webHidden/>
+          </w:rPr>
+        </w:r>
+        <w:r>
+          <w:rPr>
+            <w:noProof/>
+            <w:webHidden/>
+          </w:rPr>
+          <w:fldChar w:fldCharType="separate"/>
+        </w:r>
+        <w:r>
+          <w:rPr>
+            <w:noProof/>
+            <w:webHidden/>
+          </w:rPr>
+          <w:t>7</w:t>
+        </w:r>
+        <w:r>
+          <w:rPr>
+            <w:noProof/>
+            <w:webHidden/>
+          </w:rPr>
+          <w:fldChar w:fldCharType="end"/>
+        </w:r>
+      </w:hyperlink>
+    </w:p>
+    <w:p>
+      <w:pPr>
+        <w:pStyle w:val="Sommario2"/>
+        <w:rPr>
+          <w:rFonts w:asciiTheme="minorHAnsi" w:eastAsiaTheme="minorEastAsia" w:hAnsiTheme="minorHAnsi" w:cstheme="minorBidi"/>
+          <w:noProof/>
+          <w:kern w:val="2"/>
+          <w:lang w:eastAsia="it-IT"/>
+          <w14:ligatures w14:val="standardContextual"/>
+        </w:rPr>
+      </w:pPr>
+      <w:hyperlink w:anchor="_Toc217035663" w:history="1">
+        <w:r>
+          <w:rPr>
+            <w:rStyle w:val="Collegamentoipertestuale"/>
+            <w:noProof/>
+          </w:rPr>
+          <w:t>2.3 Dipendenze tra package</w:t>
+        </w:r>
+        <w:r>
+          <w:rPr>
+            <w:noProof/>
+            <w:webHidden/>
+          </w:rPr>
+          <w:tab/>
+        </w:r>
+        <w:r>
+          <w:rPr>
+            <w:noProof/>
+            <w:webHidden/>
+          </w:rPr>
+          <w:fldChar w:fldCharType="begin"/>
+        </w:r>
+        <w:r>
+          <w:rPr>
+            <w:noProof/>
+            <w:webHidden/>
+          </w:rPr>
+          <w:instrText xml:space="preserve"> PAGEREF _Toc217035663 \h </w:instrText>
+        </w:r>
+        <w:r>
+          <w:rPr>
+            <w:noProof/>
+            <w:webHidden/>
+          </w:rPr>
+        </w:r>
+        <w:r>
+          <w:rPr>
+            <w:noProof/>
+            <w:webHidden/>
+          </w:rPr>
+          <w:fldChar w:fldCharType="separate"/>
+        </w:r>
+        <w:r>
+          <w:rPr>
+            <w:noProof/>
+            <w:webHidden/>
+          </w:rPr>
+          <w:t>9</w:t>
+        </w:r>
+        <w:r>
+          <w:rPr>
+            <w:noProof/>
+            <w:webHidden/>
+          </w:rPr>
+          <w:fldChar w:fldCharType="end"/>
+        </w:r>
+      </w:hyperlink>
+    </w:p>
+    <w:p>
+      <w:pPr>
+        <w:pStyle w:val="Sommario1"/>
+        <w:tabs>
+          <w:tab w:val="left" w:pos="480"/>
+        </w:tabs>
+        <w:rPr>
+          <w:rFonts w:asciiTheme="minorHAnsi" w:eastAsiaTheme="minorEastAsia" w:hAnsiTheme="minorHAnsi" w:cstheme="minorBidi"/>
+          <w:noProof/>
+          <w:kern w:val="2"/>
+          <w:lang w:eastAsia="it-IT"/>
+          <w14:ligatures w14:val="standardContextual"/>
+        </w:rPr>
+      </w:pPr>
+      <w:hyperlink w:anchor="_Toc217035664" w:history="1">
+        <w:r>
+          <w:rPr>
+            <w:rStyle w:val="Collegamentoipertestuale"/>
+            <w:noProof/>
+          </w:rPr>
+          <w:t>3.</w:t>
+        </w:r>
+        <w:r>
+          <w:rPr>
+            <w:rFonts w:asciiTheme="minorHAnsi" w:eastAsiaTheme="minorEastAsia" w:hAnsiTheme="minorHAnsi" w:cstheme="minorBidi"/>
+            <w:noProof/>
+            <w:kern w:val="2"/>
+            <w:lang w:eastAsia="it-IT"/>
+            <w14:ligatures w14:val="standardContextual"/>
+          </w:rPr>
+          <w:tab/>
+        </w:r>
+        <w:r>
+          <w:rPr>
+            <w:rStyle w:val="Collegamentoipertestuale"/>
+            <w:noProof/>
+          </w:rPr>
+          <w:t>Class interfaces</w:t>
+        </w:r>
+        <w:r>
+          <w:rPr>
+            <w:noProof/>
+            <w:webHidden/>
+          </w:rPr>
+          <w:tab/>
+        </w:r>
+        <w:r>
+          <w:rPr>
+            <w:noProof/>
+            <w:webHidden/>
+          </w:rPr>
+          <w:fldChar w:fldCharType="begin"/>
+        </w:r>
+        <w:r>
+          <w:rPr>
+            <w:noProof/>
+            <w:webHidden/>
+          </w:rPr>
+          <w:instrText xml:space="preserve"> PAGEREF _Toc217035664 \h </w:instrText>
+        </w:r>
+        <w:r>
+          <w:rPr>
+            <w:noProof/>
+            <w:webHidden/>
+          </w:rPr>
+        </w:r>
+        <w:r>
+          <w:rPr>
+            <w:noProof/>
+            <w:webHidden/>
+          </w:rPr>
+          <w:fldChar w:fldCharType="separate"/>
+        </w:r>
+        <w:r>
+          <w:rPr>
+            <w:noProof/>
+            <w:webHidden/>
+          </w:rPr>
+          <w:t>10</w:t>
+        </w:r>
+        <w:r>
+          <w:rPr>
+            <w:noProof/>
+            <w:webHidden/>
+          </w:rPr>
+          <w:fldChar w:fldCharType="end"/>
+        </w:r>
+      </w:hyperlink>
+    </w:p>
+    <w:p>
+      <w:pPr>
+        <w:pStyle w:val="Sommario2"/>
+        <w:tabs>
+          <w:tab w:val="left" w:pos="1132"/>
+        </w:tabs>
+        <w:rPr>
+          <w:rFonts w:asciiTheme="minorHAnsi" w:eastAsiaTheme="minorEastAsia" w:hAnsiTheme="minorHAnsi" w:cstheme="minorBidi"/>
+          <w:noProof/>
+          <w:kern w:val="2"/>
+          <w:lang w:eastAsia="it-IT"/>
+          <w14:ligatures w14:val="standardContextual"/>
+        </w:rPr>
+      </w:pPr>
+      <w:hyperlink w:anchor="_Toc217035665" w:history="1">
+        <w:r>
+          <w:rPr>
+            <w:rStyle w:val="Collegamentoipertestuale"/>
+            <w:noProof/>
+          </w:rPr>
+          <w:t>3.1</w:t>
+        </w:r>
+        <w:r>
+          <w:rPr>
+            <w:rFonts w:asciiTheme="minorHAnsi" w:eastAsiaTheme="minorEastAsia" w:hAnsiTheme="minorHAnsi" w:cstheme="minorBidi"/>
+            <w:noProof/>
+            <w:kern w:val="2"/>
+            <w:lang w:eastAsia="it-IT"/>
+            <w14:ligatures w14:val="standardContextual"/>
+          </w:rPr>
+          <w:tab/>
+        </w:r>
+        <w:r>
+          <w:rPr>
+            <w:rStyle w:val="Collegamentoipertestuale"/>
+            <w:noProof/>
+          </w:rPr>
+          <w:t>AccessManagement</w:t>
+        </w:r>
+        <w:r>
+          <w:rPr>
+            <w:noProof/>
+            <w:webHidden/>
+          </w:rPr>
+          <w:tab/>
+        </w:r>
+        <w:r>
+          <w:rPr>
+            <w:noProof/>
+            <w:webHidden/>
+          </w:rPr>
+          <w:fldChar w:fldCharType="begin"/>
+        </w:r>
+        <w:r>
+          <w:rPr>
+            <w:noProof/>
+            <w:webHidden/>
+          </w:rPr>
+          <w:instrText xml:space="preserve"> PAGEREF _Toc217035665 \h </w:instrText>
+        </w:r>
+        <w:r>
+          <w:rPr>
+            <w:noProof/>
+            <w:webHidden/>
+          </w:rPr>
+        </w:r>
+        <w:r>
+          <w:rPr>
+            <w:noProof/>
+            <w:webHidden/>
+          </w:rPr>
+          <w:fldChar w:fldCharType="separate"/>
+        </w:r>
+        <w:r>
+          <w:rPr>
+            <w:noProof/>
+            <w:webHidden/>
+          </w:rPr>
+          <w:t>10</w:t>
+        </w:r>
+        <w:r>
+          <w:rPr>
+            <w:noProof/>
+            <w:webHidden/>
+          </w:rPr>
+          <w:fldChar w:fldCharType="end"/>
+        </w:r>
+      </w:hyperlink>
+    </w:p>
+    <w:p>
+      <w:pPr>
+        <w:pStyle w:val="Sommario2"/>
+        <w:tabs>
+          <w:tab w:val="left" w:pos="1132"/>
+        </w:tabs>
+        <w:rPr>
+          <w:rFonts w:asciiTheme="minorHAnsi" w:eastAsiaTheme="minorEastAsia" w:hAnsiTheme="minorHAnsi" w:cstheme="minorBidi"/>
+          <w:noProof/>
+          <w:kern w:val="2"/>
+          <w:lang w:eastAsia="it-IT"/>
+          <w14:ligatures w14:val="standardContextual"/>
+        </w:rPr>
+      </w:pPr>
+      <w:hyperlink w:anchor="_Toc217035666" w:history="1">
+        <w:r>
+          <w:rPr>
+            <w:rStyle w:val="Collegamentoipertestuale"/>
+            <w:noProof/>
+          </w:rPr>
+          <w:t>3.2</w:t>
+        </w:r>
+        <w:r>
+          <w:rPr>
+            <w:rFonts w:asciiTheme="minorHAnsi" w:eastAsiaTheme="minorEastAsia" w:hAnsiTheme="minorHAnsi" w:cstheme="minorBidi"/>
+            <w:noProof/>
+            <w:kern w:val="2"/>
+            <w:lang w:eastAsia="it-IT"/>
+            <w14:ligatures w14:val="standardContextual"/>
+          </w:rPr>
+          <w:tab/>
+        </w:r>
+        <w:r>
+          <w:rPr>
+            <w:rStyle w:val="Collegamentoipertestuale"/>
+            <w:noProof/>
+          </w:rPr>
+          <w:t>AccountManagement</w:t>
+        </w:r>
+        <w:r>
+          <w:rPr>
+            <w:noProof/>
+            <w:webHidden/>
+          </w:rPr>
+          <w:tab/>
+        </w:r>
+        <w:r>
+          <w:rPr>
+            <w:noProof/>
+            <w:webHidden/>
+          </w:rPr>
+          <w:fldChar w:fldCharType="begin"/>
+        </w:r>
+        <w:r>
+          <w:rPr>
+            <w:noProof/>
+            <w:webHidden/>
+          </w:rPr>
+          <w:instrText xml:space="preserve"> PAGEREF _Toc217035666 \h </w:instrText>
+        </w:r>
+        <w:r>
+          <w:rPr>
+            <w:noProof/>
+            <w:webHidden/>
+          </w:rPr>
+        </w:r>
+        <w:r>
+          <w:rPr>
+            <w:noProof/>
+            <w:webHidden/>
+          </w:rPr>
+          <w:fldChar w:fldCharType="separate"/>
+        </w:r>
+        <w:r>
+          <w:rPr>
+            <w:noProof/>
+            <w:webHidden/>
+          </w:rPr>
+          <w:t>11</w:t>
+        </w:r>
+        <w:r>
+          <w:rPr>
+            <w:noProof/>
+            <w:webHidden/>
+          </w:rPr>
+          <w:fldChar w:fldCharType="end"/>
+        </w:r>
+      </w:hyperlink>
+    </w:p>
+    <w:p>
+      <w:pPr>
+        <w:pStyle w:val="Sommario2"/>
+        <w:tabs>
+          <w:tab w:val="left" w:pos="1132"/>
+        </w:tabs>
+        <w:rPr>
+          <w:rFonts w:asciiTheme="minorHAnsi" w:eastAsiaTheme="minorEastAsia" w:hAnsiTheme="minorHAnsi" w:cstheme="minorBidi"/>
+          <w:noProof/>
+          <w:kern w:val="2"/>
+          <w:lang w:eastAsia="it-IT"/>
+          <w14:ligatures w14:val="standardContextual"/>
+        </w:rPr>
+      </w:pPr>
+      <w:hyperlink w:anchor="_Toc217035667" w:history="1">
+        <w:r>
+          <w:rPr>
+            <w:rStyle w:val="Collegamentoipertestuale"/>
+            <w:noProof/>
+            <w:lang w:val="en-GB"/>
+          </w:rPr>
+          <w:t>3.3</w:t>
+        </w:r>
+        <w:r>
+          <w:rPr>
+            <w:rFonts w:asciiTheme="minorHAnsi" w:eastAsiaTheme="minorEastAsia" w:hAnsiTheme="minorHAnsi" w:cstheme="minorBidi"/>
+            <w:noProof/>
+            <w:kern w:val="2"/>
+            <w:lang w:eastAsia="it-IT"/>
+            <w14:ligatures w14:val="standardContextual"/>
+          </w:rPr>
+          <w:tab/>
+        </w:r>
+        <w:r>
+          <w:rPr>
+            <w:rStyle w:val="Collegamentoipertestuale"/>
+            <w:noProof/>
+            <w:lang w:val="en-GB"/>
+          </w:rPr>
+          <w:t>TaskManagement</w:t>
+        </w:r>
+        <w:r>
+          <w:rPr>
+            <w:noProof/>
+            <w:webHidden/>
+          </w:rPr>
+          <w:tab/>
+        </w:r>
+        <w:r>
+          <w:rPr>
+            <w:noProof/>
+            <w:webHidden/>
+          </w:rPr>
+          <w:fldChar w:fldCharType="begin"/>
+        </w:r>
+        <w:r>
+          <w:rPr>
+            <w:noProof/>
+            <w:webHidden/>
+          </w:rPr>
+          <w:instrText xml:space="preserve"> PAGEREF _Toc217035667 \h </w:instrText>
+        </w:r>
+        <w:r>
+          <w:rPr>
+            <w:noProof/>
+            <w:webHidden/>
+          </w:rPr>
+        </w:r>
+        <w:r>
+          <w:rPr>
+            <w:noProof/>
+            <w:webHidden/>
+          </w:rPr>
+          <w:fldChar w:fldCharType="separate"/>
+        </w:r>
+        <w:r>
+          <w:rPr>
+            <w:noProof/>
+            <w:webHidden/>
+          </w:rPr>
+          <w:t>15</w:t>
+        </w:r>
+        <w:r>
+          <w:rPr>
+            <w:noProof/>
+            <w:webHidden/>
+          </w:rPr>
+          <w:fldChar w:fldCharType="end"/>
+        </w:r>
+      </w:hyperlink>
+    </w:p>
+    <w:p>
+      <w:pPr>
+        <w:pStyle w:val="Sommario2"/>
+        <w:tabs>
+          <w:tab w:val="left" w:pos="1132"/>
+        </w:tabs>
+        <w:rPr>
+          <w:rFonts w:asciiTheme="minorHAnsi" w:eastAsiaTheme="minorEastAsia" w:hAnsiTheme="minorHAnsi" w:cstheme="minorBidi"/>
+          <w:noProof/>
+          <w:kern w:val="2"/>
+          <w:lang w:eastAsia="it-IT"/>
+          <w14:ligatures w14:val="standardContextual"/>
+        </w:rPr>
+      </w:pPr>
+      <w:hyperlink w:anchor="_Toc217035668" w:history="1">
+        <w:r>
+          <w:rPr>
+            <w:rStyle w:val="Collegamentoipertestuale"/>
+            <w:noProof/>
+            <w:lang w:val="en-GB"/>
+          </w:rPr>
+          <w:t>3.4</w:t>
+        </w:r>
+        <w:r>
+          <w:rPr>
+            <w:rFonts w:asciiTheme="minorHAnsi" w:eastAsiaTheme="minorEastAsia" w:hAnsiTheme="minorHAnsi" w:cstheme="minorBidi"/>
+            <w:noProof/>
+            <w:kern w:val="2"/>
+            <w:lang w:eastAsia="it-IT"/>
+            <w14:ligatures w14:val="standardContextual"/>
+          </w:rPr>
+          <w:tab/>
+        </w:r>
+        <w:r>
+          <w:rPr>
+            <w:rStyle w:val="Collegamentoipertestuale"/>
+            <w:noProof/>
+            <w:lang w:val="en-GB"/>
+          </w:rPr>
+          <w:t>NotificheManagement</w:t>
+        </w:r>
+        <w:r>
+          <w:rPr>
+            <w:noProof/>
+            <w:webHidden/>
+          </w:rPr>
+          <w:tab/>
+        </w:r>
+        <w:r>
+          <w:rPr>
+            <w:noProof/>
+            <w:webHidden/>
+          </w:rPr>
+          <w:fldChar w:fldCharType="begin"/>
+        </w:r>
+        <w:r>
+          <w:rPr>
+            <w:noProof/>
+            <w:webHidden/>
+          </w:rPr>
+          <w:instrText xml:space="preserve"> PAGEREF _Toc217035668 \h </w:instrText>
+        </w:r>
+        <w:r>
+          <w:rPr>
+            <w:noProof/>
+            <w:webHidden/>
+          </w:rPr>
+        </w:r>
+        <w:r>
+          <w:rPr>
+            <w:noProof/>
+            <w:webHidden/>
+          </w:rPr>
+          <w:fldChar w:fldCharType="separate"/>
+        </w:r>
+        <w:r>
+          <w:rPr>
+            <w:noProof/>
+            <w:webHidden/>
+          </w:rPr>
+          <w:t>20</w:t>
+        </w:r>
+        <w:r>
+          <w:rPr>
+            <w:noProof/>
+            <w:webHidden/>
+          </w:rPr>
+          <w:fldChar w:fldCharType="end"/>
+        </w:r>
+      </w:hyperlink>
+    </w:p>
+    <w:p>
+      <w:pPr>
+        <w:pStyle w:val="Sommario2"/>
+        <w:tabs>
+          <w:tab w:val="left" w:pos="1132"/>
+        </w:tabs>
+        <w:rPr>
+          <w:rFonts w:asciiTheme="minorHAnsi" w:eastAsiaTheme="minorEastAsia" w:hAnsiTheme="minorHAnsi" w:cstheme="minorBidi"/>
+          <w:noProof/>
+          <w:kern w:val="2"/>
+          <w:lang w:eastAsia="it-IT"/>
+          <w14:ligatures w14:val="standardContextual"/>
+        </w:rPr>
+      </w:pPr>
+      <w:hyperlink w:anchor="_Toc217035669" w:history="1">
+        <w:r>
+          <w:rPr>
+            <w:rStyle w:val="Collegamentoipertestuale"/>
+            <w:noProof/>
+            <w:lang w:val="en-GB"/>
+          </w:rPr>
+          <w:t>3.5</w:t>
+        </w:r>
+        <w:r>
+          <w:rPr>
+            <w:rFonts w:asciiTheme="minorHAnsi" w:eastAsiaTheme="minorEastAsia" w:hAnsiTheme="minorHAnsi" w:cstheme="minorBidi"/>
+            <w:noProof/>
+            <w:kern w:val="2"/>
+            <w:lang w:eastAsia="it-IT"/>
+            <w14:ligatures w14:val="standardContextual"/>
+          </w:rPr>
+          <w:tab/>
+        </w:r>
+        <w:r>
+          <w:rPr>
+            <w:rStyle w:val="Collegamentoipertestuale"/>
+            <w:noProof/>
+            <w:lang w:val="en-GB"/>
+          </w:rPr>
+          <w:t>PersistanceManagement</w:t>
+        </w:r>
+        <w:r>
+          <w:rPr>
+            <w:noProof/>
+            <w:webHidden/>
+          </w:rPr>
+          <w:tab/>
+        </w:r>
+        <w:r>
+          <w:rPr>
+            <w:noProof/>
+            <w:webHidden/>
+          </w:rPr>
+          <w:fldChar w:fldCharType="begin"/>
+        </w:r>
+        <w:r>
+          <w:rPr>
+            <w:noProof/>
+            <w:webHidden/>
+          </w:rPr>
+          <w:instrText xml:space="preserve"> PAGEREF _Toc217035669 \h </w:instrText>
+        </w:r>
+        <w:r>
+          <w:rPr>
+            <w:noProof/>
+            <w:webHidden/>
+          </w:rPr>
+        </w:r>
+        <w:r>
+          <w:rPr>
+            <w:noProof/>
+            <w:webHidden/>
+          </w:rPr>
+          <w:fldChar w:fldCharType="separate"/>
+        </w:r>
+        <w:r>
+          <w:rPr>
+            <w:noProof/>
+            <w:webHidden/>
+          </w:rPr>
+          <w:t>21</w:t>
+        </w:r>
+        <w:r>
+          <w:rPr>
+            <w:noProof/>
+            <w:webHidden/>
+          </w:rPr>
+          <w:fldChar w:fldCharType="end"/>
+        </w:r>
+      </w:hyperlink>
+    </w:p>
+    <w:p>
       <w:r>
         <w:rPr>
           <w:b/>
@@ -1897,10 +2923,12 @@
         </w:numPr>
         <w:ind w:left="0"/>
       </w:pPr>
+      <w:bookmarkStart w:id="0" w:name="_Toc217035658"/>
       <w:r>
         <w:lastRenderedPageBreak/>
         <w:t>Introduzione</w:t>
       </w:r>
+      <w:bookmarkEnd w:id="0"/>
     </w:p>
     <w:p/>
     <w:p>
@@ -1923,10 +2951,7 @@
     </w:p>
     <w:p>
       <w:r>
-        <w:t>Inoltre,</w:t>
-      </w:r>
-      <w:r>
-        <w:t xml:space="preserve"> verranno mostrate le strategie di persistenza e gli aspetti che determinano la qualità del design, tutto questo per favorire l’implementazione e lo sviluppo del sistema.</w:t>
+        <w:t>Inoltre, verranno mostrate le strategie di persistenza e gli aspetti che determinano la qualità del design, tutto questo per favorire l’implementazione e lo sviluppo del sistema.</w:t>
       </w:r>
     </w:p>
     <w:p/>
@@ -1940,6 +2965,7 @@
         </w:numPr>
         <w:ind w:left="0"/>
       </w:pPr>
+      <w:bookmarkStart w:id="1" w:name="_Toc217035659"/>
       <w:r>
         <w:t>Object design trade-</w:t>
       </w:r>
@@ -1947,6 +2973,7 @@
       <w:r>
         <w:t>offs</w:t>
       </w:r>
+      <w:bookmarkEnd w:id="1"/>
       <w:proofErr w:type="spellEnd"/>
     </w:p>
     <w:p/>
@@ -1974,15 +3001,7 @@
     </w:p>
     <w:p>
       <w:r>
-        <w:t xml:space="preserve">È nel nostro interesse utilizzare un modello </w:t>
-      </w:r>
-      <w:proofErr w:type="spellStart"/>
-      <w:r>
-        <w:t>ad</w:t>
-      </w:r>
-      <w:proofErr w:type="spellEnd"/>
-      <w:r>
-        <w:t xml:space="preserve"> oggetti semplice e composto da poche classi centrali suddivise in maniera non eccessiva, riducendo il rischio di over-design e accelerando il processo di sviluppo.</w:t>
+        <w:t>È nel nostro interesse utilizzare un modello ad oggetti semplice e composto da poche classi centrali suddivise in maniera non eccessiva, riducendo il rischio di over-design e accelerando il processo di sviluppo.</w:t>
       </w:r>
     </w:p>
     <w:p>
@@ -2115,6 +3134,7 @@
         </w:numPr>
         <w:ind w:left="0"/>
       </w:pPr>
+      <w:bookmarkStart w:id="2" w:name="_Toc217035660"/>
       <w:r>
         <w:t xml:space="preserve">Interface </w:t>
       </w:r>
@@ -2130,6 +3150,7 @@
       <w:r>
         <w:t>guidelines</w:t>
       </w:r>
+      <w:bookmarkEnd w:id="2"/>
       <w:proofErr w:type="spellEnd"/>
     </w:p>
     <w:p/>
@@ -2399,8 +3420,13 @@
       </w:pPr>
       <w:r>
         <w:lastRenderedPageBreak/>
-        <w:t xml:space="preserve"> Pacchetti</w:t>
+        <w:t xml:space="preserve"> </w:t>
       </w:r>
+      <w:bookmarkStart w:id="3" w:name="_Toc217035661"/>
+      <w:r>
+        <w:t>Pacchetti</w:t>
+      </w:r>
+      <w:bookmarkEnd w:id="3"/>
     </w:p>
     <w:p/>
     <w:p>
@@ -2543,9 +3569,11 @@
         <w:pStyle w:val="Titolo2"/>
         <w:ind w:left="-426"/>
       </w:pPr>
+      <w:bookmarkStart w:id="4" w:name="_Toc217035662"/>
       <w:r>
         <w:t>2.1 Decomposizione dei sottosistemi in package</w:t>
       </w:r>
+      <w:bookmarkEnd w:id="4"/>
     </w:p>
     <w:p/>
     <w:p/>
@@ -3057,6 +4085,7 @@
         <w:pStyle w:val="Titolo2"/>
         <w:ind w:left="-567"/>
       </w:pPr>
+      <w:bookmarkStart w:id="5" w:name="_Toc217035663"/>
       <w:r>
         <w:t>2.</w:t>
       </w:r>
@@ -3069,6 +4098,7 @@
       <w:r>
         <w:t xml:space="preserve"> tra package</w:t>
       </w:r>
+      <w:bookmarkEnd w:id="5"/>
     </w:p>
     <w:p/>
     <w:p>
@@ -3241,6 +4271,7 @@
         </w:numPr>
         <w:ind w:left="0"/>
       </w:pPr>
+      <w:bookmarkStart w:id="6" w:name="_Toc217035664"/>
       <w:r>
         <w:lastRenderedPageBreak/>
         <w:t xml:space="preserve">Class </w:t>
@@ -3249,6 +4280,7 @@
       <w:r>
         <w:t>interfaces</w:t>
       </w:r>
+      <w:bookmarkEnd w:id="6"/>
       <w:proofErr w:type="spellEnd"/>
     </w:p>
     <w:p/>
@@ -3281,10 +4313,12 @@
         </w:numPr>
         <w:ind w:left="0"/>
       </w:pPr>
+      <w:bookmarkStart w:id="7" w:name="_Toc217035665"/>
       <w:proofErr w:type="spellStart"/>
       <w:r>
         <w:t>AccessManagement</w:t>
       </w:r>
+      <w:bookmarkEnd w:id="7"/>
       <w:proofErr w:type="spellEnd"/>
     </w:p>
     <w:p/>
@@ -4475,10 +5509,12 @@
         </w:numPr>
         <w:ind w:left="0"/>
       </w:pPr>
+      <w:bookmarkStart w:id="8" w:name="_Toc217035666"/>
       <w:proofErr w:type="spellStart"/>
       <w:r>
         <w:t>AccountManagement</w:t>
       </w:r>
+      <w:bookmarkEnd w:id="8"/>
       <w:proofErr w:type="spellEnd"/>
     </w:p>
     <w:p/>
@@ -9307,6 +10343,7 @@
           <w:lang w:val="en-GB"/>
         </w:rPr>
       </w:pPr>
+      <w:bookmarkStart w:id="9" w:name="_Toc217035667"/>
       <w:proofErr w:type="spellStart"/>
       <w:r>
         <w:rPr>
@@ -9314,6 +10351,7 @@
         </w:rPr>
         <w:t>TaskManagement</w:t>
       </w:r>
+      <w:bookmarkEnd w:id="9"/>
       <w:proofErr w:type="spellEnd"/>
     </w:p>
     <w:p>
@@ -14757,7 +15795,13 @@
             <w:tcW w:w="9627" w:type="dxa"/>
             <w:gridSpan w:val="2"/>
           </w:tcPr>
-          <w:p/>
+          <w:p>
+            <w:pPr>
+              <w:rPr>
+                <w:lang w:val="en-GB"/>
+              </w:rPr>
+            </w:pPr>
+          </w:p>
         </w:tc>
       </w:tr>
       <w:tr>
@@ -15456,6 +16500,7 @@
           <w:lang w:val="en-GB"/>
         </w:rPr>
       </w:pPr>
+      <w:bookmarkStart w:id="10" w:name="_Toc217035668"/>
       <w:proofErr w:type="spellStart"/>
       <w:r>
         <w:rPr>
@@ -15463,6 +16508,7 @@
         </w:rPr>
         <w:t>NotificheManagement</w:t>
       </w:r>
+      <w:bookmarkEnd w:id="10"/>
       <w:proofErr w:type="spellEnd"/>
     </w:p>
     <w:p>
@@ -16361,6 +17407,7 @@
           <w:lang w:val="en-GB"/>
         </w:rPr>
       </w:pPr>
+      <w:bookmarkStart w:id="11" w:name="_Toc217035669"/>
       <w:proofErr w:type="spellStart"/>
       <w:r>
         <w:rPr>
@@ -16368,6 +17415,7 @@
         </w:rPr>
         <w:t>PersistanceManagement</w:t>
       </w:r>
+      <w:bookmarkEnd w:id="11"/>
       <w:proofErr w:type="spellEnd"/>
     </w:p>
     <w:p>
@@ -21647,14 +22695,12 @@
             </w:rPr>
             <w:t xml:space="preserve">Object Design </w:t>
           </w:r>
-          <w:proofErr w:type="spellStart"/>
           <w:r>
             <w:rPr>
               <w:sz w:val="20"/>
             </w:rPr>
             <w:t>Document</w:t>
           </w:r>
-          <w:proofErr w:type="spellEnd"/>
         </w:p>
       </w:tc>
       <w:tc>
@@ -23278,27 +24324,9 @@
   </w:num>
   <w:num w:numId="9" w16cid:durableId="1245408946">
     <w:abstractNumId w:val="7"/>
-    <w:lvlOverride w:ilvl="0"/>
-    <w:lvlOverride w:ilvl="1"/>
-    <w:lvlOverride w:ilvl="2"/>
-    <w:lvlOverride w:ilvl="3"/>
-    <w:lvlOverride w:ilvl="4"/>
-    <w:lvlOverride w:ilvl="5"/>
-    <w:lvlOverride w:ilvl="6"/>
-    <w:lvlOverride w:ilvl="7"/>
-    <w:lvlOverride w:ilvl="8"/>
   </w:num>
   <w:num w:numId="10" w16cid:durableId="103504632">
     <w:abstractNumId w:val="5"/>
-    <w:lvlOverride w:ilvl="0"/>
-    <w:lvlOverride w:ilvl="1"/>
-    <w:lvlOverride w:ilvl="2"/>
-    <w:lvlOverride w:ilvl="3"/>
-    <w:lvlOverride w:ilvl="4"/>
-    <w:lvlOverride w:ilvl="5"/>
-    <w:lvlOverride w:ilvl="6"/>
-    <w:lvlOverride w:ilvl="7"/>
-    <w:lvlOverride w:ilvl="8"/>
   </w:num>
   <w:num w:numId="11" w16cid:durableId="2064675232">
     <w:abstractNumId w:val="9"/>
@@ -23917,6 +24945,7 @@
   <w:style w:type="character" w:default="1" w:styleId="Carpredefinitoparagrafo">
     <w:name w:val="Default Paragraph Font"/>
     <w:uiPriority w:val="1"/>
+    <w:semiHidden/>
     <w:unhideWhenUsed/>
   </w:style>
   <w:style w:type="table" w:default="1" w:styleId="Tabellanormale">

--- a/Workspace/ODD/ODD_EWMS.docx
+++ b/Workspace/ODD/ODD_EWMS.docx
@@ -3001,7 +3001,15 @@
     </w:p>
     <w:p>
       <w:r>
-        <w:t>È nel nostro interesse utilizzare un modello ad oggetti semplice e composto da poche classi centrali suddivise in maniera non eccessiva, riducendo il rischio di over-design e accelerando il processo di sviluppo.</w:t>
+        <w:t xml:space="preserve">È nel nostro interesse utilizzare un modello </w:t>
+      </w:r>
+      <w:proofErr w:type="spellStart"/>
+      <w:r>
+        <w:t>ad</w:t>
+      </w:r>
+      <w:proofErr w:type="spellEnd"/>
+      <w:r>
+        <w:t xml:space="preserve"> oggetti semplice e composto da poche classi centrali suddivise in maniera non eccessiva, riducendo il rischio di over-design e accelerando il processo di sviluppo.</w:t>
       </w:r>
     </w:p>
     <w:p>
@@ -3449,15 +3457,7 @@
         <w:t>Easy Work Management System</w:t>
       </w:r>
       <w:r>
-        <w:t xml:space="preserve"> (E.W.M.S.). L'organizzazione dei package segue l'architettura Three-</w:t>
-      </w:r>
-      <w:proofErr w:type="spellStart"/>
-      <w:r>
-        <w:t>Tier</w:t>
-      </w:r>
-      <w:proofErr w:type="spellEnd"/>
-      <w:r>
-        <w:t xml:space="preserve"> definita nel System Design </w:t>
+        <w:t xml:space="preserve"> (E.W.M.S.). L'organizzazione dei package segue l'architettura Three-Tier definita nel System Design </w:t>
       </w:r>
       <w:proofErr w:type="spellStart"/>
       <w:r>
@@ -3492,15 +3492,7 @@
       </w:r>
       <w:proofErr w:type="spellEnd"/>
       <w:r>
-        <w:t xml:space="preserve"> e l'adozione del pattern Model-</w:t>
-      </w:r>
-      <w:proofErr w:type="spellStart"/>
-      <w:r>
-        <w:t>View</w:t>
-      </w:r>
-      <w:proofErr w:type="spellEnd"/>
-      <w:r>
-        <w:t>-Controller (MVC).</w:t>
+        <w:t xml:space="preserve"> e l'adozione del pattern Model-View-Controller (MVC).</w:t>
       </w:r>
     </w:p>
     <w:p>
@@ -6232,14 +6224,9 @@
             <w:r>
               <w:t xml:space="preserve"> = </w:t>
             </w:r>
-            <w:proofErr w:type="spellStart"/>
             <w:proofErr w:type="gramStart"/>
             <w:r>
-              <w:t>View</w:t>
-            </w:r>
-            <w:proofErr w:type="spellEnd"/>
-            <w:r>
-              <w:t>::</w:t>
+              <w:t>View::</w:t>
             </w:r>
             <w:proofErr w:type="gramEnd"/>
             <w:r>
@@ -6534,14 +6521,9 @@
             <w:r>
               <w:t xml:space="preserve"> = </w:t>
             </w:r>
-            <w:proofErr w:type="spellStart"/>
             <w:proofErr w:type="gramStart"/>
             <w:r>
-              <w:t>View</w:t>
-            </w:r>
-            <w:proofErr w:type="spellEnd"/>
-            <w:r>
-              <w:t>::</w:t>
+              <w:t>View::</w:t>
             </w:r>
             <w:proofErr w:type="spellStart"/>
             <w:proofErr w:type="gramEnd"/>
@@ -8072,14 +8054,9 @@
             <w:r>
               <w:t xml:space="preserve"> = </w:t>
             </w:r>
-            <w:proofErr w:type="spellStart"/>
             <w:proofErr w:type="gramStart"/>
             <w:r>
-              <w:t>View</w:t>
-            </w:r>
-            <w:proofErr w:type="spellEnd"/>
-            <w:r>
-              <w:t>::</w:t>
+              <w:t>View::</w:t>
             </w:r>
             <w:proofErr w:type="gramEnd"/>
             <w:r>
@@ -8570,14 +8547,9 @@
             <w:r>
               <w:t xml:space="preserve"> = </w:t>
             </w:r>
-            <w:proofErr w:type="spellStart"/>
             <w:proofErr w:type="gramStart"/>
             <w:r>
-              <w:t>View</w:t>
-            </w:r>
-            <w:proofErr w:type="spellEnd"/>
-            <w:r>
-              <w:t>::</w:t>
+              <w:t>View::</w:t>
             </w:r>
             <w:proofErr w:type="spellStart"/>
             <w:proofErr w:type="gramEnd"/>
@@ -10300,14 +10272,9 @@
             <w:r>
               <w:t xml:space="preserve"> = </w:t>
             </w:r>
-            <w:proofErr w:type="spellStart"/>
             <w:proofErr w:type="gramStart"/>
             <w:r>
-              <w:t>View</w:t>
-            </w:r>
-            <w:proofErr w:type="spellEnd"/>
-            <w:r>
-              <w:t>::</w:t>
+              <w:t>View::</w:t>
             </w:r>
             <w:proofErr w:type="gramEnd"/>
             <w:r>
@@ -10946,14 +10913,9 @@
             <w:r>
               <w:t xml:space="preserve"> = </w:t>
             </w:r>
-            <w:proofErr w:type="spellStart"/>
             <w:proofErr w:type="gramStart"/>
             <w:r>
-              <w:t>View</w:t>
-            </w:r>
-            <w:proofErr w:type="spellEnd"/>
-            <w:r>
-              <w:t>::</w:t>
+              <w:t>View::</w:t>
             </w:r>
             <w:proofErr w:type="gramEnd"/>
             <w:r>
@@ -11115,14 +11077,9 @@
             <w:r>
               <w:t xml:space="preserve"> = </w:t>
             </w:r>
-            <w:proofErr w:type="spellStart"/>
             <w:proofErr w:type="gramStart"/>
             <w:r>
-              <w:t>View</w:t>
-            </w:r>
-            <w:proofErr w:type="spellEnd"/>
-            <w:r>
-              <w:t>::</w:t>
+              <w:t>View::</w:t>
             </w:r>
             <w:proofErr w:type="gramEnd"/>
             <w:r>
@@ -11354,14 +11311,9 @@
             <w:r>
               <w:t xml:space="preserve"> = </w:t>
             </w:r>
-            <w:proofErr w:type="spellStart"/>
             <w:proofErr w:type="gramStart"/>
             <w:r>
-              <w:t>View</w:t>
-            </w:r>
-            <w:proofErr w:type="spellEnd"/>
-            <w:r>
-              <w:t>::</w:t>
+              <w:t>View::</w:t>
             </w:r>
             <w:proofErr w:type="gramEnd"/>
             <w:r>
@@ -11522,14 +11474,9 @@
             <w:r>
               <w:t xml:space="preserve"> = </w:t>
             </w:r>
-            <w:proofErr w:type="spellStart"/>
             <w:proofErr w:type="gramStart"/>
             <w:r>
-              <w:t>View</w:t>
-            </w:r>
-            <w:proofErr w:type="spellEnd"/>
-            <w:r>
-              <w:t>::</w:t>
+              <w:t>View::</w:t>
             </w:r>
             <w:proofErr w:type="gramEnd"/>
             <w:r>
@@ -13376,14 +13323,9 @@
             <w:r>
               <w:t xml:space="preserve"> = </w:t>
             </w:r>
-            <w:proofErr w:type="spellStart"/>
             <w:proofErr w:type="gramStart"/>
             <w:r>
-              <w:t>View</w:t>
-            </w:r>
-            <w:proofErr w:type="spellEnd"/>
-            <w:r>
-              <w:t>::</w:t>
+              <w:t>View::</w:t>
             </w:r>
             <w:proofErr w:type="spellStart"/>
             <w:proofErr w:type="gramEnd"/>
@@ -13694,14 +13636,9 @@
             <w:r>
               <w:t xml:space="preserve"> = </w:t>
             </w:r>
-            <w:proofErr w:type="spellStart"/>
             <w:proofErr w:type="gramStart"/>
             <w:r>
-              <w:t>View</w:t>
-            </w:r>
-            <w:proofErr w:type="spellEnd"/>
-            <w:r>
-              <w:t>::</w:t>
+              <w:t>View::</w:t>
             </w:r>
             <w:proofErr w:type="gramEnd"/>
             <w:r>
@@ -14552,14 +14489,9 @@
             <w:r>
               <w:t xml:space="preserve"> = </w:t>
             </w:r>
-            <w:proofErr w:type="spellStart"/>
             <w:proofErr w:type="gramStart"/>
             <w:r>
-              <w:t>View</w:t>
-            </w:r>
-            <w:proofErr w:type="spellEnd"/>
-            <w:r>
-              <w:t>::</w:t>
+              <w:t>View::</w:t>
             </w:r>
             <w:proofErr w:type="gramEnd"/>
             <w:r>
@@ -14914,20 +14846,12 @@
               </w:rPr>
               <w:t xml:space="preserve"> = </w:t>
             </w:r>
-            <w:proofErr w:type="spellStart"/>
             <w:proofErr w:type="gramStart"/>
             <w:r>
               <w:rPr>
                 <w:u w:val="single"/>
               </w:rPr>
-              <w:t>View</w:t>
-            </w:r>
-            <w:proofErr w:type="spellEnd"/>
-            <w:r>
-              <w:rPr>
-                <w:u w:val="single"/>
-              </w:rPr>
-              <w:t>::</w:t>
+              <w:t>View::</w:t>
             </w:r>
             <w:proofErr w:type="gramEnd"/>
             <w:r>
@@ -15599,14 +15523,9 @@
             <w:r>
               <w:t xml:space="preserve"> = </w:t>
             </w:r>
-            <w:proofErr w:type="spellStart"/>
             <w:proofErr w:type="gramStart"/>
             <w:r>
-              <w:t>View</w:t>
-            </w:r>
-            <w:proofErr w:type="spellEnd"/>
-            <w:r>
-              <w:t>::</w:t>
+              <w:t>View::</w:t>
             </w:r>
             <w:proofErr w:type="gramEnd"/>
             <w:r>
@@ -16164,14 +16083,9 @@
             <w:r>
               <w:t xml:space="preserve"> = </w:t>
             </w:r>
-            <w:proofErr w:type="spellStart"/>
             <w:proofErr w:type="gramStart"/>
             <w:r>
-              <w:t>View</w:t>
-            </w:r>
-            <w:proofErr w:type="spellEnd"/>
-            <w:r>
-              <w:t>::</w:t>
+              <w:t>View::</w:t>
             </w:r>
             <w:proofErr w:type="gramEnd"/>
             <w:r>
@@ -18554,80 +18468,67 @@
           <w:p>
             <w:pPr>
               <w:spacing w:after="160" w:line="259" w:lineRule="auto"/>
-              <w:rPr>
-                <w:lang w:val="en-GB"/>
-              </w:rPr>
-            </w:pPr>
-            <w:r>
-              <w:rPr>
-                <w:lang w:val="en-GB"/>
-              </w:rPr>
-              <w:t>+ create(</w:t>
-            </w:r>
-            <w:proofErr w:type="spellStart"/>
-            <w:r>
-              <w:rPr>
-                <w:lang w:val="en-GB"/>
-              </w:rPr>
+            </w:pPr>
+            <w:r>
+              <w:t xml:space="preserve">+ </w:t>
+            </w:r>
+            <w:proofErr w:type="spellStart"/>
+            <w:r>
+              <w:t>create</w:t>
+            </w:r>
+            <w:r>
+              <w:t>Utente</w:t>
+            </w:r>
+            <w:proofErr w:type="spellEnd"/>
+            <w:r>
+              <w:t>(</w:t>
+            </w:r>
+            <w:proofErr w:type="spellStart"/>
+            <w:r>
               <w:t>utente:Utente</w:t>
             </w:r>
             <w:proofErr w:type="spellEnd"/>
             <w:r>
-              <w:rPr>
-                <w:lang w:val="en-GB"/>
-              </w:rPr>
-              <w:t xml:space="preserve">) : void </w:t>
+              <w:t xml:space="preserve">) : </w:t>
+            </w:r>
+            <w:proofErr w:type="spellStart"/>
+            <w:r>
+              <w:t>void</w:t>
+            </w:r>
+            <w:proofErr w:type="spellEnd"/>
+            <w:r>
+              <w:t xml:space="preserve"> </w:t>
             </w:r>
           </w:p>
           <w:p>
             <w:pPr>
               <w:spacing w:after="160" w:line="259" w:lineRule="auto"/>
-              <w:rPr>
-                <w:lang w:val="en-GB"/>
-              </w:rPr>
-            </w:pPr>
-            <w:r>
-              <w:rPr>
-                <w:lang w:val="en-GB"/>
-              </w:rPr>
+            </w:pPr>
+            <w:r>
               <w:t xml:space="preserve">+ </w:t>
             </w:r>
             <w:proofErr w:type="spellStart"/>
             <w:r>
-              <w:rPr>
-                <w:lang w:val="en-GB"/>
-              </w:rPr>
-              <w:t>findByEmail</w:t>
-            </w:r>
-            <w:proofErr w:type="spellEnd"/>
-            <w:r>
-              <w:rPr>
-                <w:lang w:val="en-GB"/>
-              </w:rPr>
+              <w:t>findB</w:t>
+            </w:r>
+            <w:r>
+              <w:t>yMatricola</w:t>
+            </w:r>
+            <w:proofErr w:type="spellEnd"/>
+            <w:r>
               <w:t>(</w:t>
             </w:r>
             <w:proofErr w:type="spellStart"/>
             <w:r>
-              <w:rPr>
-                <w:lang w:val="en-GB"/>
-              </w:rPr>
-              <w:t>email:String</w:t>
-            </w:r>
-            <w:proofErr w:type="spellEnd"/>
-            <w:r>
-              <w:rPr>
-                <w:lang w:val="en-GB"/>
-              </w:rPr>
-              <w:t xml:space="preserve">) : </w:t>
-            </w:r>
-            <w:proofErr w:type="spellStart"/>
-            <w:r>
-              <w:rPr>
-                <w:lang w:val="en-GB"/>
-              </w:rPr>
-              <w:t>Utente</w:t>
-            </w:r>
-            <w:proofErr w:type="spellEnd"/>
+              <w:t>matricola</w:t>
+            </w:r>
+            <w:r>
+              <w:t>:String</w:t>
+            </w:r>
+            <w:proofErr w:type="spellEnd"/>
+            <w:r>
+              <w:t>) : Utente</w:t>
+            </w:r>
           </w:p>
           <w:p>
             <w:pPr>
@@ -18743,7 +18644,27 @@
               <w:rPr>
                 <w:lang w:val="en-GB"/>
               </w:rPr>
-              <w:t>+create(</w:t>
+              <w:t>+</w:t>
+            </w:r>
+            <w:proofErr w:type="spellStart"/>
+            <w:r>
+              <w:rPr>
+                <w:lang w:val="en-GB"/>
+              </w:rPr>
+              <w:t>create</w:t>
+            </w:r>
+            <w:r>
+              <w:rPr>
+                <w:lang w:val="en-GB"/>
+              </w:rPr>
+              <w:t>Utente</w:t>
+            </w:r>
+            <w:proofErr w:type="spellEnd"/>
+            <w:r>
+              <w:rPr>
+                <w:lang w:val="en-GB"/>
+              </w:rPr>
+              <w:t>(</w:t>
             </w:r>
             <w:proofErr w:type="spellStart"/>
             <w:r>
@@ -18829,9 +18750,17 @@
             <w:r>
               <w:t>::</w:t>
             </w:r>
+            <w:proofErr w:type="spellStart"/>
             <w:proofErr w:type="gramEnd"/>
             <w:r>
-              <w:t>create(</w:t>
+              <w:t>create</w:t>
+            </w:r>
+            <w:r>
+              <w:t>Utente</w:t>
+            </w:r>
+            <w:proofErr w:type="spellEnd"/>
+            <w:r>
+              <w:t>(</w:t>
             </w:r>
             <w:proofErr w:type="spellStart"/>
             <w:r>
@@ -18896,9 +18825,17 @@
             <w:r>
               <w:t>::</w:t>
             </w:r>
+            <w:proofErr w:type="spellStart"/>
             <w:proofErr w:type="gramEnd"/>
             <w:r>
-              <w:t>create(</w:t>
+              <w:t>create</w:t>
+            </w:r>
+            <w:r>
+              <w:t>Utente</w:t>
+            </w:r>
+            <w:proofErr w:type="spellEnd"/>
+            <w:r>
+              <w:t>(</w:t>
             </w:r>
             <w:proofErr w:type="spellStart"/>
             <w:r>
@@ -18984,7 +18921,13 @@
               <w:rPr>
                 <w:lang w:val="en-GB"/>
               </w:rPr>
-              <w:t>findByEmail</w:t>
+              <w:t>findB</w:t>
+            </w:r>
+            <w:r>
+              <w:rPr>
+                <w:lang w:val="en-GB"/>
+              </w:rPr>
+              <w:t>yMatricola</w:t>
             </w:r>
             <w:proofErr w:type="spellEnd"/>
             <w:r>
@@ -18998,7 +18941,13 @@
               <w:rPr>
                 <w:lang w:val="en-GB"/>
               </w:rPr>
-              <w:t>email:String</w:t>
+              <w:t>matricola</w:t>
+            </w:r>
+            <w:r>
+              <w:rPr>
+                <w:lang w:val="en-GB"/>
+              </w:rPr>
+              <w:t>:String</w:t>
             </w:r>
             <w:proofErr w:type="spellEnd"/>
             <w:r>
@@ -19044,11 +18993,9 @@
             <w:r>
               <w:t xml:space="preserve">Recupera un utente tramite la sua </w:t>
             </w:r>
-            <w:proofErr w:type="gramStart"/>
-            <w:r>
-              <w:t>email</w:t>
-            </w:r>
-            <w:proofErr w:type="gramEnd"/>
+            <w:r>
+              <w:t>matricola</w:t>
+            </w:r>
           </w:p>
         </w:tc>
       </w:tr>
@@ -19073,58 +19020,45 @@
           <w:p>
             <w:pPr>
               <w:spacing w:after="160" w:line="259" w:lineRule="auto"/>
-              <w:rPr>
-                <w:lang w:val="en-GB"/>
-              </w:rPr>
-            </w:pPr>
-            <w:r>
-              <w:rPr>
-                <w:lang w:val="en-GB"/>
-              </w:rPr>
-              <w:t xml:space="preserve">Context </w:t>
+            </w:pPr>
+            <w:proofErr w:type="spellStart"/>
+            <w:r>
+              <w:t>Context</w:t>
+            </w:r>
+            <w:proofErr w:type="spellEnd"/>
+            <w:r>
+              <w:t xml:space="preserve"> </w:t>
             </w:r>
             <w:proofErr w:type="spellStart"/>
             <w:proofErr w:type="gramStart"/>
             <w:r>
-              <w:rPr>
-                <w:lang w:val="en-GB"/>
-              </w:rPr>
               <w:t>UtenteDAO</w:t>
             </w:r>
             <w:proofErr w:type="spellEnd"/>
             <w:r>
-              <w:rPr>
-                <w:lang w:val="en-GB"/>
-              </w:rPr>
               <w:t>::</w:t>
             </w:r>
             <w:proofErr w:type="spellStart"/>
             <w:proofErr w:type="gramEnd"/>
             <w:r>
-              <w:rPr>
-                <w:lang w:val="en-GB"/>
-              </w:rPr>
-              <w:t>findByEmail</w:t>
-            </w:r>
-            <w:proofErr w:type="spellEnd"/>
-            <w:r>
-              <w:rPr>
-                <w:lang w:val="en-GB"/>
-              </w:rPr>
+              <w:t>findBy</w:t>
+            </w:r>
+            <w:r>
+              <w:t>Matricola</w:t>
+            </w:r>
+            <w:proofErr w:type="spellEnd"/>
+            <w:r>
               <w:t>(</w:t>
             </w:r>
             <w:proofErr w:type="spellStart"/>
             <w:r>
-              <w:rPr>
-                <w:lang w:val="en-GB"/>
-              </w:rPr>
-              <w:t>email:String</w:t>
-            </w:r>
-            <w:proofErr w:type="spellEnd"/>
-            <w:r>
-              <w:rPr>
-                <w:lang w:val="en-GB"/>
-              </w:rPr>
+              <w:t>matricola</w:t>
+            </w:r>
+            <w:r>
+              <w:t>:String</w:t>
+            </w:r>
+            <w:proofErr w:type="spellEnd"/>
+            <w:r>
               <w:t xml:space="preserve">) </w:t>
             </w:r>
           </w:p>
@@ -19135,11 +19069,25 @@
                 <w:lang w:val="en-GB"/>
               </w:rPr>
             </w:pPr>
-            <w:r>
-              <w:rPr>
-                <w:lang w:val="en-GB"/>
-              </w:rPr>
-              <w:t>Email &lt;&gt; null</w:t>
+            <w:proofErr w:type="spellStart"/>
+            <w:r>
+              <w:rPr>
+                <w:lang w:val="en-GB"/>
+              </w:rPr>
+              <w:t>matricola</w:t>
+            </w:r>
+            <w:proofErr w:type="spellEnd"/>
+            <w:r>
+              <w:rPr>
+                <w:lang w:val="en-GB"/>
+              </w:rPr>
+              <w:t xml:space="preserve"> </w:t>
+            </w:r>
+            <w:r>
+              <w:rPr>
+                <w:lang w:val="en-GB"/>
+              </w:rPr>
+              <w:t>&lt;&gt; null</w:t>
             </w:r>
           </w:p>
         </w:tc>
@@ -19165,58 +19113,45 @@
           <w:p>
             <w:pPr>
               <w:spacing w:after="160" w:line="259" w:lineRule="auto"/>
-              <w:rPr>
-                <w:lang w:val="en-GB"/>
-              </w:rPr>
-            </w:pPr>
-            <w:r>
-              <w:rPr>
-                <w:lang w:val="en-GB"/>
-              </w:rPr>
-              <w:t xml:space="preserve">Context </w:t>
+            </w:pPr>
+            <w:proofErr w:type="spellStart"/>
+            <w:r>
+              <w:t>Context</w:t>
+            </w:r>
+            <w:proofErr w:type="spellEnd"/>
+            <w:r>
+              <w:t xml:space="preserve"> </w:t>
             </w:r>
             <w:proofErr w:type="spellStart"/>
             <w:proofErr w:type="gramStart"/>
             <w:r>
-              <w:rPr>
-                <w:lang w:val="en-GB"/>
-              </w:rPr>
               <w:t>UtenteDAO</w:t>
             </w:r>
             <w:proofErr w:type="spellEnd"/>
             <w:r>
-              <w:rPr>
-                <w:lang w:val="en-GB"/>
-              </w:rPr>
               <w:t>::</w:t>
             </w:r>
             <w:proofErr w:type="spellStart"/>
             <w:proofErr w:type="gramEnd"/>
             <w:r>
-              <w:rPr>
-                <w:lang w:val="en-GB"/>
-              </w:rPr>
-              <w:t>findByEmail</w:t>
-            </w:r>
-            <w:proofErr w:type="spellEnd"/>
-            <w:r>
-              <w:rPr>
-                <w:lang w:val="en-GB"/>
-              </w:rPr>
+              <w:t>findBy</w:t>
+            </w:r>
+            <w:r>
+              <w:t>Matricola</w:t>
+            </w:r>
+            <w:proofErr w:type="spellEnd"/>
+            <w:r>
               <w:t>(</w:t>
             </w:r>
             <w:proofErr w:type="spellStart"/>
             <w:r>
-              <w:rPr>
-                <w:lang w:val="en-GB"/>
-              </w:rPr>
-              <w:t>email:String</w:t>
-            </w:r>
-            <w:proofErr w:type="spellEnd"/>
-            <w:r>
-              <w:rPr>
-                <w:lang w:val="en-GB"/>
-              </w:rPr>
+              <w:t>matricola</w:t>
+            </w:r>
+            <w:r>
+              <w:t>:String</w:t>
+            </w:r>
+            <w:proofErr w:type="spellEnd"/>
+            <w:r>
               <w:t xml:space="preserve">) </w:t>
             </w:r>
           </w:p>
@@ -19252,14 +19187,40 @@
               <w:rPr>
                 <w:lang w:val="en-GB"/>
               </w:rPr>
-              <w:t>u.email</w:t>
-            </w:r>
-            <w:proofErr w:type="spellEnd"/>
-            <w:r>
-              <w:rPr>
-                <w:lang w:val="en-GB"/>
-              </w:rPr>
-              <w:t xml:space="preserve"> = email)</w:t>
+              <w:t>u.</w:t>
+            </w:r>
+            <w:r>
+              <w:rPr>
+                <w:lang w:val="en-GB"/>
+              </w:rPr>
+              <w:t>matricola</w:t>
+            </w:r>
+            <w:proofErr w:type="spellEnd"/>
+            <w:r>
+              <w:rPr>
+                <w:lang w:val="en-GB"/>
+              </w:rPr>
+              <w:t xml:space="preserve"> =</w:t>
+            </w:r>
+            <w:r>
+              <w:rPr>
+                <w:lang w:val="en-GB"/>
+              </w:rPr>
+              <w:t xml:space="preserve"> </w:t>
+            </w:r>
+            <w:proofErr w:type="spellStart"/>
+            <w:r>
+              <w:rPr>
+                <w:lang w:val="en-GB"/>
+              </w:rPr>
+              <w:t>matricola</w:t>
+            </w:r>
+            <w:proofErr w:type="spellEnd"/>
+            <w:r>
+              <w:rPr>
+                <w:lang w:val="en-GB"/>
+              </w:rPr>
+              <w:t>)</w:t>
             </w:r>
           </w:p>
         </w:tc>
@@ -22695,12 +22656,14 @@
             </w:rPr>
             <w:t xml:space="preserve">Object Design </w:t>
           </w:r>
+          <w:proofErr w:type="spellStart"/>
           <w:r>
             <w:rPr>
               <w:sz w:val="20"/>
             </w:rPr>
             <w:t>Document</w:t>
           </w:r>
+          <w:proofErr w:type="spellEnd"/>
         </w:p>
       </w:tc>
       <w:tc>

--- a/Workspace/ODD/ODD_EWMS.docx
+++ b/Workspace/ODD/ODD_EWMS.docx
@@ -189,7 +189,7 @@
           <w:sz w:val="36"/>
           <w:lang w:val="en-GB"/>
         </w:rPr>
-        <w:t>0</w:t>
+        <w:t>1</w:t>
       </w:r>
       <w:r>
         <w:rPr>
@@ -316,7 +316,31 @@
         <w:rPr>
           <w:sz w:val="32"/>
         </w:rPr>
-        <w:t>15/12/2025</w:t>
+        <w:t>22</w:t>
+      </w:r>
+      <w:r>
+        <w:rPr>
+          <w:sz w:val="32"/>
+        </w:rPr>
+        <w:t>/</w:t>
+      </w:r>
+      <w:r>
+        <w:rPr>
+          <w:sz w:val="32"/>
+        </w:rPr>
+        <w:t>01</w:t>
+      </w:r>
+      <w:r>
+        <w:rPr>
+          <w:sz w:val="32"/>
+        </w:rPr>
+        <w:t>/202</w:t>
+      </w:r>
+      <w:r>
+        <w:rPr>
+          <w:sz w:val="32"/>
+        </w:rPr>
+        <w:t>6</w:t>
       </w:r>
     </w:p>
     <w:p>
@@ -1323,6 +1347,12 @@
                 <w:sz w:val="20"/>
               </w:rPr>
             </w:pPr>
+            <w:r>
+              <w:rPr>
+                <w:sz w:val="20"/>
+              </w:rPr>
+              <w:t>22/01/2026</w:t>
+            </w:r>
           </w:p>
         </w:tc>
         <w:tc>
@@ -1342,6 +1372,12 @@
                 <w:sz w:val="20"/>
               </w:rPr>
             </w:pPr>
+            <w:r>
+              <w:rPr>
+                <w:sz w:val="20"/>
+              </w:rPr>
+              <w:t>1.1</w:t>
+            </w:r>
           </w:p>
         </w:tc>
         <w:tc>
@@ -1356,11 +1392,50 @@
           <w:p>
             <w:pPr>
               <w:pStyle w:val="Contenutotabella"/>
-              <w:jc w:val="center"/>
               <w:rPr>
                 <w:sz w:val="20"/>
               </w:rPr>
             </w:pPr>
+            <w:r>
+              <w:rPr>
+                <w:sz w:val="20"/>
+              </w:rPr>
+              <w:t>Modificat</w:t>
+            </w:r>
+            <w:r>
+              <w:rPr>
+                <w:sz w:val="20"/>
+              </w:rPr>
+              <w:t xml:space="preserve">e e aggiunti nuovi metodi </w:t>
+            </w:r>
+            <w:r>
+              <w:rPr>
+                <w:sz w:val="20"/>
+              </w:rPr>
+              <w:t xml:space="preserve">per </w:t>
+            </w:r>
+            <w:proofErr w:type="spellStart"/>
+            <w:r>
+              <w:rPr>
+                <w:sz w:val="20"/>
+              </w:rPr>
+              <w:t>UtenteDAO</w:t>
+            </w:r>
+            <w:proofErr w:type="spellEnd"/>
+            <w:r>
+              <w:rPr>
+                <w:sz w:val="20"/>
+              </w:rPr>
+              <w:t xml:space="preserve"> e </w:t>
+            </w:r>
+            <w:proofErr w:type="spellStart"/>
+            <w:r>
+              <w:rPr>
+                <w:sz w:val="20"/>
+              </w:rPr>
+              <w:t>TaskDAO</w:t>
+            </w:r>
+            <w:proofErr w:type="spellEnd"/>
           </w:p>
         </w:tc>
         <w:tc>
@@ -1376,11 +1451,16 @@
           <w:p>
             <w:pPr>
               <w:pStyle w:val="Contenutotabella"/>
-              <w:jc w:val="center"/>
               <w:rPr>
                 <w:sz w:val="20"/>
               </w:rPr>
             </w:pPr>
+            <w:r>
+              <w:rPr>
+                <w:sz w:val="20"/>
+              </w:rPr>
+              <w:t>Giovanni Robustelli</w:t>
+            </w:r>
           </w:p>
         </w:tc>
       </w:tr>
@@ -3024,15 +3104,7 @@
     </w:p>
     <w:p>
       <w:r>
-        <w:t xml:space="preserve">Per quanto riguarda la manutenzione del sistema, se ne occuperà </w:t>
-      </w:r>
-      <w:proofErr w:type="gramStart"/>
-      <w:r>
-        <w:t>il team</w:t>
-      </w:r>
-      <w:proofErr w:type="gramEnd"/>
-      <w:r>
-        <w:t xml:space="preserve"> di sviluppo originale (vedi RAD, 3.3.4 </w:t>
+        <w:t xml:space="preserve">Per quanto riguarda la manutenzione del sistema, se ne occuperà il team di sviluppo originale (vedi RAD, 3.3.4 </w:t>
       </w:r>
       <w:proofErr w:type="spellStart"/>
       <w:r>
@@ -3357,15 +3429,7 @@
     </w:p>
     <w:p>
       <w:r>
-        <w:t xml:space="preserve">le eccezioni non sono previste come meccanismo di controllo del flusso della fruibilità del sistema ma solo come segnalazioni di condizioni anomale, che potranno essere risolte o comprese anche tramite consulenza </w:t>
-      </w:r>
-      <w:proofErr w:type="gramStart"/>
-      <w:r>
-        <w:t>al team</w:t>
-      </w:r>
-      <w:proofErr w:type="gramEnd"/>
-      <w:r>
-        <w:t xml:space="preserve"> di sviluppo.</w:t>
+        <w:t>le eccezioni non sono previste come meccanismo di controllo del flusso della fruibilità del sistema ma solo come segnalazioni di condizioni anomale, che potranno essere risolte o comprese anche tramite consulenza al team di sviluppo.</w:t>
       </w:r>
     </w:p>
     <w:p>
@@ -3393,15 +3457,7 @@
       </w:r>
       <w:proofErr w:type="spellEnd"/>
       <w:r>
-        <w:t xml:space="preserve"> e post-condizioni </w:t>
-      </w:r>
-      <w:proofErr w:type="gramStart"/>
-      <w:r>
-        <w:t>e</w:t>
-      </w:r>
-      <w:proofErr w:type="gramEnd"/>
-      <w:r>
-        <w:t xml:space="preserve"> eventuali eccezioni che potrebbero essere sollevate.</w:t>
+        <w:t xml:space="preserve"> e post-condizioni e eventuali eccezioni che potrebbero essere sollevate.</w:t>
       </w:r>
     </w:p>
     <w:p/>
@@ -4757,28 +4813,14 @@
               <w:rPr>
                 <w:lang w:val="en-GB"/>
               </w:rPr>
-              <w:t>Context:</w:t>
-            </w:r>
-            <w:proofErr w:type="gramStart"/>
-            <w:r>
-              <w:rPr>
-                <w:lang w:val="en-GB"/>
-              </w:rPr>
-              <w:t>SessionService</w:t>
-            </w:r>
-            <w:proofErr w:type="spellEnd"/>
-            <w:r>
-              <w:rPr>
-                <w:lang w:val="en-GB"/>
-              </w:rPr>
-              <w:t>::</w:t>
-            </w:r>
-            <w:proofErr w:type="gramEnd"/>
-            <w:r>
-              <w:rPr>
-                <w:lang w:val="en-GB"/>
-              </w:rPr>
-              <w:t>login</w:t>
+              <w:t>Context:SessionService</w:t>
+            </w:r>
+            <w:proofErr w:type="spellEnd"/>
+            <w:r>
+              <w:rPr>
+                <w:lang w:val="en-GB"/>
+              </w:rPr>
+              <w:t>::login</w:t>
             </w:r>
           </w:p>
           <w:p>
@@ -4832,28 +4874,14 @@
               <w:rPr>
                 <w:lang w:val="en-GB"/>
               </w:rPr>
-              <w:t>Context:</w:t>
-            </w:r>
-            <w:proofErr w:type="gramStart"/>
-            <w:r>
-              <w:rPr>
-                <w:lang w:val="en-GB"/>
-              </w:rPr>
-              <w:t>SessionService</w:t>
-            </w:r>
-            <w:proofErr w:type="spellEnd"/>
-            <w:r>
-              <w:rPr>
-                <w:lang w:val="en-GB"/>
-              </w:rPr>
-              <w:t>::</w:t>
-            </w:r>
-            <w:proofErr w:type="gramEnd"/>
-            <w:r>
-              <w:rPr>
-                <w:lang w:val="en-GB"/>
-              </w:rPr>
-              <w:t>login</w:t>
+              <w:t>Context:SessionService</w:t>
+            </w:r>
+            <w:proofErr w:type="spellEnd"/>
+            <w:r>
+              <w:rPr>
+                <w:lang w:val="en-GB"/>
+              </w:rPr>
+              <w:t>::login</w:t>
             </w:r>
           </w:p>
           <w:p>
@@ -5045,28 +5073,14 @@
               <w:rPr>
                 <w:lang w:val="en-GB"/>
               </w:rPr>
-              <w:t>Context:</w:t>
-            </w:r>
-            <w:proofErr w:type="gramStart"/>
-            <w:r>
-              <w:rPr>
-                <w:lang w:val="en-GB"/>
-              </w:rPr>
-              <w:t>SessionService</w:t>
-            </w:r>
-            <w:proofErr w:type="spellEnd"/>
-            <w:r>
-              <w:rPr>
-                <w:lang w:val="en-GB"/>
-              </w:rPr>
-              <w:t>::</w:t>
-            </w:r>
-            <w:proofErr w:type="gramEnd"/>
-            <w:r>
-              <w:rPr>
-                <w:lang w:val="en-GB"/>
-              </w:rPr>
-              <w:t>logout</w:t>
+              <w:t>Context:SessionService</w:t>
+            </w:r>
+            <w:proofErr w:type="spellEnd"/>
+            <w:r>
+              <w:rPr>
+                <w:lang w:val="en-GB"/>
+              </w:rPr>
+              <w:t>::logout</w:t>
             </w:r>
           </w:p>
           <w:p>
@@ -5146,28 +5160,14 @@
               <w:rPr>
                 <w:lang w:val="en-GB"/>
               </w:rPr>
-              <w:t>Context:</w:t>
-            </w:r>
-            <w:proofErr w:type="gramStart"/>
-            <w:r>
-              <w:rPr>
-                <w:lang w:val="en-GB"/>
-              </w:rPr>
-              <w:t>SessionService</w:t>
-            </w:r>
-            <w:proofErr w:type="spellEnd"/>
-            <w:r>
-              <w:rPr>
-                <w:lang w:val="en-GB"/>
-              </w:rPr>
-              <w:t>::</w:t>
-            </w:r>
-            <w:proofErr w:type="gramEnd"/>
-            <w:r>
-              <w:rPr>
-                <w:lang w:val="en-GB"/>
-              </w:rPr>
-              <w:t>logout</w:t>
+              <w:t>Context:SessionService</w:t>
+            </w:r>
+            <w:proofErr w:type="spellEnd"/>
+            <w:r>
+              <w:rPr>
+                <w:lang w:val="en-GB"/>
+              </w:rPr>
+              <w:t>::logout</w:t>
             </w:r>
           </w:p>
           <w:p>
@@ -5961,14 +5961,7 @@
               <w:rPr>
                 <w:lang w:val="en-GB"/>
               </w:rPr>
-              <w:t>Context:</w:t>
-            </w:r>
-            <w:proofErr w:type="gramStart"/>
-            <w:r>
-              <w:rPr>
-                <w:lang w:val="en-GB"/>
-              </w:rPr>
-              <w:t>PersonalProfileService</w:t>
+              <w:t>Context:PersonalProfileService</w:t>
             </w:r>
             <w:proofErr w:type="spellEnd"/>
             <w:r>
@@ -5978,7 +5971,6 @@
               <w:t>::</w:t>
             </w:r>
             <w:proofErr w:type="spellStart"/>
-            <w:proofErr w:type="gramEnd"/>
             <w:r>
               <w:rPr>
                 <w:lang w:val="en-GB"/>
@@ -6098,14 +6090,7 @@
               <w:rPr>
                 <w:lang w:val="en-GB"/>
               </w:rPr>
-              <w:t>Context:</w:t>
-            </w:r>
-            <w:proofErr w:type="gramStart"/>
-            <w:r>
-              <w:rPr>
-                <w:lang w:val="en-GB"/>
-              </w:rPr>
-              <w:t>PersonalProfileService</w:t>
+              <w:t>Context:PersonalProfileService</w:t>
             </w:r>
             <w:proofErr w:type="spellEnd"/>
             <w:r>
@@ -6115,7 +6100,6 @@
               <w:t>::</w:t>
             </w:r>
             <w:proofErr w:type="spellStart"/>
-            <w:proofErr w:type="gramEnd"/>
             <w:r>
               <w:rPr>
                 <w:lang w:val="en-GB"/>
@@ -6222,15 +6206,7 @@
             </w:r>
             <w:proofErr w:type="spellEnd"/>
             <w:r>
-              <w:t xml:space="preserve"> = </w:t>
-            </w:r>
-            <w:proofErr w:type="gramStart"/>
-            <w:r>
-              <w:t>View::</w:t>
-            </w:r>
-            <w:proofErr w:type="gramEnd"/>
-            <w:r>
-              <w:t>Profilo</w:t>
+              <w:t xml:space="preserve"> = View::Profilo</w:t>
             </w:r>
           </w:p>
         </w:tc>
@@ -6408,14 +6384,7 @@
               <w:rPr>
                 <w:lang w:val="en-GB"/>
               </w:rPr>
-              <w:t>Context:</w:t>
-            </w:r>
-            <w:proofErr w:type="gramStart"/>
-            <w:r>
-              <w:rPr>
-                <w:lang w:val="en-GB"/>
-              </w:rPr>
-              <w:t>PersonalProfileService</w:t>
+              <w:t>Context:PersonalProfileService</w:t>
             </w:r>
             <w:proofErr w:type="spellEnd"/>
             <w:r>
@@ -6425,7 +6394,6 @@
               <w:t>::</w:t>
             </w:r>
             <w:proofErr w:type="spellStart"/>
-            <w:proofErr w:type="gramEnd"/>
             <w:r>
               <w:rPr>
                 <w:lang w:val="en-GB"/>
@@ -6519,14 +6487,9 @@
             </w:r>
             <w:proofErr w:type="spellEnd"/>
             <w:r>
-              <w:t xml:space="preserve"> = </w:t>
-            </w:r>
-            <w:proofErr w:type="gramStart"/>
-            <w:r>
-              <w:t>View::</w:t>
-            </w:r>
-            <w:proofErr w:type="spellStart"/>
-            <w:proofErr w:type="gramEnd"/>
+              <w:t xml:space="preserve"> = View::</w:t>
+            </w:r>
+            <w:proofErr w:type="spellStart"/>
             <w:r>
               <w:t>Profile</w:t>
             </w:r>
@@ -6571,14 +6534,7 @@
               <w:rPr>
                 <w:lang w:val="en-GB"/>
               </w:rPr>
-              <w:t>Context:</w:t>
-            </w:r>
-            <w:proofErr w:type="gramStart"/>
-            <w:r>
-              <w:rPr>
-                <w:lang w:val="en-GB"/>
-              </w:rPr>
-              <w:t>PersonalProfileService</w:t>
+              <w:t>Context:PersonalProfileService</w:t>
             </w:r>
             <w:proofErr w:type="spellEnd"/>
             <w:r>
@@ -6588,7 +6544,6 @@
               <w:t>::</w:t>
             </w:r>
             <w:proofErr w:type="spellStart"/>
-            <w:proofErr w:type="gramEnd"/>
             <w:r>
               <w:rPr>
                 <w:lang w:val="en-GB"/>
@@ -6696,17 +6651,9 @@
               <w:rPr>
                 <w:lang w:val="en-GB"/>
               </w:rPr>
-              <w:t xml:space="preserve"> = </w:t>
-            </w:r>
-            <w:proofErr w:type="gramStart"/>
-            <w:r>
-              <w:rPr>
-                <w:lang w:val="en-GB"/>
-              </w:rPr>
-              <w:t>View::</w:t>
-            </w:r>
-            <w:proofErr w:type="spellStart"/>
-            <w:proofErr w:type="gramEnd"/>
+              <w:t xml:space="preserve"> = View::</w:t>
+            </w:r>
+            <w:proofErr w:type="spellStart"/>
             <w:r>
               <w:rPr>
                 <w:lang w:val="en-GB"/>
@@ -7319,14 +7266,7 @@
               <w:rPr>
                 <w:lang w:val="en-GB"/>
               </w:rPr>
-              <w:t>Context:</w:t>
-            </w:r>
-            <w:proofErr w:type="gramStart"/>
-            <w:r>
-              <w:rPr>
-                <w:lang w:val="en-GB"/>
-              </w:rPr>
-              <w:t>ProfileManagementService</w:t>
+              <w:t>Context:ProfileManagementService</w:t>
             </w:r>
             <w:proofErr w:type="spellEnd"/>
             <w:r>
@@ -7336,7 +7276,6 @@
               <w:t>::</w:t>
             </w:r>
             <w:proofErr w:type="spellStart"/>
-            <w:proofErr w:type="gramEnd"/>
             <w:r>
               <w:rPr>
                 <w:lang w:val="en-GB"/>
@@ -7431,17 +7370,9 @@
               <w:rPr>
                 <w:lang w:val="en-GB"/>
               </w:rPr>
-              <w:t xml:space="preserve"> = </w:t>
-            </w:r>
-            <w:proofErr w:type="gramStart"/>
-            <w:r>
-              <w:rPr>
-                <w:lang w:val="en-GB"/>
-              </w:rPr>
-              <w:t>role::</w:t>
-            </w:r>
-            <w:proofErr w:type="spellStart"/>
-            <w:proofErr w:type="gramEnd"/>
+              <w:t xml:space="preserve"> = role::</w:t>
+            </w:r>
+            <w:proofErr w:type="spellStart"/>
             <w:r>
               <w:rPr>
                 <w:lang w:val="en-GB"/>
@@ -7480,17 +7411,9 @@
               <w:rPr>
                 <w:lang w:val="en-GB"/>
               </w:rPr>
-              <w:t xml:space="preserve"> = </w:t>
-            </w:r>
-            <w:proofErr w:type="gramStart"/>
-            <w:r>
-              <w:rPr>
-                <w:lang w:val="en-GB"/>
-              </w:rPr>
-              <w:t>View::</w:t>
-            </w:r>
-            <w:proofErr w:type="spellStart"/>
-            <w:proofErr w:type="gramEnd"/>
+              <w:t xml:space="preserve"> = View::</w:t>
+            </w:r>
+            <w:proofErr w:type="spellStart"/>
             <w:r>
               <w:rPr>
                 <w:lang w:val="en-GB"/>
@@ -7528,14 +7451,7 @@
               <w:rPr>
                 <w:lang w:val="en-GB"/>
               </w:rPr>
-              <w:t>Context:</w:t>
-            </w:r>
-            <w:proofErr w:type="gramStart"/>
-            <w:r>
-              <w:rPr>
-                <w:lang w:val="en-GB"/>
-              </w:rPr>
-              <w:t>ProfileManagementService</w:t>
+              <w:t>Context:ProfileManagementService</w:t>
             </w:r>
             <w:proofErr w:type="spellEnd"/>
             <w:r>
@@ -7545,7 +7461,6 @@
               <w:t>::</w:t>
             </w:r>
             <w:proofErr w:type="spellStart"/>
-            <w:proofErr w:type="gramEnd"/>
             <w:r>
               <w:rPr>
                 <w:lang w:val="en-GB"/>
@@ -7639,14 +7554,9 @@
             </w:r>
             <w:proofErr w:type="spellStart"/>
             <w:r>
-              <w:t>account.</w:t>
-            </w:r>
-            <w:proofErr w:type="gramStart"/>
-            <w:r>
-              <w:t>nomeUtente</w:t>
-            </w:r>
-            <w:proofErr w:type="spellEnd"/>
-            <w:proofErr w:type="gramEnd"/>
+              <w:t>account.nomeUtente</w:t>
+            </w:r>
+            <w:proofErr w:type="spellEnd"/>
             <w:r>
               <w:t xml:space="preserve"> and</w:t>
             </w:r>
@@ -7771,14 +7681,7 @@
               <w:rPr>
                 <w:lang w:val="en-GB"/>
               </w:rPr>
-              <w:t>Context:</w:t>
-            </w:r>
-            <w:proofErr w:type="gramStart"/>
-            <w:r>
-              <w:rPr>
-                <w:lang w:val="en-GB"/>
-              </w:rPr>
-              <w:t>ProfileManagementService</w:t>
+              <w:t>Context:ProfileManagementService</w:t>
             </w:r>
             <w:proofErr w:type="spellEnd"/>
             <w:r>
@@ -7788,7 +7691,6 @@
               <w:t>::</w:t>
             </w:r>
             <w:proofErr w:type="spellStart"/>
-            <w:proofErr w:type="gramEnd"/>
             <w:r>
               <w:rPr>
                 <w:lang w:val="en-GB"/>
@@ -7869,17 +7771,9 @@
               <w:rPr>
                 <w:lang w:val="en-GB"/>
               </w:rPr>
-              <w:t xml:space="preserve"> = </w:t>
-            </w:r>
-            <w:proofErr w:type="gramStart"/>
-            <w:r>
-              <w:rPr>
-                <w:lang w:val="en-GB"/>
-              </w:rPr>
-              <w:t>role::</w:t>
-            </w:r>
-            <w:proofErr w:type="spellStart"/>
-            <w:proofErr w:type="gramEnd"/>
+              <w:t xml:space="preserve"> = role::</w:t>
+            </w:r>
+            <w:proofErr w:type="spellStart"/>
             <w:r>
               <w:rPr>
                 <w:lang w:val="en-GB"/>
@@ -7918,21 +7812,7 @@
               <w:rPr>
                 <w:lang w:val="en-GB"/>
               </w:rPr>
-              <w:t xml:space="preserve"> = </w:t>
-            </w:r>
-            <w:proofErr w:type="gramStart"/>
-            <w:r>
-              <w:rPr>
-                <w:lang w:val="en-GB"/>
-              </w:rPr>
-              <w:t>View::</w:t>
-            </w:r>
-            <w:proofErr w:type="gramEnd"/>
-            <w:r>
-              <w:rPr>
-                <w:lang w:val="en-GB"/>
-              </w:rPr>
-              <w:t>Homepage</w:t>
+              <w:t xml:space="preserve"> = View::Homepage</w:t>
             </w:r>
           </w:p>
         </w:tc>
@@ -7964,14 +7844,7 @@
               <w:rPr>
                 <w:lang w:val="en-GB"/>
               </w:rPr>
-              <w:t>Context:</w:t>
-            </w:r>
-            <w:proofErr w:type="gramStart"/>
-            <w:r>
-              <w:rPr>
-                <w:lang w:val="en-GB"/>
-              </w:rPr>
-              <w:t>ProfileManagementService</w:t>
+              <w:t>Context:ProfileManagementService</w:t>
             </w:r>
             <w:proofErr w:type="spellEnd"/>
             <w:r>
@@ -7981,7 +7854,6 @@
               <w:t>::</w:t>
             </w:r>
             <w:proofErr w:type="spellStart"/>
-            <w:proofErr w:type="gramEnd"/>
             <w:r>
               <w:rPr>
                 <w:lang w:val="en-GB"/>
@@ -8052,15 +7924,7 @@
             </w:r>
             <w:proofErr w:type="spellEnd"/>
             <w:r>
-              <w:t xml:space="preserve"> = </w:t>
-            </w:r>
-            <w:proofErr w:type="gramStart"/>
-            <w:r>
-              <w:t>View::</w:t>
-            </w:r>
-            <w:proofErr w:type="gramEnd"/>
-            <w:r>
-              <w:t>Profilo</w:t>
+              <w:t xml:space="preserve"> = View::Profilo</w:t>
             </w:r>
           </w:p>
         </w:tc>
@@ -8171,14 +8035,7 @@
               <w:rPr>
                 <w:lang w:val="en-GB"/>
               </w:rPr>
-              <w:t>Context:</w:t>
-            </w:r>
-            <w:proofErr w:type="gramStart"/>
-            <w:r>
-              <w:rPr>
-                <w:lang w:val="en-GB"/>
-              </w:rPr>
-              <w:t>ProfileManagementService</w:t>
+              <w:t>Context:ProfileManagementService</w:t>
             </w:r>
             <w:proofErr w:type="spellEnd"/>
             <w:r>
@@ -8188,7 +8045,6 @@
               <w:t>::</w:t>
             </w:r>
             <w:proofErr w:type="spellStart"/>
-            <w:proofErr w:type="gramEnd"/>
             <w:r>
               <w:rPr>
                 <w:lang w:val="en-GB"/>
@@ -8283,17 +8139,9 @@
               <w:rPr>
                 <w:lang w:val="en-GB"/>
               </w:rPr>
-              <w:t xml:space="preserve"> = </w:t>
-            </w:r>
-            <w:proofErr w:type="gramStart"/>
-            <w:r>
-              <w:rPr>
-                <w:lang w:val="en-GB"/>
-              </w:rPr>
-              <w:t>role::</w:t>
-            </w:r>
-            <w:proofErr w:type="spellStart"/>
-            <w:proofErr w:type="gramEnd"/>
+              <w:t xml:space="preserve"> = role::</w:t>
+            </w:r>
+            <w:proofErr w:type="spellStart"/>
             <w:r>
               <w:rPr>
                 <w:lang w:val="en-GB"/>
@@ -8332,21 +8180,7 @@
               <w:rPr>
                 <w:lang w:val="en-GB"/>
               </w:rPr>
-              <w:t xml:space="preserve"> = </w:t>
-            </w:r>
-            <w:proofErr w:type="gramStart"/>
-            <w:r>
-              <w:rPr>
-                <w:lang w:val="en-GB"/>
-              </w:rPr>
-              <w:t>View::</w:t>
-            </w:r>
-            <w:proofErr w:type="gramEnd"/>
-            <w:r>
-              <w:rPr>
-                <w:lang w:val="en-GB"/>
-              </w:rPr>
-              <w:t>Profile(</w:t>
+              <w:t xml:space="preserve"> = View::Profile(</w:t>
             </w:r>
             <w:proofErr w:type="spellStart"/>
             <w:r>
@@ -8392,28 +8226,14 @@
               <w:rPr>
                 <w:lang w:val="en-GB"/>
               </w:rPr>
-              <w:t>Context:</w:t>
-            </w:r>
-            <w:proofErr w:type="gramStart"/>
-            <w:r>
-              <w:rPr>
-                <w:lang w:val="en-GB"/>
-              </w:rPr>
-              <w:t>ProfileManagementService</w:t>
-            </w:r>
-            <w:proofErr w:type="spellEnd"/>
-            <w:r>
-              <w:rPr>
-                <w:lang w:val="en-GB"/>
-              </w:rPr>
-              <w:t>::</w:t>
-            </w:r>
-            <w:proofErr w:type="gramEnd"/>
-            <w:r>
-              <w:rPr>
-                <w:lang w:val="en-GB"/>
-              </w:rPr>
-              <w:t xml:space="preserve"> </w:t>
+              <w:t>Context:ProfileManagementService</w:t>
+            </w:r>
+            <w:proofErr w:type="spellEnd"/>
+            <w:r>
+              <w:rPr>
+                <w:lang w:val="en-GB"/>
+              </w:rPr>
+              <w:t xml:space="preserve">:: </w:t>
             </w:r>
             <w:proofErr w:type="spellStart"/>
             <w:r>
@@ -8545,14 +8365,9 @@
             </w:r>
             <w:proofErr w:type="spellEnd"/>
             <w:r>
-              <w:t xml:space="preserve"> = </w:t>
-            </w:r>
-            <w:proofErr w:type="gramStart"/>
-            <w:r>
-              <w:t>View::</w:t>
-            </w:r>
-            <w:proofErr w:type="spellStart"/>
-            <w:proofErr w:type="gramEnd"/>
+              <w:t xml:space="preserve"> = View::</w:t>
+            </w:r>
+            <w:proofErr w:type="spellStart"/>
             <w:r>
               <w:t>Profile</w:t>
             </w:r>
@@ -8706,14 +8521,7 @@
               <w:rPr>
                 <w:lang w:val="en-GB"/>
               </w:rPr>
-              <w:t>Context:</w:t>
-            </w:r>
-            <w:proofErr w:type="gramStart"/>
-            <w:r>
-              <w:rPr>
-                <w:lang w:val="en-GB"/>
-              </w:rPr>
-              <w:t>ProfileManagementService</w:t>
+              <w:t>Context:ProfileManagementService</w:t>
             </w:r>
             <w:proofErr w:type="spellEnd"/>
             <w:r>
@@ -8723,7 +8531,6 @@
               <w:t>::</w:t>
             </w:r>
             <w:proofErr w:type="spellStart"/>
-            <w:proofErr w:type="gramEnd"/>
             <w:r>
               <w:rPr>
                 <w:lang w:val="en-GB"/>
@@ -8832,17 +8639,9 @@
               <w:rPr>
                 <w:lang w:val="en-GB"/>
               </w:rPr>
-              <w:t xml:space="preserve"> = </w:t>
-            </w:r>
-            <w:proofErr w:type="gramStart"/>
-            <w:r>
-              <w:rPr>
-                <w:lang w:val="en-GB"/>
-              </w:rPr>
-              <w:t>role::</w:t>
-            </w:r>
-            <w:proofErr w:type="spellStart"/>
-            <w:proofErr w:type="gramEnd"/>
+              <w:t xml:space="preserve"> = role::</w:t>
+            </w:r>
+            <w:proofErr w:type="spellStart"/>
             <w:r>
               <w:rPr>
                 <w:lang w:val="en-GB"/>
@@ -8881,21 +8680,7 @@
               <w:rPr>
                 <w:lang w:val="en-GB"/>
               </w:rPr>
-              <w:t xml:space="preserve"> = </w:t>
-            </w:r>
-            <w:proofErr w:type="gramStart"/>
-            <w:r>
-              <w:rPr>
-                <w:lang w:val="en-GB"/>
-              </w:rPr>
-              <w:t>View::</w:t>
-            </w:r>
-            <w:proofErr w:type="gramEnd"/>
-            <w:r>
-              <w:rPr>
-                <w:lang w:val="en-GB"/>
-              </w:rPr>
-              <w:t>Profile(</w:t>
+              <w:t xml:space="preserve"> = View::Profile(</w:t>
             </w:r>
             <w:proofErr w:type="spellStart"/>
             <w:r>
@@ -8941,23 +8726,37 @@
               <w:rPr>
                 <w:lang w:val="en-GB"/>
               </w:rPr>
-              <w:t>Context:</w:t>
-            </w:r>
-            <w:proofErr w:type="gramStart"/>
-            <w:r>
-              <w:rPr>
-                <w:lang w:val="en-GB"/>
-              </w:rPr>
-              <w:t>ProfileManagementService</w:t>
-            </w:r>
-            <w:proofErr w:type="spellEnd"/>
-            <w:r>
-              <w:rPr>
-                <w:lang w:val="en-GB"/>
-              </w:rPr>
-              <w:t>::</w:t>
-            </w:r>
-            <w:proofErr w:type="gramEnd"/>
+              <w:t>Context:ProfileManagementService</w:t>
+            </w:r>
+            <w:proofErr w:type="spellEnd"/>
+            <w:r>
+              <w:rPr>
+                <w:lang w:val="en-GB"/>
+              </w:rPr>
+              <w:t xml:space="preserve">:: </w:t>
+            </w:r>
+            <w:proofErr w:type="spellStart"/>
+            <w:r>
+              <w:rPr>
+                <w:lang w:val="en-GB"/>
+              </w:rPr>
+              <w:t>modifyRole</w:t>
+            </w:r>
+            <w:proofErr w:type="spellEnd"/>
+            <w:r>
+              <w:rPr>
+                <w:lang w:val="en-GB"/>
+              </w:rPr>
+              <w:t xml:space="preserve">(account: </w:t>
+            </w:r>
+            <w:proofErr w:type="spellStart"/>
+            <w:r>
+              <w:rPr>
+                <w:lang w:val="en-GB"/>
+              </w:rPr>
+              <w:t>Utente</w:t>
+            </w:r>
+            <w:proofErr w:type="spellEnd"/>
             <w:r>
               <w:rPr>
                 <w:lang w:val="en-GB"/>
@@ -8969,34 +8768,6 @@
               <w:rPr>
                 <w:lang w:val="en-GB"/>
               </w:rPr>
-              <w:t>modifyRole</w:t>
-            </w:r>
-            <w:proofErr w:type="spellEnd"/>
-            <w:r>
-              <w:rPr>
-                <w:lang w:val="en-GB"/>
-              </w:rPr>
-              <w:t xml:space="preserve">(account: </w:t>
-            </w:r>
-            <w:proofErr w:type="spellStart"/>
-            <w:r>
-              <w:rPr>
-                <w:lang w:val="en-GB"/>
-              </w:rPr>
-              <w:t>Utente</w:t>
-            </w:r>
-            <w:proofErr w:type="spellEnd"/>
-            <w:r>
-              <w:rPr>
-                <w:lang w:val="en-GB"/>
-              </w:rPr>
-              <w:t xml:space="preserve"> </w:t>
-            </w:r>
-            <w:proofErr w:type="spellStart"/>
-            <w:r>
-              <w:rPr>
-                <w:lang w:val="en-GB"/>
-              </w:rPr>
               <w:t>newRole</w:t>
             </w:r>
             <w:proofErr w:type="spellEnd"/>
@@ -9134,21 +8905,7 @@
               <w:rPr>
                 <w:lang w:val="en-GB"/>
               </w:rPr>
-              <w:t xml:space="preserve"> = </w:t>
-            </w:r>
-            <w:proofErr w:type="gramStart"/>
-            <w:r>
-              <w:rPr>
-                <w:lang w:val="en-GB"/>
-              </w:rPr>
-              <w:t>View::</w:t>
-            </w:r>
-            <w:proofErr w:type="gramEnd"/>
-            <w:r>
-              <w:rPr>
-                <w:lang w:val="en-GB"/>
-              </w:rPr>
-              <w:t>Profile(</w:t>
+              <w:t xml:space="preserve"> = View::Profile(</w:t>
             </w:r>
             <w:proofErr w:type="spellStart"/>
             <w:r>
@@ -9317,28 +9074,14 @@
               <w:rPr>
                 <w:lang w:val="en-GB"/>
               </w:rPr>
-              <w:t>Context:</w:t>
-            </w:r>
-            <w:proofErr w:type="gramStart"/>
-            <w:r>
-              <w:rPr>
-                <w:lang w:val="en-GB"/>
-              </w:rPr>
-              <w:t>ProfileManagementService</w:t>
-            </w:r>
-            <w:proofErr w:type="spellEnd"/>
-            <w:r>
-              <w:rPr>
-                <w:lang w:val="en-GB"/>
-              </w:rPr>
-              <w:t>::</w:t>
-            </w:r>
-            <w:proofErr w:type="gramEnd"/>
-            <w:r>
-              <w:rPr>
-                <w:lang w:val="en-GB"/>
-              </w:rPr>
-              <w:t xml:space="preserve"> </w:t>
+              <w:t>Context:ProfileManagementService</w:t>
+            </w:r>
+            <w:proofErr w:type="spellEnd"/>
+            <w:r>
+              <w:rPr>
+                <w:lang w:val="en-GB"/>
+              </w:rPr>
+              <w:t xml:space="preserve">:: </w:t>
             </w:r>
             <w:proofErr w:type="spellStart"/>
             <w:r>
@@ -9449,17 +9192,9 @@
               <w:rPr>
                 <w:lang w:val="en-GB"/>
               </w:rPr>
-              <w:t xml:space="preserve"> = </w:t>
-            </w:r>
-            <w:proofErr w:type="gramStart"/>
-            <w:r>
-              <w:rPr>
-                <w:lang w:val="en-GB"/>
-              </w:rPr>
-              <w:t>role::</w:t>
-            </w:r>
-            <w:proofErr w:type="spellStart"/>
-            <w:proofErr w:type="gramEnd"/>
+              <w:t xml:space="preserve"> = role::</w:t>
+            </w:r>
+            <w:proofErr w:type="spellStart"/>
             <w:r>
               <w:rPr>
                 <w:lang w:val="en-GB"/>
@@ -9498,21 +9233,7 @@
               <w:rPr>
                 <w:lang w:val="en-GB"/>
               </w:rPr>
-              <w:t xml:space="preserve"> = </w:t>
-            </w:r>
-            <w:proofErr w:type="gramStart"/>
-            <w:r>
-              <w:rPr>
-                <w:lang w:val="en-GB"/>
-              </w:rPr>
-              <w:t>View::</w:t>
-            </w:r>
-            <w:proofErr w:type="gramEnd"/>
-            <w:r>
-              <w:rPr>
-                <w:lang w:val="en-GB"/>
-              </w:rPr>
-              <w:t>Profile(</w:t>
+              <w:t xml:space="preserve"> = View::Profile(</w:t>
             </w:r>
             <w:proofErr w:type="spellStart"/>
             <w:r>
@@ -9558,23 +9279,37 @@
               <w:rPr>
                 <w:lang w:val="en-GB"/>
               </w:rPr>
-              <w:t>Context:</w:t>
-            </w:r>
-            <w:proofErr w:type="gramStart"/>
-            <w:r>
-              <w:rPr>
-                <w:lang w:val="en-GB"/>
-              </w:rPr>
-              <w:t>ProfileManagementService</w:t>
-            </w:r>
-            <w:proofErr w:type="spellEnd"/>
-            <w:r>
-              <w:rPr>
-                <w:lang w:val="en-GB"/>
-              </w:rPr>
-              <w:t>::</w:t>
-            </w:r>
-            <w:proofErr w:type="gramEnd"/>
+              <w:t>Context:ProfileManagementService</w:t>
+            </w:r>
+            <w:proofErr w:type="spellEnd"/>
+            <w:r>
+              <w:rPr>
+                <w:lang w:val="en-GB"/>
+              </w:rPr>
+              <w:t xml:space="preserve">:: </w:t>
+            </w:r>
+            <w:proofErr w:type="spellStart"/>
+            <w:r>
+              <w:rPr>
+                <w:lang w:val="en-GB"/>
+              </w:rPr>
+              <w:t>modifyRole</w:t>
+            </w:r>
+            <w:proofErr w:type="spellEnd"/>
+            <w:r>
+              <w:rPr>
+                <w:lang w:val="en-GB"/>
+              </w:rPr>
+              <w:t xml:space="preserve">(account: </w:t>
+            </w:r>
+            <w:proofErr w:type="spellStart"/>
+            <w:r>
+              <w:rPr>
+                <w:lang w:val="en-GB"/>
+              </w:rPr>
+              <w:t>Utente</w:t>
+            </w:r>
+            <w:proofErr w:type="spellEnd"/>
             <w:r>
               <w:rPr>
                 <w:lang w:val="en-GB"/>
@@ -9586,34 +9321,6 @@
               <w:rPr>
                 <w:lang w:val="en-GB"/>
               </w:rPr>
-              <w:t>modifyRole</w:t>
-            </w:r>
-            <w:proofErr w:type="spellEnd"/>
-            <w:r>
-              <w:rPr>
-                <w:lang w:val="en-GB"/>
-              </w:rPr>
-              <w:t xml:space="preserve">(account: </w:t>
-            </w:r>
-            <w:proofErr w:type="spellStart"/>
-            <w:r>
-              <w:rPr>
-                <w:lang w:val="en-GB"/>
-              </w:rPr>
-              <w:t>Utente</w:t>
-            </w:r>
-            <w:proofErr w:type="spellEnd"/>
-            <w:r>
-              <w:rPr>
-                <w:lang w:val="en-GB"/>
-              </w:rPr>
-              <w:t xml:space="preserve"> </w:t>
-            </w:r>
-            <w:proofErr w:type="spellStart"/>
-            <w:r>
-              <w:rPr>
-                <w:lang w:val="en-GB"/>
-              </w:rPr>
               <w:t>newSup</w:t>
             </w:r>
             <w:proofErr w:type="spellEnd"/>
@@ -9751,21 +9458,7 @@
               <w:rPr>
                 <w:lang w:val="en-GB"/>
               </w:rPr>
-              <w:t xml:space="preserve"> = </w:t>
-            </w:r>
-            <w:proofErr w:type="gramStart"/>
-            <w:r>
-              <w:rPr>
-                <w:lang w:val="en-GB"/>
-              </w:rPr>
-              <w:t>View::</w:t>
-            </w:r>
-            <w:proofErr w:type="gramEnd"/>
-            <w:r>
-              <w:rPr>
-                <w:lang w:val="en-GB"/>
-              </w:rPr>
-              <w:t>Profile(</w:t>
+              <w:t xml:space="preserve"> = View::Profile(</w:t>
             </w:r>
             <w:proofErr w:type="spellStart"/>
             <w:r>
@@ -9898,28 +9591,14 @@
               <w:rPr>
                 <w:lang w:val="en-GB"/>
               </w:rPr>
-              <w:t>Context:</w:t>
-            </w:r>
-            <w:proofErr w:type="gramStart"/>
-            <w:r>
-              <w:rPr>
-                <w:lang w:val="en-GB"/>
-              </w:rPr>
-              <w:t>ProfileManagementService</w:t>
-            </w:r>
-            <w:proofErr w:type="spellEnd"/>
-            <w:r>
-              <w:rPr>
-                <w:lang w:val="en-GB"/>
-              </w:rPr>
-              <w:t>::</w:t>
-            </w:r>
-            <w:proofErr w:type="gramEnd"/>
-            <w:r>
-              <w:rPr>
-                <w:lang w:val="en-GB"/>
-              </w:rPr>
-              <w:t xml:space="preserve"> </w:t>
+              <w:t>Context:ProfileManagementService</w:t>
+            </w:r>
+            <w:proofErr w:type="spellEnd"/>
+            <w:r>
+              <w:rPr>
+                <w:lang w:val="en-GB"/>
+              </w:rPr>
+              <w:t xml:space="preserve">:: </w:t>
             </w:r>
             <w:proofErr w:type="spellStart"/>
             <w:r>
@@ -10016,17 +9695,9 @@
               <w:rPr>
                 <w:lang w:val="en-GB"/>
               </w:rPr>
-              <w:t xml:space="preserve"> = </w:t>
-            </w:r>
-            <w:proofErr w:type="gramStart"/>
-            <w:r>
-              <w:rPr>
-                <w:lang w:val="en-GB"/>
-              </w:rPr>
-              <w:t>role::</w:t>
-            </w:r>
-            <w:proofErr w:type="spellStart"/>
-            <w:proofErr w:type="gramEnd"/>
+              <w:t xml:space="preserve"> = role::</w:t>
+            </w:r>
+            <w:proofErr w:type="spellStart"/>
             <w:r>
               <w:rPr>
                 <w:lang w:val="en-GB"/>
@@ -10065,21 +9736,7 @@
               <w:rPr>
                 <w:lang w:val="en-GB"/>
               </w:rPr>
-              <w:t xml:space="preserve"> = </w:t>
-            </w:r>
-            <w:proofErr w:type="gramStart"/>
-            <w:r>
-              <w:rPr>
-                <w:lang w:val="en-GB"/>
-              </w:rPr>
-              <w:t>View::</w:t>
-            </w:r>
-            <w:proofErr w:type="gramEnd"/>
-            <w:r>
-              <w:rPr>
-                <w:lang w:val="en-GB"/>
-              </w:rPr>
-              <w:t>Profile(</w:t>
+              <w:t xml:space="preserve"> = View::Profile(</w:t>
             </w:r>
             <w:proofErr w:type="spellStart"/>
             <w:r>
@@ -10125,28 +9782,14 @@
               <w:rPr>
                 <w:lang w:val="en-GB"/>
               </w:rPr>
-              <w:t>Context:</w:t>
-            </w:r>
-            <w:proofErr w:type="gramStart"/>
-            <w:r>
-              <w:rPr>
-                <w:lang w:val="en-GB"/>
-              </w:rPr>
-              <w:t>ProfileManagementService</w:t>
-            </w:r>
-            <w:proofErr w:type="spellEnd"/>
-            <w:r>
-              <w:rPr>
-                <w:lang w:val="en-GB"/>
-              </w:rPr>
-              <w:t>::</w:t>
-            </w:r>
-            <w:proofErr w:type="gramEnd"/>
-            <w:r>
-              <w:rPr>
-                <w:lang w:val="en-GB"/>
-              </w:rPr>
-              <w:t xml:space="preserve"> </w:t>
+              <w:t>Context:ProfileManagementService</w:t>
+            </w:r>
+            <w:proofErr w:type="spellEnd"/>
+            <w:r>
+              <w:rPr>
+                <w:lang w:val="en-GB"/>
+              </w:rPr>
+              <w:t xml:space="preserve">:: </w:t>
             </w:r>
             <w:proofErr w:type="spellStart"/>
             <w:r>
@@ -10270,15 +9913,7 @@
             </w:r>
             <w:proofErr w:type="spellEnd"/>
             <w:r>
-              <w:t xml:space="preserve"> = </w:t>
-            </w:r>
-            <w:proofErr w:type="gramStart"/>
-            <w:r>
-              <w:t>View::</w:t>
-            </w:r>
-            <w:proofErr w:type="gramEnd"/>
-            <w:r>
-              <w:t>Homepage</w:t>
+              <w:t xml:space="preserve"> = View::Homepage</w:t>
             </w:r>
           </w:p>
         </w:tc>
@@ -10807,14 +10442,7 @@
               <w:rPr>
                 <w:lang w:val="en-GB"/>
               </w:rPr>
-              <w:t>Context:</w:t>
-            </w:r>
-            <w:proofErr w:type="gramStart"/>
-            <w:r>
-              <w:rPr>
-                <w:lang w:val="en-GB"/>
-              </w:rPr>
-              <w:t>TaskCommonService</w:t>
+              <w:t>Context:TaskCommonService</w:t>
             </w:r>
             <w:proofErr w:type="spellEnd"/>
             <w:r>
@@ -10824,7 +10452,6 @@
               <w:t>::</w:t>
             </w:r>
             <w:proofErr w:type="spellStart"/>
-            <w:proofErr w:type="gramEnd"/>
             <w:r>
               <w:rPr>
                 <w:lang w:val="en-GB"/>
@@ -10911,15 +10538,7 @@
             </w:r>
             <w:proofErr w:type="spellEnd"/>
             <w:r>
-              <w:t xml:space="preserve"> = </w:t>
-            </w:r>
-            <w:proofErr w:type="gramStart"/>
-            <w:r>
-              <w:t>View::</w:t>
-            </w:r>
-            <w:proofErr w:type="gramEnd"/>
-            <w:r>
-              <w:t xml:space="preserve">Homepage </w:t>
+              <w:t xml:space="preserve"> = View::Homepage </w:t>
             </w:r>
           </w:p>
         </w:tc>
@@ -10951,14 +10570,7 @@
               <w:rPr>
                 <w:lang w:val="en-GB"/>
               </w:rPr>
-              <w:t>Context:</w:t>
-            </w:r>
-            <w:proofErr w:type="gramStart"/>
-            <w:r>
-              <w:rPr>
-                <w:lang w:val="en-GB"/>
-              </w:rPr>
-              <w:t>TaskCommonService</w:t>
+              <w:t>Context:TaskCommonService</w:t>
             </w:r>
             <w:proofErr w:type="spellEnd"/>
             <w:r>
@@ -10968,7 +10580,6 @@
               <w:t>::</w:t>
             </w:r>
             <w:proofErr w:type="spellStart"/>
-            <w:proofErr w:type="gramEnd"/>
             <w:r>
               <w:rPr>
                 <w:lang w:val="en-GB"/>
@@ -11075,15 +10686,7 @@
             </w:r>
             <w:proofErr w:type="spellEnd"/>
             <w:r>
-              <w:t xml:space="preserve"> = </w:t>
-            </w:r>
-            <w:proofErr w:type="gramStart"/>
-            <w:r>
-              <w:t>View::</w:t>
-            </w:r>
-            <w:proofErr w:type="gramEnd"/>
-            <w:r>
-              <w:t>Task(</w:t>
+              <w:t xml:space="preserve"> = View::Task(</w:t>
             </w:r>
             <w:proofErr w:type="spellStart"/>
             <w:r>
@@ -11219,14 +10822,7 @@
               <w:rPr>
                 <w:lang w:val="en-GB"/>
               </w:rPr>
-              <w:t>Context:</w:t>
-            </w:r>
-            <w:proofErr w:type="gramStart"/>
-            <w:r>
-              <w:rPr>
-                <w:lang w:val="en-GB"/>
-              </w:rPr>
-              <w:t>TaskCommonService</w:t>
+              <w:t>Context:TaskCommonService</w:t>
             </w:r>
             <w:proofErr w:type="spellEnd"/>
             <w:r>
@@ -11236,7 +10832,6 @@
               <w:t>::</w:t>
             </w:r>
             <w:proofErr w:type="spellStart"/>
-            <w:proofErr w:type="gramEnd"/>
             <w:r>
               <w:rPr>
                 <w:lang w:val="en-GB"/>
@@ -11309,15 +10904,7 @@
             </w:r>
             <w:proofErr w:type="spellEnd"/>
             <w:r>
-              <w:t xml:space="preserve"> = </w:t>
-            </w:r>
-            <w:proofErr w:type="gramStart"/>
-            <w:r>
-              <w:t>View::</w:t>
-            </w:r>
-            <w:proofErr w:type="gramEnd"/>
-            <w:r>
-              <w:t>Homepage</w:t>
+              <w:t xml:space="preserve"> = View::Homepage</w:t>
             </w:r>
           </w:p>
         </w:tc>
@@ -11349,14 +10936,7 @@
               <w:rPr>
                 <w:lang w:val="en-GB"/>
               </w:rPr>
-              <w:t>Context:</w:t>
-            </w:r>
-            <w:proofErr w:type="gramStart"/>
-            <w:r>
-              <w:rPr>
-                <w:lang w:val="en-GB"/>
-              </w:rPr>
-              <w:t>TaskCommonService</w:t>
+              <w:t>Context:TaskCommonService</w:t>
             </w:r>
             <w:proofErr w:type="spellEnd"/>
             <w:r>
@@ -11366,7 +10946,6 @@
               <w:t>::</w:t>
             </w:r>
             <w:proofErr w:type="spellStart"/>
-            <w:proofErr w:type="gramEnd"/>
             <w:r>
               <w:rPr>
                 <w:lang w:val="en-GB"/>
@@ -11472,15 +11051,7 @@
             </w:r>
             <w:proofErr w:type="spellEnd"/>
             <w:r>
-              <w:t xml:space="preserve"> = </w:t>
-            </w:r>
-            <w:proofErr w:type="gramStart"/>
-            <w:r>
-              <w:t>View::</w:t>
-            </w:r>
-            <w:proofErr w:type="gramEnd"/>
-            <w:r>
-              <w:t>Homepage</w:t>
+              <w:t xml:space="preserve"> = View::Homepage</w:t>
             </w:r>
           </w:p>
         </w:tc>
@@ -11607,14 +11178,7 @@
               <w:rPr>
                 <w:lang w:val="en-GB"/>
               </w:rPr>
-              <w:t>Context:</w:t>
-            </w:r>
-            <w:proofErr w:type="gramStart"/>
-            <w:r>
-              <w:rPr>
-                <w:lang w:val="en-GB"/>
-              </w:rPr>
-              <w:t>TaskCommonService</w:t>
+              <w:t>Context:TaskCommonService</w:t>
             </w:r>
             <w:proofErr w:type="spellEnd"/>
             <w:r>
@@ -11624,7 +11188,6 @@
               <w:t>::</w:t>
             </w:r>
             <w:proofErr w:type="spellStart"/>
-            <w:proofErr w:type="gramEnd"/>
             <w:r>
               <w:rPr>
                 <w:lang w:val="en-GB"/>
@@ -11725,21 +11288,7 @@
               <w:rPr>
                 <w:lang w:val="en-GB"/>
               </w:rPr>
-              <w:t xml:space="preserve"> = </w:t>
-            </w:r>
-            <w:proofErr w:type="gramStart"/>
-            <w:r>
-              <w:rPr>
-                <w:lang w:val="en-GB"/>
-              </w:rPr>
-              <w:t>View::</w:t>
-            </w:r>
-            <w:proofErr w:type="gramEnd"/>
-            <w:r>
-              <w:rPr>
-                <w:lang w:val="en-GB"/>
-              </w:rPr>
-              <w:t>Task(</w:t>
+              <w:t xml:space="preserve"> = View::Task(</w:t>
             </w:r>
             <w:proofErr w:type="spellStart"/>
             <w:r>
@@ -11788,17 +11337,9 @@
               <w:rPr>
                 <w:lang w:val="en-GB"/>
               </w:rPr>
-              <w:t xml:space="preserve">).status &lt;&gt; </w:t>
-            </w:r>
-            <w:proofErr w:type="gramStart"/>
-            <w:r>
-              <w:rPr>
-                <w:lang w:val="en-GB"/>
-              </w:rPr>
-              <w:t>status::</w:t>
-            </w:r>
-            <w:proofErr w:type="spellStart"/>
-            <w:proofErr w:type="gramEnd"/>
+              <w:t>).status &lt;&gt; status::</w:t>
+            </w:r>
+            <w:proofErr w:type="spellStart"/>
             <w:r>
               <w:rPr>
                 <w:lang w:val="en-GB"/>
@@ -11810,17 +11351,9 @@
               <w:rPr>
                 <w:lang w:val="en-GB"/>
               </w:rPr>
-              <w:t xml:space="preserve"> or </w:t>
-            </w:r>
-            <w:proofErr w:type="gramStart"/>
-            <w:r>
-              <w:rPr>
-                <w:lang w:val="en-GB"/>
-              </w:rPr>
-              <w:t>status::</w:t>
-            </w:r>
-            <w:proofErr w:type="spellStart"/>
-            <w:proofErr w:type="gramEnd"/>
+              <w:t xml:space="preserve"> or status::</w:t>
+            </w:r>
+            <w:proofErr w:type="spellStart"/>
             <w:r>
               <w:rPr>
                 <w:lang w:val="en-GB"/>
@@ -11858,14 +11391,7 @@
               <w:rPr>
                 <w:lang w:val="en-GB"/>
               </w:rPr>
-              <w:t>Context:</w:t>
-            </w:r>
-            <w:proofErr w:type="gramStart"/>
-            <w:r>
-              <w:rPr>
-                <w:lang w:val="en-GB"/>
-              </w:rPr>
-              <w:t>TaskCommonService</w:t>
+              <w:t>Context:TaskCommonService</w:t>
             </w:r>
             <w:proofErr w:type="spellEnd"/>
             <w:r>
@@ -11875,7 +11401,6 @@
               <w:t>::</w:t>
             </w:r>
             <w:proofErr w:type="spellStart"/>
-            <w:proofErr w:type="gramEnd"/>
             <w:r>
               <w:rPr>
                 <w:lang w:val="en-GB"/>
@@ -12132,14 +11657,7 @@
               <w:rPr>
                 <w:lang w:val="en-GB"/>
               </w:rPr>
-              <w:t>Context:</w:t>
-            </w:r>
-            <w:proofErr w:type="gramStart"/>
-            <w:r>
-              <w:rPr>
-                <w:lang w:val="en-GB"/>
-              </w:rPr>
-              <w:t>TaskCommonService</w:t>
+              <w:t>Context:TaskCommonService</w:t>
             </w:r>
             <w:proofErr w:type="spellEnd"/>
             <w:r>
@@ -12149,7 +11667,6 @@
               <w:t>::</w:t>
             </w:r>
             <w:proofErr w:type="spellStart"/>
-            <w:proofErr w:type="gramEnd"/>
             <w:r>
               <w:rPr>
                 <w:lang w:val="en-GB"/>
@@ -12251,21 +11768,7 @@
               <w:rPr>
                 <w:lang w:val="en-GB"/>
               </w:rPr>
-              <w:t xml:space="preserve"> = </w:t>
-            </w:r>
-            <w:proofErr w:type="gramStart"/>
-            <w:r>
-              <w:rPr>
-                <w:lang w:val="en-GB"/>
-              </w:rPr>
-              <w:t>View::</w:t>
-            </w:r>
-            <w:proofErr w:type="gramEnd"/>
-            <w:r>
-              <w:rPr>
-                <w:lang w:val="en-GB"/>
-              </w:rPr>
-              <w:t>Task(</w:t>
+              <w:t xml:space="preserve"> = View::Task(</w:t>
             </w:r>
             <w:proofErr w:type="spellStart"/>
             <w:r>
@@ -12375,14 +11878,7 @@
               <w:rPr>
                 <w:lang w:val="en-GB"/>
               </w:rPr>
-              <w:t>Context:</w:t>
-            </w:r>
-            <w:proofErr w:type="gramStart"/>
-            <w:r>
-              <w:rPr>
-                <w:lang w:val="en-GB"/>
-              </w:rPr>
-              <w:t>TaskCommonService</w:t>
+              <w:t>Context:TaskCommonService</w:t>
             </w:r>
             <w:proofErr w:type="spellEnd"/>
             <w:r>
@@ -12392,7 +11888,6 @@
               <w:t>::</w:t>
             </w:r>
             <w:proofErr w:type="spellStart"/>
-            <w:proofErr w:type="gramEnd"/>
             <w:r>
               <w:rPr>
                 <w:lang w:val="en-GB"/>
@@ -12486,21 +11981,7 @@
               <w:rPr>
                 <w:lang w:val="en-GB"/>
               </w:rPr>
-              <w:t xml:space="preserve"> = </w:t>
-            </w:r>
-            <w:proofErr w:type="gramStart"/>
-            <w:r>
-              <w:rPr>
-                <w:lang w:val="en-GB"/>
-              </w:rPr>
-              <w:t>View::</w:t>
-            </w:r>
-            <w:proofErr w:type="gramEnd"/>
-            <w:r>
-              <w:rPr>
-                <w:lang w:val="en-GB"/>
-              </w:rPr>
-              <w:t>Task(</w:t>
+              <w:t xml:space="preserve"> = View::Task(</w:t>
             </w:r>
             <w:proofErr w:type="spellStart"/>
             <w:r>
@@ -12996,12 +12477,10 @@
               <w:t xml:space="preserve">: </w:t>
             </w:r>
             <w:proofErr w:type="spellStart"/>
-            <w:proofErr w:type="gramStart"/>
             <w:r>
               <w:t>LocalDate</w:t>
             </w:r>
             <w:proofErr w:type="spellEnd"/>
-            <w:proofErr w:type="gramEnd"/>
             <w:r>
               <w:t xml:space="preserve">, </w:t>
             </w:r>
@@ -13091,14 +12570,7 @@
               <w:rPr>
                 <w:lang w:val="en-GB"/>
               </w:rPr>
-              <w:t>Context:</w:t>
-            </w:r>
-            <w:proofErr w:type="gramStart"/>
-            <w:r>
-              <w:rPr>
-                <w:lang w:val="en-GB"/>
-              </w:rPr>
-              <w:t>taskSupervisoreService</w:t>
+              <w:t>Context:taskSupervisoreService</w:t>
             </w:r>
             <w:proofErr w:type="spellEnd"/>
             <w:r>
@@ -13108,7 +12580,6 @@
               <w:t>::</w:t>
             </w:r>
             <w:proofErr w:type="spellStart"/>
-            <w:proofErr w:type="gramEnd"/>
             <w:r>
               <w:rPr>
                 <w:lang w:val="en-GB"/>
@@ -13259,21 +12730,7 @@
               <w:rPr>
                 <w:lang w:val="en-GB"/>
               </w:rPr>
-              <w:t xml:space="preserve"> = </w:t>
-            </w:r>
-            <w:proofErr w:type="gramStart"/>
-            <w:r>
-              <w:rPr>
-                <w:lang w:val="en-GB"/>
-              </w:rPr>
-              <w:t>role::</w:t>
-            </w:r>
-            <w:proofErr w:type="gramEnd"/>
-            <w:r>
-              <w:rPr>
-                <w:lang w:val="en-GB"/>
-              </w:rPr>
-              <w:t>Supervisore</w:t>
+              <w:t xml:space="preserve"> = role::Supervisore</w:t>
             </w:r>
           </w:p>
           <w:p>
@@ -13321,14 +12778,9 @@
             </w:r>
             <w:proofErr w:type="spellEnd"/>
             <w:r>
-              <w:t xml:space="preserve"> = </w:t>
-            </w:r>
-            <w:proofErr w:type="gramStart"/>
-            <w:r>
-              <w:t>View::</w:t>
-            </w:r>
-            <w:proofErr w:type="spellStart"/>
-            <w:proofErr w:type="gramEnd"/>
+              <w:t xml:space="preserve"> = View::</w:t>
+            </w:r>
+            <w:proofErr w:type="spellStart"/>
             <w:r>
               <w:t>createTask</w:t>
             </w:r>
@@ -13363,14 +12815,7 @@
               <w:rPr>
                 <w:lang w:val="en-GB"/>
               </w:rPr>
-              <w:t>Context:</w:t>
-            </w:r>
-            <w:proofErr w:type="gramStart"/>
-            <w:r>
-              <w:rPr>
-                <w:lang w:val="en-GB"/>
-              </w:rPr>
-              <w:t>taskSupervisoreService</w:t>
+              <w:t>Context:taskSupervisoreService</w:t>
             </w:r>
             <w:proofErr w:type="spellEnd"/>
             <w:r>
@@ -13380,7 +12825,6 @@
               <w:t>::</w:t>
             </w:r>
             <w:proofErr w:type="spellStart"/>
-            <w:proofErr w:type="gramEnd"/>
             <w:r>
               <w:rPr>
                 <w:lang w:val="en-GB"/>
@@ -13594,17 +13038,9 @@
               <w:rPr>
                 <w:lang w:val="en-GB"/>
               </w:rPr>
-              <w:t xml:space="preserve">() -&gt; select(t | t.id = result.id).status = </w:t>
-            </w:r>
-            <w:proofErr w:type="gramStart"/>
-            <w:r>
-              <w:rPr>
-                <w:lang w:val="en-GB"/>
-              </w:rPr>
-              <w:t>status::</w:t>
-            </w:r>
-            <w:proofErr w:type="spellStart"/>
-            <w:proofErr w:type="gramEnd"/>
+              <w:t>() -&gt; select(t | t.id = result.id).status = status::</w:t>
+            </w:r>
+            <w:proofErr w:type="spellStart"/>
             <w:r>
               <w:rPr>
                 <w:lang w:val="en-GB"/>
@@ -13634,15 +13070,7 @@
             </w:r>
             <w:proofErr w:type="spellEnd"/>
             <w:r>
-              <w:t xml:space="preserve"> = </w:t>
-            </w:r>
-            <w:proofErr w:type="gramStart"/>
-            <w:r>
-              <w:t>View::</w:t>
-            </w:r>
-            <w:proofErr w:type="gramEnd"/>
-            <w:r>
-              <w:t>Task(</w:t>
+              <w:t xml:space="preserve"> = View::Task(</w:t>
             </w:r>
             <w:proofErr w:type="spellStart"/>
             <w:r>
@@ -13771,28 +13199,14 @@
               <w:rPr>
                 <w:lang w:val="en-GB"/>
               </w:rPr>
-              <w:t>Context:</w:t>
-            </w:r>
-            <w:proofErr w:type="gramStart"/>
-            <w:r>
-              <w:rPr>
-                <w:lang w:val="en-GB"/>
-              </w:rPr>
-              <w:t>TaskSupervisoreService</w:t>
-            </w:r>
-            <w:proofErr w:type="spellEnd"/>
-            <w:r>
-              <w:rPr>
-                <w:lang w:val="en-GB"/>
-              </w:rPr>
-              <w:t>::</w:t>
-            </w:r>
-            <w:proofErr w:type="gramEnd"/>
-            <w:r>
-              <w:rPr>
-                <w:lang w:val="en-GB"/>
-              </w:rPr>
-              <w:t xml:space="preserve"> </w:t>
+              <w:t>Context:TaskSupervisoreService</w:t>
+            </w:r>
+            <w:proofErr w:type="spellEnd"/>
+            <w:r>
+              <w:rPr>
+                <w:lang w:val="en-GB"/>
+              </w:rPr>
+              <w:t xml:space="preserve">:: </w:t>
             </w:r>
             <w:proofErr w:type="spellStart"/>
             <w:r>
@@ -13895,21 +13309,7 @@
               <w:rPr>
                 <w:lang w:val="en-GB"/>
               </w:rPr>
-              <w:t xml:space="preserve"> = </w:t>
-            </w:r>
-            <w:proofErr w:type="gramStart"/>
-            <w:r>
-              <w:rPr>
-                <w:lang w:val="en-GB"/>
-              </w:rPr>
-              <w:t>View::</w:t>
-            </w:r>
-            <w:proofErr w:type="gramEnd"/>
-            <w:r>
-              <w:rPr>
-                <w:lang w:val="en-GB"/>
-              </w:rPr>
-              <w:t>Task(</w:t>
+              <w:t xml:space="preserve"> = View::Task(</w:t>
             </w:r>
             <w:proofErr w:type="spellStart"/>
             <w:r>
@@ -13990,14 +13390,7 @@
               <w:rPr>
                 <w:lang w:val="en-GB"/>
               </w:rPr>
-              <w:t>Context:</w:t>
-            </w:r>
-            <w:proofErr w:type="gramStart"/>
-            <w:r>
-              <w:rPr>
-                <w:lang w:val="en-GB"/>
-              </w:rPr>
-              <w:t>TaskSupervisoreService</w:t>
+              <w:t>Context:TaskSupervisoreService</w:t>
             </w:r>
             <w:proofErr w:type="spellEnd"/>
             <w:r>
@@ -14007,7 +13400,6 @@
               <w:t>::</w:t>
             </w:r>
             <w:proofErr w:type="spellStart"/>
-            <w:proofErr w:type="gramEnd"/>
             <w:r>
               <w:rPr>
                 <w:lang w:val="en-GB"/>
@@ -14178,21 +13570,7 @@
               <w:rPr>
                 <w:lang w:val="en-GB"/>
               </w:rPr>
-              <w:t xml:space="preserve"> = </w:t>
-            </w:r>
-            <w:proofErr w:type="gramStart"/>
-            <w:r>
-              <w:rPr>
-                <w:lang w:val="en-GB"/>
-              </w:rPr>
-              <w:t>View::</w:t>
-            </w:r>
-            <w:proofErr w:type="gramEnd"/>
-            <w:r>
-              <w:rPr>
-                <w:lang w:val="en-GB"/>
-              </w:rPr>
-              <w:t>Homepage</w:t>
+              <w:t xml:space="preserve"> = View::Homepage</w:t>
             </w:r>
           </w:p>
         </w:tc>
@@ -14340,28 +13718,14 @@
               <w:rPr>
                 <w:lang w:val="en-GB"/>
               </w:rPr>
-              <w:t>Context:</w:t>
-            </w:r>
-            <w:proofErr w:type="gramStart"/>
-            <w:r>
-              <w:rPr>
-                <w:lang w:val="en-GB"/>
-              </w:rPr>
-              <w:t>TaskSupervisoreService</w:t>
-            </w:r>
-            <w:proofErr w:type="spellEnd"/>
-            <w:r>
-              <w:rPr>
-                <w:lang w:val="en-GB"/>
-              </w:rPr>
-              <w:t>::</w:t>
-            </w:r>
-            <w:proofErr w:type="gramEnd"/>
-            <w:r>
-              <w:rPr>
-                <w:lang w:val="en-GB"/>
-              </w:rPr>
-              <w:t xml:space="preserve"> </w:t>
+              <w:t>Context:TaskSupervisoreService</w:t>
+            </w:r>
+            <w:proofErr w:type="spellEnd"/>
+            <w:r>
+              <w:rPr>
+                <w:lang w:val="en-GB"/>
+              </w:rPr>
+              <w:t xml:space="preserve">:: </w:t>
             </w:r>
             <w:proofErr w:type="spellStart"/>
             <w:r>
@@ -14464,17 +13828,12 @@
               <w:t xml:space="preserve"> = </w:t>
             </w:r>
             <w:proofErr w:type="spellStart"/>
-            <w:proofErr w:type="gramStart"/>
             <w:r>
               <w:t>role</w:t>
             </w:r>
             <w:proofErr w:type="spellEnd"/>
             <w:r>
-              <w:t>::</w:t>
-            </w:r>
-            <w:proofErr w:type="gramEnd"/>
-            <w:r>
-              <w:t>Supervisore</w:t>
+              <w:t>::Supervisore</w:t>
             </w:r>
           </w:p>
           <w:p>
@@ -14487,15 +13846,7 @@
             </w:r>
             <w:proofErr w:type="spellEnd"/>
             <w:r>
-              <w:t xml:space="preserve"> = </w:t>
-            </w:r>
-            <w:proofErr w:type="gramStart"/>
-            <w:r>
-              <w:t>View::</w:t>
-            </w:r>
-            <w:proofErr w:type="gramEnd"/>
-            <w:r>
-              <w:t>Task(</w:t>
+              <w:t xml:space="preserve"> = View::Task(</w:t>
             </w:r>
             <w:proofErr w:type="spellStart"/>
             <w:r>
@@ -14535,28 +13886,14 @@
               <w:rPr>
                 <w:lang w:val="en-GB"/>
               </w:rPr>
-              <w:t>Context:</w:t>
-            </w:r>
-            <w:proofErr w:type="gramStart"/>
-            <w:r>
-              <w:rPr>
-                <w:lang w:val="en-GB"/>
-              </w:rPr>
-              <w:t>TaskSupervisoreService</w:t>
-            </w:r>
-            <w:proofErr w:type="spellEnd"/>
-            <w:r>
-              <w:rPr>
-                <w:lang w:val="en-GB"/>
-              </w:rPr>
-              <w:t>::</w:t>
-            </w:r>
-            <w:proofErr w:type="gramEnd"/>
-            <w:r>
-              <w:rPr>
-                <w:lang w:val="en-GB"/>
-              </w:rPr>
-              <w:t xml:space="preserve"> </w:t>
+              <w:t>Context:TaskSupervisoreService</w:t>
+            </w:r>
+            <w:proofErr w:type="spellEnd"/>
+            <w:r>
+              <w:rPr>
+                <w:lang w:val="en-GB"/>
+              </w:rPr>
+              <w:t xml:space="preserve">:: </w:t>
             </w:r>
             <w:proofErr w:type="spellStart"/>
             <w:r>
@@ -14844,21 +14181,7 @@
               <w:rPr>
                 <w:u w:val="single"/>
               </w:rPr>
-              <w:t xml:space="preserve"> = </w:t>
-            </w:r>
-            <w:proofErr w:type="gramStart"/>
-            <w:r>
-              <w:rPr>
-                <w:u w:val="single"/>
-              </w:rPr>
-              <w:t>View::</w:t>
-            </w:r>
-            <w:proofErr w:type="gramEnd"/>
-            <w:r>
-              <w:rPr>
-                <w:u w:val="single"/>
-              </w:rPr>
-              <w:t>Task(</w:t>
+              <w:t xml:space="preserve"> = View::Task(</w:t>
             </w:r>
             <w:proofErr w:type="spellStart"/>
             <w:r>
@@ -15284,18 +14607,13 @@
           <w:p>
             <w:proofErr w:type="spellStart"/>
             <w:r>
-              <w:t>Context:</w:t>
-            </w:r>
-            <w:proofErr w:type="gramStart"/>
-            <w:r>
-              <w:t>TaskDipendenteService</w:t>
+              <w:t>Context:TaskDipendenteService</w:t>
             </w:r>
             <w:proofErr w:type="spellEnd"/>
             <w:r>
               <w:t>::</w:t>
             </w:r>
             <w:proofErr w:type="spellStart"/>
-            <w:proofErr w:type="gramEnd"/>
             <w:r>
               <w:t>inizializzaTask</w:t>
             </w:r>
@@ -15372,17 +14690,12 @@
               <w:t xml:space="preserve"> = </w:t>
             </w:r>
             <w:proofErr w:type="spellStart"/>
-            <w:proofErr w:type="gramStart"/>
             <w:r>
               <w:t>role</w:t>
             </w:r>
             <w:proofErr w:type="spellEnd"/>
             <w:r>
-              <w:t>::</w:t>
-            </w:r>
-            <w:proofErr w:type="gramEnd"/>
-            <w:r>
-              <w:t>Dipendente and</w:t>
+              <w:t>::Dipendente and</w:t>
             </w:r>
           </w:p>
           <w:p>
@@ -15486,17 +14799,9 @@
               <w:rPr>
                 <w:lang w:val="en-GB"/>
               </w:rPr>
-              <w:t xml:space="preserve">).status = </w:t>
-            </w:r>
-            <w:proofErr w:type="gramStart"/>
-            <w:r>
-              <w:rPr>
-                <w:lang w:val="en-GB"/>
-              </w:rPr>
-              <w:t>status::</w:t>
-            </w:r>
-            <w:proofErr w:type="spellStart"/>
-            <w:proofErr w:type="gramEnd"/>
+              <w:t>).status = status::</w:t>
+            </w:r>
+            <w:proofErr w:type="spellStart"/>
             <w:r>
               <w:rPr>
                 <w:lang w:val="en-GB"/>
@@ -15521,15 +14826,7 @@
             </w:r>
             <w:proofErr w:type="spellEnd"/>
             <w:r>
-              <w:t xml:space="preserve"> = </w:t>
-            </w:r>
-            <w:proofErr w:type="gramStart"/>
-            <w:r>
-              <w:t>View::</w:t>
-            </w:r>
-            <w:proofErr w:type="gramEnd"/>
-            <w:r>
-              <w:t>Task(</w:t>
+              <w:t xml:space="preserve"> = View::Task(</w:t>
             </w:r>
             <w:proofErr w:type="spellStart"/>
             <w:r>
@@ -15561,18 +14858,13 @@
           <w:p>
             <w:proofErr w:type="spellStart"/>
             <w:r>
-              <w:t>Context:</w:t>
-            </w:r>
-            <w:proofErr w:type="gramStart"/>
-            <w:r>
-              <w:t>TaskDipendenteService</w:t>
+              <w:t>Context:TaskDipendenteService</w:t>
             </w:r>
             <w:proofErr w:type="spellEnd"/>
             <w:r>
               <w:t>::</w:t>
             </w:r>
             <w:proofErr w:type="spellStart"/>
-            <w:proofErr w:type="gramEnd"/>
             <w:r>
               <w:t>inizializzaTask</w:t>
             </w:r>
@@ -15684,17 +14976,9 @@
               <w:rPr>
                 <w:lang w:val="en-GB"/>
               </w:rPr>
-              <w:t xml:space="preserve">).status = </w:t>
-            </w:r>
-            <w:proofErr w:type="gramStart"/>
-            <w:r>
-              <w:rPr>
-                <w:lang w:val="en-GB"/>
-              </w:rPr>
-              <w:t>status::</w:t>
-            </w:r>
-            <w:proofErr w:type="spellStart"/>
-            <w:proofErr w:type="gramEnd"/>
+              <w:t>).status = status::</w:t>
+            </w:r>
+            <w:proofErr w:type="spellStart"/>
             <w:r>
               <w:rPr>
                 <w:lang w:val="en-GB"/>
@@ -15827,14 +15111,7 @@
               <w:rPr>
                 <w:lang w:val="en-GB"/>
               </w:rPr>
-              <w:t>Context:</w:t>
-            </w:r>
-            <w:proofErr w:type="gramStart"/>
-            <w:r>
-              <w:rPr>
-                <w:lang w:val="en-GB"/>
-              </w:rPr>
-              <w:t>TaskDipendenteService</w:t>
+              <w:t>Context:TaskDipendenteService</w:t>
             </w:r>
             <w:proofErr w:type="spellEnd"/>
             <w:r>
@@ -15844,7 +15121,6 @@
               <w:t>::</w:t>
             </w:r>
             <w:proofErr w:type="spellStart"/>
-            <w:proofErr w:type="gramEnd"/>
             <w:r>
               <w:rPr>
                 <w:lang w:val="en-GB"/>
@@ -15931,17 +15207,12 @@
               <w:t xml:space="preserve"> = </w:t>
             </w:r>
             <w:proofErr w:type="spellStart"/>
-            <w:proofErr w:type="gramStart"/>
             <w:r>
               <w:t>role</w:t>
             </w:r>
             <w:proofErr w:type="spellEnd"/>
             <w:r>
-              <w:t>::</w:t>
-            </w:r>
-            <w:proofErr w:type="gramEnd"/>
-            <w:r>
-              <w:t>Dipendente and</w:t>
+              <w:t>::Dipendente and</w:t>
             </w:r>
           </w:p>
           <w:p>
@@ -16046,17 +15317,9 @@
               <w:rPr>
                 <w:lang w:val="en-GB"/>
               </w:rPr>
-              <w:t xml:space="preserve">).status = </w:t>
-            </w:r>
-            <w:proofErr w:type="gramStart"/>
-            <w:r>
-              <w:rPr>
-                <w:lang w:val="en-GB"/>
-              </w:rPr>
-              <w:t>status::</w:t>
-            </w:r>
-            <w:proofErr w:type="spellStart"/>
-            <w:proofErr w:type="gramEnd"/>
+              <w:t>).status = status::</w:t>
+            </w:r>
+            <w:proofErr w:type="spellStart"/>
             <w:r>
               <w:rPr>
                 <w:lang w:val="en-GB"/>
@@ -16081,15 +15344,7 @@
             </w:r>
             <w:proofErr w:type="spellEnd"/>
             <w:r>
-              <w:t xml:space="preserve"> = </w:t>
-            </w:r>
-            <w:proofErr w:type="gramStart"/>
-            <w:r>
-              <w:t>View::</w:t>
-            </w:r>
-            <w:proofErr w:type="gramEnd"/>
-            <w:r>
-              <w:t>Task(</w:t>
+              <w:t xml:space="preserve"> = View::Task(</w:t>
             </w:r>
             <w:proofErr w:type="spellStart"/>
             <w:r>
@@ -16130,14 +15385,7 @@
               <w:rPr>
                 <w:lang w:val="en-GB"/>
               </w:rPr>
-              <w:t>Context:</w:t>
-            </w:r>
-            <w:proofErr w:type="gramStart"/>
-            <w:r>
-              <w:rPr>
-                <w:lang w:val="en-GB"/>
-              </w:rPr>
-              <w:t>TaskDipendenteService</w:t>
+              <w:t>Context:TaskDipendenteService</w:t>
             </w:r>
             <w:proofErr w:type="spellEnd"/>
             <w:r>
@@ -16147,7 +15395,6 @@
               <w:t>::</w:t>
             </w:r>
             <w:proofErr w:type="spellStart"/>
-            <w:proofErr w:type="gramEnd"/>
             <w:r>
               <w:rPr>
                 <w:lang w:val="en-GB"/>
@@ -16269,17 +15516,9 @@
               <w:rPr>
                 <w:lang w:val="en-GB"/>
               </w:rPr>
-              <w:t xml:space="preserve">).status = </w:t>
-            </w:r>
-            <w:proofErr w:type="gramStart"/>
-            <w:r>
-              <w:rPr>
-                <w:lang w:val="en-GB"/>
-              </w:rPr>
-              <w:t>status::</w:t>
-            </w:r>
-            <w:proofErr w:type="spellStart"/>
-            <w:proofErr w:type="gramEnd"/>
+              <w:t>).status = status::</w:t>
+            </w:r>
+            <w:proofErr w:type="spellStart"/>
             <w:r>
               <w:rPr>
                 <w:lang w:val="en-GB"/>
@@ -16814,7 +16053,6 @@
                 <w:lang w:val="en-GB"/>
               </w:rPr>
             </w:pPr>
-            <w:proofErr w:type="gramStart"/>
             <w:r>
               <w:rPr>
                 <w:lang w:val="en-GB"/>
@@ -16822,7 +16060,6 @@
               <w:t>Context::</w:t>
             </w:r>
             <w:proofErr w:type="spellStart"/>
-            <w:proofErr w:type="gramEnd"/>
             <w:r>
               <w:rPr>
                 <w:lang w:val="en-GB"/>
@@ -16915,7 +16152,6 @@
               </w:rPr>
             </w:pPr>
             <w:proofErr w:type="spellStart"/>
-            <w:proofErr w:type="gramStart"/>
             <w:r>
               <w:rPr>
                 <w:lang w:val="en-GB"/>
@@ -16930,7 +16166,6 @@
               <w:t>::</w:t>
             </w:r>
             <w:proofErr w:type="spellStart"/>
-            <w:proofErr w:type="gramEnd"/>
             <w:r>
               <w:rPr>
                 <w:lang w:val="en-GB"/>
@@ -17153,7 +16388,6 @@
                 <w:lang w:val="en-GB"/>
               </w:rPr>
             </w:pPr>
-            <w:proofErr w:type="gramStart"/>
             <w:r>
               <w:rPr>
                 <w:lang w:val="en-GB"/>
@@ -17161,7 +16395,6 @@
               <w:t>Context::</w:t>
             </w:r>
             <w:proofErr w:type="spellStart"/>
-            <w:proofErr w:type="gramEnd"/>
             <w:r>
               <w:rPr>
                 <w:lang w:val="en-GB"/>
@@ -17742,7 +16975,6 @@
               <w:t xml:space="preserve">Context </w:t>
             </w:r>
             <w:proofErr w:type="spellStart"/>
-            <w:proofErr w:type="gramStart"/>
             <w:r>
               <w:rPr>
                 <w:lang w:val="en-GB"/>
@@ -17757,7 +16989,6 @@
               <w:t>::</w:t>
             </w:r>
             <w:proofErr w:type="spellStart"/>
-            <w:proofErr w:type="gramEnd"/>
             <w:r>
               <w:rPr>
                 <w:lang w:val="en-GB"/>
@@ -17992,7 +17223,6 @@
               <w:t xml:space="preserve">Context </w:t>
             </w:r>
             <w:proofErr w:type="spellStart"/>
-            <w:proofErr w:type="gramStart"/>
             <w:r>
               <w:rPr>
                 <w:lang w:val="en-GB"/>
@@ -18007,7 +17237,6 @@
               <w:t>::</w:t>
             </w:r>
             <w:proofErr w:type="spellStart"/>
-            <w:proofErr w:type="gramEnd"/>
             <w:r>
               <w:rPr>
                 <w:lang w:val="en-GB"/>
@@ -18247,7 +17476,6 @@
               <w:t xml:space="preserve">Context </w:t>
             </w:r>
             <w:proofErr w:type="spellStart"/>
-            <w:proofErr w:type="gramStart"/>
             <w:r>
               <w:rPr>
                 <w:lang w:val="en-GB"/>
@@ -18262,7 +17490,6 @@
               <w:t>::</w:t>
             </w:r>
             <w:proofErr w:type="spellStart"/>
-            <w:proofErr w:type="gramEnd"/>
             <w:r>
               <w:rPr>
                 <w:lang w:val="en-GB"/>
@@ -18379,12 +17606,12 @@
     <w:tbl>
       <w:tblPr>
         <w:tblStyle w:val="Grigliatabella"/>
-        <w:tblW w:w="9776" w:type="dxa"/>
+        <w:tblW w:w="10343" w:type="dxa"/>
         <w:tblLook w:val="04A0" w:firstRow="1" w:lastRow="0" w:firstColumn="1" w:lastColumn="0" w:noHBand="0" w:noVBand="1"/>
       </w:tblPr>
       <w:tblGrid>
         <w:gridCol w:w="1696"/>
-        <w:gridCol w:w="8080"/>
+        <w:gridCol w:w="8647"/>
       </w:tblGrid>
       <w:tr>
         <w:trPr>
@@ -18405,13 +17632,16 @@
         </w:tc>
         <w:tc>
           <w:tcPr>
-            <w:tcW w:w="8080" w:type="dxa"/>
+            <w:tcW w:w="8647" w:type="dxa"/>
           </w:tcPr>
           <w:p>
             <w:pPr>
               <w:spacing w:after="160" w:line="259" w:lineRule="auto"/>
             </w:pPr>
             <w:proofErr w:type="spellStart"/>
+            <w:r>
+              <w:t>I</w:t>
+            </w:r>
             <w:r>
               <w:t>UtenteDAO</w:t>
             </w:r>
@@ -18435,7 +17665,7 @@
         </w:tc>
         <w:tc>
           <w:tcPr>
-            <w:tcW w:w="8080" w:type="dxa"/>
+            <w:tcW w:w="8647" w:type="dxa"/>
           </w:tcPr>
           <w:p>
             <w:pPr>
@@ -18463,36 +17693,312 @@
         </w:tc>
         <w:tc>
           <w:tcPr>
-            <w:tcW w:w="8080" w:type="dxa"/>
+            <w:tcW w:w="8647" w:type="dxa"/>
           </w:tcPr>
           <w:p>
             <w:pPr>
               <w:spacing w:after="160" w:line="259" w:lineRule="auto"/>
-            </w:pPr>
-            <w:r>
+              <w:rPr>
+                <w:lang w:val="en-GB"/>
+              </w:rPr>
+            </w:pPr>
+            <w:r>
+              <w:rPr>
+                <w:lang w:val="en-GB"/>
+              </w:rPr>
               <w:t xml:space="preserve">+ </w:t>
             </w:r>
             <w:proofErr w:type="spellStart"/>
             <w:r>
+              <w:rPr>
+                <w:lang w:val="en-GB"/>
+              </w:rPr>
               <w:t>create</w:t>
             </w:r>
             <w:r>
+              <w:rPr>
+                <w:lang w:val="en-GB"/>
+              </w:rPr>
               <w:t>Utente</w:t>
             </w:r>
             <w:proofErr w:type="spellEnd"/>
             <w:r>
+              <w:rPr>
+                <w:lang w:val="en-GB"/>
+              </w:rPr>
               <w:t>(</w:t>
             </w:r>
             <w:proofErr w:type="spellStart"/>
             <w:r>
+              <w:rPr>
+                <w:lang w:val="en-GB"/>
+              </w:rPr>
               <w:t>utente:Utente</w:t>
             </w:r>
             <w:proofErr w:type="spellEnd"/>
             <w:r>
+              <w:rPr>
+                <w:lang w:val="en-GB"/>
+              </w:rPr>
+              <w:t xml:space="preserve">, </w:t>
+            </w:r>
+            <w:proofErr w:type="spellStart"/>
+            <w:r>
+              <w:rPr>
+                <w:lang w:val="en-GB"/>
+              </w:rPr>
+              <w:t>password:String</w:t>
+            </w:r>
+            <w:proofErr w:type="spellEnd"/>
+            <w:r>
+              <w:rPr>
+                <w:lang w:val="en-GB"/>
+              </w:rPr>
+              <w:t xml:space="preserve">) : void </w:t>
+            </w:r>
+          </w:p>
+          <w:p>
+            <w:pPr>
+              <w:spacing w:after="160" w:line="259" w:lineRule="auto"/>
+              <w:rPr>
+                <w:lang w:val="en-GB"/>
+              </w:rPr>
+            </w:pPr>
+            <w:r>
+              <w:rPr>
+                <w:lang w:val="en-GB"/>
+              </w:rPr>
+              <w:t xml:space="preserve">+ </w:t>
+            </w:r>
+            <w:proofErr w:type="spellStart"/>
+            <w:r>
+              <w:rPr>
+                <w:lang w:val="en-GB"/>
+              </w:rPr>
+              <w:t>cr</w:t>
+            </w:r>
+            <w:r>
+              <w:rPr>
+                <w:lang w:val="en-GB"/>
+              </w:rPr>
+              <w:t>eateDipendente</w:t>
+            </w:r>
+            <w:proofErr w:type="spellEnd"/>
+            <w:r>
+              <w:rPr>
+                <w:lang w:val="en-GB"/>
+              </w:rPr>
+              <w:t>(</w:t>
+            </w:r>
+            <w:proofErr w:type="spellStart"/>
+            <w:r>
+              <w:rPr>
+                <w:lang w:val="en-GB"/>
+              </w:rPr>
+              <w:t>dipendente:Dipendente</w:t>
+            </w:r>
+            <w:proofErr w:type="spellEnd"/>
+            <w:r>
+              <w:rPr>
+                <w:lang w:val="en-GB"/>
+              </w:rPr>
+              <w:t xml:space="preserve">, </w:t>
+            </w:r>
+            <w:proofErr w:type="spellStart"/>
+            <w:r>
+              <w:rPr>
+                <w:lang w:val="en-GB"/>
+              </w:rPr>
+              <w:t>password:String</w:t>
+            </w:r>
+            <w:proofErr w:type="spellEnd"/>
+            <w:r>
+              <w:rPr>
+                <w:lang w:val="en-GB"/>
+              </w:rPr>
+              <w:t xml:space="preserve">) : void </w:t>
+            </w:r>
+          </w:p>
+          <w:p>
+            <w:pPr>
+              <w:spacing w:after="160" w:line="259" w:lineRule="auto"/>
+              <w:rPr>
+                <w:lang w:val="en-GB"/>
+              </w:rPr>
+            </w:pPr>
+            <w:r>
+              <w:rPr>
+                <w:lang w:val="en-GB"/>
+              </w:rPr>
+              <w:t xml:space="preserve">+ </w:t>
+            </w:r>
+            <w:proofErr w:type="spellStart"/>
+            <w:r>
+              <w:rPr>
+                <w:lang w:val="en-GB"/>
+              </w:rPr>
+              <w:t>createSupervisore</w:t>
+            </w:r>
+            <w:proofErr w:type="spellEnd"/>
+            <w:r>
+              <w:rPr>
+                <w:lang w:val="en-GB"/>
+              </w:rPr>
+              <w:t>(</w:t>
+            </w:r>
+            <w:proofErr w:type="spellStart"/>
+            <w:r>
+              <w:rPr>
+                <w:lang w:val="en-GB"/>
+              </w:rPr>
+              <w:t>supervisore:Supervisore</w:t>
+            </w:r>
+            <w:proofErr w:type="spellEnd"/>
+            <w:r>
+              <w:rPr>
+                <w:lang w:val="en-GB"/>
+              </w:rPr>
+              <w:t xml:space="preserve">, </w:t>
+            </w:r>
+            <w:proofErr w:type="spellStart"/>
+            <w:r>
+              <w:rPr>
+                <w:lang w:val="en-GB"/>
+              </w:rPr>
+              <w:t>password:String</w:t>
+            </w:r>
+            <w:proofErr w:type="spellEnd"/>
+            <w:r>
+              <w:rPr>
+                <w:lang w:val="en-GB"/>
+              </w:rPr>
+              <w:t>) : void</w:t>
+            </w:r>
+          </w:p>
+          <w:p>
+            <w:pPr>
+              <w:spacing w:after="160" w:line="259" w:lineRule="auto"/>
+            </w:pPr>
+            <w:r>
+              <w:t xml:space="preserve">+ </w:t>
+            </w:r>
+            <w:proofErr w:type="spellStart"/>
+            <w:r>
+              <w:t>findB</w:t>
+            </w:r>
+            <w:r>
+              <w:t>yMatricola</w:t>
+            </w:r>
+            <w:proofErr w:type="spellEnd"/>
+            <w:r>
+              <w:t>(</w:t>
+            </w:r>
+            <w:proofErr w:type="spellStart"/>
+            <w:r>
+              <w:t>matricola</w:t>
+            </w:r>
+            <w:r>
+              <w:t>:String</w:t>
+            </w:r>
+            <w:proofErr w:type="spellEnd"/>
+            <w:r>
+              <w:t>) : Utente</w:t>
+            </w:r>
+          </w:p>
+          <w:p>
+            <w:pPr>
+              <w:spacing w:after="160" w:line="259" w:lineRule="auto"/>
+            </w:pPr>
+            <w:r>
+              <w:t xml:space="preserve">+ </w:t>
+            </w:r>
+            <w:proofErr w:type="spellStart"/>
+            <w:r>
+              <w:t>getAllDipendentiInfo</w:t>
+            </w:r>
+            <w:proofErr w:type="spellEnd"/>
+            <w:r>
+              <w:t>(</w:t>
+            </w:r>
+            <w:proofErr w:type="spellStart"/>
+            <w:r>
+              <w:t>matricola:String</w:t>
+            </w:r>
+            <w:proofErr w:type="spellEnd"/>
+            <w:r>
               <w:t xml:space="preserve">) : </w:t>
             </w:r>
             <w:proofErr w:type="spellStart"/>
             <w:r>
+              <w:t>Informazioni:List</w:t>
+            </w:r>
+            <w:proofErr w:type="spellEnd"/>
+          </w:p>
+          <w:p>
+            <w:pPr>
+              <w:spacing w:after="160" w:line="259" w:lineRule="auto"/>
+            </w:pPr>
+            <w:r>
+              <w:t xml:space="preserve">+ </w:t>
+            </w:r>
+            <w:proofErr w:type="spellStart"/>
+            <w:r>
+              <w:t>getSupervisoreInfo</w:t>
+            </w:r>
+            <w:proofErr w:type="spellEnd"/>
+            <w:r>
+              <w:t>(</w:t>
+            </w:r>
+            <w:proofErr w:type="spellStart"/>
+            <w:r>
+              <w:t>matricola:String</w:t>
+            </w:r>
+            <w:proofErr w:type="spellEnd"/>
+            <w:r>
+              <w:t>) : Informazioni</w:t>
+            </w:r>
+          </w:p>
+          <w:p>
+            <w:pPr>
+              <w:spacing w:after="160" w:line="259" w:lineRule="auto"/>
+            </w:pPr>
+            <w:r>
+              <w:t xml:space="preserve">+ </w:t>
+            </w:r>
+            <w:proofErr w:type="spellStart"/>
+            <w:r>
+              <w:t>updateRuolo</w:t>
+            </w:r>
+            <w:proofErr w:type="spellEnd"/>
+            <w:r>
+              <w:t>(</w:t>
+            </w:r>
+            <w:proofErr w:type="spellStart"/>
+            <w:r>
+              <w:t>matricola:String</w:t>
+            </w:r>
+            <w:proofErr w:type="spellEnd"/>
+            <w:r>
+              <w:t xml:space="preserve">, </w:t>
+            </w:r>
+            <w:proofErr w:type="spellStart"/>
+            <w:r>
+              <w:t>nuovoRuolo:enum</w:t>
+            </w:r>
+            <w:proofErr w:type="spellEnd"/>
+            <w:r>
+              <w:t xml:space="preserve">, </w:t>
+            </w:r>
+            <w:proofErr w:type="spellStart"/>
+            <w:r>
+              <w:t>matricolaNuovoSup:String</w:t>
+            </w:r>
+            <w:proofErr w:type="spellEnd"/>
+            <w:r>
+              <w:t>) :</w:t>
+            </w:r>
+            <w:proofErr w:type="spellStart"/>
+            <w:r>
               <w:t>void</w:t>
             </w:r>
             <w:proofErr w:type="spellEnd"/>
@@ -18509,10 +18015,10 @@
             </w:r>
             <w:proofErr w:type="spellStart"/>
             <w:r>
-              <w:t>findB</w:t>
-            </w:r>
-            <w:r>
-              <w:t>yMatricola</w:t>
+              <w:t>update</w:t>
+            </w:r>
+            <w:r>
+              <w:t>Supervisore</w:t>
             </w:r>
             <w:proofErr w:type="spellEnd"/>
             <w:r>
@@ -18520,36 +18026,81 @@
             </w:r>
             <w:proofErr w:type="spellStart"/>
             <w:r>
-              <w:t>matricola</w:t>
-            </w:r>
-            <w:r>
-              <w:t>:String</w:t>
-            </w:r>
-            <w:proofErr w:type="spellEnd"/>
-            <w:r>
-              <w:t>) : Utente</w:t>
-            </w:r>
+              <w:t>matricola:String</w:t>
+            </w:r>
+            <w:proofErr w:type="spellEnd"/>
+            <w:r>
+              <w:t xml:space="preserve">, </w:t>
+            </w:r>
+            <w:proofErr w:type="spellStart"/>
+            <w:r>
+              <w:t>matricolaSup:String</w:t>
+            </w:r>
+            <w:proofErr w:type="spellEnd"/>
+            <w:r>
+              <w:t xml:space="preserve">) : </w:t>
+            </w:r>
+            <w:proofErr w:type="spellStart"/>
+            <w:r>
+              <w:t>void</w:t>
+            </w:r>
+            <w:proofErr w:type="spellEnd"/>
           </w:p>
           <w:p>
             <w:pPr>
               <w:spacing w:after="160" w:line="259" w:lineRule="auto"/>
-            </w:pPr>
-            <w:r>
-              <w:t>+ update(</w:t>
-            </w:r>
-            <w:proofErr w:type="spellStart"/>
-            <w:r>
-              <w:t>utente:Utente</w:t>
-            </w:r>
-            <w:proofErr w:type="spellEnd"/>
-            <w:r>
-              <w:t xml:space="preserve">) : </w:t>
-            </w:r>
-            <w:proofErr w:type="spellStart"/>
-            <w:r>
-              <w:t>void</w:t>
-            </w:r>
-            <w:proofErr w:type="spellEnd"/>
+              <w:rPr>
+                <w:lang w:val="en-GB"/>
+              </w:rPr>
+            </w:pPr>
+            <w:r>
+              <w:rPr>
+                <w:lang w:val="en-GB"/>
+              </w:rPr>
+              <w:t xml:space="preserve">+ </w:t>
+            </w:r>
+            <w:proofErr w:type="spellStart"/>
+            <w:r>
+              <w:rPr>
+                <w:lang w:val="en-GB"/>
+              </w:rPr>
+              <w:t>updatePassword</w:t>
+            </w:r>
+            <w:proofErr w:type="spellEnd"/>
+            <w:r>
+              <w:rPr>
+                <w:lang w:val="en-GB"/>
+              </w:rPr>
+              <w:t>(</w:t>
+            </w:r>
+            <w:proofErr w:type="spellStart"/>
+            <w:r>
+              <w:rPr>
+                <w:lang w:val="en-GB"/>
+              </w:rPr>
+              <w:t>matricola:String</w:t>
+            </w:r>
+            <w:proofErr w:type="spellEnd"/>
+            <w:r>
+              <w:rPr>
+                <w:lang w:val="en-GB"/>
+              </w:rPr>
+              <w:t xml:space="preserve">, </w:t>
+            </w:r>
+            <w:proofErr w:type="spellStart"/>
+            <w:r>
+              <w:rPr>
+                <w:lang w:val="en-GB"/>
+              </w:rPr>
+              <w:t>hashPassword:String</w:t>
+            </w:r>
+            <w:proofErr w:type="spellEnd"/>
+            <w:r>
+              <w:rPr>
+                <w:lang w:val="en-GB"/>
+              </w:rPr>
+              <w:t>) : void</w:t>
+            </w:r>
           </w:p>
           <w:p>
             <w:pPr>
@@ -18590,7 +18141,7 @@
         </w:tc>
         <w:tc>
           <w:tcPr>
-            <w:tcW w:w="8080" w:type="dxa"/>
+            <w:tcW w:w="8647" w:type="dxa"/>
           </w:tcPr>
           <w:p>
             <w:pPr>
@@ -18608,7 +18159,7 @@
         </w:trPr>
         <w:tc>
           <w:tcPr>
-            <w:tcW w:w="9776" w:type="dxa"/>
+            <w:tcW w:w="10343" w:type="dxa"/>
             <w:gridSpan w:val="2"/>
           </w:tcPr>
           <w:p>
@@ -18634,7 +18185,7 @@
         </w:tc>
         <w:tc>
           <w:tcPr>
-            <w:tcW w:w="8080" w:type="dxa"/>
+            <w:tcW w:w="8647" w:type="dxa"/>
           </w:tcPr>
           <w:p>
             <w:pPr>
@@ -18672,6 +18223,20 @@
                 <w:lang w:val="en-GB"/>
               </w:rPr>
               <w:t>utente:Utente</w:t>
+            </w:r>
+            <w:proofErr w:type="spellEnd"/>
+            <w:r>
+              <w:rPr>
+                <w:lang w:val="en-GB"/>
+              </w:rPr>
+              <w:t xml:space="preserve">, </w:t>
+            </w:r>
+            <w:proofErr w:type="spellStart"/>
+            <w:r>
+              <w:rPr>
+                <w:lang w:val="en-GB"/>
+              </w:rPr>
+              <w:t>password:String</w:t>
             </w:r>
             <w:proofErr w:type="spellEnd"/>
             <w:r>
@@ -18699,14 +18264,20 @@
         </w:tc>
         <w:tc>
           <w:tcPr>
-            <w:tcW w:w="8080" w:type="dxa"/>
+            <w:tcW w:w="8647" w:type="dxa"/>
           </w:tcPr>
           <w:p>
             <w:pPr>
               <w:spacing w:after="160" w:line="259" w:lineRule="auto"/>
             </w:pPr>
             <w:r>
-              <w:t>Persiste un nuovo utente nel database</w:t>
+              <w:t>Persiste un nuovo utente nel</w:t>
+            </w:r>
+            <w:r>
+              <w:t>la tabella Utente del</w:t>
+            </w:r>
+            <w:r>
+              <w:t xml:space="preserve"> database</w:t>
             </w:r>
           </w:p>
         </w:tc>
@@ -18721,13 +18292,14 @@
               <w:spacing w:after="160" w:line="259" w:lineRule="auto"/>
             </w:pPr>
             <w:r>
+              <w:lastRenderedPageBreak/>
               <w:t>Pre-condizione</w:t>
             </w:r>
           </w:p>
         </w:tc>
         <w:tc>
           <w:tcPr>
-            <w:tcW w:w="8080" w:type="dxa"/>
+            <w:tcW w:w="8647" w:type="dxa"/>
           </w:tcPr>
           <w:p>
             <w:pPr>
@@ -18742,7 +18314,6 @@
               <w:t xml:space="preserve"> </w:t>
             </w:r>
             <w:proofErr w:type="spellStart"/>
-            <w:proofErr w:type="gramStart"/>
             <w:r>
               <w:t>UtenteDAO</w:t>
             </w:r>
@@ -18751,7 +18322,6 @@
               <w:t>::</w:t>
             </w:r>
             <w:proofErr w:type="spellStart"/>
-            <w:proofErr w:type="gramEnd"/>
             <w:r>
               <w:t>create</w:t>
             </w:r>
@@ -18774,15 +18344,30 @@
           <w:p>
             <w:pPr>
               <w:spacing w:after="160" w:line="259" w:lineRule="auto"/>
-            </w:pPr>
-            <w:r>
-              <w:t xml:space="preserve"> utente &lt;&gt; </w:t>
-            </w:r>
-            <w:proofErr w:type="spellStart"/>
-            <w:r>
-              <w:t>null</w:t>
-            </w:r>
-            <w:proofErr w:type="spellEnd"/>
+              <w:rPr>
+                <w:lang w:val="en-GB"/>
+              </w:rPr>
+            </w:pPr>
+            <w:r>
+              <w:rPr>
+                <w:lang w:val="en-GB"/>
+              </w:rPr>
+              <w:t xml:space="preserve"> </w:t>
+            </w:r>
+            <w:proofErr w:type="spellStart"/>
+            <w:r>
+              <w:rPr>
+                <w:lang w:val="en-GB"/>
+              </w:rPr>
+              <w:t>utente</w:t>
+            </w:r>
+            <w:proofErr w:type="spellEnd"/>
+            <w:r>
+              <w:rPr>
+                <w:lang w:val="en-GB"/>
+              </w:rPr>
+              <w:t xml:space="preserve"> &lt;&gt; null and password &lt;&gt; null</w:t>
+            </w:r>
           </w:p>
         </w:tc>
       </w:tr>
@@ -18802,7 +18387,7 @@
         </w:tc>
         <w:tc>
           <w:tcPr>
-            <w:tcW w:w="8080" w:type="dxa"/>
+            <w:tcW w:w="8647" w:type="dxa"/>
           </w:tcPr>
           <w:p>
             <w:pPr>
@@ -18817,7 +18402,6 @@
               <w:t xml:space="preserve"> </w:t>
             </w:r>
             <w:proofErr w:type="spellStart"/>
-            <w:proofErr w:type="gramStart"/>
             <w:r>
               <w:t>UtenteDAO</w:t>
             </w:r>
@@ -18826,7 +18410,6 @@
               <w:t>::</w:t>
             </w:r>
             <w:proofErr w:type="spellStart"/>
-            <w:proofErr w:type="gramEnd"/>
             <w:r>
               <w:t>create</w:t>
             </w:r>
@@ -18843,6 +18426,14 @@
             </w:r>
             <w:proofErr w:type="spellEnd"/>
             <w:r>
+              <w:t xml:space="preserve">, </w:t>
+            </w:r>
+            <w:proofErr w:type="spellStart"/>
+            <w:r>
+              <w:t>password:String</w:t>
+            </w:r>
+            <w:proofErr w:type="spellEnd"/>
+            <w:r>
               <w:t>)</w:t>
             </w:r>
           </w:p>
@@ -18864,7 +18455,13 @@
             </w:r>
             <w:proofErr w:type="spellEnd"/>
             <w:r>
-              <w:t>(u)</w:t>
+              <w:t>(u</w:t>
+            </w:r>
+            <w:r>
+              <w:t>tente</w:t>
+            </w:r>
+            <w:r>
+              <w:t>)</w:t>
             </w:r>
           </w:p>
         </w:tc>
@@ -18875,139 +18472,134 @@
         </w:trPr>
         <w:tc>
           <w:tcPr>
-            <w:tcW w:w="9776" w:type="dxa"/>
+            <w:tcW w:w="10343" w:type="dxa"/>
             <w:gridSpan w:val="2"/>
           </w:tcPr>
           <w:p>
             <w:pPr>
               <w:spacing w:after="160" w:line="259" w:lineRule="auto"/>
+              <w:rPr>
+                <w:lang w:val="en-GB"/>
+              </w:rPr>
             </w:pPr>
           </w:p>
         </w:tc>
       </w:tr>
       <w:tr>
+        <w:trPr>
+          <w:trHeight w:val="428"/>
+        </w:trPr>
         <w:tc>
           <w:tcPr>
             <w:tcW w:w="1696" w:type="dxa"/>
           </w:tcPr>
           <w:p>
             <w:pPr>
-              <w:spacing w:after="160" w:line="259" w:lineRule="auto"/>
-            </w:pPr>
-            <w:r>
-              <w:t>Firma metodo</w:t>
-            </w:r>
-          </w:p>
-        </w:tc>
-        <w:tc>
-          <w:tcPr>
-            <w:tcW w:w="8080" w:type="dxa"/>
-          </w:tcPr>
-          <w:p>
-            <w:pPr>
-              <w:spacing w:after="160" w:line="259" w:lineRule="auto"/>
-              <w:rPr>
-                <w:lang w:val="en-GB"/>
-              </w:rPr>
-            </w:pPr>
-            <w:r>
-              <w:rPr>
-                <w:lang w:val="en-GB"/>
-              </w:rPr>
+              <w:rPr>
+                <w:lang w:val="en-GB"/>
+              </w:rPr>
+            </w:pPr>
+            <w:proofErr w:type="spellStart"/>
+            <w:r>
+              <w:rPr>
+                <w:lang w:val="en-GB"/>
+              </w:rPr>
+              <w:t>Firma</w:t>
+            </w:r>
+            <w:proofErr w:type="spellEnd"/>
+            <w:r>
+              <w:rPr>
+                <w:lang w:val="en-GB"/>
+              </w:rPr>
+              <w:t xml:space="preserve"> </w:t>
+            </w:r>
+            <w:proofErr w:type="spellStart"/>
+            <w:r>
+              <w:rPr>
+                <w:lang w:val="en-GB"/>
+              </w:rPr>
+              <w:t>metodo</w:t>
+            </w:r>
+            <w:proofErr w:type="spellEnd"/>
+          </w:p>
+        </w:tc>
+        <w:tc>
+          <w:tcPr>
+            <w:tcW w:w="8647" w:type="dxa"/>
+          </w:tcPr>
+          <w:p>
+            <w:r>
               <w:t xml:space="preserve">+ </w:t>
             </w:r>
             <w:proofErr w:type="spellStart"/>
             <w:r>
-              <w:rPr>
-                <w:lang w:val="en-GB"/>
-              </w:rPr>
-              <w:t>findB</w:t>
-            </w:r>
-            <w:r>
-              <w:rPr>
-                <w:lang w:val="en-GB"/>
-              </w:rPr>
-              <w:t>yMatricola</w:t>
-            </w:r>
-            <w:proofErr w:type="spellEnd"/>
-            <w:r>
-              <w:rPr>
-                <w:lang w:val="en-GB"/>
-              </w:rPr>
+              <w:t>createDipendente</w:t>
+            </w:r>
+            <w:proofErr w:type="spellEnd"/>
+            <w:r>
               <w:t>(</w:t>
             </w:r>
             <w:proofErr w:type="spellStart"/>
             <w:r>
-              <w:rPr>
-                <w:lang w:val="en-GB"/>
-              </w:rPr>
-              <w:t>matricola</w:t>
-            </w:r>
-            <w:r>
-              <w:rPr>
-                <w:lang w:val="en-GB"/>
-              </w:rPr>
-              <w:t>:String</w:t>
-            </w:r>
-            <w:proofErr w:type="spellEnd"/>
-            <w:r>
-              <w:rPr>
-                <w:lang w:val="en-GB"/>
-              </w:rPr>
-              <w:t xml:space="preserve">) : </w:t>
-            </w:r>
-            <w:proofErr w:type="spellStart"/>
-            <w:r>
-              <w:rPr>
-                <w:lang w:val="en-GB"/>
-              </w:rPr>
-              <w:t>Utente</w:t>
+              <w:t>dipendente:Dipendente</w:t>
+            </w:r>
+            <w:proofErr w:type="spellEnd"/>
+            <w:r>
+              <w:t xml:space="preserve">, </w:t>
+            </w:r>
+            <w:proofErr w:type="spellStart"/>
+            <w:r>
+              <w:t>password:String</w:t>
+            </w:r>
+            <w:proofErr w:type="spellEnd"/>
+            <w:r>
+              <w:t xml:space="preserve">) </w:t>
+            </w:r>
+            <w:r>
+              <w:t xml:space="preserve">: </w:t>
+            </w:r>
+            <w:proofErr w:type="spellStart"/>
+            <w:r>
+              <w:t>void</w:t>
             </w:r>
             <w:proofErr w:type="spellEnd"/>
           </w:p>
         </w:tc>
       </w:tr>
       <w:tr>
+        <w:trPr>
+          <w:trHeight w:val="428"/>
+        </w:trPr>
         <w:tc>
           <w:tcPr>
             <w:tcW w:w="1696" w:type="dxa"/>
           </w:tcPr>
           <w:p>
-            <w:pPr>
-              <w:spacing w:after="160" w:line="259" w:lineRule="auto"/>
-            </w:pPr>
-            <w:r>
-              <w:lastRenderedPageBreak/>
+            <w:r>
               <w:t>Descrizione</w:t>
             </w:r>
           </w:p>
         </w:tc>
         <w:tc>
           <w:tcPr>
-            <w:tcW w:w="8080" w:type="dxa"/>
-          </w:tcPr>
-          <w:p>
-            <w:pPr>
-              <w:spacing w:after="160" w:line="259" w:lineRule="auto"/>
-            </w:pPr>
-            <w:r>
-              <w:t xml:space="preserve">Recupera un utente tramite la sua </w:t>
-            </w:r>
-            <w:r>
-              <w:t>matricola</w:t>
+            <w:tcW w:w="8647" w:type="dxa"/>
+          </w:tcPr>
+          <w:p>
+            <w:r>
+              <w:t>Permette di inserire un nuovo dipendente sia nella tabella Utente che nella tabella Dipendente del database</w:t>
             </w:r>
           </w:p>
         </w:tc>
       </w:tr>
       <w:tr>
+        <w:trPr>
+          <w:trHeight w:val="428"/>
+        </w:trPr>
         <w:tc>
           <w:tcPr>
             <w:tcW w:w="1696" w:type="dxa"/>
           </w:tcPr>
           <w:p>
-            <w:pPr>
-              <w:spacing w:after="160" w:line="259" w:lineRule="auto"/>
-            </w:pPr>
             <w:r>
               <w:t>Pre-condizione</w:t>
             </w:r>
@@ -19015,12 +18607,9 @@
         </w:tc>
         <w:tc>
           <w:tcPr>
-            <w:tcW w:w="8080" w:type="dxa"/>
-          </w:tcPr>
-          <w:p>
-            <w:pPr>
-              <w:spacing w:after="160" w:line="259" w:lineRule="auto"/>
-            </w:pPr>
+            <w:tcW w:w="8647" w:type="dxa"/>
+          </w:tcPr>
+          <w:p>
             <w:proofErr w:type="spellStart"/>
             <w:r>
               <w:t>Context</w:t>
@@ -19030,7 +18619,6 @@
               <w:t xml:space="preserve"> </w:t>
             </w:r>
             <w:proofErr w:type="spellStart"/>
-            <w:proofErr w:type="gramStart"/>
             <w:r>
               <w:t>UtenteDAO</w:t>
             </w:r>
@@ -19038,13 +18626,12 @@
             <w:r>
               <w:t>::</w:t>
             </w:r>
-            <w:proofErr w:type="spellStart"/>
-            <w:proofErr w:type="gramEnd"/>
-            <w:r>
-              <w:t>findBy</w:t>
-            </w:r>
-            <w:r>
-              <w:t>Matricola</w:t>
+            <w:r>
+              <w:t xml:space="preserve"> </w:t>
+            </w:r>
+            <w:proofErr w:type="spellStart"/>
+            <w:r>
+              <w:t>createDipendente</w:t>
             </w:r>
             <w:proofErr w:type="spellEnd"/>
             <w:r>
@@ -19052,63 +18639,609 @@
             </w:r>
             <w:proofErr w:type="spellStart"/>
             <w:r>
-              <w:t>matricola</w:t>
-            </w:r>
-            <w:r>
-              <w:t>:String</w:t>
-            </w:r>
-            <w:proofErr w:type="spellEnd"/>
-            <w:r>
-              <w:t xml:space="preserve">) </w:t>
-            </w:r>
-          </w:p>
-          <w:p>
-            <w:pPr>
-              <w:spacing w:after="160" w:line="259" w:lineRule="auto"/>
-              <w:rPr>
-                <w:lang w:val="en-GB"/>
-              </w:rPr>
-            </w:pPr>
-            <w:proofErr w:type="spellStart"/>
-            <w:r>
-              <w:rPr>
-                <w:lang w:val="en-GB"/>
-              </w:rPr>
-              <w:t>matricola</w:t>
-            </w:r>
-            <w:proofErr w:type="spellEnd"/>
-            <w:r>
-              <w:rPr>
-                <w:lang w:val="en-GB"/>
-              </w:rPr>
-              <w:t xml:space="preserve"> </w:t>
-            </w:r>
-            <w:r>
-              <w:rPr>
-                <w:lang w:val="en-GB"/>
-              </w:rPr>
-              <w:t>&lt;&gt; null</w:t>
-            </w:r>
-          </w:p>
+              <w:t>dipendente:Dipendente</w:t>
+            </w:r>
+            <w:proofErr w:type="spellEnd"/>
+            <w:r>
+              <w:t xml:space="preserve">, </w:t>
+            </w:r>
+            <w:proofErr w:type="spellStart"/>
+            <w:r>
+              <w:t>password:String</w:t>
+            </w:r>
+            <w:proofErr w:type="spellEnd"/>
+            <w:r>
+              <w:t>)</w:t>
+            </w:r>
+          </w:p>
+          <w:p>
+            <w:r>
+              <w:t xml:space="preserve">dipendente &lt;&gt; </w:t>
+            </w:r>
+            <w:proofErr w:type="spellStart"/>
+            <w:r>
+              <w:t>null</w:t>
+            </w:r>
+            <w:proofErr w:type="spellEnd"/>
+            <w:r>
+              <w:t xml:space="preserve"> and password &lt;&gt; </w:t>
+            </w:r>
+            <w:proofErr w:type="spellStart"/>
+            <w:r>
+              <w:t>null</w:t>
+            </w:r>
+            <w:proofErr w:type="spellEnd"/>
+          </w:p>
+          <w:p/>
         </w:tc>
       </w:tr>
       <w:tr>
+        <w:trPr>
+          <w:trHeight w:val="572"/>
+        </w:trPr>
         <w:tc>
           <w:tcPr>
             <w:tcW w:w="1696" w:type="dxa"/>
           </w:tcPr>
           <w:p>
+            <w:r>
+              <w:t>Post-condizione</w:t>
+            </w:r>
+          </w:p>
+        </w:tc>
+        <w:tc>
+          <w:tcPr>
+            <w:tcW w:w="8647" w:type="dxa"/>
+          </w:tcPr>
+          <w:p>
+            <w:proofErr w:type="spellStart"/>
+            <w:r>
+              <w:t>Context</w:t>
+            </w:r>
+            <w:proofErr w:type="spellEnd"/>
+            <w:r>
+              <w:t xml:space="preserve"> </w:t>
+            </w:r>
+            <w:proofErr w:type="spellStart"/>
+            <w:r>
+              <w:t>UtenteDAO</w:t>
+            </w:r>
+            <w:proofErr w:type="spellEnd"/>
+            <w:r>
+              <w:t xml:space="preserve">:: </w:t>
+            </w:r>
+            <w:proofErr w:type="spellStart"/>
+            <w:r>
+              <w:t>createDipendente</w:t>
+            </w:r>
+            <w:proofErr w:type="spellEnd"/>
+            <w:r>
+              <w:t>(</w:t>
+            </w:r>
+            <w:proofErr w:type="spellStart"/>
+            <w:r>
+              <w:t>dipendente:Dipendente</w:t>
+            </w:r>
+            <w:proofErr w:type="spellEnd"/>
+            <w:r>
+              <w:t xml:space="preserve">, </w:t>
+            </w:r>
+            <w:proofErr w:type="spellStart"/>
+            <w:r>
+              <w:t>password:String</w:t>
+            </w:r>
+            <w:proofErr w:type="spellEnd"/>
+            <w:r>
+              <w:t>)</w:t>
+            </w:r>
+            <w:r>
+              <w:t xml:space="preserve"> </w:t>
+            </w:r>
+          </w:p>
+          <w:p/>
+          <w:p>
+            <w:proofErr w:type="spellStart"/>
+            <w:r>
+              <w:t>Dipendente.allInstances</w:t>
+            </w:r>
+            <w:proofErr w:type="spellEnd"/>
+            <w:r>
+              <w:t>()-&gt;</w:t>
+            </w:r>
+            <w:proofErr w:type="spellStart"/>
+            <w:r>
+              <w:t>includes</w:t>
+            </w:r>
+            <w:proofErr w:type="spellEnd"/>
+            <w:r>
+              <w:t>(dipendente)</w:t>
+            </w:r>
+          </w:p>
+        </w:tc>
+      </w:tr>
+      <w:tr>
+        <w:trPr>
+          <w:trHeight w:val="428"/>
+        </w:trPr>
+        <w:tc>
+          <w:tcPr>
+            <w:tcW w:w="10343" w:type="dxa"/>
+            <w:gridSpan w:val="2"/>
+          </w:tcPr>
+          <w:p/>
+        </w:tc>
+      </w:tr>
+      <w:tr>
+        <w:trPr>
+          <w:trHeight w:val="428"/>
+        </w:trPr>
+        <w:tc>
+          <w:tcPr>
+            <w:tcW w:w="1696" w:type="dxa"/>
+          </w:tcPr>
+          <w:p>
+            <w:r>
+              <w:t>Firma metodo</w:t>
+            </w:r>
+          </w:p>
+        </w:tc>
+        <w:tc>
+          <w:tcPr>
+            <w:tcW w:w="8647" w:type="dxa"/>
+          </w:tcPr>
+          <w:p>
+            <w:proofErr w:type="spellStart"/>
+            <w:r>
+              <w:rPr>
+                <w:lang w:val="en-GB"/>
+              </w:rPr>
+              <w:t>createSupervisore</w:t>
+            </w:r>
+            <w:proofErr w:type="spellEnd"/>
+            <w:r>
+              <w:rPr>
+                <w:lang w:val="en-GB"/>
+              </w:rPr>
+              <w:t>(</w:t>
+            </w:r>
+            <w:proofErr w:type="spellStart"/>
+            <w:r>
+              <w:rPr>
+                <w:lang w:val="en-GB"/>
+              </w:rPr>
+              <w:t>supervisore:Supervisore</w:t>
+            </w:r>
+            <w:proofErr w:type="spellEnd"/>
+            <w:r>
+              <w:rPr>
+                <w:lang w:val="en-GB"/>
+              </w:rPr>
+              <w:t xml:space="preserve">, </w:t>
+            </w:r>
+            <w:proofErr w:type="spellStart"/>
+            <w:r>
+              <w:rPr>
+                <w:lang w:val="en-GB"/>
+              </w:rPr>
+              <w:t>password:String</w:t>
+            </w:r>
+            <w:proofErr w:type="spellEnd"/>
+            <w:r>
+              <w:rPr>
+                <w:lang w:val="en-GB"/>
+              </w:rPr>
+              <w:t>) : void</w:t>
+            </w:r>
+          </w:p>
+        </w:tc>
+      </w:tr>
+      <w:tr>
+        <w:trPr>
+          <w:trHeight w:val="428"/>
+        </w:trPr>
+        <w:tc>
+          <w:tcPr>
+            <w:tcW w:w="1696" w:type="dxa"/>
+          </w:tcPr>
+          <w:p>
+            <w:r>
+              <w:t>Descrizione</w:t>
+            </w:r>
+          </w:p>
+        </w:tc>
+        <w:tc>
+          <w:tcPr>
+            <w:tcW w:w="8647" w:type="dxa"/>
+          </w:tcPr>
+          <w:p>
+            <w:r>
+              <w:t>Permette di inserire un nuovo dipendente sia nella tabella Utente che nella tabella Dipendente del database</w:t>
+            </w:r>
+          </w:p>
+        </w:tc>
+      </w:tr>
+      <w:tr>
+        <w:trPr>
+          <w:trHeight w:val="428"/>
+        </w:trPr>
+        <w:tc>
+          <w:tcPr>
+            <w:tcW w:w="1696" w:type="dxa"/>
+          </w:tcPr>
+          <w:p>
+            <w:r>
+              <w:t>Pre-condizione</w:t>
+            </w:r>
+          </w:p>
+        </w:tc>
+        <w:tc>
+          <w:tcPr>
+            <w:tcW w:w="8647" w:type="dxa"/>
+          </w:tcPr>
+          <w:p>
+            <w:proofErr w:type="spellStart"/>
+            <w:r>
+              <w:t>Context</w:t>
+            </w:r>
+            <w:proofErr w:type="spellEnd"/>
+            <w:r>
+              <w:t xml:space="preserve"> </w:t>
+            </w:r>
+            <w:proofErr w:type="spellStart"/>
+            <w:r>
+              <w:t>UtenteDAO</w:t>
+            </w:r>
+            <w:proofErr w:type="spellEnd"/>
+            <w:r>
+              <w:t>::</w:t>
+            </w:r>
+            <w:r>
+              <w:t xml:space="preserve"> </w:t>
+            </w:r>
+            <w:r>
+              <w:t>::</w:t>
+            </w:r>
+            <w:proofErr w:type="spellStart"/>
+            <w:r>
+              <w:t>createSupervisore</w:t>
+            </w:r>
+            <w:proofErr w:type="spellEnd"/>
+            <w:r>
+              <w:t>(supervisore: Supervisore, password: String)</w:t>
+            </w:r>
+          </w:p>
+          <w:p/>
+          <w:p>
+            <w:pPr>
+              <w:rPr>
+                <w:lang w:val="en-GB"/>
+              </w:rPr>
+            </w:pPr>
+            <w:proofErr w:type="spellStart"/>
+            <w:r>
+              <w:rPr>
+                <w:lang w:val="en-GB"/>
+              </w:rPr>
+              <w:t>supervisore</w:t>
+            </w:r>
+            <w:proofErr w:type="spellEnd"/>
+            <w:r>
+              <w:rPr>
+                <w:lang w:val="en-GB"/>
+              </w:rPr>
+              <w:t xml:space="preserve"> &lt;&gt; null and password &lt;&gt; null</w:t>
+            </w:r>
+          </w:p>
+        </w:tc>
+      </w:tr>
+      <w:tr>
+        <w:trPr>
+          <w:trHeight w:val="428"/>
+        </w:trPr>
+        <w:tc>
+          <w:tcPr>
+            <w:tcW w:w="1696" w:type="dxa"/>
+          </w:tcPr>
+          <w:p>
+            <w:r>
+              <w:t>Post-condizione</w:t>
+            </w:r>
+          </w:p>
+        </w:tc>
+        <w:tc>
+          <w:tcPr>
+            <w:tcW w:w="8647" w:type="dxa"/>
+          </w:tcPr>
+          <w:p>
+            <w:proofErr w:type="spellStart"/>
+            <w:r>
+              <w:t>Context</w:t>
+            </w:r>
+            <w:proofErr w:type="spellEnd"/>
+            <w:r>
+              <w:t xml:space="preserve"> </w:t>
+            </w:r>
+            <w:proofErr w:type="spellStart"/>
+            <w:r>
+              <w:t>UtenteDAO</w:t>
+            </w:r>
+            <w:proofErr w:type="spellEnd"/>
+            <w:r>
+              <w:t>:: ::</w:t>
+            </w:r>
+            <w:proofErr w:type="spellStart"/>
+            <w:r>
+              <w:t>createSupervisore</w:t>
+            </w:r>
+            <w:proofErr w:type="spellEnd"/>
+            <w:r>
+              <w:t>(supervisore: Supervisore, password: String)</w:t>
+            </w:r>
+          </w:p>
+          <w:p/>
+          <w:p>
+            <w:proofErr w:type="spellStart"/>
+            <w:r>
+              <w:t>Supervisore.allInstances</w:t>
+            </w:r>
+            <w:proofErr w:type="spellEnd"/>
+            <w:r>
+              <w:t>()-&gt;</w:t>
+            </w:r>
+            <w:proofErr w:type="spellStart"/>
+            <w:r>
+              <w:t>exists</w:t>
+            </w:r>
+            <w:proofErr w:type="spellEnd"/>
+            <w:r>
+              <w:t xml:space="preserve">(s | </w:t>
+            </w:r>
+            <w:proofErr w:type="spellStart"/>
+            <w:r>
+              <w:t>s.matricola</w:t>
+            </w:r>
+            <w:proofErr w:type="spellEnd"/>
+            <w:r>
+              <w:t xml:space="preserve"> = </w:t>
+            </w:r>
+            <w:proofErr w:type="spellStart"/>
+            <w:r>
+              <w:t>supervisore.matricola</w:t>
+            </w:r>
+            <w:proofErr w:type="spellEnd"/>
+            <w:r>
+              <w:t>)</w:t>
+            </w:r>
+          </w:p>
+        </w:tc>
+      </w:tr>
+      <w:tr>
+        <w:trPr>
+          <w:trHeight w:val="428"/>
+        </w:trPr>
+        <w:tc>
+          <w:tcPr>
+            <w:tcW w:w="10343" w:type="dxa"/>
+            <w:gridSpan w:val="2"/>
+          </w:tcPr>
+          <w:p/>
+        </w:tc>
+      </w:tr>
+      <w:tr>
+        <w:tc>
+          <w:tcPr>
+            <w:tcW w:w="1696" w:type="dxa"/>
+          </w:tcPr>
+          <w:p>
             <w:pPr>
               <w:spacing w:after="160" w:line="259" w:lineRule="auto"/>
             </w:pPr>
             <w:r>
+              <w:t>Firma metodo</w:t>
+            </w:r>
+          </w:p>
+        </w:tc>
+        <w:tc>
+          <w:tcPr>
+            <w:tcW w:w="8647" w:type="dxa"/>
+          </w:tcPr>
+          <w:p>
+            <w:pPr>
+              <w:spacing w:after="160" w:line="259" w:lineRule="auto"/>
+              <w:rPr>
+                <w:lang w:val="en-GB"/>
+              </w:rPr>
+            </w:pPr>
+            <w:r>
+              <w:rPr>
+                <w:lang w:val="en-GB"/>
+              </w:rPr>
+              <w:t xml:space="preserve">+ </w:t>
+            </w:r>
+            <w:proofErr w:type="spellStart"/>
+            <w:r>
+              <w:rPr>
+                <w:lang w:val="en-GB"/>
+              </w:rPr>
+              <w:t>findB</w:t>
+            </w:r>
+            <w:r>
+              <w:rPr>
+                <w:lang w:val="en-GB"/>
+              </w:rPr>
+              <w:t>yMatricola</w:t>
+            </w:r>
+            <w:proofErr w:type="spellEnd"/>
+            <w:r>
+              <w:rPr>
+                <w:lang w:val="en-GB"/>
+              </w:rPr>
+              <w:t>(</w:t>
+            </w:r>
+            <w:proofErr w:type="spellStart"/>
+            <w:r>
+              <w:rPr>
+                <w:lang w:val="en-GB"/>
+              </w:rPr>
+              <w:t>matricola</w:t>
+            </w:r>
+            <w:r>
+              <w:rPr>
+                <w:lang w:val="en-GB"/>
+              </w:rPr>
+              <w:t>:String</w:t>
+            </w:r>
+            <w:proofErr w:type="spellEnd"/>
+            <w:r>
+              <w:rPr>
+                <w:lang w:val="en-GB"/>
+              </w:rPr>
+              <w:t xml:space="preserve">) : </w:t>
+            </w:r>
+            <w:proofErr w:type="spellStart"/>
+            <w:r>
+              <w:rPr>
+                <w:lang w:val="en-GB"/>
+              </w:rPr>
+              <w:t>Utente</w:t>
+            </w:r>
+            <w:proofErr w:type="spellEnd"/>
+          </w:p>
+        </w:tc>
+      </w:tr>
+      <w:tr>
+        <w:tc>
+          <w:tcPr>
+            <w:tcW w:w="1696" w:type="dxa"/>
+          </w:tcPr>
+          <w:p>
+            <w:pPr>
+              <w:spacing w:after="160" w:line="259" w:lineRule="auto"/>
+            </w:pPr>
+            <w:r>
+              <w:t>Descrizione</w:t>
+            </w:r>
+          </w:p>
+        </w:tc>
+        <w:tc>
+          <w:tcPr>
+            <w:tcW w:w="8647" w:type="dxa"/>
+          </w:tcPr>
+          <w:p>
+            <w:pPr>
+              <w:spacing w:after="160" w:line="259" w:lineRule="auto"/>
+            </w:pPr>
+            <w:r>
+              <w:t xml:space="preserve">Recupera un utente tramite la sua </w:t>
+            </w:r>
+            <w:r>
+              <w:t>matricola</w:t>
+            </w:r>
+          </w:p>
+        </w:tc>
+      </w:tr>
+      <w:tr>
+        <w:tc>
+          <w:tcPr>
+            <w:tcW w:w="1696" w:type="dxa"/>
+          </w:tcPr>
+          <w:p>
+            <w:pPr>
+              <w:spacing w:after="160" w:line="259" w:lineRule="auto"/>
+            </w:pPr>
+            <w:r>
+              <w:t>Pre-condizione</w:t>
+            </w:r>
+          </w:p>
+        </w:tc>
+        <w:tc>
+          <w:tcPr>
+            <w:tcW w:w="8647" w:type="dxa"/>
+          </w:tcPr>
+          <w:p>
+            <w:pPr>
+              <w:spacing w:after="160" w:line="259" w:lineRule="auto"/>
+            </w:pPr>
+            <w:proofErr w:type="spellStart"/>
+            <w:r>
+              <w:t>Context</w:t>
+            </w:r>
+            <w:proofErr w:type="spellEnd"/>
+            <w:r>
+              <w:t xml:space="preserve"> </w:t>
+            </w:r>
+            <w:proofErr w:type="spellStart"/>
+            <w:r>
+              <w:t>UtenteDAO</w:t>
+            </w:r>
+            <w:proofErr w:type="spellEnd"/>
+            <w:r>
+              <w:t>::</w:t>
+            </w:r>
+            <w:proofErr w:type="spellStart"/>
+            <w:r>
+              <w:t>findByMatricola</w:t>
+            </w:r>
+            <w:proofErr w:type="spellEnd"/>
+            <w:r>
+              <w:t>(</w:t>
+            </w:r>
+            <w:proofErr w:type="spellStart"/>
+            <w:r>
+              <w:t>matricola:String</w:t>
+            </w:r>
+            <w:proofErr w:type="spellEnd"/>
+            <w:r>
+              <w:t xml:space="preserve">) </w:t>
+            </w:r>
+          </w:p>
+          <w:p>
+            <w:pPr>
+              <w:spacing w:after="160" w:line="259" w:lineRule="auto"/>
+              <w:rPr>
+                <w:lang w:val="en-GB"/>
+              </w:rPr>
+            </w:pPr>
+            <w:proofErr w:type="spellStart"/>
+            <w:r>
+              <w:rPr>
+                <w:lang w:val="en-GB"/>
+              </w:rPr>
+              <w:t>matricola</w:t>
+            </w:r>
+            <w:proofErr w:type="spellEnd"/>
+            <w:r>
+              <w:rPr>
+                <w:lang w:val="en-GB"/>
+              </w:rPr>
+              <w:t xml:space="preserve"> </w:t>
+            </w:r>
+            <w:r>
+              <w:rPr>
+                <w:lang w:val="en-GB"/>
+              </w:rPr>
+              <w:t>&lt;&gt; null</w:t>
+            </w:r>
+          </w:p>
+        </w:tc>
+      </w:tr>
+      <w:tr>
+        <w:tc>
+          <w:tcPr>
+            <w:tcW w:w="1696" w:type="dxa"/>
+          </w:tcPr>
+          <w:p>
+            <w:pPr>
+              <w:spacing w:after="160" w:line="259" w:lineRule="auto"/>
+            </w:pPr>
+            <w:r>
               <w:t>Post-condizione</w:t>
             </w:r>
           </w:p>
         </w:tc>
         <w:tc>
           <w:tcPr>
-            <w:tcW w:w="8080" w:type="dxa"/>
+            <w:tcW w:w="8647" w:type="dxa"/>
           </w:tcPr>
           <w:p>
             <w:pPr>
@@ -19123,7 +19256,6 @@
               <w:t xml:space="preserve"> </w:t>
             </w:r>
             <w:proofErr w:type="spellStart"/>
-            <w:proofErr w:type="gramStart"/>
             <w:r>
               <w:t>UtenteDAO</w:t>
             </w:r>
@@ -19132,12 +19264,8 @@
               <w:t>::</w:t>
             </w:r>
             <w:proofErr w:type="spellStart"/>
-            <w:proofErr w:type="gramEnd"/>
-            <w:r>
-              <w:t>findBy</w:t>
-            </w:r>
-            <w:r>
-              <w:t>Matricola</w:t>
+            <w:r>
+              <w:t>findByMatricola</w:t>
             </w:r>
             <w:proofErr w:type="spellEnd"/>
             <w:r>
@@ -19145,10 +19273,7 @@
             </w:r>
             <w:proofErr w:type="spellStart"/>
             <w:r>
-              <w:t>matricola</w:t>
-            </w:r>
-            <w:r>
-              <w:t>:String</w:t>
+              <w:t>matricola:String</w:t>
             </w:r>
             <w:proofErr w:type="spellEnd"/>
             <w:r>
@@ -19231,7 +19356,7 @@
         </w:trPr>
         <w:tc>
           <w:tcPr>
-            <w:tcW w:w="9776" w:type="dxa"/>
+            <w:tcW w:w="10343" w:type="dxa"/>
             <w:gridSpan w:val="2"/>
           </w:tcPr>
           <w:p>
@@ -19260,18 +19385,26 @@
         </w:tc>
         <w:tc>
           <w:tcPr>
-            <w:tcW w:w="8080" w:type="dxa"/>
+            <w:tcW w:w="8647" w:type="dxa"/>
           </w:tcPr>
           <w:p>
             <w:pPr>
               <w:spacing w:after="160" w:line="259" w:lineRule="auto"/>
             </w:pPr>
             <w:r>
-              <w:t>+ update(</w:t>
-            </w:r>
-            <w:proofErr w:type="spellStart"/>
-            <w:r>
-              <w:t>utente:Utente</w:t>
+              <w:t xml:space="preserve">+ </w:t>
+            </w:r>
+            <w:proofErr w:type="spellStart"/>
+            <w:r>
+              <w:t>getAllDipendentiInfo</w:t>
+            </w:r>
+            <w:proofErr w:type="spellEnd"/>
+            <w:r>
+              <w:t>(</w:t>
+            </w:r>
+            <w:proofErr w:type="spellStart"/>
+            <w:r>
+              <w:t>matricola:String</w:t>
             </w:r>
             <w:proofErr w:type="spellEnd"/>
             <w:r>
@@ -19279,7 +19412,7 @@
             </w:r>
             <w:proofErr w:type="spellStart"/>
             <w:r>
-              <w:t>void</w:t>
+              <w:t>Informazioni:List</w:t>
             </w:r>
             <w:proofErr w:type="spellEnd"/>
           </w:p>
@@ -19301,14 +19434,14 @@
         </w:tc>
         <w:tc>
           <w:tcPr>
-            <w:tcW w:w="8080" w:type="dxa"/>
+            <w:tcW w:w="8647" w:type="dxa"/>
           </w:tcPr>
           <w:p>
             <w:pPr>
               <w:spacing w:after="160" w:line="259" w:lineRule="auto"/>
             </w:pPr>
             <w:r>
-              <w:t>Aggiorna un’istanza di utente già presente nel database</w:t>
+              <w:t>Recupera le informazioni di base (matricola, nome, cognome) di tutti i dipendenti di un supervisore la cui matricola è passata come parametro</w:t>
             </w:r>
           </w:p>
         </w:tc>
@@ -19323,113 +19456,67 @@
               <w:spacing w:after="160" w:line="259" w:lineRule="auto"/>
             </w:pPr>
             <w:r>
+              <w:lastRenderedPageBreak/>
               <w:t>Pre-condizione</w:t>
             </w:r>
           </w:p>
         </w:tc>
         <w:tc>
           <w:tcPr>
-            <w:tcW w:w="8080" w:type="dxa"/>
+            <w:tcW w:w="8647" w:type="dxa"/>
           </w:tcPr>
           <w:p>
             <w:pPr>
               <w:spacing w:after="160" w:line="259" w:lineRule="auto"/>
-              <w:rPr>
-                <w:lang w:val="en-GB"/>
-              </w:rPr>
-            </w:pPr>
-            <w:r>
-              <w:rPr>
-                <w:lang w:val="en-GB"/>
-              </w:rPr>
-              <w:t xml:space="preserve">Context </w:t>
-            </w:r>
-            <w:proofErr w:type="spellStart"/>
-            <w:proofErr w:type="gramStart"/>
-            <w:r>
-              <w:rPr>
-                <w:lang w:val="en-GB"/>
-              </w:rPr>
+            </w:pPr>
+            <w:proofErr w:type="spellStart"/>
+            <w:r>
+              <w:t>Context</w:t>
+            </w:r>
+            <w:proofErr w:type="spellEnd"/>
+            <w:r>
+              <w:t xml:space="preserve"> </w:t>
+            </w:r>
+            <w:proofErr w:type="spellStart"/>
+            <w:r>
               <w:t>UtenteDAO</w:t>
             </w:r>
             <w:proofErr w:type="spellEnd"/>
             <w:r>
-              <w:rPr>
-                <w:lang w:val="en-GB"/>
-              </w:rPr>
               <w:t>::</w:t>
             </w:r>
-            <w:proofErr w:type="gramEnd"/>
-            <w:r>
-              <w:rPr>
-                <w:lang w:val="en-GB"/>
-              </w:rPr>
-              <w:t>update(</w:t>
-            </w:r>
-            <w:proofErr w:type="spellStart"/>
-            <w:r>
-              <w:rPr>
-                <w:lang w:val="en-GB"/>
-              </w:rPr>
-              <w:t>utente:Utente</w:t>
-            </w:r>
-            <w:proofErr w:type="spellEnd"/>
-            <w:r>
-              <w:rPr>
-                <w:lang w:val="en-GB"/>
-              </w:rPr>
-              <w:t xml:space="preserve">) </w:t>
+            <w:proofErr w:type="spellStart"/>
+            <w:r>
+              <w:t>getAllDipendentiInfo</w:t>
+            </w:r>
+            <w:proofErr w:type="spellEnd"/>
+            <w:r>
+              <w:t>(</w:t>
+            </w:r>
+            <w:proofErr w:type="spellStart"/>
+            <w:r>
+              <w:t>matricola:String</w:t>
+            </w:r>
+            <w:proofErr w:type="spellEnd"/>
+            <w:r>
+              <w:t>)</w:t>
             </w:r>
           </w:p>
           <w:p>
             <w:pPr>
               <w:spacing w:after="160" w:line="259" w:lineRule="auto"/>
-              <w:rPr>
-                <w:lang w:val="en-GB"/>
-              </w:rPr>
-            </w:pPr>
-            <w:proofErr w:type="spellStart"/>
-            <w:r>
-              <w:rPr>
-                <w:lang w:val="en-GB"/>
-              </w:rPr>
-              <w:t>Utente.allInstances</w:t>
-            </w:r>
-            <w:proofErr w:type="spellEnd"/>
-            <w:r>
-              <w:rPr>
-                <w:lang w:val="en-GB"/>
-              </w:rPr>
-              <w:t xml:space="preserve">()-&gt;exists(x | </w:t>
-            </w:r>
-            <w:proofErr w:type="spellStart"/>
-            <w:r>
-              <w:rPr>
-                <w:lang w:val="en-GB"/>
-              </w:rPr>
-              <w:t>x.email</w:t>
-            </w:r>
-            <w:proofErr w:type="spellEnd"/>
-            <w:r>
-              <w:rPr>
-                <w:lang w:val="en-GB"/>
-              </w:rPr>
-              <w:t xml:space="preserve"> = </w:t>
-            </w:r>
-            <w:proofErr w:type="spellStart"/>
-            <w:r>
-              <w:rPr>
-                <w:lang w:val="en-GB"/>
-              </w:rPr>
-              <w:t>utente.email</w:t>
-            </w:r>
-            <w:proofErr w:type="spellEnd"/>
-            <w:r>
-              <w:rPr>
-                <w:lang w:val="en-GB"/>
-              </w:rPr>
-              <w:t>)</w:t>
-            </w:r>
+            </w:pPr>
+            <w:r>
+              <w:t>m</w:t>
+            </w:r>
+            <w:r>
+              <w:t xml:space="preserve">atricola &lt;&gt; </w:t>
+            </w:r>
+            <w:proofErr w:type="spellStart"/>
+            <w:r>
+              <w:t>null</w:t>
+            </w:r>
+            <w:proofErr w:type="spellEnd"/>
           </w:p>
         </w:tc>
       </w:tr>
@@ -19449,115 +19536,129 @@
         </w:tc>
         <w:tc>
           <w:tcPr>
-            <w:tcW w:w="8080" w:type="dxa"/>
+            <w:tcW w:w="8647" w:type="dxa"/>
           </w:tcPr>
           <w:p>
             <w:pPr>
               <w:spacing w:after="160" w:line="259" w:lineRule="auto"/>
-              <w:rPr>
-                <w:lang w:val="en-GB"/>
-              </w:rPr>
-            </w:pPr>
-            <w:r>
-              <w:rPr>
-                <w:lang w:val="en-GB"/>
-              </w:rPr>
-              <w:t xml:space="preserve">Context </w:t>
-            </w:r>
-            <w:proofErr w:type="spellStart"/>
-            <w:proofErr w:type="gramStart"/>
-            <w:r>
-              <w:rPr>
-                <w:lang w:val="en-GB"/>
-              </w:rPr>
+            </w:pPr>
+            <w:proofErr w:type="spellStart"/>
+            <w:r>
+              <w:t>Context</w:t>
+            </w:r>
+            <w:proofErr w:type="spellEnd"/>
+            <w:r>
+              <w:t xml:space="preserve"> </w:t>
+            </w:r>
+            <w:proofErr w:type="spellStart"/>
+            <w:r>
               <w:t>UtenteDAO</w:t>
             </w:r>
             <w:proofErr w:type="spellEnd"/>
             <w:r>
-              <w:rPr>
-                <w:lang w:val="en-GB"/>
-              </w:rPr>
               <w:t>::</w:t>
             </w:r>
-            <w:proofErr w:type="gramEnd"/>
-            <w:r>
-              <w:rPr>
-                <w:lang w:val="en-GB"/>
-              </w:rPr>
-              <w:t>update(</w:t>
-            </w:r>
-            <w:proofErr w:type="spellStart"/>
-            <w:r>
-              <w:rPr>
-                <w:lang w:val="en-GB"/>
-              </w:rPr>
-              <w:t>utente:Utente</w:t>
-            </w:r>
-            <w:proofErr w:type="spellEnd"/>
-            <w:r>
-              <w:rPr>
-                <w:lang w:val="en-GB"/>
-              </w:rPr>
-              <w:t xml:space="preserve">) </w:t>
+            <w:proofErr w:type="spellStart"/>
+            <w:r>
+              <w:t>getAllDipendentiInfo</w:t>
+            </w:r>
+            <w:proofErr w:type="spellEnd"/>
+            <w:r>
+              <w:t>(</w:t>
+            </w:r>
+            <w:proofErr w:type="spellStart"/>
+            <w:r>
+              <w:t>matricola:String</w:t>
+            </w:r>
+            <w:proofErr w:type="spellEnd"/>
+            <w:r>
+              <w:t>)</w:t>
             </w:r>
           </w:p>
           <w:p>
             <w:pPr>
               <w:spacing w:after="160" w:line="259" w:lineRule="auto"/>
-              <w:rPr>
-                <w:lang w:val="en-GB"/>
-              </w:rPr>
-            </w:pPr>
-            <w:proofErr w:type="spellStart"/>
-            <w:r>
-              <w:rPr>
-                <w:lang w:val="en-GB"/>
-              </w:rPr>
-              <w:t>Utente.allInstances</w:t>
-            </w:r>
-            <w:proofErr w:type="spellEnd"/>
-            <w:r>
-              <w:rPr>
-                <w:lang w:val="en-GB"/>
-              </w:rPr>
-              <w:t xml:space="preserve">()-&gt;select(x | </w:t>
-            </w:r>
-            <w:proofErr w:type="spellStart"/>
-            <w:r>
-              <w:rPr>
-                <w:lang w:val="en-GB"/>
-              </w:rPr>
-              <w:t>x.email</w:t>
-            </w:r>
-            <w:proofErr w:type="spellEnd"/>
-            <w:r>
-              <w:rPr>
-                <w:lang w:val="en-GB"/>
-              </w:rPr>
+            </w:pPr>
+            <w:proofErr w:type="spellStart"/>
+            <w:r>
+              <w:t>result</w:t>
+            </w:r>
+            <w:proofErr w:type="spellEnd"/>
+            <w:r>
+              <w:t xml:space="preserve"> &lt;&gt; </w:t>
+            </w:r>
+            <w:proofErr w:type="spellStart"/>
+            <w:r>
+              <w:t>null</w:t>
+            </w:r>
+            <w:proofErr w:type="spellEnd"/>
+            <w:r>
+              <w:t xml:space="preserve"> and</w:t>
+            </w:r>
+          </w:p>
+          <w:p>
+            <w:pPr>
+              <w:spacing w:after="160" w:line="259" w:lineRule="auto"/>
+            </w:pPr>
+            <w:proofErr w:type="spellStart"/>
+            <w:r>
+              <w:t>result</w:t>
+            </w:r>
+            <w:proofErr w:type="spellEnd"/>
+            <w:r>
+              <w:t>-&gt;</w:t>
+            </w:r>
+            <w:proofErr w:type="spellStart"/>
+            <w:r>
+              <w:t>forAll</w:t>
+            </w:r>
+            <w:proofErr w:type="spellEnd"/>
+            <w:r>
+              <w:t xml:space="preserve">(info | </w:t>
+            </w:r>
+            <w:proofErr w:type="spellStart"/>
+            <w:r>
+              <w:t>Dipendente.allInstances</w:t>
+            </w:r>
+            <w:proofErr w:type="spellEnd"/>
+            <w:r>
+              <w:t>()-&gt;</w:t>
+            </w:r>
+            <w:proofErr w:type="spellStart"/>
+            <w:r>
+              <w:t>exists</w:t>
+            </w:r>
+            <w:proofErr w:type="spellEnd"/>
+            <w:r>
+              <w:t xml:space="preserve">(d | </w:t>
+            </w:r>
+            <w:proofErr w:type="spellStart"/>
+            <w:r>
+              <w:t>d.matricola</w:t>
+            </w:r>
+            <w:proofErr w:type="spellEnd"/>
+            <w:r>
               <w:t xml:space="preserve"> = </w:t>
             </w:r>
             <w:proofErr w:type="spellStart"/>
             <w:r>
-              <w:rPr>
-                <w:lang w:val="en-GB"/>
-              </w:rPr>
-              <w:t>utente.email</w:t>
-            </w:r>
-            <w:proofErr w:type="spellEnd"/>
-            <w:r>
-              <w:rPr>
-                <w:lang w:val="en-GB"/>
-              </w:rPr>
-              <w:t xml:space="preserve">)-&gt; x = </w:t>
-            </w:r>
-            <w:proofErr w:type="spellStart"/>
-            <w:r>
-              <w:rPr>
-                <w:lang w:val="en-GB"/>
-              </w:rPr>
-              <w:t>utente</w:t>
-            </w:r>
-            <w:proofErr w:type="spellEnd"/>
+              <w:t>info.matricola</w:t>
+            </w:r>
+            <w:proofErr w:type="spellEnd"/>
+            <w:r>
+              <w:t xml:space="preserve"> and </w:t>
+            </w:r>
+            <w:proofErr w:type="spellStart"/>
+            <w:r>
+              <w:t>d.supMatricola</w:t>
+            </w:r>
+            <w:proofErr w:type="spellEnd"/>
+            <w:r>
+              <w:t xml:space="preserve"> = matricola</w:t>
+            </w:r>
+            <w:r>
+              <w:t>))</w:t>
+            </w:r>
           </w:p>
         </w:tc>
       </w:tr>
@@ -19567,7 +19668,1393 @@
         </w:trPr>
         <w:tc>
           <w:tcPr>
-            <w:tcW w:w="9776" w:type="dxa"/>
+            <w:tcW w:w="10343" w:type="dxa"/>
+            <w:gridSpan w:val="2"/>
+          </w:tcPr>
+          <w:p/>
+        </w:tc>
+      </w:tr>
+      <w:tr>
+        <w:trPr>
+          <w:trHeight w:val="408"/>
+        </w:trPr>
+        <w:tc>
+          <w:tcPr>
+            <w:tcW w:w="1696" w:type="dxa"/>
+          </w:tcPr>
+          <w:p>
+            <w:r>
+              <w:t>Firma metodo</w:t>
+            </w:r>
+          </w:p>
+        </w:tc>
+        <w:tc>
+          <w:tcPr>
+            <w:tcW w:w="8647" w:type="dxa"/>
+          </w:tcPr>
+          <w:p>
+            <w:r>
+              <w:t xml:space="preserve">+ </w:t>
+            </w:r>
+            <w:proofErr w:type="spellStart"/>
+            <w:r>
+              <w:t>getSupervisoreInfo</w:t>
+            </w:r>
+            <w:proofErr w:type="spellEnd"/>
+            <w:r>
+              <w:t>(</w:t>
+            </w:r>
+            <w:proofErr w:type="spellStart"/>
+            <w:r>
+              <w:t>matricola:String</w:t>
+            </w:r>
+            <w:proofErr w:type="spellEnd"/>
+            <w:r>
+              <w:t>) : Informazioni</w:t>
+            </w:r>
+          </w:p>
+        </w:tc>
+      </w:tr>
+      <w:tr>
+        <w:trPr>
+          <w:trHeight w:val="408"/>
+        </w:trPr>
+        <w:tc>
+          <w:tcPr>
+            <w:tcW w:w="1696" w:type="dxa"/>
+          </w:tcPr>
+          <w:p>
+            <w:r>
+              <w:t>Descrizione</w:t>
+            </w:r>
+          </w:p>
+        </w:tc>
+        <w:tc>
+          <w:tcPr>
+            <w:tcW w:w="8647" w:type="dxa"/>
+          </w:tcPr>
+          <w:p>
+            <w:r>
+              <w:t>Recupera le informazioni di base del supervisore assegnato al dipendente con matricola passata come parametro</w:t>
+            </w:r>
+          </w:p>
+        </w:tc>
+      </w:tr>
+      <w:tr>
+        <w:trPr>
+          <w:trHeight w:val="408"/>
+        </w:trPr>
+        <w:tc>
+          <w:tcPr>
+            <w:tcW w:w="1696" w:type="dxa"/>
+          </w:tcPr>
+          <w:p>
+            <w:r>
+              <w:t>Pre-condizione</w:t>
+            </w:r>
+          </w:p>
+        </w:tc>
+        <w:tc>
+          <w:tcPr>
+            <w:tcW w:w="8647" w:type="dxa"/>
+          </w:tcPr>
+          <w:p>
+            <w:proofErr w:type="spellStart"/>
+            <w:r>
+              <w:t>Context</w:t>
+            </w:r>
+            <w:proofErr w:type="spellEnd"/>
+            <w:r>
+              <w:t xml:space="preserve"> </w:t>
+            </w:r>
+            <w:proofErr w:type="spellStart"/>
+            <w:r>
+              <w:t>UtenteDAO</w:t>
+            </w:r>
+            <w:proofErr w:type="spellEnd"/>
+            <w:r>
+              <w:t>::</w:t>
+            </w:r>
+            <w:r>
+              <w:t xml:space="preserve"> </w:t>
+            </w:r>
+            <w:proofErr w:type="spellStart"/>
+            <w:r>
+              <w:t>getSupervisoreInfo</w:t>
+            </w:r>
+            <w:proofErr w:type="spellEnd"/>
+            <w:r>
+              <w:t>(matricola: String)</w:t>
+            </w:r>
+          </w:p>
+          <w:p>
+            <w:r>
+              <w:t xml:space="preserve">matricola &lt;&gt; </w:t>
+            </w:r>
+            <w:proofErr w:type="spellStart"/>
+            <w:r>
+              <w:t>null</w:t>
+            </w:r>
+            <w:proofErr w:type="spellEnd"/>
+          </w:p>
+        </w:tc>
+      </w:tr>
+      <w:tr>
+        <w:trPr>
+          <w:trHeight w:val="408"/>
+        </w:trPr>
+        <w:tc>
+          <w:tcPr>
+            <w:tcW w:w="1696" w:type="dxa"/>
+          </w:tcPr>
+          <w:p>
+            <w:r>
+              <w:t>Post-condizione</w:t>
+            </w:r>
+          </w:p>
+        </w:tc>
+        <w:tc>
+          <w:tcPr>
+            <w:tcW w:w="8647" w:type="dxa"/>
+          </w:tcPr>
+          <w:p>
+            <w:pPr>
+              <w:rPr>
+                <w:lang w:val="en-GB"/>
+              </w:rPr>
+            </w:pPr>
+            <w:r>
+              <w:rPr>
+                <w:lang w:val="en-GB"/>
+              </w:rPr>
+              <w:t xml:space="preserve">Context </w:t>
+            </w:r>
+            <w:proofErr w:type="spellStart"/>
+            <w:r>
+              <w:rPr>
+                <w:lang w:val="en-GB"/>
+              </w:rPr>
+              <w:t>UtenteDAO</w:t>
+            </w:r>
+            <w:proofErr w:type="spellEnd"/>
+            <w:r>
+              <w:rPr>
+                <w:lang w:val="en-GB"/>
+              </w:rPr>
+              <w:t xml:space="preserve">:: </w:t>
+            </w:r>
+            <w:proofErr w:type="spellStart"/>
+            <w:r>
+              <w:rPr>
+                <w:lang w:val="en-GB"/>
+              </w:rPr>
+              <w:t>getSupervisoreInfo</w:t>
+            </w:r>
+            <w:proofErr w:type="spellEnd"/>
+            <w:r>
+              <w:rPr>
+                <w:lang w:val="en-GB"/>
+              </w:rPr>
+              <w:t>(</w:t>
+            </w:r>
+            <w:proofErr w:type="spellStart"/>
+            <w:r>
+              <w:rPr>
+                <w:lang w:val="en-GB"/>
+              </w:rPr>
+              <w:t>matricola</w:t>
+            </w:r>
+            <w:proofErr w:type="spellEnd"/>
+            <w:r>
+              <w:rPr>
+                <w:lang w:val="en-GB"/>
+              </w:rPr>
+              <w:t>: String)</w:t>
+            </w:r>
+          </w:p>
+          <w:p>
+            <w:pPr>
+              <w:rPr>
+                <w:lang w:val="en-GB"/>
+              </w:rPr>
+            </w:pPr>
+          </w:p>
+          <w:p>
+            <w:pPr>
+              <w:rPr>
+                <w:lang w:val="en-GB"/>
+              </w:rPr>
+            </w:pPr>
+            <w:r>
+              <w:rPr>
+                <w:lang w:val="en-GB"/>
+              </w:rPr>
+              <w:t xml:space="preserve">result &lt;&gt; null </w:t>
+            </w:r>
+          </w:p>
+        </w:tc>
+      </w:tr>
+      <w:tr>
+        <w:trPr>
+          <w:trHeight w:val="408"/>
+        </w:trPr>
+        <w:tc>
+          <w:tcPr>
+            <w:tcW w:w="10343" w:type="dxa"/>
+            <w:gridSpan w:val="2"/>
+          </w:tcPr>
+          <w:p>
+            <w:pPr>
+              <w:rPr>
+                <w:lang w:val="en-GB"/>
+              </w:rPr>
+            </w:pPr>
+          </w:p>
+        </w:tc>
+      </w:tr>
+      <w:tr>
+        <w:trPr>
+          <w:trHeight w:val="408"/>
+        </w:trPr>
+        <w:tc>
+          <w:tcPr>
+            <w:tcW w:w="1696" w:type="dxa"/>
+          </w:tcPr>
+          <w:p>
+            <w:pPr>
+              <w:rPr>
+                <w:lang w:val="en-GB"/>
+              </w:rPr>
+            </w:pPr>
+            <w:r>
+              <w:t>Firma metodo</w:t>
+            </w:r>
+          </w:p>
+        </w:tc>
+        <w:tc>
+          <w:tcPr>
+            <w:tcW w:w="8647" w:type="dxa"/>
+          </w:tcPr>
+          <w:p>
+            <w:r>
+              <w:t xml:space="preserve">+ </w:t>
+            </w:r>
+            <w:proofErr w:type="spellStart"/>
+            <w:r>
+              <w:t>updateRuolo</w:t>
+            </w:r>
+            <w:proofErr w:type="spellEnd"/>
+            <w:r>
+              <w:t>(</w:t>
+            </w:r>
+            <w:proofErr w:type="spellStart"/>
+            <w:r>
+              <w:t>matricola:String</w:t>
+            </w:r>
+            <w:proofErr w:type="spellEnd"/>
+            <w:r>
+              <w:t xml:space="preserve">, </w:t>
+            </w:r>
+            <w:proofErr w:type="spellStart"/>
+            <w:r>
+              <w:t>nuovoRuolo:enum</w:t>
+            </w:r>
+            <w:proofErr w:type="spellEnd"/>
+            <w:r>
+              <w:t xml:space="preserve">, </w:t>
+            </w:r>
+            <w:proofErr w:type="spellStart"/>
+            <w:r>
+              <w:t>matricolaNuovoSup:String</w:t>
+            </w:r>
+            <w:proofErr w:type="spellEnd"/>
+            <w:r>
+              <w:t>)</w:t>
+            </w:r>
+            <w:r>
+              <w:t xml:space="preserve"> : </w:t>
+            </w:r>
+            <w:proofErr w:type="spellStart"/>
+            <w:r>
+              <w:t>void</w:t>
+            </w:r>
+            <w:proofErr w:type="spellEnd"/>
+          </w:p>
+        </w:tc>
+      </w:tr>
+      <w:tr>
+        <w:trPr>
+          <w:trHeight w:val="408"/>
+        </w:trPr>
+        <w:tc>
+          <w:tcPr>
+            <w:tcW w:w="1696" w:type="dxa"/>
+          </w:tcPr>
+          <w:p>
+            <w:pPr>
+              <w:rPr>
+                <w:lang w:val="en-GB"/>
+              </w:rPr>
+            </w:pPr>
+            <w:r>
+              <w:t>Descrizione</w:t>
+            </w:r>
+          </w:p>
+        </w:tc>
+        <w:tc>
+          <w:tcPr>
+            <w:tcW w:w="8647" w:type="dxa"/>
+          </w:tcPr>
+          <w:p>
+            <w:r>
+              <w:t>Permette di aggiornare il r</w:t>
+            </w:r>
+            <w:r>
+              <w:t xml:space="preserve">uolo </w:t>
+            </w:r>
+            <w:r>
+              <w:t>di un utente, sia come colonna della tabella che poi come presenza nelle tabelle dipendente e supervisore</w:t>
+            </w:r>
+          </w:p>
+        </w:tc>
+      </w:tr>
+      <w:tr>
+        <w:trPr>
+          <w:trHeight w:val="408"/>
+        </w:trPr>
+        <w:tc>
+          <w:tcPr>
+            <w:tcW w:w="1696" w:type="dxa"/>
+          </w:tcPr>
+          <w:p>
+            <w:pPr>
+              <w:rPr>
+                <w:lang w:val="en-GB"/>
+              </w:rPr>
+            </w:pPr>
+            <w:r>
+              <w:t>Pre-condizione</w:t>
+            </w:r>
+          </w:p>
+        </w:tc>
+        <w:tc>
+          <w:tcPr>
+            <w:tcW w:w="8647" w:type="dxa"/>
+          </w:tcPr>
+          <w:p>
+            <w:proofErr w:type="spellStart"/>
+            <w:r>
+              <w:t>context</w:t>
+            </w:r>
+            <w:proofErr w:type="spellEnd"/>
+            <w:r>
+              <w:t xml:space="preserve"> </w:t>
+            </w:r>
+            <w:proofErr w:type="spellStart"/>
+            <w:r>
+              <w:t>UtenteDAO</w:t>
+            </w:r>
+            <w:proofErr w:type="spellEnd"/>
+            <w:r>
+              <w:t>::</w:t>
+            </w:r>
+            <w:proofErr w:type="spellStart"/>
+            <w:r>
+              <w:t>updateRuolo</w:t>
+            </w:r>
+            <w:proofErr w:type="spellEnd"/>
+            <w:r>
+              <w:t xml:space="preserve">(matricola: String, </w:t>
+            </w:r>
+            <w:proofErr w:type="spellStart"/>
+            <w:r>
+              <w:t>nuovoRuolo</w:t>
+            </w:r>
+            <w:proofErr w:type="spellEnd"/>
+            <w:r>
+              <w:t xml:space="preserve">: Tipi::ruolo, </w:t>
+            </w:r>
+            <w:proofErr w:type="spellStart"/>
+            <w:r>
+              <w:t>matricolaNuovoSupervisore</w:t>
+            </w:r>
+            <w:proofErr w:type="spellEnd"/>
+            <w:r>
+              <w:t>: String)</w:t>
+            </w:r>
+          </w:p>
+          <w:p/>
+          <w:p>
+            <w:r>
+              <w:t xml:space="preserve">matricola &lt;&gt; </w:t>
+            </w:r>
+            <w:proofErr w:type="spellStart"/>
+            <w:r>
+              <w:t>null</w:t>
+            </w:r>
+            <w:proofErr w:type="spellEnd"/>
+            <w:r>
+              <w:t xml:space="preserve"> and </w:t>
+            </w:r>
+            <w:proofErr w:type="spellStart"/>
+            <w:r>
+              <w:t>nuovoRuolo</w:t>
+            </w:r>
+            <w:proofErr w:type="spellEnd"/>
+            <w:r>
+              <w:t xml:space="preserve"> &lt;&gt; </w:t>
+            </w:r>
+            <w:r>
+              <w:t xml:space="preserve">and </w:t>
+            </w:r>
+            <w:r>
+              <w:t>(</w:t>
+            </w:r>
+            <w:proofErr w:type="spellStart"/>
+            <w:r>
+              <w:t>nuovoRuolo</w:t>
+            </w:r>
+            <w:proofErr w:type="spellEnd"/>
+            <w:r>
+              <w:t xml:space="preserve"> = Tipi::ruolo::DIPENDENTE) </w:t>
+            </w:r>
+            <w:proofErr w:type="spellStart"/>
+            <w:r>
+              <w:t>implies</w:t>
+            </w:r>
+            <w:proofErr w:type="spellEnd"/>
+            <w:r>
+              <w:t xml:space="preserve"> (</w:t>
+            </w:r>
+            <w:proofErr w:type="spellStart"/>
+            <w:r>
+              <w:t>matricolaNuovoSupervisore</w:t>
+            </w:r>
+            <w:proofErr w:type="spellEnd"/>
+            <w:r>
+              <w:t xml:space="preserve"> &lt;&gt; </w:t>
+            </w:r>
+            <w:proofErr w:type="spellStart"/>
+            <w:r>
+              <w:t>null</w:t>
+            </w:r>
+            <w:proofErr w:type="spellEnd"/>
+            <w:r>
+              <w:t xml:space="preserve"> and </w:t>
+            </w:r>
+            <w:proofErr w:type="spellStart"/>
+            <w:r>
+              <w:t>matricolaNuovoSupervisore</w:t>
+            </w:r>
+            <w:proofErr w:type="spellEnd"/>
+            <w:r>
+              <w:t xml:space="preserve"> &lt;&gt; '')</w:t>
+            </w:r>
+            <w:r>
+              <w:br/>
+            </w:r>
+          </w:p>
+        </w:tc>
+      </w:tr>
+      <w:tr>
+        <w:trPr>
+          <w:trHeight w:val="408"/>
+        </w:trPr>
+        <w:tc>
+          <w:tcPr>
+            <w:tcW w:w="1696" w:type="dxa"/>
+          </w:tcPr>
+          <w:p>
+            <w:pPr>
+              <w:rPr>
+                <w:lang w:val="en-GB"/>
+              </w:rPr>
+            </w:pPr>
+            <w:r>
+              <w:t>Post-condizione</w:t>
+            </w:r>
+          </w:p>
+        </w:tc>
+        <w:tc>
+          <w:tcPr>
+            <w:tcW w:w="8647" w:type="dxa"/>
+          </w:tcPr>
+          <w:p>
+            <w:proofErr w:type="spellStart"/>
+            <w:r>
+              <w:t>context</w:t>
+            </w:r>
+            <w:proofErr w:type="spellEnd"/>
+            <w:r>
+              <w:t xml:space="preserve"> </w:t>
+            </w:r>
+            <w:proofErr w:type="spellStart"/>
+            <w:r>
+              <w:t>UtenteDAO</w:t>
+            </w:r>
+            <w:proofErr w:type="spellEnd"/>
+            <w:r>
+              <w:t>::</w:t>
+            </w:r>
+            <w:proofErr w:type="spellStart"/>
+            <w:r>
+              <w:t>updateRuolo</w:t>
+            </w:r>
+            <w:proofErr w:type="spellEnd"/>
+            <w:r>
+              <w:t xml:space="preserve">(matricola: String, </w:t>
+            </w:r>
+            <w:proofErr w:type="spellStart"/>
+            <w:r>
+              <w:t>nuovoRuolo</w:t>
+            </w:r>
+            <w:proofErr w:type="spellEnd"/>
+            <w:r>
+              <w:t xml:space="preserve">: Tipi::ruolo, </w:t>
+            </w:r>
+            <w:proofErr w:type="spellStart"/>
+            <w:r>
+              <w:t>matricolaNuovoSupervisore</w:t>
+            </w:r>
+            <w:proofErr w:type="spellEnd"/>
+            <w:r>
+              <w:t>: String)</w:t>
+            </w:r>
+          </w:p>
+          <w:p/>
+          <w:p>
+            <w:proofErr w:type="spellStart"/>
+            <w:r>
+              <w:t>Utente.allIstances</w:t>
+            </w:r>
+            <w:proofErr w:type="spellEnd"/>
+            <w:r>
+              <w:t>()-&gt;</w:t>
+            </w:r>
+            <w:proofErr w:type="spellStart"/>
+            <w:r>
+              <w:t>exists</w:t>
+            </w:r>
+            <w:proofErr w:type="spellEnd"/>
+            <w:r>
+              <w:t xml:space="preserve">(s | </w:t>
+            </w:r>
+            <w:proofErr w:type="spellStart"/>
+            <w:r>
+              <w:t>s.matricola</w:t>
+            </w:r>
+            <w:proofErr w:type="spellEnd"/>
+            <w:r>
+              <w:t xml:space="preserve"> = matricola and </w:t>
+            </w:r>
+            <w:proofErr w:type="spellStart"/>
+            <w:r>
+              <w:t>s.ruolo</w:t>
+            </w:r>
+            <w:proofErr w:type="spellEnd"/>
+            <w:r>
+              <w:t xml:space="preserve"> = </w:t>
+            </w:r>
+            <w:proofErr w:type="spellStart"/>
+            <w:r>
+              <w:t>nuovoRuolo</w:t>
+            </w:r>
+            <w:proofErr w:type="spellEnd"/>
+            <w:r>
+              <w:t>)</w:t>
+            </w:r>
+            <w:r>
+              <w:br/>
+            </w:r>
+          </w:p>
+        </w:tc>
+      </w:tr>
+      <w:tr>
+        <w:trPr>
+          <w:trHeight w:val="408"/>
+        </w:trPr>
+        <w:tc>
+          <w:tcPr>
+            <w:tcW w:w="10343" w:type="dxa"/>
+            <w:gridSpan w:val="2"/>
+          </w:tcPr>
+          <w:p/>
+        </w:tc>
+      </w:tr>
+      <w:tr>
+        <w:trPr>
+          <w:trHeight w:val="408"/>
+        </w:trPr>
+        <w:tc>
+          <w:tcPr>
+            <w:tcW w:w="1696" w:type="dxa"/>
+          </w:tcPr>
+          <w:p>
+            <w:r>
+              <w:t>Firma metodo</w:t>
+            </w:r>
+          </w:p>
+        </w:tc>
+        <w:tc>
+          <w:tcPr>
+            <w:tcW w:w="8647" w:type="dxa"/>
+          </w:tcPr>
+          <w:p>
+            <w:r>
+              <w:t xml:space="preserve">+ </w:t>
+            </w:r>
+            <w:proofErr w:type="spellStart"/>
+            <w:r>
+              <w:t>updateSupervisore</w:t>
+            </w:r>
+            <w:proofErr w:type="spellEnd"/>
+            <w:r>
+              <w:t>(</w:t>
+            </w:r>
+            <w:proofErr w:type="spellStart"/>
+            <w:r>
+              <w:t>matricola:String</w:t>
+            </w:r>
+            <w:proofErr w:type="spellEnd"/>
+            <w:r>
+              <w:t xml:space="preserve">, </w:t>
+            </w:r>
+            <w:proofErr w:type="spellStart"/>
+            <w:r>
+              <w:t>matricolaSup:String</w:t>
+            </w:r>
+            <w:proofErr w:type="spellEnd"/>
+            <w:r>
+              <w:t xml:space="preserve">) : </w:t>
+            </w:r>
+            <w:proofErr w:type="spellStart"/>
+            <w:r>
+              <w:t>void</w:t>
+            </w:r>
+            <w:proofErr w:type="spellEnd"/>
+          </w:p>
+        </w:tc>
+      </w:tr>
+      <w:tr>
+        <w:trPr>
+          <w:trHeight w:val="408"/>
+        </w:trPr>
+        <w:tc>
+          <w:tcPr>
+            <w:tcW w:w="1696" w:type="dxa"/>
+          </w:tcPr>
+          <w:p>
+            <w:r>
+              <w:t>Descrizione</w:t>
+            </w:r>
+          </w:p>
+        </w:tc>
+        <w:tc>
+          <w:tcPr>
+            <w:tcW w:w="8647" w:type="dxa"/>
+          </w:tcPr>
+          <w:p>
+            <w:r>
+              <w:t>Serve a cambiare il supervisore assegnato ad un dipendente</w:t>
+            </w:r>
+          </w:p>
+        </w:tc>
+      </w:tr>
+      <w:tr>
+        <w:trPr>
+          <w:trHeight w:val="408"/>
+        </w:trPr>
+        <w:tc>
+          <w:tcPr>
+            <w:tcW w:w="1696" w:type="dxa"/>
+          </w:tcPr>
+          <w:p>
+            <w:r>
+              <w:t>Pre-condizione</w:t>
+            </w:r>
+          </w:p>
+        </w:tc>
+        <w:tc>
+          <w:tcPr>
+            <w:tcW w:w="8647" w:type="dxa"/>
+          </w:tcPr>
+          <w:p>
+            <w:proofErr w:type="spellStart"/>
+            <w:r>
+              <w:t>Context</w:t>
+            </w:r>
+            <w:proofErr w:type="spellEnd"/>
+            <w:r>
+              <w:t xml:space="preserve"> </w:t>
+            </w:r>
+            <w:proofErr w:type="spellStart"/>
+            <w:r>
+              <w:t>Utente</w:t>
+            </w:r>
+            <w:r>
+              <w:t>DAO</w:t>
+            </w:r>
+            <w:proofErr w:type="spellEnd"/>
+            <w:r>
+              <w:t>::</w:t>
+            </w:r>
+            <w:proofErr w:type="spellStart"/>
+            <w:r>
+              <w:t>updateSupervisore</w:t>
+            </w:r>
+            <w:proofErr w:type="spellEnd"/>
+            <w:r>
+              <w:t xml:space="preserve">(matricola: String, </w:t>
+            </w:r>
+            <w:proofErr w:type="spellStart"/>
+            <w:r>
+              <w:t>matricolaSup</w:t>
+            </w:r>
+            <w:proofErr w:type="spellEnd"/>
+            <w:r>
+              <w:t>: String)</w:t>
+            </w:r>
+          </w:p>
+          <w:p/>
+          <w:p>
+            <w:r>
+              <w:t xml:space="preserve">matricola &lt;&gt; </w:t>
+            </w:r>
+            <w:proofErr w:type="spellStart"/>
+            <w:r>
+              <w:t>null</w:t>
+            </w:r>
+            <w:proofErr w:type="spellEnd"/>
+            <w:r>
+              <w:t xml:space="preserve"> and </w:t>
+            </w:r>
+            <w:proofErr w:type="spellStart"/>
+            <w:r>
+              <w:t>matricolaSup</w:t>
+            </w:r>
+            <w:proofErr w:type="spellEnd"/>
+            <w:r>
+              <w:t xml:space="preserve"> &lt;&gt; </w:t>
+            </w:r>
+            <w:proofErr w:type="spellStart"/>
+            <w:r>
+              <w:t>null</w:t>
+            </w:r>
+            <w:proofErr w:type="spellEnd"/>
+            <w:r>
+              <w:t xml:space="preserve"> and </w:t>
+            </w:r>
+            <w:r>
+              <w:t xml:space="preserve">matricola &lt;&gt; </w:t>
+            </w:r>
+            <w:proofErr w:type="spellStart"/>
+            <w:r>
+              <w:t>matricolaSup</w:t>
+            </w:r>
+            <w:proofErr w:type="spellEnd"/>
+          </w:p>
+        </w:tc>
+      </w:tr>
+      <w:tr>
+        <w:trPr>
+          <w:trHeight w:val="408"/>
+        </w:trPr>
+        <w:tc>
+          <w:tcPr>
+            <w:tcW w:w="1696" w:type="dxa"/>
+          </w:tcPr>
+          <w:p>
+            <w:r>
+              <w:t>Post-condizione</w:t>
+            </w:r>
+          </w:p>
+        </w:tc>
+        <w:tc>
+          <w:tcPr>
+            <w:tcW w:w="8647" w:type="dxa"/>
+          </w:tcPr>
+          <w:p>
+            <w:proofErr w:type="spellStart"/>
+            <w:r>
+              <w:t>Context</w:t>
+            </w:r>
+            <w:proofErr w:type="spellEnd"/>
+            <w:r>
+              <w:t xml:space="preserve"> </w:t>
+            </w:r>
+            <w:proofErr w:type="spellStart"/>
+            <w:r>
+              <w:t>UtenteDAO</w:t>
+            </w:r>
+            <w:proofErr w:type="spellEnd"/>
+            <w:r>
+              <w:t>::</w:t>
+            </w:r>
+            <w:proofErr w:type="spellStart"/>
+            <w:r>
+              <w:t>updateSupervisore</w:t>
+            </w:r>
+            <w:proofErr w:type="spellEnd"/>
+            <w:r>
+              <w:t xml:space="preserve">(matricola: String, </w:t>
+            </w:r>
+            <w:proofErr w:type="spellStart"/>
+            <w:r>
+              <w:t>matricolaSup</w:t>
+            </w:r>
+            <w:proofErr w:type="spellEnd"/>
+            <w:r>
+              <w:t>: String)</w:t>
+            </w:r>
+          </w:p>
+          <w:p/>
+          <w:p>
+            <w:proofErr w:type="spellStart"/>
+            <w:r>
+              <w:t>Dipendente.allInstances</w:t>
+            </w:r>
+            <w:proofErr w:type="spellEnd"/>
+            <w:r>
+              <w:t>()-&gt;</w:t>
+            </w:r>
+            <w:proofErr w:type="spellStart"/>
+            <w:r>
+              <w:t>exists</w:t>
+            </w:r>
+            <w:proofErr w:type="spellEnd"/>
+            <w:r>
+              <w:t xml:space="preserve">(d | </w:t>
+            </w:r>
+            <w:proofErr w:type="spellStart"/>
+            <w:r>
+              <w:t>d.matricola</w:t>
+            </w:r>
+            <w:proofErr w:type="spellEnd"/>
+            <w:r>
+              <w:t xml:space="preserve"> = matricola</w:t>
+            </w:r>
+            <w:r>
+              <w:t xml:space="preserve"> and </w:t>
+            </w:r>
+            <w:proofErr w:type="spellStart"/>
+            <w:r>
+              <w:t>d.matricolaSup</w:t>
+            </w:r>
+            <w:proofErr w:type="spellEnd"/>
+            <w:r>
+              <w:t xml:space="preserve"> = </w:t>
+            </w:r>
+            <w:proofErr w:type="spellStart"/>
+            <w:r>
+              <w:t>matricolaSup</w:t>
+            </w:r>
+            <w:proofErr w:type="spellEnd"/>
+            <w:r>
+              <w:t xml:space="preserve">) </w:t>
+            </w:r>
+          </w:p>
+        </w:tc>
+      </w:tr>
+      <w:tr>
+        <w:trPr>
+          <w:trHeight w:val="408"/>
+        </w:trPr>
+        <w:tc>
+          <w:tcPr>
+            <w:tcW w:w="1696" w:type="dxa"/>
+          </w:tcPr>
+          <w:p>
+            <w:r>
+              <w:lastRenderedPageBreak/>
+              <w:t>Firma metodo</w:t>
+            </w:r>
+          </w:p>
+        </w:tc>
+        <w:tc>
+          <w:tcPr>
+            <w:tcW w:w="8647" w:type="dxa"/>
+          </w:tcPr>
+          <w:p>
+            <w:pPr>
+              <w:rPr>
+                <w:lang w:val="en-GB"/>
+              </w:rPr>
+            </w:pPr>
+            <w:r>
+              <w:rPr>
+                <w:lang w:val="en-GB"/>
+              </w:rPr>
+              <w:t xml:space="preserve">+ </w:t>
+            </w:r>
+            <w:proofErr w:type="spellStart"/>
+            <w:r>
+              <w:rPr>
+                <w:lang w:val="en-GB"/>
+              </w:rPr>
+              <w:t>updatePassword</w:t>
+            </w:r>
+            <w:proofErr w:type="spellEnd"/>
+            <w:r>
+              <w:rPr>
+                <w:lang w:val="en-GB"/>
+              </w:rPr>
+              <w:t>(</w:t>
+            </w:r>
+            <w:proofErr w:type="spellStart"/>
+            <w:r>
+              <w:rPr>
+                <w:lang w:val="en-GB"/>
+              </w:rPr>
+              <w:t>matricola:String</w:t>
+            </w:r>
+            <w:proofErr w:type="spellEnd"/>
+            <w:r>
+              <w:rPr>
+                <w:lang w:val="en-GB"/>
+              </w:rPr>
+              <w:t xml:space="preserve">, </w:t>
+            </w:r>
+            <w:proofErr w:type="spellStart"/>
+            <w:r>
+              <w:rPr>
+                <w:lang w:val="en-GB"/>
+              </w:rPr>
+              <w:t>hashPassword:String</w:t>
+            </w:r>
+            <w:proofErr w:type="spellEnd"/>
+            <w:r>
+              <w:rPr>
+                <w:lang w:val="en-GB"/>
+              </w:rPr>
+              <w:t>) : void</w:t>
+            </w:r>
+          </w:p>
+        </w:tc>
+      </w:tr>
+      <w:tr>
+        <w:trPr>
+          <w:trHeight w:val="408"/>
+        </w:trPr>
+        <w:tc>
+          <w:tcPr>
+            <w:tcW w:w="1696" w:type="dxa"/>
+          </w:tcPr>
+          <w:p>
+            <w:pPr>
+              <w:rPr>
+                <w:lang w:val="en-GB"/>
+              </w:rPr>
+            </w:pPr>
+            <w:r>
+              <w:t>Descrizione</w:t>
+            </w:r>
+          </w:p>
+        </w:tc>
+        <w:tc>
+          <w:tcPr>
+            <w:tcW w:w="8647" w:type="dxa"/>
+          </w:tcPr>
+          <w:p>
+            <w:r>
+              <w:t>Permette di sostituire la p</w:t>
+            </w:r>
+            <w:r>
+              <w:t>assword salvata su database</w:t>
+            </w:r>
+          </w:p>
+        </w:tc>
+      </w:tr>
+      <w:tr>
+        <w:trPr>
+          <w:trHeight w:val="408"/>
+        </w:trPr>
+        <w:tc>
+          <w:tcPr>
+            <w:tcW w:w="1696" w:type="dxa"/>
+          </w:tcPr>
+          <w:p>
+            <w:pPr>
+              <w:rPr>
+                <w:lang w:val="en-GB"/>
+              </w:rPr>
+            </w:pPr>
+            <w:r>
+              <w:t>Pre-condizione</w:t>
+            </w:r>
+          </w:p>
+        </w:tc>
+        <w:tc>
+          <w:tcPr>
+            <w:tcW w:w="8647" w:type="dxa"/>
+          </w:tcPr>
+          <w:p>
+            <w:pPr>
+              <w:rPr>
+                <w:lang w:val="en-GB"/>
+              </w:rPr>
+            </w:pPr>
+            <w:r>
+              <w:rPr>
+                <w:lang w:val="en-GB"/>
+              </w:rPr>
+              <w:t xml:space="preserve">context </w:t>
+            </w:r>
+            <w:proofErr w:type="spellStart"/>
+            <w:r>
+              <w:rPr>
+                <w:lang w:val="en-GB"/>
+              </w:rPr>
+              <w:t>UtenteDAO</w:t>
+            </w:r>
+            <w:proofErr w:type="spellEnd"/>
+            <w:r>
+              <w:rPr>
+                <w:lang w:val="en-GB"/>
+              </w:rPr>
+              <w:t>::</w:t>
+            </w:r>
+            <w:proofErr w:type="spellStart"/>
+            <w:r>
+              <w:rPr>
+                <w:lang w:val="en-GB"/>
+              </w:rPr>
+              <w:t>updatePassword</w:t>
+            </w:r>
+            <w:proofErr w:type="spellEnd"/>
+            <w:r>
+              <w:rPr>
+                <w:lang w:val="en-GB"/>
+              </w:rPr>
+              <w:t>(</w:t>
+            </w:r>
+            <w:proofErr w:type="spellStart"/>
+            <w:r>
+              <w:rPr>
+                <w:lang w:val="en-GB"/>
+              </w:rPr>
+              <w:t>matricola</w:t>
+            </w:r>
+            <w:proofErr w:type="spellEnd"/>
+            <w:r>
+              <w:rPr>
+                <w:lang w:val="en-GB"/>
+              </w:rPr>
+              <w:t xml:space="preserve">: String, </w:t>
+            </w:r>
+            <w:proofErr w:type="spellStart"/>
+            <w:r>
+              <w:rPr>
+                <w:lang w:val="en-GB"/>
+              </w:rPr>
+              <w:t>hashPassword</w:t>
+            </w:r>
+            <w:proofErr w:type="spellEnd"/>
+            <w:r>
+              <w:rPr>
+                <w:lang w:val="en-GB"/>
+              </w:rPr>
+              <w:t>: String)</w:t>
+            </w:r>
+          </w:p>
+          <w:p>
+            <w:pPr>
+              <w:rPr>
+                <w:lang w:val="en-GB"/>
+              </w:rPr>
+            </w:pPr>
+          </w:p>
+          <w:p>
+            <w:pPr>
+              <w:rPr>
+                <w:lang w:val="en-GB"/>
+              </w:rPr>
+            </w:pPr>
+            <w:proofErr w:type="spellStart"/>
+            <w:r>
+              <w:rPr>
+                <w:lang w:val="en-GB"/>
+              </w:rPr>
+              <w:t>matricola</w:t>
+            </w:r>
+            <w:proofErr w:type="spellEnd"/>
+            <w:r>
+              <w:rPr>
+                <w:lang w:val="en-GB"/>
+              </w:rPr>
+              <w:t xml:space="preserve"> &lt;&gt; null and </w:t>
+            </w:r>
+            <w:proofErr w:type="spellStart"/>
+            <w:r>
+              <w:rPr>
+                <w:lang w:val="en-GB"/>
+              </w:rPr>
+              <w:t>hashPassword</w:t>
+            </w:r>
+            <w:proofErr w:type="spellEnd"/>
+            <w:r>
+              <w:rPr>
+                <w:lang w:val="en-GB"/>
+              </w:rPr>
+              <w:t xml:space="preserve"> &lt;&gt; null</w:t>
+            </w:r>
+            <w:r>
+              <w:rPr>
+                <w:lang w:val="en-GB"/>
+              </w:rPr>
+              <w:t xml:space="preserve"> </w:t>
+            </w:r>
+            <w:proofErr w:type="spellStart"/>
+            <w:r>
+              <w:rPr>
+                <w:lang w:val="en-GB"/>
+              </w:rPr>
+              <w:t>hashPassword.size</w:t>
+            </w:r>
+            <w:proofErr w:type="spellEnd"/>
+            <w:r>
+              <w:rPr>
+                <w:lang w:val="en-GB"/>
+              </w:rPr>
+              <w:t>() &gt; 0</w:t>
+            </w:r>
+            <w:r>
+              <w:rPr>
+                <w:lang w:val="en-GB"/>
+              </w:rPr>
+              <w:t xml:space="preserve"> and </w:t>
+            </w:r>
+            <w:proofErr w:type="spellStart"/>
+            <w:r>
+              <w:rPr>
+                <w:lang w:val="en-GB"/>
+              </w:rPr>
+              <w:t>hashPassword.size</w:t>
+            </w:r>
+            <w:proofErr w:type="spellEnd"/>
+            <w:r>
+              <w:rPr>
+                <w:lang w:val="en-GB"/>
+              </w:rPr>
+              <w:t xml:space="preserve">() </w:t>
+            </w:r>
+            <w:r>
+              <w:rPr>
+                <w:lang w:val="en-GB"/>
+              </w:rPr>
+              <w:t>&lt;= 50</w:t>
+            </w:r>
+            <w:r>
+              <w:rPr>
+                <w:lang w:val="en-GB"/>
+              </w:rPr>
+              <w:br/>
+            </w:r>
+          </w:p>
+        </w:tc>
+      </w:tr>
+      <w:tr>
+        <w:trPr>
+          <w:trHeight w:val="408"/>
+        </w:trPr>
+        <w:tc>
+          <w:tcPr>
+            <w:tcW w:w="1696" w:type="dxa"/>
+          </w:tcPr>
+          <w:p>
+            <w:pPr>
+              <w:rPr>
+                <w:lang w:val="en-GB"/>
+              </w:rPr>
+            </w:pPr>
+            <w:r>
+              <w:t>Post-condizione</w:t>
+            </w:r>
+          </w:p>
+        </w:tc>
+        <w:tc>
+          <w:tcPr>
+            <w:tcW w:w="8647" w:type="dxa"/>
+          </w:tcPr>
+          <w:p>
+            <w:pPr>
+              <w:rPr>
+                <w:lang w:val="en-GB"/>
+              </w:rPr>
+            </w:pPr>
+            <w:r>
+              <w:rPr>
+                <w:lang w:val="en-GB"/>
+              </w:rPr>
+              <w:t xml:space="preserve">context </w:t>
+            </w:r>
+            <w:proofErr w:type="spellStart"/>
+            <w:r>
+              <w:rPr>
+                <w:lang w:val="en-GB"/>
+              </w:rPr>
+              <w:t>UtenteDAO</w:t>
+            </w:r>
+            <w:proofErr w:type="spellEnd"/>
+            <w:r>
+              <w:rPr>
+                <w:lang w:val="en-GB"/>
+              </w:rPr>
+              <w:t>::</w:t>
+            </w:r>
+            <w:proofErr w:type="spellStart"/>
+            <w:r>
+              <w:rPr>
+                <w:lang w:val="en-GB"/>
+              </w:rPr>
+              <w:t>updatePassword</w:t>
+            </w:r>
+            <w:proofErr w:type="spellEnd"/>
+            <w:r>
+              <w:rPr>
+                <w:lang w:val="en-GB"/>
+              </w:rPr>
+              <w:t>(</w:t>
+            </w:r>
+            <w:proofErr w:type="spellStart"/>
+            <w:r>
+              <w:rPr>
+                <w:lang w:val="en-GB"/>
+              </w:rPr>
+              <w:t>matricola</w:t>
+            </w:r>
+            <w:proofErr w:type="spellEnd"/>
+            <w:r>
+              <w:rPr>
+                <w:lang w:val="en-GB"/>
+              </w:rPr>
+              <w:t xml:space="preserve">: String, </w:t>
+            </w:r>
+            <w:proofErr w:type="spellStart"/>
+            <w:r>
+              <w:rPr>
+                <w:lang w:val="en-GB"/>
+              </w:rPr>
+              <w:t>hashPassword</w:t>
+            </w:r>
+            <w:proofErr w:type="spellEnd"/>
+            <w:r>
+              <w:rPr>
+                <w:lang w:val="en-GB"/>
+              </w:rPr>
+              <w:t>: String)</w:t>
+            </w:r>
+          </w:p>
+          <w:p>
+            <w:pPr>
+              <w:rPr>
+                <w:lang w:val="en-GB"/>
+              </w:rPr>
+            </w:pPr>
+          </w:p>
+          <w:p>
+            <w:pPr>
+              <w:rPr>
+                <w:lang w:val="en-GB"/>
+              </w:rPr>
+            </w:pPr>
+            <w:proofErr w:type="spellStart"/>
+            <w:r>
+              <w:rPr>
+                <w:lang w:val="en-GB"/>
+              </w:rPr>
+              <w:t>Utente.allInstances</w:t>
+            </w:r>
+            <w:proofErr w:type="spellEnd"/>
+            <w:r>
+              <w:rPr>
+                <w:lang w:val="en-GB"/>
+              </w:rPr>
+              <w:t>()-&gt;</w:t>
+            </w:r>
+            <w:r>
+              <w:rPr>
+                <w:lang w:val="en-GB"/>
+              </w:rPr>
+              <w:t>exists</w:t>
+            </w:r>
+            <w:r>
+              <w:rPr>
+                <w:lang w:val="en-GB"/>
+              </w:rPr>
+              <w:t xml:space="preserve">(u | </w:t>
+            </w:r>
+            <w:proofErr w:type="spellStart"/>
+            <w:r>
+              <w:rPr>
+                <w:lang w:val="en-GB"/>
+              </w:rPr>
+              <w:t>u.matricola</w:t>
+            </w:r>
+            <w:proofErr w:type="spellEnd"/>
+            <w:r>
+              <w:rPr>
+                <w:lang w:val="en-GB"/>
+              </w:rPr>
+              <w:t xml:space="preserve"> = </w:t>
+            </w:r>
+            <w:proofErr w:type="spellStart"/>
+            <w:r>
+              <w:rPr>
+                <w:lang w:val="en-GB"/>
+              </w:rPr>
+              <w:t>matricola</w:t>
+            </w:r>
+            <w:proofErr w:type="spellEnd"/>
+            <w:r>
+              <w:rPr>
+                <w:lang w:val="en-GB"/>
+              </w:rPr>
+              <w:t xml:space="preserve"> and </w:t>
+            </w:r>
+            <w:proofErr w:type="spellStart"/>
+            <w:r>
+              <w:rPr>
+                <w:lang w:val="en-GB"/>
+              </w:rPr>
+              <w:t>u</w:t>
+            </w:r>
+            <w:r>
+              <w:rPr>
+                <w:lang w:val="en-GB"/>
+              </w:rPr>
+              <w:t>.hashPassword</w:t>
+            </w:r>
+            <w:proofErr w:type="spellEnd"/>
+            <w:r>
+              <w:rPr>
+                <w:lang w:val="en-GB"/>
+              </w:rPr>
+              <w:t xml:space="preserve"> = </w:t>
+            </w:r>
+            <w:proofErr w:type="spellStart"/>
+            <w:r>
+              <w:rPr>
+                <w:lang w:val="en-GB"/>
+              </w:rPr>
+              <w:t>hashPassword</w:t>
+            </w:r>
+            <w:proofErr w:type="spellEnd"/>
+            <w:r>
+              <w:rPr>
+                <w:lang w:val="en-GB"/>
+              </w:rPr>
+              <w:t xml:space="preserve">) </w:t>
+            </w:r>
+          </w:p>
+        </w:tc>
+      </w:tr>
+      <w:tr>
+        <w:trPr>
+          <w:trHeight w:val="408"/>
+        </w:trPr>
+        <w:tc>
+          <w:tcPr>
+            <w:tcW w:w="10343" w:type="dxa"/>
             <w:gridSpan w:val="2"/>
           </w:tcPr>
           <w:p>
@@ -19595,7 +21082,7 @@
         </w:tc>
         <w:tc>
           <w:tcPr>
-            <w:tcW w:w="8080" w:type="dxa"/>
+            <w:tcW w:w="8647" w:type="dxa"/>
           </w:tcPr>
           <w:p>
             <w:pPr>
@@ -19638,7 +21125,7 @@
         </w:tc>
         <w:tc>
           <w:tcPr>
-            <w:tcW w:w="8080" w:type="dxa"/>
+            <w:tcW w:w="8647" w:type="dxa"/>
           </w:tcPr>
           <w:p>
             <w:r>
@@ -19660,7 +21147,7 @@
         </w:tc>
         <w:tc>
           <w:tcPr>
-            <w:tcW w:w="8080" w:type="dxa"/>
+            <w:tcW w:w="8647" w:type="dxa"/>
           </w:tcPr>
           <w:p>
             <w:pPr>
@@ -19675,17 +21162,12 @@
               <w:t xml:space="preserve"> </w:t>
             </w:r>
             <w:proofErr w:type="spellStart"/>
-            <w:proofErr w:type="gramStart"/>
             <w:r>
               <w:t>UtenteDAO</w:t>
             </w:r>
             <w:proofErr w:type="spellEnd"/>
             <w:r>
-              <w:t>::</w:t>
-            </w:r>
-            <w:proofErr w:type="gramEnd"/>
-            <w:r>
-              <w:t xml:space="preserve"> delete(</w:t>
+              <w:t>:: delete(</w:t>
             </w:r>
             <w:proofErr w:type="spellStart"/>
             <w:r>
@@ -19729,7 +21211,7 @@
         </w:tc>
         <w:tc>
           <w:tcPr>
-            <w:tcW w:w="8080" w:type="dxa"/>
+            <w:tcW w:w="8647" w:type="dxa"/>
           </w:tcPr>
           <w:p>
             <w:pPr>
@@ -19744,17 +21226,12 @@
               <w:t xml:space="preserve"> </w:t>
             </w:r>
             <w:proofErr w:type="spellStart"/>
-            <w:proofErr w:type="gramStart"/>
             <w:r>
               <w:t>UtenteDAO</w:t>
             </w:r>
             <w:proofErr w:type="spellEnd"/>
             <w:r>
-              <w:t>::</w:t>
-            </w:r>
-            <w:proofErr w:type="gramEnd"/>
-            <w:r>
-              <w:t xml:space="preserve"> delete(</w:t>
+              <w:t>:: delete(</w:t>
             </w:r>
             <w:proofErr w:type="spellStart"/>
             <w:r>
@@ -19985,7 +21462,13 @@
               <w:rPr>
                 <w:lang w:val="en-GB"/>
               </w:rPr>
-              <w:t>id:int</w:t>
+              <w:t>id:</w:t>
+            </w:r>
+            <w:r>
+              <w:rPr>
+                <w:lang w:val="en-GB"/>
+              </w:rPr>
+              <w:t>long</w:t>
             </w:r>
             <w:proofErr w:type="spellEnd"/>
             <w:r>
@@ -20048,7 +21531,68 @@
               <w:rPr>
                 <w:lang w:val="en-GB"/>
               </w:rPr>
-              <w:lastRenderedPageBreak/>
+              <w:t xml:space="preserve">+ </w:t>
+            </w:r>
+            <w:proofErr w:type="spellStart"/>
+            <w:r>
+              <w:rPr>
+                <w:lang w:val="en-GB"/>
+              </w:rPr>
+              <w:t>updateStatus</w:t>
+            </w:r>
+            <w:proofErr w:type="spellEnd"/>
+            <w:r>
+              <w:rPr>
+                <w:lang w:val="en-GB"/>
+              </w:rPr>
+              <w:t>(</w:t>
+            </w:r>
+            <w:proofErr w:type="spellStart"/>
+            <w:r>
+              <w:rPr>
+                <w:lang w:val="en-GB"/>
+              </w:rPr>
+              <w:t>id</w:t>
+            </w:r>
+            <w:r>
+              <w:rPr>
+                <w:lang w:val="en-GB"/>
+              </w:rPr>
+              <w:t>:long</w:t>
+            </w:r>
+            <w:proofErr w:type="spellEnd"/>
+            <w:r>
+              <w:rPr>
+                <w:lang w:val="en-GB"/>
+              </w:rPr>
+              <w:t xml:space="preserve">, </w:t>
+            </w:r>
+            <w:proofErr w:type="spellStart"/>
+            <w:r>
+              <w:rPr>
+                <w:lang w:val="en-GB"/>
+              </w:rPr>
+              <w:t>nuovoStato:enum</w:t>
+            </w:r>
+            <w:proofErr w:type="spellEnd"/>
+            <w:r>
+              <w:rPr>
+                <w:lang w:val="en-GB"/>
+              </w:rPr>
+              <w:t>) : void</w:t>
+            </w:r>
+          </w:p>
+          <w:p>
+            <w:pPr>
+              <w:spacing w:after="160" w:line="259" w:lineRule="auto"/>
+              <w:rPr>
+                <w:lang w:val="en-GB"/>
+              </w:rPr>
+            </w:pPr>
+            <w:r>
+              <w:rPr>
+                <w:lang w:val="en-GB"/>
+              </w:rPr>
               <w:t>+ update(</w:t>
             </w:r>
             <w:proofErr w:type="spellStart"/>
@@ -20106,7 +21650,6 @@
               <w:spacing w:after="160" w:line="259" w:lineRule="auto"/>
             </w:pPr>
             <w:r>
-              <w:lastRenderedPageBreak/>
               <w:t>Invariante</w:t>
             </w:r>
           </w:p>
@@ -20144,6 +21687,7 @@
           </w:tcPr>
           <w:p>
             <w:r>
+              <w:lastRenderedPageBreak/>
               <w:t>Firma metodo</w:t>
             </w:r>
           </w:p>
@@ -20193,15 +21737,7 @@
           </w:tcPr>
           <w:p>
             <w:r>
-              <w:t xml:space="preserve">Persistente </w:t>
-            </w:r>
-            <w:proofErr w:type="gramStart"/>
-            <w:r>
-              <w:t>una task</w:t>
-            </w:r>
-            <w:proofErr w:type="gramEnd"/>
-            <w:r>
-              <w:t xml:space="preserve"> all’interno del database</w:t>
+              <w:t>Persistente una task all’interno del database</w:t>
             </w:r>
           </w:p>
         </w:tc>
@@ -20234,7 +21770,6 @@
               <w:t xml:space="preserve">Context </w:t>
             </w:r>
             <w:proofErr w:type="spellStart"/>
-            <w:proofErr w:type="gramStart"/>
             <w:r>
               <w:rPr>
                 <w:lang w:val="en-GB"/>
@@ -20246,14 +21781,7 @@
               <w:rPr>
                 <w:lang w:val="en-GB"/>
               </w:rPr>
-              <w:t>::</w:t>
-            </w:r>
-            <w:proofErr w:type="gramEnd"/>
-            <w:r>
-              <w:rPr>
-                <w:lang w:val="en-GB"/>
-              </w:rPr>
-              <w:t>create(t</w:t>
+              <w:t>::create(t</w:t>
             </w:r>
             <w:r>
               <w:rPr>
@@ -20351,7 +21879,6 @@
               <w:t xml:space="preserve">Context </w:t>
             </w:r>
             <w:proofErr w:type="spellStart"/>
-            <w:proofErr w:type="gramStart"/>
             <w:r>
               <w:rPr>
                 <w:lang w:val="en-GB"/>
@@ -20363,14 +21890,7 @@
               <w:rPr>
                 <w:lang w:val="en-GB"/>
               </w:rPr>
-              <w:t>::</w:t>
-            </w:r>
-            <w:proofErr w:type="gramEnd"/>
-            <w:r>
-              <w:rPr>
-                <w:lang w:val="en-GB"/>
-              </w:rPr>
-              <w:t>create(task: Task)</w:t>
+              <w:t>::create(task: Task)</w:t>
             </w:r>
           </w:p>
           <w:p>
@@ -20531,7 +22051,6 @@
               <w:t xml:space="preserve">Context </w:t>
             </w:r>
             <w:proofErr w:type="spellStart"/>
-            <w:proofErr w:type="gramStart"/>
             <w:r>
               <w:rPr>
                 <w:lang w:val="en-GB"/>
@@ -20546,7 +22065,6 @@
               <w:t>::</w:t>
             </w:r>
             <w:proofErr w:type="spellStart"/>
-            <w:proofErr w:type="gramEnd"/>
             <w:r>
               <w:rPr>
                 <w:lang w:val="en-GB"/>
@@ -20613,7 +22131,6 @@
               <w:t xml:space="preserve">Context </w:t>
             </w:r>
             <w:proofErr w:type="spellStart"/>
-            <w:proofErr w:type="gramStart"/>
             <w:r>
               <w:rPr>
                 <w:lang w:val="en-GB"/>
@@ -20628,7 +22145,6 @@
               <w:t>::</w:t>
             </w:r>
             <w:proofErr w:type="spellStart"/>
-            <w:proofErr w:type="gramEnd"/>
             <w:r>
               <w:rPr>
                 <w:lang w:val="en-GB"/>
@@ -20822,7 +22338,6 @@
               <w:t xml:space="preserve"> </w:t>
             </w:r>
             <w:proofErr w:type="spellStart"/>
-            <w:proofErr w:type="gramStart"/>
             <w:r>
               <w:t>TaskDAO</w:t>
             </w:r>
@@ -20831,7 +22346,6 @@
               <w:t>::</w:t>
             </w:r>
             <w:proofErr w:type="spellStart"/>
-            <w:proofErr w:type="gramEnd"/>
             <w:r>
               <w:t>findByUtente</w:t>
             </w:r>
@@ -20888,7 +22402,6 @@
               <w:t xml:space="preserve">Context </w:t>
             </w:r>
             <w:proofErr w:type="spellStart"/>
-            <w:proofErr w:type="gramStart"/>
             <w:r>
               <w:rPr>
                 <w:lang w:val="en-GB"/>
@@ -20903,7 +22416,6 @@
               <w:t>::</w:t>
             </w:r>
             <w:proofErr w:type="spellStart"/>
-            <w:proofErr w:type="gramEnd"/>
             <w:r>
               <w:rPr>
                 <w:lang w:val="en-GB"/>
@@ -21049,11 +22561,19 @@
         </w:tc>
       </w:tr>
       <w:tr>
+        <w:trPr>
+          <w:trHeight w:val="440"/>
+        </w:trPr>
         <w:tc>
           <w:tcPr>
             <w:tcW w:w="2122" w:type="dxa"/>
           </w:tcPr>
           <w:p>
+            <w:pPr>
+              <w:rPr>
+                <w:lang w:val="en-GB"/>
+              </w:rPr>
+            </w:pPr>
             <w:r>
               <w:t>Firma metodo</w:t>
             </w:r>
@@ -21073,31 +22593,74 @@
               <w:rPr>
                 <w:lang w:val="en-GB"/>
               </w:rPr>
-              <w:t>+ update(</w:t>
-            </w:r>
-            <w:proofErr w:type="spellStart"/>
-            <w:r>
-              <w:rPr>
-                <w:lang w:val="en-GB"/>
-              </w:rPr>
-              <w:t>task:Task</w:t>
-            </w:r>
-            <w:proofErr w:type="spellEnd"/>
-            <w:r>
-              <w:rPr>
-                <w:lang w:val="en-GB"/>
-              </w:rPr>
-              <w:t xml:space="preserve">) : void </w:t>
-            </w:r>
+              <w:t xml:space="preserve">+ </w:t>
+            </w:r>
+            <w:proofErr w:type="spellStart"/>
+            <w:r>
+              <w:rPr>
+                <w:lang w:val="en-GB"/>
+              </w:rPr>
+              <w:t>updateStatus</w:t>
+            </w:r>
+            <w:proofErr w:type="spellEnd"/>
+            <w:r>
+              <w:rPr>
+                <w:lang w:val="en-GB"/>
+              </w:rPr>
+              <w:t>(</w:t>
+            </w:r>
+            <w:proofErr w:type="spellStart"/>
+            <w:r>
+              <w:rPr>
+                <w:lang w:val="en-GB"/>
+              </w:rPr>
+              <w:t>id:long</w:t>
+            </w:r>
+            <w:proofErr w:type="spellEnd"/>
+            <w:r>
+              <w:rPr>
+                <w:lang w:val="en-GB"/>
+              </w:rPr>
+              <w:t xml:space="preserve">, </w:t>
+            </w:r>
+            <w:proofErr w:type="spellStart"/>
+            <w:r>
+              <w:rPr>
+                <w:lang w:val="en-GB"/>
+              </w:rPr>
+              <w:t>nuovoStato:enum</w:t>
+            </w:r>
+            <w:proofErr w:type="spellEnd"/>
+            <w:r>
+              <w:rPr>
+                <w:lang w:val="en-GB"/>
+              </w:rPr>
+              <w:t>) : void</w:t>
+            </w:r>
+          </w:p>
+          <w:p>
+            <w:pPr>
+              <w:rPr>
+                <w:lang w:val="en-GB"/>
+              </w:rPr>
+            </w:pPr>
           </w:p>
         </w:tc>
       </w:tr>
       <w:tr>
+        <w:trPr>
+          <w:trHeight w:val="440"/>
+        </w:trPr>
         <w:tc>
           <w:tcPr>
             <w:tcW w:w="2122" w:type="dxa"/>
           </w:tcPr>
           <w:p>
+            <w:pPr>
+              <w:rPr>
+                <w:lang w:val="en-GB"/>
+              </w:rPr>
+            </w:pPr>
             <w:r>
               <w:t>Descrizione</w:t>
             </w:r>
@@ -21109,17 +22672,28 @@
           </w:tcPr>
           <w:p>
             <w:r>
-              <w:t>Aggiorna un task all’interno del database</w:t>
+              <w:t>Permette di cambiare lo s</w:t>
+            </w:r>
+            <w:r>
+              <w:t>tato di un task</w:t>
             </w:r>
           </w:p>
         </w:tc>
       </w:tr>
       <w:tr>
+        <w:trPr>
+          <w:trHeight w:val="440"/>
+        </w:trPr>
         <w:tc>
           <w:tcPr>
             <w:tcW w:w="2122" w:type="dxa"/>
           </w:tcPr>
           <w:p>
+            <w:pPr>
+              <w:rPr>
+                <w:lang w:val="en-GB"/>
+              </w:rPr>
+            </w:pPr>
             <w:r>
               <w:t>Pre-condizione</w:t>
             </w:r>
@@ -21131,31 +22705,17 @@
           </w:tcPr>
           <w:p>
             <w:pPr>
-              <w:spacing w:after="160" w:line="259" w:lineRule="auto"/>
-              <w:rPr>
-                <w:lang w:val="en-GB"/>
-              </w:rPr>
-            </w:pPr>
-            <w:r>
-              <w:rPr>
-                <w:lang w:val="en-GB"/>
-              </w:rPr>
-              <w:t>Context</w:t>
-            </w:r>
-            <w:r>
-              <w:rPr>
-                <w:lang w:val="en-GB"/>
-              </w:rPr>
-              <w:t xml:space="preserve"> </w:t>
-            </w:r>
-            <w:r>
-              <w:rPr>
-                <w:lang w:val="en-GB"/>
-              </w:rPr>
-              <w:t xml:space="preserve"> </w:t>
-            </w:r>
-            <w:proofErr w:type="spellStart"/>
-            <w:proofErr w:type="gramStart"/>
+              <w:rPr>
+                <w:lang w:val="en-GB"/>
+              </w:rPr>
+            </w:pPr>
+            <w:r>
+              <w:rPr>
+                <w:lang w:val="en-GB"/>
+              </w:rPr>
+              <w:t xml:space="preserve">context </w:t>
+            </w:r>
+            <w:proofErr w:type="spellStart"/>
             <w:r>
               <w:rPr>
                 <w:lang w:val="en-GB"/>
@@ -21169,67 +22729,99 @@
               </w:rPr>
               <w:t>::</w:t>
             </w:r>
-            <w:proofErr w:type="gramEnd"/>
-            <w:r>
-              <w:rPr>
-                <w:lang w:val="en-GB"/>
-              </w:rPr>
-              <w:t>update(t</w:t>
-            </w:r>
-            <w:r>
-              <w:rPr>
-                <w:lang w:val="en-GB"/>
-              </w:rPr>
-              <w:t>ask</w:t>
-            </w:r>
-            <w:r>
-              <w:rPr>
-                <w:lang w:val="en-GB"/>
-              </w:rPr>
-              <w:t>: Task)</w:t>
-            </w:r>
-          </w:p>
-          <w:p>
-            <w:pPr>
-              <w:rPr>
-                <w:lang w:val="en-GB"/>
-              </w:rPr>
-            </w:pPr>
-            <w:proofErr w:type="spellStart"/>
-            <w:r>
-              <w:rPr>
-                <w:lang w:val="en-GB"/>
-              </w:rPr>
-              <w:t>Task.allInstances</w:t>
-            </w:r>
-            <w:proofErr w:type="spellEnd"/>
-            <w:r>
-              <w:rPr>
-                <w:lang w:val="en-GB"/>
-              </w:rPr>
-              <w:t>()-&gt;exists(x | x.id = t</w:t>
-            </w:r>
-            <w:r>
-              <w:rPr>
-                <w:lang w:val="en-GB"/>
-              </w:rPr>
-              <w:t>ask</w:t>
-            </w:r>
-            <w:r>
-              <w:rPr>
-                <w:lang w:val="en-GB"/>
-              </w:rPr>
-              <w:t>.id)</w:t>
-            </w:r>
+            <w:proofErr w:type="spellStart"/>
+            <w:r>
+              <w:rPr>
+                <w:lang w:val="en-GB"/>
+              </w:rPr>
+              <w:t>updateStatus</w:t>
+            </w:r>
+            <w:proofErr w:type="spellEnd"/>
+            <w:r>
+              <w:rPr>
+                <w:lang w:val="en-GB"/>
+              </w:rPr>
+              <w:t>(</w:t>
+            </w:r>
+            <w:proofErr w:type="spellStart"/>
+            <w:r>
+              <w:rPr>
+                <w:lang w:val="en-GB"/>
+              </w:rPr>
+              <w:t>id</w:t>
+            </w:r>
+            <w:r>
+              <w:rPr>
+                <w:lang w:val="en-GB"/>
+              </w:rPr>
+              <w:t>:long</w:t>
+            </w:r>
+            <w:proofErr w:type="spellEnd"/>
+            <w:r>
+              <w:rPr>
+                <w:lang w:val="en-GB"/>
+              </w:rPr>
+              <w:t xml:space="preserve">, </w:t>
+            </w:r>
+            <w:proofErr w:type="spellStart"/>
+            <w:r>
+              <w:rPr>
+                <w:lang w:val="en-GB"/>
+              </w:rPr>
+              <w:t>nuovoStato:</w:t>
+            </w:r>
+            <w:r>
+              <w:rPr>
+                <w:lang w:val="en-GB"/>
+              </w:rPr>
+              <w:t>enum</w:t>
+            </w:r>
+            <w:proofErr w:type="spellEnd"/>
+            <w:r>
+              <w:rPr>
+                <w:lang w:val="en-GB"/>
+              </w:rPr>
+              <w:t>)</w:t>
+            </w:r>
+          </w:p>
+          <w:p>
+            <w:pPr>
+              <w:rPr>
+                <w:lang w:val="en-GB"/>
+              </w:rPr>
+            </w:pPr>
+          </w:p>
+          <w:p>
+            <w:proofErr w:type="spellStart"/>
+            <w:r>
+              <w:t>nuovoStato</w:t>
+            </w:r>
+            <w:proofErr w:type="spellEnd"/>
+            <w:r>
+              <w:t xml:space="preserve"> &lt;&gt; </w:t>
+            </w:r>
+            <w:proofErr w:type="spellStart"/>
+            <w:r>
+              <w:t>null</w:t>
+            </w:r>
+            <w:proofErr w:type="spellEnd"/>
           </w:p>
         </w:tc>
       </w:tr>
       <w:tr>
+        <w:trPr>
+          <w:trHeight w:val="440"/>
+        </w:trPr>
         <w:tc>
           <w:tcPr>
             <w:tcW w:w="2122" w:type="dxa"/>
           </w:tcPr>
           <w:p>
+            <w:pPr>
+              <w:rPr>
+                <w:lang w:val="en-GB"/>
+              </w:rPr>
+            </w:pPr>
             <w:r>
               <w:t>Post-condizione</w:t>
             </w:r>
@@ -21241,6 +22833,244 @@
           </w:tcPr>
           <w:p>
             <w:pPr>
+              <w:rPr>
+                <w:lang w:val="en-GB"/>
+              </w:rPr>
+            </w:pPr>
+            <w:r>
+              <w:rPr>
+                <w:lang w:val="en-GB"/>
+              </w:rPr>
+              <w:t xml:space="preserve">context </w:t>
+            </w:r>
+            <w:proofErr w:type="spellStart"/>
+            <w:r>
+              <w:rPr>
+                <w:lang w:val="en-GB"/>
+              </w:rPr>
+              <w:t>TaskDAO</w:t>
+            </w:r>
+            <w:proofErr w:type="spellEnd"/>
+            <w:r>
+              <w:rPr>
+                <w:lang w:val="en-GB"/>
+              </w:rPr>
+              <w:t>::</w:t>
+            </w:r>
+            <w:proofErr w:type="spellStart"/>
+            <w:r>
+              <w:rPr>
+                <w:lang w:val="en-GB"/>
+              </w:rPr>
+              <w:t>updateStatus</w:t>
+            </w:r>
+            <w:proofErr w:type="spellEnd"/>
+            <w:r>
+              <w:rPr>
+                <w:lang w:val="en-GB"/>
+              </w:rPr>
+              <w:t>(</w:t>
+            </w:r>
+            <w:proofErr w:type="spellStart"/>
+            <w:r>
+              <w:rPr>
+                <w:lang w:val="en-GB"/>
+              </w:rPr>
+              <w:t>id:long</w:t>
+            </w:r>
+            <w:proofErr w:type="spellEnd"/>
+            <w:r>
+              <w:rPr>
+                <w:lang w:val="en-GB"/>
+              </w:rPr>
+              <w:t xml:space="preserve">, </w:t>
+            </w:r>
+            <w:proofErr w:type="spellStart"/>
+            <w:r>
+              <w:rPr>
+                <w:lang w:val="en-GB"/>
+              </w:rPr>
+              <w:t>nuovoStato:enum</w:t>
+            </w:r>
+            <w:proofErr w:type="spellEnd"/>
+            <w:r>
+              <w:rPr>
+                <w:lang w:val="en-GB"/>
+              </w:rPr>
+              <w:t>)</w:t>
+            </w:r>
+          </w:p>
+          <w:p>
+            <w:pPr>
+              <w:rPr>
+                <w:lang w:val="en-GB"/>
+              </w:rPr>
+            </w:pPr>
+          </w:p>
+          <w:p>
+            <w:pPr>
+              <w:rPr>
+                <w:lang w:val="en-GB"/>
+              </w:rPr>
+            </w:pPr>
+            <w:proofErr w:type="spellStart"/>
+            <w:r>
+              <w:rPr>
+                <w:lang w:val="en-GB"/>
+              </w:rPr>
+              <w:t>Task.allInstances</w:t>
+            </w:r>
+            <w:proofErr w:type="spellEnd"/>
+            <w:r>
+              <w:rPr>
+                <w:lang w:val="en-GB"/>
+              </w:rPr>
+              <w:t>()-&gt;</w:t>
+            </w:r>
+            <w:r>
+              <w:rPr>
+                <w:lang w:val="en-GB"/>
+              </w:rPr>
+              <w:t xml:space="preserve">exists(t | t.id = id and </w:t>
+            </w:r>
+            <w:proofErr w:type="spellStart"/>
+            <w:r>
+              <w:rPr>
+                <w:lang w:val="en-GB"/>
+              </w:rPr>
+              <w:t>t.stato</w:t>
+            </w:r>
+            <w:proofErr w:type="spellEnd"/>
+            <w:r>
+              <w:rPr>
+                <w:lang w:val="en-GB"/>
+              </w:rPr>
+              <w:t xml:space="preserve"> = </w:t>
+            </w:r>
+            <w:proofErr w:type="spellStart"/>
+            <w:r>
+              <w:rPr>
+                <w:lang w:val="en-GB"/>
+              </w:rPr>
+              <w:t>nuovoSta</w:t>
+            </w:r>
+            <w:r>
+              <w:rPr>
+                <w:lang w:val="en-GB"/>
+              </w:rPr>
+              <w:t>to</w:t>
+            </w:r>
+            <w:proofErr w:type="spellEnd"/>
+            <w:r>
+              <w:rPr>
+                <w:lang w:val="en-GB"/>
+              </w:rPr>
+              <w:t>)</w:t>
+            </w:r>
+          </w:p>
+        </w:tc>
+      </w:tr>
+      <w:tr>
+        <w:trPr>
+          <w:trHeight w:val="440"/>
+        </w:trPr>
+        <w:tc>
+          <w:tcPr>
+            <w:tcW w:w="9776" w:type="dxa"/>
+            <w:gridSpan w:val="2"/>
+          </w:tcPr>
+          <w:p>
+            <w:pPr>
+              <w:rPr>
+                <w:lang w:val="en-GB"/>
+              </w:rPr>
+            </w:pPr>
+          </w:p>
+        </w:tc>
+      </w:tr>
+      <w:tr>
+        <w:tc>
+          <w:tcPr>
+            <w:tcW w:w="2122" w:type="dxa"/>
+          </w:tcPr>
+          <w:p>
+            <w:r>
+              <w:t>Firma metodo</w:t>
+            </w:r>
+          </w:p>
+        </w:tc>
+        <w:tc>
+          <w:tcPr>
+            <w:tcW w:w="7654" w:type="dxa"/>
+          </w:tcPr>
+          <w:p>
+            <w:pPr>
+              <w:rPr>
+                <w:lang w:val="en-GB"/>
+              </w:rPr>
+            </w:pPr>
+            <w:r>
+              <w:rPr>
+                <w:lang w:val="en-GB"/>
+              </w:rPr>
+              <w:t>+ update(</w:t>
+            </w:r>
+            <w:proofErr w:type="spellStart"/>
+            <w:r>
+              <w:rPr>
+                <w:lang w:val="en-GB"/>
+              </w:rPr>
+              <w:t>task:Task</w:t>
+            </w:r>
+            <w:proofErr w:type="spellEnd"/>
+            <w:r>
+              <w:rPr>
+                <w:lang w:val="en-GB"/>
+              </w:rPr>
+              <w:t xml:space="preserve">) : void </w:t>
+            </w:r>
+          </w:p>
+        </w:tc>
+      </w:tr>
+      <w:tr>
+        <w:tc>
+          <w:tcPr>
+            <w:tcW w:w="2122" w:type="dxa"/>
+          </w:tcPr>
+          <w:p>
+            <w:r>
+              <w:t>Descrizione</w:t>
+            </w:r>
+          </w:p>
+        </w:tc>
+        <w:tc>
+          <w:tcPr>
+            <w:tcW w:w="7654" w:type="dxa"/>
+          </w:tcPr>
+          <w:p>
+            <w:r>
+              <w:t>Aggiorna un task all’interno del database</w:t>
+            </w:r>
+          </w:p>
+        </w:tc>
+      </w:tr>
+      <w:tr>
+        <w:tc>
+          <w:tcPr>
+            <w:tcW w:w="2122" w:type="dxa"/>
+          </w:tcPr>
+          <w:p>
+            <w:r>
+              <w:t>Pre-condizione</w:t>
+            </w:r>
+          </w:p>
+        </w:tc>
+        <w:tc>
+          <w:tcPr>
+            <w:tcW w:w="7654" w:type="dxa"/>
+          </w:tcPr>
+          <w:p>
+            <w:pPr>
               <w:spacing w:after="160" w:line="259" w:lineRule="auto"/>
               <w:rPr>
                 <w:lang w:val="en-GB"/>
@@ -21250,10 +23080,111 @@
               <w:rPr>
                 <w:lang w:val="en-GB"/>
               </w:rPr>
+              <w:t>Context</w:t>
+            </w:r>
+            <w:r>
+              <w:rPr>
+                <w:lang w:val="en-GB"/>
+              </w:rPr>
+              <w:t xml:space="preserve"> </w:t>
+            </w:r>
+            <w:r>
+              <w:rPr>
+                <w:lang w:val="en-GB"/>
+              </w:rPr>
+              <w:t xml:space="preserve"> </w:t>
+            </w:r>
+            <w:proofErr w:type="spellStart"/>
+            <w:r>
+              <w:rPr>
+                <w:lang w:val="en-GB"/>
+              </w:rPr>
+              <w:t>TaskDAO</w:t>
+            </w:r>
+            <w:proofErr w:type="spellEnd"/>
+            <w:r>
+              <w:rPr>
+                <w:lang w:val="en-GB"/>
+              </w:rPr>
+              <w:t>::update(t</w:t>
+            </w:r>
+            <w:r>
+              <w:rPr>
+                <w:lang w:val="en-GB"/>
+              </w:rPr>
+              <w:t>ask</w:t>
+            </w:r>
+            <w:r>
+              <w:rPr>
+                <w:lang w:val="en-GB"/>
+              </w:rPr>
+              <w:t>: Task)</w:t>
+            </w:r>
+          </w:p>
+          <w:p>
+            <w:pPr>
+              <w:rPr>
+                <w:lang w:val="en-GB"/>
+              </w:rPr>
+            </w:pPr>
+            <w:proofErr w:type="spellStart"/>
+            <w:r>
+              <w:rPr>
+                <w:lang w:val="en-GB"/>
+              </w:rPr>
+              <w:t>Task.allInstances</w:t>
+            </w:r>
+            <w:proofErr w:type="spellEnd"/>
+            <w:r>
+              <w:rPr>
+                <w:lang w:val="en-GB"/>
+              </w:rPr>
+              <w:t>()-&gt;exists(x | x.id = t</w:t>
+            </w:r>
+            <w:r>
+              <w:rPr>
+                <w:lang w:val="en-GB"/>
+              </w:rPr>
+              <w:t>ask</w:t>
+            </w:r>
+            <w:r>
+              <w:rPr>
+                <w:lang w:val="en-GB"/>
+              </w:rPr>
+              <w:t>.id)</w:t>
+            </w:r>
+          </w:p>
+        </w:tc>
+      </w:tr>
+      <w:tr>
+        <w:tc>
+          <w:tcPr>
+            <w:tcW w:w="2122" w:type="dxa"/>
+          </w:tcPr>
+          <w:p>
+            <w:r>
+              <w:t>Post-condizione</w:t>
+            </w:r>
+          </w:p>
+        </w:tc>
+        <w:tc>
+          <w:tcPr>
+            <w:tcW w:w="7654" w:type="dxa"/>
+          </w:tcPr>
+          <w:p>
+            <w:pPr>
+              <w:spacing w:after="160" w:line="259" w:lineRule="auto"/>
+              <w:rPr>
+                <w:lang w:val="en-GB"/>
+              </w:rPr>
+            </w:pPr>
+            <w:r>
+              <w:rPr>
+                <w:lang w:val="en-GB"/>
+              </w:rPr>
               <w:t xml:space="preserve">Context  </w:t>
             </w:r>
             <w:proofErr w:type="spellStart"/>
-            <w:proofErr w:type="gramStart"/>
             <w:r>
               <w:rPr>
                 <w:lang w:val="en-GB"/>
@@ -21265,14 +23196,7 @@
               <w:rPr>
                 <w:lang w:val="en-GB"/>
               </w:rPr>
-              <w:t>::</w:t>
-            </w:r>
-            <w:proofErr w:type="gramEnd"/>
-            <w:r>
-              <w:rPr>
-                <w:lang w:val="en-GB"/>
-              </w:rPr>
-              <w:t>update(task: Task)</w:t>
+              <w:t>::update(task: Task)</w:t>
             </w:r>
           </w:p>
           <w:p>
@@ -21301,6 +23225,13 @@
               </w:rPr>
               <w:t xml:space="preserve"> x.id = task.id) -&gt; x = task</w:t>
             </w:r>
+          </w:p>
+          <w:p>
+            <w:pPr>
+              <w:rPr>
+                <w:lang w:val="en-GB"/>
+              </w:rPr>
+            </w:pPr>
           </w:p>
         </w:tc>
       </w:tr>
@@ -21329,6 +23260,7 @@
           </w:tcPr>
           <w:p>
             <w:r>
+              <w:lastRenderedPageBreak/>
               <w:t>Firma metodo</w:t>
             </w:r>
           </w:p>
@@ -21423,7 +23355,6 @@
               <w:t xml:space="preserve"> </w:t>
             </w:r>
             <w:proofErr w:type="spellStart"/>
-            <w:proofErr w:type="gramStart"/>
             <w:r>
               <w:rPr>
                 <w:lang w:val="en-GB"/>
@@ -21435,14 +23366,7 @@
               <w:rPr>
                 <w:lang w:val="en-GB"/>
               </w:rPr>
-              <w:t>::</w:t>
-            </w:r>
-            <w:proofErr w:type="gramEnd"/>
-            <w:r>
-              <w:rPr>
-                <w:lang w:val="en-GB"/>
-              </w:rPr>
-              <w:t>delete(t</w:t>
+              <w:t>::delete(t</w:t>
             </w:r>
             <w:r>
               <w:rPr>
@@ -21484,7 +23408,6 @@
           </w:tcPr>
           <w:p>
             <w:r>
-              <w:lastRenderedPageBreak/>
               <w:t>Post-condizione</w:t>
             </w:r>
           </w:p>
@@ -21513,7 +23436,6 @@
               <w:t xml:space="preserve"> </w:t>
             </w:r>
             <w:proofErr w:type="spellStart"/>
-            <w:proofErr w:type="gramStart"/>
             <w:r>
               <w:rPr>
                 <w:lang w:val="en-GB"/>
@@ -21525,14 +23447,7 @@
               <w:rPr>
                 <w:lang w:val="en-GB"/>
               </w:rPr>
-              <w:t>::</w:t>
-            </w:r>
-            <w:proofErr w:type="gramEnd"/>
-            <w:r>
-              <w:rPr>
-                <w:lang w:val="en-GB"/>
-              </w:rPr>
-              <w:t>delete(task: Task)</w:t>
+              <w:t>::delete(task: Task)</w:t>
             </w:r>
           </w:p>
           <w:p>
@@ -21917,17 +23832,12 @@
               <w:t xml:space="preserve"> </w:t>
             </w:r>
             <w:proofErr w:type="spellStart"/>
-            <w:proofErr w:type="gramStart"/>
             <w:r>
               <w:t>NotificaDAO</w:t>
             </w:r>
             <w:proofErr w:type="spellEnd"/>
             <w:r>
-              <w:t>::</w:t>
-            </w:r>
-            <w:proofErr w:type="gramEnd"/>
-            <w:r>
-              <w:t>create(n</w:t>
+              <w:t>::create(n</w:t>
             </w:r>
             <w:r>
               <w:t>otifica</w:t>
@@ -21976,17 +23886,12 @@
               <w:t xml:space="preserve"> </w:t>
             </w:r>
             <w:proofErr w:type="spellStart"/>
-            <w:proofErr w:type="gramStart"/>
             <w:r>
               <w:t>NotificaDAO</w:t>
             </w:r>
             <w:proofErr w:type="spellEnd"/>
             <w:r>
-              <w:t>::</w:t>
-            </w:r>
-            <w:proofErr w:type="gramEnd"/>
-            <w:r>
-              <w:t>create(notifica: Notifica)</w:t>
+              <w:t>::create(notifica: Notifica)</w:t>
             </w:r>
           </w:p>
           <w:p>
@@ -22115,7 +24020,6 @@
               <w:t xml:space="preserve"> </w:t>
             </w:r>
             <w:proofErr w:type="spellStart"/>
-            <w:proofErr w:type="gramStart"/>
             <w:r>
               <w:t>NotificaDAO</w:t>
             </w:r>
@@ -22124,7 +24028,6 @@
               <w:t>::</w:t>
             </w:r>
             <w:proofErr w:type="spellStart"/>
-            <w:proofErr w:type="gramEnd"/>
             <w:r>
               <w:t>findByUtente</w:t>
             </w:r>
@@ -22176,7 +24079,6 @@
               <w:t xml:space="preserve"> </w:t>
             </w:r>
             <w:proofErr w:type="spellStart"/>
-            <w:proofErr w:type="gramStart"/>
             <w:r>
               <w:t>NotificaDAO</w:t>
             </w:r>
@@ -22185,7 +24087,6 @@
               <w:t>::</w:t>
             </w:r>
             <w:proofErr w:type="spellStart"/>
-            <w:proofErr w:type="gramEnd"/>
             <w:r>
               <w:t>findByUtente</w:t>
             </w:r>
@@ -22619,7 +24520,14 @@
               <w:b w:val="0"/>
               <w:sz w:val="20"/>
             </w:rPr>
-            <w:t>Versione: 1.0</w:t>
+            <w:t>Versione: 1.</w:t>
+          </w:r>
+          <w:r>
+            <w:rPr>
+              <w:b w:val="0"/>
+              <w:sz w:val="20"/>
+            </w:rPr>
+            <w:t>1</w:t>
           </w:r>
         </w:p>
       </w:tc>
@@ -22693,7 +24601,7 @@
             <w:rPr>
               <w:sz w:val="20"/>
             </w:rPr>
-            <w:t>15/12/2025</w:t>
+            <w:t>22/01/2026</w:t>
           </w:r>
         </w:p>
       </w:tc>
@@ -24908,7 +26816,6 @@
   <w:style w:type="character" w:default="1" w:styleId="Carpredefinitoparagrafo">
     <w:name w:val="Default Paragraph Font"/>
     <w:uiPriority w:val="1"/>
-    <w:semiHidden/>
     <w:unhideWhenUsed/>
   </w:style>
   <w:style w:type="table" w:default="1" w:styleId="Tabellanormale">

--- a/Workspace/ODD/ODD_EWMS.docx
+++ b/Workspace/ODD/ODD_EWMS.docx
@@ -3104,7 +3104,15 @@
     </w:p>
     <w:p>
       <w:r>
-        <w:t xml:space="preserve">Per quanto riguarda la manutenzione del sistema, se ne occuperà il team di sviluppo originale (vedi RAD, 3.3.4 </w:t>
+        <w:t xml:space="preserve">Per quanto riguarda la manutenzione del sistema, se ne occuperà </w:t>
+      </w:r>
+      <w:proofErr w:type="gramStart"/>
+      <w:r>
+        <w:t>il team</w:t>
+      </w:r>
+      <w:proofErr w:type="gramEnd"/>
+      <w:r>
+        <w:t xml:space="preserve"> di sviluppo originale (vedi RAD, 3.3.4 </w:t>
       </w:r>
       <w:proofErr w:type="spellStart"/>
       <w:r>
@@ -3429,7 +3437,15 @@
     </w:p>
     <w:p>
       <w:r>
-        <w:t>le eccezioni non sono previste come meccanismo di controllo del flusso della fruibilità del sistema ma solo come segnalazioni di condizioni anomale, che potranno essere risolte o comprese anche tramite consulenza al team di sviluppo.</w:t>
+        <w:t xml:space="preserve">le eccezioni non sono previste come meccanismo di controllo del flusso della fruibilità del sistema ma solo come segnalazioni di condizioni anomale, che potranno essere risolte o comprese anche tramite consulenza </w:t>
+      </w:r>
+      <w:proofErr w:type="gramStart"/>
+      <w:r>
+        <w:t>al team</w:t>
+      </w:r>
+      <w:proofErr w:type="gramEnd"/>
+      <w:r>
+        <w:t xml:space="preserve"> di sviluppo.</w:t>
       </w:r>
     </w:p>
     <w:p>
@@ -3457,7 +3473,15 @@
       </w:r>
       <w:proofErr w:type="spellEnd"/>
       <w:r>
-        <w:t xml:space="preserve"> e post-condizioni e eventuali eccezioni che potrebbero essere sollevate.</w:t>
+        <w:t xml:space="preserve"> e post-condizioni </w:t>
+      </w:r>
+      <w:proofErr w:type="gramStart"/>
+      <w:r>
+        <w:t>e</w:t>
+      </w:r>
+      <w:proofErr w:type="gramEnd"/>
+      <w:r>
+        <w:t xml:space="preserve"> eventuali eccezioni che potrebbero essere sollevate.</w:t>
       </w:r>
     </w:p>
     <w:p/>
@@ -4813,14 +4837,28 @@
               <w:rPr>
                 <w:lang w:val="en-GB"/>
               </w:rPr>
-              <w:t>Context:SessionService</w:t>
-            </w:r>
-            <w:proofErr w:type="spellEnd"/>
-            <w:r>
-              <w:rPr>
-                <w:lang w:val="en-GB"/>
-              </w:rPr>
-              <w:t>::login</w:t>
+              <w:t>Context:</w:t>
+            </w:r>
+            <w:proofErr w:type="gramStart"/>
+            <w:r>
+              <w:rPr>
+                <w:lang w:val="en-GB"/>
+              </w:rPr>
+              <w:t>SessionService</w:t>
+            </w:r>
+            <w:proofErr w:type="spellEnd"/>
+            <w:r>
+              <w:rPr>
+                <w:lang w:val="en-GB"/>
+              </w:rPr>
+              <w:t>::</w:t>
+            </w:r>
+            <w:proofErr w:type="gramEnd"/>
+            <w:r>
+              <w:rPr>
+                <w:lang w:val="en-GB"/>
+              </w:rPr>
+              <w:t>login</w:t>
             </w:r>
           </w:p>
           <w:p>
@@ -4874,14 +4912,28 @@
               <w:rPr>
                 <w:lang w:val="en-GB"/>
               </w:rPr>
-              <w:t>Context:SessionService</w:t>
-            </w:r>
-            <w:proofErr w:type="spellEnd"/>
-            <w:r>
-              <w:rPr>
-                <w:lang w:val="en-GB"/>
-              </w:rPr>
-              <w:t>::login</w:t>
+              <w:t>Context:</w:t>
+            </w:r>
+            <w:proofErr w:type="gramStart"/>
+            <w:r>
+              <w:rPr>
+                <w:lang w:val="en-GB"/>
+              </w:rPr>
+              <w:t>SessionService</w:t>
+            </w:r>
+            <w:proofErr w:type="spellEnd"/>
+            <w:r>
+              <w:rPr>
+                <w:lang w:val="en-GB"/>
+              </w:rPr>
+              <w:t>::</w:t>
+            </w:r>
+            <w:proofErr w:type="gramEnd"/>
+            <w:r>
+              <w:rPr>
+                <w:lang w:val="en-GB"/>
+              </w:rPr>
+              <w:t>login</w:t>
             </w:r>
           </w:p>
           <w:p>
@@ -5073,14 +5125,28 @@
               <w:rPr>
                 <w:lang w:val="en-GB"/>
               </w:rPr>
-              <w:t>Context:SessionService</w:t>
-            </w:r>
-            <w:proofErr w:type="spellEnd"/>
-            <w:r>
-              <w:rPr>
-                <w:lang w:val="en-GB"/>
-              </w:rPr>
-              <w:t>::logout</w:t>
+              <w:t>Context:</w:t>
+            </w:r>
+            <w:proofErr w:type="gramStart"/>
+            <w:r>
+              <w:rPr>
+                <w:lang w:val="en-GB"/>
+              </w:rPr>
+              <w:t>SessionService</w:t>
+            </w:r>
+            <w:proofErr w:type="spellEnd"/>
+            <w:r>
+              <w:rPr>
+                <w:lang w:val="en-GB"/>
+              </w:rPr>
+              <w:t>::</w:t>
+            </w:r>
+            <w:proofErr w:type="gramEnd"/>
+            <w:r>
+              <w:rPr>
+                <w:lang w:val="en-GB"/>
+              </w:rPr>
+              <w:t>logout</w:t>
             </w:r>
           </w:p>
           <w:p>
@@ -5160,14 +5226,28 @@
               <w:rPr>
                 <w:lang w:val="en-GB"/>
               </w:rPr>
-              <w:t>Context:SessionService</w:t>
-            </w:r>
-            <w:proofErr w:type="spellEnd"/>
-            <w:r>
-              <w:rPr>
-                <w:lang w:val="en-GB"/>
-              </w:rPr>
-              <w:t>::logout</w:t>
+              <w:t>Context:</w:t>
+            </w:r>
+            <w:proofErr w:type="gramStart"/>
+            <w:r>
+              <w:rPr>
+                <w:lang w:val="en-GB"/>
+              </w:rPr>
+              <w:t>SessionService</w:t>
+            </w:r>
+            <w:proofErr w:type="spellEnd"/>
+            <w:r>
+              <w:rPr>
+                <w:lang w:val="en-GB"/>
+              </w:rPr>
+              <w:t>::</w:t>
+            </w:r>
+            <w:proofErr w:type="gramEnd"/>
+            <w:r>
+              <w:rPr>
+                <w:lang w:val="en-GB"/>
+              </w:rPr>
+              <w:t>logout</w:t>
             </w:r>
           </w:p>
           <w:p>
@@ -5961,7 +6041,14 @@
               <w:rPr>
                 <w:lang w:val="en-GB"/>
               </w:rPr>
-              <w:t>Context:PersonalProfileService</w:t>
+              <w:t>Context:</w:t>
+            </w:r>
+            <w:proofErr w:type="gramStart"/>
+            <w:r>
+              <w:rPr>
+                <w:lang w:val="en-GB"/>
+              </w:rPr>
+              <w:t>PersonalProfileService</w:t>
             </w:r>
             <w:proofErr w:type="spellEnd"/>
             <w:r>
@@ -5971,6 +6058,7 @@
               <w:t>::</w:t>
             </w:r>
             <w:proofErr w:type="spellStart"/>
+            <w:proofErr w:type="gramEnd"/>
             <w:r>
               <w:rPr>
                 <w:lang w:val="en-GB"/>
@@ -6090,7 +6178,14 @@
               <w:rPr>
                 <w:lang w:val="en-GB"/>
               </w:rPr>
-              <w:t>Context:PersonalProfileService</w:t>
+              <w:t>Context:</w:t>
+            </w:r>
+            <w:proofErr w:type="gramStart"/>
+            <w:r>
+              <w:rPr>
+                <w:lang w:val="en-GB"/>
+              </w:rPr>
+              <w:t>PersonalProfileService</w:t>
             </w:r>
             <w:proofErr w:type="spellEnd"/>
             <w:r>
@@ -6100,6 +6195,7 @@
               <w:t>::</w:t>
             </w:r>
             <w:proofErr w:type="spellStart"/>
+            <w:proofErr w:type="gramEnd"/>
             <w:r>
               <w:rPr>
                 <w:lang w:val="en-GB"/>
@@ -6206,7 +6302,15 @@
             </w:r>
             <w:proofErr w:type="spellEnd"/>
             <w:r>
-              <w:t xml:space="preserve"> = View::Profilo</w:t>
+              <w:t xml:space="preserve"> = </w:t>
+            </w:r>
+            <w:proofErr w:type="gramStart"/>
+            <w:r>
+              <w:t>View::</w:t>
+            </w:r>
+            <w:proofErr w:type="gramEnd"/>
+            <w:r>
+              <w:t>Profilo</w:t>
             </w:r>
           </w:p>
         </w:tc>
@@ -6384,7 +6488,14 @@
               <w:rPr>
                 <w:lang w:val="en-GB"/>
               </w:rPr>
-              <w:t>Context:PersonalProfileService</w:t>
+              <w:t>Context:</w:t>
+            </w:r>
+            <w:proofErr w:type="gramStart"/>
+            <w:r>
+              <w:rPr>
+                <w:lang w:val="en-GB"/>
+              </w:rPr>
+              <w:t>PersonalProfileService</w:t>
             </w:r>
             <w:proofErr w:type="spellEnd"/>
             <w:r>
@@ -6394,6 +6505,7 @@
               <w:t>::</w:t>
             </w:r>
             <w:proofErr w:type="spellStart"/>
+            <w:proofErr w:type="gramEnd"/>
             <w:r>
               <w:rPr>
                 <w:lang w:val="en-GB"/>
@@ -6487,9 +6599,14 @@
             </w:r>
             <w:proofErr w:type="spellEnd"/>
             <w:r>
-              <w:t xml:space="preserve"> = View::</w:t>
-            </w:r>
-            <w:proofErr w:type="spellStart"/>
+              <w:t xml:space="preserve"> = </w:t>
+            </w:r>
+            <w:proofErr w:type="gramStart"/>
+            <w:r>
+              <w:t>View::</w:t>
+            </w:r>
+            <w:proofErr w:type="spellStart"/>
+            <w:proofErr w:type="gramEnd"/>
             <w:r>
               <w:t>Profile</w:t>
             </w:r>
@@ -6534,7 +6651,14 @@
               <w:rPr>
                 <w:lang w:val="en-GB"/>
               </w:rPr>
-              <w:t>Context:PersonalProfileService</w:t>
+              <w:t>Context:</w:t>
+            </w:r>
+            <w:proofErr w:type="gramStart"/>
+            <w:r>
+              <w:rPr>
+                <w:lang w:val="en-GB"/>
+              </w:rPr>
+              <w:t>PersonalProfileService</w:t>
             </w:r>
             <w:proofErr w:type="spellEnd"/>
             <w:r>
@@ -6544,6 +6668,7 @@
               <w:t>::</w:t>
             </w:r>
             <w:proofErr w:type="spellStart"/>
+            <w:proofErr w:type="gramEnd"/>
             <w:r>
               <w:rPr>
                 <w:lang w:val="en-GB"/>
@@ -6651,9 +6776,17 @@
               <w:rPr>
                 <w:lang w:val="en-GB"/>
               </w:rPr>
-              <w:t xml:space="preserve"> = View::</w:t>
-            </w:r>
-            <w:proofErr w:type="spellStart"/>
+              <w:t xml:space="preserve"> = </w:t>
+            </w:r>
+            <w:proofErr w:type="gramStart"/>
+            <w:r>
+              <w:rPr>
+                <w:lang w:val="en-GB"/>
+              </w:rPr>
+              <w:t>View::</w:t>
+            </w:r>
+            <w:proofErr w:type="spellStart"/>
+            <w:proofErr w:type="gramEnd"/>
             <w:r>
               <w:rPr>
                 <w:lang w:val="en-GB"/>
@@ -7266,7 +7399,14 @@
               <w:rPr>
                 <w:lang w:val="en-GB"/>
               </w:rPr>
-              <w:t>Context:ProfileManagementService</w:t>
+              <w:t>Context:</w:t>
+            </w:r>
+            <w:proofErr w:type="gramStart"/>
+            <w:r>
+              <w:rPr>
+                <w:lang w:val="en-GB"/>
+              </w:rPr>
+              <w:t>ProfileManagementService</w:t>
             </w:r>
             <w:proofErr w:type="spellEnd"/>
             <w:r>
@@ -7276,6 +7416,7 @@
               <w:t>::</w:t>
             </w:r>
             <w:proofErr w:type="spellStart"/>
+            <w:proofErr w:type="gramEnd"/>
             <w:r>
               <w:rPr>
                 <w:lang w:val="en-GB"/>
@@ -7370,9 +7511,17 @@
               <w:rPr>
                 <w:lang w:val="en-GB"/>
               </w:rPr>
-              <w:t xml:space="preserve"> = role::</w:t>
-            </w:r>
-            <w:proofErr w:type="spellStart"/>
+              <w:t xml:space="preserve"> = </w:t>
+            </w:r>
+            <w:proofErr w:type="gramStart"/>
+            <w:r>
+              <w:rPr>
+                <w:lang w:val="en-GB"/>
+              </w:rPr>
+              <w:t>role::</w:t>
+            </w:r>
+            <w:proofErr w:type="spellStart"/>
+            <w:proofErr w:type="gramEnd"/>
             <w:r>
               <w:rPr>
                 <w:lang w:val="en-GB"/>
@@ -7411,9 +7560,17 @@
               <w:rPr>
                 <w:lang w:val="en-GB"/>
               </w:rPr>
-              <w:t xml:space="preserve"> = View::</w:t>
-            </w:r>
-            <w:proofErr w:type="spellStart"/>
+              <w:t xml:space="preserve"> = </w:t>
+            </w:r>
+            <w:proofErr w:type="gramStart"/>
+            <w:r>
+              <w:rPr>
+                <w:lang w:val="en-GB"/>
+              </w:rPr>
+              <w:t>View::</w:t>
+            </w:r>
+            <w:proofErr w:type="spellStart"/>
+            <w:proofErr w:type="gramEnd"/>
             <w:r>
               <w:rPr>
                 <w:lang w:val="en-GB"/>
@@ -7451,7 +7608,14 @@
               <w:rPr>
                 <w:lang w:val="en-GB"/>
               </w:rPr>
-              <w:t>Context:ProfileManagementService</w:t>
+              <w:t>Context:</w:t>
+            </w:r>
+            <w:proofErr w:type="gramStart"/>
+            <w:r>
+              <w:rPr>
+                <w:lang w:val="en-GB"/>
+              </w:rPr>
+              <w:t>ProfileManagementService</w:t>
             </w:r>
             <w:proofErr w:type="spellEnd"/>
             <w:r>
@@ -7461,6 +7625,7 @@
               <w:t>::</w:t>
             </w:r>
             <w:proofErr w:type="spellStart"/>
+            <w:proofErr w:type="gramEnd"/>
             <w:r>
               <w:rPr>
                 <w:lang w:val="en-GB"/>
@@ -7554,9 +7719,14 @@
             </w:r>
             <w:proofErr w:type="spellStart"/>
             <w:r>
-              <w:t>account.nomeUtente</w:t>
-            </w:r>
-            <w:proofErr w:type="spellEnd"/>
+              <w:t>account.</w:t>
+            </w:r>
+            <w:proofErr w:type="gramStart"/>
+            <w:r>
+              <w:t>nomeUtente</w:t>
+            </w:r>
+            <w:proofErr w:type="spellEnd"/>
+            <w:proofErr w:type="gramEnd"/>
             <w:r>
               <w:t xml:space="preserve"> and</w:t>
             </w:r>
@@ -7681,7 +7851,14 @@
               <w:rPr>
                 <w:lang w:val="en-GB"/>
               </w:rPr>
-              <w:t>Context:ProfileManagementService</w:t>
+              <w:t>Context:</w:t>
+            </w:r>
+            <w:proofErr w:type="gramStart"/>
+            <w:r>
+              <w:rPr>
+                <w:lang w:val="en-GB"/>
+              </w:rPr>
+              <w:t>ProfileManagementService</w:t>
             </w:r>
             <w:proofErr w:type="spellEnd"/>
             <w:r>
@@ -7691,6 +7868,7 @@
               <w:t>::</w:t>
             </w:r>
             <w:proofErr w:type="spellStart"/>
+            <w:proofErr w:type="gramEnd"/>
             <w:r>
               <w:rPr>
                 <w:lang w:val="en-GB"/>
@@ -7771,9 +7949,17 @@
               <w:rPr>
                 <w:lang w:val="en-GB"/>
               </w:rPr>
-              <w:t xml:space="preserve"> = role::</w:t>
-            </w:r>
-            <w:proofErr w:type="spellStart"/>
+              <w:t xml:space="preserve"> = </w:t>
+            </w:r>
+            <w:proofErr w:type="gramStart"/>
+            <w:r>
+              <w:rPr>
+                <w:lang w:val="en-GB"/>
+              </w:rPr>
+              <w:t>role::</w:t>
+            </w:r>
+            <w:proofErr w:type="spellStart"/>
+            <w:proofErr w:type="gramEnd"/>
             <w:r>
               <w:rPr>
                 <w:lang w:val="en-GB"/>
@@ -7812,7 +7998,21 @@
               <w:rPr>
                 <w:lang w:val="en-GB"/>
               </w:rPr>
-              <w:t xml:space="preserve"> = View::Homepage</w:t>
+              <w:t xml:space="preserve"> = </w:t>
+            </w:r>
+            <w:proofErr w:type="gramStart"/>
+            <w:r>
+              <w:rPr>
+                <w:lang w:val="en-GB"/>
+              </w:rPr>
+              <w:t>View::</w:t>
+            </w:r>
+            <w:proofErr w:type="gramEnd"/>
+            <w:r>
+              <w:rPr>
+                <w:lang w:val="en-GB"/>
+              </w:rPr>
+              <w:t>Homepage</w:t>
             </w:r>
           </w:p>
         </w:tc>
@@ -7844,7 +8044,14 @@
               <w:rPr>
                 <w:lang w:val="en-GB"/>
               </w:rPr>
-              <w:t>Context:ProfileManagementService</w:t>
+              <w:t>Context:</w:t>
+            </w:r>
+            <w:proofErr w:type="gramStart"/>
+            <w:r>
+              <w:rPr>
+                <w:lang w:val="en-GB"/>
+              </w:rPr>
+              <w:t>ProfileManagementService</w:t>
             </w:r>
             <w:proofErr w:type="spellEnd"/>
             <w:r>
@@ -7854,6 +8061,7 @@
               <w:t>::</w:t>
             </w:r>
             <w:proofErr w:type="spellStart"/>
+            <w:proofErr w:type="gramEnd"/>
             <w:r>
               <w:rPr>
                 <w:lang w:val="en-GB"/>
@@ -7924,7 +8132,15 @@
             </w:r>
             <w:proofErr w:type="spellEnd"/>
             <w:r>
-              <w:t xml:space="preserve"> = View::Profilo</w:t>
+              <w:t xml:space="preserve"> = </w:t>
+            </w:r>
+            <w:proofErr w:type="gramStart"/>
+            <w:r>
+              <w:t>View::</w:t>
+            </w:r>
+            <w:proofErr w:type="gramEnd"/>
+            <w:r>
+              <w:t>Profilo</w:t>
             </w:r>
           </w:p>
         </w:tc>
@@ -8035,7 +8251,14 @@
               <w:rPr>
                 <w:lang w:val="en-GB"/>
               </w:rPr>
-              <w:t>Context:ProfileManagementService</w:t>
+              <w:t>Context:</w:t>
+            </w:r>
+            <w:proofErr w:type="gramStart"/>
+            <w:r>
+              <w:rPr>
+                <w:lang w:val="en-GB"/>
+              </w:rPr>
+              <w:t>ProfileManagementService</w:t>
             </w:r>
             <w:proofErr w:type="spellEnd"/>
             <w:r>
@@ -8045,6 +8268,7 @@
               <w:t>::</w:t>
             </w:r>
             <w:proofErr w:type="spellStart"/>
+            <w:proofErr w:type="gramEnd"/>
             <w:r>
               <w:rPr>
                 <w:lang w:val="en-GB"/>
@@ -8139,9 +8363,17 @@
               <w:rPr>
                 <w:lang w:val="en-GB"/>
               </w:rPr>
-              <w:t xml:space="preserve"> = role::</w:t>
-            </w:r>
-            <w:proofErr w:type="spellStart"/>
+              <w:t xml:space="preserve"> = </w:t>
+            </w:r>
+            <w:proofErr w:type="gramStart"/>
+            <w:r>
+              <w:rPr>
+                <w:lang w:val="en-GB"/>
+              </w:rPr>
+              <w:t>role::</w:t>
+            </w:r>
+            <w:proofErr w:type="spellStart"/>
+            <w:proofErr w:type="gramEnd"/>
             <w:r>
               <w:rPr>
                 <w:lang w:val="en-GB"/>
@@ -8180,7 +8412,21 @@
               <w:rPr>
                 <w:lang w:val="en-GB"/>
               </w:rPr>
-              <w:t xml:space="preserve"> = View::Profile(</w:t>
+              <w:t xml:space="preserve"> = </w:t>
+            </w:r>
+            <w:proofErr w:type="gramStart"/>
+            <w:r>
+              <w:rPr>
+                <w:lang w:val="en-GB"/>
+              </w:rPr>
+              <w:t>View::</w:t>
+            </w:r>
+            <w:proofErr w:type="gramEnd"/>
+            <w:r>
+              <w:rPr>
+                <w:lang w:val="en-GB"/>
+              </w:rPr>
+              <w:t>Profile(</w:t>
             </w:r>
             <w:proofErr w:type="spellStart"/>
             <w:r>
@@ -8226,14 +8472,28 @@
               <w:rPr>
                 <w:lang w:val="en-GB"/>
               </w:rPr>
-              <w:t>Context:ProfileManagementService</w:t>
-            </w:r>
-            <w:proofErr w:type="spellEnd"/>
-            <w:r>
-              <w:rPr>
-                <w:lang w:val="en-GB"/>
-              </w:rPr>
-              <w:t xml:space="preserve">:: </w:t>
+              <w:t>Context:</w:t>
+            </w:r>
+            <w:proofErr w:type="gramStart"/>
+            <w:r>
+              <w:rPr>
+                <w:lang w:val="en-GB"/>
+              </w:rPr>
+              <w:t>ProfileManagementService</w:t>
+            </w:r>
+            <w:proofErr w:type="spellEnd"/>
+            <w:r>
+              <w:rPr>
+                <w:lang w:val="en-GB"/>
+              </w:rPr>
+              <w:t>::</w:t>
+            </w:r>
+            <w:proofErr w:type="gramEnd"/>
+            <w:r>
+              <w:rPr>
+                <w:lang w:val="en-GB"/>
+              </w:rPr>
+              <w:t xml:space="preserve"> </w:t>
             </w:r>
             <w:proofErr w:type="spellStart"/>
             <w:r>
@@ -8365,9 +8625,14 @@
             </w:r>
             <w:proofErr w:type="spellEnd"/>
             <w:r>
-              <w:t xml:space="preserve"> = View::</w:t>
-            </w:r>
-            <w:proofErr w:type="spellStart"/>
+              <w:t xml:space="preserve"> = </w:t>
+            </w:r>
+            <w:proofErr w:type="gramStart"/>
+            <w:r>
+              <w:t>View::</w:t>
+            </w:r>
+            <w:proofErr w:type="spellStart"/>
+            <w:proofErr w:type="gramEnd"/>
             <w:r>
               <w:t>Profile</w:t>
             </w:r>
@@ -8521,7 +8786,14 @@
               <w:rPr>
                 <w:lang w:val="en-GB"/>
               </w:rPr>
-              <w:t>Context:ProfileManagementService</w:t>
+              <w:t>Context:</w:t>
+            </w:r>
+            <w:proofErr w:type="gramStart"/>
+            <w:r>
+              <w:rPr>
+                <w:lang w:val="en-GB"/>
+              </w:rPr>
+              <w:t>ProfileManagementService</w:t>
             </w:r>
             <w:proofErr w:type="spellEnd"/>
             <w:r>
@@ -8531,6 +8803,7 @@
               <w:t>::</w:t>
             </w:r>
             <w:proofErr w:type="spellStart"/>
+            <w:proofErr w:type="gramEnd"/>
             <w:r>
               <w:rPr>
                 <w:lang w:val="en-GB"/>
@@ -8639,9 +8912,17 @@
               <w:rPr>
                 <w:lang w:val="en-GB"/>
               </w:rPr>
-              <w:t xml:space="preserve"> = role::</w:t>
-            </w:r>
-            <w:proofErr w:type="spellStart"/>
+              <w:t xml:space="preserve"> = </w:t>
+            </w:r>
+            <w:proofErr w:type="gramStart"/>
+            <w:r>
+              <w:rPr>
+                <w:lang w:val="en-GB"/>
+              </w:rPr>
+              <w:t>role::</w:t>
+            </w:r>
+            <w:proofErr w:type="spellStart"/>
+            <w:proofErr w:type="gramEnd"/>
             <w:r>
               <w:rPr>
                 <w:lang w:val="en-GB"/>
@@ -8680,7 +8961,21 @@
               <w:rPr>
                 <w:lang w:val="en-GB"/>
               </w:rPr>
-              <w:t xml:space="preserve"> = View::Profile(</w:t>
+              <w:t xml:space="preserve"> = </w:t>
+            </w:r>
+            <w:proofErr w:type="gramStart"/>
+            <w:r>
+              <w:rPr>
+                <w:lang w:val="en-GB"/>
+              </w:rPr>
+              <w:t>View::</w:t>
+            </w:r>
+            <w:proofErr w:type="gramEnd"/>
+            <w:r>
+              <w:rPr>
+                <w:lang w:val="en-GB"/>
+              </w:rPr>
+              <w:t>Profile(</w:t>
             </w:r>
             <w:proofErr w:type="spellStart"/>
             <w:r>
@@ -8726,14 +9021,28 @@
               <w:rPr>
                 <w:lang w:val="en-GB"/>
               </w:rPr>
-              <w:t>Context:ProfileManagementService</w:t>
-            </w:r>
-            <w:proofErr w:type="spellEnd"/>
-            <w:r>
-              <w:rPr>
-                <w:lang w:val="en-GB"/>
-              </w:rPr>
-              <w:t xml:space="preserve">:: </w:t>
+              <w:t>Context:</w:t>
+            </w:r>
+            <w:proofErr w:type="gramStart"/>
+            <w:r>
+              <w:rPr>
+                <w:lang w:val="en-GB"/>
+              </w:rPr>
+              <w:t>ProfileManagementService</w:t>
+            </w:r>
+            <w:proofErr w:type="spellEnd"/>
+            <w:r>
+              <w:rPr>
+                <w:lang w:val="en-GB"/>
+              </w:rPr>
+              <w:t>::</w:t>
+            </w:r>
+            <w:proofErr w:type="gramEnd"/>
+            <w:r>
+              <w:rPr>
+                <w:lang w:val="en-GB"/>
+              </w:rPr>
+              <w:t xml:space="preserve"> </w:t>
             </w:r>
             <w:proofErr w:type="spellStart"/>
             <w:r>
@@ -8905,7 +9214,21 @@
               <w:rPr>
                 <w:lang w:val="en-GB"/>
               </w:rPr>
-              <w:t xml:space="preserve"> = View::Profile(</w:t>
+              <w:t xml:space="preserve"> = </w:t>
+            </w:r>
+            <w:proofErr w:type="gramStart"/>
+            <w:r>
+              <w:rPr>
+                <w:lang w:val="en-GB"/>
+              </w:rPr>
+              <w:t>View::</w:t>
+            </w:r>
+            <w:proofErr w:type="gramEnd"/>
+            <w:r>
+              <w:rPr>
+                <w:lang w:val="en-GB"/>
+              </w:rPr>
+              <w:t>Profile(</w:t>
             </w:r>
             <w:proofErr w:type="spellStart"/>
             <w:r>
@@ -9074,14 +9397,28 @@
               <w:rPr>
                 <w:lang w:val="en-GB"/>
               </w:rPr>
-              <w:t>Context:ProfileManagementService</w:t>
-            </w:r>
-            <w:proofErr w:type="spellEnd"/>
-            <w:r>
-              <w:rPr>
-                <w:lang w:val="en-GB"/>
-              </w:rPr>
-              <w:t xml:space="preserve">:: </w:t>
+              <w:t>Context:</w:t>
+            </w:r>
+            <w:proofErr w:type="gramStart"/>
+            <w:r>
+              <w:rPr>
+                <w:lang w:val="en-GB"/>
+              </w:rPr>
+              <w:t>ProfileManagementService</w:t>
+            </w:r>
+            <w:proofErr w:type="spellEnd"/>
+            <w:r>
+              <w:rPr>
+                <w:lang w:val="en-GB"/>
+              </w:rPr>
+              <w:t>::</w:t>
+            </w:r>
+            <w:proofErr w:type="gramEnd"/>
+            <w:r>
+              <w:rPr>
+                <w:lang w:val="en-GB"/>
+              </w:rPr>
+              <w:t xml:space="preserve"> </w:t>
             </w:r>
             <w:proofErr w:type="spellStart"/>
             <w:r>
@@ -9192,9 +9529,17 @@
               <w:rPr>
                 <w:lang w:val="en-GB"/>
               </w:rPr>
-              <w:t xml:space="preserve"> = role::</w:t>
-            </w:r>
-            <w:proofErr w:type="spellStart"/>
+              <w:t xml:space="preserve"> = </w:t>
+            </w:r>
+            <w:proofErr w:type="gramStart"/>
+            <w:r>
+              <w:rPr>
+                <w:lang w:val="en-GB"/>
+              </w:rPr>
+              <w:t>role::</w:t>
+            </w:r>
+            <w:proofErr w:type="spellStart"/>
+            <w:proofErr w:type="gramEnd"/>
             <w:r>
               <w:rPr>
                 <w:lang w:val="en-GB"/>
@@ -9233,7 +9578,21 @@
               <w:rPr>
                 <w:lang w:val="en-GB"/>
               </w:rPr>
-              <w:t xml:space="preserve"> = View::Profile(</w:t>
+              <w:t xml:space="preserve"> = </w:t>
+            </w:r>
+            <w:proofErr w:type="gramStart"/>
+            <w:r>
+              <w:rPr>
+                <w:lang w:val="en-GB"/>
+              </w:rPr>
+              <w:t>View::</w:t>
+            </w:r>
+            <w:proofErr w:type="gramEnd"/>
+            <w:r>
+              <w:rPr>
+                <w:lang w:val="en-GB"/>
+              </w:rPr>
+              <w:t>Profile(</w:t>
             </w:r>
             <w:proofErr w:type="spellStart"/>
             <w:r>
@@ -9279,14 +9638,28 @@
               <w:rPr>
                 <w:lang w:val="en-GB"/>
               </w:rPr>
-              <w:t>Context:ProfileManagementService</w:t>
-            </w:r>
-            <w:proofErr w:type="spellEnd"/>
-            <w:r>
-              <w:rPr>
-                <w:lang w:val="en-GB"/>
-              </w:rPr>
-              <w:t xml:space="preserve">:: </w:t>
+              <w:t>Context:</w:t>
+            </w:r>
+            <w:proofErr w:type="gramStart"/>
+            <w:r>
+              <w:rPr>
+                <w:lang w:val="en-GB"/>
+              </w:rPr>
+              <w:t>ProfileManagementService</w:t>
+            </w:r>
+            <w:proofErr w:type="spellEnd"/>
+            <w:r>
+              <w:rPr>
+                <w:lang w:val="en-GB"/>
+              </w:rPr>
+              <w:t>::</w:t>
+            </w:r>
+            <w:proofErr w:type="gramEnd"/>
+            <w:r>
+              <w:rPr>
+                <w:lang w:val="en-GB"/>
+              </w:rPr>
+              <w:t xml:space="preserve"> </w:t>
             </w:r>
             <w:proofErr w:type="spellStart"/>
             <w:r>
@@ -9458,7 +9831,21 @@
               <w:rPr>
                 <w:lang w:val="en-GB"/>
               </w:rPr>
-              <w:t xml:space="preserve"> = View::Profile(</w:t>
+              <w:t xml:space="preserve"> = </w:t>
+            </w:r>
+            <w:proofErr w:type="gramStart"/>
+            <w:r>
+              <w:rPr>
+                <w:lang w:val="en-GB"/>
+              </w:rPr>
+              <w:t>View::</w:t>
+            </w:r>
+            <w:proofErr w:type="gramEnd"/>
+            <w:r>
+              <w:rPr>
+                <w:lang w:val="en-GB"/>
+              </w:rPr>
+              <w:t>Profile(</w:t>
             </w:r>
             <w:proofErr w:type="spellStart"/>
             <w:r>
@@ -9591,14 +9978,28 @@
               <w:rPr>
                 <w:lang w:val="en-GB"/>
               </w:rPr>
-              <w:t>Context:ProfileManagementService</w:t>
-            </w:r>
-            <w:proofErr w:type="spellEnd"/>
-            <w:r>
-              <w:rPr>
-                <w:lang w:val="en-GB"/>
-              </w:rPr>
-              <w:t xml:space="preserve">:: </w:t>
+              <w:t>Context:</w:t>
+            </w:r>
+            <w:proofErr w:type="gramStart"/>
+            <w:r>
+              <w:rPr>
+                <w:lang w:val="en-GB"/>
+              </w:rPr>
+              <w:t>ProfileManagementService</w:t>
+            </w:r>
+            <w:proofErr w:type="spellEnd"/>
+            <w:r>
+              <w:rPr>
+                <w:lang w:val="en-GB"/>
+              </w:rPr>
+              <w:t>::</w:t>
+            </w:r>
+            <w:proofErr w:type="gramEnd"/>
+            <w:r>
+              <w:rPr>
+                <w:lang w:val="en-GB"/>
+              </w:rPr>
+              <w:t xml:space="preserve"> </w:t>
             </w:r>
             <w:proofErr w:type="spellStart"/>
             <w:r>
@@ -9695,9 +10096,17 @@
               <w:rPr>
                 <w:lang w:val="en-GB"/>
               </w:rPr>
-              <w:t xml:space="preserve"> = role::</w:t>
-            </w:r>
-            <w:proofErr w:type="spellStart"/>
+              <w:t xml:space="preserve"> = </w:t>
+            </w:r>
+            <w:proofErr w:type="gramStart"/>
+            <w:r>
+              <w:rPr>
+                <w:lang w:val="en-GB"/>
+              </w:rPr>
+              <w:t>role::</w:t>
+            </w:r>
+            <w:proofErr w:type="spellStart"/>
+            <w:proofErr w:type="gramEnd"/>
             <w:r>
               <w:rPr>
                 <w:lang w:val="en-GB"/>
@@ -9736,7 +10145,21 @@
               <w:rPr>
                 <w:lang w:val="en-GB"/>
               </w:rPr>
-              <w:t xml:space="preserve"> = View::Profile(</w:t>
+              <w:t xml:space="preserve"> = </w:t>
+            </w:r>
+            <w:proofErr w:type="gramStart"/>
+            <w:r>
+              <w:rPr>
+                <w:lang w:val="en-GB"/>
+              </w:rPr>
+              <w:t>View::</w:t>
+            </w:r>
+            <w:proofErr w:type="gramEnd"/>
+            <w:r>
+              <w:rPr>
+                <w:lang w:val="en-GB"/>
+              </w:rPr>
+              <w:t>Profile(</w:t>
             </w:r>
             <w:proofErr w:type="spellStart"/>
             <w:r>
@@ -9782,14 +10205,28 @@
               <w:rPr>
                 <w:lang w:val="en-GB"/>
               </w:rPr>
-              <w:t>Context:ProfileManagementService</w:t>
-            </w:r>
-            <w:proofErr w:type="spellEnd"/>
-            <w:r>
-              <w:rPr>
-                <w:lang w:val="en-GB"/>
-              </w:rPr>
-              <w:t xml:space="preserve">:: </w:t>
+              <w:t>Context:</w:t>
+            </w:r>
+            <w:proofErr w:type="gramStart"/>
+            <w:r>
+              <w:rPr>
+                <w:lang w:val="en-GB"/>
+              </w:rPr>
+              <w:t>ProfileManagementService</w:t>
+            </w:r>
+            <w:proofErr w:type="spellEnd"/>
+            <w:r>
+              <w:rPr>
+                <w:lang w:val="en-GB"/>
+              </w:rPr>
+              <w:t>::</w:t>
+            </w:r>
+            <w:proofErr w:type="gramEnd"/>
+            <w:r>
+              <w:rPr>
+                <w:lang w:val="en-GB"/>
+              </w:rPr>
+              <w:t xml:space="preserve"> </w:t>
             </w:r>
             <w:proofErr w:type="spellStart"/>
             <w:r>
@@ -9913,7 +10350,15 @@
             </w:r>
             <w:proofErr w:type="spellEnd"/>
             <w:r>
-              <w:t xml:space="preserve"> = View::Homepage</w:t>
+              <w:t xml:space="preserve"> = </w:t>
+            </w:r>
+            <w:proofErr w:type="gramStart"/>
+            <w:r>
+              <w:t>View::</w:t>
+            </w:r>
+            <w:proofErr w:type="gramEnd"/>
+            <w:r>
+              <w:t>Homepage</w:t>
             </w:r>
           </w:p>
         </w:tc>
@@ -10442,7 +10887,14 @@
               <w:rPr>
                 <w:lang w:val="en-GB"/>
               </w:rPr>
-              <w:t>Context:TaskCommonService</w:t>
+              <w:t>Context:</w:t>
+            </w:r>
+            <w:proofErr w:type="gramStart"/>
+            <w:r>
+              <w:rPr>
+                <w:lang w:val="en-GB"/>
+              </w:rPr>
+              <w:t>TaskCommonService</w:t>
             </w:r>
             <w:proofErr w:type="spellEnd"/>
             <w:r>
@@ -10452,6 +10904,7 @@
               <w:t>::</w:t>
             </w:r>
             <w:proofErr w:type="spellStart"/>
+            <w:proofErr w:type="gramEnd"/>
             <w:r>
               <w:rPr>
                 <w:lang w:val="en-GB"/>
@@ -10538,7 +10991,15 @@
             </w:r>
             <w:proofErr w:type="spellEnd"/>
             <w:r>
-              <w:t xml:space="preserve"> = View::Homepage </w:t>
+              <w:t xml:space="preserve"> = </w:t>
+            </w:r>
+            <w:proofErr w:type="gramStart"/>
+            <w:r>
+              <w:t>View::</w:t>
+            </w:r>
+            <w:proofErr w:type="gramEnd"/>
+            <w:r>
+              <w:t xml:space="preserve">Homepage </w:t>
             </w:r>
           </w:p>
         </w:tc>
@@ -10570,7 +11031,14 @@
               <w:rPr>
                 <w:lang w:val="en-GB"/>
               </w:rPr>
-              <w:t>Context:TaskCommonService</w:t>
+              <w:t>Context:</w:t>
+            </w:r>
+            <w:proofErr w:type="gramStart"/>
+            <w:r>
+              <w:rPr>
+                <w:lang w:val="en-GB"/>
+              </w:rPr>
+              <w:t>TaskCommonService</w:t>
             </w:r>
             <w:proofErr w:type="spellEnd"/>
             <w:r>
@@ -10580,6 +11048,7 @@
               <w:t>::</w:t>
             </w:r>
             <w:proofErr w:type="spellStart"/>
+            <w:proofErr w:type="gramEnd"/>
             <w:r>
               <w:rPr>
                 <w:lang w:val="en-GB"/>
@@ -10686,7 +11155,15 @@
             </w:r>
             <w:proofErr w:type="spellEnd"/>
             <w:r>
-              <w:t xml:space="preserve"> = View::Task(</w:t>
+              <w:t xml:space="preserve"> = </w:t>
+            </w:r>
+            <w:proofErr w:type="gramStart"/>
+            <w:r>
+              <w:t>View::</w:t>
+            </w:r>
+            <w:proofErr w:type="gramEnd"/>
+            <w:r>
+              <w:t>Task(</w:t>
             </w:r>
             <w:proofErr w:type="spellStart"/>
             <w:r>
@@ -10822,7 +11299,14 @@
               <w:rPr>
                 <w:lang w:val="en-GB"/>
               </w:rPr>
-              <w:t>Context:TaskCommonService</w:t>
+              <w:t>Context:</w:t>
+            </w:r>
+            <w:proofErr w:type="gramStart"/>
+            <w:r>
+              <w:rPr>
+                <w:lang w:val="en-GB"/>
+              </w:rPr>
+              <w:t>TaskCommonService</w:t>
             </w:r>
             <w:proofErr w:type="spellEnd"/>
             <w:r>
@@ -10832,6 +11316,7 @@
               <w:t>::</w:t>
             </w:r>
             <w:proofErr w:type="spellStart"/>
+            <w:proofErr w:type="gramEnd"/>
             <w:r>
               <w:rPr>
                 <w:lang w:val="en-GB"/>
@@ -10904,7 +11389,15 @@
             </w:r>
             <w:proofErr w:type="spellEnd"/>
             <w:r>
-              <w:t xml:space="preserve"> = View::Homepage</w:t>
+              <w:t xml:space="preserve"> = </w:t>
+            </w:r>
+            <w:proofErr w:type="gramStart"/>
+            <w:r>
+              <w:t>View::</w:t>
+            </w:r>
+            <w:proofErr w:type="gramEnd"/>
+            <w:r>
+              <w:t>Homepage</w:t>
             </w:r>
           </w:p>
         </w:tc>
@@ -10936,7 +11429,14 @@
               <w:rPr>
                 <w:lang w:val="en-GB"/>
               </w:rPr>
-              <w:t>Context:TaskCommonService</w:t>
+              <w:t>Context:</w:t>
+            </w:r>
+            <w:proofErr w:type="gramStart"/>
+            <w:r>
+              <w:rPr>
+                <w:lang w:val="en-GB"/>
+              </w:rPr>
+              <w:t>TaskCommonService</w:t>
             </w:r>
             <w:proofErr w:type="spellEnd"/>
             <w:r>
@@ -10946,6 +11446,7 @@
               <w:t>::</w:t>
             </w:r>
             <w:proofErr w:type="spellStart"/>
+            <w:proofErr w:type="gramEnd"/>
             <w:r>
               <w:rPr>
                 <w:lang w:val="en-GB"/>
@@ -11051,7 +11552,15 @@
             </w:r>
             <w:proofErr w:type="spellEnd"/>
             <w:r>
-              <w:t xml:space="preserve"> = View::Homepage</w:t>
+              <w:t xml:space="preserve"> = </w:t>
+            </w:r>
+            <w:proofErr w:type="gramStart"/>
+            <w:r>
+              <w:t>View::</w:t>
+            </w:r>
+            <w:proofErr w:type="gramEnd"/>
+            <w:r>
+              <w:t>Homepage</w:t>
             </w:r>
           </w:p>
         </w:tc>
@@ -11178,7 +11687,14 @@
               <w:rPr>
                 <w:lang w:val="en-GB"/>
               </w:rPr>
-              <w:t>Context:TaskCommonService</w:t>
+              <w:t>Context:</w:t>
+            </w:r>
+            <w:proofErr w:type="gramStart"/>
+            <w:r>
+              <w:rPr>
+                <w:lang w:val="en-GB"/>
+              </w:rPr>
+              <w:t>TaskCommonService</w:t>
             </w:r>
             <w:proofErr w:type="spellEnd"/>
             <w:r>
@@ -11188,6 +11704,7 @@
               <w:t>::</w:t>
             </w:r>
             <w:proofErr w:type="spellStart"/>
+            <w:proofErr w:type="gramEnd"/>
             <w:r>
               <w:rPr>
                 <w:lang w:val="en-GB"/>
@@ -11288,7 +11805,21 @@
               <w:rPr>
                 <w:lang w:val="en-GB"/>
               </w:rPr>
-              <w:t xml:space="preserve"> = View::Task(</w:t>
+              <w:t xml:space="preserve"> = </w:t>
+            </w:r>
+            <w:proofErr w:type="gramStart"/>
+            <w:r>
+              <w:rPr>
+                <w:lang w:val="en-GB"/>
+              </w:rPr>
+              <w:t>View::</w:t>
+            </w:r>
+            <w:proofErr w:type="gramEnd"/>
+            <w:r>
+              <w:rPr>
+                <w:lang w:val="en-GB"/>
+              </w:rPr>
+              <w:t>Task(</w:t>
             </w:r>
             <w:proofErr w:type="spellStart"/>
             <w:r>
@@ -11337,9 +11868,17 @@
               <w:rPr>
                 <w:lang w:val="en-GB"/>
               </w:rPr>
-              <w:t>).status &lt;&gt; status::</w:t>
-            </w:r>
-            <w:proofErr w:type="spellStart"/>
+              <w:t xml:space="preserve">).status &lt;&gt; </w:t>
+            </w:r>
+            <w:proofErr w:type="gramStart"/>
+            <w:r>
+              <w:rPr>
+                <w:lang w:val="en-GB"/>
+              </w:rPr>
+              <w:t>status::</w:t>
+            </w:r>
+            <w:proofErr w:type="spellStart"/>
+            <w:proofErr w:type="gramEnd"/>
             <w:r>
               <w:rPr>
                 <w:lang w:val="en-GB"/>
@@ -11351,9 +11890,17 @@
               <w:rPr>
                 <w:lang w:val="en-GB"/>
               </w:rPr>
-              <w:t xml:space="preserve"> or status::</w:t>
-            </w:r>
-            <w:proofErr w:type="spellStart"/>
+              <w:t xml:space="preserve"> or </w:t>
+            </w:r>
+            <w:proofErr w:type="gramStart"/>
+            <w:r>
+              <w:rPr>
+                <w:lang w:val="en-GB"/>
+              </w:rPr>
+              <w:t>status::</w:t>
+            </w:r>
+            <w:proofErr w:type="spellStart"/>
+            <w:proofErr w:type="gramEnd"/>
             <w:r>
               <w:rPr>
                 <w:lang w:val="en-GB"/>
@@ -11391,7 +11938,14 @@
               <w:rPr>
                 <w:lang w:val="en-GB"/>
               </w:rPr>
-              <w:t>Context:TaskCommonService</w:t>
+              <w:t>Context:</w:t>
+            </w:r>
+            <w:proofErr w:type="gramStart"/>
+            <w:r>
+              <w:rPr>
+                <w:lang w:val="en-GB"/>
+              </w:rPr>
+              <w:t>TaskCommonService</w:t>
             </w:r>
             <w:proofErr w:type="spellEnd"/>
             <w:r>
@@ -11401,6 +11955,7 @@
               <w:t>::</w:t>
             </w:r>
             <w:proofErr w:type="spellStart"/>
+            <w:proofErr w:type="gramEnd"/>
             <w:r>
               <w:rPr>
                 <w:lang w:val="en-GB"/>
@@ -11657,7 +12212,14 @@
               <w:rPr>
                 <w:lang w:val="en-GB"/>
               </w:rPr>
-              <w:t>Context:TaskCommonService</w:t>
+              <w:t>Context:</w:t>
+            </w:r>
+            <w:proofErr w:type="gramStart"/>
+            <w:r>
+              <w:rPr>
+                <w:lang w:val="en-GB"/>
+              </w:rPr>
+              <w:t>TaskCommonService</w:t>
             </w:r>
             <w:proofErr w:type="spellEnd"/>
             <w:r>
@@ -11667,6 +12229,7 @@
               <w:t>::</w:t>
             </w:r>
             <w:proofErr w:type="spellStart"/>
+            <w:proofErr w:type="gramEnd"/>
             <w:r>
               <w:rPr>
                 <w:lang w:val="en-GB"/>
@@ -11768,7 +12331,21 @@
               <w:rPr>
                 <w:lang w:val="en-GB"/>
               </w:rPr>
-              <w:t xml:space="preserve"> = View::Task(</w:t>
+              <w:t xml:space="preserve"> = </w:t>
+            </w:r>
+            <w:proofErr w:type="gramStart"/>
+            <w:r>
+              <w:rPr>
+                <w:lang w:val="en-GB"/>
+              </w:rPr>
+              <w:t>View::</w:t>
+            </w:r>
+            <w:proofErr w:type="gramEnd"/>
+            <w:r>
+              <w:rPr>
+                <w:lang w:val="en-GB"/>
+              </w:rPr>
+              <w:t>Task(</w:t>
             </w:r>
             <w:proofErr w:type="spellStart"/>
             <w:r>
@@ -11878,7 +12455,14 @@
               <w:rPr>
                 <w:lang w:val="en-GB"/>
               </w:rPr>
-              <w:t>Context:TaskCommonService</w:t>
+              <w:t>Context:</w:t>
+            </w:r>
+            <w:proofErr w:type="gramStart"/>
+            <w:r>
+              <w:rPr>
+                <w:lang w:val="en-GB"/>
+              </w:rPr>
+              <w:t>TaskCommonService</w:t>
             </w:r>
             <w:proofErr w:type="spellEnd"/>
             <w:r>
@@ -11888,6 +12472,7 @@
               <w:t>::</w:t>
             </w:r>
             <w:proofErr w:type="spellStart"/>
+            <w:proofErr w:type="gramEnd"/>
             <w:r>
               <w:rPr>
                 <w:lang w:val="en-GB"/>
@@ -11981,7 +12566,21 @@
               <w:rPr>
                 <w:lang w:val="en-GB"/>
               </w:rPr>
-              <w:t xml:space="preserve"> = View::Task(</w:t>
+              <w:t xml:space="preserve"> = </w:t>
+            </w:r>
+            <w:proofErr w:type="gramStart"/>
+            <w:r>
+              <w:rPr>
+                <w:lang w:val="en-GB"/>
+              </w:rPr>
+              <w:t>View::</w:t>
+            </w:r>
+            <w:proofErr w:type="gramEnd"/>
+            <w:r>
+              <w:rPr>
+                <w:lang w:val="en-GB"/>
+              </w:rPr>
+              <w:t>Task(</w:t>
             </w:r>
             <w:proofErr w:type="spellStart"/>
             <w:r>
@@ -12477,10 +13076,12 @@
               <w:t xml:space="preserve">: </w:t>
             </w:r>
             <w:proofErr w:type="spellStart"/>
+            <w:proofErr w:type="gramStart"/>
             <w:r>
               <w:t>LocalDate</w:t>
             </w:r>
             <w:proofErr w:type="spellEnd"/>
+            <w:proofErr w:type="gramEnd"/>
             <w:r>
               <w:t xml:space="preserve">, </w:t>
             </w:r>
@@ -12570,7 +13171,14 @@
               <w:rPr>
                 <w:lang w:val="en-GB"/>
               </w:rPr>
-              <w:t>Context:taskSupervisoreService</w:t>
+              <w:t>Context:</w:t>
+            </w:r>
+            <w:proofErr w:type="gramStart"/>
+            <w:r>
+              <w:rPr>
+                <w:lang w:val="en-GB"/>
+              </w:rPr>
+              <w:t>taskSupervisoreService</w:t>
             </w:r>
             <w:proofErr w:type="spellEnd"/>
             <w:r>
@@ -12580,6 +13188,7 @@
               <w:t>::</w:t>
             </w:r>
             <w:proofErr w:type="spellStart"/>
+            <w:proofErr w:type="gramEnd"/>
             <w:r>
               <w:rPr>
                 <w:lang w:val="en-GB"/>
@@ -12730,7 +13339,21 @@
               <w:rPr>
                 <w:lang w:val="en-GB"/>
               </w:rPr>
-              <w:t xml:space="preserve"> = role::Supervisore</w:t>
+              <w:t xml:space="preserve"> = </w:t>
+            </w:r>
+            <w:proofErr w:type="gramStart"/>
+            <w:r>
+              <w:rPr>
+                <w:lang w:val="en-GB"/>
+              </w:rPr>
+              <w:t>role::</w:t>
+            </w:r>
+            <w:proofErr w:type="gramEnd"/>
+            <w:r>
+              <w:rPr>
+                <w:lang w:val="en-GB"/>
+              </w:rPr>
+              <w:t>Supervisore</w:t>
             </w:r>
           </w:p>
           <w:p>
@@ -12778,9 +13401,14 @@
             </w:r>
             <w:proofErr w:type="spellEnd"/>
             <w:r>
-              <w:t xml:space="preserve"> = View::</w:t>
-            </w:r>
-            <w:proofErr w:type="spellStart"/>
+              <w:t xml:space="preserve"> = </w:t>
+            </w:r>
+            <w:proofErr w:type="gramStart"/>
+            <w:r>
+              <w:t>View::</w:t>
+            </w:r>
+            <w:proofErr w:type="spellStart"/>
+            <w:proofErr w:type="gramEnd"/>
             <w:r>
               <w:t>createTask</w:t>
             </w:r>
@@ -12815,7 +13443,14 @@
               <w:rPr>
                 <w:lang w:val="en-GB"/>
               </w:rPr>
-              <w:t>Context:taskSupervisoreService</w:t>
+              <w:t>Context:</w:t>
+            </w:r>
+            <w:proofErr w:type="gramStart"/>
+            <w:r>
+              <w:rPr>
+                <w:lang w:val="en-GB"/>
+              </w:rPr>
+              <w:t>taskSupervisoreService</w:t>
             </w:r>
             <w:proofErr w:type="spellEnd"/>
             <w:r>
@@ -12825,6 +13460,7 @@
               <w:t>::</w:t>
             </w:r>
             <w:proofErr w:type="spellStart"/>
+            <w:proofErr w:type="gramEnd"/>
             <w:r>
               <w:rPr>
                 <w:lang w:val="en-GB"/>
@@ -13038,9 +13674,17 @@
               <w:rPr>
                 <w:lang w:val="en-GB"/>
               </w:rPr>
-              <w:t>() -&gt; select(t | t.id = result.id).status = status::</w:t>
-            </w:r>
-            <w:proofErr w:type="spellStart"/>
+              <w:t xml:space="preserve">() -&gt; select(t | t.id = result.id).status = </w:t>
+            </w:r>
+            <w:proofErr w:type="gramStart"/>
+            <w:r>
+              <w:rPr>
+                <w:lang w:val="en-GB"/>
+              </w:rPr>
+              <w:t>status::</w:t>
+            </w:r>
+            <w:proofErr w:type="spellStart"/>
+            <w:proofErr w:type="gramEnd"/>
             <w:r>
               <w:rPr>
                 <w:lang w:val="en-GB"/>
@@ -13070,7 +13714,15 @@
             </w:r>
             <w:proofErr w:type="spellEnd"/>
             <w:r>
-              <w:t xml:space="preserve"> = View::Task(</w:t>
+              <w:t xml:space="preserve"> = </w:t>
+            </w:r>
+            <w:proofErr w:type="gramStart"/>
+            <w:r>
+              <w:t>View::</w:t>
+            </w:r>
+            <w:proofErr w:type="gramEnd"/>
+            <w:r>
+              <w:t>Task(</w:t>
             </w:r>
             <w:proofErr w:type="spellStart"/>
             <w:r>
@@ -13199,14 +13851,28 @@
               <w:rPr>
                 <w:lang w:val="en-GB"/>
               </w:rPr>
-              <w:t>Context:TaskSupervisoreService</w:t>
-            </w:r>
-            <w:proofErr w:type="spellEnd"/>
-            <w:r>
-              <w:rPr>
-                <w:lang w:val="en-GB"/>
-              </w:rPr>
-              <w:t xml:space="preserve">:: </w:t>
+              <w:t>Context:</w:t>
+            </w:r>
+            <w:proofErr w:type="gramStart"/>
+            <w:r>
+              <w:rPr>
+                <w:lang w:val="en-GB"/>
+              </w:rPr>
+              <w:t>TaskSupervisoreService</w:t>
+            </w:r>
+            <w:proofErr w:type="spellEnd"/>
+            <w:r>
+              <w:rPr>
+                <w:lang w:val="en-GB"/>
+              </w:rPr>
+              <w:t>::</w:t>
+            </w:r>
+            <w:proofErr w:type="gramEnd"/>
+            <w:r>
+              <w:rPr>
+                <w:lang w:val="en-GB"/>
+              </w:rPr>
+              <w:t xml:space="preserve"> </w:t>
             </w:r>
             <w:proofErr w:type="spellStart"/>
             <w:r>
@@ -13309,7 +13975,21 @@
               <w:rPr>
                 <w:lang w:val="en-GB"/>
               </w:rPr>
-              <w:t xml:space="preserve"> = View::Task(</w:t>
+              <w:t xml:space="preserve"> = </w:t>
+            </w:r>
+            <w:proofErr w:type="gramStart"/>
+            <w:r>
+              <w:rPr>
+                <w:lang w:val="en-GB"/>
+              </w:rPr>
+              <w:t>View::</w:t>
+            </w:r>
+            <w:proofErr w:type="gramEnd"/>
+            <w:r>
+              <w:rPr>
+                <w:lang w:val="en-GB"/>
+              </w:rPr>
+              <w:t>Task(</w:t>
             </w:r>
             <w:proofErr w:type="spellStart"/>
             <w:r>
@@ -13390,7 +14070,14 @@
               <w:rPr>
                 <w:lang w:val="en-GB"/>
               </w:rPr>
-              <w:t>Context:TaskSupervisoreService</w:t>
+              <w:t>Context:</w:t>
+            </w:r>
+            <w:proofErr w:type="gramStart"/>
+            <w:r>
+              <w:rPr>
+                <w:lang w:val="en-GB"/>
+              </w:rPr>
+              <w:t>TaskSupervisoreService</w:t>
             </w:r>
             <w:proofErr w:type="spellEnd"/>
             <w:r>
@@ -13400,6 +14087,7 @@
               <w:t>::</w:t>
             </w:r>
             <w:proofErr w:type="spellStart"/>
+            <w:proofErr w:type="gramEnd"/>
             <w:r>
               <w:rPr>
                 <w:lang w:val="en-GB"/>
@@ -13570,7 +14258,21 @@
               <w:rPr>
                 <w:lang w:val="en-GB"/>
               </w:rPr>
-              <w:t xml:space="preserve"> = View::Homepage</w:t>
+              <w:t xml:space="preserve"> = </w:t>
+            </w:r>
+            <w:proofErr w:type="gramStart"/>
+            <w:r>
+              <w:rPr>
+                <w:lang w:val="en-GB"/>
+              </w:rPr>
+              <w:t>View::</w:t>
+            </w:r>
+            <w:proofErr w:type="gramEnd"/>
+            <w:r>
+              <w:rPr>
+                <w:lang w:val="en-GB"/>
+              </w:rPr>
+              <w:t>Homepage</w:t>
             </w:r>
           </w:p>
         </w:tc>
@@ -13718,14 +14420,28 @@
               <w:rPr>
                 <w:lang w:val="en-GB"/>
               </w:rPr>
-              <w:t>Context:TaskSupervisoreService</w:t>
-            </w:r>
-            <w:proofErr w:type="spellEnd"/>
-            <w:r>
-              <w:rPr>
-                <w:lang w:val="en-GB"/>
-              </w:rPr>
-              <w:t xml:space="preserve">:: </w:t>
+              <w:t>Context:</w:t>
+            </w:r>
+            <w:proofErr w:type="gramStart"/>
+            <w:r>
+              <w:rPr>
+                <w:lang w:val="en-GB"/>
+              </w:rPr>
+              <w:t>TaskSupervisoreService</w:t>
+            </w:r>
+            <w:proofErr w:type="spellEnd"/>
+            <w:r>
+              <w:rPr>
+                <w:lang w:val="en-GB"/>
+              </w:rPr>
+              <w:t>::</w:t>
+            </w:r>
+            <w:proofErr w:type="gramEnd"/>
+            <w:r>
+              <w:rPr>
+                <w:lang w:val="en-GB"/>
+              </w:rPr>
+              <w:t xml:space="preserve"> </w:t>
             </w:r>
             <w:proofErr w:type="spellStart"/>
             <w:r>
@@ -13828,12 +14544,17 @@
               <w:t xml:space="preserve"> = </w:t>
             </w:r>
             <w:proofErr w:type="spellStart"/>
+            <w:proofErr w:type="gramStart"/>
             <w:r>
               <w:t>role</w:t>
             </w:r>
             <w:proofErr w:type="spellEnd"/>
             <w:r>
-              <w:t>::Supervisore</w:t>
+              <w:t>::</w:t>
+            </w:r>
+            <w:proofErr w:type="gramEnd"/>
+            <w:r>
+              <w:t>Supervisore</w:t>
             </w:r>
           </w:p>
           <w:p>
@@ -13846,7 +14567,15 @@
             </w:r>
             <w:proofErr w:type="spellEnd"/>
             <w:r>
-              <w:t xml:space="preserve"> = View::Task(</w:t>
+              <w:t xml:space="preserve"> = </w:t>
+            </w:r>
+            <w:proofErr w:type="gramStart"/>
+            <w:r>
+              <w:t>View::</w:t>
+            </w:r>
+            <w:proofErr w:type="gramEnd"/>
+            <w:r>
+              <w:t>Task(</w:t>
             </w:r>
             <w:proofErr w:type="spellStart"/>
             <w:r>
@@ -13886,14 +14615,28 @@
               <w:rPr>
                 <w:lang w:val="en-GB"/>
               </w:rPr>
-              <w:t>Context:TaskSupervisoreService</w:t>
-            </w:r>
-            <w:proofErr w:type="spellEnd"/>
-            <w:r>
-              <w:rPr>
-                <w:lang w:val="en-GB"/>
-              </w:rPr>
-              <w:t xml:space="preserve">:: </w:t>
+              <w:t>Context:</w:t>
+            </w:r>
+            <w:proofErr w:type="gramStart"/>
+            <w:r>
+              <w:rPr>
+                <w:lang w:val="en-GB"/>
+              </w:rPr>
+              <w:t>TaskSupervisoreService</w:t>
+            </w:r>
+            <w:proofErr w:type="spellEnd"/>
+            <w:r>
+              <w:rPr>
+                <w:lang w:val="en-GB"/>
+              </w:rPr>
+              <w:t>::</w:t>
+            </w:r>
+            <w:proofErr w:type="gramEnd"/>
+            <w:r>
+              <w:rPr>
+                <w:lang w:val="en-GB"/>
+              </w:rPr>
+              <w:t xml:space="preserve"> </w:t>
             </w:r>
             <w:proofErr w:type="spellStart"/>
             <w:r>
@@ -14181,7 +14924,21 @@
               <w:rPr>
                 <w:u w:val="single"/>
               </w:rPr>
-              <w:t xml:space="preserve"> = View::Task(</w:t>
+              <w:t xml:space="preserve"> = </w:t>
+            </w:r>
+            <w:proofErr w:type="gramStart"/>
+            <w:r>
+              <w:rPr>
+                <w:u w:val="single"/>
+              </w:rPr>
+              <w:t>View::</w:t>
+            </w:r>
+            <w:proofErr w:type="gramEnd"/>
+            <w:r>
+              <w:rPr>
+                <w:u w:val="single"/>
+              </w:rPr>
+              <w:t>Task(</w:t>
             </w:r>
             <w:proofErr w:type="spellStart"/>
             <w:r>
@@ -14607,13 +15364,18 @@
           <w:p>
             <w:proofErr w:type="spellStart"/>
             <w:r>
-              <w:t>Context:TaskDipendenteService</w:t>
+              <w:t>Context:</w:t>
+            </w:r>
+            <w:proofErr w:type="gramStart"/>
+            <w:r>
+              <w:t>TaskDipendenteService</w:t>
             </w:r>
             <w:proofErr w:type="spellEnd"/>
             <w:r>
               <w:t>::</w:t>
             </w:r>
             <w:proofErr w:type="spellStart"/>
+            <w:proofErr w:type="gramEnd"/>
             <w:r>
               <w:t>inizializzaTask</w:t>
             </w:r>
@@ -14690,12 +15452,17 @@
               <w:t xml:space="preserve"> = </w:t>
             </w:r>
             <w:proofErr w:type="spellStart"/>
+            <w:proofErr w:type="gramStart"/>
             <w:r>
               <w:t>role</w:t>
             </w:r>
             <w:proofErr w:type="spellEnd"/>
             <w:r>
-              <w:t>::Dipendente and</w:t>
+              <w:t>::</w:t>
+            </w:r>
+            <w:proofErr w:type="gramEnd"/>
+            <w:r>
+              <w:t>Dipendente and</w:t>
             </w:r>
           </w:p>
           <w:p>
@@ -14799,9 +15566,17 @@
               <w:rPr>
                 <w:lang w:val="en-GB"/>
               </w:rPr>
-              <w:t>).status = status::</w:t>
-            </w:r>
-            <w:proofErr w:type="spellStart"/>
+              <w:t xml:space="preserve">).status = </w:t>
+            </w:r>
+            <w:proofErr w:type="gramStart"/>
+            <w:r>
+              <w:rPr>
+                <w:lang w:val="en-GB"/>
+              </w:rPr>
+              <w:t>status::</w:t>
+            </w:r>
+            <w:proofErr w:type="spellStart"/>
+            <w:proofErr w:type="gramEnd"/>
             <w:r>
               <w:rPr>
                 <w:lang w:val="en-GB"/>
@@ -14826,7 +15601,15 @@
             </w:r>
             <w:proofErr w:type="spellEnd"/>
             <w:r>
-              <w:t xml:space="preserve"> = View::Task(</w:t>
+              <w:t xml:space="preserve"> = </w:t>
+            </w:r>
+            <w:proofErr w:type="gramStart"/>
+            <w:r>
+              <w:t>View::</w:t>
+            </w:r>
+            <w:proofErr w:type="gramEnd"/>
+            <w:r>
+              <w:t>Task(</w:t>
             </w:r>
             <w:proofErr w:type="spellStart"/>
             <w:r>
@@ -14858,13 +15641,18 @@
           <w:p>
             <w:proofErr w:type="spellStart"/>
             <w:r>
-              <w:t>Context:TaskDipendenteService</w:t>
+              <w:t>Context:</w:t>
+            </w:r>
+            <w:proofErr w:type="gramStart"/>
+            <w:r>
+              <w:t>TaskDipendenteService</w:t>
             </w:r>
             <w:proofErr w:type="spellEnd"/>
             <w:r>
               <w:t>::</w:t>
             </w:r>
             <w:proofErr w:type="spellStart"/>
+            <w:proofErr w:type="gramEnd"/>
             <w:r>
               <w:t>inizializzaTask</w:t>
             </w:r>
@@ -14976,9 +15764,17 @@
               <w:rPr>
                 <w:lang w:val="en-GB"/>
               </w:rPr>
-              <w:t>).status = status::</w:t>
-            </w:r>
-            <w:proofErr w:type="spellStart"/>
+              <w:t xml:space="preserve">).status = </w:t>
+            </w:r>
+            <w:proofErr w:type="gramStart"/>
+            <w:r>
+              <w:rPr>
+                <w:lang w:val="en-GB"/>
+              </w:rPr>
+              <w:t>status::</w:t>
+            </w:r>
+            <w:proofErr w:type="spellStart"/>
+            <w:proofErr w:type="gramEnd"/>
             <w:r>
               <w:rPr>
                 <w:lang w:val="en-GB"/>
@@ -15111,7 +15907,14 @@
               <w:rPr>
                 <w:lang w:val="en-GB"/>
               </w:rPr>
-              <w:t>Context:TaskDipendenteService</w:t>
+              <w:t>Context:</w:t>
+            </w:r>
+            <w:proofErr w:type="gramStart"/>
+            <w:r>
+              <w:rPr>
+                <w:lang w:val="en-GB"/>
+              </w:rPr>
+              <w:t>TaskDipendenteService</w:t>
             </w:r>
             <w:proofErr w:type="spellEnd"/>
             <w:r>
@@ -15121,6 +15924,7 @@
               <w:t>::</w:t>
             </w:r>
             <w:proofErr w:type="spellStart"/>
+            <w:proofErr w:type="gramEnd"/>
             <w:r>
               <w:rPr>
                 <w:lang w:val="en-GB"/>
@@ -15207,12 +16011,17 @@
               <w:t xml:space="preserve"> = </w:t>
             </w:r>
             <w:proofErr w:type="spellStart"/>
+            <w:proofErr w:type="gramStart"/>
             <w:r>
               <w:t>role</w:t>
             </w:r>
             <w:proofErr w:type="spellEnd"/>
             <w:r>
-              <w:t>::Dipendente and</w:t>
+              <w:t>::</w:t>
+            </w:r>
+            <w:proofErr w:type="gramEnd"/>
+            <w:r>
+              <w:t>Dipendente and</w:t>
             </w:r>
           </w:p>
           <w:p>
@@ -15317,9 +16126,17 @@
               <w:rPr>
                 <w:lang w:val="en-GB"/>
               </w:rPr>
-              <w:t>).status = status::</w:t>
-            </w:r>
-            <w:proofErr w:type="spellStart"/>
+              <w:t xml:space="preserve">).status = </w:t>
+            </w:r>
+            <w:proofErr w:type="gramStart"/>
+            <w:r>
+              <w:rPr>
+                <w:lang w:val="en-GB"/>
+              </w:rPr>
+              <w:t>status::</w:t>
+            </w:r>
+            <w:proofErr w:type="spellStart"/>
+            <w:proofErr w:type="gramEnd"/>
             <w:r>
               <w:rPr>
                 <w:lang w:val="en-GB"/>
@@ -15344,7 +16161,15 @@
             </w:r>
             <w:proofErr w:type="spellEnd"/>
             <w:r>
-              <w:t xml:space="preserve"> = View::Task(</w:t>
+              <w:t xml:space="preserve"> = </w:t>
+            </w:r>
+            <w:proofErr w:type="gramStart"/>
+            <w:r>
+              <w:t>View::</w:t>
+            </w:r>
+            <w:proofErr w:type="gramEnd"/>
+            <w:r>
+              <w:t>Task(</w:t>
             </w:r>
             <w:proofErr w:type="spellStart"/>
             <w:r>
@@ -15385,7 +16210,14 @@
               <w:rPr>
                 <w:lang w:val="en-GB"/>
               </w:rPr>
-              <w:t>Context:TaskDipendenteService</w:t>
+              <w:t>Context:</w:t>
+            </w:r>
+            <w:proofErr w:type="gramStart"/>
+            <w:r>
+              <w:rPr>
+                <w:lang w:val="en-GB"/>
+              </w:rPr>
+              <w:t>TaskDipendenteService</w:t>
             </w:r>
             <w:proofErr w:type="spellEnd"/>
             <w:r>
@@ -15395,6 +16227,7 @@
               <w:t>::</w:t>
             </w:r>
             <w:proofErr w:type="spellStart"/>
+            <w:proofErr w:type="gramEnd"/>
             <w:r>
               <w:rPr>
                 <w:lang w:val="en-GB"/>
@@ -15516,9 +16349,17 @@
               <w:rPr>
                 <w:lang w:val="en-GB"/>
               </w:rPr>
-              <w:t>).status = status::</w:t>
-            </w:r>
-            <w:proofErr w:type="spellStart"/>
+              <w:t xml:space="preserve">).status = </w:t>
+            </w:r>
+            <w:proofErr w:type="gramStart"/>
+            <w:r>
+              <w:rPr>
+                <w:lang w:val="en-GB"/>
+              </w:rPr>
+              <w:t>status::</w:t>
+            </w:r>
+            <w:proofErr w:type="spellStart"/>
+            <w:proofErr w:type="gramEnd"/>
             <w:r>
               <w:rPr>
                 <w:lang w:val="en-GB"/>
@@ -16053,6 +16894,7 @@
                 <w:lang w:val="en-GB"/>
               </w:rPr>
             </w:pPr>
+            <w:proofErr w:type="gramStart"/>
             <w:r>
               <w:rPr>
                 <w:lang w:val="en-GB"/>
@@ -16060,6 +16902,7 @@
               <w:t>Context::</w:t>
             </w:r>
             <w:proofErr w:type="spellStart"/>
+            <w:proofErr w:type="gramEnd"/>
             <w:r>
               <w:rPr>
                 <w:lang w:val="en-GB"/>
@@ -16152,6 +16995,7 @@
               </w:rPr>
             </w:pPr>
             <w:proofErr w:type="spellStart"/>
+            <w:proofErr w:type="gramStart"/>
             <w:r>
               <w:rPr>
                 <w:lang w:val="en-GB"/>
@@ -16166,6 +17010,7 @@
               <w:t>::</w:t>
             </w:r>
             <w:proofErr w:type="spellStart"/>
+            <w:proofErr w:type="gramEnd"/>
             <w:r>
               <w:rPr>
                 <w:lang w:val="en-GB"/>
@@ -16388,6 +17233,7 @@
                 <w:lang w:val="en-GB"/>
               </w:rPr>
             </w:pPr>
+            <w:proofErr w:type="gramStart"/>
             <w:r>
               <w:rPr>
                 <w:lang w:val="en-GB"/>
@@ -16395,6 +17241,7 @@
               <w:t>Context::</w:t>
             </w:r>
             <w:proofErr w:type="spellStart"/>
+            <w:proofErr w:type="gramEnd"/>
             <w:r>
               <w:rPr>
                 <w:lang w:val="en-GB"/>
@@ -16975,6 +17822,7 @@
               <w:t xml:space="preserve">Context </w:t>
             </w:r>
             <w:proofErr w:type="spellStart"/>
+            <w:proofErr w:type="gramStart"/>
             <w:r>
               <w:rPr>
                 <w:lang w:val="en-GB"/>
@@ -16989,6 +17837,7 @@
               <w:t>::</w:t>
             </w:r>
             <w:proofErr w:type="spellStart"/>
+            <w:proofErr w:type="gramEnd"/>
             <w:r>
               <w:rPr>
                 <w:lang w:val="en-GB"/>
@@ -17223,6 +18072,7 @@
               <w:t xml:space="preserve">Context </w:t>
             </w:r>
             <w:proofErr w:type="spellStart"/>
+            <w:proofErr w:type="gramStart"/>
             <w:r>
               <w:rPr>
                 <w:lang w:val="en-GB"/>
@@ -17237,6 +18087,7 @@
               <w:t>::</w:t>
             </w:r>
             <w:proofErr w:type="spellStart"/>
+            <w:proofErr w:type="gramEnd"/>
             <w:r>
               <w:rPr>
                 <w:lang w:val="en-GB"/>
@@ -17476,6 +18327,7 @@
               <w:t xml:space="preserve">Context </w:t>
             </w:r>
             <w:proofErr w:type="spellStart"/>
+            <w:proofErr w:type="gramStart"/>
             <w:r>
               <w:rPr>
                 <w:lang w:val="en-GB"/>
@@ -17490,6 +18342,7 @@
               <w:t>::</w:t>
             </w:r>
             <w:proofErr w:type="spellStart"/>
+            <w:proofErr w:type="gramEnd"/>
             <w:r>
               <w:rPr>
                 <w:lang w:val="en-GB"/>
@@ -17698,353 +18551,315 @@
           <w:p>
             <w:pPr>
               <w:spacing w:after="160" w:line="259" w:lineRule="auto"/>
-              <w:rPr>
-                <w:lang w:val="en-GB"/>
-              </w:rPr>
-            </w:pPr>
-            <w:r>
-              <w:rPr>
-                <w:lang w:val="en-GB"/>
-              </w:rPr>
+            </w:pPr>
+            <w:r>
               <w:t xml:space="preserve">+ </w:t>
             </w:r>
             <w:proofErr w:type="spellStart"/>
             <w:r>
-              <w:rPr>
-                <w:lang w:val="en-GB"/>
-              </w:rPr>
               <w:t>create</w:t>
             </w:r>
             <w:r>
-              <w:rPr>
-                <w:lang w:val="en-GB"/>
-              </w:rPr>
               <w:t>Utente</w:t>
             </w:r>
             <w:proofErr w:type="spellEnd"/>
             <w:r>
-              <w:rPr>
-                <w:lang w:val="en-GB"/>
-              </w:rPr>
               <w:t>(</w:t>
             </w:r>
             <w:proofErr w:type="spellStart"/>
             <w:r>
-              <w:rPr>
-                <w:lang w:val="en-GB"/>
-              </w:rPr>
               <w:t>utente:Utente</w:t>
             </w:r>
             <w:proofErr w:type="spellEnd"/>
             <w:r>
-              <w:rPr>
-                <w:lang w:val="en-GB"/>
-              </w:rPr>
               <w:t xml:space="preserve">, </w:t>
             </w:r>
             <w:proofErr w:type="spellStart"/>
             <w:r>
-              <w:rPr>
-                <w:lang w:val="en-GB"/>
-              </w:rPr>
               <w:t>password:String</w:t>
             </w:r>
             <w:proofErr w:type="spellEnd"/>
             <w:r>
-              <w:rPr>
-                <w:lang w:val="en-GB"/>
-              </w:rPr>
-              <w:t xml:space="preserve">) : void </w:t>
+              <w:t xml:space="preserve">) : </w:t>
+            </w:r>
+            <w:proofErr w:type="spellStart"/>
+            <w:r>
+              <w:t>void</w:t>
+            </w:r>
+            <w:proofErr w:type="spellEnd"/>
+            <w:r>
+              <w:t xml:space="preserve"> </w:t>
             </w:r>
           </w:p>
           <w:p>
             <w:pPr>
               <w:spacing w:after="160" w:line="259" w:lineRule="auto"/>
-              <w:rPr>
-                <w:lang w:val="en-GB"/>
-              </w:rPr>
-            </w:pPr>
-            <w:r>
-              <w:rPr>
-                <w:lang w:val="en-GB"/>
-              </w:rPr>
+            </w:pPr>
+            <w:r>
               <w:t xml:space="preserve">+ </w:t>
             </w:r>
             <w:proofErr w:type="spellStart"/>
             <w:r>
-              <w:rPr>
-                <w:lang w:val="en-GB"/>
-              </w:rPr>
-              <w:t>cr</w:t>
-            </w:r>
-            <w:r>
-              <w:rPr>
-                <w:lang w:val="en-GB"/>
-              </w:rPr>
-              <w:t>eateDipendente</w:t>
-            </w:r>
-            <w:proofErr w:type="spellEnd"/>
-            <w:r>
-              <w:rPr>
-                <w:lang w:val="en-GB"/>
-              </w:rPr>
+              <w:t>createDipendente</w:t>
+            </w:r>
+            <w:proofErr w:type="spellEnd"/>
+            <w:r>
               <w:t>(</w:t>
             </w:r>
             <w:proofErr w:type="spellStart"/>
             <w:r>
-              <w:rPr>
-                <w:lang w:val="en-GB"/>
-              </w:rPr>
               <w:t>dipendente:Dipendente</w:t>
             </w:r>
             <w:proofErr w:type="spellEnd"/>
             <w:r>
-              <w:rPr>
-                <w:lang w:val="en-GB"/>
-              </w:rPr>
               <w:t xml:space="preserve">, </w:t>
             </w:r>
             <w:proofErr w:type="spellStart"/>
             <w:r>
-              <w:rPr>
-                <w:lang w:val="en-GB"/>
-              </w:rPr>
               <w:t>password:String</w:t>
             </w:r>
             <w:proofErr w:type="spellEnd"/>
             <w:r>
-              <w:rPr>
-                <w:lang w:val="en-GB"/>
-              </w:rPr>
-              <w:t xml:space="preserve">) : void </w:t>
+              <w:t xml:space="preserve">) : </w:t>
+            </w:r>
+            <w:proofErr w:type="spellStart"/>
+            <w:r>
+              <w:t>void</w:t>
+            </w:r>
+            <w:proofErr w:type="spellEnd"/>
+            <w:r>
+              <w:t xml:space="preserve"> </w:t>
             </w:r>
           </w:p>
           <w:p>
             <w:pPr>
               <w:spacing w:after="160" w:line="259" w:lineRule="auto"/>
-              <w:rPr>
-                <w:lang w:val="en-GB"/>
-              </w:rPr>
-            </w:pPr>
-            <w:r>
-              <w:rPr>
-                <w:lang w:val="en-GB"/>
-              </w:rPr>
+            </w:pPr>
+            <w:r>
               <w:t xml:space="preserve">+ </w:t>
             </w:r>
             <w:proofErr w:type="spellStart"/>
             <w:r>
-              <w:rPr>
-                <w:lang w:val="en-GB"/>
-              </w:rPr>
               <w:t>createSupervisore</w:t>
             </w:r>
             <w:proofErr w:type="spellEnd"/>
             <w:r>
-              <w:rPr>
-                <w:lang w:val="en-GB"/>
-              </w:rPr>
               <w:t>(</w:t>
             </w:r>
             <w:proofErr w:type="spellStart"/>
             <w:r>
-              <w:rPr>
-                <w:lang w:val="en-GB"/>
-              </w:rPr>
               <w:t>supervisore:Supervisore</w:t>
             </w:r>
             <w:proofErr w:type="spellEnd"/>
             <w:r>
-              <w:rPr>
-                <w:lang w:val="en-GB"/>
-              </w:rPr>
               <w:t xml:space="preserve">, </w:t>
             </w:r>
             <w:proofErr w:type="spellStart"/>
             <w:r>
-              <w:rPr>
-                <w:lang w:val="en-GB"/>
-              </w:rPr>
               <w:t>password:String</w:t>
             </w:r>
             <w:proofErr w:type="spellEnd"/>
             <w:r>
+              <w:t xml:space="preserve">) : </w:t>
+            </w:r>
+            <w:proofErr w:type="spellStart"/>
+            <w:r>
+              <w:t>void</w:t>
+            </w:r>
+            <w:proofErr w:type="spellEnd"/>
+          </w:p>
+          <w:p>
+            <w:pPr>
+              <w:spacing w:after="160" w:line="259" w:lineRule="auto"/>
+            </w:pPr>
+            <w:r>
+              <w:t xml:space="preserve">+ </w:t>
+            </w:r>
+            <w:proofErr w:type="spellStart"/>
+            <w:r>
+              <w:t>findB</w:t>
+            </w:r>
+            <w:r>
+              <w:t>yMatricola</w:t>
+            </w:r>
+            <w:proofErr w:type="spellEnd"/>
+            <w:r>
+              <w:t>(</w:t>
+            </w:r>
+            <w:proofErr w:type="spellStart"/>
+            <w:r>
+              <w:t>matricola</w:t>
+            </w:r>
+            <w:r>
+              <w:t>:String</w:t>
+            </w:r>
+            <w:proofErr w:type="spellEnd"/>
+            <w:r>
+              <w:t>) : Utente</w:t>
+            </w:r>
+          </w:p>
+          <w:p>
+            <w:pPr>
+              <w:spacing w:after="160" w:line="259" w:lineRule="auto"/>
+            </w:pPr>
+            <w:r>
+              <w:t xml:space="preserve">+ </w:t>
+            </w:r>
+            <w:proofErr w:type="spellStart"/>
+            <w:r>
+              <w:t>getAllDipendentiInfo</w:t>
+            </w:r>
+            <w:proofErr w:type="spellEnd"/>
+            <w:r>
+              <w:t>(</w:t>
+            </w:r>
+            <w:proofErr w:type="spellStart"/>
+            <w:r>
+              <w:t>matricola:String</w:t>
+            </w:r>
+            <w:proofErr w:type="spellEnd"/>
+            <w:r>
+              <w:t xml:space="preserve">) : </w:t>
+            </w:r>
+            <w:proofErr w:type="spellStart"/>
+            <w:r>
+              <w:t>Informazioni:List</w:t>
+            </w:r>
+            <w:proofErr w:type="spellEnd"/>
+          </w:p>
+          <w:p>
+            <w:pPr>
+              <w:spacing w:after="160" w:line="259" w:lineRule="auto"/>
+            </w:pPr>
+            <w:r>
+              <w:t xml:space="preserve">+ </w:t>
+            </w:r>
+            <w:proofErr w:type="spellStart"/>
+            <w:r>
+              <w:t>getSupervisoreInfo</w:t>
+            </w:r>
+            <w:proofErr w:type="spellEnd"/>
+            <w:r>
+              <w:t>(</w:t>
+            </w:r>
+            <w:proofErr w:type="spellStart"/>
+            <w:r>
+              <w:t>matricola:String</w:t>
+            </w:r>
+            <w:proofErr w:type="spellEnd"/>
+            <w:r>
+              <w:t>) : Informazioni</w:t>
+            </w:r>
+          </w:p>
+          <w:p>
+            <w:pPr>
+              <w:spacing w:after="160" w:line="259" w:lineRule="auto"/>
+            </w:pPr>
+            <w:r>
+              <w:t xml:space="preserve">+ </w:t>
+            </w:r>
+            <w:proofErr w:type="spellStart"/>
+            <w:r>
+              <w:t>updateRuolo</w:t>
+            </w:r>
+            <w:proofErr w:type="spellEnd"/>
+            <w:r>
+              <w:t>(</w:t>
+            </w:r>
+            <w:proofErr w:type="spellStart"/>
+            <w:r>
+              <w:t>matricola:String</w:t>
+            </w:r>
+            <w:proofErr w:type="spellEnd"/>
+            <w:r>
+              <w:t xml:space="preserve">, </w:t>
+            </w:r>
+            <w:proofErr w:type="spellStart"/>
+            <w:r>
+              <w:t>nuovoRuolo:enum</w:t>
+            </w:r>
+            <w:proofErr w:type="spellEnd"/>
+            <w:r>
+              <w:t xml:space="preserve">, </w:t>
+            </w:r>
+            <w:proofErr w:type="spellStart"/>
+            <w:r>
+              <w:t>matricolaNuovoSup:String</w:t>
+            </w:r>
+            <w:proofErr w:type="spellEnd"/>
+            <w:r>
+              <w:t>) :</w:t>
+            </w:r>
+            <w:proofErr w:type="spellStart"/>
+            <w:r>
+              <w:t>void</w:t>
+            </w:r>
+            <w:proofErr w:type="spellEnd"/>
+            <w:r>
+              <w:t xml:space="preserve"> </w:t>
+            </w:r>
+          </w:p>
+          <w:p>
+            <w:pPr>
+              <w:spacing w:after="160" w:line="259" w:lineRule="auto"/>
+              <w:rPr>
+                <w:lang w:val="en-GB"/>
+              </w:rPr>
+            </w:pPr>
+            <w:r>
+              <w:rPr>
+                <w:lang w:val="en-GB"/>
+              </w:rPr>
+              <w:t xml:space="preserve">+ </w:t>
+            </w:r>
+            <w:proofErr w:type="spellStart"/>
+            <w:r>
+              <w:rPr>
+                <w:lang w:val="en-GB"/>
+              </w:rPr>
+              <w:t>update</w:t>
+            </w:r>
+            <w:r>
+              <w:rPr>
+                <w:lang w:val="en-GB"/>
+              </w:rPr>
+              <w:t>Supervisore</w:t>
+            </w:r>
+            <w:proofErr w:type="spellEnd"/>
+            <w:r>
+              <w:rPr>
+                <w:lang w:val="en-GB"/>
+              </w:rPr>
+              <w:t>(</w:t>
+            </w:r>
+            <w:proofErr w:type="spellStart"/>
+            <w:r>
+              <w:rPr>
+                <w:lang w:val="en-GB"/>
+              </w:rPr>
+              <w:t>matricola:String</w:t>
+            </w:r>
+            <w:proofErr w:type="spellEnd"/>
+            <w:r>
+              <w:rPr>
+                <w:lang w:val="en-GB"/>
+              </w:rPr>
+              <w:t xml:space="preserve">, </w:t>
+            </w:r>
+            <w:proofErr w:type="spellStart"/>
+            <w:r>
+              <w:rPr>
+                <w:lang w:val="en-GB"/>
+              </w:rPr>
+              <w:t>matricolaSup:String</w:t>
+            </w:r>
+            <w:proofErr w:type="spellEnd"/>
+            <w:r>
               <w:rPr>
                 <w:lang w:val="en-GB"/>
               </w:rPr>
               <w:t>) : void</w:t>
             </w:r>
-          </w:p>
-          <w:p>
-            <w:pPr>
-              <w:spacing w:after="160" w:line="259" w:lineRule="auto"/>
-            </w:pPr>
-            <w:r>
-              <w:t xml:space="preserve">+ </w:t>
-            </w:r>
-            <w:proofErr w:type="spellStart"/>
-            <w:r>
-              <w:t>findB</w:t>
-            </w:r>
-            <w:r>
-              <w:t>yMatricola</w:t>
-            </w:r>
-            <w:proofErr w:type="spellEnd"/>
-            <w:r>
-              <w:t>(</w:t>
-            </w:r>
-            <w:proofErr w:type="spellStart"/>
-            <w:r>
-              <w:t>matricola</w:t>
-            </w:r>
-            <w:r>
-              <w:t>:String</w:t>
-            </w:r>
-            <w:proofErr w:type="spellEnd"/>
-            <w:r>
-              <w:t>) : Utente</w:t>
-            </w:r>
-          </w:p>
-          <w:p>
-            <w:pPr>
-              <w:spacing w:after="160" w:line="259" w:lineRule="auto"/>
-            </w:pPr>
-            <w:r>
-              <w:t xml:space="preserve">+ </w:t>
-            </w:r>
-            <w:proofErr w:type="spellStart"/>
-            <w:r>
-              <w:t>getAllDipendentiInfo</w:t>
-            </w:r>
-            <w:proofErr w:type="spellEnd"/>
-            <w:r>
-              <w:t>(</w:t>
-            </w:r>
-            <w:proofErr w:type="spellStart"/>
-            <w:r>
-              <w:t>matricola:String</w:t>
-            </w:r>
-            <w:proofErr w:type="spellEnd"/>
-            <w:r>
-              <w:t xml:space="preserve">) : </w:t>
-            </w:r>
-            <w:proofErr w:type="spellStart"/>
-            <w:r>
-              <w:t>Informazioni:List</w:t>
-            </w:r>
-            <w:proofErr w:type="spellEnd"/>
-          </w:p>
-          <w:p>
-            <w:pPr>
-              <w:spacing w:after="160" w:line="259" w:lineRule="auto"/>
-            </w:pPr>
-            <w:r>
-              <w:t xml:space="preserve">+ </w:t>
-            </w:r>
-            <w:proofErr w:type="spellStart"/>
-            <w:r>
-              <w:t>getSupervisoreInfo</w:t>
-            </w:r>
-            <w:proofErr w:type="spellEnd"/>
-            <w:r>
-              <w:t>(</w:t>
-            </w:r>
-            <w:proofErr w:type="spellStart"/>
-            <w:r>
-              <w:t>matricola:String</w:t>
-            </w:r>
-            <w:proofErr w:type="spellEnd"/>
-            <w:r>
-              <w:t>) : Informazioni</w:t>
-            </w:r>
-          </w:p>
-          <w:p>
-            <w:pPr>
-              <w:spacing w:after="160" w:line="259" w:lineRule="auto"/>
-            </w:pPr>
-            <w:r>
-              <w:t xml:space="preserve">+ </w:t>
-            </w:r>
-            <w:proofErr w:type="spellStart"/>
-            <w:r>
-              <w:t>updateRuolo</w:t>
-            </w:r>
-            <w:proofErr w:type="spellEnd"/>
-            <w:r>
-              <w:t>(</w:t>
-            </w:r>
-            <w:proofErr w:type="spellStart"/>
-            <w:r>
-              <w:t>matricola:String</w:t>
-            </w:r>
-            <w:proofErr w:type="spellEnd"/>
-            <w:r>
-              <w:t xml:space="preserve">, </w:t>
-            </w:r>
-            <w:proofErr w:type="spellStart"/>
-            <w:r>
-              <w:t>nuovoRuolo:enum</w:t>
-            </w:r>
-            <w:proofErr w:type="spellEnd"/>
-            <w:r>
-              <w:t xml:space="preserve">, </w:t>
-            </w:r>
-            <w:proofErr w:type="spellStart"/>
-            <w:r>
-              <w:t>matricolaNuovoSup:String</w:t>
-            </w:r>
-            <w:proofErr w:type="spellEnd"/>
-            <w:r>
-              <w:t>) :</w:t>
-            </w:r>
-            <w:proofErr w:type="spellStart"/>
-            <w:r>
-              <w:t>void</w:t>
-            </w:r>
-            <w:proofErr w:type="spellEnd"/>
-            <w:r>
-              <w:t xml:space="preserve"> </w:t>
-            </w:r>
-          </w:p>
-          <w:p>
-            <w:pPr>
-              <w:spacing w:after="160" w:line="259" w:lineRule="auto"/>
-            </w:pPr>
-            <w:r>
-              <w:t xml:space="preserve">+ </w:t>
-            </w:r>
-            <w:proofErr w:type="spellStart"/>
-            <w:r>
-              <w:t>update</w:t>
-            </w:r>
-            <w:r>
-              <w:t>Supervisore</w:t>
-            </w:r>
-            <w:proofErr w:type="spellEnd"/>
-            <w:r>
-              <w:t>(</w:t>
-            </w:r>
-            <w:proofErr w:type="spellStart"/>
-            <w:r>
-              <w:t>matricola:String</w:t>
-            </w:r>
-            <w:proofErr w:type="spellEnd"/>
-            <w:r>
-              <w:t xml:space="preserve">, </w:t>
-            </w:r>
-            <w:proofErr w:type="spellStart"/>
-            <w:r>
-              <w:t>matricolaSup:String</w:t>
-            </w:r>
-            <w:proofErr w:type="spellEnd"/>
-            <w:r>
-              <w:t xml:space="preserve">) : </w:t>
-            </w:r>
-            <w:proofErr w:type="spellStart"/>
-            <w:r>
-              <w:t>void</w:t>
-            </w:r>
-            <w:proofErr w:type="spellEnd"/>
           </w:p>
           <w:p>
             <w:pPr>
@@ -18314,6 +19129,7 @@
               <w:t xml:space="preserve"> </w:t>
             </w:r>
             <w:proofErr w:type="spellStart"/>
+            <w:proofErr w:type="gramStart"/>
             <w:r>
               <w:t>UtenteDAO</w:t>
             </w:r>
@@ -18322,6 +19138,7 @@
               <w:t>::</w:t>
             </w:r>
             <w:proofErr w:type="spellStart"/>
+            <w:proofErr w:type="gramEnd"/>
             <w:r>
               <w:t>create</w:t>
             </w:r>
@@ -18349,9 +19166,6 @@
               </w:rPr>
             </w:pPr>
             <w:r>
-              <w:rPr>
-                <w:lang w:val="en-GB"/>
-              </w:rPr>
               <w:t xml:space="preserve"> </w:t>
             </w:r>
             <w:proofErr w:type="spellStart"/>
@@ -18402,6 +19216,7 @@
               <w:t xml:space="preserve"> </w:t>
             </w:r>
             <w:proofErr w:type="spellStart"/>
+            <w:proofErr w:type="gramStart"/>
             <w:r>
               <w:t>UtenteDAO</w:t>
             </w:r>
@@ -18410,6 +19225,7 @@
               <w:t>::</w:t>
             </w:r>
             <w:proofErr w:type="spellStart"/>
+            <w:proofErr w:type="gramEnd"/>
             <w:r>
               <w:t>create</w:t>
             </w:r>
@@ -18619,6 +19435,7 @@
               <w:t xml:space="preserve"> </w:t>
             </w:r>
             <w:proofErr w:type="spellStart"/>
+            <w:proofErr w:type="gramStart"/>
             <w:r>
               <w:t>UtenteDAO</w:t>
             </w:r>
@@ -18626,6 +19443,7 @@
             <w:r>
               <w:t>::</w:t>
             </w:r>
+            <w:proofErr w:type="gramEnd"/>
             <w:r>
               <w:t xml:space="preserve"> </w:t>
             </w:r>
@@ -18703,12 +19521,17 @@
               <w:t xml:space="preserve"> </w:t>
             </w:r>
             <w:proofErr w:type="spellStart"/>
+            <w:proofErr w:type="gramStart"/>
             <w:r>
               <w:t>UtenteDAO</w:t>
             </w:r>
             <w:proofErr w:type="spellEnd"/>
             <w:r>
-              <w:t xml:space="preserve">:: </w:t>
+              <w:t>::</w:t>
+            </w:r>
+            <w:proofErr w:type="gramEnd"/>
+            <w:r>
+              <w:t xml:space="preserve"> </w:t>
             </w:r>
             <w:proofErr w:type="spellStart"/>
             <w:r>
@@ -18879,38 +19702,75 @@
             <w:tcW w:w="8647" w:type="dxa"/>
           </w:tcPr>
           <w:p>
-            <w:proofErr w:type="spellStart"/>
-            <w:r>
-              <w:t>Context</w:t>
-            </w:r>
-            <w:proofErr w:type="spellEnd"/>
-            <w:r>
-              <w:t xml:space="preserve"> </w:t>
-            </w:r>
-            <w:proofErr w:type="spellStart"/>
-            <w:r>
+            <w:pPr>
+              <w:rPr>
+                <w:lang w:val="en-GB"/>
+              </w:rPr>
+            </w:pPr>
+            <w:r>
+              <w:rPr>
+                <w:lang w:val="en-GB"/>
+              </w:rPr>
+              <w:t xml:space="preserve">Context </w:t>
+            </w:r>
+            <w:proofErr w:type="spellStart"/>
+            <w:proofErr w:type="gramStart"/>
+            <w:r>
+              <w:rPr>
+                <w:lang w:val="en-GB"/>
+              </w:rPr>
               <w:t>UtenteDAO</w:t>
             </w:r>
             <w:proofErr w:type="spellEnd"/>
             <w:r>
+              <w:rPr>
+                <w:lang w:val="en-GB"/>
+              </w:rPr>
               <w:t>::</w:t>
             </w:r>
-            <w:r>
-              <w:t xml:space="preserve"> </w:t>
-            </w:r>
-            <w:r>
-              <w:t>::</w:t>
-            </w:r>
-            <w:proofErr w:type="spellStart"/>
-            <w:r>
+            <w:proofErr w:type="gramEnd"/>
+            <w:r>
+              <w:rPr>
+                <w:lang w:val="en-GB"/>
+              </w:rPr>
+              <w:t xml:space="preserve"> ::</w:t>
+            </w:r>
+            <w:proofErr w:type="spellStart"/>
+            <w:r>
+              <w:rPr>
+                <w:lang w:val="en-GB"/>
+              </w:rPr>
               <w:t>createSupervisore</w:t>
             </w:r>
             <w:proofErr w:type="spellEnd"/>
             <w:r>
-              <w:t>(supervisore: Supervisore, password: String)</w:t>
-            </w:r>
-          </w:p>
-          <w:p/>
+              <w:rPr>
+                <w:lang w:val="en-GB"/>
+              </w:rPr>
+              <w:t>(</w:t>
+            </w:r>
+            <w:proofErr w:type="spellStart"/>
+            <w:r>
+              <w:rPr>
+                <w:lang w:val="en-GB"/>
+              </w:rPr>
+              <w:t>supervisore</w:t>
+            </w:r>
+            <w:proofErr w:type="spellEnd"/>
+            <w:r>
+              <w:rPr>
+                <w:lang w:val="en-GB"/>
+              </w:rPr>
+              <w:t>: Supervisore, password: String)</w:t>
+            </w:r>
+          </w:p>
+          <w:p>
+            <w:pPr>
+              <w:rPr>
+                <w:lang w:val="en-GB"/>
+              </w:rPr>
+            </w:pPr>
+          </w:p>
           <w:p>
             <w:pPr>
               <w:rPr>
@@ -18962,12 +19822,17 @@
               <w:t xml:space="preserve"> </w:t>
             </w:r>
             <w:proofErr w:type="spellStart"/>
+            <w:proofErr w:type="gramStart"/>
             <w:r>
               <w:t>UtenteDAO</w:t>
             </w:r>
             <w:proofErr w:type="spellEnd"/>
             <w:r>
-              <w:t>:: ::</w:t>
+              <w:t>::</w:t>
+            </w:r>
+            <w:proofErr w:type="gramEnd"/>
+            <w:r>
+              <w:t xml:space="preserve"> ::</w:t>
             </w:r>
             <w:proofErr w:type="spellStart"/>
             <w:r>
@@ -19171,6 +20036,7 @@
               <w:t xml:space="preserve"> </w:t>
             </w:r>
             <w:proofErr w:type="spellStart"/>
+            <w:proofErr w:type="gramStart"/>
             <w:r>
               <w:t>UtenteDAO</w:t>
             </w:r>
@@ -19179,6 +20045,7 @@
               <w:t>::</w:t>
             </w:r>
             <w:proofErr w:type="spellStart"/>
+            <w:proofErr w:type="gramEnd"/>
             <w:r>
               <w:t>findByMatricola</w:t>
             </w:r>
@@ -19256,6 +20123,7 @@
               <w:t xml:space="preserve"> </w:t>
             </w:r>
             <w:proofErr w:type="spellStart"/>
+            <w:proofErr w:type="gramStart"/>
             <w:r>
               <w:t>UtenteDAO</w:t>
             </w:r>
@@ -19264,6 +20132,7 @@
               <w:t>::</w:t>
             </w:r>
             <w:proofErr w:type="spellStart"/>
+            <w:proofErr w:type="gramEnd"/>
             <w:r>
               <w:t>findByMatricola</w:t>
             </w:r>
@@ -19478,6 +20347,7 @@
               <w:t xml:space="preserve"> </w:t>
             </w:r>
             <w:proofErr w:type="spellStart"/>
+            <w:proofErr w:type="gramStart"/>
             <w:r>
               <w:t>UtenteDAO</w:t>
             </w:r>
@@ -19486,6 +20356,7 @@
               <w:t>::</w:t>
             </w:r>
             <w:proofErr w:type="spellStart"/>
+            <w:proofErr w:type="gramEnd"/>
             <w:r>
               <w:t>getAllDipendentiInfo</w:t>
             </w:r>
@@ -19551,6 +20422,7 @@
               <w:t xml:space="preserve"> </w:t>
             </w:r>
             <w:proofErr w:type="spellStart"/>
+            <w:proofErr w:type="gramStart"/>
             <w:r>
               <w:t>UtenteDAO</w:t>
             </w:r>
@@ -19559,6 +20431,7 @@
               <w:t>::</w:t>
             </w:r>
             <w:proofErr w:type="spellStart"/>
+            <w:proofErr w:type="gramEnd"/>
             <w:r>
               <w:t>getAllDipendentiInfo</w:t>
             </w:r>
@@ -19768,6 +20641,7 @@
               <w:t xml:space="preserve"> </w:t>
             </w:r>
             <w:proofErr w:type="spellStart"/>
+            <w:proofErr w:type="gramStart"/>
             <w:r>
               <w:t>UtenteDAO</w:t>
             </w:r>
@@ -19775,6 +20649,7 @@
             <w:r>
               <w:t>::</w:t>
             </w:r>
+            <w:proofErr w:type="gramEnd"/>
             <w:r>
               <w:t xml:space="preserve"> </w:t>
             </w:r>
@@ -19830,6 +20705,7 @@
               <w:t xml:space="preserve">Context </w:t>
             </w:r>
             <w:proofErr w:type="spellStart"/>
+            <w:proofErr w:type="gramStart"/>
             <w:r>
               <w:rPr>
                 <w:lang w:val="en-GB"/>
@@ -19841,7 +20717,14 @@
               <w:rPr>
                 <w:lang w:val="en-GB"/>
               </w:rPr>
-              <w:t xml:space="preserve">:: </w:t>
+              <w:t>::</w:t>
+            </w:r>
+            <w:proofErr w:type="gramEnd"/>
+            <w:r>
+              <w:rPr>
+                <w:lang w:val="en-GB"/>
+              </w:rPr>
+              <w:t xml:space="preserve"> </w:t>
             </w:r>
             <w:proofErr w:type="spellStart"/>
             <w:r>
@@ -20051,6 +20934,7 @@
               <w:t xml:space="preserve"> </w:t>
             </w:r>
             <w:proofErr w:type="spellStart"/>
+            <w:proofErr w:type="gramStart"/>
             <w:r>
               <w:t>UtenteDAO</w:t>
             </w:r>
@@ -20059,6 +20943,7 @@
               <w:t>::</w:t>
             </w:r>
             <w:proofErr w:type="spellStart"/>
+            <w:proofErr w:type="gramEnd"/>
             <w:r>
               <w:t>updateRuolo</w:t>
             </w:r>
@@ -20072,7 +20957,15 @@
             </w:r>
             <w:proofErr w:type="spellEnd"/>
             <w:r>
-              <w:t xml:space="preserve">: Tipi::ruolo, </w:t>
+              <w:t xml:space="preserve">: </w:t>
+            </w:r>
+            <w:proofErr w:type="gramStart"/>
+            <w:r>
+              <w:t>Tipi::</w:t>
+            </w:r>
+            <w:proofErr w:type="gramEnd"/>
+            <w:r>
+              <w:t xml:space="preserve">ruolo, </w:t>
             </w:r>
             <w:proofErr w:type="spellStart"/>
             <w:r>
@@ -20116,7 +21009,15 @@
             </w:r>
             <w:proofErr w:type="spellEnd"/>
             <w:r>
-              <w:t xml:space="preserve"> = Tipi::ruolo::DIPENDENTE) </w:t>
+              <w:t xml:space="preserve"> = </w:t>
+            </w:r>
+            <w:proofErr w:type="gramStart"/>
+            <w:r>
+              <w:t>Tipi::ruolo::</w:t>
+            </w:r>
+            <w:proofErr w:type="gramEnd"/>
+            <w:r>
+              <w:t xml:space="preserve">DIPENDENTE) </w:t>
             </w:r>
             <w:proofErr w:type="spellStart"/>
             <w:r>
@@ -20189,6 +21090,7 @@
               <w:t xml:space="preserve"> </w:t>
             </w:r>
             <w:proofErr w:type="spellStart"/>
+            <w:proofErr w:type="gramStart"/>
             <w:r>
               <w:t>UtenteDAO</w:t>
             </w:r>
@@ -20197,6 +21099,7 @@
               <w:t>::</w:t>
             </w:r>
             <w:proofErr w:type="spellStart"/>
+            <w:proofErr w:type="gramEnd"/>
             <w:r>
               <w:t>updateRuolo</w:t>
             </w:r>
@@ -20210,7 +21113,15 @@
             </w:r>
             <w:proofErr w:type="spellEnd"/>
             <w:r>
-              <w:t xml:space="preserve">: Tipi::ruolo, </w:t>
+              <w:t xml:space="preserve">: </w:t>
+            </w:r>
+            <w:proofErr w:type="gramStart"/>
+            <w:r>
+              <w:t>Tipi::</w:t>
+            </w:r>
+            <w:proofErr w:type="gramEnd"/>
+            <w:r>
+              <w:t xml:space="preserve">ruolo, </w:t>
             </w:r>
             <w:proofErr w:type="spellStart"/>
             <w:r>
@@ -20388,6 +21299,7 @@
               <w:t xml:space="preserve"> </w:t>
             </w:r>
             <w:proofErr w:type="spellStart"/>
+            <w:proofErr w:type="gramStart"/>
             <w:r>
               <w:t>Utente</w:t>
             </w:r>
@@ -20399,6 +21311,7 @@
               <w:t>::</w:t>
             </w:r>
             <w:proofErr w:type="spellStart"/>
+            <w:proofErr w:type="gramEnd"/>
             <w:r>
               <w:t>updateSupervisore</w:t>
             </w:r>
@@ -20483,6 +21396,7 @@
               <w:t xml:space="preserve"> </w:t>
             </w:r>
             <w:proofErr w:type="spellStart"/>
+            <w:proofErr w:type="gramStart"/>
             <w:r>
               <w:t>UtenteDAO</w:t>
             </w:r>
@@ -20491,6 +21405,7 @@
               <w:t>::</w:t>
             </w:r>
             <w:proofErr w:type="spellStart"/>
+            <w:proofErr w:type="gramEnd"/>
             <w:r>
               <w:t>updateSupervisore</w:t>
             </w:r>
@@ -20700,6 +21615,7 @@
               <w:t xml:space="preserve">context </w:t>
             </w:r>
             <w:proofErr w:type="spellStart"/>
+            <w:proofErr w:type="gramStart"/>
             <w:r>
               <w:rPr>
                 <w:lang w:val="en-GB"/>
@@ -20714,6 +21630,7 @@
               <w:t>::</w:t>
             </w:r>
             <w:proofErr w:type="spellStart"/>
+            <w:proofErr w:type="gramEnd"/>
             <w:r>
               <w:rPr>
                 <w:lang w:val="en-GB"/>
@@ -20888,6 +21805,7 @@
               <w:t xml:space="preserve">context </w:t>
             </w:r>
             <w:proofErr w:type="spellStart"/>
+            <w:proofErr w:type="gramStart"/>
             <w:r>
               <w:rPr>
                 <w:lang w:val="en-GB"/>
@@ -20902,6 +21820,7 @@
               <w:t>::</w:t>
             </w:r>
             <w:proofErr w:type="spellStart"/>
+            <w:proofErr w:type="gramEnd"/>
             <w:r>
               <w:rPr>
                 <w:lang w:val="en-GB"/>
@@ -21016,13 +21935,7 @@
               <w:rPr>
                 <w:lang w:val="en-GB"/>
               </w:rPr>
-              <w:t>u</w:t>
-            </w:r>
-            <w:r>
-              <w:rPr>
-                <w:lang w:val="en-GB"/>
-              </w:rPr>
-              <w:t>.hashPassword</w:t>
+              <w:t>u.hashPassword</w:t>
             </w:r>
             <w:proofErr w:type="spellEnd"/>
             <w:r>
@@ -21162,12 +22075,17 @@
               <w:t xml:space="preserve"> </w:t>
             </w:r>
             <w:proofErr w:type="spellStart"/>
+            <w:proofErr w:type="gramStart"/>
             <w:r>
               <w:t>UtenteDAO</w:t>
             </w:r>
             <w:proofErr w:type="spellEnd"/>
             <w:r>
-              <w:t>:: delete(</w:t>
+              <w:t>::</w:t>
+            </w:r>
+            <w:proofErr w:type="gramEnd"/>
+            <w:r>
+              <w:t xml:space="preserve"> delete(</w:t>
             </w:r>
             <w:proofErr w:type="spellStart"/>
             <w:r>
@@ -21226,12 +22144,17 @@
               <w:t xml:space="preserve"> </w:t>
             </w:r>
             <w:proofErr w:type="spellStart"/>
+            <w:proofErr w:type="gramStart"/>
             <w:r>
               <w:t>UtenteDAO</w:t>
             </w:r>
             <w:proofErr w:type="spellEnd"/>
             <w:r>
-              <w:t>:: delete(</w:t>
+              <w:t>::</w:t>
+            </w:r>
+            <w:proofErr w:type="gramEnd"/>
+            <w:r>
+              <w:t xml:space="preserve"> delete(</w:t>
             </w:r>
             <w:proofErr w:type="spellStart"/>
             <w:r>
@@ -21737,7 +22660,15 @@
           </w:tcPr>
           <w:p>
             <w:r>
-              <w:t>Persistente una task all’interno del database</w:t>
+              <w:t xml:space="preserve">Persistente </w:t>
+            </w:r>
+            <w:proofErr w:type="gramStart"/>
+            <w:r>
+              <w:t>una task</w:t>
+            </w:r>
+            <w:proofErr w:type="gramEnd"/>
+            <w:r>
+              <w:t xml:space="preserve"> all’interno del database</w:t>
             </w:r>
           </w:p>
         </w:tc>
@@ -21770,6 +22701,7 @@
               <w:t xml:space="preserve">Context </w:t>
             </w:r>
             <w:proofErr w:type="spellStart"/>
+            <w:proofErr w:type="gramStart"/>
             <w:r>
               <w:rPr>
                 <w:lang w:val="en-GB"/>
@@ -21781,7 +22713,14 @@
               <w:rPr>
                 <w:lang w:val="en-GB"/>
               </w:rPr>
-              <w:t>::create(t</w:t>
+              <w:t>::</w:t>
+            </w:r>
+            <w:proofErr w:type="gramEnd"/>
+            <w:r>
+              <w:rPr>
+                <w:lang w:val="en-GB"/>
+              </w:rPr>
+              <w:t>create(t</w:t>
             </w:r>
             <w:r>
               <w:rPr>
@@ -21802,45 +22741,11 @@
                 <w:lang w:val="en-GB"/>
               </w:rPr>
             </w:pPr>
-            <w:proofErr w:type="spellStart"/>
-            <w:r>
-              <w:rPr>
-                <w:lang w:val="en-GB"/>
-              </w:rPr>
-              <w:t>Task.allInstances</w:t>
-            </w:r>
-            <w:proofErr w:type="spellEnd"/>
-            <w:r>
-              <w:rPr>
-                <w:lang w:val="en-GB"/>
-              </w:rPr>
-              <w:t>()-&gt;</w:t>
-            </w:r>
-            <w:proofErr w:type="spellStart"/>
-            <w:r>
-              <w:rPr>
-                <w:lang w:val="en-GB"/>
-              </w:rPr>
-              <w:t>forAll</w:t>
-            </w:r>
-            <w:proofErr w:type="spellEnd"/>
-            <w:r>
-              <w:rPr>
-                <w:lang w:val="en-GB"/>
-              </w:rPr>
-              <w:t>(x | x.id &lt;&gt; t</w:t>
-            </w:r>
-            <w:r>
-              <w:rPr>
-                <w:lang w:val="en-GB"/>
-              </w:rPr>
-              <w:t>ask</w:t>
-            </w:r>
-            <w:r>
-              <w:rPr>
-                <w:lang w:val="en-GB"/>
-              </w:rPr>
-              <w:t>.id)</w:t>
+            <w:r>
+              <w:rPr>
+                <w:lang w:val="en-GB"/>
+              </w:rPr>
+              <w:t>task &lt;&gt; null</w:t>
             </w:r>
             <w:r>
               <w:rPr>
@@ -21879,6 +22784,7 @@
               <w:t xml:space="preserve">Context </w:t>
             </w:r>
             <w:proofErr w:type="spellStart"/>
+            <w:proofErr w:type="gramStart"/>
             <w:r>
               <w:rPr>
                 <w:lang w:val="en-GB"/>
@@ -21890,7 +22796,14 @@
               <w:rPr>
                 <w:lang w:val="en-GB"/>
               </w:rPr>
-              <w:t>::create(task: Task)</w:t>
+              <w:t>::</w:t>
+            </w:r>
+            <w:proofErr w:type="gramEnd"/>
+            <w:r>
+              <w:rPr>
+                <w:lang w:val="en-GB"/>
+              </w:rPr>
+              <w:t>create(task: Task)</w:t>
             </w:r>
           </w:p>
           <w:p>
@@ -22051,6 +22964,7 @@
               <w:t xml:space="preserve">Context </w:t>
             </w:r>
             <w:proofErr w:type="spellStart"/>
+            <w:proofErr w:type="gramStart"/>
             <w:r>
               <w:rPr>
                 <w:lang w:val="en-GB"/>
@@ -22065,6 +22979,7 @@
               <w:t>::</w:t>
             </w:r>
             <w:proofErr w:type="spellStart"/>
+            <w:proofErr w:type="gramEnd"/>
             <w:r>
               <w:rPr>
                 <w:lang w:val="en-GB"/>
@@ -22098,7 +23013,13 @@
               <w:rPr>
                 <w:lang w:val="en-GB"/>
               </w:rPr>
-              <w:t>Id &lt;&gt; null</w:t>
+              <w:t xml:space="preserve">Id </w:t>
+            </w:r>
+            <w:r>
+              <w:rPr>
+                <w:lang w:val="en-GB"/>
+              </w:rPr>
+              <w:t>&gt; 0</w:t>
             </w:r>
           </w:p>
         </w:tc>
@@ -22131,6 +23052,7 @@
               <w:t xml:space="preserve">Context </w:t>
             </w:r>
             <w:proofErr w:type="spellStart"/>
+            <w:proofErr w:type="gramStart"/>
             <w:r>
               <w:rPr>
                 <w:lang w:val="en-GB"/>
@@ -22145,6 +23067,7 @@
               <w:t>::</w:t>
             </w:r>
             <w:proofErr w:type="spellStart"/>
+            <w:proofErr w:type="gramEnd"/>
             <w:r>
               <w:rPr>
                 <w:lang w:val="en-GB"/>
@@ -22338,6 +23261,7 @@
               <w:t xml:space="preserve"> </w:t>
             </w:r>
             <w:proofErr w:type="spellStart"/>
+            <w:proofErr w:type="gramStart"/>
             <w:r>
               <w:t>TaskDAO</w:t>
             </w:r>
@@ -22346,6 +23270,7 @@
               <w:t>::</w:t>
             </w:r>
             <w:proofErr w:type="spellStart"/>
+            <w:proofErr w:type="gramEnd"/>
             <w:r>
               <w:t>findByUtente</w:t>
             </w:r>
@@ -22402,6 +23327,7 @@
               <w:t xml:space="preserve">Context </w:t>
             </w:r>
             <w:proofErr w:type="spellStart"/>
+            <w:proofErr w:type="gramStart"/>
             <w:r>
               <w:rPr>
                 <w:lang w:val="en-GB"/>
@@ -22416,6 +23342,7 @@
               <w:t>::</w:t>
             </w:r>
             <w:proofErr w:type="spellStart"/>
+            <w:proofErr w:type="gramEnd"/>
             <w:r>
               <w:rPr>
                 <w:lang w:val="en-GB"/>
@@ -22716,6 +23643,7 @@
               <w:t xml:space="preserve">context </w:t>
             </w:r>
             <w:proofErr w:type="spellStart"/>
+            <w:proofErr w:type="gramStart"/>
             <w:r>
               <w:rPr>
                 <w:lang w:val="en-GB"/>
@@ -22730,6 +23658,7 @@
               <w:t>::</w:t>
             </w:r>
             <w:proofErr w:type="spellStart"/>
+            <w:proofErr w:type="gramEnd"/>
             <w:r>
               <w:rPr>
                 <w:lang w:val="en-GB"/>
@@ -22748,13 +23677,7 @@
               <w:rPr>
                 <w:lang w:val="en-GB"/>
               </w:rPr>
-              <w:t>id</w:t>
-            </w:r>
-            <w:r>
-              <w:rPr>
-                <w:lang w:val="en-GB"/>
-              </w:rPr>
-              <w:t>:long</w:t>
+              <w:t>id:long</w:t>
             </w:r>
             <w:proofErr w:type="spellEnd"/>
             <w:r>
@@ -22768,13 +23691,7 @@
               <w:rPr>
                 <w:lang w:val="en-GB"/>
               </w:rPr>
-              <w:t>nuovoStato:</w:t>
-            </w:r>
-            <w:r>
-              <w:rPr>
-                <w:lang w:val="en-GB"/>
-              </w:rPr>
-              <w:t>enum</w:t>
+              <w:t>nuovoStato:enum</w:t>
             </w:r>
             <w:proofErr w:type="spellEnd"/>
             <w:r>
@@ -22805,6 +23722,9 @@
               <w:t>null</w:t>
             </w:r>
             <w:proofErr w:type="spellEnd"/>
+            <w:r>
+              <w:t xml:space="preserve"> and id &lt;= 0</w:t>
+            </w:r>
           </w:p>
         </w:tc>
       </w:tr>
@@ -22844,6 +23764,7 @@
               <w:t xml:space="preserve">context </w:t>
             </w:r>
             <w:proofErr w:type="spellStart"/>
+            <w:proofErr w:type="gramStart"/>
             <w:r>
               <w:rPr>
                 <w:lang w:val="en-GB"/>
@@ -22858,6 +23779,7 @@
               <w:t>::</w:t>
             </w:r>
             <w:proofErr w:type="spellStart"/>
+            <w:proofErr w:type="gramEnd"/>
             <w:r>
               <w:rPr>
                 <w:lang w:val="en-GB"/>
@@ -22925,13 +23847,7 @@
               <w:rPr>
                 <w:lang w:val="en-GB"/>
               </w:rPr>
-              <w:t>()-&gt;</w:t>
-            </w:r>
-            <w:r>
-              <w:rPr>
-                <w:lang w:val="en-GB"/>
-              </w:rPr>
-              <w:t xml:space="preserve">exists(t | t.id = id and </w:t>
+              <w:t xml:space="preserve">()-&gt;exists(t | t.id = id and </w:t>
             </w:r>
             <w:proofErr w:type="spellStart"/>
             <w:r>
@@ -23095,6 +24011,7 @@
               <w:t xml:space="preserve"> </w:t>
             </w:r>
             <w:proofErr w:type="spellStart"/>
+            <w:proofErr w:type="gramStart"/>
             <w:r>
               <w:rPr>
                 <w:lang w:val="en-GB"/>
@@ -23106,7 +24023,14 @@
               <w:rPr>
                 <w:lang w:val="en-GB"/>
               </w:rPr>
-              <w:t>::update(t</w:t>
+              <w:t>::</w:t>
+            </w:r>
+            <w:proofErr w:type="gramEnd"/>
+            <w:r>
+              <w:rPr>
+                <w:lang w:val="en-GB"/>
+              </w:rPr>
+              <w:t>update(t</w:t>
             </w:r>
             <w:r>
               <w:rPr>
@@ -23185,6 +24109,7 @@
               <w:t xml:space="preserve">Context  </w:t>
             </w:r>
             <w:proofErr w:type="spellStart"/>
+            <w:proofErr w:type="gramStart"/>
             <w:r>
               <w:rPr>
                 <w:lang w:val="en-GB"/>
@@ -23196,7 +24121,14 @@
               <w:rPr>
                 <w:lang w:val="en-GB"/>
               </w:rPr>
-              <w:t>::update(task: Task)</w:t>
+              <w:t>::</w:t>
+            </w:r>
+            <w:proofErr w:type="gramEnd"/>
+            <w:r>
+              <w:rPr>
+                <w:lang w:val="en-GB"/>
+              </w:rPr>
+              <w:t>update(task: Task)</w:t>
             </w:r>
           </w:p>
           <w:p>
@@ -23355,6 +24287,7 @@
               <w:t xml:space="preserve"> </w:t>
             </w:r>
             <w:proofErr w:type="spellStart"/>
+            <w:proofErr w:type="gramStart"/>
             <w:r>
               <w:rPr>
                 <w:lang w:val="en-GB"/>
@@ -23366,7 +24299,14 @@
               <w:rPr>
                 <w:lang w:val="en-GB"/>
               </w:rPr>
-              <w:t>::delete(t</w:t>
+              <w:t>::</w:t>
+            </w:r>
+            <w:proofErr w:type="gramEnd"/>
+            <w:r>
+              <w:rPr>
+                <w:lang w:val="en-GB"/>
+              </w:rPr>
+              <w:t>delete(t</w:t>
             </w:r>
             <w:r>
               <w:rPr>
@@ -23436,6 +24376,7 @@
               <w:t xml:space="preserve"> </w:t>
             </w:r>
             <w:proofErr w:type="spellStart"/>
+            <w:proofErr w:type="gramStart"/>
             <w:r>
               <w:rPr>
                 <w:lang w:val="en-GB"/>
@@ -23447,7 +24388,14 @@
               <w:rPr>
                 <w:lang w:val="en-GB"/>
               </w:rPr>
-              <w:t>::delete(task: Task)</w:t>
+              <w:t>::</w:t>
+            </w:r>
+            <w:proofErr w:type="gramEnd"/>
+            <w:r>
+              <w:rPr>
+                <w:lang w:val="en-GB"/>
+              </w:rPr>
+              <w:t>delete(task: Task)</w:t>
             </w:r>
           </w:p>
           <w:p>
@@ -23832,12 +24780,17 @@
               <w:t xml:space="preserve"> </w:t>
             </w:r>
             <w:proofErr w:type="spellStart"/>
+            <w:proofErr w:type="gramStart"/>
             <w:r>
               <w:t>NotificaDAO</w:t>
             </w:r>
             <w:proofErr w:type="spellEnd"/>
             <w:r>
-              <w:t>::create(n</w:t>
+              <w:t>::</w:t>
+            </w:r>
+            <w:proofErr w:type="gramEnd"/>
+            <w:r>
+              <w:t>create(n</w:t>
             </w:r>
             <w:r>
               <w:t>otifica</w:t>
@@ -23886,12 +24839,17 @@
               <w:t xml:space="preserve"> </w:t>
             </w:r>
             <w:proofErr w:type="spellStart"/>
+            <w:proofErr w:type="gramStart"/>
             <w:r>
               <w:t>NotificaDAO</w:t>
             </w:r>
             <w:proofErr w:type="spellEnd"/>
             <w:r>
-              <w:t>::create(notifica: Notifica)</w:t>
+              <w:t>::</w:t>
+            </w:r>
+            <w:proofErr w:type="gramEnd"/>
+            <w:r>
+              <w:t>create(notifica: Notifica)</w:t>
             </w:r>
           </w:p>
           <w:p>
@@ -24020,6 +24978,7 @@
               <w:t xml:space="preserve"> </w:t>
             </w:r>
             <w:proofErr w:type="spellStart"/>
+            <w:proofErr w:type="gramStart"/>
             <w:r>
               <w:t>NotificaDAO</w:t>
             </w:r>
@@ -24028,6 +24987,7 @@
               <w:t>::</w:t>
             </w:r>
             <w:proofErr w:type="spellStart"/>
+            <w:proofErr w:type="gramEnd"/>
             <w:r>
               <w:t>findByUtente</w:t>
             </w:r>
@@ -24079,6 +25039,7 @@
               <w:t xml:space="preserve"> </w:t>
             </w:r>
             <w:proofErr w:type="spellStart"/>
+            <w:proofErr w:type="gramStart"/>
             <w:r>
               <w:t>NotificaDAO</w:t>
             </w:r>
@@ -24087,6 +25048,7 @@
               <w:t>::</w:t>
             </w:r>
             <w:proofErr w:type="spellStart"/>
+            <w:proofErr w:type="gramEnd"/>
             <w:r>
               <w:t>findByUtente</w:t>
             </w:r>
@@ -26816,6 +27778,7 @@
   <w:style w:type="character" w:default="1" w:styleId="Carpredefinitoparagrafo">
     <w:name w:val="Default Paragraph Font"/>
     <w:uiPriority w:val="1"/>
+    <w:semiHidden/>
     <w:unhideWhenUsed/>
   </w:style>
   <w:style w:type="table" w:default="1" w:styleId="Tabellanormale">

--- a/Workspace/ODD/ODD_EWMS.docx
+++ b/Workspace/ODD/ODD_EWMS.docx
@@ -189,7 +189,7 @@
           <w:sz w:val="36"/>
           <w:lang w:val="en-GB"/>
         </w:rPr>
-        <w:t>1</w:t>
+        <w:t>2</w:t>
       </w:r>
       <w:r>
         <w:rPr>
@@ -316,7 +316,13 @@
         <w:rPr>
           <w:sz w:val="32"/>
         </w:rPr>
-        <w:t>22</w:t>
+        <w:t>2</w:t>
+      </w:r>
+      <w:r>
+        <w:rPr>
+          <w:sz w:val="32"/>
+        </w:rPr>
+        <w:t>4</w:t>
       </w:r>
       <w:r>
         <w:rPr>
@@ -1480,10 +1486,17 @@
           <w:p>
             <w:pPr>
               <w:pStyle w:val="Contenutotabella"/>
+              <w:jc w:val="center"/>
               <w:rPr>
                 <w:sz w:val="20"/>
               </w:rPr>
             </w:pPr>
+            <w:r>
+              <w:rPr>
+                <w:sz w:val="20"/>
+              </w:rPr>
+              <w:t>24/01/2026</w:t>
+            </w:r>
           </w:p>
         </w:tc>
         <w:tc>
@@ -1498,10 +1511,17 @@
           <w:p>
             <w:pPr>
               <w:pStyle w:val="Contenutotabella"/>
+              <w:jc w:val="center"/>
               <w:rPr>
                 <w:sz w:val="20"/>
               </w:rPr>
             </w:pPr>
+            <w:r>
+              <w:rPr>
+                <w:sz w:val="20"/>
+              </w:rPr>
+              <w:t>1.2</w:t>
+            </w:r>
           </w:p>
         </w:tc>
         <w:tc>
@@ -1520,6 +1540,20 @@
                 <w:sz w:val="20"/>
               </w:rPr>
             </w:pPr>
+            <w:r>
+              <w:rPr>
+                <w:sz w:val="20"/>
+              </w:rPr>
+              <w:t xml:space="preserve">Aggiunti nuovi metodi per </w:t>
+            </w:r>
+            <w:proofErr w:type="spellStart"/>
+            <w:r>
+              <w:rPr>
+                <w:sz w:val="20"/>
+              </w:rPr>
+              <w:t>UtenteDAO</w:t>
+            </w:r>
+            <w:proofErr w:type="spellEnd"/>
           </w:p>
         </w:tc>
         <w:tc>
@@ -1539,6 +1573,12 @@
                 <w:sz w:val="20"/>
               </w:rPr>
             </w:pPr>
+            <w:r>
+              <w:rPr>
+                <w:sz w:val="20"/>
+              </w:rPr>
+              <w:t>Giovanni Robustelli</w:t>
+            </w:r>
           </w:p>
         </w:tc>
       </w:tr>
@@ -1938,7 +1978,7 @@
       <w:r>
         <w:fldChar w:fldCharType="separate"/>
       </w:r>
-      <w:hyperlink w:anchor="_Toc217035658" w:history="1">
+      <w:hyperlink w:anchor="_Toc220175340" w:history="1">
         <w:r>
           <w:rPr>
             <w:rStyle w:val="Collegamentoipertestuale"/>
@@ -1982,7 +2022,7 @@
             <w:noProof/>
             <w:webHidden/>
           </w:rPr>
-          <w:instrText xml:space="preserve"> PAGEREF _Toc217035658 \h </w:instrText>
+          <w:instrText xml:space="preserve"> PAGEREF _Toc220175340 \h </w:instrText>
         </w:r>
         <w:r>
           <w:rPr>
@@ -2027,7 +2067,7 @@
           <w14:ligatures w14:val="standardContextual"/>
         </w:rPr>
       </w:pPr>
-      <w:hyperlink w:anchor="_Toc217035659" w:history="1">
+      <w:hyperlink w:anchor="_Toc220175341" w:history="1">
         <w:r>
           <w:rPr>
             <w:rStyle w:val="Collegamentoipertestuale"/>
@@ -2071,7 +2111,7 @@
             <w:noProof/>
             <w:webHidden/>
           </w:rPr>
-          <w:instrText xml:space="preserve"> PAGEREF _Toc217035659 \h </w:instrText>
+          <w:instrText xml:space="preserve"> PAGEREF _Toc220175341 \h </w:instrText>
         </w:r>
         <w:r>
           <w:rPr>
@@ -2116,7 +2156,7 @@
           <w14:ligatures w14:val="standardContextual"/>
         </w:rPr>
       </w:pPr>
-      <w:hyperlink w:anchor="_Toc217035660" w:history="1">
+      <w:hyperlink w:anchor="_Toc220175342" w:history="1">
         <w:r>
           <w:rPr>
             <w:rStyle w:val="Collegamentoipertestuale"/>
@@ -2160,7 +2200,7 @@
             <w:noProof/>
             <w:webHidden/>
           </w:rPr>
-          <w:instrText xml:space="preserve"> PAGEREF _Toc217035660 \h </w:instrText>
+          <w:instrText xml:space="preserve"> PAGEREF _Toc220175342 \h </w:instrText>
         </w:r>
         <w:r>
           <w:rPr>
@@ -2205,7 +2245,7 @@
           <w14:ligatures w14:val="standardContextual"/>
         </w:rPr>
       </w:pPr>
-      <w:hyperlink w:anchor="_Toc217035661" w:history="1">
+      <w:hyperlink w:anchor="_Toc220175343" w:history="1">
         <w:r>
           <w:rPr>
             <w:rStyle w:val="Collegamentoipertestuale"/>
@@ -2249,7 +2289,7 @@
             <w:noProof/>
             <w:webHidden/>
           </w:rPr>
-          <w:instrText xml:space="preserve"> PAGEREF _Toc217035661 \h </w:instrText>
+          <w:instrText xml:space="preserve"> PAGEREF _Toc220175343 \h </w:instrText>
         </w:r>
         <w:r>
           <w:rPr>
@@ -2291,7 +2331,7 @@
           <w14:ligatures w14:val="standardContextual"/>
         </w:rPr>
       </w:pPr>
-      <w:hyperlink w:anchor="_Toc217035662" w:history="1">
+      <w:hyperlink w:anchor="_Toc220175344" w:history="1">
         <w:r>
           <w:rPr>
             <w:rStyle w:val="Collegamentoipertestuale"/>
@@ -2318,7 +2358,7 @@
             <w:noProof/>
             <w:webHidden/>
           </w:rPr>
-          <w:instrText xml:space="preserve"> PAGEREF _Toc217035662 \h </w:instrText>
+          <w:instrText xml:space="preserve"> PAGEREF _Toc220175344 \h </w:instrText>
         </w:r>
         <w:r>
           <w:rPr>
@@ -2360,7 +2400,7 @@
           <w14:ligatures w14:val="standardContextual"/>
         </w:rPr>
       </w:pPr>
-      <w:hyperlink w:anchor="_Toc217035663" w:history="1">
+      <w:hyperlink w:anchor="_Toc220175345" w:history="1">
         <w:r>
           <w:rPr>
             <w:rStyle w:val="Collegamentoipertestuale"/>
@@ -2387,7 +2427,7 @@
             <w:noProof/>
             <w:webHidden/>
           </w:rPr>
-          <w:instrText xml:space="preserve"> PAGEREF _Toc217035663 \h </w:instrText>
+          <w:instrText xml:space="preserve"> PAGEREF _Toc220175345 \h </w:instrText>
         </w:r>
         <w:r>
           <w:rPr>
@@ -2432,7 +2472,7 @@
           <w14:ligatures w14:val="standardContextual"/>
         </w:rPr>
       </w:pPr>
-      <w:hyperlink w:anchor="_Toc217035664" w:history="1">
+      <w:hyperlink w:anchor="_Toc220175346" w:history="1">
         <w:r>
           <w:rPr>
             <w:rStyle w:val="Collegamentoipertestuale"/>
@@ -2476,7 +2516,7 @@
             <w:noProof/>
             <w:webHidden/>
           </w:rPr>
-          <w:instrText xml:space="preserve"> PAGEREF _Toc217035664 \h </w:instrText>
+          <w:instrText xml:space="preserve"> PAGEREF _Toc220175346 \h </w:instrText>
         </w:r>
         <w:r>
           <w:rPr>
@@ -2521,7 +2561,7 @@
           <w14:ligatures w14:val="standardContextual"/>
         </w:rPr>
       </w:pPr>
-      <w:hyperlink w:anchor="_Toc217035665" w:history="1">
+      <w:hyperlink w:anchor="_Toc220175347" w:history="1">
         <w:r>
           <w:rPr>
             <w:rStyle w:val="Collegamentoipertestuale"/>
@@ -2565,7 +2605,7 @@
             <w:noProof/>
             <w:webHidden/>
           </w:rPr>
-          <w:instrText xml:space="preserve"> PAGEREF _Toc217035665 \h </w:instrText>
+          <w:instrText xml:space="preserve"> PAGEREF _Toc220175347 \h </w:instrText>
         </w:r>
         <w:r>
           <w:rPr>
@@ -2610,7 +2650,7 @@
           <w14:ligatures w14:val="standardContextual"/>
         </w:rPr>
       </w:pPr>
-      <w:hyperlink w:anchor="_Toc217035666" w:history="1">
+      <w:hyperlink w:anchor="_Toc220175348" w:history="1">
         <w:r>
           <w:rPr>
             <w:rStyle w:val="Collegamentoipertestuale"/>
@@ -2654,7 +2694,7 @@
             <w:noProof/>
             <w:webHidden/>
           </w:rPr>
-          <w:instrText xml:space="preserve"> PAGEREF _Toc217035666 \h </w:instrText>
+          <w:instrText xml:space="preserve"> PAGEREF _Toc220175348 \h </w:instrText>
         </w:r>
         <w:r>
           <w:rPr>
@@ -2699,7 +2739,7 @@
           <w14:ligatures w14:val="standardContextual"/>
         </w:rPr>
       </w:pPr>
-      <w:hyperlink w:anchor="_Toc217035667" w:history="1">
+      <w:hyperlink w:anchor="_Toc220175349" w:history="1">
         <w:r>
           <w:rPr>
             <w:rStyle w:val="Collegamentoipertestuale"/>
@@ -2745,7 +2785,7 @@
             <w:noProof/>
             <w:webHidden/>
           </w:rPr>
-          <w:instrText xml:space="preserve"> PAGEREF _Toc217035667 \h </w:instrText>
+          <w:instrText xml:space="preserve"> PAGEREF _Toc220175349 \h </w:instrText>
         </w:r>
         <w:r>
           <w:rPr>
@@ -2790,7 +2830,7 @@
           <w14:ligatures w14:val="standardContextual"/>
         </w:rPr>
       </w:pPr>
-      <w:hyperlink w:anchor="_Toc217035668" w:history="1">
+      <w:hyperlink w:anchor="_Toc220175350" w:history="1">
         <w:r>
           <w:rPr>
             <w:rStyle w:val="Collegamentoipertestuale"/>
@@ -2836,7 +2876,7 @@
             <w:noProof/>
             <w:webHidden/>
           </w:rPr>
-          <w:instrText xml:space="preserve"> PAGEREF _Toc217035668 \h </w:instrText>
+          <w:instrText xml:space="preserve"> PAGEREF _Toc220175350 \h </w:instrText>
         </w:r>
         <w:r>
           <w:rPr>
@@ -2881,7 +2921,7 @@
           <w14:ligatures w14:val="standardContextual"/>
         </w:rPr>
       </w:pPr>
-      <w:hyperlink w:anchor="_Toc217035669" w:history="1">
+      <w:hyperlink w:anchor="_Toc220175351" w:history="1">
         <w:r>
           <w:rPr>
             <w:rStyle w:val="Collegamentoipertestuale"/>
@@ -2927,7 +2967,7 @@
             <w:noProof/>
             <w:webHidden/>
           </w:rPr>
-          <w:instrText xml:space="preserve"> PAGEREF _Toc217035669 \h </w:instrText>
+          <w:instrText xml:space="preserve"> PAGEREF _Toc220175351 \h </w:instrText>
         </w:r>
         <w:r>
           <w:rPr>
@@ -3003,7 +3043,7 @@
         </w:numPr>
         <w:ind w:left="0"/>
       </w:pPr>
-      <w:bookmarkStart w:id="0" w:name="_Toc217035658"/>
+      <w:bookmarkStart w:id="0" w:name="_Toc220175340"/>
       <w:r>
         <w:lastRenderedPageBreak/>
         <w:t>Introduzione</w:t>
@@ -3045,7 +3085,7 @@
         </w:numPr>
         <w:ind w:left="0"/>
       </w:pPr>
-      <w:bookmarkStart w:id="1" w:name="_Toc217035659"/>
+      <w:bookmarkStart w:id="1" w:name="_Toc220175341"/>
       <w:r>
         <w:t>Object design trade-</w:t>
       </w:r>
@@ -3081,15 +3121,7 @@
     </w:p>
     <w:p>
       <w:r>
-        <w:t xml:space="preserve">È nel nostro interesse utilizzare un modello </w:t>
-      </w:r>
-      <w:proofErr w:type="spellStart"/>
-      <w:r>
-        <w:t>ad</w:t>
-      </w:r>
-      <w:proofErr w:type="spellEnd"/>
-      <w:r>
-        <w:t xml:space="preserve"> oggetti semplice e composto da poche classi centrali suddivise in maniera non eccessiva, riducendo il rischio di over-design e accelerando il processo di sviluppo.</w:t>
+        <w:t>È nel nostro interesse utilizzare un modello ad oggetti semplice e composto da poche classi centrali suddivise in maniera non eccessiva, riducendo il rischio di over-design e accelerando il processo di sviluppo.</w:t>
       </w:r>
     </w:p>
     <w:p>
@@ -3222,7 +3254,7 @@
         </w:numPr>
         <w:ind w:left="0"/>
       </w:pPr>
-      <w:bookmarkStart w:id="2" w:name="_Toc217035660"/>
+      <w:bookmarkStart w:id="2" w:name="_Toc220175342"/>
       <w:r>
         <w:t xml:space="preserve">Interface </w:t>
       </w:r>
@@ -3510,7 +3542,7 @@
         <w:lastRenderedPageBreak/>
         <w:t xml:space="preserve"> </w:t>
       </w:r>
-      <w:bookmarkStart w:id="3" w:name="_Toc217035661"/>
+      <w:bookmarkStart w:id="3" w:name="_Toc220175343"/>
       <w:r>
         <w:t>Pacchetti</w:t>
       </w:r>
@@ -3641,7 +3673,7 @@
         <w:pStyle w:val="Titolo2"/>
         <w:ind w:left="-426"/>
       </w:pPr>
-      <w:bookmarkStart w:id="4" w:name="_Toc217035662"/>
+      <w:bookmarkStart w:id="4" w:name="_Toc220175344"/>
       <w:r>
         <w:t>2.1 Decomposizione dei sottosistemi in package</w:t>
       </w:r>
@@ -4157,7 +4189,7 @@
         <w:pStyle w:val="Titolo2"/>
         <w:ind w:left="-567"/>
       </w:pPr>
-      <w:bookmarkStart w:id="5" w:name="_Toc217035663"/>
+      <w:bookmarkStart w:id="5" w:name="_Toc220175345"/>
       <w:r>
         <w:t>2.</w:t>
       </w:r>
@@ -4343,7 +4375,7 @@
         </w:numPr>
         <w:ind w:left="0"/>
       </w:pPr>
-      <w:bookmarkStart w:id="6" w:name="_Toc217035664"/>
+      <w:bookmarkStart w:id="6" w:name="_Toc220175346"/>
       <w:r>
         <w:lastRenderedPageBreak/>
         <w:t xml:space="preserve">Class </w:t>
@@ -4385,7 +4417,7 @@
         </w:numPr>
         <w:ind w:left="0"/>
       </w:pPr>
-      <w:bookmarkStart w:id="7" w:name="_Toc217035665"/>
+      <w:bookmarkStart w:id="7" w:name="_Toc220175347"/>
       <w:proofErr w:type="spellStart"/>
       <w:r>
         <w:t>AccessManagement</w:t>
@@ -5581,7 +5613,7 @@
         </w:numPr>
         <w:ind w:left="0"/>
       </w:pPr>
-      <w:bookmarkStart w:id="8" w:name="_Toc217035666"/>
+      <w:bookmarkStart w:id="8" w:name="_Toc220175348"/>
       <w:proofErr w:type="spellStart"/>
       <w:r>
         <w:t>AccountManagement</w:t>
@@ -10390,7 +10422,7 @@
           <w:lang w:val="en-GB"/>
         </w:rPr>
       </w:pPr>
-      <w:bookmarkStart w:id="9" w:name="_Toc217035667"/>
+      <w:bookmarkStart w:id="9" w:name="_Toc220175349"/>
       <w:proofErr w:type="spellStart"/>
       <w:r>
         <w:rPr>
@@ -16494,7 +16526,7 @@
           <w:lang w:val="en-GB"/>
         </w:rPr>
       </w:pPr>
-      <w:bookmarkStart w:id="10" w:name="_Toc217035668"/>
+      <w:bookmarkStart w:id="10" w:name="_Toc220175350"/>
       <w:proofErr w:type="spellStart"/>
       <w:r>
         <w:rPr>
@@ -17401,7 +17433,7 @@
           <w:lang w:val="en-GB"/>
         </w:rPr>
       </w:pPr>
-      <w:bookmarkStart w:id="11" w:name="_Toc217035669"/>
+      <w:bookmarkStart w:id="11" w:name="_Toc220175351"/>
       <w:proofErr w:type="spellStart"/>
       <w:r>
         <w:rPr>
@@ -18707,6 +18739,35 @@
             </w:r>
             <w:proofErr w:type="spellStart"/>
             <w:r>
+              <w:t>findByEmail</w:t>
+            </w:r>
+            <w:proofErr w:type="spellEnd"/>
+            <w:r>
+              <w:t>(</w:t>
+            </w:r>
+            <w:proofErr w:type="spellStart"/>
+            <w:proofErr w:type="gramStart"/>
+            <w:r>
+              <w:t>email</w:t>
+            </w:r>
+            <w:proofErr w:type="gramEnd"/>
+            <w:r>
+              <w:t>:String</w:t>
+            </w:r>
+            <w:proofErr w:type="spellEnd"/>
+            <w:r>
+              <w:t>) : Utente</w:t>
+            </w:r>
+          </w:p>
+          <w:p>
+            <w:pPr>
+              <w:spacing w:after="160" w:line="259" w:lineRule="auto"/>
+            </w:pPr>
+            <w:r>
+              <w:t xml:space="preserve">+ </w:t>
+            </w:r>
+            <w:proofErr w:type="spellStart"/>
+            <w:r>
               <w:t>getAllDipendentiInfo</w:t>
             </w:r>
             <w:proofErr w:type="spellEnd"/>
@@ -19073,6 +19134,7 @@
               <w:spacing w:after="160" w:line="259" w:lineRule="auto"/>
             </w:pPr>
             <w:r>
+              <w:lastRenderedPageBreak/>
               <w:t>Descrizione</w:t>
             </w:r>
           </w:p>
@@ -19107,7 +19169,6 @@
               <w:spacing w:after="160" w:line="259" w:lineRule="auto"/>
             </w:pPr>
             <w:r>
-              <w:lastRenderedPageBreak/>
               <w:t>Pre-condizione</w:t>
             </w:r>
           </w:p>
@@ -19152,6 +19213,14 @@
             <w:proofErr w:type="spellStart"/>
             <w:r>
               <w:t>utente:Utente</w:t>
+            </w:r>
+            <w:proofErr w:type="spellEnd"/>
+            <w:r>
+              <w:t xml:space="preserve">, </w:t>
+            </w:r>
+            <w:proofErr w:type="spellStart"/>
+            <w:r>
+              <w:t>password:String</w:t>
             </w:r>
             <w:proofErr w:type="spellEnd"/>
             <w:r>
@@ -20239,13 +20308,18 @@
         </w:tc>
       </w:tr>
       <w:tr>
+        <w:trPr>
+          <w:trHeight w:val="468"/>
+        </w:trPr>
         <w:tc>
           <w:tcPr>
             <w:tcW w:w="1696" w:type="dxa"/>
           </w:tcPr>
           <w:p>
             <w:pPr>
-              <w:spacing w:after="160" w:line="259" w:lineRule="auto"/>
+              <w:rPr>
+                <w:lang w:val="en-GB"/>
+              </w:rPr>
             </w:pPr>
             <w:r>
               <w:t>Firma metodo</w:t>
@@ -20258,43 +20332,50 @@
           </w:tcPr>
           <w:p>
             <w:pPr>
-              <w:spacing w:after="160" w:line="259" w:lineRule="auto"/>
+              <w:rPr>
+                <w:lang w:val="en-GB"/>
+              </w:rPr>
             </w:pPr>
             <w:r>
               <w:t xml:space="preserve">+ </w:t>
             </w:r>
             <w:proofErr w:type="spellStart"/>
             <w:r>
-              <w:t>getAllDipendentiInfo</w:t>
+              <w:t>findByEmail</w:t>
             </w:r>
             <w:proofErr w:type="spellEnd"/>
             <w:r>
               <w:t>(</w:t>
             </w:r>
             <w:proofErr w:type="spellStart"/>
-            <w:r>
-              <w:t>matricola:String</w:t>
-            </w:r>
-            <w:proofErr w:type="spellEnd"/>
-            <w:r>
-              <w:t xml:space="preserve">) : </w:t>
-            </w:r>
-            <w:proofErr w:type="spellStart"/>
-            <w:r>
-              <w:t>Informazioni:List</w:t>
-            </w:r>
-            <w:proofErr w:type="spellEnd"/>
+            <w:proofErr w:type="gramStart"/>
+            <w:r>
+              <w:t>email</w:t>
+            </w:r>
+            <w:proofErr w:type="gramEnd"/>
+            <w:r>
+              <w:t>:String</w:t>
+            </w:r>
+            <w:proofErr w:type="spellEnd"/>
+            <w:r>
+              <w:t>) : Utente</w:t>
+            </w:r>
           </w:p>
         </w:tc>
       </w:tr>
       <w:tr>
+        <w:trPr>
+          <w:trHeight w:val="468"/>
+        </w:trPr>
         <w:tc>
           <w:tcPr>
             <w:tcW w:w="1696" w:type="dxa"/>
           </w:tcPr>
           <w:p>
             <w:pPr>
-              <w:spacing w:after="160" w:line="259" w:lineRule="auto"/>
+              <w:rPr>
+                <w:lang w:val="en-GB"/>
+              </w:rPr>
             </w:pPr>
             <w:r>
               <w:t>Descrizione</w:t>
@@ -20306,23 +20387,36 @@
             <w:tcW w:w="8647" w:type="dxa"/>
           </w:tcPr>
           <w:p>
-            <w:pPr>
-              <w:spacing w:after="160" w:line="259" w:lineRule="auto"/>
-            </w:pPr>
-            <w:r>
-              <w:t>Recupera le informazioni di base (matricola, nome, cognome) di tutti i dipendenti di un supervisore la cui matricola è passata come parametro</w:t>
+            <w:r>
+              <w:t>Recupera dal database un U</w:t>
+            </w:r>
+            <w:r>
+              <w:t xml:space="preserve">tente con </w:t>
+            </w:r>
+            <w:proofErr w:type="gramStart"/>
+            <w:r>
+              <w:t>email</w:t>
+            </w:r>
+            <w:proofErr w:type="gramEnd"/>
+            <w:r>
+              <w:t xml:space="preserve"> corrispondente al parametro passato</w:t>
             </w:r>
           </w:p>
         </w:tc>
       </w:tr>
       <w:tr>
+        <w:trPr>
+          <w:trHeight w:val="468"/>
+        </w:trPr>
         <w:tc>
           <w:tcPr>
             <w:tcW w:w="1696" w:type="dxa"/>
           </w:tcPr>
           <w:p>
             <w:pPr>
-              <w:spacing w:after="160" w:line="259" w:lineRule="auto"/>
+              <w:rPr>
+                <w:lang w:val="en-GB"/>
+              </w:rPr>
             </w:pPr>
             <w:r>
               <w:lastRenderedPageBreak/>
@@ -20336,8 +20430,281 @@
           </w:tcPr>
           <w:p>
             <w:pPr>
+              <w:rPr>
+                <w:lang w:val="en-GB"/>
+              </w:rPr>
+            </w:pPr>
+            <w:r>
+              <w:rPr>
+                <w:lang w:val="en-GB"/>
+              </w:rPr>
+              <w:t xml:space="preserve">Context </w:t>
+            </w:r>
+            <w:proofErr w:type="spellStart"/>
+            <w:proofErr w:type="gramStart"/>
+            <w:r>
+              <w:rPr>
+                <w:lang w:val="en-GB"/>
+              </w:rPr>
+              <w:t>UtenteDAO</w:t>
+            </w:r>
+            <w:proofErr w:type="spellEnd"/>
+            <w:r>
+              <w:rPr>
+                <w:lang w:val="en-GB"/>
+              </w:rPr>
+              <w:t>::</w:t>
+            </w:r>
+            <w:proofErr w:type="spellStart"/>
+            <w:proofErr w:type="gramEnd"/>
+            <w:r>
+              <w:rPr>
+                <w:lang w:val="en-GB"/>
+              </w:rPr>
+              <w:t>findByEmail</w:t>
+            </w:r>
+            <w:proofErr w:type="spellEnd"/>
+            <w:r>
+              <w:rPr>
+                <w:lang w:val="en-GB"/>
+              </w:rPr>
+              <w:t>(email: String)</w:t>
+            </w:r>
+          </w:p>
+          <w:p>
+            <w:pPr>
+              <w:rPr>
+                <w:lang w:val="en-GB"/>
+              </w:rPr>
+            </w:pPr>
+            <w:proofErr w:type="gramStart"/>
+            <w:r>
+              <w:t>email</w:t>
+            </w:r>
+            <w:proofErr w:type="gramEnd"/>
+            <w:r>
+              <w:t xml:space="preserve"> &lt;&gt; </w:t>
+            </w:r>
+            <w:proofErr w:type="spellStart"/>
+            <w:r>
+              <w:t>null</w:t>
+            </w:r>
+            <w:proofErr w:type="spellEnd"/>
+          </w:p>
+        </w:tc>
+      </w:tr>
+      <w:tr>
+        <w:trPr>
+          <w:trHeight w:val="468"/>
+        </w:trPr>
+        <w:tc>
+          <w:tcPr>
+            <w:tcW w:w="1696" w:type="dxa"/>
+          </w:tcPr>
+          <w:p>
+            <w:pPr>
+              <w:rPr>
+                <w:lang w:val="en-GB"/>
+              </w:rPr>
+            </w:pPr>
+            <w:r>
+              <w:t>Post-condizione</w:t>
+            </w:r>
+          </w:p>
+        </w:tc>
+        <w:tc>
+          <w:tcPr>
+            <w:tcW w:w="8647" w:type="dxa"/>
+          </w:tcPr>
+          <w:p>
+            <w:pPr>
+              <w:rPr>
+                <w:lang w:val="en-GB"/>
+              </w:rPr>
+            </w:pPr>
+            <w:r>
+              <w:rPr>
+                <w:lang w:val="en-GB"/>
+              </w:rPr>
+              <w:t xml:space="preserve">Context </w:t>
+            </w:r>
+            <w:proofErr w:type="spellStart"/>
+            <w:proofErr w:type="gramStart"/>
+            <w:r>
+              <w:rPr>
+                <w:lang w:val="en-GB"/>
+              </w:rPr>
+              <w:t>UtenteDAO</w:t>
+            </w:r>
+            <w:proofErr w:type="spellEnd"/>
+            <w:r>
+              <w:rPr>
+                <w:lang w:val="en-GB"/>
+              </w:rPr>
+              <w:t>::</w:t>
+            </w:r>
+            <w:proofErr w:type="spellStart"/>
+            <w:proofErr w:type="gramEnd"/>
+            <w:r>
+              <w:rPr>
+                <w:lang w:val="en-GB"/>
+              </w:rPr>
+              <w:t>findByEmail</w:t>
+            </w:r>
+            <w:proofErr w:type="spellEnd"/>
+            <w:r>
+              <w:rPr>
+                <w:lang w:val="en-GB"/>
+              </w:rPr>
+              <w:t>(email: String)</w:t>
+            </w:r>
+          </w:p>
+          <w:p>
+            <w:pPr>
+              <w:rPr>
+                <w:lang w:val="en-GB"/>
+              </w:rPr>
+            </w:pPr>
+            <w:r>
+              <w:rPr>
+                <w:lang w:val="en-GB"/>
+              </w:rPr>
+              <w:t xml:space="preserve">Result = null OR </w:t>
+            </w:r>
+            <w:proofErr w:type="spellStart"/>
+            <w:r>
+              <w:rPr>
+                <w:lang w:val="en-GB"/>
+              </w:rPr>
+              <w:t>result.email</w:t>
+            </w:r>
+            <w:proofErr w:type="spellEnd"/>
+            <w:r>
+              <w:rPr>
+                <w:lang w:val="en-GB"/>
+              </w:rPr>
+              <w:t xml:space="preserve"> = email </w:t>
+            </w:r>
+          </w:p>
+        </w:tc>
+      </w:tr>
+      <w:tr>
+        <w:trPr>
+          <w:trHeight w:val="468"/>
+        </w:trPr>
+        <w:tc>
+          <w:tcPr>
+            <w:tcW w:w="10343" w:type="dxa"/>
+            <w:gridSpan w:val="2"/>
+          </w:tcPr>
+          <w:p>
+            <w:pPr>
+              <w:rPr>
+                <w:lang w:val="en-GB"/>
+              </w:rPr>
+            </w:pPr>
+          </w:p>
+        </w:tc>
+      </w:tr>
+      <w:tr>
+        <w:tc>
+          <w:tcPr>
+            <w:tcW w:w="1696" w:type="dxa"/>
+          </w:tcPr>
+          <w:p>
+            <w:pPr>
               <w:spacing w:after="160" w:line="259" w:lineRule="auto"/>
             </w:pPr>
+            <w:r>
+              <w:t>Firma metodo</w:t>
+            </w:r>
+          </w:p>
+        </w:tc>
+        <w:tc>
+          <w:tcPr>
+            <w:tcW w:w="8647" w:type="dxa"/>
+          </w:tcPr>
+          <w:p>
+            <w:pPr>
+              <w:spacing w:after="160" w:line="259" w:lineRule="auto"/>
+            </w:pPr>
+            <w:r>
+              <w:t xml:space="preserve">+ </w:t>
+            </w:r>
+            <w:proofErr w:type="spellStart"/>
+            <w:r>
+              <w:t>getAllDipendentiInfo</w:t>
+            </w:r>
+            <w:proofErr w:type="spellEnd"/>
+            <w:r>
+              <w:t>(</w:t>
+            </w:r>
+            <w:proofErr w:type="spellStart"/>
+            <w:r>
+              <w:t>matricola:String</w:t>
+            </w:r>
+            <w:proofErr w:type="spellEnd"/>
+            <w:r>
+              <w:t xml:space="preserve">) : </w:t>
+            </w:r>
+            <w:proofErr w:type="spellStart"/>
+            <w:r>
+              <w:t>Informazioni:List</w:t>
+            </w:r>
+            <w:proofErr w:type="spellEnd"/>
+          </w:p>
+        </w:tc>
+      </w:tr>
+      <w:tr>
+        <w:tc>
+          <w:tcPr>
+            <w:tcW w:w="1696" w:type="dxa"/>
+          </w:tcPr>
+          <w:p>
+            <w:pPr>
+              <w:spacing w:after="160" w:line="259" w:lineRule="auto"/>
+            </w:pPr>
+            <w:r>
+              <w:t>Descrizione</w:t>
+            </w:r>
+          </w:p>
+        </w:tc>
+        <w:tc>
+          <w:tcPr>
+            <w:tcW w:w="8647" w:type="dxa"/>
+          </w:tcPr>
+          <w:p>
+            <w:pPr>
+              <w:spacing w:after="160" w:line="259" w:lineRule="auto"/>
+            </w:pPr>
+            <w:r>
+              <w:t>Recupera le informazioni di base (matricola, nome, cognome) di tutti i dipendenti di un supervisore la cui matricola è passata come parametro</w:t>
+            </w:r>
+          </w:p>
+        </w:tc>
+      </w:tr>
+      <w:tr>
+        <w:tc>
+          <w:tcPr>
+            <w:tcW w:w="1696" w:type="dxa"/>
+          </w:tcPr>
+          <w:p>
+            <w:pPr>
+              <w:spacing w:after="160" w:line="259" w:lineRule="auto"/>
+            </w:pPr>
+            <w:r>
+              <w:t>Pre-condizione</w:t>
+            </w:r>
+          </w:p>
+        </w:tc>
+        <w:tc>
+          <w:tcPr>
+            <w:tcW w:w="8647" w:type="dxa"/>
+          </w:tcPr>
+          <w:p>
+            <w:pPr>
+              <w:spacing w:after="160" w:line="259" w:lineRule="auto"/>
+            </w:pPr>
             <w:proofErr w:type="spellStart"/>
             <w:r>
               <w:t>Context</w:t>
@@ -20378,10 +20745,7 @@
               <w:spacing w:after="160" w:line="259" w:lineRule="auto"/>
             </w:pPr>
             <w:r>
-              <w:t>m</w:t>
-            </w:r>
-            <w:r>
-              <w:t xml:space="preserve">atricola &lt;&gt; </w:t>
+              <w:t xml:space="preserve">matricola &lt;&gt; </w:t>
             </w:r>
             <w:proofErr w:type="spellStart"/>
             <w:r>
@@ -20893,10 +21257,7 @@
               <w:t>Permette di aggiornare il r</w:t>
             </w:r>
             <w:r>
-              <w:t xml:space="preserve">uolo </w:t>
-            </w:r>
-            <w:r>
-              <w:t>di un utente, sia come colonna della tabella che poi come presenza nelle tabelle dipendente e supervisore</w:t>
+              <w:t>uolo di un utente, sia come colonna della tabella che poi come presenza nelle tabelle dipendente e supervisore</w:t>
             </w:r>
           </w:p>
         </w:tc>
@@ -21202,6 +21563,7 @@
           </w:tcPr>
           <w:p>
             <w:r>
+              <w:lastRenderedPageBreak/>
               <w:t>Firma metodo</w:t>
             </w:r>
           </w:p>
@@ -21480,7 +21842,6 @@
           </w:tcPr>
           <w:p>
             <w:r>
-              <w:lastRenderedPageBreak/>
               <w:t>Firma metodo</w:t>
             </w:r>
           </w:p>
@@ -22412,6 +22773,7 @@
               <w:rPr>
                 <w:lang w:val="en-GB"/>
               </w:rPr>
+              <w:lastRenderedPageBreak/>
               <w:t xml:space="preserve">+ </w:t>
             </w:r>
             <w:proofErr w:type="spellStart"/>
@@ -22573,6 +22935,7 @@
               <w:spacing w:after="160" w:line="259" w:lineRule="auto"/>
             </w:pPr>
             <w:r>
+              <w:lastRenderedPageBreak/>
               <w:t>Invariante</w:t>
             </w:r>
           </w:p>
@@ -22610,7 +22973,6 @@
           </w:tcPr>
           <w:p>
             <w:r>
-              <w:lastRenderedPageBreak/>
               <w:t>Firma metodo</w:t>
             </w:r>
           </w:p>
@@ -23911,6 +24273,7 @@
           </w:tcPr>
           <w:p>
             <w:r>
+              <w:lastRenderedPageBreak/>
               <w:t>Firma metodo</w:t>
             </w:r>
           </w:p>
@@ -24192,7 +24555,6 @@
           </w:tcPr>
           <w:p>
             <w:r>
-              <w:lastRenderedPageBreak/>
               <w:t>Firma metodo</w:t>
             </w:r>
           </w:p>
@@ -24477,21 +24839,277 @@
           </w:p>
         </w:tc>
       </w:tr>
+      <w:tr>
+        <w:tc>
+          <w:tcPr>
+            <w:tcW w:w="9776" w:type="dxa"/>
+            <w:gridSpan w:val="2"/>
+          </w:tcPr>
+          <w:p>
+            <w:pPr>
+              <w:rPr>
+                <w:lang w:val="en-GB"/>
+              </w:rPr>
+            </w:pPr>
+          </w:p>
+        </w:tc>
+      </w:tr>
+      <w:tr>
+        <w:tc>
+          <w:tcPr>
+            <w:tcW w:w="2122" w:type="dxa"/>
+          </w:tcPr>
+          <w:p>
+            <w:r>
+              <w:t>Firma metodo</w:t>
+            </w:r>
+          </w:p>
+        </w:tc>
+        <w:tc>
+          <w:tcPr>
+            <w:tcW w:w="7654" w:type="dxa"/>
+          </w:tcPr>
+          <w:p>
+            <w:pPr>
+              <w:rPr>
+                <w:lang w:val="en-GB"/>
+              </w:rPr>
+            </w:pPr>
+            <w:r>
+              <w:rPr>
+                <w:lang w:val="en-GB"/>
+              </w:rPr>
+              <w:t xml:space="preserve">+ </w:t>
+            </w:r>
+            <w:proofErr w:type="spellStart"/>
+            <w:r>
+              <w:t>recuperaPassword</w:t>
+            </w:r>
+            <w:proofErr w:type="spellEnd"/>
+            <w:r>
+              <w:t>(email: String) : String</w:t>
+            </w:r>
+          </w:p>
+        </w:tc>
+      </w:tr>
+      <w:tr>
+        <w:tc>
+          <w:tcPr>
+            <w:tcW w:w="2122" w:type="dxa"/>
+          </w:tcPr>
+          <w:p>
+            <w:r>
+              <w:t>Descrizione</w:t>
+            </w:r>
+          </w:p>
+        </w:tc>
+        <w:tc>
+          <w:tcPr>
+            <w:tcW w:w="7654" w:type="dxa"/>
+          </w:tcPr>
+          <w:p>
+            <w:r>
+              <w:t>Cerca la password all’interno d</w:t>
+            </w:r>
+            <w:r>
+              <w:t xml:space="preserve">el database </w:t>
+            </w:r>
+            <w:proofErr w:type="gramStart"/>
+            <w:r>
+              <w:t>dell’email</w:t>
+            </w:r>
+            <w:proofErr w:type="gramEnd"/>
+            <w:r>
+              <w:t xml:space="preserve"> corrispondente</w:t>
+            </w:r>
+          </w:p>
+        </w:tc>
+      </w:tr>
+      <w:tr>
+        <w:tc>
+          <w:tcPr>
+            <w:tcW w:w="2122" w:type="dxa"/>
+          </w:tcPr>
+          <w:p>
+            <w:r>
+              <w:t>Pre-condizione</w:t>
+            </w:r>
+          </w:p>
+        </w:tc>
+        <w:tc>
+          <w:tcPr>
+            <w:tcW w:w="7654" w:type="dxa"/>
+          </w:tcPr>
+          <w:p>
+            <w:pPr>
+              <w:rPr>
+                <w:lang w:val="en-GB"/>
+              </w:rPr>
+            </w:pPr>
+            <w:r>
+              <w:rPr>
+                <w:lang w:val="en-GB"/>
+              </w:rPr>
+              <w:t xml:space="preserve">context </w:t>
+            </w:r>
+            <w:proofErr w:type="spellStart"/>
+            <w:proofErr w:type="gramStart"/>
+            <w:r>
+              <w:rPr>
+                <w:lang w:val="en-GB"/>
+              </w:rPr>
+              <w:t>UtenteDAO</w:t>
+            </w:r>
+            <w:proofErr w:type="spellEnd"/>
+            <w:r>
+              <w:rPr>
+                <w:lang w:val="en-GB"/>
+              </w:rPr>
+              <w:t>::</w:t>
+            </w:r>
+            <w:proofErr w:type="spellStart"/>
+            <w:proofErr w:type="gramEnd"/>
+            <w:r>
+              <w:rPr>
+                <w:lang w:val="en-GB"/>
+              </w:rPr>
+              <w:t>recuperaPassword</w:t>
+            </w:r>
+            <w:proofErr w:type="spellEnd"/>
+            <w:r>
+              <w:rPr>
+                <w:lang w:val="en-GB"/>
+              </w:rPr>
+              <w:t>(email: String)</w:t>
+            </w:r>
+          </w:p>
+          <w:p>
+            <w:pPr>
+              <w:rPr>
+                <w:lang w:val="en-GB"/>
+              </w:rPr>
+            </w:pPr>
+          </w:p>
+          <w:p>
+            <w:pPr>
+              <w:rPr>
+                <w:lang w:val="en-GB"/>
+              </w:rPr>
+            </w:pPr>
+            <w:proofErr w:type="gramStart"/>
+            <w:r>
+              <w:t>email</w:t>
+            </w:r>
+            <w:proofErr w:type="gramEnd"/>
+            <w:r>
+              <w:t xml:space="preserve"> &lt;&gt; </w:t>
+            </w:r>
+            <w:proofErr w:type="spellStart"/>
+            <w:r>
+              <w:t>null</w:t>
+            </w:r>
+            <w:proofErr w:type="spellEnd"/>
+          </w:p>
+        </w:tc>
+      </w:tr>
+      <w:tr>
+        <w:tc>
+          <w:tcPr>
+            <w:tcW w:w="2122" w:type="dxa"/>
+          </w:tcPr>
+          <w:p>
+            <w:r>
+              <w:t>Post-condizione</w:t>
+            </w:r>
+          </w:p>
+        </w:tc>
+        <w:tc>
+          <w:tcPr>
+            <w:tcW w:w="7654" w:type="dxa"/>
+          </w:tcPr>
+          <w:p>
+            <w:pPr>
+              <w:rPr>
+                <w:lang w:val="en-GB"/>
+              </w:rPr>
+            </w:pPr>
+            <w:r>
+              <w:rPr>
+                <w:lang w:val="en-GB"/>
+              </w:rPr>
+              <w:t xml:space="preserve">context </w:t>
+            </w:r>
+            <w:proofErr w:type="spellStart"/>
+            <w:proofErr w:type="gramStart"/>
+            <w:r>
+              <w:rPr>
+                <w:lang w:val="en-GB"/>
+              </w:rPr>
+              <w:t>UtenteDAO</w:t>
+            </w:r>
+            <w:proofErr w:type="spellEnd"/>
+            <w:r>
+              <w:rPr>
+                <w:lang w:val="en-GB"/>
+              </w:rPr>
+              <w:t>::</w:t>
+            </w:r>
+            <w:proofErr w:type="spellStart"/>
+            <w:proofErr w:type="gramEnd"/>
+            <w:r>
+              <w:rPr>
+                <w:lang w:val="en-GB"/>
+              </w:rPr>
+              <w:t>recuperaPassword</w:t>
+            </w:r>
+            <w:proofErr w:type="spellEnd"/>
+            <w:r>
+              <w:rPr>
+                <w:lang w:val="en-GB"/>
+              </w:rPr>
+              <w:t>(email: String)</w:t>
+            </w:r>
+          </w:p>
+          <w:p>
+            <w:pPr>
+              <w:rPr>
+                <w:lang w:val="en-GB"/>
+              </w:rPr>
+            </w:pPr>
+          </w:p>
+          <w:p>
+            <w:pPr>
+              <w:rPr>
+                <w:lang w:val="en-GB"/>
+              </w:rPr>
+            </w:pPr>
+            <w:r>
+              <w:rPr>
+                <w:lang w:val="en-GB"/>
+              </w:rPr>
+              <w:t xml:space="preserve">utenteTarget = Utente.allInstances()-&gt;any(u | u.email = email) </w:t>
+            </w:r>
+          </w:p>
+          <w:p>
+            <w:proofErr w:type="spellStart"/>
+            <w:r>
+              <w:t>result</w:t>
+            </w:r>
+            <w:proofErr w:type="spellEnd"/>
+            <w:r>
+              <w:t xml:space="preserve"> = </w:t>
+            </w:r>
+            <w:proofErr w:type="spellStart"/>
+            <w:r>
+              <w:t>utenteTarget.hashPassword</w:t>
+            </w:r>
+            <w:proofErr w:type="spellEnd"/>
+          </w:p>
+        </w:tc>
+      </w:tr>
     </w:tbl>
-    <w:p>
-      <w:pPr>
-        <w:rPr>
-          <w:lang w:val="en-GB"/>
-        </w:rPr>
-      </w:pPr>
-    </w:p>
-    <w:p>
-      <w:pPr>
-        <w:rPr>
-          <w:lang w:val="en-GB"/>
-        </w:rPr>
-      </w:pPr>
-    </w:p>
+    <w:p/>
+    <w:p/>
     <w:p>
       <w:pPr>
         <w:pStyle w:val="Titolo4"/>
@@ -24740,6 +25358,7 @@
           </w:tcPr>
           <w:p>
             <w:r>
+              <w:lastRenderedPageBreak/>
               <w:t>Descrizione</w:t>
             </w:r>
           </w:p>
@@ -25489,7 +26108,7 @@
               <w:b w:val="0"/>
               <w:sz w:val="20"/>
             </w:rPr>
-            <w:t>1</w:t>
+            <w:t>2</w:t>
           </w:r>
         </w:p>
       </w:tc>
@@ -25563,7 +26182,19 @@
             <w:rPr>
               <w:sz w:val="20"/>
             </w:rPr>
-            <w:t>22/01/2026</w:t>
+            <w:t>2</w:t>
+          </w:r>
+          <w:r>
+            <w:rPr>
+              <w:sz w:val="20"/>
+            </w:rPr>
+            <w:t>4</w:t>
+          </w:r>
+          <w:r>
+            <w:rPr>
+              <w:sz w:val="20"/>
+            </w:rPr>
+            <w:t>/01/2026</w:t>
           </w:r>
         </w:p>
       </w:tc>

--- a/Workspace/ODD/ODD_EWMS.docx
+++ b/Workspace/ODD/ODD_EWMS.docx
@@ -190,6 +190,15 @@
           <w:lang w:val="en-GB"/>
         </w:rPr>
         <w:t>2</w:t>
+      </w:r>
+      <w:r>
+        <w:rPr>
+          <w:rFonts w:ascii="Arial" w:hAnsi="Arial"/>
+          <w:b/>
+          <w:sz w:val="36"/>
+          <w:lang w:val="en-GB"/>
+        </w:rPr>
+        <w:t>.1</w:t>
       </w:r>
       <w:r>
         <w:rPr>
@@ -1598,10 +1607,17 @@
           <w:p>
             <w:pPr>
               <w:pStyle w:val="Contenutotabella"/>
+              <w:jc w:val="center"/>
               <w:rPr>
                 <w:sz w:val="20"/>
               </w:rPr>
             </w:pPr>
+            <w:r>
+              <w:rPr>
+                <w:sz w:val="20"/>
+              </w:rPr>
+              <w:t>26/01/2026</w:t>
+            </w:r>
           </w:p>
         </w:tc>
         <w:tc>
@@ -1616,10 +1632,17 @@
           <w:p>
             <w:pPr>
               <w:pStyle w:val="Contenutotabella"/>
+              <w:jc w:val="center"/>
               <w:rPr>
                 <w:sz w:val="20"/>
               </w:rPr>
             </w:pPr>
+            <w:r>
+              <w:rPr>
+                <w:sz w:val="20"/>
+              </w:rPr>
+              <w:t>1.2.1</w:t>
+            </w:r>
           </w:p>
         </w:tc>
         <w:tc>
@@ -1638,6 +1661,34 @@
                 <w:sz w:val="20"/>
               </w:rPr>
             </w:pPr>
+            <w:r>
+              <w:rPr>
+                <w:sz w:val="20"/>
+              </w:rPr>
+              <w:t xml:space="preserve">Modificati metodi per servizi di </w:t>
+            </w:r>
+            <w:proofErr w:type="spellStart"/>
+            <w:r>
+              <w:rPr>
+                <w:sz w:val="20"/>
+              </w:rPr>
+              <w:t>AccountManagement</w:t>
+            </w:r>
+            <w:proofErr w:type="spellEnd"/>
+            <w:r>
+              <w:rPr>
+                <w:sz w:val="20"/>
+              </w:rPr>
+              <w:t xml:space="preserve"> e </w:t>
+            </w:r>
+            <w:proofErr w:type="spellStart"/>
+            <w:r>
+              <w:rPr>
+                <w:sz w:val="20"/>
+              </w:rPr>
+              <w:t>AccessManagement</w:t>
+            </w:r>
+            <w:proofErr w:type="spellEnd"/>
           </w:p>
         </w:tc>
         <w:tc>
@@ -1657,6 +1708,12 @@
                 <w:sz w:val="20"/>
               </w:rPr>
             </w:pPr>
+            <w:r>
+              <w:rPr>
+                <w:sz w:val="20"/>
+              </w:rPr>
+              <w:t>Giovanni Robustelli</w:t>
+            </w:r>
           </w:p>
         </w:tc>
       </w:tr>
@@ -4598,7 +4655,25 @@
               <w:rPr>
                 <w:lang w:val="en-GB"/>
               </w:rPr>
-              <w:t>+ login(username: String, password: String): void</w:t>
+              <w:t>+ login(</w:t>
+            </w:r>
+            <w:r>
+              <w:rPr>
+                <w:lang w:val="en-GB"/>
+              </w:rPr>
+              <w:t>email</w:t>
+            </w:r>
+            <w:r>
+              <w:rPr>
+                <w:lang w:val="en-GB"/>
+              </w:rPr>
+              <w:t xml:space="preserve">: String, password: String): </w:t>
+            </w:r>
+            <w:r>
+              <w:rPr>
+                <w:lang w:val="en-GB"/>
+              </w:rPr>
+              <w:t>Boolean</w:t>
             </w:r>
           </w:p>
           <w:p>
@@ -4612,36 +4687,44 @@
               <w:rPr>
                 <w:lang w:val="en-GB"/>
               </w:rPr>
-              <w:t>+ logout(</w:t>
-            </w:r>
-            <w:proofErr w:type="spellStart"/>
-            <w:r>
-              <w:rPr>
-                <w:lang w:val="en-GB"/>
-              </w:rPr>
-              <w:t>currentSession</w:t>
-            </w:r>
-            <w:proofErr w:type="spellEnd"/>
-            <w:r>
-              <w:rPr>
-                <w:lang w:val="en-GB"/>
-              </w:rPr>
-              <w:t xml:space="preserve">: </w:t>
-            </w:r>
-            <w:proofErr w:type="spellStart"/>
-            <w:r>
-              <w:rPr>
-                <w:lang w:val="en-GB"/>
-              </w:rPr>
-              <w:t>HttpSession</w:t>
-            </w:r>
-            <w:proofErr w:type="spellEnd"/>
-            <w:r>
-              <w:rPr>
-                <w:lang w:val="en-GB"/>
-              </w:rPr>
-              <w:t>): void</w:t>
-            </w:r>
+              <w:t xml:space="preserve">+ </w:t>
+            </w:r>
+            <w:proofErr w:type="spellStart"/>
+            <w:r>
+              <w:rPr>
+                <w:lang w:val="en-GB"/>
+              </w:rPr>
+              <w:t>getUtente</w:t>
+            </w:r>
+            <w:proofErr w:type="spellEnd"/>
+            <w:r>
+              <w:rPr>
+                <w:lang w:val="en-GB"/>
+              </w:rPr>
+              <w:t>(</w:t>
+            </w:r>
+            <w:proofErr w:type="spellStart"/>
+            <w:r>
+              <w:rPr>
+                <w:lang w:val="en-GB"/>
+              </w:rPr>
+              <w:t>email:String</w:t>
+            </w:r>
+            <w:proofErr w:type="spellEnd"/>
+            <w:r>
+              <w:rPr>
+                <w:lang w:val="en-GB"/>
+              </w:rPr>
+              <w:t xml:space="preserve">): </w:t>
+            </w:r>
+            <w:proofErr w:type="spellStart"/>
+            <w:r>
+              <w:rPr>
+                <w:lang w:val="en-GB"/>
+              </w:rPr>
+              <w:t>Utente</w:t>
+            </w:r>
+            <w:proofErr w:type="spellEnd"/>
           </w:p>
           <w:p>
             <w:pPr>
@@ -4698,14 +4781,12 @@
               </w:rPr>
               <w:t xml:space="preserve">: Role): </w:t>
             </w:r>
-            <w:proofErr w:type="spellStart"/>
-            <w:r>
-              <w:rPr>
-                <w:lang w:val="en-GB"/>
-              </w:rPr>
-              <w:t>boolean</w:t>
-            </w:r>
-            <w:proofErr w:type="spellEnd"/>
+            <w:r>
+              <w:rPr>
+                <w:lang w:val="en-GB"/>
+              </w:rPr>
+              <w:t>Boolean</w:t>
+            </w:r>
           </w:p>
         </w:tc>
       </w:tr>
@@ -4795,7 +4876,25 @@
               <w:rPr>
                 <w:lang w:val="en-GB"/>
               </w:rPr>
-              <w:t>+ login(username: String, password: String): void</w:t>
+              <w:t>+ login(</w:t>
+            </w:r>
+            <w:r>
+              <w:rPr>
+                <w:lang w:val="en-GB"/>
+              </w:rPr>
+              <w:t>email</w:t>
+            </w:r>
+            <w:r>
+              <w:rPr>
+                <w:lang w:val="en-GB"/>
+              </w:rPr>
+              <w:t xml:space="preserve">: String, password: String): </w:t>
+            </w:r>
+            <w:r>
+              <w:rPr>
+                <w:lang w:val="en-GB"/>
+              </w:rPr>
+              <w:t>Boolean</w:t>
             </w:r>
           </w:p>
         </w:tc>
@@ -4827,7 +4926,7 @@
           </w:tcPr>
           <w:p>
             <w:r>
-              <w:t>Verifica la corrispondenza delle credenziali fornite interagendo con il catalogo utenti. In caso di successo, inizializza la sessione utente.</w:t>
+              <w:t>Verifica la corrispondenza delle credenziali fornite.</w:t>
             </w:r>
           </w:p>
           <w:p/>
@@ -4864,13 +4963,19 @@
                 <w:lang w:val="en-GB"/>
               </w:rPr>
             </w:pPr>
-            <w:proofErr w:type="spellStart"/>
-            <w:r>
-              <w:rPr>
-                <w:lang w:val="en-GB"/>
-              </w:rPr>
-              <w:t>Context:</w:t>
-            </w:r>
+            <w:r>
+              <w:rPr>
+                <w:lang w:val="en-GB"/>
+              </w:rPr>
+              <w:t>Context</w:t>
+            </w:r>
+            <w:r>
+              <w:rPr>
+                <w:lang w:val="en-GB"/>
+              </w:rPr>
+              <w:t xml:space="preserve"> </w:t>
+            </w:r>
+            <w:proofErr w:type="spellStart"/>
             <w:proofErr w:type="gramStart"/>
             <w:r>
               <w:rPr>
@@ -4939,13 +5044,19 @@
                 <w:lang w:val="en-GB"/>
               </w:rPr>
             </w:pPr>
-            <w:proofErr w:type="spellStart"/>
-            <w:r>
-              <w:rPr>
-                <w:lang w:val="en-GB"/>
-              </w:rPr>
-              <w:t>Context:</w:t>
-            </w:r>
+            <w:r>
+              <w:rPr>
+                <w:lang w:val="en-GB"/>
+              </w:rPr>
+              <w:t>Context</w:t>
+            </w:r>
+            <w:r>
+              <w:rPr>
+                <w:lang w:val="en-GB"/>
+              </w:rPr>
+              <w:t xml:space="preserve"> </w:t>
+            </w:r>
+            <w:proofErr w:type="spellStart"/>
             <w:proofErr w:type="gramStart"/>
             <w:r>
               <w:rPr>
@@ -5030,23 +5141,24 @@
         </w:tc>
       </w:tr>
       <w:tr>
+        <w:trPr>
+          <w:trHeight w:val="447"/>
+        </w:trPr>
         <w:tc>
           <w:tcPr>
             <w:tcW w:w="1696" w:type="dxa"/>
           </w:tcPr>
           <w:p>
             <w:pPr>
-              <w:spacing w:after="160" w:line="259" w:lineRule="auto"/>
+              <w:rPr>
+                <w:lang w:val="en-GB"/>
+              </w:rPr>
+            </w:pPr>
+            <w:r>
               <w:rPr>
                 <w:b/>
                 <w:bCs/>
               </w:rPr>
-            </w:pPr>
-            <w:r>
-              <w:rPr>
-                <w:b/>
-                <w:bCs/>
-              </w:rPr>
               <w:t>Firma metodo</w:t>
             </w:r>
           </w:p>
@@ -5057,284 +5169,292 @@
           </w:tcPr>
           <w:p>
             <w:pPr>
-              <w:spacing w:after="160" w:line="259" w:lineRule="auto"/>
-            </w:pPr>
-            <w:r>
-              <w:t>+ logout(</w:t>
-            </w:r>
-            <w:proofErr w:type="spellStart"/>
-            <w:r>
-              <w:t>currentSession</w:t>
-            </w:r>
-            <w:proofErr w:type="spellEnd"/>
-            <w:r>
-              <w:t xml:space="preserve">: </w:t>
-            </w:r>
-            <w:proofErr w:type="spellStart"/>
-            <w:r>
-              <w:t>HttpSession</w:t>
-            </w:r>
-            <w:proofErr w:type="spellEnd"/>
-            <w:r>
+              <w:rPr>
+                <w:lang w:val="en-GB"/>
+              </w:rPr>
+            </w:pPr>
+            <w:r>
+              <w:rPr>
+                <w:lang w:val="en-GB"/>
+              </w:rPr>
+              <w:t xml:space="preserve">+ </w:t>
+            </w:r>
+            <w:proofErr w:type="spellStart"/>
+            <w:r>
+              <w:rPr>
+                <w:lang w:val="en-GB"/>
+              </w:rPr>
+              <w:t>getUtente</w:t>
+            </w:r>
+            <w:proofErr w:type="spellEnd"/>
+            <w:r>
+              <w:rPr>
+                <w:lang w:val="en-GB"/>
+              </w:rPr>
+              <w:t>(</w:t>
+            </w:r>
+            <w:proofErr w:type="spellStart"/>
+            <w:r>
+              <w:rPr>
+                <w:lang w:val="en-GB"/>
+              </w:rPr>
+              <w:t>email:String</w:t>
+            </w:r>
+            <w:proofErr w:type="spellEnd"/>
+            <w:r>
+              <w:rPr>
+                <w:lang w:val="en-GB"/>
+              </w:rPr>
               <w:t xml:space="preserve">): </w:t>
             </w:r>
             <w:proofErr w:type="spellStart"/>
             <w:r>
-              <w:t>void</w:t>
-            </w:r>
-            <w:proofErr w:type="spellEnd"/>
-          </w:p>
-        </w:tc>
-      </w:tr>
-      <w:tr>
-        <w:tc>
-          <w:tcPr>
-            <w:tcW w:w="1696" w:type="dxa"/>
-          </w:tcPr>
-          <w:p>
-            <w:pPr>
-              <w:spacing w:after="160" w:line="259" w:lineRule="auto"/>
-              <w:rPr>
-                <w:b/>
-                <w:bCs/>
-              </w:rPr>
-            </w:pPr>
-            <w:r>
-              <w:rPr>
-                <w:b/>
-                <w:bCs/>
-              </w:rPr>
-              <w:t>Descrizione</w:t>
-            </w:r>
-          </w:p>
-        </w:tc>
-        <w:tc>
-          <w:tcPr>
-            <w:tcW w:w="7931" w:type="dxa"/>
-          </w:tcPr>
-          <w:p>
-            <w:r>
-              <w:t>Rimuove tutti gli attributi di sessione e la invalida lato server.</w:t>
-            </w:r>
-          </w:p>
-        </w:tc>
-      </w:tr>
-      <w:tr>
-        <w:tc>
-          <w:tcPr>
-            <w:tcW w:w="1696" w:type="dxa"/>
-          </w:tcPr>
-          <w:p>
-            <w:pPr>
-              <w:spacing w:after="160" w:line="259" w:lineRule="auto"/>
-              <w:rPr>
-                <w:b/>
-                <w:bCs/>
-              </w:rPr>
-            </w:pPr>
-            <w:r>
-              <w:rPr>
-                <w:b/>
-                <w:bCs/>
-              </w:rPr>
-              <w:t>Pre-condizione</w:t>
-            </w:r>
-          </w:p>
-        </w:tc>
-        <w:tc>
-          <w:tcPr>
-            <w:tcW w:w="7931" w:type="dxa"/>
-          </w:tcPr>
-          <w:p>
-            <w:pPr>
-              <w:spacing w:after="160" w:line="259" w:lineRule="auto"/>
-              <w:rPr>
-                <w:lang w:val="en-GB"/>
-              </w:rPr>
-            </w:pPr>
-            <w:proofErr w:type="spellStart"/>
-            <w:r>
-              <w:rPr>
-                <w:lang w:val="en-GB"/>
-              </w:rPr>
-              <w:t>Context:</w:t>
-            </w:r>
-            <w:proofErr w:type="gramStart"/>
-            <w:r>
-              <w:rPr>
-                <w:lang w:val="en-GB"/>
-              </w:rPr>
-              <w:t>SessionService</w:t>
-            </w:r>
-            <w:proofErr w:type="spellEnd"/>
-            <w:r>
-              <w:rPr>
-                <w:lang w:val="en-GB"/>
-              </w:rPr>
-              <w:t>::</w:t>
-            </w:r>
-            <w:proofErr w:type="gramEnd"/>
-            <w:r>
-              <w:rPr>
-                <w:lang w:val="en-GB"/>
-              </w:rPr>
-              <w:t>logout</w:t>
-            </w:r>
-          </w:p>
-          <w:p>
-            <w:pPr>
-              <w:spacing w:after="160" w:line="259" w:lineRule="auto"/>
-              <w:rPr>
-                <w:lang w:val="en-GB"/>
-              </w:rPr>
-            </w:pPr>
-            <w:proofErr w:type="spellStart"/>
-            <w:r>
-              <w:rPr>
-                <w:lang w:val="en-GB"/>
-              </w:rPr>
-              <w:t>HttpSession.getParamenter</w:t>
-            </w:r>
-            <w:proofErr w:type="spellEnd"/>
-            <w:r>
-              <w:rPr>
-                <w:lang w:val="en-GB"/>
-              </w:rPr>
-              <w:t>(“</w:t>
-            </w:r>
-            <w:proofErr w:type="spellStart"/>
-            <w:r>
-              <w:rPr>
-                <w:lang w:val="en-GB"/>
-              </w:rPr>
-              <w:t>utente</w:t>
-            </w:r>
-            <w:proofErr w:type="spellEnd"/>
-            <w:r>
-              <w:rPr>
-                <w:lang w:val="en-GB"/>
-              </w:rPr>
-              <w:t>”) != null</w:t>
-            </w:r>
-          </w:p>
-        </w:tc>
-      </w:tr>
-      <w:tr>
-        <w:tc>
-          <w:tcPr>
-            <w:tcW w:w="1696" w:type="dxa"/>
-          </w:tcPr>
-          <w:p>
-            <w:pPr>
-              <w:spacing w:after="160" w:line="259" w:lineRule="auto"/>
-              <w:rPr>
-                <w:b/>
-                <w:bCs/>
-              </w:rPr>
-            </w:pPr>
-            <w:r>
-              <w:rPr>
-                <w:b/>
-                <w:bCs/>
-              </w:rPr>
-              <w:lastRenderedPageBreak/>
-              <w:t>Post-condizione</w:t>
-            </w:r>
-          </w:p>
-        </w:tc>
-        <w:tc>
-          <w:tcPr>
-            <w:tcW w:w="7931" w:type="dxa"/>
-          </w:tcPr>
-          <w:p>
-            <w:pPr>
-              <w:spacing w:after="160" w:line="259" w:lineRule="auto"/>
-              <w:rPr>
-                <w:lang w:val="en-GB"/>
-              </w:rPr>
-            </w:pPr>
-            <w:proofErr w:type="spellStart"/>
-            <w:r>
-              <w:rPr>
-                <w:lang w:val="en-GB"/>
-              </w:rPr>
-              <w:t>Context:</w:t>
-            </w:r>
-            <w:proofErr w:type="gramStart"/>
-            <w:r>
-              <w:rPr>
-                <w:lang w:val="en-GB"/>
-              </w:rPr>
-              <w:t>SessionService</w:t>
-            </w:r>
-            <w:proofErr w:type="spellEnd"/>
-            <w:r>
-              <w:rPr>
-                <w:lang w:val="en-GB"/>
-              </w:rPr>
-              <w:t>::</w:t>
-            </w:r>
-            <w:proofErr w:type="gramEnd"/>
-            <w:r>
-              <w:rPr>
-                <w:lang w:val="en-GB"/>
-              </w:rPr>
-              <w:t>logout</w:t>
-            </w:r>
-          </w:p>
-          <w:p>
-            <w:pPr>
-              <w:spacing w:after="160" w:line="259" w:lineRule="auto"/>
-              <w:rPr>
-                <w:lang w:val="en-GB"/>
-              </w:rPr>
-            </w:pPr>
-            <w:proofErr w:type="spellStart"/>
-            <w:r>
-              <w:rPr>
-                <w:lang w:val="en-GB"/>
-              </w:rPr>
-              <w:t>HttpSession.getParamenter</w:t>
-            </w:r>
-            <w:proofErr w:type="spellEnd"/>
-            <w:r>
-              <w:rPr>
-                <w:lang w:val="en-GB"/>
-              </w:rPr>
-              <w:t>(“</w:t>
-            </w:r>
-            <w:proofErr w:type="spellStart"/>
-            <w:r>
-              <w:rPr>
-                <w:lang w:val="en-GB"/>
-              </w:rPr>
-              <w:t>utente</w:t>
-            </w:r>
-            <w:proofErr w:type="spellEnd"/>
-            <w:r>
-              <w:rPr>
-                <w:lang w:val="en-GB"/>
-              </w:rPr>
-              <w:t xml:space="preserve">”) </w:t>
-            </w:r>
-            <w:r>
-              <w:rPr>
-                <w:lang w:val="en-GB"/>
-              </w:rPr>
-              <w:t>=</w:t>
-            </w:r>
-            <w:r>
-              <w:rPr>
-                <w:lang w:val="en-GB"/>
-              </w:rPr>
-              <w:t>= null</w:t>
-            </w:r>
+              <w:rPr>
+                <w:lang w:val="en-GB"/>
+              </w:rPr>
+              <w:t>Utente</w:t>
+            </w:r>
+            <w:proofErr w:type="spellEnd"/>
           </w:p>
         </w:tc>
       </w:tr>
       <w:tr>
         <w:trPr>
-          <w:trHeight w:val="449"/>
+          <w:trHeight w:val="447"/>
+        </w:trPr>
+        <w:tc>
+          <w:tcPr>
+            <w:tcW w:w="1696" w:type="dxa"/>
+          </w:tcPr>
+          <w:p>
+            <w:pPr>
+              <w:rPr>
+                <w:lang w:val="en-GB"/>
+              </w:rPr>
+            </w:pPr>
+            <w:r>
+              <w:rPr>
+                <w:b/>
+                <w:bCs/>
+              </w:rPr>
+              <w:t>Descrizione</w:t>
+            </w:r>
+          </w:p>
+        </w:tc>
+        <w:tc>
+          <w:tcPr>
+            <w:tcW w:w="7931" w:type="dxa"/>
+          </w:tcPr>
+          <w:p>
+            <w:r>
+              <w:t>Ritorna un’istanza di Utente per permettere la corretta inizializzazione della sessione.</w:t>
+            </w:r>
+          </w:p>
+        </w:tc>
+      </w:tr>
+      <w:tr>
+        <w:trPr>
+          <w:trHeight w:val="447"/>
+        </w:trPr>
+        <w:tc>
+          <w:tcPr>
+            <w:tcW w:w="1696" w:type="dxa"/>
+          </w:tcPr>
+          <w:p>
+            <w:pPr>
+              <w:rPr>
+                <w:lang w:val="en-GB"/>
+              </w:rPr>
+            </w:pPr>
+            <w:r>
+              <w:rPr>
+                <w:b/>
+                <w:bCs/>
+              </w:rPr>
+              <w:t>Pre-condizione</w:t>
+            </w:r>
+          </w:p>
+        </w:tc>
+        <w:tc>
+          <w:tcPr>
+            <w:tcW w:w="7931" w:type="dxa"/>
+          </w:tcPr>
+          <w:p>
+            <w:pPr>
+              <w:rPr>
+                <w:lang w:val="en-GB"/>
+              </w:rPr>
+            </w:pPr>
+            <w:proofErr w:type="spellStart"/>
+            <w:r>
+              <w:rPr>
+                <w:lang w:val="en-GB"/>
+              </w:rPr>
+              <w:t>Context:</w:t>
+            </w:r>
+            <w:proofErr w:type="gramStart"/>
+            <w:r>
+              <w:rPr>
+                <w:lang w:val="en-GB"/>
+              </w:rPr>
+              <w:t>SessionService</w:t>
+            </w:r>
+            <w:proofErr w:type="spellEnd"/>
+            <w:r>
+              <w:rPr>
+                <w:lang w:val="en-GB"/>
+              </w:rPr>
+              <w:t>::</w:t>
+            </w:r>
+            <w:proofErr w:type="spellStart"/>
+            <w:proofErr w:type="gramEnd"/>
+            <w:r>
+              <w:rPr>
+                <w:lang w:val="en-GB"/>
+              </w:rPr>
+              <w:t>getUtente</w:t>
+            </w:r>
+            <w:proofErr w:type="spellEnd"/>
+          </w:p>
+          <w:p>
+            <w:pPr>
+              <w:rPr>
+                <w:lang w:val="en-GB"/>
+              </w:rPr>
+            </w:pPr>
+          </w:p>
+          <w:p>
+            <w:pPr>
+              <w:rPr>
+                <w:lang w:val="en-GB"/>
+              </w:rPr>
+            </w:pPr>
+            <w:r>
+              <w:rPr>
+                <w:lang w:val="en-GB"/>
+              </w:rPr>
+              <w:t>Email &lt;&gt; null and email &lt;&gt; “”</w:t>
+            </w:r>
+          </w:p>
+        </w:tc>
+      </w:tr>
+      <w:tr>
+        <w:trPr>
+          <w:trHeight w:val="447"/>
+        </w:trPr>
+        <w:tc>
+          <w:tcPr>
+            <w:tcW w:w="1696" w:type="dxa"/>
+          </w:tcPr>
+          <w:p>
+            <w:pPr>
+              <w:rPr>
+                <w:lang w:val="en-GB"/>
+              </w:rPr>
+            </w:pPr>
+            <w:r>
+              <w:rPr>
+                <w:b/>
+                <w:bCs/>
+              </w:rPr>
+              <w:lastRenderedPageBreak/>
+              <w:t>Post-condizione</w:t>
+            </w:r>
+          </w:p>
+        </w:tc>
+        <w:tc>
+          <w:tcPr>
+            <w:tcW w:w="7931" w:type="dxa"/>
+          </w:tcPr>
+          <w:p>
+            <w:pPr>
+              <w:rPr>
+                <w:lang w:val="en-GB"/>
+              </w:rPr>
+            </w:pPr>
+            <w:r>
+              <w:rPr>
+                <w:lang w:val="en-GB"/>
+              </w:rPr>
+              <w:t>Context</w:t>
+            </w:r>
+            <w:r>
+              <w:rPr>
+                <w:lang w:val="en-GB"/>
+              </w:rPr>
+              <w:t xml:space="preserve"> </w:t>
+            </w:r>
+            <w:proofErr w:type="spellStart"/>
+            <w:proofErr w:type="gramStart"/>
+            <w:r>
+              <w:rPr>
+                <w:lang w:val="en-GB"/>
+              </w:rPr>
+              <w:t>SessionService</w:t>
+            </w:r>
+            <w:proofErr w:type="spellEnd"/>
+            <w:r>
+              <w:rPr>
+                <w:lang w:val="en-GB"/>
+              </w:rPr>
+              <w:t>::</w:t>
+            </w:r>
+            <w:proofErr w:type="spellStart"/>
+            <w:proofErr w:type="gramEnd"/>
+            <w:r>
+              <w:rPr>
+                <w:lang w:val="en-GB"/>
+              </w:rPr>
+              <w:t>getUtente</w:t>
+            </w:r>
+            <w:proofErr w:type="spellEnd"/>
+          </w:p>
+          <w:p>
+            <w:pPr>
+              <w:rPr>
+                <w:lang w:val="en-GB"/>
+              </w:rPr>
+            </w:pPr>
+            <w:r>
+              <w:rPr>
+                <w:lang w:val="en-GB"/>
+              </w:rPr>
+              <w:t xml:space="preserve">Result = </w:t>
+            </w:r>
+            <w:proofErr w:type="spellStart"/>
+            <w:r>
+              <w:rPr>
+                <w:lang w:val="en-GB"/>
+              </w:rPr>
+              <w:t>Utente.getIstances</w:t>
+            </w:r>
+            <w:proofErr w:type="spellEnd"/>
+            <w:r>
+              <w:rPr>
+                <w:lang w:val="en-GB"/>
+              </w:rPr>
+              <w:t xml:space="preserve">(u | </w:t>
+            </w:r>
+            <w:proofErr w:type="spellStart"/>
+            <w:r>
+              <w:rPr>
+                <w:lang w:val="en-GB"/>
+              </w:rPr>
+              <w:t>u.getEmail</w:t>
+            </w:r>
+            <w:proofErr w:type="spellEnd"/>
+            <w:r>
+              <w:rPr>
+                <w:lang w:val="en-GB"/>
+              </w:rPr>
+              <w:t xml:space="preserve"> = email)</w:t>
+            </w:r>
+          </w:p>
+        </w:tc>
+      </w:tr>
+      <w:tr>
+        <w:trPr>
+          <w:trHeight w:val="447"/>
         </w:trPr>
         <w:tc>
           <w:tcPr>
@@ -5344,8 +5464,6 @@
           <w:p>
             <w:pPr>
               <w:rPr>
-                <w:b/>
-                <w:bCs/>
                 <w:lang w:val="en-GB"/>
               </w:rPr>
             </w:pPr>
@@ -6068,13 +6186,19 @@
                 <w:lang w:val="en-GB"/>
               </w:rPr>
             </w:pPr>
-            <w:proofErr w:type="spellStart"/>
-            <w:r>
-              <w:rPr>
-                <w:lang w:val="en-GB"/>
-              </w:rPr>
-              <w:t>Context:</w:t>
-            </w:r>
+            <w:r>
+              <w:rPr>
+                <w:lang w:val="en-GB"/>
+              </w:rPr>
+              <w:t>Context</w:t>
+            </w:r>
+            <w:r>
+              <w:rPr>
+                <w:lang w:val="en-GB"/>
+              </w:rPr>
+              <w:t xml:space="preserve"> </w:t>
+            </w:r>
+            <w:proofErr w:type="spellStart"/>
             <w:proofErr w:type="gramStart"/>
             <w:r>
               <w:rPr>
@@ -6205,13 +6329,19 @@
                 <w:lang w:val="en-GB"/>
               </w:rPr>
             </w:pPr>
-            <w:proofErr w:type="spellStart"/>
-            <w:r>
-              <w:rPr>
-                <w:lang w:val="en-GB"/>
-              </w:rPr>
-              <w:t>Context:</w:t>
-            </w:r>
+            <w:r>
+              <w:rPr>
+                <w:lang w:val="en-GB"/>
+              </w:rPr>
+              <w:t>Context</w:t>
+            </w:r>
+            <w:r>
+              <w:rPr>
+                <w:lang w:val="en-GB"/>
+              </w:rPr>
+              <w:t xml:space="preserve"> </w:t>
+            </w:r>
+            <w:proofErr w:type="spellStart"/>
             <w:proofErr w:type="gramStart"/>
             <w:r>
               <w:rPr>
@@ -6259,34 +6389,34 @@
               <w:rPr>
                 <w:lang w:val="en-GB"/>
               </w:rPr>
+              <w:t xml:space="preserve">Post:  </w:t>
+            </w:r>
+          </w:p>
+          <w:p>
+            <w:pPr>
+              <w:rPr>
+                <w:lang w:val="en-GB"/>
+              </w:rPr>
+            </w:pPr>
+            <w:r>
+              <w:rPr>
+                <w:lang w:val="en-GB"/>
+              </w:rPr>
+              <w:t xml:space="preserve">result &lt;&gt; null and </w:t>
+            </w:r>
+          </w:p>
+          <w:p>
+            <w:pPr>
+              <w:rPr>
+                <w:lang w:val="en-GB"/>
+              </w:rPr>
+            </w:pPr>
+            <w:proofErr w:type="spellStart"/>
+            <w:r>
+              <w:rPr>
+                <w:lang w:val="en-GB"/>
+              </w:rPr>
               <w:lastRenderedPageBreak/>
-              <w:t xml:space="preserve">Post:  </w:t>
-            </w:r>
-          </w:p>
-          <w:p>
-            <w:pPr>
-              <w:rPr>
-                <w:lang w:val="en-GB"/>
-              </w:rPr>
-            </w:pPr>
-            <w:r>
-              <w:rPr>
-                <w:lang w:val="en-GB"/>
-              </w:rPr>
-              <w:t xml:space="preserve">result &lt;&gt; null and </w:t>
-            </w:r>
-          </w:p>
-          <w:p>
-            <w:pPr>
-              <w:rPr>
-                <w:lang w:val="en-GB"/>
-              </w:rPr>
-            </w:pPr>
-            <w:proofErr w:type="spellStart"/>
-            <w:r>
-              <w:rPr>
-                <w:lang w:val="en-GB"/>
-              </w:rPr>
               <w:t>result.utente</w:t>
             </w:r>
             <w:proofErr w:type="spellEnd"/>
@@ -6366,6 +6496,109 @@
         </w:tc>
       </w:tr>
       <w:tr>
+        <w:trPr>
+          <w:trHeight w:val="411"/>
+        </w:trPr>
+        <w:tc>
+          <w:tcPr>
+            <w:tcW w:w="2547" w:type="dxa"/>
+            <w:vAlign w:val="center"/>
+            <w:hideMark/>
+          </w:tcPr>
+          <w:p>
+            <w:pPr>
+              <w:rPr>
+                <w:b/>
+                <w:bCs/>
+              </w:rPr>
+            </w:pPr>
+            <w:r>
+              <w:rPr>
+                <w:b/>
+                <w:bCs/>
+              </w:rPr>
+              <w:t>Nome Metodo</w:t>
+            </w:r>
+          </w:p>
+        </w:tc>
+        <w:tc>
+          <w:tcPr>
+            <w:tcW w:w="7080" w:type="dxa"/>
+            <w:vAlign w:val="center"/>
+            <w:hideMark/>
+          </w:tcPr>
+          <w:p>
+            <w:pPr>
+              <w:rPr>
+                <w:lang w:val="en-GB"/>
+              </w:rPr>
+            </w:pPr>
+            <w:r>
+              <w:rPr>
+                <w:lang w:val="en-GB"/>
+              </w:rPr>
+              <w:t xml:space="preserve">+ </w:t>
+            </w:r>
+            <w:proofErr w:type="spellStart"/>
+            <w:r>
+              <w:rPr>
+                <w:lang w:val="en-GB"/>
+              </w:rPr>
+              <w:t>changePwd</w:t>
+            </w:r>
+            <w:proofErr w:type="spellEnd"/>
+            <w:r>
+              <w:rPr>
+                <w:lang w:val="en-GB"/>
+              </w:rPr>
+              <w:t>(</w:t>
+            </w:r>
+            <w:proofErr w:type="spellStart"/>
+            <w:r>
+              <w:rPr>
+                <w:lang w:val="en-GB"/>
+              </w:rPr>
+              <w:t>utente:Utente</w:t>
+            </w:r>
+            <w:proofErr w:type="spellEnd"/>
+            <w:r>
+              <w:rPr>
+                <w:lang w:val="en-GB"/>
+              </w:rPr>
+              <w:t xml:space="preserve">, </w:t>
+            </w:r>
+            <w:proofErr w:type="spellStart"/>
+            <w:r>
+              <w:rPr>
+                <w:lang w:val="en-GB"/>
+              </w:rPr>
+              <w:t>oldpwd</w:t>
+            </w:r>
+            <w:proofErr w:type="spellEnd"/>
+            <w:r>
+              <w:rPr>
+                <w:lang w:val="en-GB"/>
+              </w:rPr>
+              <w:t xml:space="preserve">: string, </w:t>
+            </w:r>
+            <w:proofErr w:type="spellStart"/>
+            <w:r>
+              <w:rPr>
+                <w:lang w:val="en-GB"/>
+              </w:rPr>
+              <w:t>newpwd</w:t>
+            </w:r>
+            <w:proofErr w:type="spellEnd"/>
+            <w:r>
+              <w:rPr>
+                <w:lang w:val="en-GB"/>
+              </w:rPr>
+              <w:t>: string) : bool</w:t>
+            </w:r>
+          </w:p>
+        </w:tc>
+      </w:tr>
+      <w:tr>
         <w:tc>
           <w:tcPr>
             <w:tcW w:w="2547" w:type="dxa"/>
@@ -6383,7 +6616,7 @@
                 <w:b/>
                 <w:bCs/>
               </w:rPr>
-              <w:t>Nome Metodo</w:t>
+              <w:t xml:space="preserve">Descrizione </w:t>
             </w:r>
           </w:p>
         </w:tc>
@@ -6393,58 +6626,8 @@
             <w:hideMark/>
           </w:tcPr>
           <w:p>
-            <w:pPr>
-              <w:rPr>
-                <w:lang w:val="en-GB"/>
-              </w:rPr>
-            </w:pPr>
-            <w:r>
-              <w:rPr>
-                <w:lang w:val="en-GB"/>
-              </w:rPr>
-              <w:t xml:space="preserve">+ </w:t>
-            </w:r>
-            <w:proofErr w:type="spellStart"/>
-            <w:r>
-              <w:rPr>
-                <w:lang w:val="en-GB"/>
-              </w:rPr>
-              <w:t>changePwd</w:t>
-            </w:r>
-            <w:proofErr w:type="spellEnd"/>
-            <w:r>
-              <w:rPr>
-                <w:lang w:val="en-GB"/>
-              </w:rPr>
-              <w:t xml:space="preserve">(id: int, </w:t>
-            </w:r>
-            <w:proofErr w:type="spellStart"/>
-            <w:r>
-              <w:rPr>
-                <w:lang w:val="en-GB"/>
-              </w:rPr>
-              <w:t>oldpwd</w:t>
-            </w:r>
-            <w:proofErr w:type="spellEnd"/>
-            <w:r>
-              <w:rPr>
-                <w:lang w:val="en-GB"/>
-              </w:rPr>
-              <w:t xml:space="preserve">: string, </w:t>
-            </w:r>
-            <w:proofErr w:type="spellStart"/>
-            <w:r>
-              <w:rPr>
-                <w:lang w:val="en-GB"/>
-              </w:rPr>
-              <w:t>newpwd</w:t>
-            </w:r>
-            <w:proofErr w:type="spellEnd"/>
-            <w:r>
-              <w:rPr>
-                <w:lang w:val="en-GB"/>
-              </w:rPr>
-              <w:t>: string) : bool</w:t>
+            <w:r>
+              <w:t>Permette all’utente di aggiornare la propria password.</w:t>
             </w:r>
           </w:p>
         </w:tc>
@@ -6467,19 +6650,202 @@
                 <w:b/>
                 <w:bCs/>
               </w:rPr>
-              <w:t xml:space="preserve">Descrizione </w:t>
+              <w:t>Pre-condizione</w:t>
             </w:r>
           </w:p>
         </w:tc>
         <w:tc>
           <w:tcPr>
             <w:tcW w:w="7080" w:type="dxa"/>
-            <w:hideMark/>
-          </w:tcPr>
-          <w:p>
-            <w:r>
-              <w:t>Permette all’utente di aggiornare la propria password.</w:t>
-            </w:r>
+            <w:vAlign w:val="center"/>
+          </w:tcPr>
+          <w:p>
+            <w:pPr>
+              <w:rPr>
+                <w:lang w:val="en-GB"/>
+              </w:rPr>
+            </w:pPr>
+            <w:r>
+              <w:rPr>
+                <w:lang w:val="en-GB"/>
+              </w:rPr>
+              <w:t>Context</w:t>
+            </w:r>
+            <w:r>
+              <w:rPr>
+                <w:lang w:val="en-GB"/>
+              </w:rPr>
+              <w:t xml:space="preserve"> </w:t>
+            </w:r>
+            <w:proofErr w:type="spellStart"/>
+            <w:proofErr w:type="gramStart"/>
+            <w:r>
+              <w:rPr>
+                <w:lang w:val="en-GB"/>
+              </w:rPr>
+              <w:t>PersonalProfileService</w:t>
+            </w:r>
+            <w:proofErr w:type="spellEnd"/>
+            <w:r>
+              <w:rPr>
+                <w:lang w:val="en-GB"/>
+              </w:rPr>
+              <w:t>::</w:t>
+            </w:r>
+            <w:proofErr w:type="spellStart"/>
+            <w:proofErr w:type="gramEnd"/>
+            <w:r>
+              <w:rPr>
+                <w:lang w:val="en-GB"/>
+              </w:rPr>
+              <w:t>changePwd</w:t>
+            </w:r>
+            <w:proofErr w:type="spellEnd"/>
+            <w:r>
+              <w:rPr>
+                <w:lang w:val="en-GB"/>
+              </w:rPr>
+              <w:t>(</w:t>
+            </w:r>
+            <w:proofErr w:type="spellStart"/>
+            <w:r>
+              <w:rPr>
+                <w:lang w:val="en-GB"/>
+              </w:rPr>
+              <w:t>utenteUtente</w:t>
+            </w:r>
+            <w:proofErr w:type="spellEnd"/>
+            <w:r>
+              <w:rPr>
+                <w:lang w:val="en-GB"/>
+              </w:rPr>
+              <w:t xml:space="preserve">, </w:t>
+            </w:r>
+            <w:proofErr w:type="spellStart"/>
+            <w:r>
+              <w:rPr>
+                <w:lang w:val="en-GB"/>
+              </w:rPr>
+              <w:t>oldpwd</w:t>
+            </w:r>
+            <w:proofErr w:type="spellEnd"/>
+            <w:r>
+              <w:rPr>
+                <w:lang w:val="en-GB"/>
+              </w:rPr>
+              <w:t xml:space="preserve">: string, </w:t>
+            </w:r>
+            <w:proofErr w:type="spellStart"/>
+            <w:r>
+              <w:rPr>
+                <w:lang w:val="en-GB"/>
+              </w:rPr>
+              <w:t>newpwd</w:t>
+            </w:r>
+            <w:proofErr w:type="spellEnd"/>
+            <w:r>
+              <w:rPr>
+                <w:lang w:val="en-GB"/>
+              </w:rPr>
+              <w:t>: string)</w:t>
+            </w:r>
+          </w:p>
+          <w:p>
+            <w:pPr>
+              <w:rPr>
+                <w:lang w:val="en-GB"/>
+              </w:rPr>
+            </w:pPr>
+          </w:p>
+          <w:p>
+            <w:pPr>
+              <w:rPr>
+                <w:lang w:val="en-GB"/>
+              </w:rPr>
+            </w:pPr>
+            <w:proofErr w:type="spellStart"/>
+            <w:r>
+              <w:rPr>
+                <w:lang w:val="en-GB"/>
+              </w:rPr>
+              <w:t>utente</w:t>
+            </w:r>
+            <w:proofErr w:type="spellEnd"/>
+            <w:r>
+              <w:rPr>
+                <w:lang w:val="en-GB"/>
+              </w:rPr>
+              <w:t xml:space="preserve"> &lt;&gt; null and </w:t>
+            </w:r>
+            <w:proofErr w:type="spellStart"/>
+            <w:r>
+              <w:rPr>
+                <w:lang w:val="en-GB"/>
+              </w:rPr>
+              <w:t>oldpwd</w:t>
+            </w:r>
+            <w:proofErr w:type="spellEnd"/>
+            <w:r>
+              <w:rPr>
+                <w:lang w:val="en-GB"/>
+              </w:rPr>
+              <w:t xml:space="preserve"> &lt;&gt;n</w:t>
+            </w:r>
+            <w:r>
+              <w:rPr>
+                <w:lang w:val="en-GB"/>
+              </w:rPr>
+              <w:t xml:space="preserve">ull and </w:t>
+            </w:r>
+            <w:proofErr w:type="spellStart"/>
+            <w:r>
+              <w:rPr>
+                <w:lang w:val="en-GB"/>
+              </w:rPr>
+              <w:t>oldpwd</w:t>
+            </w:r>
+            <w:proofErr w:type="spellEnd"/>
+            <w:r>
+              <w:rPr>
+                <w:lang w:val="en-GB"/>
+              </w:rPr>
+              <w:t xml:space="preserve"> &lt;&gt; “” and </w:t>
+            </w:r>
+            <w:proofErr w:type="spellStart"/>
+            <w:r>
+              <w:rPr>
+                <w:lang w:val="en-GB"/>
+              </w:rPr>
+              <w:t>newpwd</w:t>
+            </w:r>
+            <w:proofErr w:type="spellEnd"/>
+            <w:r>
+              <w:rPr>
+                <w:lang w:val="en-GB"/>
+              </w:rPr>
+              <w:t xml:space="preserve"> &lt;&gt; null and </w:t>
+            </w:r>
+            <w:proofErr w:type="spellStart"/>
+            <w:r>
+              <w:rPr>
+                <w:lang w:val="en-GB"/>
+              </w:rPr>
+              <w:t>newpwd</w:t>
+            </w:r>
+            <w:proofErr w:type="spellEnd"/>
+            <w:r>
+              <w:rPr>
+                <w:lang w:val="en-GB"/>
+              </w:rPr>
+              <w:t xml:space="preserve"> &lt;&gt; “”</w:t>
+            </w:r>
+          </w:p>
+          <w:p>
+            <w:pPr>
+              <w:rPr>
+                <w:lang w:val="en-GB"/>
+              </w:rPr>
+            </w:pPr>
           </w:p>
         </w:tc>
       </w:tr>
@@ -6501,27 +6867,34 @@
                 <w:b/>
                 <w:bCs/>
               </w:rPr>
-              <w:t>Pre-condizione</w:t>
+              <w:t>Post-condizione</w:t>
             </w:r>
           </w:p>
         </w:tc>
         <w:tc>
           <w:tcPr>
             <w:tcW w:w="7080" w:type="dxa"/>
-          </w:tcPr>
-          <w:p>
-            <w:pPr>
-              <w:rPr>
-                <w:lang w:val="en-GB"/>
-              </w:rPr>
-            </w:pPr>
-            <w:proofErr w:type="spellStart"/>
-            <w:r>
-              <w:rPr>
-                <w:lang w:val="en-GB"/>
-              </w:rPr>
-              <w:t>Context:</w:t>
-            </w:r>
+            <w:vAlign w:val="center"/>
+          </w:tcPr>
+          <w:p>
+            <w:pPr>
+              <w:rPr>
+                <w:lang w:val="en-GB"/>
+              </w:rPr>
+            </w:pPr>
+            <w:r>
+              <w:rPr>
+                <w:lang w:val="en-GB"/>
+              </w:rPr>
+              <w:t>Context</w:t>
+            </w:r>
+            <w:r>
+              <w:rPr>
+                <w:lang w:val="en-GB"/>
+              </w:rPr>
+              <w:t xml:space="preserve"> </w:t>
+            </w:r>
+            <w:proofErr w:type="spellStart"/>
             <w:proofErr w:type="gramStart"/>
             <w:r>
               <w:rPr>
@@ -6549,7 +6922,7 @@
               <w:rPr>
                 <w:lang w:val="en-GB"/>
               </w:rPr>
-              <w:t xml:space="preserve">(ID: string, </w:t>
+              <w:t xml:space="preserve">(, </w:t>
             </w:r>
             <w:proofErr w:type="spellStart"/>
             <w:r>
@@ -6593,140 +6966,82 @@
                 <w:lang w:val="en-GB"/>
               </w:rPr>
             </w:pPr>
-            <w:r>
-              <w:rPr>
-                <w:lang w:val="en-GB"/>
-              </w:rPr>
-              <w:t>Pre:</w:t>
-            </w:r>
-          </w:p>
-          <w:p>
-            <w:pPr>
-              <w:rPr>
-                <w:lang w:val="en-GB"/>
-              </w:rPr>
-            </w:pPr>
-            <w:proofErr w:type="spellStart"/>
-            <w:r>
-              <w:rPr>
-                <w:lang w:val="en-GB"/>
-              </w:rPr>
-              <w:t>Account.allInstances</w:t>
-            </w:r>
-            <w:proofErr w:type="spellEnd"/>
-            <w:r>
-              <w:rPr>
-                <w:lang w:val="en-GB"/>
-              </w:rPr>
-              <w:t>() -&gt; any(a | a.id = ID)</w:t>
-            </w:r>
-          </w:p>
-          <w:p>
-            <w:r>
-              <w:t>.</w:t>
-            </w:r>
-            <w:proofErr w:type="spellStart"/>
-            <w:r>
-              <w:t>currentView</w:t>
-            </w:r>
-            <w:proofErr w:type="spellEnd"/>
-            <w:r>
+            <w:proofErr w:type="spellStart"/>
+            <w:r>
+              <w:rPr>
+                <w:lang w:val="en-GB"/>
+              </w:rPr>
+              <w:t>targetUser</w:t>
+            </w:r>
+            <w:proofErr w:type="spellEnd"/>
+            <w:r>
+              <w:rPr>
+                <w:lang w:val="en-GB"/>
+              </w:rPr>
               <w:t xml:space="preserve"> = </w:t>
             </w:r>
-            <w:proofErr w:type="gramStart"/>
-            <w:r>
-              <w:t>View::</w:t>
-            </w:r>
-            <w:proofErr w:type="spellStart"/>
-            <w:proofErr w:type="gramEnd"/>
-            <w:r>
-              <w:t>Profile</w:t>
-            </w:r>
-            <w:proofErr w:type="spellEnd"/>
-          </w:p>
-        </w:tc>
-      </w:tr>
-      <w:tr>
-        <w:tc>
-          <w:tcPr>
-            <w:tcW w:w="2547" w:type="dxa"/>
-            <w:hideMark/>
-          </w:tcPr>
-          <w:p>
-            <w:pPr>
-              <w:rPr>
-                <w:b/>
-                <w:bCs/>
-              </w:rPr>
-            </w:pPr>
-            <w:r>
-              <w:rPr>
-                <w:b/>
-                <w:bCs/>
-              </w:rPr>
-              <w:t>Post-condizione</w:t>
-            </w:r>
-          </w:p>
-        </w:tc>
-        <w:tc>
-          <w:tcPr>
-            <w:tcW w:w="7080" w:type="dxa"/>
-          </w:tcPr>
-          <w:p>
-            <w:pPr>
-              <w:rPr>
-                <w:lang w:val="en-GB"/>
-              </w:rPr>
-            </w:pPr>
-            <w:proofErr w:type="spellStart"/>
-            <w:r>
-              <w:rPr>
-                <w:lang w:val="en-GB"/>
-              </w:rPr>
-              <w:t>Context:</w:t>
-            </w:r>
-            <w:proofErr w:type="gramStart"/>
-            <w:r>
-              <w:rPr>
-                <w:lang w:val="en-GB"/>
-              </w:rPr>
-              <w:t>PersonalProfileService</w:t>
-            </w:r>
-            <w:proofErr w:type="spellEnd"/>
-            <w:r>
-              <w:rPr>
-                <w:lang w:val="en-GB"/>
-              </w:rPr>
-              <w:t>::</w:t>
-            </w:r>
-            <w:proofErr w:type="spellStart"/>
-            <w:proofErr w:type="gramEnd"/>
-            <w:r>
-              <w:rPr>
-                <w:lang w:val="en-GB"/>
-              </w:rPr>
-              <w:t>changePwd</w:t>
-            </w:r>
-            <w:proofErr w:type="spellEnd"/>
-            <w:r>
-              <w:rPr>
-                <w:lang w:val="en-GB"/>
-              </w:rPr>
-              <w:t xml:space="preserve">(ID: string, </w:t>
-            </w:r>
-            <w:proofErr w:type="spellStart"/>
-            <w:r>
-              <w:rPr>
-                <w:lang w:val="en-GB"/>
-              </w:rPr>
-              <w:t>oldpwd</w:t>
-            </w:r>
-            <w:proofErr w:type="spellEnd"/>
-            <w:r>
-              <w:rPr>
-                <w:lang w:val="en-GB"/>
-              </w:rPr>
-              <w:t xml:space="preserve">: string, </w:t>
+            <w:proofErr w:type="spellStart"/>
+            <w:r>
+              <w:rPr>
+                <w:lang w:val="en-GB"/>
+              </w:rPr>
+              <w:t>Utente.allInstances</w:t>
+            </w:r>
+            <w:proofErr w:type="spellEnd"/>
+            <w:r>
+              <w:rPr>
+                <w:lang w:val="en-GB"/>
+              </w:rPr>
+              <w:t xml:space="preserve">()-&gt;any(u | </w:t>
+            </w:r>
+            <w:proofErr w:type="spellStart"/>
+            <w:r>
+              <w:rPr>
+                <w:lang w:val="en-GB"/>
+              </w:rPr>
+              <w:t>u.email</w:t>
+            </w:r>
+            <w:proofErr w:type="spellEnd"/>
+            <w:r>
+              <w:rPr>
+                <w:lang w:val="en-GB"/>
+              </w:rPr>
+              <w:t xml:space="preserve"> = </w:t>
+            </w:r>
+            <w:proofErr w:type="spellStart"/>
+            <w:r>
+              <w:rPr>
+                <w:lang w:val="en-GB"/>
+              </w:rPr>
+              <w:t>utente.email</w:t>
+            </w:r>
+            <w:proofErr w:type="spellEnd"/>
+            <w:r>
+              <w:rPr>
+                <w:lang w:val="en-GB"/>
+              </w:rPr>
+              <w:t>)</w:t>
+            </w:r>
+          </w:p>
+          <w:p>
+            <w:pPr>
+              <w:rPr>
+                <w:lang w:val="en-GB"/>
+              </w:rPr>
+            </w:pPr>
+            <w:proofErr w:type="spellStart"/>
+            <w:r>
+              <w:rPr>
+                <w:lang w:val="en-GB"/>
+              </w:rPr>
+              <w:t>targetUser.hashPassword</w:t>
+            </w:r>
+            <w:proofErr w:type="spellEnd"/>
+            <w:r>
+              <w:rPr>
+                <w:lang w:val="en-GB"/>
+              </w:rPr>
+              <w:t xml:space="preserve"> = </w:t>
             </w:r>
             <w:proofErr w:type="spellStart"/>
             <w:r>
@@ -6734,149 +7049,26 @@
                 <w:lang w:val="en-GB"/>
               </w:rPr>
               <w:t>newpwd</w:t>
-            </w:r>
-            <w:proofErr w:type="spellEnd"/>
-            <w:r>
-              <w:rPr>
-                <w:lang w:val="en-GB"/>
-              </w:rPr>
-              <w:t>: string)</w:t>
-            </w:r>
-          </w:p>
-          <w:p>
-            <w:pPr>
-              <w:rPr>
-                <w:lang w:val="en-GB"/>
-              </w:rPr>
-            </w:pPr>
-          </w:p>
-          <w:p>
-            <w:pPr>
-              <w:rPr>
-                <w:lang w:val="en-GB"/>
-              </w:rPr>
-            </w:pPr>
-            <w:r>
-              <w:rPr>
-                <w:lang w:val="en-GB"/>
-              </w:rPr>
-              <w:t xml:space="preserve">Post: </w:t>
-            </w:r>
-          </w:p>
-          <w:p>
-            <w:pPr>
-              <w:rPr>
-                <w:lang w:val="en-GB"/>
-              </w:rPr>
-            </w:pPr>
-            <w:proofErr w:type="spellStart"/>
-            <w:r>
-              <w:rPr>
-                <w:lang w:val="en-GB"/>
-              </w:rPr>
-              <w:t>Account.allInstances</w:t>
-            </w:r>
-            <w:proofErr w:type="spellEnd"/>
-            <w:r>
-              <w:rPr>
-                <w:lang w:val="en-GB"/>
-              </w:rPr>
-              <w:t>() -&gt; select(a | a.id = ID)</w:t>
-            </w:r>
-          </w:p>
-          <w:p>
-            <w:pPr>
-              <w:rPr>
-                <w:lang w:val="en-GB"/>
-              </w:rPr>
-            </w:pPr>
-            <w:r>
-              <w:rPr>
-                <w:lang w:val="en-GB"/>
-              </w:rPr>
-              <w:t>.</w:t>
-            </w:r>
-            <w:proofErr w:type="spellStart"/>
-            <w:r>
-              <w:rPr>
-                <w:lang w:val="en-GB"/>
-              </w:rPr>
-              <w:t>currentView</w:t>
-            </w:r>
-            <w:proofErr w:type="spellEnd"/>
-            <w:r>
-              <w:rPr>
-                <w:lang w:val="en-GB"/>
-              </w:rPr>
-              <w:t xml:space="preserve"> = </w:t>
-            </w:r>
-            <w:proofErr w:type="gramStart"/>
-            <w:r>
-              <w:rPr>
-                <w:lang w:val="en-GB"/>
-              </w:rPr>
-              <w:t>View::</w:t>
-            </w:r>
-            <w:proofErr w:type="spellStart"/>
-            <w:proofErr w:type="gramEnd"/>
-            <w:r>
-              <w:rPr>
-                <w:lang w:val="en-GB"/>
-              </w:rPr>
-              <w:t>SchedaModificaPwd</w:t>
-            </w:r>
-            <w:proofErr w:type="spellEnd"/>
-            <w:r>
-              <w:rPr>
-                <w:lang w:val="en-GB"/>
-              </w:rPr>
-              <w:t xml:space="preserve"> and</w:t>
-            </w:r>
-          </w:p>
-          <w:p>
-            <w:pPr>
-              <w:rPr>
-                <w:lang w:val="en-GB"/>
-              </w:rPr>
-            </w:pPr>
-            <w:proofErr w:type="spellStart"/>
-            <w:r>
-              <w:rPr>
-                <w:lang w:val="en-GB"/>
-              </w:rPr>
-              <w:t>Account.allInstances</w:t>
-            </w:r>
-            <w:proofErr w:type="spellEnd"/>
-            <w:r>
-              <w:rPr>
-                <w:lang w:val="en-GB"/>
-              </w:rPr>
-              <w:t>() -&gt; any(a | a.id = ID)</w:t>
-            </w:r>
-          </w:p>
-          <w:p>
-            <w:r>
-              <w:t>.</w:t>
-            </w:r>
-            <w:proofErr w:type="spellStart"/>
-            <w:r>
-              <w:t>feedbackMessage</w:t>
-            </w:r>
-            <w:proofErr w:type="spellEnd"/>
-            <w:r>
-              <w:t xml:space="preserve"> &lt;&gt; </w:t>
-            </w:r>
-            <w:proofErr w:type="spellStart"/>
-            <w:r>
-              <w:t>null</w:t>
             </w:r>
             <w:proofErr w:type="spellEnd"/>
           </w:p>
         </w:tc>
       </w:tr>
     </w:tbl>
-    <w:p/>
-    <w:p/>
+    <w:p>
+      <w:pPr>
+        <w:rPr>
+          <w:lang w:val="en-GB"/>
+        </w:rPr>
+      </w:pPr>
+    </w:p>
+    <w:p>
+      <w:pPr>
+        <w:rPr>
+          <w:lang w:val="en-GB"/>
+        </w:rPr>
+      </w:pPr>
+    </w:p>
     <w:p>
       <w:pPr>
         <w:pStyle w:val="Titolo4"/>
@@ -6918,8 +7110,16 @@
           <w:p>
             <w:pPr>
               <w:spacing w:after="160" w:line="259" w:lineRule="auto"/>
-            </w:pPr>
-            <w:r>
+              <w:rPr>
+                <w:b/>
+                <w:bCs/>
+              </w:rPr>
+            </w:pPr>
+            <w:r>
+              <w:rPr>
+                <w:b/>
+                <w:bCs/>
+              </w:rPr>
               <w:t>Nome Classe</w:t>
             </w:r>
           </w:p>
@@ -6962,8 +7162,16 @@
           <w:p>
             <w:pPr>
               <w:spacing w:after="160" w:line="259" w:lineRule="auto"/>
-            </w:pPr>
-            <w:r>
+              <w:rPr>
+                <w:b/>
+                <w:bCs/>
+              </w:rPr>
+            </w:pPr>
+            <w:r>
+              <w:rPr>
+                <w:b/>
+                <w:bCs/>
+              </w:rPr>
               <w:t xml:space="preserve">Descrizione </w:t>
             </w:r>
           </w:p>
@@ -7004,8 +7212,16 @@
           <w:p>
             <w:pPr>
               <w:spacing w:after="160" w:line="259" w:lineRule="auto"/>
-            </w:pPr>
-            <w:r>
+              <w:rPr>
+                <w:b/>
+                <w:bCs/>
+              </w:rPr>
+            </w:pPr>
+            <w:r>
+              <w:rPr>
+                <w:b/>
+                <w:bCs/>
+              </w:rPr>
               <w:t xml:space="preserve">Metodi </w:t>
             </w:r>
           </w:p>
@@ -7023,36 +7239,229 @@
           <w:p>
             <w:pPr>
               <w:spacing w:after="160" w:line="259" w:lineRule="auto"/>
-              <w:rPr>
-                <w:lang w:val="en-GB"/>
-              </w:rPr>
-            </w:pPr>
-            <w:r>
-              <w:rPr>
-                <w:lang w:val="en-GB"/>
-              </w:rPr>
+            </w:pPr>
+            <w:r>
               <w:t xml:space="preserve">+ </w:t>
             </w:r>
             <w:proofErr w:type="spellStart"/>
             <w:r>
-              <w:rPr>
-                <w:lang w:val="en-GB"/>
-              </w:rPr>
               <w:t>addAccount</w:t>
             </w:r>
             <w:proofErr w:type="spellEnd"/>
             <w:r>
-              <w:rPr>
-                <w:lang w:val="en-GB"/>
-              </w:rPr>
-              <w:t xml:space="preserve">(account: </w:t>
-            </w:r>
-            <w:proofErr w:type="spellStart"/>
-            <w:r>
-              <w:rPr>
-                <w:lang w:val="en-GB"/>
-              </w:rPr>
-              <w:t>Utente</w:t>
+              <w:t>(</w:t>
+            </w:r>
+            <w:r>
+              <w:t>utente</w:t>
+            </w:r>
+            <w:r>
+              <w:t xml:space="preserve">: Utente) : </w:t>
+            </w:r>
+            <w:proofErr w:type="spellStart"/>
+            <w:r>
+              <w:t>bool</w:t>
+            </w:r>
+            <w:proofErr w:type="spellEnd"/>
+          </w:p>
+          <w:p>
+            <w:pPr>
+              <w:spacing w:after="160" w:line="259" w:lineRule="auto"/>
+            </w:pPr>
+            <w:r>
+              <w:t xml:space="preserve">+ </w:t>
+            </w:r>
+            <w:proofErr w:type="spellStart"/>
+            <w:r>
+              <w:t>getAccount</w:t>
+            </w:r>
+            <w:proofErr w:type="spellEnd"/>
+            <w:r>
+              <w:t>(</w:t>
+            </w:r>
+            <w:proofErr w:type="spellStart"/>
+            <w:r>
+              <w:t>matricola</w:t>
+            </w:r>
+            <w:r>
+              <w:t>:</w:t>
+            </w:r>
+            <w:r>
+              <w:t>S</w:t>
+            </w:r>
+            <w:r>
+              <w:t>tring</w:t>
+            </w:r>
+            <w:proofErr w:type="spellEnd"/>
+            <w:r>
+              <w:t>) : Utente</w:t>
+            </w:r>
+          </w:p>
+          <w:p>
+            <w:pPr>
+              <w:spacing w:after="160" w:line="259" w:lineRule="auto"/>
+            </w:pPr>
+            <w:r>
+              <w:t xml:space="preserve">+ </w:t>
+            </w:r>
+            <w:proofErr w:type="spellStart"/>
+            <w:r>
+              <w:t>generateNewPwd</w:t>
+            </w:r>
+            <w:proofErr w:type="spellEnd"/>
+            <w:r>
+              <w:t xml:space="preserve">() : </w:t>
+            </w:r>
+            <w:r>
+              <w:t>S</w:t>
+            </w:r>
+            <w:r>
+              <w:t>tring</w:t>
+            </w:r>
+          </w:p>
+          <w:p>
+            <w:pPr>
+              <w:spacing w:after="160" w:line="259" w:lineRule="auto"/>
+            </w:pPr>
+            <w:r>
+              <w:t xml:space="preserve">+ </w:t>
+            </w:r>
+            <w:proofErr w:type="spellStart"/>
+            <w:r>
+              <w:t>modifyRole</w:t>
+            </w:r>
+            <w:proofErr w:type="spellEnd"/>
+            <w:r>
+              <w:t>(</w:t>
+            </w:r>
+            <w:proofErr w:type="spellStart"/>
+            <w:r>
+              <w:t>utente</w:t>
+            </w:r>
+            <w:r>
+              <w:t>:Utente</w:t>
+            </w:r>
+            <w:proofErr w:type="spellEnd"/>
+            <w:r>
+              <w:t xml:space="preserve">, </w:t>
+            </w:r>
+            <w:proofErr w:type="spellStart"/>
+            <w:r>
+              <w:t>newRole:</w:t>
+            </w:r>
+            <w:r>
+              <w:t>S</w:t>
+            </w:r>
+            <w:r>
+              <w:t>tring</w:t>
+            </w:r>
+            <w:proofErr w:type="spellEnd"/>
+            <w:r>
+              <w:t xml:space="preserve">, </w:t>
+            </w:r>
+            <w:proofErr w:type="spellStart"/>
+            <w:r>
+              <w:t>supMatricola:String</w:t>
+            </w:r>
+            <w:proofErr w:type="spellEnd"/>
+            <w:r>
+              <w:t xml:space="preserve">) : </w:t>
+            </w:r>
+            <w:proofErr w:type="spellStart"/>
+            <w:r>
+              <w:t>bool</w:t>
+            </w:r>
+            <w:proofErr w:type="spellEnd"/>
+          </w:p>
+          <w:p>
+            <w:pPr>
+              <w:spacing w:after="160" w:line="259" w:lineRule="auto"/>
+            </w:pPr>
+            <w:r>
+              <w:t xml:space="preserve">+ </w:t>
+            </w:r>
+            <w:proofErr w:type="spellStart"/>
+            <w:r>
+              <w:t>modifySupervisor</w:t>
+            </w:r>
+            <w:proofErr w:type="spellEnd"/>
+            <w:r>
+              <w:t>(</w:t>
+            </w:r>
+            <w:proofErr w:type="spellStart"/>
+            <w:r>
+              <w:t>utente</w:t>
+            </w:r>
+            <w:r>
+              <w:t>:Utente</w:t>
+            </w:r>
+            <w:proofErr w:type="spellEnd"/>
+            <w:r>
+              <w:t xml:space="preserve">, </w:t>
+            </w:r>
+            <w:proofErr w:type="spellStart"/>
+            <w:r>
+              <w:t>supMatricola</w:t>
+            </w:r>
+            <w:r>
+              <w:t>:String</w:t>
+            </w:r>
+            <w:proofErr w:type="spellEnd"/>
+            <w:r>
+              <w:t xml:space="preserve">) : </w:t>
+            </w:r>
+            <w:proofErr w:type="spellStart"/>
+            <w:r>
+              <w:t>bool</w:t>
+            </w:r>
+            <w:proofErr w:type="spellEnd"/>
+          </w:p>
+          <w:p>
+            <w:pPr>
+              <w:spacing w:after="160" w:line="259" w:lineRule="auto"/>
+              <w:rPr>
+                <w:lang w:val="en-GB"/>
+              </w:rPr>
+            </w:pPr>
+            <w:r>
+              <w:rPr>
+                <w:lang w:val="en-GB"/>
+              </w:rPr>
+              <w:t xml:space="preserve">+ </w:t>
+            </w:r>
+            <w:proofErr w:type="spellStart"/>
+            <w:r>
+              <w:rPr>
+                <w:lang w:val="en-GB"/>
+              </w:rPr>
+              <w:t>replacePassword</w:t>
+            </w:r>
+            <w:proofErr w:type="spellEnd"/>
+            <w:r>
+              <w:rPr>
+                <w:lang w:val="en-GB"/>
+              </w:rPr>
+              <w:t>(</w:t>
+            </w:r>
+            <w:proofErr w:type="spellStart"/>
+            <w:r>
+              <w:rPr>
+                <w:lang w:val="en-GB"/>
+              </w:rPr>
+              <w:t>matricola:String</w:t>
+            </w:r>
+            <w:proofErr w:type="spellEnd"/>
+            <w:r>
+              <w:rPr>
+                <w:lang w:val="en-GB"/>
+              </w:rPr>
+              <w:t xml:space="preserve">, </w:t>
+            </w:r>
+            <w:proofErr w:type="spellStart"/>
+            <w:r>
+              <w:rPr>
+                <w:lang w:val="en-GB"/>
+              </w:rPr>
+              <w:t>newPwd:String</w:t>
             </w:r>
             <w:proofErr w:type="spellEnd"/>
             <w:r>
@@ -7080,182 +7489,6 @@
               <w:rPr>
                 <w:lang w:val="en-GB"/>
               </w:rPr>
-              <w:t>getAccount</w:t>
-            </w:r>
-            <w:proofErr w:type="spellEnd"/>
-            <w:r>
-              <w:rPr>
-                <w:lang w:val="en-GB"/>
-              </w:rPr>
-              <w:t xml:space="preserve">(ID: string) : </w:t>
-            </w:r>
-            <w:proofErr w:type="spellStart"/>
-            <w:r>
-              <w:rPr>
-                <w:lang w:val="en-GB"/>
-              </w:rPr>
-              <w:t>Utente</w:t>
-            </w:r>
-            <w:proofErr w:type="spellEnd"/>
-          </w:p>
-          <w:p>
-            <w:pPr>
-              <w:spacing w:after="160" w:line="259" w:lineRule="auto"/>
-              <w:rPr>
-                <w:lang w:val="en-GB"/>
-              </w:rPr>
-            </w:pPr>
-            <w:r>
-              <w:rPr>
-                <w:lang w:val="en-GB"/>
-              </w:rPr>
-              <w:t xml:space="preserve">+ </w:t>
-            </w:r>
-            <w:proofErr w:type="spellStart"/>
-            <w:r>
-              <w:rPr>
-                <w:lang w:val="en-GB"/>
-              </w:rPr>
-              <w:t>generateNewPwd</w:t>
-            </w:r>
-            <w:proofErr w:type="spellEnd"/>
-            <w:r>
-              <w:rPr>
-                <w:lang w:val="en-GB"/>
-              </w:rPr>
-              <w:t xml:space="preserve">(account: </w:t>
-            </w:r>
-            <w:proofErr w:type="spellStart"/>
-            <w:r>
-              <w:rPr>
-                <w:lang w:val="en-GB"/>
-              </w:rPr>
-              <w:t>Utente</w:t>
-            </w:r>
-            <w:proofErr w:type="spellEnd"/>
-            <w:r>
-              <w:rPr>
-                <w:lang w:val="en-GB"/>
-              </w:rPr>
-              <w:t>) : string</w:t>
-            </w:r>
-          </w:p>
-          <w:p>
-            <w:pPr>
-              <w:spacing w:after="160" w:line="259" w:lineRule="auto"/>
-              <w:rPr>
-                <w:lang w:val="en-GB"/>
-              </w:rPr>
-            </w:pPr>
-            <w:r>
-              <w:rPr>
-                <w:lang w:val="en-GB"/>
-              </w:rPr>
-              <w:t xml:space="preserve">+ </w:t>
-            </w:r>
-            <w:proofErr w:type="spellStart"/>
-            <w:r>
-              <w:rPr>
-                <w:lang w:val="en-GB"/>
-              </w:rPr>
-              <w:t>modifyRole</w:t>
-            </w:r>
-            <w:proofErr w:type="spellEnd"/>
-            <w:r>
-              <w:rPr>
-                <w:lang w:val="en-GB"/>
-              </w:rPr>
-              <w:t xml:space="preserve">(account: </w:t>
-            </w:r>
-            <w:proofErr w:type="spellStart"/>
-            <w:r>
-              <w:rPr>
-                <w:lang w:val="en-GB"/>
-              </w:rPr>
-              <w:t>Utente</w:t>
-            </w:r>
-            <w:proofErr w:type="spellEnd"/>
-            <w:r>
-              <w:rPr>
-                <w:lang w:val="en-GB"/>
-              </w:rPr>
-              <w:t xml:space="preserve">, </w:t>
-            </w:r>
-            <w:proofErr w:type="spellStart"/>
-            <w:r>
-              <w:rPr>
-                <w:lang w:val="en-GB"/>
-              </w:rPr>
-              <w:t>newRole</w:t>
-            </w:r>
-            <w:proofErr w:type="spellEnd"/>
-            <w:r>
-              <w:rPr>
-                <w:lang w:val="en-GB"/>
-              </w:rPr>
-              <w:t>: string) : bool</w:t>
-            </w:r>
-          </w:p>
-          <w:p>
-            <w:pPr>
-              <w:spacing w:after="160" w:line="259" w:lineRule="auto"/>
-              <w:rPr>
-                <w:lang w:val="en-GB"/>
-              </w:rPr>
-            </w:pPr>
-            <w:r>
-              <w:rPr>
-                <w:lang w:val="en-GB"/>
-              </w:rPr>
-              <w:t xml:space="preserve">+ </w:t>
-            </w:r>
-            <w:proofErr w:type="spellStart"/>
-            <w:r>
-              <w:rPr>
-                <w:lang w:val="en-GB"/>
-              </w:rPr>
-              <w:t>modifySupervisor</w:t>
-            </w:r>
-            <w:proofErr w:type="spellEnd"/>
-            <w:r>
-              <w:rPr>
-                <w:lang w:val="en-GB"/>
-              </w:rPr>
-              <w:t xml:space="preserve">(account: </w:t>
-            </w:r>
-            <w:proofErr w:type="spellStart"/>
-            <w:r>
-              <w:rPr>
-                <w:lang w:val="en-GB"/>
-              </w:rPr>
-              <w:t>Utente</w:t>
-            </w:r>
-            <w:proofErr w:type="spellEnd"/>
-            <w:r>
-              <w:rPr>
-                <w:lang w:val="en-GB"/>
-              </w:rPr>
-              <w:t>) : bool</w:t>
-            </w:r>
-          </w:p>
-          <w:p>
-            <w:pPr>
-              <w:spacing w:after="160" w:line="259" w:lineRule="auto"/>
-              <w:rPr>
-                <w:lang w:val="en-GB"/>
-              </w:rPr>
-            </w:pPr>
-            <w:r>
-              <w:rPr>
-                <w:lang w:val="en-GB"/>
-              </w:rPr>
-              <w:t xml:space="preserve">+ </w:t>
-            </w:r>
-            <w:proofErr w:type="spellStart"/>
-            <w:r>
-              <w:rPr>
-                <w:lang w:val="en-GB"/>
-              </w:rPr>
               <w:t>deleteAccount</w:t>
             </w:r>
             <w:proofErr w:type="spellEnd"/>
@@ -7263,14 +7496,14 @@
               <w:rPr>
                 <w:lang w:val="en-GB"/>
               </w:rPr>
-              <w:t xml:space="preserve">(account: </w:t>
-            </w:r>
-            <w:proofErr w:type="spellStart"/>
-            <w:r>
-              <w:rPr>
-                <w:lang w:val="en-GB"/>
-              </w:rPr>
-              <w:t>Utente</w:t>
+              <w:t>(</w:t>
+            </w:r>
+            <w:proofErr w:type="spellStart"/>
+            <w:r>
+              <w:rPr>
+                <w:lang w:val="en-GB"/>
+              </w:rPr>
+              <w:t>matricula:String</w:t>
             </w:r>
             <w:proofErr w:type="spellEnd"/>
             <w:r>
@@ -7297,8 +7530,16 @@
           <w:p>
             <w:pPr>
               <w:spacing w:after="160" w:line="259" w:lineRule="auto"/>
-            </w:pPr>
-            <w:r>
+              <w:rPr>
+                <w:b/>
+                <w:bCs/>
+              </w:rPr>
+            </w:pPr>
+            <w:r>
+              <w:rPr>
+                <w:b/>
+                <w:bCs/>
+              </w:rPr>
               <w:t>Invariante di classe</w:t>
             </w:r>
           </w:p>
@@ -7369,7 +7610,18 @@
             </w:r>
             <w:proofErr w:type="spellEnd"/>
             <w:r>
-              <w:t xml:space="preserve">(Utente) : </w:t>
+              <w:t>(</w:t>
+            </w:r>
+            <w:proofErr w:type="spellStart"/>
+            <w:r>
+              <w:t>utente:</w:t>
+            </w:r>
+            <w:r>
+              <w:t>Utente</w:t>
+            </w:r>
+            <w:proofErr w:type="spellEnd"/>
+            <w:r>
+              <w:t xml:space="preserve">) : </w:t>
             </w:r>
             <w:proofErr w:type="spellStart"/>
             <w:r>
@@ -7411,7 +7663,6 @@
           </w:tcPr>
           <w:p>
             <w:r>
-              <w:lastRenderedPageBreak/>
               <w:t>Pre-condizione</w:t>
             </w:r>
           </w:p>
@@ -7426,13 +7677,19 @@
                 <w:lang w:val="en-GB"/>
               </w:rPr>
             </w:pPr>
-            <w:proofErr w:type="spellStart"/>
-            <w:r>
-              <w:rPr>
-                <w:lang w:val="en-GB"/>
-              </w:rPr>
-              <w:t>Context:</w:t>
-            </w:r>
+            <w:r>
+              <w:rPr>
+                <w:lang w:val="en-GB"/>
+              </w:rPr>
+              <w:t>Context</w:t>
+            </w:r>
+            <w:r>
+              <w:rPr>
+                <w:lang w:val="en-GB"/>
+              </w:rPr>
+              <w:t xml:space="preserve"> </w:t>
+            </w:r>
+            <w:proofErr w:type="spellStart"/>
             <w:proofErr w:type="gramStart"/>
             <w:r>
               <w:rPr>
@@ -7460,7 +7717,21 @@
               <w:rPr>
                 <w:lang w:val="en-GB"/>
               </w:rPr>
-              <w:t xml:space="preserve">(account: </w:t>
+              <w:t>(</w:t>
+            </w:r>
+            <w:proofErr w:type="spellStart"/>
+            <w:r>
+              <w:rPr>
+                <w:lang w:val="en-GB"/>
+              </w:rPr>
+              <w:t>utente</w:t>
+            </w:r>
+            <w:proofErr w:type="spellEnd"/>
+            <w:r>
+              <w:rPr>
+                <w:lang w:val="en-GB"/>
+              </w:rPr>
+              <w:t xml:space="preserve">: </w:t>
             </w:r>
             <w:proofErr w:type="spellStart"/>
             <w:r>
@@ -7490,126 +7761,20 @@
                 <w:lang w:val="en-GB"/>
               </w:rPr>
             </w:pPr>
-            <w:r>
-              <w:rPr>
-                <w:lang w:val="en-GB"/>
-              </w:rPr>
-              <w:t xml:space="preserve">Pre: </w:t>
-            </w:r>
-          </w:p>
-          <w:p>
-            <w:pPr>
-              <w:rPr>
-                <w:lang w:val="en-GB"/>
-              </w:rPr>
-            </w:pPr>
-          </w:p>
-          <w:p>
-            <w:pPr>
-              <w:rPr>
-                <w:lang w:val="en-GB"/>
-              </w:rPr>
-            </w:pPr>
-            <w:proofErr w:type="spellStart"/>
-            <w:r>
-              <w:rPr>
-                <w:lang w:val="en-GB"/>
-              </w:rPr>
-              <w:t>Session.utente.isAuthenticated</w:t>
-            </w:r>
-            <w:proofErr w:type="spellEnd"/>
-            <w:r>
-              <w:rPr>
-                <w:lang w:val="en-GB"/>
-              </w:rPr>
-              <w:t>() = true and</w:t>
-            </w:r>
-          </w:p>
-          <w:p>
-            <w:pPr>
-              <w:rPr>
-                <w:lang w:val="en-GB"/>
-              </w:rPr>
-            </w:pPr>
-            <w:proofErr w:type="spellStart"/>
-            <w:r>
-              <w:rPr>
-                <w:lang w:val="en-GB"/>
-              </w:rPr>
-              <w:t>Session.utente.ruolo</w:t>
-            </w:r>
-            <w:proofErr w:type="spellEnd"/>
-            <w:r>
-              <w:rPr>
-                <w:lang w:val="en-GB"/>
-              </w:rPr>
-              <w:t xml:space="preserve"> = </w:t>
-            </w:r>
-            <w:proofErr w:type="gramStart"/>
-            <w:r>
-              <w:rPr>
-                <w:lang w:val="en-GB"/>
-              </w:rPr>
-              <w:t>role::</w:t>
-            </w:r>
-            <w:proofErr w:type="spellStart"/>
-            <w:proofErr w:type="gramEnd"/>
-            <w:r>
-              <w:rPr>
-                <w:lang w:val="en-GB"/>
-              </w:rPr>
-              <w:t>accountManager</w:t>
-            </w:r>
-            <w:proofErr w:type="spellEnd"/>
-            <w:r>
-              <w:rPr>
-                <w:lang w:val="en-GB"/>
-              </w:rPr>
-              <w:t xml:space="preserve"> and</w:t>
-            </w:r>
-          </w:p>
-          <w:p>
-            <w:pPr>
-              <w:rPr>
-                <w:lang w:val="en-GB"/>
-              </w:rPr>
-            </w:pPr>
-            <w:r>
-              <w:rPr>
-                <w:lang w:val="en-GB"/>
-              </w:rPr>
-              <w:t>.</w:t>
-            </w:r>
-            <w:proofErr w:type="spellStart"/>
-            <w:r>
-              <w:rPr>
-                <w:lang w:val="en-GB"/>
-              </w:rPr>
-              <w:t>currentView</w:t>
-            </w:r>
-            <w:proofErr w:type="spellEnd"/>
-            <w:r>
-              <w:rPr>
-                <w:lang w:val="en-GB"/>
-              </w:rPr>
-              <w:t xml:space="preserve"> = </w:t>
-            </w:r>
-            <w:proofErr w:type="gramStart"/>
-            <w:r>
-              <w:rPr>
-                <w:lang w:val="en-GB"/>
-              </w:rPr>
-              <w:t>View::</w:t>
-            </w:r>
-            <w:proofErr w:type="spellStart"/>
-            <w:proofErr w:type="gramEnd"/>
-            <w:r>
-              <w:rPr>
-                <w:lang w:val="en-GB"/>
-              </w:rPr>
-              <w:t>creaAccount</w:t>
-            </w:r>
-            <w:proofErr w:type="spellEnd"/>
+            <w:proofErr w:type="spellStart"/>
+            <w:r>
+              <w:rPr>
+                <w:lang w:val="en-GB"/>
+              </w:rPr>
+              <w:t>utente</w:t>
+            </w:r>
+            <w:proofErr w:type="spellEnd"/>
+            <w:r>
+              <w:rPr>
+                <w:lang w:val="en-GB"/>
+              </w:rPr>
+              <w:t xml:space="preserve"> &lt;&gt; null</w:t>
+            </w:r>
           </w:p>
         </w:tc>
       </w:tr>
@@ -7635,13 +7800,19 @@
                 <w:lang w:val="en-GB"/>
               </w:rPr>
             </w:pPr>
-            <w:proofErr w:type="spellStart"/>
-            <w:r>
-              <w:rPr>
-                <w:lang w:val="en-GB"/>
-              </w:rPr>
-              <w:t>Context:</w:t>
-            </w:r>
+            <w:r>
+              <w:rPr>
+                <w:lang w:val="en-GB"/>
+              </w:rPr>
+              <w:t>Context</w:t>
+            </w:r>
+            <w:r>
+              <w:rPr>
+                <w:lang w:val="en-GB"/>
+              </w:rPr>
+              <w:t xml:space="preserve"> </w:t>
+            </w:r>
+            <w:proofErr w:type="spellStart"/>
             <w:proofErr w:type="gramStart"/>
             <w:r>
               <w:rPr>
@@ -7703,80 +7874,130 @@
               <w:rPr>
                 <w:lang w:val="en-GB"/>
               </w:rPr>
-              <w:t xml:space="preserve">Post: </w:t>
-            </w:r>
-          </w:p>
-          <w:p>
-            <w:pPr>
-              <w:rPr>
-                <w:lang w:val="en-GB"/>
-              </w:rPr>
-            </w:pPr>
-            <w:r>
-              <w:rPr>
-                <w:lang w:val="en-GB"/>
-              </w:rPr>
-              <w:t>result &lt;&gt; null and</w:t>
-            </w:r>
-          </w:p>
-          <w:p>
-            <w:pPr>
-              <w:rPr>
-                <w:lang w:val="en-GB"/>
-              </w:rPr>
-            </w:pPr>
-            <w:proofErr w:type="spellStart"/>
-            <w:r>
-              <w:rPr>
-                <w:lang w:val="en-GB"/>
-              </w:rPr>
-              <w:t>Account.allInstances</w:t>
-            </w:r>
-            <w:proofErr w:type="spellEnd"/>
-            <w:r>
-              <w:rPr>
-                <w:lang w:val="en-GB"/>
-              </w:rPr>
-              <w:t>() -&gt; includes(result) and</w:t>
-            </w:r>
-          </w:p>
-          <w:p>
-            <w:proofErr w:type="spellStart"/>
-            <w:r>
-              <w:t>result.nomeUtente</w:t>
-            </w:r>
-            <w:proofErr w:type="spellEnd"/>
-            <w:r>
+              <w:t xml:space="preserve">if result = true then </w:t>
+            </w:r>
+            <w:r>
+              <w:rPr>
+                <w:lang w:val="en-GB"/>
+              </w:rPr>
+              <w:br/>
+            </w:r>
+            <w:proofErr w:type="spellStart"/>
+            <w:r>
+              <w:rPr>
+                <w:lang w:val="en-GB"/>
+              </w:rPr>
+              <w:t>Utente.allInstances</w:t>
+            </w:r>
+            <w:proofErr w:type="spellEnd"/>
+            <w:r>
+              <w:rPr>
+                <w:lang w:val="en-GB"/>
+              </w:rPr>
+              <w:t xml:space="preserve">()-&gt;exists(u | </w:t>
+            </w:r>
+            <w:proofErr w:type="spellStart"/>
+            <w:r>
+              <w:rPr>
+                <w:lang w:val="en-GB"/>
+              </w:rPr>
+              <w:t>u.matricola</w:t>
+            </w:r>
+            <w:proofErr w:type="spellEnd"/>
+            <w:r>
+              <w:rPr>
+                <w:lang w:val="en-GB"/>
+              </w:rPr>
               <w:t xml:space="preserve"> = </w:t>
             </w:r>
             <w:proofErr w:type="spellStart"/>
             <w:r>
-              <w:t>account.</w:t>
-            </w:r>
-            <w:proofErr w:type="gramStart"/>
-            <w:r>
-              <w:t>nomeUtente</w:t>
-            </w:r>
-            <w:proofErr w:type="spellEnd"/>
-            <w:proofErr w:type="gramEnd"/>
-            <w:r>
-              <w:t xml:space="preserve"> and</w:t>
-            </w:r>
-          </w:p>
-          <w:p>
-            <w:proofErr w:type="spellStart"/>
-            <w:r>
-              <w:t>result.ruolo</w:t>
-            </w:r>
-            <w:proofErr w:type="spellEnd"/>
-            <w:r>
-              <w:t xml:space="preserve"> = </w:t>
-            </w:r>
-            <w:proofErr w:type="spellStart"/>
-            <w:r>
-              <w:t>account.ruolo</w:t>
-            </w:r>
-            <w:proofErr w:type="spellEnd"/>
+              <w:rPr>
+                <w:lang w:val="en-GB"/>
+              </w:rPr>
+              <w:t>utente.matricola</w:t>
+            </w:r>
+            <w:proofErr w:type="spellEnd"/>
+            <w:r>
+              <w:rPr>
+                <w:lang w:val="en-GB"/>
+              </w:rPr>
+              <w:t xml:space="preserve">) and </w:t>
+            </w:r>
+            <w:proofErr w:type="spellStart"/>
+            <w:r>
+              <w:rPr>
+                <w:lang w:val="en-GB"/>
+              </w:rPr>
+              <w:t>Utente.allInstances</w:t>
+            </w:r>
+            <w:proofErr w:type="spellEnd"/>
+            <w:r>
+              <w:rPr>
+                <w:lang w:val="en-GB"/>
+              </w:rPr>
+              <w:t xml:space="preserve">()-&gt;size() = </w:t>
+            </w:r>
+            <w:proofErr w:type="spellStart"/>
+            <w:r>
+              <w:rPr>
+                <w:lang w:val="en-GB"/>
+              </w:rPr>
+              <w:t>Utente.allInstances</w:t>
+            </w:r>
+            <w:proofErr w:type="spellEnd"/>
+            <w:r>
+              <w:rPr>
+                <w:lang w:val="en-GB"/>
+              </w:rPr>
+              <w:t xml:space="preserve">()@pre-&gt;size() + 1 else </w:t>
+            </w:r>
+            <w:r>
+              <w:rPr>
+                <w:lang w:val="en-GB"/>
+              </w:rPr>
+              <w:br/>
+            </w:r>
+            <w:proofErr w:type="spellStart"/>
+            <w:r>
+              <w:rPr>
+                <w:lang w:val="en-GB"/>
+              </w:rPr>
+              <w:t>Utente.allInstances</w:t>
+            </w:r>
+            <w:proofErr w:type="spellEnd"/>
+            <w:r>
+              <w:rPr>
+                <w:lang w:val="en-GB"/>
+              </w:rPr>
+              <w:t xml:space="preserve">()-&gt;size() = </w:t>
+            </w:r>
+            <w:proofErr w:type="spellStart"/>
+            <w:r>
+              <w:rPr>
+                <w:lang w:val="en-GB"/>
+              </w:rPr>
+              <w:t>Utente.allInstances</w:t>
+            </w:r>
+            <w:proofErr w:type="spellEnd"/>
+            <w:r>
+              <w:rPr>
+                <w:lang w:val="en-GB"/>
+              </w:rPr>
+              <w:t xml:space="preserve">()@pre-&gt;size() </w:t>
+            </w:r>
+            <w:r>
+              <w:rPr>
+                <w:lang w:val="en-GB"/>
+              </w:rPr>
+              <w:br/>
+            </w:r>
+            <w:r>
+              <w:rPr>
+                <w:lang w:val="en-GB"/>
+              </w:rPr>
+              <w:t>endif</w:t>
+            </w:r>
           </w:p>
         </w:tc>
       </w:tr>
@@ -7789,7 +8010,13 @@
             <w:tcW w:w="9627" w:type="dxa"/>
             <w:gridSpan w:val="2"/>
           </w:tcPr>
-          <w:p/>
+          <w:p>
+            <w:pPr>
+              <w:rPr>
+                <w:lang w:val="en-GB"/>
+              </w:rPr>
+            </w:pPr>
+          </w:p>
         </w:tc>
       </w:tr>
       <w:tr>
@@ -7819,7 +8046,13 @@
             </w:r>
             <w:proofErr w:type="spellEnd"/>
             <w:r>
-              <w:t xml:space="preserve">(ID: </w:t>
+              <w:t>(</w:t>
+            </w:r>
+            <w:r>
+              <w:t>matricola</w:t>
+            </w:r>
+            <w:r>
+              <w:t xml:space="preserve">: </w:t>
             </w:r>
             <w:proofErr w:type="spellStart"/>
             <w:r>
@@ -7878,13 +8111,19 @@
                 <w:lang w:val="en-GB"/>
               </w:rPr>
             </w:pPr>
-            <w:proofErr w:type="spellStart"/>
-            <w:r>
-              <w:rPr>
-                <w:lang w:val="en-GB"/>
-              </w:rPr>
-              <w:t>Context:</w:t>
-            </w:r>
+            <w:r>
+              <w:rPr>
+                <w:lang w:val="en-GB"/>
+              </w:rPr>
+              <w:t>Context</w:t>
+            </w:r>
+            <w:r>
+              <w:rPr>
+                <w:lang w:val="en-GB"/>
+              </w:rPr>
+              <w:t xml:space="preserve"> </w:t>
+            </w:r>
+            <w:proofErr w:type="spellStart"/>
             <w:proofErr w:type="gramStart"/>
             <w:r>
               <w:rPr>
@@ -7912,139 +8151,81 @@
               <w:rPr>
                 <w:lang w:val="en-GB"/>
               </w:rPr>
-              <w:t>(ID: string)</w:t>
-            </w:r>
-          </w:p>
-          <w:p>
-            <w:pPr>
-              <w:rPr>
-                <w:lang w:val="en-GB"/>
-              </w:rPr>
-            </w:pPr>
-          </w:p>
-          <w:p>
-            <w:pPr>
-              <w:rPr>
-                <w:lang w:val="en-GB"/>
-              </w:rPr>
-            </w:pPr>
-            <w:r>
-              <w:rPr>
-                <w:lang w:val="en-GB"/>
-              </w:rPr>
-              <w:t xml:space="preserve">Pre: </w:t>
-            </w:r>
-          </w:p>
-          <w:p>
-            <w:pPr>
-              <w:rPr>
-                <w:lang w:val="en-GB"/>
-              </w:rPr>
-            </w:pPr>
-          </w:p>
-          <w:p>
-            <w:pPr>
-              <w:rPr>
-                <w:lang w:val="en-GB"/>
-              </w:rPr>
-            </w:pPr>
-            <w:proofErr w:type="spellStart"/>
-            <w:r>
-              <w:rPr>
-                <w:lang w:val="en-GB"/>
-              </w:rPr>
-              <w:t>Session.utente.isAuthenticated</w:t>
-            </w:r>
-            <w:proofErr w:type="spellEnd"/>
-            <w:r>
-              <w:rPr>
-                <w:lang w:val="en-GB"/>
-              </w:rPr>
-              <w:t>() = true and</w:t>
-            </w:r>
-          </w:p>
-          <w:p>
-            <w:pPr>
-              <w:rPr>
-                <w:lang w:val="en-GB"/>
-              </w:rPr>
-            </w:pPr>
-            <w:proofErr w:type="spellStart"/>
-            <w:r>
-              <w:rPr>
-                <w:lang w:val="en-GB"/>
-              </w:rPr>
-              <w:t>Session.utente.ruolo</w:t>
-            </w:r>
-            <w:proofErr w:type="spellEnd"/>
-            <w:r>
-              <w:rPr>
-                <w:lang w:val="en-GB"/>
-              </w:rPr>
-              <w:t xml:space="preserve"> = </w:t>
-            </w:r>
-            <w:proofErr w:type="gramStart"/>
-            <w:r>
-              <w:rPr>
-                <w:lang w:val="en-GB"/>
-              </w:rPr>
-              <w:t>role::</w:t>
-            </w:r>
-            <w:proofErr w:type="spellStart"/>
-            <w:proofErr w:type="gramEnd"/>
-            <w:r>
-              <w:rPr>
-                <w:lang w:val="en-GB"/>
-              </w:rPr>
-              <w:t>accountManager</w:t>
-            </w:r>
-            <w:proofErr w:type="spellEnd"/>
-            <w:r>
-              <w:rPr>
-                <w:lang w:val="en-GB"/>
-              </w:rPr>
-              <w:t xml:space="preserve"> and</w:t>
-            </w:r>
-          </w:p>
-          <w:p>
-            <w:pPr>
-              <w:rPr>
-                <w:lang w:val="en-GB"/>
-              </w:rPr>
-            </w:pPr>
-            <w:r>
-              <w:rPr>
-                <w:lang w:val="en-GB"/>
-              </w:rPr>
-              <w:t>.</w:t>
-            </w:r>
-            <w:proofErr w:type="spellStart"/>
-            <w:r>
-              <w:rPr>
-                <w:lang w:val="en-GB"/>
-              </w:rPr>
-              <w:t>currentView</w:t>
-            </w:r>
-            <w:proofErr w:type="spellEnd"/>
-            <w:r>
-              <w:rPr>
-                <w:lang w:val="en-GB"/>
-              </w:rPr>
-              <w:t xml:space="preserve"> = </w:t>
-            </w:r>
-            <w:proofErr w:type="gramStart"/>
-            <w:r>
-              <w:rPr>
-                <w:lang w:val="en-GB"/>
-              </w:rPr>
-              <w:t>View::</w:t>
-            </w:r>
-            <w:proofErr w:type="gramEnd"/>
-            <w:r>
-              <w:rPr>
-                <w:lang w:val="en-GB"/>
-              </w:rPr>
-              <w:t>Homepage</w:t>
+              <w:t>(</w:t>
+            </w:r>
+            <w:proofErr w:type="spellStart"/>
+            <w:r>
+              <w:rPr>
+                <w:lang w:val="en-GB"/>
+              </w:rPr>
+              <w:t>matricola</w:t>
+            </w:r>
+            <w:r>
+              <w:rPr>
+                <w:lang w:val="en-GB"/>
+              </w:rPr>
+              <w:t>:</w:t>
+            </w:r>
+            <w:r>
+              <w:rPr>
+                <w:lang w:val="en-GB"/>
+              </w:rPr>
+              <w:t>S</w:t>
+            </w:r>
+            <w:r>
+              <w:rPr>
+                <w:lang w:val="en-GB"/>
+              </w:rPr>
+              <w:t>tring</w:t>
+            </w:r>
+            <w:proofErr w:type="spellEnd"/>
+            <w:r>
+              <w:rPr>
+                <w:lang w:val="en-GB"/>
+              </w:rPr>
+              <w:t>)</w:t>
+            </w:r>
+          </w:p>
+          <w:p>
+            <w:pPr>
+              <w:rPr>
+                <w:lang w:val="en-GB"/>
+              </w:rPr>
+            </w:pPr>
+          </w:p>
+          <w:p>
+            <w:pPr>
+              <w:rPr>
+                <w:lang w:val="en-GB"/>
+              </w:rPr>
+            </w:pPr>
+            <w:proofErr w:type="spellStart"/>
+            <w:r>
+              <w:rPr>
+                <w:lang w:val="en-GB"/>
+              </w:rPr>
+              <w:t>matricola</w:t>
+            </w:r>
+            <w:proofErr w:type="spellEnd"/>
+            <w:r>
+              <w:rPr>
+                <w:lang w:val="en-GB"/>
+              </w:rPr>
+              <w:t xml:space="preserve"> &lt;&gt; null and </w:t>
+            </w:r>
+            <w:proofErr w:type="spellStart"/>
+            <w:r>
+              <w:rPr>
+                <w:lang w:val="en-GB"/>
+              </w:rPr>
+              <w:t>matricola</w:t>
+            </w:r>
+            <w:proofErr w:type="spellEnd"/>
+            <w:r>
+              <w:rPr>
+                <w:lang w:val="en-GB"/>
+              </w:rPr>
+              <w:t xml:space="preserve"> &lt;&gt; “”</w:t>
             </w:r>
           </w:p>
         </w:tc>
@@ -8071,13 +8252,19 @@
                 <w:lang w:val="en-GB"/>
               </w:rPr>
             </w:pPr>
-            <w:proofErr w:type="spellStart"/>
-            <w:r>
-              <w:rPr>
-                <w:lang w:val="en-GB"/>
-              </w:rPr>
-              <w:t>Context:</w:t>
-            </w:r>
+            <w:r>
+              <w:rPr>
+                <w:lang w:val="en-GB"/>
+              </w:rPr>
+              <w:t>Context</w:t>
+            </w:r>
+            <w:r>
+              <w:rPr>
+                <w:lang w:val="en-GB"/>
+              </w:rPr>
+              <w:t xml:space="preserve"> </w:t>
+            </w:r>
+            <w:proofErr w:type="spellStart"/>
             <w:proofErr w:type="gramStart"/>
             <w:r>
               <w:rPr>
@@ -8105,74 +8292,228 @@
               <w:rPr>
                 <w:lang w:val="en-GB"/>
               </w:rPr>
-              <w:t>(ID: string)</w:t>
-            </w:r>
-          </w:p>
-          <w:p>
-            <w:pPr>
-              <w:rPr>
-                <w:lang w:val="en-GB"/>
-              </w:rPr>
-            </w:pPr>
-          </w:p>
-          <w:p>
-            <w:pPr>
-              <w:rPr>
-                <w:lang w:val="en-GB"/>
-              </w:rPr>
-            </w:pPr>
-            <w:r>
-              <w:rPr>
-                <w:lang w:val="en-GB"/>
-              </w:rPr>
-              <w:t xml:space="preserve">Post: </w:t>
-            </w:r>
-          </w:p>
-          <w:p>
-            <w:pPr>
-              <w:rPr>
-                <w:lang w:val="en-GB"/>
-              </w:rPr>
-            </w:pPr>
-            <w:r>
-              <w:rPr>
-                <w:lang w:val="en-GB"/>
-              </w:rPr>
-              <w:t>result &lt;&gt; null and</w:t>
-            </w:r>
-          </w:p>
-          <w:p>
-            <w:pPr>
-              <w:rPr>
-                <w:lang w:val="en-GB"/>
-              </w:rPr>
-            </w:pPr>
-            <w:r>
-              <w:rPr>
-                <w:lang w:val="en-GB"/>
-              </w:rPr>
-              <w:t>result.id = ID and</w:t>
-            </w:r>
-          </w:p>
-          <w:p>
-            <w:r>
-              <w:t>.</w:t>
-            </w:r>
-            <w:proofErr w:type="spellStart"/>
-            <w:r>
-              <w:t>currentView</w:t>
-            </w:r>
-            <w:proofErr w:type="spellEnd"/>
-            <w:r>
+              <w:t>(</w:t>
+            </w:r>
+            <w:proofErr w:type="spellStart"/>
+            <w:r>
+              <w:rPr>
+                <w:lang w:val="en-GB"/>
+              </w:rPr>
+              <w:t>matricola</w:t>
+            </w:r>
+            <w:r>
+              <w:rPr>
+                <w:lang w:val="en-GB"/>
+              </w:rPr>
+              <w:t>:</w:t>
+            </w:r>
+            <w:r>
+              <w:rPr>
+                <w:lang w:val="en-GB"/>
+              </w:rPr>
+              <w:t>S</w:t>
+            </w:r>
+            <w:r>
+              <w:rPr>
+                <w:lang w:val="en-GB"/>
+              </w:rPr>
+              <w:t>tring</w:t>
+            </w:r>
+            <w:proofErr w:type="spellEnd"/>
+            <w:r>
+              <w:rPr>
+                <w:lang w:val="en-GB"/>
+              </w:rPr>
+              <w:t>)</w:t>
+            </w:r>
+          </w:p>
+          <w:p>
+            <w:pPr>
+              <w:rPr>
+                <w:lang w:val="en-GB"/>
+              </w:rPr>
+            </w:pPr>
+          </w:p>
+          <w:p>
+            <w:pPr>
+              <w:rPr>
+                <w:lang w:val="en-GB"/>
+              </w:rPr>
+            </w:pPr>
+            <w:proofErr w:type="spellStart"/>
+            <w:r>
+              <w:rPr>
+                <w:lang w:val="en-GB"/>
+              </w:rPr>
+              <w:t>utenteTarget</w:t>
+            </w:r>
+            <w:proofErr w:type="spellEnd"/>
+            <w:r>
+              <w:rPr>
+                <w:lang w:val="en-GB"/>
+              </w:rPr>
               <w:t xml:space="preserve"> = </w:t>
             </w:r>
-            <w:proofErr w:type="gramStart"/>
-            <w:r>
-              <w:t>View::</w:t>
-            </w:r>
-            <w:proofErr w:type="gramEnd"/>
-            <w:r>
-              <w:t>Profilo</w:t>
+            <w:proofErr w:type="spellStart"/>
+            <w:r>
+              <w:rPr>
+                <w:lang w:val="en-GB"/>
+              </w:rPr>
+              <w:t>Utente.allInstances</w:t>
+            </w:r>
+            <w:proofErr w:type="spellEnd"/>
+            <w:r>
+              <w:rPr>
+                <w:lang w:val="en-GB"/>
+              </w:rPr>
+              <w:t xml:space="preserve">()-&gt;any(u | </w:t>
+            </w:r>
+            <w:proofErr w:type="spellStart"/>
+            <w:r>
+              <w:rPr>
+                <w:lang w:val="en-GB"/>
+              </w:rPr>
+              <w:t>u.matricola</w:t>
+            </w:r>
+            <w:proofErr w:type="spellEnd"/>
+            <w:r>
+              <w:rPr>
+                <w:lang w:val="en-GB"/>
+              </w:rPr>
+              <w:t xml:space="preserve"> = </w:t>
+            </w:r>
+            <w:proofErr w:type="spellStart"/>
+            <w:r>
+              <w:rPr>
+                <w:lang w:val="en-GB"/>
+              </w:rPr>
+              <w:t>matricola</w:t>
+            </w:r>
+            <w:proofErr w:type="spellEnd"/>
+            <w:r>
+              <w:rPr>
+                <w:lang w:val="en-GB"/>
+              </w:rPr>
+              <w:t xml:space="preserve">) </w:t>
+            </w:r>
+          </w:p>
+          <w:p>
+            <w:pPr>
+              <w:rPr>
+                <w:lang w:val="en-GB"/>
+              </w:rPr>
+            </w:pPr>
+            <w:r>
+              <w:rPr>
+                <w:lang w:val="en-GB"/>
+              </w:rPr>
+              <w:t xml:space="preserve">    </w:t>
+            </w:r>
+          </w:p>
+          <w:p>
+            <w:pPr>
+              <w:rPr>
+                <w:lang w:val="en-GB"/>
+              </w:rPr>
+            </w:pPr>
+            <w:r>
+              <w:rPr>
+                <w:lang w:val="en-GB"/>
+              </w:rPr>
+              <w:t xml:space="preserve">if </w:t>
+            </w:r>
+            <w:proofErr w:type="spellStart"/>
+            <w:r>
+              <w:rPr>
+                <w:lang w:val="en-GB"/>
+              </w:rPr>
+              <w:t>utenteTarget</w:t>
+            </w:r>
+            <w:proofErr w:type="spellEnd"/>
+            <w:r>
+              <w:rPr>
+                <w:lang w:val="en-GB"/>
+              </w:rPr>
+              <w:t xml:space="preserve"> &lt;&gt; null then</w:t>
+            </w:r>
+          </w:p>
+          <w:p>
+            <w:pPr>
+              <w:rPr>
+                <w:lang w:val="en-GB"/>
+              </w:rPr>
+            </w:pPr>
+            <w:r>
+              <w:rPr>
+                <w:lang w:val="en-GB"/>
+              </w:rPr>
+              <w:t xml:space="preserve">        result &lt;&gt; null and</w:t>
+            </w:r>
+          </w:p>
+          <w:p>
+            <w:pPr>
+              <w:rPr>
+                <w:lang w:val="en-GB"/>
+              </w:rPr>
+            </w:pPr>
+            <w:r>
+              <w:rPr>
+                <w:lang w:val="en-GB"/>
+              </w:rPr>
+              <w:t xml:space="preserve">        result = </w:t>
+            </w:r>
+            <w:proofErr w:type="spellStart"/>
+            <w:r>
+              <w:rPr>
+                <w:lang w:val="en-GB"/>
+              </w:rPr>
+              <w:t>utenteTarget</w:t>
+            </w:r>
+            <w:proofErr w:type="spellEnd"/>
+          </w:p>
+          <w:p>
+            <w:pPr>
+              <w:rPr>
+                <w:lang w:val="en-GB"/>
+              </w:rPr>
+            </w:pPr>
+            <w:r>
+              <w:rPr>
+                <w:lang w:val="en-GB"/>
+              </w:rPr>
+              <w:t xml:space="preserve">    else</w:t>
+            </w:r>
+          </w:p>
+          <w:p>
+            <w:r>
+              <w:rPr>
+                <w:lang w:val="en-GB"/>
+              </w:rPr>
+              <w:t xml:space="preserve">        </w:t>
+            </w:r>
+            <w:proofErr w:type="spellStart"/>
+            <w:r>
+              <w:t>result</w:t>
+            </w:r>
+            <w:proofErr w:type="spellEnd"/>
+            <w:r>
+              <w:t xml:space="preserve"> = </w:t>
+            </w:r>
+            <w:proofErr w:type="spellStart"/>
+            <w:r>
+              <w:t>null</w:t>
+            </w:r>
+            <w:proofErr w:type="spellEnd"/>
+          </w:p>
+          <w:p>
+            <w:r>
+              <w:t xml:space="preserve">    </w:t>
+            </w:r>
+            <w:r>
+              <w:rPr>
+                <w:lang w:val="en-GB"/>
+              </w:rPr>
+              <w:t>endif</w:t>
             </w:r>
           </w:p>
         </w:tc>
@@ -8222,13 +8563,14 @@
             </w:r>
             <w:proofErr w:type="spellEnd"/>
             <w:r>
-              <w:t xml:space="preserve">(account: Utente) : </w:t>
-            </w:r>
-            <w:proofErr w:type="spellStart"/>
-            <w:r>
-              <w:t>string</w:t>
-            </w:r>
-            <w:proofErr w:type="spellEnd"/>
+              <w:t xml:space="preserve">() : </w:t>
+            </w:r>
+            <w:r>
+              <w:t>S</w:t>
+            </w:r>
+            <w:r>
+              <w:t>tring</w:t>
+            </w:r>
           </w:p>
         </w:tc>
       </w:tr>
@@ -8251,7 +8593,7 @@
           </w:tcPr>
           <w:p>
             <w:r>
-              <w:t>Permette di rimpiazzare la password preesistente di un account con una nuova.</w:t>
+              <w:t>Genera una nuova password adatta per il sistema e la ritorna come parametro</w:t>
             </w:r>
           </w:p>
         </w:tc>
@@ -8278,201 +8620,11 @@
                 <w:lang w:val="en-GB"/>
               </w:rPr>
             </w:pPr>
-            <w:proofErr w:type="spellStart"/>
-            <w:r>
-              <w:rPr>
-                <w:lang w:val="en-GB"/>
-              </w:rPr>
-              <w:t>Context:</w:t>
-            </w:r>
-            <w:proofErr w:type="gramStart"/>
-            <w:r>
-              <w:rPr>
-                <w:lang w:val="en-GB"/>
-              </w:rPr>
-              <w:t>ProfileManagementService</w:t>
-            </w:r>
-            <w:proofErr w:type="spellEnd"/>
-            <w:r>
-              <w:rPr>
-                <w:lang w:val="en-GB"/>
-              </w:rPr>
-              <w:t>::</w:t>
-            </w:r>
-            <w:proofErr w:type="spellStart"/>
-            <w:proofErr w:type="gramEnd"/>
-            <w:r>
-              <w:rPr>
-                <w:lang w:val="en-GB"/>
-              </w:rPr>
-              <w:t>generateNewPwd</w:t>
-            </w:r>
-            <w:proofErr w:type="spellEnd"/>
-            <w:r>
-              <w:rPr>
-                <w:lang w:val="en-GB"/>
-              </w:rPr>
-              <w:t xml:space="preserve">(account: </w:t>
-            </w:r>
-            <w:proofErr w:type="spellStart"/>
-            <w:r>
-              <w:rPr>
-                <w:lang w:val="en-GB"/>
-              </w:rPr>
-              <w:t>Utente</w:t>
-            </w:r>
-            <w:proofErr w:type="spellEnd"/>
-            <w:r>
-              <w:rPr>
-                <w:lang w:val="en-GB"/>
-              </w:rPr>
-              <w:t>)</w:t>
-            </w:r>
-          </w:p>
-          <w:p>
-            <w:pPr>
-              <w:rPr>
-                <w:lang w:val="en-GB"/>
-              </w:rPr>
-            </w:pPr>
-          </w:p>
-          <w:p>
-            <w:pPr>
-              <w:rPr>
-                <w:lang w:val="en-GB"/>
-              </w:rPr>
-            </w:pPr>
-            <w:r>
-              <w:rPr>
-                <w:lang w:val="en-GB"/>
-              </w:rPr>
-              <w:t xml:space="preserve">Pre: </w:t>
-            </w:r>
-          </w:p>
-          <w:p>
-            <w:pPr>
-              <w:rPr>
-                <w:lang w:val="en-GB"/>
-              </w:rPr>
-            </w:pPr>
-          </w:p>
-          <w:p>
-            <w:pPr>
-              <w:rPr>
-                <w:lang w:val="en-GB"/>
-              </w:rPr>
-            </w:pPr>
-            <w:proofErr w:type="spellStart"/>
-            <w:r>
-              <w:rPr>
-                <w:lang w:val="en-GB"/>
-              </w:rPr>
-              <w:t>Session.utente.isAuthenticated</w:t>
-            </w:r>
-            <w:proofErr w:type="spellEnd"/>
-            <w:r>
-              <w:rPr>
-                <w:lang w:val="en-GB"/>
-              </w:rPr>
-              <w:t>() = true and</w:t>
-            </w:r>
-          </w:p>
-          <w:p>
-            <w:pPr>
-              <w:rPr>
-                <w:lang w:val="en-GB"/>
-              </w:rPr>
-            </w:pPr>
-            <w:proofErr w:type="spellStart"/>
-            <w:r>
-              <w:rPr>
-                <w:lang w:val="en-GB"/>
-              </w:rPr>
-              <w:t>Session.utente.ruolo</w:t>
-            </w:r>
-            <w:proofErr w:type="spellEnd"/>
-            <w:r>
-              <w:rPr>
-                <w:lang w:val="en-GB"/>
-              </w:rPr>
-              <w:t xml:space="preserve"> = </w:t>
-            </w:r>
-            <w:proofErr w:type="gramStart"/>
-            <w:r>
-              <w:rPr>
-                <w:lang w:val="en-GB"/>
-              </w:rPr>
-              <w:t>role::</w:t>
-            </w:r>
-            <w:proofErr w:type="spellStart"/>
-            <w:proofErr w:type="gramEnd"/>
-            <w:r>
-              <w:rPr>
-                <w:lang w:val="en-GB"/>
-              </w:rPr>
-              <w:t>accountManager</w:t>
-            </w:r>
-            <w:proofErr w:type="spellEnd"/>
-            <w:r>
-              <w:rPr>
-                <w:lang w:val="en-GB"/>
-              </w:rPr>
-              <w:t xml:space="preserve"> and</w:t>
-            </w:r>
-          </w:p>
-          <w:p>
-            <w:pPr>
-              <w:rPr>
-                <w:lang w:val="en-GB"/>
-              </w:rPr>
-            </w:pPr>
-            <w:r>
-              <w:rPr>
-                <w:lang w:val="en-GB"/>
-              </w:rPr>
-              <w:t>.</w:t>
-            </w:r>
-            <w:proofErr w:type="spellStart"/>
-            <w:r>
-              <w:rPr>
-                <w:lang w:val="en-GB"/>
-              </w:rPr>
-              <w:t>currentView</w:t>
-            </w:r>
-            <w:proofErr w:type="spellEnd"/>
-            <w:r>
-              <w:rPr>
-                <w:lang w:val="en-GB"/>
-              </w:rPr>
-              <w:t xml:space="preserve"> = </w:t>
-            </w:r>
-            <w:proofErr w:type="gramStart"/>
-            <w:r>
-              <w:rPr>
-                <w:lang w:val="en-GB"/>
-              </w:rPr>
-              <w:t>View::</w:t>
-            </w:r>
-            <w:proofErr w:type="gramEnd"/>
-            <w:r>
-              <w:rPr>
-                <w:lang w:val="en-GB"/>
-              </w:rPr>
-              <w:t>Profile(</w:t>
-            </w:r>
-            <w:proofErr w:type="spellStart"/>
-            <w:r>
-              <w:rPr>
-                <w:lang w:val="en-GB"/>
-              </w:rPr>
-              <w:t>Utente</w:t>
-            </w:r>
-            <w:proofErr w:type="spellEnd"/>
-            <w:r>
-              <w:rPr>
-                <w:lang w:val="en-GB"/>
-              </w:rPr>
-              <w:t>)</w:t>
+            <w:r>
+              <w:rPr>
+                <w:lang w:val="en-GB"/>
+              </w:rPr>
+              <w:t>/</w:t>
             </w:r>
           </w:p>
         </w:tc>
@@ -8499,13 +8651,19 @@
                 <w:lang w:val="en-GB"/>
               </w:rPr>
             </w:pPr>
-            <w:proofErr w:type="spellStart"/>
-            <w:r>
-              <w:rPr>
-                <w:lang w:val="en-GB"/>
-              </w:rPr>
-              <w:t>Context:</w:t>
-            </w:r>
+            <w:r>
+              <w:rPr>
+                <w:lang w:val="en-GB"/>
+              </w:rPr>
+              <w:t>Context</w:t>
+            </w:r>
+            <w:r>
+              <w:rPr>
+                <w:lang w:val="en-GB"/>
+              </w:rPr>
+              <w:t xml:space="preserve"> </w:t>
+            </w:r>
+            <w:proofErr w:type="spellStart"/>
             <w:proofErr w:type="gramStart"/>
             <w:r>
               <w:rPr>
@@ -8539,138 +8697,58 @@
               <w:rPr>
                 <w:lang w:val="en-GB"/>
               </w:rPr>
-              <w:t xml:space="preserve">(account: </w:t>
-            </w:r>
-            <w:proofErr w:type="spellStart"/>
-            <w:r>
-              <w:rPr>
-                <w:lang w:val="en-GB"/>
-              </w:rPr>
-              <w:t>Utente</w:t>
-            </w:r>
-            <w:proofErr w:type="spellEnd"/>
+              <w:t>()</w:t>
+            </w:r>
+          </w:p>
+          <w:p>
+            <w:pPr>
+              <w:rPr>
+                <w:lang w:val="en-GB"/>
+              </w:rPr>
+            </w:pPr>
+          </w:p>
+          <w:p>
+            <w:pPr>
+              <w:rPr>
+                <w:lang w:val="en-GB"/>
+              </w:rPr>
+            </w:pPr>
+            <w:r>
+              <w:rPr>
+                <w:lang w:val="en-GB"/>
+              </w:rPr>
+              <w:t xml:space="preserve">result &lt;&gt; null </w:t>
+            </w:r>
+            <w:r>
+              <w:rPr>
+                <w:lang w:val="en-GB"/>
+              </w:rPr>
+              <w:t xml:space="preserve">and </w:t>
+            </w:r>
+          </w:p>
+          <w:p>
+            <w:pPr>
+              <w:rPr>
+                <w:lang w:val="en-GB"/>
+              </w:rPr>
+            </w:pPr>
+            <w:r>
+              <w:rPr>
+                <w:lang w:val="en-GB"/>
+              </w:rPr>
+              <w:t>result.matches(</w:t>
+            </w:r>
+            <w:r>
+              <w:rPr>
+                <w:lang w:val="en-GB"/>
+              </w:rPr>
+              <w:t>^(?=.*[a-z])(?=.*[A-Z])(?=.*\d)(?=.*[@$!%*?&amp;])[A-Za z\d@$!%*?&amp;]{8,16}$</w:t>
+            </w:r>
             <w:r>
               <w:rPr>
                 <w:lang w:val="en-GB"/>
               </w:rPr>
               <w:t>)</w:t>
-            </w:r>
-          </w:p>
-          <w:p>
-            <w:pPr>
-              <w:rPr>
-                <w:lang w:val="en-GB"/>
-              </w:rPr>
-            </w:pPr>
-          </w:p>
-          <w:p>
-            <w:pPr>
-              <w:rPr>
-                <w:lang w:val="en-GB"/>
-              </w:rPr>
-            </w:pPr>
-            <w:r>
-              <w:rPr>
-                <w:lang w:val="en-GB"/>
-              </w:rPr>
-              <w:t xml:space="preserve">Post: </w:t>
-            </w:r>
-          </w:p>
-          <w:p>
-            <w:pPr>
-              <w:rPr>
-                <w:lang w:val="en-GB"/>
-              </w:rPr>
-            </w:pPr>
-            <w:r>
-              <w:rPr>
-                <w:lang w:val="en-GB"/>
-              </w:rPr>
-              <w:t>result &lt;&gt; null and</w:t>
-            </w:r>
-          </w:p>
-          <w:p>
-            <w:pPr>
-              <w:rPr>
-                <w:lang w:val="en-GB"/>
-              </w:rPr>
-            </w:pPr>
-            <w:proofErr w:type="spellStart"/>
-            <w:r>
-              <w:rPr>
-                <w:lang w:val="en-GB"/>
-              </w:rPr>
-              <w:lastRenderedPageBreak/>
-              <w:t>Account.allInstances</w:t>
-            </w:r>
-            <w:proofErr w:type="spellEnd"/>
-            <w:r>
-              <w:rPr>
-                <w:lang w:val="en-GB"/>
-              </w:rPr>
-              <w:t>() -&gt; select(a | a.id = account.id).password &lt;&gt;</w:t>
-            </w:r>
-          </w:p>
-          <w:p>
-            <w:pPr>
-              <w:rPr>
-                <w:lang w:val="en-GB"/>
-              </w:rPr>
-            </w:pPr>
-            <w:proofErr w:type="spellStart"/>
-            <w:r>
-              <w:rPr>
-                <w:lang w:val="en-GB"/>
-              </w:rPr>
-              <w:t>Account.allInstances</w:t>
-            </w:r>
-            <w:proofErr w:type="spellEnd"/>
-            <w:r>
-              <w:rPr>
-                <w:lang w:val="en-GB"/>
-              </w:rPr>
-              <w:t>() -&gt; select(a | a.id = account.id)</w:t>
-            </w:r>
-            <w:hyperlink r:id="rId27" w:history="1">
-              <w:r>
-                <w:rPr>
-                  <w:rStyle w:val="Collegamentoipertestuale"/>
-                  <w:lang w:val="en-GB"/>
-                </w:rPr>
-                <w:t>.password@pre</w:t>
-              </w:r>
-            </w:hyperlink>
-            <w:r>
-              <w:rPr>
-                <w:lang w:val="en-GB"/>
-              </w:rPr>
-              <w:t xml:space="preserve"> and</w:t>
-            </w:r>
-          </w:p>
-          <w:p>
-            <w:r>
-              <w:t>.</w:t>
-            </w:r>
-            <w:proofErr w:type="spellStart"/>
-            <w:r>
-              <w:t>currentView</w:t>
-            </w:r>
-            <w:proofErr w:type="spellEnd"/>
-            <w:r>
-              <w:t xml:space="preserve"> = </w:t>
-            </w:r>
-            <w:proofErr w:type="gramStart"/>
-            <w:r>
-              <w:t>View::</w:t>
-            </w:r>
-            <w:proofErr w:type="spellStart"/>
-            <w:proofErr w:type="gramEnd"/>
-            <w:r>
-              <w:t>Profile</w:t>
-            </w:r>
-            <w:proofErr w:type="spellEnd"/>
-            <w:r>
-              <w:t>(Utente)</w:t>
             </w:r>
           </w:p>
         </w:tc>
@@ -8711,59 +8789,55 @@
             <w:hideMark/>
           </w:tcPr>
           <w:p>
-            <w:pPr>
-              <w:rPr>
-                <w:lang w:val="en-GB"/>
-              </w:rPr>
-            </w:pPr>
-            <w:r>
-              <w:rPr>
-                <w:lang w:val="en-GB"/>
-              </w:rPr>
+            <w:r>
               <w:t xml:space="preserve">+ </w:t>
             </w:r>
             <w:proofErr w:type="spellStart"/>
             <w:r>
-              <w:rPr>
-                <w:lang w:val="en-GB"/>
-              </w:rPr>
               <w:t>modifyRole</w:t>
             </w:r>
             <w:proofErr w:type="spellEnd"/>
             <w:r>
-              <w:rPr>
-                <w:lang w:val="en-GB"/>
-              </w:rPr>
-              <w:t xml:space="preserve">(account: </w:t>
-            </w:r>
-            <w:proofErr w:type="spellStart"/>
-            <w:r>
-              <w:rPr>
-                <w:lang w:val="en-GB"/>
-              </w:rPr>
-              <w:t>Utente</w:t>
-            </w:r>
-            <w:proofErr w:type="spellEnd"/>
-            <w:r>
-              <w:rPr>
-                <w:lang w:val="en-GB"/>
-              </w:rPr>
+              <w:t>(</w:t>
+            </w:r>
+            <w:r>
+              <w:t>utente</w:t>
+            </w:r>
+            <w:r>
+              <w:t xml:space="preserve">: Utente, </w:t>
+            </w:r>
+            <w:proofErr w:type="spellStart"/>
+            <w:r>
+              <w:t>newRole</w:t>
+            </w:r>
+            <w:proofErr w:type="spellEnd"/>
+            <w:r>
+              <w:t xml:space="preserve">: </w:t>
+            </w:r>
+            <w:proofErr w:type="spellStart"/>
+            <w:r>
+              <w:t>enum</w:t>
+            </w:r>
+            <w:proofErr w:type="spellEnd"/>
+            <w:r>
               <w:t xml:space="preserve">, </w:t>
             </w:r>
             <w:proofErr w:type="spellStart"/>
             <w:r>
-              <w:rPr>
-                <w:lang w:val="en-GB"/>
-              </w:rPr>
-              <w:t>newRole</w:t>
-            </w:r>
-            <w:proofErr w:type="spellEnd"/>
-            <w:r>
-              <w:rPr>
-                <w:lang w:val="en-GB"/>
-              </w:rPr>
-              <w:t>: string) : bool</w:t>
-            </w:r>
+              <w:t>matricolaSup:</w:t>
+            </w:r>
+            <w:r>
+              <w:t>String</w:t>
+            </w:r>
+            <w:proofErr w:type="spellEnd"/>
+            <w:r>
+              <w:t xml:space="preserve">) : </w:t>
+            </w:r>
+            <w:proofErr w:type="spellStart"/>
+            <w:r>
+              <w:t>bool</w:t>
+            </w:r>
+            <w:proofErr w:type="spellEnd"/>
           </w:p>
         </w:tc>
       </w:tr>
@@ -8813,13 +8887,19 @@
                 <w:lang w:val="en-GB"/>
               </w:rPr>
             </w:pPr>
-            <w:proofErr w:type="spellStart"/>
-            <w:r>
-              <w:rPr>
-                <w:lang w:val="en-GB"/>
-              </w:rPr>
-              <w:t>Context:</w:t>
-            </w:r>
+            <w:r>
+              <w:rPr>
+                <w:lang w:val="en-GB"/>
+              </w:rPr>
+              <w:t>Context</w:t>
+            </w:r>
+            <w:r>
+              <w:rPr>
+                <w:lang w:val="en-GB"/>
+              </w:rPr>
+              <w:t xml:space="preserve"> </w:t>
+            </w:r>
+            <w:proofErr w:type="spellStart"/>
             <w:proofErr w:type="gramStart"/>
             <w:r>
               <w:rPr>
@@ -8847,7 +8927,21 @@
               <w:rPr>
                 <w:lang w:val="en-GB"/>
               </w:rPr>
-              <w:t xml:space="preserve">(account: </w:t>
+              <w:t>(</w:t>
+            </w:r>
+            <w:proofErr w:type="spellStart"/>
+            <w:r>
+              <w:rPr>
+                <w:lang w:val="en-GB"/>
+              </w:rPr>
+              <w:t>utente</w:t>
+            </w:r>
+            <w:proofErr w:type="spellEnd"/>
+            <w:r>
+              <w:rPr>
+                <w:lang w:val="en-GB"/>
+              </w:rPr>
+              <w:t xml:space="preserve">: </w:t>
             </w:r>
             <w:proofErr w:type="spellStart"/>
             <w:r>
@@ -8868,6 +8962,60 @@
               <w:rPr>
                 <w:lang w:val="en-GB"/>
               </w:rPr>
+              <w:t>newRole:</w:t>
+            </w:r>
+            <w:r>
+              <w:rPr>
+                <w:lang w:val="en-GB"/>
+              </w:rPr>
+              <w:t>enum</w:t>
+            </w:r>
+            <w:proofErr w:type="spellEnd"/>
+            <w:r>
+              <w:rPr>
+                <w:lang w:val="en-GB"/>
+              </w:rPr>
+              <w:t>)</w:t>
+            </w:r>
+          </w:p>
+          <w:p>
+            <w:pPr>
+              <w:rPr>
+                <w:lang w:val="en-GB"/>
+              </w:rPr>
+            </w:pPr>
+          </w:p>
+          <w:p>
+            <w:pPr>
+              <w:rPr>
+                <w:lang w:val="en-GB"/>
+              </w:rPr>
+            </w:pPr>
+            <w:r>
+              <w:rPr>
+                <w:lang w:val="en-GB"/>
+              </w:rPr>
+              <w:t xml:space="preserve"> </w:t>
+            </w:r>
+            <w:proofErr w:type="spellStart"/>
+            <w:r>
+              <w:rPr>
+                <w:lang w:val="en-GB"/>
+              </w:rPr>
+              <w:t>utente</w:t>
+            </w:r>
+            <w:proofErr w:type="spellEnd"/>
+            <w:r>
+              <w:rPr>
+                <w:lang w:val="en-GB"/>
+              </w:rPr>
+              <w:t xml:space="preserve"> &lt;&gt; null and </w:t>
+            </w:r>
+            <w:proofErr w:type="spellStart"/>
+            <w:r>
+              <w:rPr>
+                <w:lang w:val="en-GB"/>
+              </w:rPr>
               <w:t>newRole</w:t>
             </w:r>
             <w:proofErr w:type="spellEnd"/>
@@ -8875,154 +9023,80 @@
               <w:rPr>
                 <w:lang w:val="en-GB"/>
               </w:rPr>
-              <w:t>: string)</w:t>
-            </w:r>
-          </w:p>
-          <w:p>
-            <w:pPr>
-              <w:rPr>
-                <w:lang w:val="en-GB"/>
-              </w:rPr>
-            </w:pPr>
-          </w:p>
-          <w:p>
-            <w:pPr>
-              <w:rPr>
-                <w:lang w:val="en-GB"/>
-              </w:rPr>
-            </w:pPr>
-            <w:r>
-              <w:rPr>
-                <w:lang w:val="en-GB"/>
-              </w:rPr>
-              <w:t xml:space="preserve">Pre: </w:t>
-            </w:r>
-          </w:p>
-          <w:p>
-            <w:pPr>
-              <w:rPr>
-                <w:lang w:val="en-GB"/>
-              </w:rPr>
-            </w:pPr>
-          </w:p>
-          <w:p>
-            <w:pPr>
-              <w:rPr>
-                <w:lang w:val="en-GB"/>
-              </w:rPr>
-            </w:pPr>
-            <w:proofErr w:type="spellStart"/>
-            <w:r>
-              <w:rPr>
-                <w:lang w:val="en-GB"/>
-              </w:rPr>
-              <w:t>Session.utente.isAuthenticated</w:t>
-            </w:r>
-            <w:proofErr w:type="spellEnd"/>
-            <w:r>
-              <w:rPr>
-                <w:lang w:val="en-GB"/>
-              </w:rPr>
-              <w:t>() = true and</w:t>
-            </w:r>
-          </w:p>
-          <w:p>
-            <w:pPr>
-              <w:rPr>
-                <w:lang w:val="en-GB"/>
-              </w:rPr>
-            </w:pPr>
-            <w:proofErr w:type="spellStart"/>
-            <w:r>
-              <w:rPr>
-                <w:lang w:val="en-GB"/>
-              </w:rPr>
-              <w:t>Session.utente.ruolo</w:t>
-            </w:r>
-            <w:proofErr w:type="spellEnd"/>
-            <w:r>
-              <w:rPr>
-                <w:lang w:val="en-GB"/>
-              </w:rPr>
+              <w:t xml:space="preserve"> &lt;&gt; null an</w:t>
+            </w:r>
+            <w:r>
+              <w:rPr>
+                <w:lang w:val="en-GB"/>
+              </w:rPr>
+              <w:t>d</w:t>
+            </w:r>
+          </w:p>
+          <w:p>
+            <w:r>
+              <w:t>(</w:t>
+            </w:r>
+            <w:proofErr w:type="spellStart"/>
+            <w:r>
+              <w:t>newRole</w:t>
+            </w:r>
+            <w:proofErr w:type="spellEnd"/>
+            <w:r>
               <w:t xml:space="preserve"> = </w:t>
             </w:r>
             <w:proofErr w:type="gramStart"/>
             <w:r>
-              <w:rPr>
-                <w:lang w:val="en-GB"/>
-              </w:rPr>
-              <w:t>role::</w:t>
-            </w:r>
-            <w:proofErr w:type="spellStart"/>
+              <w:t>Tipi::ruolo::</w:t>
+            </w:r>
             <w:proofErr w:type="gramEnd"/>
             <w:r>
-              <w:rPr>
-                <w:lang w:val="en-GB"/>
-              </w:rPr>
-              <w:t>accountManager</w:t>
-            </w:r>
-            <w:proofErr w:type="spellEnd"/>
-            <w:r>
-              <w:rPr>
-                <w:lang w:val="en-GB"/>
-              </w:rPr>
-              <w:t xml:space="preserve"> and</w:t>
-            </w:r>
-          </w:p>
-          <w:p>
-            <w:pPr>
-              <w:rPr>
-                <w:lang w:val="en-GB"/>
-              </w:rPr>
-            </w:pPr>
-            <w:r>
-              <w:rPr>
-                <w:lang w:val="en-GB"/>
-              </w:rPr>
-              <w:t>.</w:t>
-            </w:r>
-            <w:proofErr w:type="spellStart"/>
-            <w:r>
-              <w:rPr>
-                <w:lang w:val="en-GB"/>
-              </w:rPr>
-              <w:t>currentView</w:t>
-            </w:r>
-            <w:proofErr w:type="spellEnd"/>
-            <w:r>
-              <w:rPr>
-                <w:lang w:val="en-GB"/>
-              </w:rPr>
-              <w:t xml:space="preserve"> = </w:t>
-            </w:r>
-            <w:proofErr w:type="gramStart"/>
-            <w:r>
-              <w:rPr>
-                <w:lang w:val="en-GB"/>
-              </w:rPr>
-              <w:t>View::</w:t>
-            </w:r>
-            <w:proofErr w:type="gramEnd"/>
-            <w:r>
-              <w:rPr>
-                <w:lang w:val="en-GB"/>
-              </w:rPr>
-              <w:t>Profile(</w:t>
-            </w:r>
-            <w:proofErr w:type="spellStart"/>
-            <w:r>
-              <w:rPr>
-                <w:lang w:val="en-GB"/>
-              </w:rPr>
-              <w:t>Utente</w:t>
-            </w:r>
-            <w:proofErr w:type="spellEnd"/>
-            <w:r>
-              <w:rPr>
-                <w:lang w:val="en-GB"/>
-              </w:rPr>
-              <w:t xml:space="preserve">) </w:t>
-            </w:r>
+              <w:t xml:space="preserve">DIPENDENTE) </w:t>
+            </w:r>
+            <w:proofErr w:type="spellStart"/>
+            <w:r>
+              <w:t>implies</w:t>
+            </w:r>
+            <w:proofErr w:type="spellEnd"/>
+            <w:r>
+              <w:t xml:space="preserve"> ( </w:t>
+            </w:r>
+            <w:proofErr w:type="spellStart"/>
+            <w:r>
+              <w:t>matricolaSup</w:t>
+            </w:r>
+            <w:proofErr w:type="spellEnd"/>
+            <w:r>
+              <w:t xml:space="preserve"> &lt;&gt; </w:t>
+            </w:r>
+            <w:proofErr w:type="spellStart"/>
+            <w:r>
+              <w:t>null</w:t>
+            </w:r>
+            <w:proofErr w:type="spellEnd"/>
+            <w:r>
+              <w:t xml:space="preserve"> and </w:t>
+            </w:r>
+            <w:proofErr w:type="spellStart"/>
+            <w:r>
+              <w:t>matricolaSup.size</w:t>
+            </w:r>
+            <w:proofErr w:type="spellEnd"/>
+            <w:r>
+              <w:t xml:space="preserve">() &gt; 0 and </w:t>
+            </w:r>
+            <w:proofErr w:type="spellStart"/>
+            <w:r>
+              <w:t>matricolaSup</w:t>
+            </w:r>
+            <w:proofErr w:type="spellEnd"/>
+            <w:r>
+              <w:t xml:space="preserve"> &lt;&gt; </w:t>
+            </w:r>
+            <w:proofErr w:type="spellStart"/>
+            <w:r>
+              <w:t>utente.matricola</w:t>
+            </w:r>
+            <w:proofErr w:type="spellEnd"/>
           </w:p>
         </w:tc>
       </w:tr>
@@ -9034,6 +9108,7 @@
           </w:tcPr>
           <w:p>
             <w:r>
+              <w:lastRenderedPageBreak/>
               <w:t>Post-condizione</w:t>
             </w:r>
           </w:p>
@@ -9048,13 +9123,13 @@
                 <w:lang w:val="en-GB"/>
               </w:rPr>
             </w:pPr>
-            <w:proofErr w:type="spellStart"/>
-            <w:r>
-              <w:rPr>
-                <w:lang w:val="en-GB"/>
-              </w:rPr>
-              <w:t>Context:</w:t>
-            </w:r>
+            <w:r>
+              <w:rPr>
+                <w:lang w:val="en-GB"/>
+              </w:rPr>
+              <w:t xml:space="preserve">Context </w:t>
+            </w:r>
+            <w:proofErr w:type="spellStart"/>
             <w:proofErr w:type="gramStart"/>
             <w:r>
               <w:rPr>
@@ -9069,26 +9144,439 @@
               </w:rPr>
               <w:t>::</w:t>
             </w:r>
+            <w:proofErr w:type="spellStart"/>
             <w:proofErr w:type="gramEnd"/>
             <w:r>
               <w:rPr>
                 <w:lang w:val="en-GB"/>
               </w:rPr>
+              <w:t>modifyRole</w:t>
+            </w:r>
+            <w:proofErr w:type="spellEnd"/>
+            <w:r>
+              <w:rPr>
+                <w:lang w:val="en-GB"/>
+              </w:rPr>
+              <w:t>(</w:t>
+            </w:r>
+            <w:proofErr w:type="spellStart"/>
+            <w:r>
+              <w:rPr>
+                <w:lang w:val="en-GB"/>
+              </w:rPr>
+              <w:t>utente</w:t>
+            </w:r>
+            <w:proofErr w:type="spellEnd"/>
+            <w:r>
+              <w:rPr>
+                <w:lang w:val="en-GB"/>
+              </w:rPr>
+              <w:t xml:space="preserve">: </w:t>
+            </w:r>
+            <w:proofErr w:type="spellStart"/>
+            <w:r>
+              <w:rPr>
+                <w:lang w:val="en-GB"/>
+              </w:rPr>
+              <w:t>Utente</w:t>
+            </w:r>
+            <w:proofErr w:type="spellEnd"/>
+            <w:r>
+              <w:rPr>
+                <w:lang w:val="en-GB"/>
+              </w:rPr>
+              <w:t xml:space="preserve">, </w:t>
+            </w:r>
+            <w:proofErr w:type="spellStart"/>
+            <w:r>
+              <w:rPr>
+                <w:lang w:val="en-GB"/>
+              </w:rPr>
+              <w:t>newRole:enum</w:t>
+            </w:r>
+            <w:proofErr w:type="spellEnd"/>
+            <w:r>
+              <w:rPr>
+                <w:lang w:val="en-GB"/>
+              </w:rPr>
+              <w:t>)</w:t>
+            </w:r>
+          </w:p>
+          <w:p>
+            <w:pPr>
+              <w:rPr>
+                <w:lang w:val="en-GB"/>
+              </w:rPr>
+            </w:pPr>
+          </w:p>
+          <w:p>
+            <w:pPr>
+              <w:rPr>
+                <w:lang w:val="en-GB"/>
+              </w:rPr>
+            </w:pPr>
+            <w:r>
+              <w:rPr>
+                <w:lang w:val="en-GB"/>
+              </w:rPr>
+              <w:t xml:space="preserve">  </w:t>
+            </w:r>
+            <w:r>
+              <w:rPr>
+                <w:lang w:val="en-GB"/>
+              </w:rPr>
+              <w:t xml:space="preserve">target = </w:t>
+            </w:r>
+            <w:proofErr w:type="spellStart"/>
+            <w:r>
+              <w:rPr>
+                <w:lang w:val="en-GB"/>
+              </w:rPr>
+              <w:t>Utente.allInstances</w:t>
+            </w:r>
+            <w:proofErr w:type="spellEnd"/>
+            <w:r>
+              <w:rPr>
+                <w:lang w:val="en-GB"/>
+              </w:rPr>
+              <w:t xml:space="preserve">()-&gt;any(u | </w:t>
+            </w:r>
+            <w:proofErr w:type="spellStart"/>
+            <w:r>
+              <w:rPr>
+                <w:lang w:val="en-GB"/>
+              </w:rPr>
+              <w:t>u.matricola</w:t>
+            </w:r>
+            <w:proofErr w:type="spellEnd"/>
+            <w:r>
+              <w:rPr>
+                <w:lang w:val="en-GB"/>
+              </w:rPr>
+              <w:t xml:space="preserve"> = </w:t>
+            </w:r>
+            <w:proofErr w:type="spellStart"/>
+            <w:r>
+              <w:rPr>
+                <w:lang w:val="en-GB"/>
+              </w:rPr>
+              <w:t>utente.matricola</w:t>
+            </w:r>
+            <w:proofErr w:type="spellEnd"/>
+            <w:r>
+              <w:rPr>
+                <w:lang w:val="en-GB"/>
+              </w:rPr>
+              <w:t xml:space="preserve">) </w:t>
+            </w:r>
+          </w:p>
+          <w:p>
+            <w:pPr>
+              <w:rPr>
+                <w:lang w:val="en-GB"/>
+              </w:rPr>
+            </w:pPr>
+          </w:p>
+          <w:p>
+            <w:pPr>
+              <w:rPr>
+                <w:lang w:val="en-GB"/>
+              </w:rPr>
+            </w:pPr>
+            <w:r>
+              <w:rPr>
+                <w:lang w:val="en-GB"/>
+              </w:rPr>
+              <w:t>if result = true then</w:t>
+            </w:r>
+          </w:p>
+          <w:p>
+            <w:pPr>
+              <w:rPr>
+                <w:lang w:val="en-GB"/>
+              </w:rPr>
+            </w:pPr>
+          </w:p>
+          <w:p>
+            <w:r>
+              <w:rPr>
+                <w:lang w:val="en-GB"/>
+              </w:rPr>
+              <w:t xml:space="preserve">   </w:t>
+            </w:r>
+            <w:proofErr w:type="spellStart"/>
+            <w:r>
+              <w:t>target.ruolo</w:t>
+            </w:r>
+            <w:proofErr w:type="spellEnd"/>
+            <w:r>
+              <w:t xml:space="preserve"> = </w:t>
+            </w:r>
+            <w:proofErr w:type="spellStart"/>
+            <w:r>
+              <w:t>newRole</w:t>
+            </w:r>
+            <w:proofErr w:type="spellEnd"/>
+            <w:r>
               <w:t xml:space="preserve"> </w:t>
             </w:r>
-            <w:proofErr w:type="spellStart"/>
-            <w:r>
-              <w:rPr>
-                <w:lang w:val="en-GB"/>
-              </w:rPr>
-              <w:t>modifyRole</w:t>
-            </w:r>
-            <w:proofErr w:type="spellEnd"/>
-            <w:r>
-              <w:rPr>
-                <w:lang w:val="en-GB"/>
-              </w:rPr>
-              <w:t xml:space="preserve">(account: </w:t>
+            <w:r>
+              <w:t>and</w:t>
+            </w:r>
+          </w:p>
+          <w:p/>
+          <w:p>
+            <w:proofErr w:type="spellStart"/>
+            <w:r>
+              <w:t>if</w:t>
+            </w:r>
+            <w:proofErr w:type="spellEnd"/>
+            <w:r>
+              <w:t xml:space="preserve"> </w:t>
+            </w:r>
+            <w:proofErr w:type="spellStart"/>
+            <w:r>
+              <w:t>newRole</w:t>
+            </w:r>
+            <w:proofErr w:type="spellEnd"/>
+            <w:r>
+              <w:t xml:space="preserve"> = </w:t>
+            </w:r>
+            <w:proofErr w:type="gramStart"/>
+            <w:r>
+              <w:t>Tipi::ruolo::</w:t>
+            </w:r>
+            <w:proofErr w:type="gramEnd"/>
+            <w:r>
+              <w:t xml:space="preserve">DIPENDENTE </w:t>
+            </w:r>
+            <w:proofErr w:type="spellStart"/>
+            <w:r>
+              <w:t>then</w:t>
+            </w:r>
+            <w:proofErr w:type="spellEnd"/>
+          </w:p>
+          <w:p>
+            <w:r>
+              <w:t xml:space="preserve">   </w:t>
+            </w:r>
+            <w:proofErr w:type="spellStart"/>
+            <w:r>
+              <w:t>Dipendente.allInstances</w:t>
+            </w:r>
+            <w:proofErr w:type="spellEnd"/>
+            <w:r>
+              <w:t>()-&gt;</w:t>
+            </w:r>
+            <w:proofErr w:type="spellStart"/>
+            <w:r>
+              <w:t>exists</w:t>
+            </w:r>
+            <w:proofErr w:type="spellEnd"/>
+            <w:r>
+              <w:t xml:space="preserve">(d | </w:t>
+            </w:r>
+            <w:proofErr w:type="spellStart"/>
+            <w:r>
+              <w:t>d.matricola</w:t>
+            </w:r>
+            <w:proofErr w:type="spellEnd"/>
+            <w:r>
+              <w:t xml:space="preserve"> = </w:t>
+            </w:r>
+            <w:proofErr w:type="spellStart"/>
+            <w:r>
+              <w:t>target.matricola</w:t>
+            </w:r>
+            <w:proofErr w:type="spellEnd"/>
+            <w:r>
+              <w:t xml:space="preserve"> </w:t>
+            </w:r>
+            <w:r>
+              <w:t xml:space="preserve">   </w:t>
+            </w:r>
+            <w:r>
+              <w:t xml:space="preserve">and </w:t>
+            </w:r>
+            <w:proofErr w:type="spellStart"/>
+            <w:r>
+              <w:t>d.supMatricola</w:t>
+            </w:r>
+            <w:proofErr w:type="spellEnd"/>
+            <w:r>
+              <w:t xml:space="preserve"> = </w:t>
+            </w:r>
+            <w:proofErr w:type="spellStart"/>
+            <w:r>
+              <w:t>matricolaSup</w:t>
+            </w:r>
+            <w:proofErr w:type="spellEnd"/>
+            <w:r>
+              <w:t xml:space="preserve">) </w:t>
+            </w:r>
+          </w:p>
+          <w:p/>
+          <w:p>
+            <w:pPr>
+              <w:rPr>
+                <w:lang w:val="en-GB"/>
+              </w:rPr>
+            </w:pPr>
+            <w:r>
+              <w:rPr>
+                <w:lang w:val="en-GB"/>
+              </w:rPr>
+              <w:t xml:space="preserve">else if </w:t>
+            </w:r>
+            <w:proofErr w:type="spellStart"/>
+            <w:r>
+              <w:rPr>
+                <w:lang w:val="en-GB"/>
+              </w:rPr>
+              <w:t>newRole</w:t>
+            </w:r>
+            <w:proofErr w:type="spellEnd"/>
+            <w:r>
+              <w:rPr>
+                <w:lang w:val="en-GB"/>
+              </w:rPr>
+              <w:t xml:space="preserve"> = </w:t>
+            </w:r>
+            <w:proofErr w:type="gramStart"/>
+            <w:r>
+              <w:rPr>
+                <w:lang w:val="en-GB"/>
+              </w:rPr>
+              <w:t>Tipi::</w:t>
+            </w:r>
+            <w:proofErr w:type="spellStart"/>
+            <w:r>
+              <w:rPr>
+                <w:lang w:val="en-GB"/>
+              </w:rPr>
+              <w:t>ruolo</w:t>
+            </w:r>
+            <w:proofErr w:type="spellEnd"/>
+            <w:r>
+              <w:rPr>
+                <w:lang w:val="en-GB"/>
+              </w:rPr>
+              <w:t>::</w:t>
+            </w:r>
+            <w:proofErr w:type="gramEnd"/>
+            <w:r>
+              <w:rPr>
+                <w:lang w:val="en-GB"/>
+              </w:rPr>
+              <w:t>SUPERVISORE then</w:t>
+            </w:r>
+          </w:p>
+          <w:p>
+            <w:pPr>
+              <w:rPr>
+                <w:lang w:val="en-GB"/>
+              </w:rPr>
+            </w:pPr>
+            <w:r>
+              <w:rPr>
+                <w:lang w:val="en-GB"/>
+              </w:rPr>
+              <w:t xml:space="preserve">           </w:t>
+            </w:r>
+          </w:p>
+          <w:p>
+            <w:pPr>
+              <w:rPr>
+                <w:lang w:val="en-GB"/>
+              </w:rPr>
+            </w:pPr>
+            <w:r>
+              <w:rPr>
+                <w:lang w:val="en-GB"/>
+              </w:rPr>
+              <w:t xml:space="preserve">   </w:t>
+            </w:r>
+            <w:proofErr w:type="spellStart"/>
+            <w:r>
+              <w:rPr>
+                <w:lang w:val="en-GB"/>
+              </w:rPr>
+              <w:t>Supervisore.allInstances</w:t>
+            </w:r>
+            <w:proofErr w:type="spellEnd"/>
+            <w:r>
+              <w:rPr>
+                <w:lang w:val="en-GB"/>
+              </w:rPr>
+              <w:t xml:space="preserve">()-&gt;exists(s | </w:t>
+            </w:r>
+            <w:proofErr w:type="spellStart"/>
+            <w:r>
+              <w:rPr>
+                <w:lang w:val="en-GB"/>
+              </w:rPr>
+              <w:t>s.matricola</w:t>
+            </w:r>
+            <w:proofErr w:type="spellEnd"/>
+            <w:r>
+              <w:rPr>
+                <w:lang w:val="en-GB"/>
+              </w:rPr>
+              <w:t xml:space="preserve"> = </w:t>
+            </w:r>
+            <w:proofErr w:type="spellStart"/>
+            <w:r>
+              <w:rPr>
+                <w:lang w:val="en-GB"/>
+              </w:rPr>
+              <w:t>target.matricola</w:t>
+            </w:r>
+            <w:proofErr w:type="spellEnd"/>
+            <w:r>
+              <w:rPr>
+                <w:lang w:val="en-GB"/>
+              </w:rPr>
+              <w:t xml:space="preserve">) </w:t>
+            </w:r>
+          </w:p>
+          <w:p>
+            <w:pPr>
+              <w:rPr>
+                <w:lang w:val="en-GB"/>
+              </w:rPr>
+            </w:pPr>
+          </w:p>
+          <w:p>
+            <w:pPr>
+              <w:rPr>
+                <w:lang w:val="en-GB"/>
+              </w:rPr>
+            </w:pPr>
+            <w:r>
+              <w:rPr>
+                <w:lang w:val="en-GB"/>
+              </w:rPr>
+              <w:t xml:space="preserve">else </w:t>
+            </w:r>
+          </w:p>
+          <w:p>
+            <w:pPr>
+              <w:rPr>
+                <w:lang w:val="en-GB"/>
+              </w:rPr>
+            </w:pPr>
+          </w:p>
+          <w:p>
+            <w:pPr>
+              <w:rPr>
+                <w:lang w:val="en-GB"/>
+              </w:rPr>
+            </w:pPr>
+            <w:r>
+              <w:rPr>
+                <w:lang w:val="en-GB"/>
+              </w:rPr>
+              <w:t xml:space="preserve">   </w:t>
             </w:r>
             <w:proofErr w:type="spellStart"/>
             <w:r>
@@ -9097,108 +9585,131 @@
               </w:rPr>
               <w:t>Utente</w:t>
             </w:r>
-            <w:proofErr w:type="spellEnd"/>
+            <w:r>
+              <w:rPr>
+                <w:lang w:val="en-GB"/>
+              </w:rPr>
+              <w:t>.allInstances</w:t>
+            </w:r>
+            <w:proofErr w:type="spellEnd"/>
+            <w:r>
+              <w:rPr>
+                <w:lang w:val="en-GB"/>
+              </w:rPr>
+              <w:t xml:space="preserve">()-&gt;exists(s | </w:t>
+            </w:r>
+            <w:proofErr w:type="spellStart"/>
+            <w:r>
+              <w:rPr>
+                <w:lang w:val="en-GB"/>
+              </w:rPr>
+              <w:t>s.matricola</w:t>
+            </w:r>
+            <w:proofErr w:type="spellEnd"/>
+            <w:r>
+              <w:rPr>
+                <w:lang w:val="en-GB"/>
+              </w:rPr>
+              <w:t xml:space="preserve"> = </w:t>
+            </w:r>
+            <w:proofErr w:type="spellStart"/>
+            <w:r>
+              <w:rPr>
+                <w:lang w:val="en-GB"/>
+              </w:rPr>
+              <w:t>target.matricola</w:t>
+            </w:r>
+            <w:proofErr w:type="spellEnd"/>
+            <w:r>
+              <w:rPr>
+                <w:lang w:val="en-GB"/>
+              </w:rPr>
+              <w:t xml:space="preserve">) </w:t>
+            </w:r>
+          </w:p>
+          <w:p>
+            <w:pPr>
+              <w:rPr>
+                <w:lang w:val="en-GB"/>
+              </w:rPr>
+            </w:pPr>
+            <w:r>
+              <w:rPr>
+                <w:lang w:val="en-GB"/>
+              </w:rPr>
+              <w:t>and</w:t>
+            </w:r>
             <w:r>
               <w:rPr>
                 <w:lang w:val="en-GB"/>
               </w:rPr>
               <w:t xml:space="preserve"> </w:t>
             </w:r>
-            <w:proofErr w:type="spellStart"/>
-            <w:r>
-              <w:rPr>
-                <w:lang w:val="en-GB"/>
-              </w:rPr>
-              <w:t>newRole</w:t>
-            </w:r>
-            <w:proofErr w:type="spellEnd"/>
-            <w:r>
-              <w:rPr>
-                <w:lang w:val="en-GB"/>
-              </w:rPr>
-              <w:t>: string)</w:t>
-            </w:r>
-          </w:p>
-          <w:p>
-            <w:pPr>
-              <w:rPr>
-                <w:lang w:val="en-GB"/>
-              </w:rPr>
-            </w:pPr>
-          </w:p>
-          <w:p>
-            <w:pPr>
-              <w:rPr>
-                <w:lang w:val="en-GB"/>
-              </w:rPr>
-            </w:pPr>
-            <w:r>
-              <w:rPr>
-                <w:lang w:val="en-GB"/>
-              </w:rPr>
-              <w:t xml:space="preserve">Post: </w:t>
-            </w:r>
-          </w:p>
-          <w:p>
-            <w:pPr>
-              <w:rPr>
-                <w:lang w:val="en-GB"/>
-              </w:rPr>
-            </w:pPr>
-            <w:r>
-              <w:rPr>
-                <w:lang w:val="en-GB"/>
-              </w:rPr>
-              <w:t>result &lt;&gt; null and</w:t>
-            </w:r>
-          </w:p>
-          <w:p>
-            <w:pPr>
-              <w:rPr>
-                <w:lang w:val="en-GB"/>
-              </w:rPr>
-            </w:pPr>
-            <w:proofErr w:type="spellStart"/>
-            <w:r>
-              <w:rPr>
-                <w:lang w:val="en-GB"/>
-              </w:rPr>
-              <w:t>result.value</w:t>
-            </w:r>
-            <w:proofErr w:type="spellEnd"/>
-            <w:r>
-              <w:rPr>
-                <w:lang w:val="en-GB"/>
-              </w:rPr>
-              <w:t xml:space="preserve"> = true or </w:t>
-            </w:r>
-            <w:proofErr w:type="spellStart"/>
-            <w:r>
-              <w:rPr>
-                <w:lang w:val="en-GB"/>
-              </w:rPr>
-              <w:t>result.value</w:t>
-            </w:r>
-            <w:proofErr w:type="spellEnd"/>
-            <w:r>
-              <w:rPr>
-                <w:lang w:val="en-GB"/>
-              </w:rPr>
-              <w:t xml:space="preserve"> = false and</w:t>
-            </w:r>
-          </w:p>
-          <w:p>
-            <w:pPr>
-              <w:rPr>
-                <w:lang w:val="en-GB"/>
-              </w:rPr>
-            </w:pPr>
-            <w:proofErr w:type="spellStart"/>
-            <w:r>
-              <w:rPr>
-                <w:lang w:val="en-GB"/>
-              </w:rPr>
-              <w:t>account.ruolo</w:t>
+          </w:p>
+          <w:p>
+            <w:pPr>
+              <w:rPr>
+                <w:lang w:val="en-GB"/>
+              </w:rPr>
+            </w:pPr>
+            <w:r>
+              <w:rPr>
+                <w:lang w:val="en-GB"/>
+              </w:rPr>
+              <w:t>endif</w:t>
+            </w:r>
+          </w:p>
+          <w:p>
+            <w:pPr>
+              <w:rPr>
+                <w:lang w:val="en-GB"/>
+              </w:rPr>
+            </w:pPr>
+            <w:r>
+              <w:rPr>
+                <w:lang w:val="en-GB"/>
+              </w:rPr>
+              <w:t>endif</w:t>
+            </w:r>
+          </w:p>
+          <w:p>
+            <w:pPr>
+              <w:rPr>
+                <w:lang w:val="en-GB"/>
+              </w:rPr>
+            </w:pPr>
+          </w:p>
+          <w:p>
+            <w:pPr>
+              <w:rPr>
+                <w:lang w:val="en-GB"/>
+              </w:rPr>
+            </w:pPr>
+            <w:r>
+              <w:rPr>
+                <w:lang w:val="en-GB"/>
+              </w:rPr>
+              <w:t>else</w:t>
+            </w:r>
+          </w:p>
+          <w:p>
+            <w:pPr>
+              <w:rPr>
+                <w:lang w:val="en-GB"/>
+              </w:rPr>
+            </w:pPr>
+            <w:r>
+              <w:rPr>
+                <w:lang w:val="en-GB"/>
+              </w:rPr>
+              <w:t xml:space="preserve">   </w:t>
+            </w:r>
+            <w:proofErr w:type="spellStart"/>
+            <w:r>
+              <w:rPr>
+                <w:lang w:val="en-GB"/>
+              </w:rPr>
+              <w:t>target.ruolo</w:t>
             </w:r>
             <w:proofErr w:type="spellEnd"/>
             <w:r>
@@ -9212,77 +9723,16 @@
               <w:rPr>
                 <w:lang w:val="en-GB"/>
               </w:rPr>
-              <w:t>newRole</w:t>
-            </w:r>
-            <w:proofErr w:type="spellEnd"/>
-            <w:r>
-              <w:rPr>
-                <w:lang w:val="en-GB"/>
-              </w:rPr>
-              <w:t xml:space="preserve"> and </w:t>
-            </w:r>
-          </w:p>
-          <w:p>
-            <w:pPr>
-              <w:rPr>
-                <w:lang w:val="en-GB"/>
-              </w:rPr>
-            </w:pPr>
-            <w:r>
-              <w:rPr>
-                <w:lang w:val="en-GB"/>
-              </w:rPr>
-              <w:t>.</w:t>
-            </w:r>
-            <w:proofErr w:type="spellStart"/>
-            <w:r>
-              <w:rPr>
-                <w:lang w:val="en-GB"/>
-              </w:rPr>
-              <w:t>currentView</w:t>
-            </w:r>
-            <w:proofErr w:type="spellEnd"/>
-            <w:r>
-              <w:rPr>
-                <w:lang w:val="en-GB"/>
-              </w:rPr>
-              <w:t xml:space="preserve"> = </w:t>
-            </w:r>
-            <w:proofErr w:type="gramStart"/>
-            <w:r>
-              <w:rPr>
-                <w:lang w:val="en-GB"/>
-              </w:rPr>
-              <w:t>View::</w:t>
-            </w:r>
-            <w:proofErr w:type="gramEnd"/>
-            <w:r>
-              <w:rPr>
-                <w:lang w:val="en-GB"/>
-              </w:rPr>
-              <w:t>Profile(</w:t>
-            </w:r>
-            <w:proofErr w:type="spellStart"/>
-            <w:r>
-              <w:rPr>
-                <w:lang w:val="en-GB"/>
-              </w:rPr>
-              <w:t>Utente</w:t>
-            </w:r>
-            <w:proofErr w:type="spellEnd"/>
-            <w:r>
-              <w:rPr>
-                <w:lang w:val="en-GB"/>
-              </w:rPr>
-              <w:t>)</w:t>
-            </w:r>
-          </w:p>
-          <w:p>
-            <w:pPr>
-              <w:rPr>
-                <w:lang w:val="en-GB"/>
-              </w:rPr>
-            </w:pPr>
+              <w:t>target.ruolo@pre</w:t>
+            </w:r>
+            <w:proofErr w:type="spellEnd"/>
+          </w:p>
+          <w:p>
+            <w:proofErr w:type="spellStart"/>
+            <w:r>
+              <w:t>endif</w:t>
+            </w:r>
+            <w:proofErr w:type="spellEnd"/>
           </w:p>
         </w:tc>
       </w:tr>
@@ -9295,13 +9745,7 @@
             <w:tcW w:w="9627" w:type="dxa"/>
             <w:gridSpan w:val="2"/>
           </w:tcPr>
-          <w:p>
-            <w:pPr>
-              <w:rPr>
-                <w:lang w:val="en-GB"/>
-              </w:rPr>
-            </w:pPr>
-          </w:p>
+          <w:p/>
         </w:tc>
       </w:tr>
       <w:tr>
@@ -9322,59 +9766,50 @@
             <w:hideMark/>
           </w:tcPr>
           <w:p>
-            <w:pPr>
-              <w:rPr>
-                <w:lang w:val="en-GB"/>
-              </w:rPr>
-            </w:pPr>
-            <w:r>
-              <w:rPr>
-                <w:lang w:val="en-GB"/>
-              </w:rPr>
+            <w:r>
               <w:t xml:space="preserve">+ </w:t>
             </w:r>
             <w:proofErr w:type="spellStart"/>
             <w:r>
-              <w:rPr>
-                <w:lang w:val="en-GB"/>
-              </w:rPr>
               <w:t>modifySupervisor</w:t>
             </w:r>
             <w:proofErr w:type="spellEnd"/>
             <w:r>
-              <w:rPr>
-                <w:lang w:val="en-GB"/>
-              </w:rPr>
-              <w:t xml:space="preserve">(account: </w:t>
-            </w:r>
-            <w:proofErr w:type="spellStart"/>
-            <w:r>
-              <w:rPr>
-                <w:lang w:val="en-GB"/>
-              </w:rPr>
-              <w:t>Utente</w:t>
-            </w:r>
-            <w:proofErr w:type="spellEnd"/>
-            <w:r>
-              <w:rPr>
-                <w:lang w:val="en-GB"/>
-              </w:rPr>
+              <w:t>(</w:t>
+            </w:r>
+            <w:proofErr w:type="spellStart"/>
+            <w:r>
+              <w:t>utente</w:t>
+            </w:r>
+            <w:r>
+              <w:t>:Utente</w:t>
+            </w:r>
+            <w:proofErr w:type="spellEnd"/>
+            <w:r>
               <w:t xml:space="preserve">, </w:t>
             </w:r>
             <w:proofErr w:type="spellStart"/>
             <w:r>
-              <w:rPr>
-                <w:lang w:val="en-GB"/>
-              </w:rPr>
-              <w:t>newSup</w:t>
-            </w:r>
-            <w:proofErr w:type="spellEnd"/>
-            <w:r>
-              <w:rPr>
-                <w:lang w:val="en-GB"/>
-              </w:rPr>
-              <w:t>: string) : bool</w:t>
-            </w:r>
+              <w:t>supMatricola</w:t>
+            </w:r>
+            <w:r>
+              <w:t>:</w:t>
+            </w:r>
+            <w:r>
+              <w:t>S</w:t>
+            </w:r>
+            <w:r>
+              <w:t>tring</w:t>
+            </w:r>
+            <w:proofErr w:type="spellEnd"/>
+            <w:r>
+              <w:t xml:space="preserve">) : </w:t>
+            </w:r>
+            <w:proofErr w:type="spellStart"/>
+            <w:r>
+              <w:t>bool</w:t>
+            </w:r>
+            <w:proofErr w:type="spellEnd"/>
           </w:p>
         </w:tc>
       </w:tr>
@@ -9419,227 +9854,142 @@
             <w:tcW w:w="7080" w:type="dxa"/>
           </w:tcPr>
           <w:p>
-            <w:pPr>
-              <w:rPr>
-                <w:lang w:val="en-GB"/>
-              </w:rPr>
-            </w:pPr>
-            <w:proofErr w:type="spellStart"/>
-            <w:r>
-              <w:rPr>
-                <w:lang w:val="en-GB"/>
-              </w:rPr>
-              <w:t>Context:</w:t>
-            </w:r>
+            <w:proofErr w:type="spellStart"/>
+            <w:r>
+              <w:t>Context</w:t>
+            </w:r>
+            <w:proofErr w:type="spellEnd"/>
+            <w:r>
+              <w:t xml:space="preserve"> </w:t>
+            </w:r>
+            <w:proofErr w:type="spellStart"/>
             <w:proofErr w:type="gramStart"/>
             <w:r>
-              <w:rPr>
-                <w:lang w:val="en-GB"/>
-              </w:rPr>
               <w:t>ProfileManagementService</w:t>
             </w:r>
             <w:proofErr w:type="spellEnd"/>
             <w:r>
-              <w:rPr>
-                <w:lang w:val="en-GB"/>
-              </w:rPr>
               <w:t>::</w:t>
             </w:r>
+            <w:proofErr w:type="spellStart"/>
             <w:proofErr w:type="gramEnd"/>
             <w:r>
-              <w:rPr>
-                <w:lang w:val="en-GB"/>
-              </w:rPr>
+              <w:t>modifySupervisor</w:t>
+            </w:r>
+            <w:proofErr w:type="spellEnd"/>
+            <w:r>
+              <w:t>(</w:t>
+            </w:r>
+            <w:proofErr w:type="spellStart"/>
+            <w:r>
+              <w:t>utente</w:t>
+            </w:r>
+            <w:r>
+              <w:t>:Utente</w:t>
+            </w:r>
+            <w:proofErr w:type="spellEnd"/>
+            <w:r>
+              <w:t>,</w:t>
+            </w:r>
+            <w:r>
               <w:t xml:space="preserve"> </w:t>
             </w:r>
             <w:proofErr w:type="spellStart"/>
             <w:r>
-              <w:rPr>
-                <w:lang w:val="en-GB"/>
-              </w:rPr>
-              <w:t>modifySupervisor</w:t>
-            </w:r>
-            <w:proofErr w:type="spellEnd"/>
-            <w:r>
-              <w:rPr>
-                <w:lang w:val="en-GB"/>
-              </w:rPr>
-              <w:t xml:space="preserve">(account: </w:t>
-            </w:r>
-            <w:proofErr w:type="spellStart"/>
-            <w:r>
-              <w:rPr>
-                <w:lang w:val="en-GB"/>
-              </w:rPr>
-              <w:t>Utente</w:t>
-            </w:r>
-            <w:proofErr w:type="spellEnd"/>
-            <w:r>
-              <w:rPr>
-                <w:lang w:val="en-GB"/>
-              </w:rPr>
-              <w:t xml:space="preserve">, </w:t>
-            </w:r>
-            <w:proofErr w:type="spellStart"/>
-            <w:r>
-              <w:rPr>
-                <w:lang w:val="en-GB"/>
-              </w:rPr>
-              <w:t>newSup</w:t>
-            </w:r>
-            <w:proofErr w:type="spellEnd"/>
-            <w:r>
-              <w:rPr>
-                <w:lang w:val="en-GB"/>
-              </w:rPr>
-              <w:t>: string)</w:t>
-            </w:r>
-          </w:p>
-          <w:p>
-            <w:pPr>
-              <w:rPr>
-                <w:lang w:val="en-GB"/>
-              </w:rPr>
-            </w:pPr>
-          </w:p>
-          <w:p>
-            <w:pPr>
-              <w:rPr>
-                <w:lang w:val="en-GB"/>
-              </w:rPr>
-            </w:pPr>
-            <w:r>
-              <w:rPr>
-                <w:lang w:val="en-GB"/>
-              </w:rPr>
-              <w:t xml:space="preserve">Pre: </w:t>
-            </w:r>
-          </w:p>
-          <w:p>
-            <w:pPr>
-              <w:rPr>
-                <w:lang w:val="en-GB"/>
-              </w:rPr>
-            </w:pPr>
-          </w:p>
-          <w:p>
-            <w:pPr>
-              <w:rPr>
-                <w:lang w:val="en-GB"/>
-              </w:rPr>
-            </w:pPr>
-            <w:proofErr w:type="spellStart"/>
-            <w:r>
-              <w:rPr>
-                <w:lang w:val="en-GB"/>
-              </w:rPr>
-              <w:t>Session.utente.isAuthenticated</w:t>
-            </w:r>
-            <w:proofErr w:type="spellEnd"/>
-            <w:r>
-              <w:rPr>
-                <w:lang w:val="en-GB"/>
-              </w:rPr>
-              <w:t>() = true and</w:t>
-            </w:r>
-          </w:p>
-          <w:p>
-            <w:pPr>
-              <w:rPr>
-                <w:lang w:val="en-GB"/>
-              </w:rPr>
-            </w:pPr>
-            <w:proofErr w:type="spellStart"/>
-            <w:r>
-              <w:rPr>
-                <w:lang w:val="en-GB"/>
-              </w:rPr>
-              <w:t>Session.utente.ruolo</w:t>
-            </w:r>
-            <w:proofErr w:type="spellEnd"/>
-            <w:r>
-              <w:rPr>
-                <w:lang w:val="en-GB"/>
-              </w:rPr>
+              <w:t>supMatricola</w:t>
+            </w:r>
+            <w:r>
+              <w:t>:</w:t>
+            </w:r>
+            <w:r>
+              <w:t>S</w:t>
+            </w:r>
+            <w:r>
+              <w:t>tring</w:t>
+            </w:r>
+            <w:proofErr w:type="spellEnd"/>
+            <w:r>
+              <w:t>)</w:t>
+            </w:r>
+          </w:p>
+          <w:p/>
+          <w:p>
+            <w:r>
+              <w:t xml:space="preserve">Utente &lt;&gt; </w:t>
+            </w:r>
+            <w:proofErr w:type="spellStart"/>
+            <w:r>
+              <w:t>null</w:t>
+            </w:r>
+            <w:proofErr w:type="spellEnd"/>
+            <w:r>
+              <w:t xml:space="preserve"> and </w:t>
+            </w:r>
+            <w:proofErr w:type="spellStart"/>
+            <w:r>
+              <w:t>utente.ruolo</w:t>
+            </w:r>
+            <w:proofErr w:type="spellEnd"/>
+            <w:r>
               <w:t xml:space="preserve"> = </w:t>
             </w:r>
             <w:proofErr w:type="gramStart"/>
             <w:r>
-              <w:rPr>
-                <w:lang w:val="en-GB"/>
-              </w:rPr>
-              <w:t>role::</w:t>
-            </w:r>
-            <w:proofErr w:type="spellStart"/>
+              <w:t>Tipi::ruolo::</w:t>
+            </w:r>
             <w:proofErr w:type="gramEnd"/>
             <w:r>
-              <w:rPr>
-                <w:lang w:val="en-GB"/>
-              </w:rPr>
-              <w:t>accountManager</w:t>
-            </w:r>
-            <w:proofErr w:type="spellEnd"/>
-            <w:r>
-              <w:rPr>
-                <w:lang w:val="en-GB"/>
-              </w:rPr>
-              <w:t xml:space="preserve"> and</w:t>
-            </w:r>
-          </w:p>
-          <w:p>
-            <w:pPr>
-              <w:rPr>
-                <w:lang w:val="en-GB"/>
-              </w:rPr>
-            </w:pPr>
-            <w:r>
-              <w:rPr>
-                <w:lang w:val="en-GB"/>
-              </w:rPr>
-              <w:t>.</w:t>
-            </w:r>
-            <w:proofErr w:type="spellStart"/>
-            <w:r>
-              <w:rPr>
-                <w:lang w:val="en-GB"/>
-              </w:rPr>
-              <w:t>currentView</w:t>
-            </w:r>
-            <w:proofErr w:type="spellEnd"/>
-            <w:r>
-              <w:rPr>
-                <w:lang w:val="en-GB"/>
-              </w:rPr>
-              <w:t xml:space="preserve"> = </w:t>
-            </w:r>
-            <w:proofErr w:type="gramStart"/>
-            <w:r>
-              <w:rPr>
-                <w:lang w:val="en-GB"/>
-              </w:rPr>
-              <w:t>View::</w:t>
-            </w:r>
-            <w:proofErr w:type="gramEnd"/>
-            <w:r>
-              <w:rPr>
-                <w:lang w:val="en-GB"/>
-              </w:rPr>
-              <w:t>Profile(</w:t>
-            </w:r>
-            <w:proofErr w:type="spellStart"/>
-            <w:r>
-              <w:rPr>
-                <w:lang w:val="en-GB"/>
-              </w:rPr>
-              <w:t>Utente</w:t>
-            </w:r>
-            <w:proofErr w:type="spellEnd"/>
-            <w:r>
-              <w:rPr>
-                <w:lang w:val="en-GB"/>
-              </w:rPr>
-              <w:t xml:space="preserve">) </w:t>
-            </w:r>
+              <w:t>D</w:t>
+            </w:r>
+            <w:r>
+              <w:t>IPENDENTE</w:t>
+            </w:r>
+            <w:r>
+              <w:t xml:space="preserve"> and </w:t>
+            </w:r>
+            <w:proofErr w:type="spellStart"/>
+            <w:r>
+              <w:t>supMatricola</w:t>
+            </w:r>
+            <w:proofErr w:type="spellEnd"/>
+            <w:r>
+              <w:t xml:space="preserve"> &lt;&gt; </w:t>
+            </w:r>
+            <w:proofErr w:type="spellStart"/>
+            <w:r>
+              <w:t>null</w:t>
+            </w:r>
+            <w:proofErr w:type="spellEnd"/>
+            <w:r>
+              <w:t xml:space="preserve"> and </w:t>
+            </w:r>
+            <w:proofErr w:type="spellStart"/>
+            <w:r>
+              <w:t>supMatricola</w:t>
+            </w:r>
+            <w:proofErr w:type="spellEnd"/>
+            <w:r>
+              <w:t xml:space="preserve"> &lt;&gt; “”</w:t>
+            </w:r>
+            <w:r>
+              <w:t xml:space="preserve"> </w:t>
+            </w:r>
+            <w:r>
+              <w:t xml:space="preserve">and </w:t>
+            </w:r>
+            <w:proofErr w:type="spellStart"/>
+            <w:r>
+              <w:t>utente.matricola</w:t>
+            </w:r>
+            <w:proofErr w:type="spellEnd"/>
+            <w:r>
+              <w:t xml:space="preserve"> &lt;&gt; </w:t>
+            </w:r>
+            <w:proofErr w:type="spellStart"/>
+            <w:r>
+              <w:t>supMatricola</w:t>
+            </w:r>
+            <w:proofErr w:type="spellEnd"/>
           </w:p>
         </w:tc>
       </w:tr>
@@ -9660,247 +10010,170 @@
             <w:tcW w:w="7080" w:type="dxa"/>
           </w:tcPr>
           <w:p>
-            <w:pPr>
-              <w:rPr>
-                <w:lang w:val="en-GB"/>
-              </w:rPr>
-            </w:pPr>
-            <w:proofErr w:type="spellStart"/>
-            <w:r>
-              <w:rPr>
-                <w:lang w:val="en-GB"/>
-              </w:rPr>
-              <w:t>Context:</w:t>
-            </w:r>
+            <w:proofErr w:type="spellStart"/>
+            <w:r>
+              <w:t>Context</w:t>
+            </w:r>
+            <w:proofErr w:type="spellEnd"/>
+            <w:r>
+              <w:t xml:space="preserve"> </w:t>
+            </w:r>
+            <w:proofErr w:type="spellStart"/>
             <w:proofErr w:type="gramStart"/>
             <w:r>
-              <w:rPr>
-                <w:lang w:val="en-GB"/>
-              </w:rPr>
               <w:t>ProfileManagementService</w:t>
             </w:r>
             <w:proofErr w:type="spellEnd"/>
             <w:r>
-              <w:rPr>
-                <w:lang w:val="en-GB"/>
-              </w:rPr>
               <w:t>::</w:t>
             </w:r>
+            <w:proofErr w:type="spellStart"/>
             <w:proofErr w:type="gramEnd"/>
             <w:r>
-              <w:rPr>
-                <w:lang w:val="en-GB"/>
-              </w:rPr>
-              <w:t xml:space="preserve"> </w:t>
-            </w:r>
-            <w:proofErr w:type="spellStart"/>
-            <w:r>
-              <w:rPr>
-                <w:lang w:val="en-GB"/>
-              </w:rPr>
-              <w:t>modifyRole</w:t>
-            </w:r>
-            <w:proofErr w:type="spellEnd"/>
-            <w:r>
-              <w:rPr>
-                <w:lang w:val="en-GB"/>
-              </w:rPr>
-              <w:t xml:space="preserve">(account: </w:t>
-            </w:r>
-            <w:proofErr w:type="spellStart"/>
-            <w:r>
-              <w:rPr>
-                <w:lang w:val="en-GB"/>
-              </w:rPr>
-              <w:t>Utente</w:t>
-            </w:r>
-            <w:proofErr w:type="spellEnd"/>
-            <w:r>
-              <w:rPr>
-                <w:lang w:val="en-GB"/>
-              </w:rPr>
-              <w:t xml:space="preserve"> </w:t>
-            </w:r>
-            <w:proofErr w:type="spellStart"/>
-            <w:r>
-              <w:rPr>
-                <w:lang w:val="en-GB"/>
-              </w:rPr>
-              <w:t>newSup</w:t>
-            </w:r>
-            <w:proofErr w:type="spellEnd"/>
-            <w:r>
-              <w:rPr>
-                <w:lang w:val="en-GB"/>
-              </w:rPr>
-              <w:t>: string)</w:t>
-            </w:r>
-          </w:p>
-          <w:p>
-            <w:pPr>
-              <w:rPr>
-                <w:lang w:val="en-GB"/>
-              </w:rPr>
-            </w:pPr>
-          </w:p>
-          <w:p>
-            <w:pPr>
-              <w:rPr>
-                <w:lang w:val="en-GB"/>
-              </w:rPr>
-            </w:pPr>
-            <w:r>
-              <w:rPr>
-                <w:lang w:val="en-GB"/>
-              </w:rPr>
-              <w:t xml:space="preserve">Post: </w:t>
-            </w:r>
-          </w:p>
-          <w:p>
-            <w:pPr>
-              <w:rPr>
-                <w:lang w:val="en-GB"/>
-              </w:rPr>
-            </w:pPr>
-            <w:r>
-              <w:rPr>
-                <w:lang w:val="en-GB"/>
-              </w:rPr>
-              <w:t>result &lt;&gt; null and</w:t>
-            </w:r>
-          </w:p>
-          <w:p>
-            <w:pPr>
-              <w:rPr>
-                <w:lang w:val="en-GB"/>
-              </w:rPr>
-            </w:pPr>
-            <w:proofErr w:type="spellStart"/>
-            <w:r>
-              <w:rPr>
-                <w:lang w:val="en-GB"/>
-              </w:rPr>
-              <w:t>result.value</w:t>
-            </w:r>
-            <w:proofErr w:type="spellEnd"/>
-            <w:r>
-              <w:rPr>
-                <w:lang w:val="en-GB"/>
-              </w:rPr>
-              <w:t xml:space="preserve"> = true or </w:t>
-            </w:r>
-            <w:proofErr w:type="spellStart"/>
-            <w:r>
-              <w:rPr>
-                <w:lang w:val="en-GB"/>
-              </w:rPr>
-              <w:t>result.value</w:t>
-            </w:r>
-            <w:proofErr w:type="spellEnd"/>
-            <w:r>
-              <w:rPr>
-                <w:lang w:val="en-GB"/>
-              </w:rPr>
-              <w:t xml:space="preserve"> = false and</w:t>
-            </w:r>
-          </w:p>
-          <w:p>
-            <w:pPr>
-              <w:rPr>
-                <w:lang w:val="en-GB"/>
-              </w:rPr>
-            </w:pPr>
-            <w:proofErr w:type="spellStart"/>
-            <w:r>
-              <w:rPr>
-                <w:lang w:val="en-GB"/>
-              </w:rPr>
-              <w:t>account.supervisore</w:t>
-            </w:r>
-            <w:proofErr w:type="spellEnd"/>
-            <w:r>
-              <w:rPr>
-                <w:lang w:val="en-GB"/>
-              </w:rPr>
+              <w:t>modifySupervisor</w:t>
+            </w:r>
+            <w:proofErr w:type="spellEnd"/>
+            <w:r>
+              <w:t>(</w:t>
+            </w:r>
+            <w:proofErr w:type="spellStart"/>
+            <w:r>
+              <w:t>utente:Utente</w:t>
+            </w:r>
+            <w:proofErr w:type="spellEnd"/>
+            <w:r>
+              <w:t xml:space="preserve">, </w:t>
+            </w:r>
+            <w:proofErr w:type="spellStart"/>
+            <w:r>
+              <w:t>supMatricola:String</w:t>
+            </w:r>
+            <w:proofErr w:type="spellEnd"/>
+            <w:r>
+              <w:t>)</w:t>
+            </w:r>
+          </w:p>
+          <w:p/>
+          <w:p>
+            <w:proofErr w:type="spellStart"/>
+            <w:r>
+              <w:t>targetDipendente</w:t>
+            </w:r>
+            <w:proofErr w:type="spellEnd"/>
+            <w:r>
               <w:t xml:space="preserve"> = </w:t>
             </w:r>
             <w:proofErr w:type="spellStart"/>
             <w:r>
-              <w:rPr>
-                <w:lang w:val="en-GB"/>
-              </w:rPr>
-              <w:t>newSup</w:t>
-            </w:r>
-            <w:proofErr w:type="spellEnd"/>
-            <w:r>
-              <w:rPr>
-                <w:lang w:val="en-GB"/>
-              </w:rPr>
-              <w:t xml:space="preserve"> and </w:t>
-            </w:r>
-          </w:p>
-          <w:p>
-            <w:pPr>
-              <w:rPr>
-                <w:lang w:val="en-GB"/>
-              </w:rPr>
-            </w:pPr>
-            <w:r>
-              <w:rPr>
-                <w:lang w:val="en-GB"/>
-              </w:rPr>
-              <w:t>.</w:t>
-            </w:r>
-            <w:proofErr w:type="spellStart"/>
-            <w:r>
-              <w:rPr>
-                <w:lang w:val="en-GB"/>
-              </w:rPr>
-              <w:t>currentView</w:t>
-            </w:r>
-            <w:proofErr w:type="spellEnd"/>
-            <w:r>
-              <w:rPr>
-                <w:lang w:val="en-GB"/>
-              </w:rPr>
+              <w:t>Dipendente.allInstances</w:t>
+            </w:r>
+            <w:proofErr w:type="spellEnd"/>
+            <w:r>
+              <w:t>()-&gt;</w:t>
+            </w:r>
+            <w:proofErr w:type="spellStart"/>
+            <w:r>
+              <w:t>any</w:t>
+            </w:r>
+            <w:proofErr w:type="spellEnd"/>
+            <w:r>
+              <w:t xml:space="preserve">(d | </w:t>
+            </w:r>
+            <w:proofErr w:type="spellStart"/>
+            <w:r>
+              <w:t>d.matricola</w:t>
+            </w:r>
+            <w:proofErr w:type="spellEnd"/>
+            <w:r>
               <w:t xml:space="preserve"> = </w:t>
             </w:r>
-            <w:proofErr w:type="gramStart"/>
-            <w:r>
-              <w:rPr>
-                <w:lang w:val="en-GB"/>
-              </w:rPr>
-              <w:t>View::</w:t>
-            </w:r>
-            <w:proofErr w:type="gramEnd"/>
-            <w:r>
-              <w:rPr>
-                <w:lang w:val="en-GB"/>
-              </w:rPr>
-              <w:t>Profile(</w:t>
-            </w:r>
-            <w:proofErr w:type="spellStart"/>
-            <w:r>
-              <w:rPr>
-                <w:lang w:val="en-GB"/>
-              </w:rPr>
-              <w:t>Utente</w:t>
-            </w:r>
-            <w:proofErr w:type="spellEnd"/>
-            <w:r>
-              <w:rPr>
-                <w:lang w:val="en-GB"/>
-              </w:rPr>
-              <w:t>)</w:t>
-            </w:r>
-          </w:p>
-          <w:p>
-            <w:pPr>
-              <w:rPr>
-                <w:lang w:val="en-GB"/>
-              </w:rPr>
-            </w:pPr>
-          </w:p>
+            <w:proofErr w:type="spellStart"/>
+            <w:r>
+              <w:t>utente.matricola</w:t>
+            </w:r>
+            <w:proofErr w:type="spellEnd"/>
+            <w:r>
+              <w:t>) in</w:t>
+            </w:r>
+          </w:p>
+          <w:p/>
+          <w:p>
+            <w:pPr>
+              <w:rPr>
+                <w:lang w:val="en-GB"/>
+              </w:rPr>
+            </w:pPr>
+            <w:r>
+              <w:rPr>
+                <w:lang w:val="en-GB"/>
+              </w:rPr>
+              <w:t>if result = true then</w:t>
+            </w:r>
+          </w:p>
+          <w:p>
+            <w:pPr>
+              <w:rPr>
+                <w:lang w:val="en-GB"/>
+              </w:rPr>
+            </w:pPr>
+            <w:r>
+              <w:rPr>
+                <w:lang w:val="en-GB"/>
+              </w:rPr>
+              <w:t xml:space="preserve">        </w:t>
+            </w:r>
+            <w:proofErr w:type="spellStart"/>
+            <w:r>
+              <w:rPr>
+                <w:lang w:val="en-GB"/>
+              </w:rPr>
+              <w:t>targetDipendente.supMatricola</w:t>
+            </w:r>
+            <w:proofErr w:type="spellEnd"/>
+            <w:r>
+              <w:rPr>
+                <w:lang w:val="en-GB"/>
+              </w:rPr>
+              <w:t xml:space="preserve"> = </w:t>
+            </w:r>
+            <w:proofErr w:type="spellStart"/>
+            <w:r>
+              <w:rPr>
+                <w:lang w:val="en-GB"/>
+              </w:rPr>
+              <w:t>supMatricola</w:t>
+            </w:r>
+            <w:proofErr w:type="spellEnd"/>
+          </w:p>
+          <w:p>
+            <w:r>
+              <w:t>else</w:t>
+            </w:r>
+          </w:p>
+          <w:p>
+            <w:proofErr w:type="spellStart"/>
+            <w:r>
+              <w:t>targetDipendente.supMatricola</w:t>
+            </w:r>
+            <w:proofErr w:type="spellEnd"/>
+            <w:r>
+              <w:t xml:space="preserve"> = </w:t>
+            </w:r>
+            <w:proofErr w:type="spellStart"/>
+            <w:r>
+              <w:t>targetDipendente.supMatricola@pre</w:t>
+            </w:r>
+            <w:proofErr w:type="spellEnd"/>
+            <w:r>
+              <w:br/>
+            </w:r>
+            <w:proofErr w:type="spellStart"/>
+            <w:r>
+              <w:t>endif</w:t>
+            </w:r>
+            <w:proofErr w:type="spellEnd"/>
+          </w:p>
+          <w:p/>
         </w:tc>
       </w:tr>
       <w:tr>
@@ -9912,16 +10185,537 @@
             <w:tcW w:w="9627" w:type="dxa"/>
             <w:gridSpan w:val="2"/>
           </w:tcPr>
-          <w:p>
-            <w:pPr>
-              <w:rPr>
-                <w:lang w:val="en-GB"/>
-              </w:rPr>
-            </w:pPr>
-          </w:p>
+          <w:p/>
         </w:tc>
       </w:tr>
       <w:tr>
+        <w:trPr>
+          <w:trHeight w:val="373"/>
+        </w:trPr>
+        <w:tc>
+          <w:tcPr>
+            <w:tcW w:w="2547" w:type="dxa"/>
+          </w:tcPr>
+          <w:p>
+            <w:r>
+              <w:t>Nome Metodo</w:t>
+            </w:r>
+          </w:p>
+        </w:tc>
+        <w:tc>
+          <w:tcPr>
+            <w:tcW w:w="7080" w:type="dxa"/>
+          </w:tcPr>
+          <w:p>
+            <w:pPr>
+              <w:rPr>
+                <w:lang w:val="en-GB"/>
+              </w:rPr>
+            </w:pPr>
+            <w:r>
+              <w:rPr>
+                <w:lang w:val="en-GB"/>
+              </w:rPr>
+              <w:t xml:space="preserve">+ </w:t>
+            </w:r>
+            <w:proofErr w:type="spellStart"/>
+            <w:r>
+              <w:rPr>
+                <w:lang w:val="en-GB"/>
+              </w:rPr>
+              <w:t>replacePassword</w:t>
+            </w:r>
+            <w:proofErr w:type="spellEnd"/>
+            <w:r>
+              <w:rPr>
+                <w:lang w:val="en-GB"/>
+              </w:rPr>
+              <w:t>(</w:t>
+            </w:r>
+            <w:proofErr w:type="spellStart"/>
+            <w:r>
+              <w:rPr>
+                <w:lang w:val="en-GB"/>
+              </w:rPr>
+              <w:t>matricola:String</w:t>
+            </w:r>
+            <w:proofErr w:type="spellEnd"/>
+            <w:r>
+              <w:rPr>
+                <w:lang w:val="en-GB"/>
+              </w:rPr>
+              <w:t xml:space="preserve">, </w:t>
+            </w:r>
+            <w:proofErr w:type="spellStart"/>
+            <w:r>
+              <w:rPr>
+                <w:lang w:val="en-GB"/>
+              </w:rPr>
+              <w:t>newPwd:String</w:t>
+            </w:r>
+            <w:proofErr w:type="spellEnd"/>
+            <w:r>
+              <w:rPr>
+                <w:lang w:val="en-GB"/>
+              </w:rPr>
+              <w:t>) : bool</w:t>
+            </w:r>
+          </w:p>
+        </w:tc>
+      </w:tr>
+      <w:tr>
+        <w:trPr>
+          <w:trHeight w:val="373"/>
+        </w:trPr>
+        <w:tc>
+          <w:tcPr>
+            <w:tcW w:w="2547" w:type="dxa"/>
+          </w:tcPr>
+          <w:p>
+            <w:r>
+              <w:t xml:space="preserve">Descrizione </w:t>
+            </w:r>
+          </w:p>
+        </w:tc>
+        <w:tc>
+          <w:tcPr>
+            <w:tcW w:w="7080" w:type="dxa"/>
+          </w:tcPr>
+          <w:p>
+            <w:r>
+              <w:t>Permette di rimpiazzare la password di un account all’interno del database</w:t>
+            </w:r>
+          </w:p>
+        </w:tc>
+      </w:tr>
+      <w:tr>
+        <w:trPr>
+          <w:trHeight w:val="373"/>
+        </w:trPr>
+        <w:tc>
+          <w:tcPr>
+            <w:tcW w:w="2547" w:type="dxa"/>
+          </w:tcPr>
+          <w:p>
+            <w:r>
+              <w:t>Pre-condizione</w:t>
+            </w:r>
+          </w:p>
+        </w:tc>
+        <w:tc>
+          <w:tcPr>
+            <w:tcW w:w="7080" w:type="dxa"/>
+          </w:tcPr>
+          <w:p>
+            <w:pPr>
+              <w:rPr>
+                <w:lang w:val="en-GB"/>
+              </w:rPr>
+            </w:pPr>
+            <w:r>
+              <w:rPr>
+                <w:lang w:val="en-GB"/>
+              </w:rPr>
+              <w:t>Co</w:t>
+            </w:r>
+            <w:r>
+              <w:rPr>
+                <w:lang w:val="en-GB"/>
+              </w:rPr>
+              <w:t xml:space="preserve">ntext </w:t>
+            </w:r>
+            <w:proofErr w:type="spellStart"/>
+            <w:r>
+              <w:rPr>
+                <w:lang w:val="en-GB"/>
+              </w:rPr>
+              <w:t>replacePassword</w:t>
+            </w:r>
+            <w:proofErr w:type="spellEnd"/>
+            <w:r>
+              <w:rPr>
+                <w:lang w:val="en-GB"/>
+              </w:rPr>
+              <w:t>(</w:t>
+            </w:r>
+            <w:proofErr w:type="spellStart"/>
+            <w:r>
+              <w:rPr>
+                <w:lang w:val="en-GB"/>
+              </w:rPr>
+              <w:t>matricola:String</w:t>
+            </w:r>
+            <w:proofErr w:type="spellEnd"/>
+            <w:r>
+              <w:rPr>
+                <w:lang w:val="en-GB"/>
+              </w:rPr>
+              <w:t xml:space="preserve">, </w:t>
+            </w:r>
+            <w:proofErr w:type="spellStart"/>
+            <w:r>
+              <w:rPr>
+                <w:lang w:val="en-GB"/>
+              </w:rPr>
+              <w:t>newPwd:String</w:t>
+            </w:r>
+            <w:proofErr w:type="spellEnd"/>
+            <w:r>
+              <w:rPr>
+                <w:lang w:val="en-GB"/>
+              </w:rPr>
+              <w:t>)</w:t>
+            </w:r>
+          </w:p>
+          <w:p>
+            <w:pPr>
+              <w:rPr>
+                <w:lang w:val="en-GB"/>
+              </w:rPr>
+            </w:pPr>
+          </w:p>
+          <w:p>
+            <w:pPr>
+              <w:rPr>
+                <w:lang w:val="en-GB"/>
+              </w:rPr>
+            </w:pPr>
+            <w:proofErr w:type="spellStart"/>
+            <w:r>
+              <w:rPr>
+                <w:lang w:val="en-GB"/>
+              </w:rPr>
+              <w:t>matricola</w:t>
+            </w:r>
+            <w:proofErr w:type="spellEnd"/>
+            <w:r>
+              <w:rPr>
+                <w:lang w:val="en-GB"/>
+              </w:rPr>
+              <w:t xml:space="preserve"> &lt;&gt; null and </w:t>
+            </w:r>
+            <w:proofErr w:type="spellStart"/>
+            <w:r>
+              <w:rPr>
+                <w:lang w:val="en-GB"/>
+              </w:rPr>
+              <w:t>newPwd</w:t>
+            </w:r>
+            <w:proofErr w:type="spellEnd"/>
+            <w:r>
+              <w:rPr>
+                <w:lang w:val="en-GB"/>
+              </w:rPr>
+              <w:t xml:space="preserve"> &lt;&gt; null</w:t>
+            </w:r>
+            <w:r>
+              <w:rPr>
+                <w:lang w:val="en-GB"/>
+              </w:rPr>
+              <w:t xml:space="preserve"> and newPwd.matches(</w:t>
+            </w:r>
+            <w:r>
+              <w:rPr>
+                <w:lang w:val="en-GB"/>
+              </w:rPr>
+              <w:t>(^(?=.*[a-z])(?=.*[A-Z])(?=.*\d)(?=.*[@$!%*?&amp;])[A-Za z\d@$!%*?&amp;]{8,16}$)</w:t>
+            </w:r>
+          </w:p>
+        </w:tc>
+      </w:tr>
+      <w:tr>
+        <w:trPr>
+          <w:trHeight w:val="373"/>
+        </w:trPr>
+        <w:tc>
+          <w:tcPr>
+            <w:tcW w:w="2547" w:type="dxa"/>
+          </w:tcPr>
+          <w:p>
+            <w:r>
+              <w:t>Post-condizione</w:t>
+            </w:r>
+          </w:p>
+        </w:tc>
+        <w:tc>
+          <w:tcPr>
+            <w:tcW w:w="7080" w:type="dxa"/>
+          </w:tcPr>
+          <w:p>
+            <w:pPr>
+              <w:rPr>
+                <w:lang w:val="en-GB"/>
+              </w:rPr>
+            </w:pPr>
+            <w:r>
+              <w:rPr>
+                <w:lang w:val="en-GB"/>
+              </w:rPr>
+              <w:t xml:space="preserve">Context </w:t>
+            </w:r>
+            <w:proofErr w:type="spellStart"/>
+            <w:r>
+              <w:rPr>
+                <w:lang w:val="en-GB"/>
+              </w:rPr>
+              <w:t>replacePassword</w:t>
+            </w:r>
+            <w:proofErr w:type="spellEnd"/>
+            <w:r>
+              <w:rPr>
+                <w:lang w:val="en-GB"/>
+              </w:rPr>
+              <w:t>(</w:t>
+            </w:r>
+            <w:proofErr w:type="spellStart"/>
+            <w:r>
+              <w:rPr>
+                <w:lang w:val="en-GB"/>
+              </w:rPr>
+              <w:t>matricola:String</w:t>
+            </w:r>
+            <w:proofErr w:type="spellEnd"/>
+            <w:r>
+              <w:rPr>
+                <w:lang w:val="en-GB"/>
+              </w:rPr>
+              <w:t xml:space="preserve">, </w:t>
+            </w:r>
+            <w:proofErr w:type="spellStart"/>
+            <w:r>
+              <w:rPr>
+                <w:lang w:val="en-GB"/>
+              </w:rPr>
+              <w:t>newPwd:String</w:t>
+            </w:r>
+            <w:proofErr w:type="spellEnd"/>
+            <w:r>
+              <w:rPr>
+                <w:lang w:val="en-GB"/>
+              </w:rPr>
+              <w:t>)</w:t>
+            </w:r>
+          </w:p>
+          <w:p>
+            <w:pPr>
+              <w:rPr>
+                <w:lang w:val="en-GB"/>
+              </w:rPr>
+            </w:pPr>
+          </w:p>
+          <w:p>
+            <w:pPr>
+              <w:rPr>
+                <w:lang w:val="en-GB"/>
+              </w:rPr>
+            </w:pPr>
+            <w:proofErr w:type="spellStart"/>
+            <w:r>
+              <w:rPr>
+                <w:lang w:val="en-GB"/>
+              </w:rPr>
+              <w:t>targetUtente</w:t>
+            </w:r>
+            <w:proofErr w:type="spellEnd"/>
+            <w:r>
+              <w:rPr>
+                <w:lang w:val="en-GB"/>
+              </w:rPr>
+              <w:t xml:space="preserve"> = </w:t>
+            </w:r>
+            <w:proofErr w:type="spellStart"/>
+            <w:r>
+              <w:rPr>
+                <w:lang w:val="en-GB"/>
+              </w:rPr>
+              <w:t>Utente.allInstances</w:t>
+            </w:r>
+            <w:proofErr w:type="spellEnd"/>
+            <w:r>
+              <w:rPr>
+                <w:lang w:val="en-GB"/>
+              </w:rPr>
+              <w:t xml:space="preserve">()-&gt;any(u | </w:t>
+            </w:r>
+            <w:proofErr w:type="spellStart"/>
+            <w:r>
+              <w:rPr>
+                <w:lang w:val="en-GB"/>
+              </w:rPr>
+              <w:t>u.matricola</w:t>
+            </w:r>
+            <w:proofErr w:type="spellEnd"/>
+            <w:r>
+              <w:rPr>
+                <w:lang w:val="en-GB"/>
+              </w:rPr>
+              <w:t xml:space="preserve"> = </w:t>
+            </w:r>
+            <w:proofErr w:type="spellStart"/>
+            <w:r>
+              <w:rPr>
+                <w:lang w:val="en-GB"/>
+              </w:rPr>
+              <w:t>matricola</w:t>
+            </w:r>
+            <w:proofErr w:type="spellEnd"/>
+            <w:r>
+              <w:rPr>
+                <w:lang w:val="en-GB"/>
+              </w:rPr>
+              <w:t xml:space="preserve">) </w:t>
+            </w:r>
+          </w:p>
+          <w:p>
+            <w:pPr>
+              <w:rPr>
+                <w:lang w:val="en-GB"/>
+              </w:rPr>
+            </w:pPr>
+          </w:p>
+          <w:p>
+            <w:pPr>
+              <w:rPr>
+                <w:lang w:val="en-GB"/>
+              </w:rPr>
+            </w:pPr>
+            <w:r>
+              <w:rPr>
+                <w:lang w:val="en-GB"/>
+              </w:rPr>
+              <w:t>if result = true then</w:t>
+            </w:r>
+          </w:p>
+          <w:p>
+            <w:pPr>
+              <w:rPr>
+                <w:lang w:val="en-GB"/>
+              </w:rPr>
+            </w:pPr>
+            <w:r>
+              <w:rPr>
+                <w:lang w:val="en-GB"/>
+              </w:rPr>
+              <w:t xml:space="preserve">        </w:t>
+            </w:r>
+            <w:proofErr w:type="spellStart"/>
+            <w:r>
+              <w:rPr>
+                <w:lang w:val="en-GB"/>
+              </w:rPr>
+              <w:t>targetUtente.hashPassword</w:t>
+            </w:r>
+            <w:proofErr w:type="spellEnd"/>
+            <w:r>
+              <w:rPr>
+                <w:lang w:val="en-GB"/>
+              </w:rPr>
+              <w:t xml:space="preserve"> = </w:t>
+            </w:r>
+            <w:proofErr w:type="spellStart"/>
+            <w:r>
+              <w:rPr>
+                <w:lang w:val="en-GB"/>
+              </w:rPr>
+              <w:t>newPwd</w:t>
+            </w:r>
+            <w:proofErr w:type="spellEnd"/>
+          </w:p>
+          <w:p>
+            <w:pPr>
+              <w:rPr>
+                <w:lang w:val="en-GB"/>
+              </w:rPr>
+            </w:pPr>
+            <w:r>
+              <w:rPr>
+                <w:lang w:val="en-GB"/>
+              </w:rPr>
+              <w:t xml:space="preserve">        </w:t>
+            </w:r>
+          </w:p>
+          <w:p>
+            <w:pPr>
+              <w:rPr>
+                <w:lang w:val="en-GB"/>
+              </w:rPr>
+            </w:pPr>
+            <w:r>
+              <w:rPr>
+                <w:lang w:val="en-GB"/>
+              </w:rPr>
+              <w:t>else</w:t>
+            </w:r>
+          </w:p>
+          <w:p>
+            <w:pPr>
+              <w:rPr>
+                <w:lang w:val="en-GB"/>
+              </w:rPr>
+            </w:pPr>
+            <w:r>
+              <w:rPr>
+                <w:lang w:val="en-GB"/>
+              </w:rPr>
+              <w:t xml:space="preserve">        </w:t>
+            </w:r>
+            <w:proofErr w:type="spellStart"/>
+            <w:r>
+              <w:rPr>
+                <w:lang w:val="en-GB"/>
+              </w:rPr>
+              <w:t>targetUtente.hashPassword</w:t>
+            </w:r>
+            <w:proofErr w:type="spellEnd"/>
+            <w:r>
+              <w:rPr>
+                <w:lang w:val="en-GB"/>
+              </w:rPr>
+              <w:t xml:space="preserve"> = </w:t>
+            </w:r>
+            <w:proofErr w:type="spellStart"/>
+            <w:r>
+              <w:rPr>
+                <w:lang w:val="en-GB"/>
+              </w:rPr>
+              <w:t>targetUtente.hashPassword@pre</w:t>
+            </w:r>
+            <w:proofErr w:type="spellEnd"/>
+          </w:p>
+          <w:p>
+            <w:pPr>
+              <w:rPr>
+                <w:lang w:val="en-GB"/>
+              </w:rPr>
+            </w:pPr>
+            <w:r>
+              <w:rPr>
+                <w:lang w:val="en-GB"/>
+              </w:rPr>
+              <w:t xml:space="preserve">    endif</w:t>
+            </w:r>
+          </w:p>
+        </w:tc>
+      </w:tr>
+      <w:tr>
+        <w:trPr>
+          <w:trHeight w:val="373"/>
+        </w:trPr>
+        <w:tc>
+          <w:tcPr>
+            <w:tcW w:w="9627" w:type="dxa"/>
+            <w:gridSpan w:val="2"/>
+          </w:tcPr>
+          <w:p>
+            <w:pPr>
+              <w:rPr>
+                <w:lang w:val="en-GB"/>
+              </w:rPr>
+            </w:pPr>
+          </w:p>
+        </w:tc>
+      </w:tr>
+      <w:tr>
         <w:tc>
           <w:tcPr>
             <w:tcW w:w="2547" w:type="dxa"/>
@@ -9948,7 +10742,13 @@
             </w:r>
             <w:proofErr w:type="spellEnd"/>
             <w:r>
-              <w:t xml:space="preserve">(account: Utente) : </w:t>
+              <w:t>(</w:t>
+            </w:r>
+            <w:r>
+              <w:t>utente</w:t>
+            </w:r>
+            <w:r>
+              <w:t xml:space="preserve">: Utente) : </w:t>
             </w:r>
             <w:proofErr w:type="spellStart"/>
             <w:r>
@@ -9977,7 +10777,7 @@
           </w:tcPr>
           <w:p>
             <w:r>
-              <w:t xml:space="preserve">Permette di cambiare supervisore ad un dipendente. </w:t>
+              <w:t xml:space="preserve">Permette di eliminare un account dal database </w:t>
             </w:r>
           </w:p>
         </w:tc>
@@ -9990,7 +10790,6 @@
           </w:tcPr>
           <w:p>
             <w:r>
-              <w:lastRenderedPageBreak/>
               <w:t>Pre-condizione</w:t>
             </w:r>
           </w:p>
@@ -10005,13 +10804,19 @@
                 <w:lang w:val="en-GB"/>
               </w:rPr>
             </w:pPr>
-            <w:proofErr w:type="spellStart"/>
-            <w:r>
-              <w:rPr>
-                <w:lang w:val="en-GB"/>
-              </w:rPr>
-              <w:t>Context:</w:t>
-            </w:r>
+            <w:r>
+              <w:rPr>
+                <w:lang w:val="en-GB"/>
+              </w:rPr>
+              <w:t>Context</w:t>
+            </w:r>
+            <w:r>
+              <w:rPr>
+                <w:lang w:val="en-GB"/>
+              </w:rPr>
+              <w:t xml:space="preserve"> </w:t>
+            </w:r>
+            <w:proofErr w:type="spellStart"/>
             <w:proofErr w:type="gramStart"/>
             <w:r>
               <w:rPr>
@@ -10045,8 +10850,42 @@
               <w:rPr>
                 <w:lang w:val="en-GB"/>
               </w:rPr>
-              <w:t xml:space="preserve">(account: </w:t>
-            </w:r>
+              <w:t>(</w:t>
+            </w:r>
+            <w:proofErr w:type="spellStart"/>
+            <w:r>
+              <w:rPr>
+                <w:lang w:val="en-GB"/>
+              </w:rPr>
+              <w:t>utente</w:t>
+            </w:r>
+            <w:r>
+              <w:rPr>
+                <w:lang w:val="en-GB"/>
+              </w:rPr>
+              <w:t>:Utente</w:t>
+            </w:r>
+            <w:proofErr w:type="spellEnd"/>
+            <w:r>
+              <w:rPr>
+                <w:lang w:val="en-GB"/>
+              </w:rPr>
+              <w:t>)</w:t>
+            </w:r>
+          </w:p>
+          <w:p>
+            <w:pPr>
+              <w:rPr>
+                <w:lang w:val="en-GB"/>
+              </w:rPr>
+            </w:pPr>
+          </w:p>
+          <w:p>
+            <w:pPr>
+              <w:rPr>
+                <w:lang w:val="en-GB"/>
+              </w:rPr>
+            </w:pPr>
             <w:proofErr w:type="spellStart"/>
             <w:r>
               <w:rPr>
@@ -10059,153 +10898,13 @@
               <w:rPr>
                 <w:lang w:val="en-GB"/>
               </w:rPr>
-              <w:t>)</w:t>
-            </w:r>
-          </w:p>
-          <w:p>
-            <w:pPr>
-              <w:rPr>
-                <w:lang w:val="en-GB"/>
-              </w:rPr>
-            </w:pPr>
-          </w:p>
-          <w:p>
-            <w:pPr>
-              <w:rPr>
-                <w:lang w:val="en-GB"/>
-              </w:rPr>
-            </w:pPr>
-            <w:r>
-              <w:rPr>
-                <w:lang w:val="en-GB"/>
-              </w:rPr>
-              <w:t xml:space="preserve">Pre: </w:t>
-            </w:r>
-          </w:p>
-          <w:p>
-            <w:pPr>
-              <w:rPr>
-                <w:lang w:val="en-GB"/>
-              </w:rPr>
-            </w:pPr>
-          </w:p>
-          <w:p>
-            <w:pPr>
-              <w:rPr>
-                <w:lang w:val="en-GB"/>
-              </w:rPr>
-            </w:pPr>
-            <w:proofErr w:type="spellStart"/>
-            <w:r>
-              <w:rPr>
-                <w:lang w:val="en-GB"/>
-              </w:rPr>
-              <w:t>Session.utente.isAuthenticated</w:t>
-            </w:r>
-            <w:proofErr w:type="spellEnd"/>
-            <w:r>
-              <w:rPr>
-                <w:lang w:val="en-GB"/>
-              </w:rPr>
-              <w:t>() = true and</w:t>
-            </w:r>
-          </w:p>
-          <w:p>
-            <w:pPr>
-              <w:rPr>
-                <w:lang w:val="en-GB"/>
-              </w:rPr>
-            </w:pPr>
-            <w:proofErr w:type="spellStart"/>
-            <w:r>
-              <w:rPr>
-                <w:lang w:val="en-GB"/>
-              </w:rPr>
-              <w:t>Session.utente.ruolo</w:t>
-            </w:r>
-            <w:proofErr w:type="spellEnd"/>
-            <w:r>
-              <w:rPr>
-                <w:lang w:val="en-GB"/>
-              </w:rPr>
-              <w:t xml:space="preserve"> = </w:t>
-            </w:r>
-            <w:proofErr w:type="gramStart"/>
-            <w:r>
-              <w:rPr>
-                <w:lang w:val="en-GB"/>
-              </w:rPr>
-              <w:t>role::</w:t>
-            </w:r>
-            <w:proofErr w:type="spellStart"/>
-            <w:proofErr w:type="gramEnd"/>
-            <w:r>
-              <w:rPr>
-                <w:lang w:val="en-GB"/>
-              </w:rPr>
-              <w:t>accountManager</w:t>
-            </w:r>
-            <w:proofErr w:type="spellEnd"/>
-            <w:r>
-              <w:rPr>
-                <w:lang w:val="en-GB"/>
-              </w:rPr>
-              <w:t xml:space="preserve"> and</w:t>
-            </w:r>
-          </w:p>
-          <w:p>
-            <w:pPr>
-              <w:rPr>
-                <w:lang w:val="en-GB"/>
-              </w:rPr>
-            </w:pPr>
-            <w:r>
-              <w:rPr>
-                <w:lang w:val="en-GB"/>
-              </w:rPr>
-              <w:t>.</w:t>
-            </w:r>
-            <w:proofErr w:type="spellStart"/>
-            <w:r>
-              <w:rPr>
-                <w:lang w:val="en-GB"/>
-              </w:rPr>
-              <w:t>currentView</w:t>
-            </w:r>
-            <w:proofErr w:type="spellEnd"/>
-            <w:r>
-              <w:rPr>
-                <w:lang w:val="en-GB"/>
-              </w:rPr>
-              <w:t xml:space="preserve"> = </w:t>
-            </w:r>
-            <w:proofErr w:type="gramStart"/>
-            <w:r>
-              <w:rPr>
-                <w:lang w:val="en-GB"/>
-              </w:rPr>
-              <w:t>View::</w:t>
-            </w:r>
-            <w:proofErr w:type="gramEnd"/>
-            <w:r>
-              <w:rPr>
-                <w:lang w:val="en-GB"/>
-              </w:rPr>
-              <w:t>Profile(</w:t>
-            </w:r>
-            <w:proofErr w:type="spellStart"/>
-            <w:r>
-              <w:rPr>
-                <w:lang w:val="en-GB"/>
-              </w:rPr>
-              <w:t>Utente</w:t>
-            </w:r>
-            <w:proofErr w:type="spellEnd"/>
-            <w:r>
-              <w:rPr>
-                <w:lang w:val="en-GB"/>
-              </w:rPr>
-              <w:t xml:space="preserve">) </w:t>
+              <w:t xml:space="preserve"> &lt;&gt; null</w:t>
+            </w:r>
+            <w:r>
+              <w:rPr>
+                <w:lang w:val="en-GB"/>
+              </w:rPr>
+              <w:t xml:space="preserve"> </w:t>
             </w:r>
           </w:p>
         </w:tc>
@@ -10232,13 +10931,19 @@
                 <w:lang w:val="en-GB"/>
               </w:rPr>
             </w:pPr>
-            <w:proofErr w:type="spellStart"/>
-            <w:r>
-              <w:rPr>
-                <w:lang w:val="en-GB"/>
-              </w:rPr>
-              <w:t>Context:</w:t>
-            </w:r>
+            <w:r>
+              <w:rPr>
+                <w:lang w:val="en-GB"/>
+              </w:rPr>
+              <w:t>Context</w:t>
+            </w:r>
+            <w:r>
+              <w:rPr>
+                <w:lang w:val="en-GB"/>
+              </w:rPr>
+              <w:t xml:space="preserve"> </w:t>
+            </w:r>
+            <w:proofErr w:type="spellStart"/>
             <w:proofErr w:type="gramStart"/>
             <w:r>
               <w:rPr>
@@ -10272,14 +10977,20 @@
               <w:rPr>
                 <w:lang w:val="en-GB"/>
               </w:rPr>
-              <w:t xml:space="preserve">(account: </w:t>
-            </w:r>
-            <w:proofErr w:type="spellStart"/>
-            <w:r>
-              <w:rPr>
-                <w:lang w:val="en-GB"/>
-              </w:rPr>
-              <w:t>Utente</w:t>
+              <w:t>(</w:t>
+            </w:r>
+            <w:proofErr w:type="spellStart"/>
+            <w:r>
+              <w:rPr>
+                <w:lang w:val="en-GB"/>
+              </w:rPr>
+              <w:t>utente</w:t>
+            </w:r>
+            <w:r>
+              <w:rPr>
+                <w:lang w:val="en-GB"/>
+              </w:rPr>
+              <w:t>:Utente</w:t>
             </w:r>
             <w:proofErr w:type="spellEnd"/>
             <w:r>
@@ -10306,91 +11017,397 @@
               <w:rPr>
                 <w:lang w:val="en-GB"/>
               </w:rPr>
-              <w:t xml:space="preserve">Post: </w:t>
-            </w:r>
-          </w:p>
-          <w:p>
-            <w:pPr>
-              <w:rPr>
-                <w:lang w:val="en-GB"/>
-              </w:rPr>
-            </w:pPr>
-          </w:p>
-          <w:p>
-            <w:pPr>
-              <w:rPr>
-                <w:lang w:val="en-GB"/>
-              </w:rPr>
-            </w:pPr>
-            <w:proofErr w:type="spellStart"/>
-            <w:r>
-              <w:rPr>
-                <w:lang w:val="en-GB"/>
-              </w:rPr>
-              <w:t>Notifiche.allInstances</w:t>
-            </w:r>
-            <w:proofErr w:type="spellEnd"/>
-            <w:r>
-              <w:rPr>
-                <w:lang w:val="en-GB"/>
-              </w:rPr>
-              <w:t xml:space="preserve">() -&gt; any(a | a.id = account.id) -&gt; </w:t>
-            </w:r>
-            <w:proofErr w:type="spellStart"/>
-            <w:r>
-              <w:rPr>
-                <w:lang w:val="en-GB"/>
-              </w:rPr>
-              <w:t>isEmpty</w:t>
-            </w:r>
-            <w:proofErr w:type="spellEnd"/>
-            <w:r>
-              <w:rPr>
-                <w:lang w:val="en-GB"/>
-              </w:rPr>
-              <w:t>() and</w:t>
-            </w:r>
-          </w:p>
-          <w:p>
-            <w:pPr>
-              <w:rPr>
-                <w:lang w:val="en-GB"/>
-              </w:rPr>
-            </w:pPr>
-            <w:proofErr w:type="spellStart"/>
-            <w:r>
-              <w:rPr>
-                <w:lang w:val="en-GB"/>
-              </w:rPr>
-              <w:t>Account.allInstances</w:t>
-            </w:r>
-            <w:proofErr w:type="spellEnd"/>
-            <w:r>
-              <w:rPr>
-                <w:lang w:val="en-GB"/>
-              </w:rPr>
-              <w:t>() -&gt; excludes(a | a.id = account.id) and</w:t>
-            </w:r>
-          </w:p>
-          <w:p>
-            <w:r>
-              <w:t>.</w:t>
-            </w:r>
-            <w:proofErr w:type="spellStart"/>
-            <w:r>
-              <w:t>currentView</w:t>
-            </w:r>
-            <w:proofErr w:type="spellEnd"/>
-            <w:r>
+              <w:t>if result = true then</w:t>
+            </w:r>
+          </w:p>
+          <w:p>
+            <w:pPr>
+              <w:rPr>
+                <w:lang w:val="en-GB"/>
+              </w:rPr>
+            </w:pPr>
+            <w:r>
+              <w:rPr>
+                <w:lang w:val="en-GB"/>
+              </w:rPr>
+              <w:t xml:space="preserve">        </w:t>
+            </w:r>
+          </w:p>
+          <w:p>
+            <w:pPr>
+              <w:rPr>
+                <w:lang w:val="en-GB"/>
+              </w:rPr>
+            </w:pPr>
+            <w:r>
+              <w:rPr>
+                <w:lang w:val="en-GB"/>
+              </w:rPr>
+              <w:t xml:space="preserve">not </w:t>
+            </w:r>
+            <w:proofErr w:type="spellStart"/>
+            <w:r>
+              <w:rPr>
+                <w:lang w:val="en-GB"/>
+              </w:rPr>
+              <w:t>Utente.allInstances</w:t>
+            </w:r>
+            <w:proofErr w:type="spellEnd"/>
+            <w:r>
+              <w:rPr>
+                <w:lang w:val="en-GB"/>
+              </w:rPr>
+              <w:t xml:space="preserve">()-&gt;exists(u | </w:t>
+            </w:r>
+            <w:proofErr w:type="spellStart"/>
+            <w:r>
+              <w:rPr>
+                <w:lang w:val="en-GB"/>
+              </w:rPr>
+              <w:t>u.matricola</w:t>
+            </w:r>
+            <w:proofErr w:type="spellEnd"/>
+            <w:r>
+              <w:rPr>
+                <w:lang w:val="en-GB"/>
+              </w:rPr>
               <w:t xml:space="preserve"> = </w:t>
             </w:r>
-            <w:proofErr w:type="gramStart"/>
-            <w:r>
-              <w:t>View::</w:t>
-            </w:r>
-            <w:proofErr w:type="gramEnd"/>
-            <w:r>
-              <w:t>Homepage</w:t>
+            <w:proofErr w:type="spellStart"/>
+            <w:r>
+              <w:rPr>
+                <w:lang w:val="en-GB"/>
+              </w:rPr>
+              <w:t>account.matricola</w:t>
+            </w:r>
+            <w:proofErr w:type="spellEnd"/>
+            <w:r>
+              <w:rPr>
+                <w:lang w:val="en-GB"/>
+              </w:rPr>
+              <w:t>) and</w:t>
+            </w:r>
+          </w:p>
+          <w:p>
+            <w:pPr>
+              <w:rPr>
+                <w:lang w:val="en-GB"/>
+              </w:rPr>
+            </w:pPr>
+            <w:r>
+              <w:rPr>
+                <w:lang w:val="en-GB"/>
+              </w:rPr>
+              <w:t xml:space="preserve">        </w:t>
+            </w:r>
+          </w:p>
+          <w:p>
+            <w:pPr>
+              <w:rPr>
+                <w:lang w:val="en-GB"/>
+              </w:rPr>
+            </w:pPr>
+          </w:p>
+          <w:p>
+            <w:pPr>
+              <w:rPr>
+                <w:lang w:val="en-GB"/>
+              </w:rPr>
+            </w:pPr>
+            <w:r>
+              <w:rPr>
+                <w:lang w:val="en-GB"/>
+              </w:rPr>
+              <w:t xml:space="preserve">not </w:t>
+            </w:r>
+            <w:proofErr w:type="spellStart"/>
+            <w:r>
+              <w:rPr>
+                <w:lang w:val="en-GB"/>
+              </w:rPr>
+              <w:t>Dipendente.allInstances</w:t>
+            </w:r>
+            <w:proofErr w:type="spellEnd"/>
+            <w:r>
+              <w:rPr>
+                <w:lang w:val="en-GB"/>
+              </w:rPr>
+              <w:t xml:space="preserve">()-&gt;exists(d | </w:t>
+            </w:r>
+            <w:proofErr w:type="spellStart"/>
+            <w:r>
+              <w:rPr>
+                <w:lang w:val="en-GB"/>
+              </w:rPr>
+              <w:t>d.matricola</w:t>
+            </w:r>
+            <w:proofErr w:type="spellEnd"/>
+            <w:r>
+              <w:rPr>
+                <w:lang w:val="en-GB"/>
+              </w:rPr>
+              <w:t xml:space="preserve"> = </w:t>
+            </w:r>
+            <w:proofErr w:type="spellStart"/>
+            <w:r>
+              <w:rPr>
+                <w:lang w:val="en-GB"/>
+              </w:rPr>
+              <w:t>account.matricola</w:t>
+            </w:r>
+            <w:proofErr w:type="spellEnd"/>
+            <w:r>
+              <w:rPr>
+                <w:lang w:val="en-GB"/>
+              </w:rPr>
+              <w:t xml:space="preserve">) </w:t>
+            </w:r>
+          </w:p>
+          <w:p>
+            <w:pPr>
+              <w:rPr>
+                <w:lang w:val="en-GB"/>
+              </w:rPr>
+            </w:pPr>
+          </w:p>
+          <w:p>
+            <w:pPr>
+              <w:rPr>
+                <w:lang w:val="en-GB"/>
+              </w:rPr>
+            </w:pPr>
+            <w:r>
+              <w:rPr>
+                <w:lang w:val="en-GB"/>
+              </w:rPr>
+              <w:t>and</w:t>
+            </w:r>
+          </w:p>
+          <w:p>
+            <w:pPr>
+              <w:rPr>
+                <w:lang w:val="en-GB"/>
+              </w:rPr>
+            </w:pPr>
+          </w:p>
+          <w:p>
+            <w:pPr>
+              <w:rPr>
+                <w:lang w:val="en-GB"/>
+              </w:rPr>
+            </w:pPr>
+            <w:r>
+              <w:rPr>
+                <w:lang w:val="en-GB"/>
+              </w:rPr>
+              <w:t xml:space="preserve">not </w:t>
+            </w:r>
+            <w:proofErr w:type="spellStart"/>
+            <w:r>
+              <w:rPr>
+                <w:lang w:val="en-GB"/>
+              </w:rPr>
+              <w:t>Supervisore.allInstances</w:t>
+            </w:r>
+            <w:proofErr w:type="spellEnd"/>
+            <w:r>
+              <w:rPr>
+                <w:lang w:val="en-GB"/>
+              </w:rPr>
+              <w:t xml:space="preserve">()-&gt;exists(s | </w:t>
+            </w:r>
+            <w:proofErr w:type="spellStart"/>
+            <w:r>
+              <w:rPr>
+                <w:lang w:val="en-GB"/>
+              </w:rPr>
+              <w:t>s.matricola</w:t>
+            </w:r>
+            <w:proofErr w:type="spellEnd"/>
+            <w:r>
+              <w:rPr>
+                <w:lang w:val="en-GB"/>
+              </w:rPr>
+              <w:t xml:space="preserve"> = </w:t>
+            </w:r>
+            <w:proofErr w:type="spellStart"/>
+            <w:r>
+              <w:rPr>
+                <w:lang w:val="en-GB"/>
+              </w:rPr>
+              <w:t>account.matricola</w:t>
+            </w:r>
+            <w:proofErr w:type="spellEnd"/>
+            <w:r>
+              <w:rPr>
+                <w:lang w:val="en-GB"/>
+              </w:rPr>
+              <w:t>) and</w:t>
+            </w:r>
+          </w:p>
+          <w:p>
+            <w:pPr>
+              <w:rPr>
+                <w:lang w:val="en-GB"/>
+              </w:rPr>
+            </w:pPr>
+            <w:r>
+              <w:rPr>
+                <w:lang w:val="en-GB"/>
+              </w:rPr>
+              <w:br/>
+            </w:r>
+            <w:proofErr w:type="spellStart"/>
+            <w:r>
+              <w:rPr>
+                <w:lang w:val="en-GB"/>
+              </w:rPr>
+              <w:t>Utente.allInstances</w:t>
+            </w:r>
+            <w:proofErr w:type="spellEnd"/>
+            <w:r>
+              <w:rPr>
+                <w:lang w:val="en-GB"/>
+              </w:rPr>
+              <w:t xml:space="preserve">()-&gt;size() = </w:t>
+            </w:r>
+            <w:proofErr w:type="spellStart"/>
+            <w:r>
+              <w:rPr>
+                <w:lang w:val="en-GB"/>
+              </w:rPr>
+              <w:t>Utente.allInstances</w:t>
+            </w:r>
+            <w:proofErr w:type="spellEnd"/>
+            <w:r>
+              <w:rPr>
+                <w:lang w:val="en-GB"/>
+              </w:rPr>
+              <w:t>()@pre-&gt;size() - 1</w:t>
+            </w:r>
+          </w:p>
+          <w:p>
+            <w:pPr>
+              <w:rPr>
+                <w:lang w:val="en-GB"/>
+              </w:rPr>
+            </w:pPr>
+            <w:r>
+              <w:rPr>
+                <w:lang w:val="en-GB"/>
+              </w:rPr>
+              <w:t xml:space="preserve">        </w:t>
+            </w:r>
+          </w:p>
+          <w:p>
+            <w:pPr>
+              <w:rPr>
+                <w:lang w:val="en-GB"/>
+              </w:rPr>
+            </w:pPr>
+            <w:r>
+              <w:rPr>
+                <w:lang w:val="en-GB"/>
+              </w:rPr>
+              <w:t xml:space="preserve">    </w:t>
+            </w:r>
+            <w:r>
+              <w:rPr>
+                <w:lang w:val="en-GB"/>
+              </w:rPr>
+              <w:t>else</w:t>
+            </w:r>
+          </w:p>
+          <w:p>
+            <w:pPr>
+              <w:rPr>
+                <w:lang w:val="en-GB"/>
+              </w:rPr>
+            </w:pPr>
+            <w:proofErr w:type="spellStart"/>
+            <w:r>
+              <w:rPr>
+                <w:lang w:val="en-GB"/>
+              </w:rPr>
+              <w:t>Utente.allInstances</w:t>
+            </w:r>
+            <w:proofErr w:type="spellEnd"/>
+            <w:r>
+              <w:rPr>
+                <w:lang w:val="en-GB"/>
+              </w:rPr>
+              <w:t xml:space="preserve">()-&gt;size() = </w:t>
+            </w:r>
+            <w:proofErr w:type="spellStart"/>
+            <w:r>
+              <w:rPr>
+                <w:lang w:val="en-GB"/>
+              </w:rPr>
+              <w:t>Utente.allInstances</w:t>
+            </w:r>
+            <w:proofErr w:type="spellEnd"/>
+            <w:r>
+              <w:rPr>
+                <w:lang w:val="en-GB"/>
+              </w:rPr>
+              <w:t>()@pre-&gt;size() and</w:t>
+            </w:r>
+          </w:p>
+          <w:p>
+            <w:pPr>
+              <w:rPr>
+                <w:lang w:val="en-GB"/>
+              </w:rPr>
+            </w:pPr>
+            <w:proofErr w:type="spellStart"/>
+            <w:r>
+              <w:rPr>
+                <w:lang w:val="en-GB"/>
+              </w:rPr>
+              <w:t>Utente.allInstances</w:t>
+            </w:r>
+            <w:proofErr w:type="spellEnd"/>
+            <w:r>
+              <w:rPr>
+                <w:lang w:val="en-GB"/>
+              </w:rPr>
+              <w:t xml:space="preserve">()-&gt;exists(u | </w:t>
+            </w:r>
+            <w:proofErr w:type="spellStart"/>
+            <w:r>
+              <w:rPr>
+                <w:lang w:val="en-GB"/>
+              </w:rPr>
+              <w:t>u.matricola</w:t>
+            </w:r>
+            <w:proofErr w:type="spellEnd"/>
+            <w:r>
+              <w:rPr>
+                <w:lang w:val="en-GB"/>
+              </w:rPr>
+              <w:t xml:space="preserve"> = </w:t>
+            </w:r>
+            <w:proofErr w:type="spellStart"/>
+            <w:r>
+              <w:rPr>
+                <w:lang w:val="en-GB"/>
+              </w:rPr>
+              <w:t>account.matricola</w:t>
+            </w:r>
+            <w:proofErr w:type="spellEnd"/>
+            <w:r>
+              <w:rPr>
+                <w:lang w:val="en-GB"/>
+              </w:rPr>
+              <w:t>)</w:t>
+            </w:r>
+          </w:p>
+          <w:p>
+            <w:r>
+              <w:rPr>
+                <w:lang w:val="en-GB"/>
+              </w:rPr>
+              <w:t xml:space="preserve">    endif</w:t>
             </w:r>
           </w:p>
         </w:tc>
@@ -11126,7 +12143,6 @@
               <w:rPr>
                 <w:lang w:val="en-GB"/>
               </w:rPr>
-              <w:lastRenderedPageBreak/>
               <w:t xml:space="preserve">Post: </w:t>
             </w:r>
           </w:p>
@@ -11442,6 +12458,7 @@
           </w:tcPr>
           <w:p>
             <w:r>
+              <w:lastRenderedPageBreak/>
               <w:t>Post-condizione</w:t>
             </w:r>
           </w:p>
@@ -12328,7 +13345,6 @@
               <w:rPr>
                 <w:lang w:val="en-GB"/>
               </w:rPr>
-              <w:lastRenderedPageBreak/>
               <w:t>Session.utente.isAuthenticated</w:t>
             </w:r>
             <w:proofErr w:type="spellEnd"/>
@@ -12467,7 +13483,6 @@
           </w:tcPr>
           <w:p>
             <w:r>
-              <w:lastRenderedPageBreak/>
               <w:t>Post-condizione</w:t>
             </w:r>
           </w:p>
@@ -12701,6 +13716,7 @@
               <w:spacing w:after="160" w:line="259" w:lineRule="auto"/>
             </w:pPr>
             <w:r>
+              <w:lastRenderedPageBreak/>
               <w:t>Nome Classe</w:t>
             </w:r>
           </w:p>
@@ -13380,6 +14396,7 @@
               </w:rPr>
               <w:t>role::</w:t>
             </w:r>
+            <w:proofErr w:type="spellStart"/>
             <w:proofErr w:type="gramEnd"/>
             <w:r>
               <w:rPr>
@@ -13387,6 +14404,7 @@
               </w:rPr>
               <w:t>Supervisore</w:t>
             </w:r>
+            <w:proofErr w:type="spellEnd"/>
           </w:p>
           <w:p>
             <w:pPr>
@@ -13649,7 +14667,6 @@
               <w:rPr>
                 <w:lang w:val="en-GB"/>
               </w:rPr>
-              <w:lastRenderedPageBreak/>
               <w:t>Task.allInstances</w:t>
             </w:r>
             <w:proofErr w:type="spellEnd"/>
@@ -14049,6 +15066,7 @@
               <w:rPr>
                 <w:lang w:val="en-GB"/>
               </w:rPr>
+              <w:lastRenderedPageBreak/>
               <w:t>Task.allInstances</w:t>
             </w:r>
             <w:proofErr w:type="spellEnd"/>
@@ -15007,7 +16025,6 @@
         <w:rPr>
           <w:lang w:val="en-GB"/>
         </w:rPr>
-        <w:lastRenderedPageBreak/>
         <w:t>TaskDipendenteService</w:t>
       </w:r>
       <w:proofErr w:type="spellEnd"/>
@@ -16066,7 +17083,6 @@
               <w:rPr>
                 <w:lang w:val="en-GB"/>
               </w:rPr>
-              <w:lastRenderedPageBreak/>
               <w:t xml:space="preserve">Sessione.utente.id = </w:t>
             </w:r>
             <w:proofErr w:type="spellStart"/>
@@ -16222,222 +17238,222 @@
           </w:tcPr>
           <w:p>
             <w:r>
+              <w:t>Post-condizione</w:t>
+            </w:r>
+          </w:p>
+        </w:tc>
+        <w:tc>
+          <w:tcPr>
+            <w:tcW w:w="7080" w:type="dxa"/>
+          </w:tcPr>
+          <w:p>
+            <w:pPr>
+              <w:rPr>
+                <w:lang w:val="en-GB"/>
+              </w:rPr>
+            </w:pPr>
+            <w:proofErr w:type="spellStart"/>
+            <w:r>
+              <w:rPr>
+                <w:lang w:val="en-GB"/>
+              </w:rPr>
+              <w:t>Context:</w:t>
+            </w:r>
+            <w:proofErr w:type="gramStart"/>
+            <w:r>
+              <w:rPr>
+                <w:lang w:val="en-GB"/>
+              </w:rPr>
+              <w:t>TaskDipendenteService</w:t>
+            </w:r>
+            <w:proofErr w:type="spellEnd"/>
+            <w:r>
+              <w:rPr>
+                <w:lang w:val="en-GB"/>
+              </w:rPr>
+              <w:t>::</w:t>
+            </w:r>
+            <w:proofErr w:type="spellStart"/>
+            <w:proofErr w:type="gramEnd"/>
+            <w:r>
+              <w:rPr>
+                <w:lang w:val="en-GB"/>
+              </w:rPr>
+              <w:t>completeTask</w:t>
+            </w:r>
+            <w:proofErr w:type="spellEnd"/>
+            <w:r>
+              <w:rPr>
+                <w:lang w:val="en-GB"/>
+              </w:rPr>
+              <w:t>(</w:t>
+            </w:r>
+            <w:proofErr w:type="spellStart"/>
+            <w:r>
+              <w:rPr>
+                <w:lang w:val="en-GB"/>
+              </w:rPr>
+              <w:t>taskID</w:t>
+            </w:r>
+            <w:proofErr w:type="spellEnd"/>
+            <w:r>
+              <w:rPr>
+                <w:lang w:val="en-GB"/>
+              </w:rPr>
+              <w:t>: int)</w:t>
+            </w:r>
+          </w:p>
+          <w:p>
+            <w:pPr>
+              <w:rPr>
+                <w:lang w:val="en-GB"/>
+              </w:rPr>
+            </w:pPr>
+          </w:p>
+          <w:p>
+            <w:pPr>
+              <w:rPr>
+                <w:lang w:val="en-GB"/>
+              </w:rPr>
+            </w:pPr>
+            <w:r>
+              <w:rPr>
+                <w:lang w:val="en-GB"/>
+              </w:rPr>
+              <w:t xml:space="preserve">Post: </w:t>
+            </w:r>
+          </w:p>
+          <w:p>
+            <w:pPr>
+              <w:rPr>
+                <w:lang w:val="en-GB"/>
+              </w:rPr>
+            </w:pPr>
+          </w:p>
+          <w:p>
+            <w:pPr>
+              <w:rPr>
+                <w:lang w:val="en-GB"/>
+              </w:rPr>
+            </w:pPr>
+            <w:r>
+              <w:rPr>
+                <w:lang w:val="en-GB"/>
+              </w:rPr>
+              <w:t>result &lt;&gt; null and</w:t>
+            </w:r>
+          </w:p>
+          <w:p>
+            <w:pPr>
+              <w:rPr>
+                <w:lang w:val="en-GB"/>
+              </w:rPr>
+            </w:pPr>
+            <w:proofErr w:type="spellStart"/>
+            <w:r>
+              <w:rPr>
+                <w:lang w:val="en-GB"/>
+              </w:rPr>
+              <w:t>result.value</w:t>
+            </w:r>
+            <w:proofErr w:type="spellEnd"/>
+            <w:r>
+              <w:rPr>
+                <w:lang w:val="en-GB"/>
+              </w:rPr>
+              <w:t xml:space="preserve"> = true and</w:t>
+            </w:r>
+          </w:p>
+          <w:p>
+            <w:pPr>
+              <w:rPr>
+                <w:lang w:val="en-GB"/>
+              </w:rPr>
+            </w:pPr>
+            <w:proofErr w:type="spellStart"/>
+            <w:r>
+              <w:rPr>
+                <w:lang w:val="en-GB"/>
+              </w:rPr>
+              <w:t>Task.allInstances</w:t>
+            </w:r>
+            <w:proofErr w:type="spellEnd"/>
+            <w:r>
+              <w:rPr>
+                <w:lang w:val="en-GB"/>
+              </w:rPr>
+              <w:t xml:space="preserve">() -&gt; select(t | t.id = </w:t>
+            </w:r>
+            <w:proofErr w:type="spellStart"/>
+            <w:r>
+              <w:rPr>
+                <w:lang w:val="en-GB"/>
+              </w:rPr>
+              <w:t>taskID</w:t>
+            </w:r>
+            <w:proofErr w:type="spellEnd"/>
+            <w:r>
+              <w:rPr>
+                <w:lang w:val="en-GB"/>
+              </w:rPr>
+              <w:t xml:space="preserve">).status = </w:t>
+            </w:r>
+            <w:proofErr w:type="gramStart"/>
+            <w:r>
+              <w:rPr>
+                <w:lang w:val="en-GB"/>
+              </w:rPr>
+              <w:t>status::</w:t>
+            </w:r>
+            <w:proofErr w:type="spellStart"/>
+            <w:proofErr w:type="gramEnd"/>
+            <w:r>
+              <w:rPr>
+                <w:lang w:val="en-GB"/>
+              </w:rPr>
+              <w:t>Completato</w:t>
+            </w:r>
+            <w:proofErr w:type="spellEnd"/>
+            <w:r>
+              <w:rPr>
+                <w:lang w:val="en-GB"/>
+              </w:rPr>
+              <w:t xml:space="preserve"> and</w:t>
+            </w:r>
+          </w:p>
+          <w:p>
+            <w:pPr>
+              <w:rPr>
+                <w:lang w:val="en-GB"/>
+              </w:rPr>
+            </w:pPr>
+            <w:proofErr w:type="spellStart"/>
+            <w:r>
+              <w:rPr>
+                <w:lang w:val="en-GB"/>
+              </w:rPr>
+              <w:t>Notifiche.allInstances</w:t>
+            </w:r>
+            <w:proofErr w:type="spellEnd"/>
+            <w:r>
+              <w:rPr>
+                <w:lang w:val="en-GB"/>
+              </w:rPr>
+              <w:t xml:space="preserve"> -&gt; size() += 1 and </w:t>
+            </w:r>
+          </w:p>
+          <w:p>
+            <w:pPr>
+              <w:rPr>
+                <w:lang w:val="en-GB"/>
+              </w:rPr>
+            </w:pPr>
+            <w:proofErr w:type="spellStart"/>
+            <w:r>
+              <w:rPr>
+                <w:lang w:val="en-GB"/>
+              </w:rPr>
               <w:lastRenderedPageBreak/>
-              <w:t>Post-condizione</w:t>
-            </w:r>
-          </w:p>
-        </w:tc>
-        <w:tc>
-          <w:tcPr>
-            <w:tcW w:w="7080" w:type="dxa"/>
-          </w:tcPr>
-          <w:p>
-            <w:pPr>
-              <w:rPr>
-                <w:lang w:val="en-GB"/>
-              </w:rPr>
-            </w:pPr>
-            <w:proofErr w:type="spellStart"/>
-            <w:r>
-              <w:rPr>
-                <w:lang w:val="en-GB"/>
-              </w:rPr>
-              <w:t>Context:</w:t>
-            </w:r>
-            <w:proofErr w:type="gramStart"/>
-            <w:r>
-              <w:rPr>
-                <w:lang w:val="en-GB"/>
-              </w:rPr>
-              <w:t>TaskDipendenteService</w:t>
-            </w:r>
-            <w:proofErr w:type="spellEnd"/>
-            <w:r>
-              <w:rPr>
-                <w:lang w:val="en-GB"/>
-              </w:rPr>
-              <w:t>::</w:t>
-            </w:r>
-            <w:proofErr w:type="spellStart"/>
-            <w:proofErr w:type="gramEnd"/>
-            <w:r>
-              <w:rPr>
-                <w:lang w:val="en-GB"/>
-              </w:rPr>
-              <w:t>completeTask</w:t>
-            </w:r>
-            <w:proofErr w:type="spellEnd"/>
-            <w:r>
-              <w:rPr>
-                <w:lang w:val="en-GB"/>
-              </w:rPr>
-              <w:t>(</w:t>
-            </w:r>
-            <w:proofErr w:type="spellStart"/>
-            <w:r>
-              <w:rPr>
-                <w:lang w:val="en-GB"/>
-              </w:rPr>
-              <w:t>taskID</w:t>
-            </w:r>
-            <w:proofErr w:type="spellEnd"/>
-            <w:r>
-              <w:rPr>
-                <w:lang w:val="en-GB"/>
-              </w:rPr>
-              <w:t>: int)</w:t>
-            </w:r>
-          </w:p>
-          <w:p>
-            <w:pPr>
-              <w:rPr>
-                <w:lang w:val="en-GB"/>
-              </w:rPr>
-            </w:pPr>
-          </w:p>
-          <w:p>
-            <w:pPr>
-              <w:rPr>
-                <w:lang w:val="en-GB"/>
-              </w:rPr>
-            </w:pPr>
-            <w:r>
-              <w:rPr>
-                <w:lang w:val="en-GB"/>
-              </w:rPr>
-              <w:t xml:space="preserve">Post: </w:t>
-            </w:r>
-          </w:p>
-          <w:p>
-            <w:pPr>
-              <w:rPr>
-                <w:lang w:val="en-GB"/>
-              </w:rPr>
-            </w:pPr>
-          </w:p>
-          <w:p>
-            <w:pPr>
-              <w:rPr>
-                <w:lang w:val="en-GB"/>
-              </w:rPr>
-            </w:pPr>
-            <w:r>
-              <w:rPr>
-                <w:lang w:val="en-GB"/>
-              </w:rPr>
-              <w:t>result &lt;&gt; null and</w:t>
-            </w:r>
-          </w:p>
-          <w:p>
-            <w:pPr>
-              <w:rPr>
-                <w:lang w:val="en-GB"/>
-              </w:rPr>
-            </w:pPr>
-            <w:proofErr w:type="spellStart"/>
-            <w:r>
-              <w:rPr>
-                <w:lang w:val="en-GB"/>
-              </w:rPr>
-              <w:t>result.value</w:t>
-            </w:r>
-            <w:proofErr w:type="spellEnd"/>
-            <w:r>
-              <w:rPr>
-                <w:lang w:val="en-GB"/>
-              </w:rPr>
-              <w:t xml:space="preserve"> = true and</w:t>
-            </w:r>
-          </w:p>
-          <w:p>
-            <w:pPr>
-              <w:rPr>
-                <w:lang w:val="en-GB"/>
-              </w:rPr>
-            </w:pPr>
-            <w:proofErr w:type="spellStart"/>
-            <w:r>
-              <w:rPr>
-                <w:lang w:val="en-GB"/>
-              </w:rPr>
-              <w:t>Task.allInstances</w:t>
-            </w:r>
-            <w:proofErr w:type="spellEnd"/>
-            <w:r>
-              <w:rPr>
-                <w:lang w:val="en-GB"/>
-              </w:rPr>
-              <w:t xml:space="preserve">() -&gt; select(t | t.id = </w:t>
-            </w:r>
-            <w:proofErr w:type="spellStart"/>
-            <w:r>
-              <w:rPr>
-                <w:lang w:val="en-GB"/>
-              </w:rPr>
-              <w:t>taskID</w:t>
-            </w:r>
-            <w:proofErr w:type="spellEnd"/>
-            <w:r>
-              <w:rPr>
-                <w:lang w:val="en-GB"/>
-              </w:rPr>
-              <w:t xml:space="preserve">).status = </w:t>
-            </w:r>
-            <w:proofErr w:type="gramStart"/>
-            <w:r>
-              <w:rPr>
-                <w:lang w:val="en-GB"/>
-              </w:rPr>
-              <w:t>status::</w:t>
-            </w:r>
-            <w:proofErr w:type="spellStart"/>
-            <w:proofErr w:type="gramEnd"/>
-            <w:r>
-              <w:rPr>
-                <w:lang w:val="en-GB"/>
-              </w:rPr>
-              <w:t>Completato</w:t>
-            </w:r>
-            <w:proofErr w:type="spellEnd"/>
-            <w:r>
-              <w:rPr>
-                <w:lang w:val="en-GB"/>
-              </w:rPr>
-              <w:t xml:space="preserve"> and</w:t>
-            </w:r>
-          </w:p>
-          <w:p>
-            <w:pPr>
-              <w:rPr>
-                <w:lang w:val="en-GB"/>
-              </w:rPr>
-            </w:pPr>
-            <w:proofErr w:type="spellStart"/>
-            <w:r>
-              <w:rPr>
-                <w:lang w:val="en-GB"/>
-              </w:rPr>
-              <w:t>Notifiche.allInstances</w:t>
-            </w:r>
-            <w:proofErr w:type="spellEnd"/>
-            <w:r>
-              <w:rPr>
-                <w:lang w:val="en-GB"/>
-              </w:rPr>
-              <w:t xml:space="preserve"> -&gt; size() += 1 and </w:t>
-            </w:r>
-          </w:p>
-          <w:p>
-            <w:pPr>
-              <w:rPr>
-                <w:lang w:val="en-GB"/>
-              </w:rPr>
-            </w:pPr>
-            <w:proofErr w:type="spellStart"/>
-            <w:r>
-              <w:rPr>
-                <w:lang w:val="en-GB"/>
-              </w:rPr>
               <w:t>Notifiche.allInstances</w:t>
             </w:r>
             <w:proofErr w:type="spellEnd"/>
@@ -17131,7 +18147,6 @@
               <w:spacing w:after="160" w:line="259" w:lineRule="auto"/>
             </w:pPr>
             <w:r>
-              <w:lastRenderedPageBreak/>
               <w:t>Firma metodo</w:t>
             </w:r>
           </w:p>
@@ -18047,7 +19062,6 @@
               <w:spacing w:after="160" w:line="259" w:lineRule="auto"/>
             </w:pPr>
             <w:r>
-              <w:lastRenderedPageBreak/>
               <w:t>Pre-condizione</w:t>
             </w:r>
           </w:p>
@@ -19134,7 +20148,6 @@
               <w:spacing w:after="160" w:line="259" w:lineRule="auto"/>
             </w:pPr>
             <w:r>
-              <w:lastRenderedPageBreak/>
               <w:t>Descrizione</w:t>
             </w:r>
           </w:p>
@@ -19543,6 +20556,7 @@
           </w:p>
           <w:p>
             <w:r>
+              <w:lastRenderedPageBreak/>
               <w:t xml:space="preserve">dipendente &lt;&gt; </w:t>
             </w:r>
             <w:proofErr w:type="spellStart"/>
@@ -19830,7 +20844,21 @@
               <w:rPr>
                 <w:lang w:val="en-GB"/>
               </w:rPr>
-              <w:t>: Supervisore, password: String)</w:t>
+              <w:t xml:space="preserve">: </w:t>
+            </w:r>
+            <w:proofErr w:type="spellStart"/>
+            <w:r>
+              <w:rPr>
+                <w:lang w:val="en-GB"/>
+              </w:rPr>
+              <w:t>Supervisore</w:t>
+            </w:r>
+            <w:proofErr w:type="spellEnd"/>
+            <w:r>
+              <w:rPr>
+                <w:lang w:val="en-GB"/>
+              </w:rPr>
+              <w:t>, password: String)</w:t>
             </w:r>
           </w:p>
           <w:p>
@@ -20419,7 +21447,6 @@
               </w:rPr>
             </w:pPr>
             <w:r>
-              <w:lastRenderedPageBreak/>
               <w:t>Pre-condizione</w:t>
             </w:r>
           </w:p>
@@ -20765,6 +21792,7 @@
               <w:spacing w:after="160" w:line="259" w:lineRule="auto"/>
             </w:pPr>
             <w:r>
+              <w:lastRenderedPageBreak/>
               <w:t>Post-condizione</w:t>
             </w:r>
           </w:p>
@@ -21563,7 +22591,6 @@
           </w:tcPr>
           <w:p>
             <w:r>
-              <w:lastRenderedPageBreak/>
               <w:t>Firma metodo</w:t>
             </w:r>
           </w:p>
@@ -21955,6 +22982,7 @@
               </w:rPr>
             </w:pPr>
             <w:r>
+              <w:lastRenderedPageBreak/>
               <w:t>Pre-condizione</w:t>
             </w:r>
           </w:p>
@@ -22773,7 +23801,6 @@
               <w:rPr>
                 <w:lang w:val="en-GB"/>
               </w:rPr>
-              <w:lastRenderedPageBreak/>
               <w:t xml:space="preserve">+ </w:t>
             </w:r>
             <w:proofErr w:type="spellStart"/>
@@ -22935,7 +23962,6 @@
               <w:spacing w:after="160" w:line="259" w:lineRule="auto"/>
             </w:pPr>
             <w:r>
-              <w:lastRenderedPageBreak/>
               <w:t>Invariante</w:t>
             </w:r>
           </w:p>
@@ -23107,6 +24133,7 @@
               <w:rPr>
                 <w:lang w:val="en-GB"/>
               </w:rPr>
+              <w:lastRenderedPageBreak/>
               <w:t>task &lt;&gt; null</w:t>
             </w:r>
             <w:r>
@@ -24273,7 +25300,6 @@
           </w:tcPr>
           <w:p>
             <w:r>
-              <w:lastRenderedPageBreak/>
               <w:t>Firma metodo</w:t>
             </w:r>
           </w:p>
@@ -24621,6 +25647,7 @@
           </w:tcPr>
           <w:p>
             <w:r>
+              <w:lastRenderedPageBreak/>
               <w:t>Pre-condizione</w:t>
             </w:r>
           </w:p>
@@ -25358,7 +26385,6 @@
           </w:tcPr>
           <w:p>
             <w:r>
-              <w:lastRenderedPageBreak/>
               <w:t>Descrizione</w:t>
             </w:r>
           </w:p>
@@ -25686,6 +26712,7 @@
               <w:rPr>
                 <w:lang w:val="en-GB"/>
               </w:rPr>
+              <w:lastRenderedPageBreak/>
               <w:t xml:space="preserve">result = </w:t>
             </w:r>
             <w:proofErr w:type="spellStart"/>
@@ -26110,6 +27137,13 @@
             </w:rPr>
             <w:t>2</w:t>
           </w:r>
+          <w:r>
+            <w:rPr>
+              <w:b w:val="0"/>
+              <w:sz w:val="20"/>
+            </w:rPr>
+            <w:t>.1</w:t>
+          </w:r>
         </w:p>
       </w:tc>
     </w:tr>
@@ -26188,7 +27222,7 @@
             <w:rPr>
               <w:sz w:val="20"/>
             </w:rPr>
-            <w:t>4</w:t>
+            <w:t>6</w:t>
           </w:r>
           <w:r>
             <w:rPr>

--- a/Workspace/ODD/ODD_EWMS.docx
+++ b/Workspace/ODD/ODD_EWMS.docx
@@ -3219,15 +3219,7 @@
     </w:p>
     <w:p>
       <w:r>
-        <w:t xml:space="preserve">È nel nostro interesse utilizzare un modello </w:t>
-      </w:r>
-      <w:proofErr w:type="spellStart"/>
-      <w:r>
-        <w:t>ad</w:t>
-      </w:r>
-      <w:proofErr w:type="spellEnd"/>
-      <w:r>
-        <w:t xml:space="preserve"> oggetti semplice e composto da poche classi centrali suddivise in maniera non eccessiva, riducendo il rischio di over-design e accelerando il processo di sviluppo.</w:t>
+        <w:t>È nel nostro interesse utilizzare un modello ad oggetti semplice e composto da poche classi centrali suddivise in maniera non eccessiva, riducendo il rischio di over-design e accelerando il processo di sviluppo.</w:t>
       </w:r>
     </w:p>
     <w:p>
@@ -3618,15 +3610,7 @@
       </w:r>
       <w:proofErr w:type="spellEnd"/>
       <w:r>
-        <w:t xml:space="preserve"> e post-condizioni </w:t>
-      </w:r>
-      <w:proofErr w:type="gramStart"/>
-      <w:r>
-        <w:t>e</w:t>
-      </w:r>
-      <w:proofErr w:type="gramEnd"/>
-      <w:r>
-        <w:t xml:space="preserve"> eventuali eccezioni che potrebbero essere sollevate.</w:t>
+        <w:t xml:space="preserve"> e post-condizioni e eventuali eccezioni che potrebbero essere sollevate.</w:t>
       </w:r>
     </w:p>
     <w:p/>
@@ -4970,7 +4954,6 @@
               <w:t xml:space="preserve"> </w:t>
             </w:r>
             <w:proofErr w:type="spellStart"/>
-            <w:proofErr w:type="gramStart"/>
             <w:r>
               <w:rPr>
                 <w:lang w:val="en-GB"/>
@@ -4982,14 +4965,7 @@
               <w:rPr>
                 <w:lang w:val="en-GB"/>
               </w:rPr>
-              <w:t>::</w:t>
-            </w:r>
-            <w:proofErr w:type="gramEnd"/>
-            <w:r>
-              <w:rPr>
-                <w:lang w:val="en-GB"/>
-              </w:rPr>
-              <w:t>login</w:t>
+              <w:t>::login</w:t>
             </w:r>
           </w:p>
           <w:p>
@@ -5051,7 +5027,6 @@
               <w:t xml:space="preserve"> </w:t>
             </w:r>
             <w:proofErr w:type="spellStart"/>
-            <w:proofErr w:type="gramStart"/>
             <w:r>
               <w:rPr>
                 <w:lang w:val="en-GB"/>
@@ -5063,14 +5038,7 @@
               <w:rPr>
                 <w:lang w:val="en-GB"/>
               </w:rPr>
-              <w:t>::</w:t>
-            </w:r>
-            <w:proofErr w:type="gramEnd"/>
-            <w:r>
-              <w:rPr>
-                <w:lang w:val="en-GB"/>
-              </w:rPr>
-              <w:t>login</w:t>
+              <w:t>::login</w:t>
             </w:r>
           </w:p>
           <w:p>
@@ -5284,14 +5252,7 @@
               <w:rPr>
                 <w:lang w:val="en-GB"/>
               </w:rPr>
-              <w:t>Context:</w:t>
-            </w:r>
-            <w:proofErr w:type="gramStart"/>
-            <w:r>
-              <w:rPr>
-                <w:lang w:val="en-GB"/>
-              </w:rPr>
-              <w:t>SessionService</w:t>
+              <w:t>Context:SessionService</w:t>
             </w:r>
             <w:proofErr w:type="spellEnd"/>
             <w:r>
@@ -5301,7 +5262,6 @@
               <w:t>::</w:t>
             </w:r>
             <w:proofErr w:type="spellStart"/>
-            <w:proofErr w:type="gramEnd"/>
             <w:r>
               <w:rPr>
                 <w:lang w:val="en-GB"/>
@@ -5378,7 +5338,6 @@
               <w:t xml:space="preserve"> </w:t>
             </w:r>
             <w:proofErr w:type="spellStart"/>
-            <w:proofErr w:type="gramStart"/>
             <w:r>
               <w:rPr>
                 <w:lang w:val="en-GB"/>
@@ -5393,7 +5352,6 @@
               <w:t>::</w:t>
             </w:r>
             <w:proofErr w:type="spellStart"/>
-            <w:proofErr w:type="gramEnd"/>
             <w:r>
               <w:rPr>
                 <w:lang w:val="en-GB"/>
@@ -5534,14 +5492,9 @@
     <w:p>
       <w:proofErr w:type="spellStart"/>
       <w:r>
-        <w:t>utente.</w:t>
-      </w:r>
-      <w:proofErr w:type="gramStart"/>
-      <w:r>
-        <w:t>email</w:t>
+        <w:t>utente.email</w:t>
       </w:r>
       <w:proofErr w:type="spellEnd"/>
-      <w:proofErr w:type="gramEnd"/>
       <w:r>
         <w:t xml:space="preserve"> &lt;&gt; </w:t>
       </w:r>
@@ -5555,15 +5508,7 @@
       </w:r>
       <w:proofErr w:type="spellStart"/>
       <w:r>
-        <w:t>utente.</w:t>
-      </w:r>
-      <w:proofErr w:type="gramStart"/>
-      <w:r>
-        <w:t>email</w:t>
-      </w:r>
-      <w:proofErr w:type="gramEnd"/>
-      <w:r>
-        <w:t>.size</w:t>
+        <w:t>utente.email.size</w:t>
       </w:r>
       <w:proofErr w:type="spellEnd"/>
       <w:r>
@@ -5648,7 +5593,6 @@
       <w:proofErr w:type="spellEnd"/>
     </w:p>
     <w:p/>
-    <w:p/>
     <w:p>
       <w:pPr>
         <w:pStyle w:val="Titolo4"/>
@@ -6141,7 +6085,6 @@
               <w:t xml:space="preserve"> </w:t>
             </w:r>
             <w:proofErr w:type="spellStart"/>
-            <w:proofErr w:type="gramStart"/>
             <w:r>
               <w:rPr>
                 <w:lang w:val="en-GB"/>
@@ -6156,7 +6099,6 @@
               <w:t>::</w:t>
             </w:r>
             <w:proofErr w:type="spellStart"/>
-            <w:proofErr w:type="gramEnd"/>
             <w:r>
               <w:rPr>
                 <w:lang w:val="en-GB"/>
@@ -6396,7 +6338,6 @@
               <w:t xml:space="preserve"> </w:t>
             </w:r>
             <w:proofErr w:type="spellStart"/>
-            <w:proofErr w:type="gramStart"/>
             <w:r>
               <w:rPr>
                 <w:lang w:val="en-GB"/>
@@ -6411,7 +6352,6 @@
               <w:t>::</w:t>
             </w:r>
             <w:proofErr w:type="spellStart"/>
-            <w:proofErr w:type="gramEnd"/>
             <w:r>
               <w:rPr>
                 <w:lang w:val="en-GB"/>
@@ -6607,6 +6547,7 @@
       </w:pPr>
       <w:proofErr w:type="spellStart"/>
       <w:r>
+        <w:lastRenderedPageBreak/>
         <w:t>ProfileManagementService</w:t>
       </w:r>
       <w:proofErr w:type="spellEnd"/>
@@ -7446,7 +7387,6 @@
               <w:t xml:space="preserve"> </w:t>
             </w:r>
             <w:proofErr w:type="spellStart"/>
-            <w:proofErr w:type="gramStart"/>
             <w:r>
               <w:rPr>
                 <w:lang w:val="en-GB"/>
@@ -7461,7 +7401,6 @@
               <w:t>::</w:t>
             </w:r>
             <w:proofErr w:type="spellStart"/>
-            <w:proofErr w:type="gramEnd"/>
             <w:r>
               <w:rPr>
                 <w:lang w:val="en-GB"/>
@@ -7931,7 +7870,6 @@
               <w:t xml:space="preserve"> </w:t>
             </w:r>
             <w:proofErr w:type="spellStart"/>
-            <w:proofErr w:type="gramStart"/>
             <w:r>
               <w:rPr>
                 <w:lang w:val="en-GB"/>
@@ -7946,7 +7884,6 @@
               <w:t>::</w:t>
             </w:r>
             <w:proofErr w:type="spellStart"/>
-            <w:proofErr w:type="gramEnd"/>
             <w:r>
               <w:rPr>
                 <w:lang w:val="en-GB"/>
@@ -8074,7 +8011,6 @@
               <w:t xml:space="preserve"> </w:t>
             </w:r>
             <w:proofErr w:type="spellStart"/>
-            <w:proofErr w:type="gramStart"/>
             <w:r>
               <w:rPr>
                 <w:lang w:val="en-GB"/>
@@ -8089,7 +8025,6 @@
               <w:t>::</w:t>
             </w:r>
             <w:proofErr w:type="spellStart"/>
-            <w:proofErr w:type="gramEnd"/>
             <w:r>
               <w:rPr>
                 <w:lang w:val="en-GB"/>
@@ -8154,69 +8089,69 @@
               <w:rPr>
                 <w:lang w:val="en-GB"/>
               </w:rPr>
+              <w:t>utenteTarget</w:t>
+            </w:r>
+            <w:proofErr w:type="spellEnd"/>
+            <w:r>
+              <w:rPr>
+                <w:lang w:val="en-GB"/>
+              </w:rPr>
+              <w:t xml:space="preserve"> = </w:t>
+            </w:r>
+            <w:proofErr w:type="spellStart"/>
+            <w:r>
+              <w:rPr>
+                <w:lang w:val="en-GB"/>
+              </w:rPr>
+              <w:t>Utente.allInstances</w:t>
+            </w:r>
+            <w:proofErr w:type="spellEnd"/>
+            <w:r>
+              <w:rPr>
+                <w:lang w:val="en-GB"/>
+              </w:rPr>
+              <w:t xml:space="preserve">()-&gt;any(u | </w:t>
+            </w:r>
+            <w:proofErr w:type="spellStart"/>
+            <w:r>
+              <w:rPr>
+                <w:lang w:val="en-GB"/>
+              </w:rPr>
+              <w:t>u.matricola</w:t>
+            </w:r>
+            <w:proofErr w:type="spellEnd"/>
+            <w:r>
+              <w:rPr>
+                <w:lang w:val="en-GB"/>
+              </w:rPr>
+              <w:t xml:space="preserve"> = </w:t>
+            </w:r>
+            <w:proofErr w:type="spellStart"/>
+            <w:r>
+              <w:rPr>
+                <w:lang w:val="en-GB"/>
+              </w:rPr>
+              <w:t>matricola</w:t>
+            </w:r>
+            <w:proofErr w:type="spellEnd"/>
+            <w:r>
+              <w:rPr>
+                <w:lang w:val="en-GB"/>
+              </w:rPr>
+              <w:t xml:space="preserve">) </w:t>
+            </w:r>
+          </w:p>
+          <w:p>
+            <w:pPr>
+              <w:rPr>
+                <w:lang w:val="en-GB"/>
+              </w:rPr>
+            </w:pPr>
+            <w:r>
+              <w:rPr>
+                <w:lang w:val="en-GB"/>
+              </w:rPr>
               <w:lastRenderedPageBreak/>
-              <w:t>utenteTarget</w:t>
-            </w:r>
-            <w:proofErr w:type="spellEnd"/>
-            <w:r>
-              <w:rPr>
-                <w:lang w:val="en-GB"/>
-              </w:rPr>
-              <w:t xml:space="preserve"> = </w:t>
-            </w:r>
-            <w:proofErr w:type="spellStart"/>
-            <w:r>
-              <w:rPr>
-                <w:lang w:val="en-GB"/>
-              </w:rPr>
-              <w:t>Utente.allInstances</w:t>
-            </w:r>
-            <w:proofErr w:type="spellEnd"/>
-            <w:r>
-              <w:rPr>
-                <w:lang w:val="en-GB"/>
-              </w:rPr>
-              <w:t xml:space="preserve">()-&gt;any(u | </w:t>
-            </w:r>
-            <w:proofErr w:type="spellStart"/>
-            <w:r>
-              <w:rPr>
-                <w:lang w:val="en-GB"/>
-              </w:rPr>
-              <w:t>u.matricola</w:t>
-            </w:r>
-            <w:proofErr w:type="spellEnd"/>
-            <w:r>
-              <w:rPr>
-                <w:lang w:val="en-GB"/>
-              </w:rPr>
-              <w:t xml:space="preserve"> = </w:t>
-            </w:r>
-            <w:proofErr w:type="spellStart"/>
-            <w:r>
-              <w:rPr>
-                <w:lang w:val="en-GB"/>
-              </w:rPr>
-              <w:t>matricola</w:t>
-            </w:r>
-            <w:proofErr w:type="spellEnd"/>
-            <w:r>
-              <w:rPr>
-                <w:lang w:val="en-GB"/>
-              </w:rPr>
-              <w:t xml:space="preserve">) </w:t>
-            </w:r>
-          </w:p>
-          <w:p>
-            <w:pPr>
-              <w:rPr>
-                <w:lang w:val="en-GB"/>
-              </w:rPr>
-            </w:pPr>
-            <w:r>
-              <w:rPr>
-                <w:lang w:val="en-GB"/>
-              </w:rPr>
               <w:t xml:space="preserve">if </w:t>
             </w:r>
             <w:proofErr w:type="spellStart"/>
@@ -8489,7 +8424,6 @@
               <w:t xml:space="preserve">Context </w:t>
             </w:r>
             <w:proofErr w:type="spellStart"/>
-            <w:proofErr w:type="gramStart"/>
             <w:r>
               <w:rPr>
                 <w:lang w:val="en-GB"/>
@@ -8504,7 +8438,6 @@
               <w:t>::</w:t>
             </w:r>
             <w:proofErr w:type="spellStart"/>
-            <w:proofErr w:type="gramEnd"/>
             <w:r>
               <w:rPr>
                 <w:lang w:val="en-GB"/>
@@ -8746,7 +8679,6 @@
               <w:t xml:space="preserve">Context </w:t>
             </w:r>
             <w:proofErr w:type="spellStart"/>
-            <w:proofErr w:type="gramStart"/>
             <w:r>
               <w:rPr>
                 <w:lang w:val="en-GB"/>
@@ -8761,7 +8693,6 @@
               <w:t>::</w:t>
             </w:r>
             <w:proofErr w:type="spellStart"/>
-            <w:proofErr w:type="gramEnd"/>
             <w:r>
               <w:rPr>
                 <w:lang w:val="en-GB"/>
@@ -8987,7 +8918,6 @@
               <w:t xml:space="preserve"> </w:t>
             </w:r>
             <w:proofErr w:type="spellStart"/>
-            <w:proofErr w:type="gramStart"/>
             <w:r>
               <w:t>ProfileManagementService</w:t>
             </w:r>
@@ -8996,7 +8926,6 @@
               <w:t>::</w:t>
             </w:r>
             <w:proofErr w:type="spellStart"/>
-            <w:proofErr w:type="gramEnd"/>
             <w:r>
               <w:t>modifyRole</w:t>
             </w:r>
@@ -9082,15 +9011,7 @@
             </w:r>
             <w:proofErr w:type="spellEnd"/>
             <w:r>
-              <w:t xml:space="preserve"> = </w:t>
-            </w:r>
-            <w:proofErr w:type="gramStart"/>
-            <w:r>
-              <w:t>Tipi::ruolo::</w:t>
-            </w:r>
-            <w:proofErr w:type="gramEnd"/>
-            <w:r>
-              <w:t xml:space="preserve">DIPENDENTE) </w:t>
+              <w:t xml:space="preserve"> = Tipi::ruolo::DIPENDENTE) </w:t>
             </w:r>
             <w:proofErr w:type="spellStart"/>
             <w:r>
@@ -9166,7 +9087,6 @@
               <w:t xml:space="preserve"> </w:t>
             </w:r>
             <w:proofErr w:type="spellStart"/>
-            <w:proofErr w:type="gramStart"/>
             <w:r>
               <w:t>ProfileManagementService</w:t>
             </w:r>
@@ -9175,7 +9095,6 @@
               <w:t>::</w:t>
             </w:r>
             <w:proofErr w:type="spellStart"/>
-            <w:proofErr w:type="gramEnd"/>
             <w:r>
               <w:t>modifyRole</w:t>
             </w:r>
@@ -9271,45 +9190,59 @@
             </w:r>
             <w:proofErr w:type="spellEnd"/>
             <w:r>
+              <w:t xml:space="preserve"> = Tipi::ruolo::DIPENDENTE </w:t>
+            </w:r>
+            <w:proofErr w:type="spellStart"/>
+            <w:r>
+              <w:t>then</w:t>
+            </w:r>
+            <w:proofErr w:type="spellEnd"/>
+          </w:p>
+          <w:p>
+            <w:r>
+              <w:t xml:space="preserve">   </w:t>
+            </w:r>
+            <w:proofErr w:type="spellStart"/>
+            <w:r>
+              <w:t>Dipendente.allInstances</w:t>
+            </w:r>
+            <w:proofErr w:type="spellEnd"/>
+            <w:r>
+              <w:t>()-&gt;</w:t>
+            </w:r>
+            <w:proofErr w:type="spellStart"/>
+            <w:r>
+              <w:t>exists</w:t>
+            </w:r>
+            <w:proofErr w:type="spellEnd"/>
+            <w:r>
+              <w:t xml:space="preserve">(d | </w:t>
+            </w:r>
+            <w:proofErr w:type="spellStart"/>
+            <w:r>
+              <w:t>d.matricola</w:t>
+            </w:r>
+            <w:proofErr w:type="spellEnd"/>
+            <w:r>
               <w:t xml:space="preserve"> = </w:t>
             </w:r>
-            <w:proofErr w:type="gramStart"/>
-            <w:r>
-              <w:t>Tipi::ruolo::</w:t>
-            </w:r>
-            <w:proofErr w:type="gramEnd"/>
-            <w:r>
-              <w:t xml:space="preserve">DIPENDENTE </w:t>
-            </w:r>
-            <w:proofErr w:type="spellStart"/>
-            <w:r>
-              <w:t>then</w:t>
-            </w:r>
-            <w:proofErr w:type="spellEnd"/>
-          </w:p>
-          <w:p>
+            <w:proofErr w:type="spellStart"/>
+            <w:r>
+              <w:t>target.matricola</w:t>
+            </w:r>
+            <w:proofErr w:type="spellEnd"/>
+            <w:r>
+              <w:t xml:space="preserve"> </w:t>
+            </w:r>
             <w:r>
               <w:t xml:space="preserve">   </w:t>
             </w:r>
-            <w:proofErr w:type="spellStart"/>
-            <w:r>
-              <w:t>Dipendente.allInstances</w:t>
-            </w:r>
-            <w:proofErr w:type="spellEnd"/>
-            <w:r>
-              <w:t>()-&gt;</w:t>
-            </w:r>
-            <w:proofErr w:type="spellStart"/>
-            <w:r>
-              <w:t>exists</w:t>
-            </w:r>
-            <w:proofErr w:type="spellEnd"/>
-            <w:r>
-              <w:t xml:space="preserve">(d | </w:t>
-            </w:r>
-            <w:proofErr w:type="spellStart"/>
-            <w:r>
-              <w:t>d.matricola</w:t>
+            <w:r>
+              <w:t xml:space="preserve">and </w:t>
+            </w:r>
+            <w:proofErr w:type="spellStart"/>
+            <w:r>
+              <w:t>d.supMatricola</w:t>
             </w:r>
             <w:proofErr w:type="spellEnd"/>
             <w:r>
@@ -9317,176 +9250,141 @@
             </w:r>
             <w:proofErr w:type="spellStart"/>
             <w:r>
+              <w:t>matricolaSup</w:t>
+            </w:r>
+            <w:proofErr w:type="spellEnd"/>
+            <w:r>
+              <w:t xml:space="preserve">) </w:t>
+            </w:r>
+          </w:p>
+          <w:p/>
+          <w:p>
+            <w:pPr>
+              <w:rPr>
+                <w:lang w:val="en-GB"/>
+              </w:rPr>
+            </w:pPr>
+            <w:r>
+              <w:rPr>
+                <w:lang w:val="en-GB"/>
+              </w:rPr>
+              <w:t xml:space="preserve">else if </w:t>
+            </w:r>
+            <w:proofErr w:type="spellStart"/>
+            <w:r>
+              <w:rPr>
+                <w:lang w:val="en-GB"/>
+              </w:rPr>
+              <w:t>newRole</w:t>
+            </w:r>
+            <w:proofErr w:type="spellEnd"/>
+            <w:r>
+              <w:rPr>
+                <w:lang w:val="en-GB"/>
+              </w:rPr>
+              <w:t xml:space="preserve"> = Tipi::</w:t>
+            </w:r>
+            <w:proofErr w:type="spellStart"/>
+            <w:r>
+              <w:rPr>
+                <w:lang w:val="en-GB"/>
+              </w:rPr>
+              <w:t>ruolo</w:t>
+            </w:r>
+            <w:proofErr w:type="spellEnd"/>
+            <w:r>
+              <w:rPr>
+                <w:lang w:val="en-GB"/>
+              </w:rPr>
+              <w:t>::SUPERVISORE then</w:t>
+            </w:r>
+          </w:p>
+          <w:p>
+            <w:pPr>
+              <w:rPr>
+                <w:lang w:val="en-GB"/>
+              </w:rPr>
+            </w:pPr>
+            <w:r>
+              <w:rPr>
+                <w:lang w:val="en-GB"/>
+              </w:rPr>
+              <w:t xml:space="preserve">           </w:t>
+            </w:r>
+          </w:p>
+          <w:p>
+            <w:pPr>
+              <w:rPr>
+                <w:lang w:val="en-GB"/>
+              </w:rPr>
+            </w:pPr>
+            <w:r>
+              <w:rPr>
+                <w:lang w:val="en-GB"/>
+              </w:rPr>
+              <w:t xml:space="preserve">   </w:t>
+            </w:r>
+            <w:proofErr w:type="spellStart"/>
+            <w:r>
+              <w:rPr>
+                <w:lang w:val="en-GB"/>
+              </w:rPr>
+              <w:t>Supervisore.allInstances</w:t>
+            </w:r>
+            <w:proofErr w:type="spellEnd"/>
+            <w:r>
+              <w:rPr>
+                <w:lang w:val="en-GB"/>
+              </w:rPr>
+              <w:t xml:space="preserve">()-&gt;exists(s | </w:t>
+            </w:r>
+            <w:proofErr w:type="spellStart"/>
+            <w:r>
+              <w:rPr>
+                <w:lang w:val="en-GB"/>
+              </w:rPr>
+              <w:t>s.matricola</w:t>
+            </w:r>
+            <w:proofErr w:type="spellEnd"/>
+            <w:r>
+              <w:rPr>
+                <w:lang w:val="en-GB"/>
+              </w:rPr>
+              <w:t xml:space="preserve"> = </w:t>
+            </w:r>
+            <w:proofErr w:type="spellStart"/>
+            <w:r>
+              <w:rPr>
+                <w:lang w:val="en-GB"/>
+              </w:rPr>
               <w:t>target.matricola</w:t>
             </w:r>
             <w:proofErr w:type="spellEnd"/>
             <w:r>
-              <w:t xml:space="preserve"> </w:t>
-            </w:r>
-            <w:r>
-              <w:t xml:space="preserve">   </w:t>
-            </w:r>
-            <w:r>
-              <w:t xml:space="preserve">and </w:t>
-            </w:r>
-            <w:proofErr w:type="spellStart"/>
-            <w:r>
-              <w:t>d.supMatricola</w:t>
-            </w:r>
-            <w:proofErr w:type="spellEnd"/>
-            <w:r>
-              <w:t xml:space="preserve"> = </w:t>
-            </w:r>
-            <w:proofErr w:type="spellStart"/>
-            <w:r>
-              <w:t>matricolaSup</w:t>
-            </w:r>
-            <w:proofErr w:type="spellEnd"/>
-            <w:r>
+              <w:rPr>
+                <w:lang w:val="en-GB"/>
+              </w:rPr>
               <w:t xml:space="preserve">) </w:t>
             </w:r>
           </w:p>
-          <w:p/>
-          <w:p>
-            <w:pPr>
-              <w:rPr>
-                <w:lang w:val="en-GB"/>
-              </w:rPr>
-            </w:pPr>
-            <w:r>
-              <w:rPr>
-                <w:lang w:val="en-GB"/>
-              </w:rPr>
-              <w:t xml:space="preserve">else if </w:t>
-            </w:r>
-            <w:proofErr w:type="spellStart"/>
-            <w:r>
-              <w:rPr>
-                <w:lang w:val="en-GB"/>
-              </w:rPr>
-              <w:t>newRole</w:t>
-            </w:r>
-            <w:proofErr w:type="spellEnd"/>
-            <w:r>
-              <w:rPr>
-                <w:lang w:val="en-GB"/>
-              </w:rPr>
-              <w:t xml:space="preserve"> = </w:t>
-            </w:r>
-            <w:proofErr w:type="gramStart"/>
-            <w:r>
-              <w:rPr>
-                <w:lang w:val="en-GB"/>
-              </w:rPr>
-              <w:t>Tipi::</w:t>
-            </w:r>
-            <w:proofErr w:type="spellStart"/>
-            <w:r>
-              <w:rPr>
-                <w:lang w:val="en-GB"/>
-              </w:rPr>
-              <w:t>ruolo</w:t>
-            </w:r>
-            <w:proofErr w:type="spellEnd"/>
-            <w:r>
-              <w:rPr>
-                <w:lang w:val="en-GB"/>
-              </w:rPr>
-              <w:t>::</w:t>
-            </w:r>
-            <w:proofErr w:type="gramEnd"/>
-            <w:r>
-              <w:rPr>
-                <w:lang w:val="en-GB"/>
-              </w:rPr>
-              <w:t>SUPERVISORE then</w:t>
-            </w:r>
-          </w:p>
-          <w:p>
-            <w:pPr>
-              <w:rPr>
-                <w:lang w:val="en-GB"/>
-              </w:rPr>
-            </w:pPr>
-            <w:r>
-              <w:rPr>
-                <w:lang w:val="en-GB"/>
-              </w:rPr>
-              <w:t xml:space="preserve">           </w:t>
-            </w:r>
-          </w:p>
-          <w:p>
-            <w:pPr>
-              <w:rPr>
-                <w:lang w:val="en-GB"/>
-              </w:rPr>
-            </w:pPr>
-            <w:r>
-              <w:rPr>
-                <w:lang w:val="en-GB"/>
-              </w:rPr>
-              <w:t xml:space="preserve">   </w:t>
-            </w:r>
-            <w:proofErr w:type="spellStart"/>
-            <w:r>
-              <w:rPr>
-                <w:lang w:val="en-GB"/>
-              </w:rPr>
-              <w:t>Supervisore.allInstances</w:t>
-            </w:r>
-            <w:proofErr w:type="spellEnd"/>
-            <w:r>
-              <w:rPr>
-                <w:lang w:val="en-GB"/>
-              </w:rPr>
-              <w:t xml:space="preserve">()-&gt;exists(s | </w:t>
-            </w:r>
-            <w:proofErr w:type="spellStart"/>
-            <w:r>
-              <w:rPr>
-                <w:lang w:val="en-GB"/>
-              </w:rPr>
-              <w:t>s.matricola</w:t>
-            </w:r>
-            <w:proofErr w:type="spellEnd"/>
-            <w:r>
-              <w:rPr>
-                <w:lang w:val="en-GB"/>
-              </w:rPr>
-              <w:t xml:space="preserve"> = </w:t>
-            </w:r>
-            <w:proofErr w:type="spellStart"/>
-            <w:r>
-              <w:rPr>
-                <w:lang w:val="en-GB"/>
-              </w:rPr>
-              <w:t>target.matricola</w:t>
-            </w:r>
-            <w:proofErr w:type="spellEnd"/>
-            <w:r>
-              <w:rPr>
-                <w:lang w:val="en-GB"/>
-              </w:rPr>
-              <w:t xml:space="preserve">) </w:t>
-            </w:r>
-          </w:p>
-          <w:p>
-            <w:pPr>
-              <w:rPr>
-                <w:lang w:val="en-GB"/>
-              </w:rPr>
-            </w:pPr>
-          </w:p>
-          <w:p>
-            <w:pPr>
-              <w:rPr>
-                <w:lang w:val="en-GB"/>
-              </w:rPr>
-            </w:pPr>
-            <w:r>
-              <w:rPr>
-                <w:lang w:val="en-GB"/>
-              </w:rPr>
+          <w:p>
+            <w:pPr>
+              <w:rPr>
+                <w:lang w:val="en-GB"/>
+              </w:rPr>
+            </w:pPr>
+          </w:p>
+          <w:p>
+            <w:pPr>
+              <w:rPr>
+                <w:lang w:val="en-GB"/>
+              </w:rPr>
+            </w:pPr>
+            <w:r>
+              <w:rPr>
+                <w:lang w:val="en-GB"/>
+              </w:rPr>
+              <w:lastRenderedPageBreak/>
               <w:t xml:space="preserve">else </w:t>
             </w:r>
           </w:p>
@@ -9809,7 +9707,6 @@
               <w:t xml:space="preserve"> </w:t>
             </w:r>
             <w:proofErr w:type="spellStart"/>
-            <w:proofErr w:type="gramStart"/>
             <w:r>
               <w:t>ProfileManagementService</w:t>
             </w:r>
@@ -9818,7 +9715,6 @@
               <w:t>::</w:t>
             </w:r>
             <w:proofErr w:type="spellStart"/>
-            <w:proofErr w:type="gramEnd"/>
             <w:r>
               <w:t>modifySupervisor</w:t>
             </w:r>
@@ -9874,15 +9770,7 @@
             </w:r>
             <w:proofErr w:type="spellEnd"/>
             <w:r>
-              <w:t xml:space="preserve"> = </w:t>
-            </w:r>
-            <w:proofErr w:type="gramStart"/>
-            <w:r>
-              <w:t>Tipi::ruolo::</w:t>
-            </w:r>
-            <w:proofErr w:type="gramEnd"/>
-            <w:r>
-              <w:t>D</w:t>
+              <w:t xml:space="preserve"> = Tipi::ruolo::D</w:t>
             </w:r>
             <w:r>
               <w:t>IPENDENTE</w:t>
@@ -9967,7 +9855,6 @@
               <w:t xml:space="preserve"> </w:t>
             </w:r>
             <w:proofErr w:type="spellStart"/>
-            <w:proofErr w:type="gramStart"/>
             <w:r>
               <w:t>ProfileManagementService</w:t>
             </w:r>
@@ -9976,7 +9863,6 @@
               <w:t>::</w:t>
             </w:r>
             <w:proofErr w:type="spellStart"/>
-            <w:proofErr w:type="gramEnd"/>
             <w:r>
               <w:t>modifySupervisor</w:t>
             </w:r>
@@ -10663,20 +10549,20 @@
               <w:rPr>
                 <w:lang w:val="en-GB"/>
               </w:rPr>
+              <w:t>else</w:t>
+            </w:r>
+          </w:p>
+          <w:p>
+            <w:pPr>
+              <w:rPr>
+                <w:lang w:val="en-GB"/>
+              </w:rPr>
+            </w:pPr>
+            <w:r>
+              <w:rPr>
+                <w:lang w:val="en-GB"/>
+              </w:rPr>
               <w:lastRenderedPageBreak/>
-              <w:t>else</w:t>
-            </w:r>
-          </w:p>
-          <w:p>
-            <w:pPr>
-              <w:rPr>
-                <w:lang w:val="en-GB"/>
-              </w:rPr>
-            </w:pPr>
-            <w:r>
-              <w:rPr>
-                <w:lang w:val="en-GB"/>
-              </w:rPr>
               <w:t xml:space="preserve">        </w:t>
             </w:r>
             <w:proofErr w:type="spellStart"/>
@@ -10874,7 +10760,6 @@
               <w:t xml:space="preserve"> </w:t>
             </w:r>
             <w:proofErr w:type="spellStart"/>
-            <w:proofErr w:type="gramStart"/>
             <w:r>
               <w:rPr>
                 <w:lang w:val="en-GB"/>
@@ -10886,14 +10771,7 @@
               <w:rPr>
                 <w:lang w:val="en-GB"/>
               </w:rPr>
-              <w:t>::</w:t>
-            </w:r>
-            <w:proofErr w:type="gramEnd"/>
-            <w:r>
-              <w:rPr>
-                <w:lang w:val="en-GB"/>
-              </w:rPr>
-              <w:t xml:space="preserve"> </w:t>
+              <w:t xml:space="preserve">:: </w:t>
             </w:r>
             <w:proofErr w:type="spellStart"/>
             <w:r>
@@ -11014,7 +10892,6 @@
               <w:t xml:space="preserve"> </w:t>
             </w:r>
             <w:proofErr w:type="spellStart"/>
-            <w:proofErr w:type="gramStart"/>
             <w:r>
               <w:rPr>
                 <w:lang w:val="en-GB"/>
@@ -11026,14 +10903,7 @@
               <w:rPr>
                 <w:lang w:val="en-GB"/>
               </w:rPr>
-              <w:t>::</w:t>
-            </w:r>
-            <w:proofErr w:type="gramEnd"/>
-            <w:r>
-              <w:rPr>
-                <w:lang w:val="en-GB"/>
-              </w:rPr>
-              <w:t xml:space="preserve"> </w:t>
+              <w:t xml:space="preserve">:: </w:t>
             </w:r>
             <w:proofErr w:type="spellStart"/>
             <w:r>
@@ -11877,7 +11747,6 @@
                 <w:b/>
                 <w:bCs/>
               </w:rPr>
-              <w:lastRenderedPageBreak/>
               <w:t>Pre-condizione</w:t>
             </w:r>
           </w:p>
@@ -11897,14 +11766,7 @@
               <w:rPr>
                 <w:lang w:val="en-GB"/>
               </w:rPr>
-              <w:t>Context:</w:t>
-            </w:r>
-            <w:proofErr w:type="gramStart"/>
-            <w:r>
-              <w:rPr>
-                <w:lang w:val="en-GB"/>
-              </w:rPr>
-              <w:t>TaskCommonService</w:t>
+              <w:t>Context:TaskCommonService</w:t>
             </w:r>
             <w:proofErr w:type="spellEnd"/>
             <w:r>
@@ -11914,7 +11776,6 @@
               <w:t>::</w:t>
             </w:r>
             <w:proofErr w:type="spellStart"/>
-            <w:proofErr w:type="gramEnd"/>
             <w:r>
               <w:rPr>
                 <w:lang w:val="en-GB"/>
@@ -11997,6 +11858,7 @@
                 <w:b/>
                 <w:bCs/>
               </w:rPr>
+              <w:lastRenderedPageBreak/>
               <w:t>Post-condizione</w:t>
             </w:r>
           </w:p>
@@ -12016,14 +11878,7 @@
               <w:rPr>
                 <w:lang w:val="en-GB"/>
               </w:rPr>
-              <w:t>Context:</w:t>
-            </w:r>
-            <w:proofErr w:type="gramStart"/>
-            <w:r>
-              <w:rPr>
-                <w:lang w:val="en-GB"/>
-              </w:rPr>
-              <w:t>TaskCommonService</w:t>
+              <w:t>Context:TaskCommonService</w:t>
             </w:r>
             <w:proofErr w:type="spellEnd"/>
             <w:r>
@@ -12033,7 +11888,6 @@
               <w:t>::</w:t>
             </w:r>
             <w:proofErr w:type="spellStart"/>
-            <w:proofErr w:type="gramEnd"/>
             <w:r>
               <w:rPr>
                 <w:lang w:val="en-GB"/>
@@ -12385,14 +12239,7 @@
               <w:rPr>
                 <w:lang w:val="en-GB"/>
               </w:rPr>
-              <w:t>Context:</w:t>
-            </w:r>
-            <w:proofErr w:type="gramStart"/>
-            <w:r>
-              <w:rPr>
-                <w:lang w:val="en-GB"/>
-              </w:rPr>
-              <w:t>TaskCommonService</w:t>
+              <w:t>Context:TaskCommonService</w:t>
             </w:r>
             <w:proofErr w:type="spellEnd"/>
             <w:r>
@@ -12402,7 +12249,6 @@
               <w:t>::</w:t>
             </w:r>
             <w:proofErr w:type="spellStart"/>
-            <w:proofErr w:type="gramEnd"/>
             <w:r>
               <w:rPr>
                 <w:lang w:val="en-GB"/>
@@ -12517,17 +12363,9 @@
               <w:rPr>
                 <w:lang w:val="en-GB"/>
               </w:rPr>
-              <w:t xml:space="preserve">).status &lt;&gt; </w:t>
-            </w:r>
-            <w:proofErr w:type="gramStart"/>
-            <w:r>
-              <w:rPr>
-                <w:lang w:val="en-GB"/>
-              </w:rPr>
-              <w:t>status::</w:t>
-            </w:r>
-            <w:proofErr w:type="spellStart"/>
-            <w:proofErr w:type="gramEnd"/>
+              <w:t>).status &lt;&gt; status::</w:t>
+            </w:r>
+            <w:proofErr w:type="spellStart"/>
             <w:r>
               <w:rPr>
                 <w:lang w:val="en-GB"/>
@@ -12539,17 +12377,9 @@
               <w:rPr>
                 <w:lang w:val="en-GB"/>
               </w:rPr>
-              <w:t xml:space="preserve"> or </w:t>
-            </w:r>
-            <w:proofErr w:type="gramStart"/>
-            <w:r>
-              <w:rPr>
-                <w:lang w:val="en-GB"/>
-              </w:rPr>
-              <w:t>status::</w:t>
-            </w:r>
-            <w:proofErr w:type="spellStart"/>
-            <w:proofErr w:type="gramEnd"/>
+              <w:t xml:space="preserve"> or status::</w:t>
+            </w:r>
+            <w:proofErr w:type="spellStart"/>
             <w:r>
               <w:rPr>
                 <w:lang w:val="en-GB"/>
@@ -12597,14 +12427,7 @@
               <w:rPr>
                 <w:lang w:val="en-GB"/>
               </w:rPr>
-              <w:t>Context:</w:t>
-            </w:r>
-            <w:proofErr w:type="gramStart"/>
-            <w:r>
-              <w:rPr>
-                <w:lang w:val="en-GB"/>
-              </w:rPr>
-              <w:t>TaskCommonService</w:t>
+              <w:t>Context:TaskCommonService</w:t>
             </w:r>
             <w:proofErr w:type="spellEnd"/>
             <w:r>
@@ -12614,7 +12437,6 @@
               <w:t>::</w:t>
             </w:r>
             <w:proofErr w:type="spellStart"/>
-            <w:proofErr w:type="gramEnd"/>
             <w:r>
               <w:rPr>
                 <w:lang w:val="en-GB"/>
@@ -12854,14 +12676,7 @@
               <w:rPr>
                 <w:lang w:val="en-GB"/>
               </w:rPr>
-              <w:t>Context:</w:t>
-            </w:r>
-            <w:proofErr w:type="gramStart"/>
-            <w:r>
-              <w:rPr>
-                <w:lang w:val="en-GB"/>
-              </w:rPr>
-              <w:t>TaskCommonService</w:t>
+              <w:t>Context:TaskCommonService</w:t>
             </w:r>
             <w:proofErr w:type="spellEnd"/>
             <w:r>
@@ -12871,7 +12686,6 @@
               <w:t>::</w:t>
             </w:r>
             <w:proofErr w:type="spellStart"/>
-            <w:proofErr w:type="gramEnd"/>
             <w:r>
               <w:rPr>
                 <w:lang w:val="en-GB"/>
@@ -13044,14 +12858,7 @@
               <w:rPr>
                 <w:lang w:val="en-GB"/>
               </w:rPr>
-              <w:t>Context:</w:t>
-            </w:r>
-            <w:proofErr w:type="gramStart"/>
-            <w:r>
-              <w:rPr>
-                <w:lang w:val="en-GB"/>
-              </w:rPr>
-              <w:t>TaskCommonService</w:t>
+              <w:t>Context:TaskCommonService</w:t>
             </w:r>
             <w:proofErr w:type="spellEnd"/>
             <w:r>
@@ -13061,7 +12868,6 @@
               <w:t>::</w:t>
             </w:r>
             <w:proofErr w:type="spellStart"/>
-            <w:proofErr w:type="gramEnd"/>
             <w:r>
               <w:rPr>
                 <w:lang w:val="en-GB"/>
@@ -13748,15 +13554,7 @@
           </w:tcPr>
           <w:p>
             <w:r>
-              <w:t xml:space="preserve">Permette di caricare tutte </w:t>
-            </w:r>
-            <w:proofErr w:type="gramStart"/>
-            <w:r>
-              <w:t>le task</w:t>
-            </w:r>
-            <w:proofErr w:type="gramEnd"/>
-            <w:r>
-              <w:t xml:space="preserve"> non ancora in stato completato dal database assegnati dal supervisore con matricola inviato come parametro</w:t>
+              <w:t>Permette di caricare tutte le task non ancora in stato completato dal database assegnati dal supervisore con matricola inviato come parametro</w:t>
             </w:r>
           </w:p>
         </w:tc>
@@ -13814,7 +13612,6 @@
               <w:t xml:space="preserve">context </w:t>
             </w:r>
             <w:proofErr w:type="spellStart"/>
-            <w:proofErr w:type="gramStart"/>
             <w:r>
               <w:rPr>
                 <w:lang w:val="en-GB"/>
@@ -13829,7 +13626,6 @@
               <w:t>::</w:t>
             </w:r>
             <w:proofErr w:type="spellStart"/>
-            <w:proofErr w:type="gramEnd"/>
             <w:r>
               <w:rPr>
                 <w:lang w:val="en-GB"/>
@@ -13889,15 +13685,7 @@
             </w:r>
             <w:proofErr w:type="spellEnd"/>
             <w:r>
-              <w:t>=</w:t>
-            </w:r>
-            <w:proofErr w:type="gramStart"/>
-            <w:r>
-              <w:t>Tipi::ruolo::</w:t>
-            </w:r>
-            <w:proofErr w:type="gramEnd"/>
-            <w:r>
-              <w:t xml:space="preserve">SUPERVISORE </w:t>
+              <w:t xml:space="preserve">=Tipi::ruolo::SUPERVISORE </w:t>
             </w:r>
           </w:p>
           <w:p>
@@ -14010,7 +13798,6 @@
               <w:t xml:space="preserve">context </w:t>
             </w:r>
             <w:proofErr w:type="spellStart"/>
-            <w:proofErr w:type="gramStart"/>
             <w:r>
               <w:rPr>
                 <w:lang w:val="en-GB"/>
@@ -14025,7 +13812,6 @@
               <w:t>::</w:t>
             </w:r>
             <w:proofErr w:type="spellStart"/>
-            <w:proofErr w:type="gramEnd"/>
             <w:r>
               <w:rPr>
                 <w:lang w:val="en-GB"/>
@@ -14098,15 +13884,7 @@
             </w:r>
             <w:proofErr w:type="spellEnd"/>
             <w:r>
-              <w:t xml:space="preserve"> &lt;&gt; </w:t>
-            </w:r>
-            <w:proofErr w:type="gramStart"/>
-            <w:r>
-              <w:t>Tipi::stato::</w:t>
-            </w:r>
-            <w:proofErr w:type="gramEnd"/>
-            <w:r>
-              <w:t>COMPLETATO and</w:t>
+              <w:t xml:space="preserve"> &lt;&gt; Tipi::stato::COMPLETATO and</w:t>
             </w:r>
             <w:r>
               <w:t xml:space="preserve"> </w:t>
@@ -14337,7 +14115,6 @@
               <w:t xml:space="preserve"> </w:t>
             </w:r>
             <w:proofErr w:type="spellStart"/>
-            <w:proofErr w:type="gramStart"/>
             <w:r>
               <w:t>taskSupervisoreService</w:t>
             </w:r>
@@ -14345,7 +14122,6 @@
             <w:r>
               <w:t>::</w:t>
             </w:r>
-            <w:proofErr w:type="gramEnd"/>
             <w:r>
               <w:t xml:space="preserve"> </w:t>
             </w:r>
@@ -14497,14 +14273,9 @@
             </w:r>
             <w:proofErr w:type="spellEnd"/>
             <w:r>
-              <w:t xml:space="preserve"> &gt; </w:t>
-            </w:r>
-            <w:proofErr w:type="gramStart"/>
-            <w:r>
-              <w:t>Date::</w:t>
-            </w:r>
-            <w:proofErr w:type="spellStart"/>
-            <w:proofErr w:type="gramEnd"/>
+              <w:t xml:space="preserve"> &gt; Date::</w:t>
+            </w:r>
+            <w:proofErr w:type="spellStart"/>
             <w:r>
               <w:t>now</w:t>
             </w:r>
@@ -14586,7 +14357,6 @@
               <w:t xml:space="preserve"> </w:t>
             </w:r>
             <w:proofErr w:type="spellStart"/>
-            <w:proofErr w:type="gramStart"/>
             <w:r>
               <w:t>taskSupervisoreService</w:t>
             </w:r>
@@ -14594,7 +14364,6 @@
             <w:r>
               <w:t>::</w:t>
             </w:r>
-            <w:proofErr w:type="gramEnd"/>
             <w:r>
               <w:t xml:space="preserve"> </w:t>
             </w:r>
@@ -14795,15 +14564,7 @@
               <w:t>Permette di recuperare le i</w:t>
             </w:r>
             <w:r>
-              <w:t xml:space="preserve">nformazioni di base dei dipendenti assegnati </w:t>
-            </w:r>
-            <w:proofErr w:type="gramStart"/>
-            <w:r>
-              <w:t>alla supervisore</w:t>
-            </w:r>
-            <w:proofErr w:type="gramEnd"/>
-            <w:r>
-              <w:t xml:space="preserve"> con matricola inviata come parametro</w:t>
+              <w:t>nformazioni di base dei dipendenti assegnati alla supervisore con matricola inviata come parametro</w:t>
             </w:r>
           </w:p>
         </w:tc>
@@ -14846,11 +14607,9 @@
             <w:r>
               <w:t xml:space="preserve"> </w:t>
             </w:r>
-            <w:proofErr w:type="gramStart"/>
             <w:r>
               <w:t>TaskSupervisoreService::</w:t>
             </w:r>
-            <w:proofErr w:type="gramEnd"/>
             <w:r>
               <w:t>getAllDipendenteInfo(</w:t>
             </w:r>
@@ -14888,18 +14647,10 @@
             </w:r>
             <w:proofErr w:type="spellEnd"/>
             <w:r>
-              <w:t xml:space="preserve"> = </w:t>
-            </w:r>
-            <w:proofErr w:type="gramStart"/>
-            <w:r>
-              <w:t>Ti</w:t>
-            </w:r>
-            <w:r>
-              <w:t>pi::ruolo::</w:t>
-            </w:r>
-            <w:proofErr w:type="gramEnd"/>
-            <w:r>
-              <w:t>Supervisore</w:t>
+              <w:t xml:space="preserve"> = Ti</w:t>
+            </w:r>
+            <w:r>
+              <w:t>pi::ruolo::Supervisore</w:t>
             </w:r>
           </w:p>
           <w:p/>
@@ -14943,11 +14694,9 @@
             <w:r>
               <w:t xml:space="preserve"> </w:t>
             </w:r>
-            <w:proofErr w:type="gramStart"/>
             <w:r>
               <w:t>TaskSupervisoreService::</w:t>
             </w:r>
-            <w:proofErr w:type="gramEnd"/>
             <w:r>
               <w:t>getAllDipendenteInfo(</w:t>
             </w:r>
@@ -15175,28 +14924,14 @@
               <w:rPr>
                 <w:lang w:val="en-GB"/>
               </w:rPr>
-              <w:t>Context:</w:t>
-            </w:r>
-            <w:proofErr w:type="gramStart"/>
-            <w:r>
-              <w:rPr>
-                <w:lang w:val="en-GB"/>
-              </w:rPr>
-              <w:t>TaskSupervisoreService</w:t>
-            </w:r>
-            <w:proofErr w:type="spellEnd"/>
-            <w:r>
-              <w:rPr>
-                <w:lang w:val="en-GB"/>
-              </w:rPr>
-              <w:t>::</w:t>
-            </w:r>
-            <w:proofErr w:type="gramEnd"/>
-            <w:r>
-              <w:rPr>
-                <w:lang w:val="en-GB"/>
-              </w:rPr>
-              <w:t xml:space="preserve"> </w:t>
+              <w:t>Context:TaskSupervisoreService</w:t>
+            </w:r>
+            <w:proofErr w:type="spellEnd"/>
+            <w:r>
+              <w:rPr>
+                <w:lang w:val="en-GB"/>
+              </w:rPr>
+              <w:t xml:space="preserve">:: </w:t>
             </w:r>
             <w:proofErr w:type="spellStart"/>
             <w:r>
@@ -15294,14 +15029,7 @@
               <w:rPr>
                 <w:lang w:val="en-GB"/>
               </w:rPr>
-              <w:t>Context:</w:t>
-            </w:r>
-            <w:proofErr w:type="gramStart"/>
-            <w:r>
-              <w:rPr>
-                <w:lang w:val="en-GB"/>
-              </w:rPr>
-              <w:t>TaskSupervisoreService</w:t>
+              <w:t>Context:TaskSupervisoreService</w:t>
             </w:r>
             <w:proofErr w:type="spellEnd"/>
             <w:r>
@@ -15311,7 +15039,6 @@
               <w:t>::</w:t>
             </w:r>
             <w:proofErr w:type="spellStart"/>
-            <w:proofErr w:type="gramEnd"/>
             <w:r>
               <w:rPr>
                 <w:lang w:val="en-GB"/>
@@ -16089,7 +15816,6 @@
               <w:t xml:space="preserve"> </w:t>
             </w:r>
             <w:proofErr w:type="spellStart"/>
-            <w:proofErr w:type="gramStart"/>
             <w:r>
               <w:t>TaskDipendenteService</w:t>
             </w:r>
@@ -16098,7 +15824,6 @@
               <w:t>::</w:t>
             </w:r>
             <w:proofErr w:type="spellStart"/>
-            <w:proofErr w:type="gramEnd"/>
             <w:r>
               <w:t>getAllTaskDip</w:t>
             </w:r>
@@ -16142,15 +15867,7 @@
             </w:r>
             <w:proofErr w:type="spellEnd"/>
             <w:r>
-              <w:t xml:space="preserve"> = </w:t>
-            </w:r>
-            <w:proofErr w:type="gramStart"/>
-            <w:r>
-              <w:t>Tipi::ruolo::</w:t>
-            </w:r>
-            <w:proofErr w:type="gramEnd"/>
-            <w:r>
-              <w:t>DIPENDENTE</w:t>
+              <w:t xml:space="preserve"> = Tipi::ruolo::DIPENDENTE</w:t>
             </w:r>
           </w:p>
           <w:p/>
@@ -16206,7 +15923,6 @@
               <w:t xml:space="preserve"> </w:t>
             </w:r>
             <w:proofErr w:type="spellStart"/>
-            <w:proofErr w:type="gramStart"/>
             <w:r>
               <w:t>TaskDipendenteService</w:t>
             </w:r>
@@ -16215,7 +15931,6 @@
               <w:t>::</w:t>
             </w:r>
             <w:proofErr w:type="spellStart"/>
-            <w:proofErr w:type="gramEnd"/>
             <w:r>
               <w:t>getAllTaskDip</w:t>
             </w:r>
@@ -16264,15 +15979,7 @@
             </w:r>
             <w:proofErr w:type="spellEnd"/>
             <w:r>
-              <w:t xml:space="preserve"> &lt;&gt; </w:t>
-            </w:r>
-            <w:proofErr w:type="gramStart"/>
-            <w:r>
-              <w:t>Tipi::stato::</w:t>
-            </w:r>
-            <w:proofErr w:type="gramEnd"/>
-            <w:r>
-              <w:t xml:space="preserve">COMPLETATO and </w:t>
+              <w:t xml:space="preserve"> &lt;&gt; Tipi::stato::COMPLETATO and </w:t>
             </w:r>
             <w:proofErr w:type="spellStart"/>
             <w:r>
@@ -16465,18 +16172,13 @@
           <w:p>
             <w:proofErr w:type="spellStart"/>
             <w:r>
-              <w:t>Context:</w:t>
-            </w:r>
-            <w:proofErr w:type="gramStart"/>
-            <w:r>
-              <w:t>TaskDipendenteService</w:t>
+              <w:t>Context:TaskDipendenteService</w:t>
             </w:r>
             <w:proofErr w:type="spellEnd"/>
             <w:r>
               <w:t>::</w:t>
             </w:r>
             <w:proofErr w:type="spellStart"/>
-            <w:proofErr w:type="gramEnd"/>
             <w:r>
               <w:t>inizializzaTask</w:t>
             </w:r>
@@ -16595,18 +16297,13 @@
           <w:p>
             <w:proofErr w:type="spellStart"/>
             <w:r>
-              <w:t>Context:</w:t>
-            </w:r>
-            <w:proofErr w:type="gramStart"/>
-            <w:r>
-              <w:t>TaskDipendenteService</w:t>
+              <w:t>Context:TaskDipendenteService</w:t>
             </w:r>
             <w:proofErr w:type="spellEnd"/>
             <w:r>
               <w:t>::</w:t>
             </w:r>
             <w:proofErr w:type="spellStart"/>
-            <w:proofErr w:type="gramEnd"/>
             <w:r>
               <w:t>inizializzaTask</w:t>
             </w:r>
@@ -16703,18 +16400,10 @@
             </w:r>
             <w:proofErr w:type="spellEnd"/>
             <w:r>
-              <w:t xml:space="preserve"> = </w:t>
-            </w:r>
-            <w:proofErr w:type="gramStart"/>
-            <w:r>
-              <w:t>Tipi::sta</w:t>
-            </w:r>
-            <w:r>
-              <w:t>to::</w:t>
-            </w:r>
-            <w:proofErr w:type="gramEnd"/>
-            <w:r>
-              <w:t>IN_ESECUZIONE</w:t>
+              <w:t xml:space="preserve"> = Tipi::sta</w:t>
+            </w:r>
+            <w:r>
+              <w:t>to::IN_ESECUZIONE</w:t>
             </w:r>
           </w:p>
           <w:p/>
@@ -16919,14 +16608,7 @@
               <w:rPr>
                 <w:lang w:val="en-GB"/>
               </w:rPr>
-              <w:t>Context:</w:t>
-            </w:r>
-            <w:proofErr w:type="gramStart"/>
-            <w:r>
-              <w:rPr>
-                <w:lang w:val="en-GB"/>
-              </w:rPr>
-              <w:t>TaskDipendenteService</w:t>
+              <w:t>Context:TaskDipendenteService</w:t>
             </w:r>
             <w:proofErr w:type="spellEnd"/>
             <w:r>
@@ -16936,7 +16618,6 @@
               <w:t>::</w:t>
             </w:r>
             <w:proofErr w:type="spellStart"/>
-            <w:proofErr w:type="gramEnd"/>
             <w:r>
               <w:rPr>
                 <w:lang w:val="en-GB"/>
@@ -17057,14 +16738,7 @@
               <w:rPr>
                 <w:lang w:val="en-GB"/>
               </w:rPr>
-              <w:t>Context:</w:t>
-            </w:r>
-            <w:proofErr w:type="gramStart"/>
-            <w:r>
-              <w:rPr>
-                <w:lang w:val="en-GB"/>
-              </w:rPr>
-              <w:t>TaskDipendenteService</w:t>
+              <w:t>Context:TaskDipendenteService</w:t>
             </w:r>
             <w:proofErr w:type="spellEnd"/>
             <w:r>
@@ -17074,7 +16748,6 @@
               <w:t>::</w:t>
             </w:r>
             <w:proofErr w:type="spellStart"/>
-            <w:proofErr w:type="gramEnd"/>
             <w:r>
               <w:rPr>
                 <w:lang w:val="en-GB"/>
@@ -17181,15 +16854,7 @@
             </w:r>
             <w:proofErr w:type="spellEnd"/>
             <w:r>
-              <w:t xml:space="preserve"> = </w:t>
-            </w:r>
-            <w:proofErr w:type="gramStart"/>
-            <w:r>
-              <w:t>Tipi::stato::</w:t>
-            </w:r>
-            <w:proofErr w:type="gramEnd"/>
-            <w:r>
-              <w:t>IN_ESECUZIONE</w:t>
+              <w:t xml:space="preserve"> = Tipi::stato::IN_ESECUZIONE</w:t>
             </w:r>
           </w:p>
           <w:p/>
@@ -17715,7 +17380,6 @@
                 <w:lang w:val="en-GB"/>
               </w:rPr>
             </w:pPr>
-            <w:proofErr w:type="gramStart"/>
             <w:r>
               <w:rPr>
                 <w:lang w:val="en-GB"/>
@@ -17723,7 +17387,6 @@
               <w:t>Context::</w:t>
             </w:r>
             <w:proofErr w:type="spellStart"/>
-            <w:proofErr w:type="gramEnd"/>
             <w:r>
               <w:rPr>
                 <w:lang w:val="en-GB"/>
@@ -17848,7 +17511,6 @@
               </w:rPr>
             </w:pPr>
             <w:proofErr w:type="spellStart"/>
-            <w:proofErr w:type="gramStart"/>
             <w:r>
               <w:rPr>
                 <w:lang w:val="en-GB"/>
@@ -17863,7 +17525,6 @@
               <w:t>::</w:t>
             </w:r>
             <w:proofErr w:type="spellStart"/>
-            <w:proofErr w:type="gramEnd"/>
             <w:r>
               <w:rPr>
                 <w:lang w:val="en-GB"/>
@@ -18146,7 +17807,6 @@
                 <w:lang w:val="en-GB"/>
               </w:rPr>
             </w:pPr>
-            <w:proofErr w:type="gramStart"/>
             <w:r>
               <w:rPr>
                 <w:lang w:val="en-GB"/>
@@ -18154,7 +17814,6 @@
               <w:t>Context::</w:t>
             </w:r>
             <w:proofErr w:type="spellStart"/>
-            <w:proofErr w:type="gramEnd"/>
             <w:r>
               <w:rPr>
                 <w:lang w:val="en-GB"/>
@@ -18344,7 +18003,6 @@
                 <w:lang w:val="en-GB"/>
               </w:rPr>
             </w:pPr>
-            <w:proofErr w:type="gramStart"/>
             <w:r>
               <w:rPr>
                 <w:lang w:val="en-GB"/>
@@ -18352,7 +18010,6 @@
               <w:t>Context::</w:t>
             </w:r>
             <w:proofErr w:type="spellStart"/>
-            <w:proofErr w:type="gramEnd"/>
             <w:r>
               <w:rPr>
                 <w:lang w:val="en-GB"/>
@@ -18532,6 +18189,83 @@
         </w:tc>
       </w:tr>
     </w:tbl>
+    <w:p>
+      <w:pPr>
+        <w:rPr>
+          <w:lang w:val="en-GB"/>
+        </w:rPr>
+      </w:pPr>
+    </w:p>
+    <w:p>
+      <w:pPr>
+        <w:rPr>
+          <w:lang w:val="en-GB"/>
+        </w:rPr>
+      </w:pPr>
+    </w:p>
+    <w:p>
+      <w:pPr>
+        <w:rPr>
+          <w:lang w:val="en-GB"/>
+        </w:rPr>
+      </w:pPr>
+    </w:p>
+    <w:p>
+      <w:pPr>
+        <w:rPr>
+          <w:lang w:val="en-GB"/>
+        </w:rPr>
+      </w:pPr>
+    </w:p>
+    <w:p>
+      <w:pPr>
+        <w:rPr>
+          <w:lang w:val="en-GB"/>
+        </w:rPr>
+      </w:pPr>
+    </w:p>
+    <w:p>
+      <w:pPr>
+        <w:rPr>
+          <w:lang w:val="en-GB"/>
+        </w:rPr>
+      </w:pPr>
+    </w:p>
+    <w:p>
+      <w:pPr>
+        <w:rPr>
+          <w:lang w:val="en-GB"/>
+        </w:rPr>
+      </w:pPr>
+    </w:p>
+    <w:p>
+      <w:pPr>
+        <w:rPr>
+          <w:lang w:val="en-GB"/>
+        </w:rPr>
+      </w:pPr>
+    </w:p>
+    <w:p>
+      <w:pPr>
+        <w:rPr>
+          <w:lang w:val="en-GB"/>
+        </w:rPr>
+      </w:pPr>
+    </w:p>
+    <w:p>
+      <w:pPr>
+        <w:rPr>
+          <w:lang w:val="en-GB"/>
+        </w:rPr>
+      </w:pPr>
+    </w:p>
+    <w:p>
+      <w:pPr>
+        <w:rPr>
+          <w:lang w:val="en-GB"/>
+        </w:rPr>
+      </w:pPr>
+    </w:p>
     <w:p>
       <w:pPr>
         <w:rPr>
@@ -18564,6 +18298,7 @@
         <w:rPr>
           <w:lang w:val="en-GB"/>
         </w:rPr>
+        <w:lastRenderedPageBreak/>
         <w:t>PersistanceManagement</w:t>
       </w:r>
       <w:bookmarkEnd w:id="11"/>
@@ -18604,6 +18339,247 @@
         </w:rPr>
       </w:pPr>
     </w:p>
+    <w:p>
+      <w:r>
+        <w:t>Per chiarezza del documento all’interno delle precondizioni per i metodi:</w:t>
+      </w:r>
+    </w:p>
+    <w:p>
+      <w:pPr>
+        <w:numPr>
+          <w:ilvl w:val="0"/>
+          <w:numId w:val="11"/>
+        </w:numPr>
+      </w:pPr>
+      <w:proofErr w:type="spellStart"/>
+      <w:r>
+        <w:t>createUtente</w:t>
+      </w:r>
+      <w:proofErr w:type="spellEnd"/>
+    </w:p>
+    <w:p>
+      <w:pPr>
+        <w:numPr>
+          <w:ilvl w:val="0"/>
+          <w:numId w:val="11"/>
+        </w:numPr>
+      </w:pPr>
+      <w:proofErr w:type="spellStart"/>
+      <w:r>
+        <w:t>createDipendente</w:t>
+      </w:r>
+      <w:proofErr w:type="spellEnd"/>
+      <w:r>
+        <w:t xml:space="preserve"> </w:t>
+      </w:r>
+    </w:p>
+    <w:p>
+      <w:pPr>
+        <w:numPr>
+          <w:ilvl w:val="0"/>
+          <w:numId w:val="11"/>
+        </w:numPr>
+      </w:pPr>
+      <w:proofErr w:type="spellStart"/>
+      <w:r>
+        <w:t>createSupervisore</w:t>
+      </w:r>
+      <w:proofErr w:type="spellEnd"/>
+    </w:p>
+    <w:p>
+      <w:pPr>
+        <w:numPr>
+          <w:ilvl w:val="0"/>
+          <w:numId w:val="11"/>
+        </w:numPr>
+      </w:pPr>
+      <w:proofErr w:type="spellStart"/>
+      <w:r>
+        <w:t>insertUtenteGenerico</w:t>
+      </w:r>
+      <w:proofErr w:type="spellEnd"/>
+    </w:p>
+    <w:p>
+      <w:r>
+        <w:t xml:space="preserve">Vale anche la seguente precondizione: </w:t>
+      </w:r>
+    </w:p>
+    <w:p>
+      <w:proofErr w:type="spellStart"/>
+      <w:r>
+        <w:t>utente:Utente</w:t>
+      </w:r>
+      <w:proofErr w:type="spellEnd"/>
+    </w:p>
+    <w:p>
+      <w:proofErr w:type="spellStart"/>
+      <w:r>
+        <w:t>utente.email</w:t>
+      </w:r>
+      <w:proofErr w:type="spellEnd"/>
+      <w:r>
+        <w:t xml:space="preserve"> &lt;&gt; </w:t>
+      </w:r>
+      <w:proofErr w:type="spellStart"/>
+      <w:r>
+        <w:t>null</w:t>
+      </w:r>
+      <w:proofErr w:type="spellEnd"/>
+      <w:r>
+        <w:t xml:space="preserve"> and </w:t>
+      </w:r>
+      <w:proofErr w:type="spellStart"/>
+      <w:r>
+        <w:t>utente.email.size</w:t>
+      </w:r>
+      <w:proofErr w:type="spellEnd"/>
+      <w:r>
+        <w:t xml:space="preserve">() &gt; 0 and </w:t>
+      </w:r>
+      <w:proofErr w:type="spellStart"/>
+      <w:r>
+        <w:t>utente.nome</w:t>
+      </w:r>
+      <w:proofErr w:type="spellEnd"/>
+      <w:r>
+        <w:t xml:space="preserve"> &lt;&gt; </w:t>
+      </w:r>
+      <w:proofErr w:type="spellStart"/>
+      <w:r>
+        <w:t>null</w:t>
+      </w:r>
+      <w:proofErr w:type="spellEnd"/>
+      <w:r>
+        <w:t xml:space="preserve"> and </w:t>
+      </w:r>
+      <w:proofErr w:type="spellStart"/>
+      <w:r>
+        <w:t>utente.nome.size</w:t>
+      </w:r>
+      <w:proofErr w:type="spellEnd"/>
+      <w:r>
+        <w:t xml:space="preserve">() &gt; 0 and </w:t>
+      </w:r>
+      <w:proofErr w:type="spellStart"/>
+      <w:r>
+        <w:t>utente.cognome</w:t>
+      </w:r>
+      <w:proofErr w:type="spellEnd"/>
+      <w:r>
+        <w:t xml:space="preserve"> &lt;&gt; </w:t>
+      </w:r>
+      <w:proofErr w:type="spellStart"/>
+      <w:r>
+        <w:t>null</w:t>
+      </w:r>
+      <w:proofErr w:type="spellEnd"/>
+      <w:r>
+        <w:t xml:space="preserve"> and </w:t>
+      </w:r>
+      <w:proofErr w:type="spellStart"/>
+      <w:r>
+        <w:t>utente.cognome.size</w:t>
+      </w:r>
+      <w:proofErr w:type="spellEnd"/>
+      <w:r>
+        <w:t xml:space="preserve">() &gt; 0 and </w:t>
+      </w:r>
+      <w:proofErr w:type="spellStart"/>
+      <w:r>
+        <w:t>utente.ruolo</w:t>
+      </w:r>
+      <w:proofErr w:type="spellEnd"/>
+      <w:r>
+        <w:t xml:space="preserve"> &lt;&gt; </w:t>
+      </w:r>
+      <w:proofErr w:type="spellStart"/>
+      <w:r>
+        <w:t>null</w:t>
+      </w:r>
+      <w:proofErr w:type="spellEnd"/>
+      <w:r>
+        <w:t xml:space="preserve"> and </w:t>
+      </w:r>
+      <w:proofErr w:type="spellStart"/>
+      <w:r>
+        <w:t>utente.dataNasc</w:t>
+      </w:r>
+      <w:proofErr w:type="spellEnd"/>
+      <w:r>
+        <w:t xml:space="preserve"> &lt;&gt; </w:t>
+      </w:r>
+      <w:proofErr w:type="spellStart"/>
+      <w:r>
+        <w:t>null</w:t>
+      </w:r>
+      <w:proofErr w:type="spellEnd"/>
+    </w:p>
+    <w:p/>
+    <w:p>
+      <w:pPr>
+        <w:rPr>
+          <w:i/>
+          <w:iCs/>
+        </w:rPr>
+      </w:pPr>
+      <w:r>
+        <w:t>I metodi “</w:t>
+      </w:r>
+      <w:proofErr w:type="spellStart"/>
+      <w:r>
+        <w:t>createDipendente</w:t>
+      </w:r>
+      <w:proofErr w:type="spellEnd"/>
+      <w:r>
+        <w:t>” e “</w:t>
+      </w:r>
+      <w:proofErr w:type="spellStart"/>
+      <w:r>
+        <w:t>createSupervisore</w:t>
+      </w:r>
+      <w:proofErr w:type="spellEnd"/>
+      <w:r>
+        <w:t>” condividono queste precondizioni anche se hanno come parametro “</w:t>
+      </w:r>
+      <w:r>
+        <w:rPr>
+          <w:i/>
+          <w:iCs/>
+        </w:rPr>
+        <w:t>Dipendente</w:t>
+      </w:r>
+      <w:r>
+        <w:t>” e “</w:t>
+      </w:r>
+      <w:r>
+        <w:rPr>
+          <w:i/>
+          <w:iCs/>
+        </w:rPr>
+        <w:t>Supervisore</w:t>
+      </w:r>
+      <w:r>
+        <w:t>”</w:t>
+      </w:r>
+      <w:r>
+        <w:t xml:space="preserve"> </w:t>
+      </w:r>
+      <w:r>
+        <w:t xml:space="preserve">poiché questi ultimi </w:t>
+      </w:r>
+      <w:r>
+        <w:t xml:space="preserve">sono </w:t>
+      </w:r>
+      <w:r>
+        <w:t>sottoclassi di Utente</w:t>
+      </w:r>
+      <w:r>
+        <w:t>.</w:t>
+      </w:r>
+    </w:p>
+    <w:p/>
+    <w:p/>
+    <w:p/>
     <w:tbl>
       <w:tblPr>
         <w:tblStyle w:val="Grigliatabella"/>
@@ -18895,7 +18871,6 @@
               <w:spacing w:after="160" w:line="259" w:lineRule="auto"/>
             </w:pPr>
             <w:r>
-              <w:lastRenderedPageBreak/>
               <w:t>Descrizione</w:t>
             </w:r>
           </w:p>
@@ -18958,6 +18933,7 @@
               <w:spacing w:after="160" w:line="259" w:lineRule="auto"/>
             </w:pPr>
             <w:r>
+              <w:lastRenderedPageBreak/>
               <w:t>Post-condizione</w:t>
             </w:r>
           </w:p>
@@ -18980,7 +18956,6 @@
               <w:t xml:space="preserve">Context </w:t>
             </w:r>
             <w:proofErr w:type="spellStart"/>
-            <w:proofErr w:type="gramStart"/>
             <w:r>
               <w:rPr>
                 <w:lang w:val="en-GB"/>
@@ -18995,7 +18970,6 @@
               <w:t>::</w:t>
             </w:r>
             <w:proofErr w:type="spellStart"/>
-            <w:proofErr w:type="gramEnd"/>
             <w:r>
               <w:rPr>
                 <w:lang w:val="en-GB"/>
@@ -19229,7 +19203,6 @@
               <w:t xml:space="preserve">Context </w:t>
             </w:r>
             <w:proofErr w:type="spellStart"/>
-            <w:proofErr w:type="gramStart"/>
             <w:r>
               <w:rPr>
                 <w:lang w:val="en-GB"/>
@@ -19244,7 +19217,6 @@
               <w:t>::</w:t>
             </w:r>
             <w:proofErr w:type="spellStart"/>
-            <w:proofErr w:type="gramEnd"/>
             <w:r>
               <w:rPr>
                 <w:lang w:val="en-GB"/>
@@ -19484,7 +19456,6 @@
               <w:t xml:space="preserve">Context </w:t>
             </w:r>
             <w:proofErr w:type="spellStart"/>
-            <w:proofErr w:type="gramStart"/>
             <w:r>
               <w:rPr>
                 <w:lang w:val="en-GB"/>
@@ -19499,7 +19470,6 @@
               <w:t>::</w:t>
             </w:r>
             <w:proofErr w:type="spellStart"/>
-            <w:proofErr w:type="gramEnd"/>
             <w:r>
               <w:rPr>
                 <w:lang w:val="en-GB"/>
@@ -19830,6 +19800,57 @@
               <w:spacing w:after="160" w:line="259" w:lineRule="auto"/>
             </w:pPr>
             <w:r>
+              <w:t xml:space="preserve">- </w:t>
+            </w:r>
+            <w:proofErr w:type="spellStart"/>
+            <w:r>
+              <w:t>insertUtenteGenerico</w:t>
+            </w:r>
+            <w:proofErr w:type="spellEnd"/>
+            <w:r>
+              <w:t>(</w:t>
+            </w:r>
+            <w:proofErr w:type="spellStart"/>
+            <w:r>
+              <w:t>connection:Connection</w:t>
+            </w:r>
+            <w:proofErr w:type="spellEnd"/>
+            <w:r>
+              <w:t xml:space="preserve">, </w:t>
+            </w:r>
+            <w:proofErr w:type="spellStart"/>
+            <w:r>
+              <w:t>utente:Utente</w:t>
+            </w:r>
+            <w:proofErr w:type="spellEnd"/>
+            <w:r>
+              <w:t>,</w:t>
+            </w:r>
+            <w:r>
+              <w:t xml:space="preserve"> </w:t>
+            </w:r>
+            <w:proofErr w:type="spellStart"/>
+            <w:r>
+              <w:t>password:String</w:t>
+            </w:r>
+            <w:proofErr w:type="spellEnd"/>
+            <w:r>
+              <w:t xml:space="preserve">) : </w:t>
+            </w:r>
+            <w:proofErr w:type="spellStart"/>
+            <w:r>
+              <w:t>void</w:t>
+            </w:r>
+            <w:proofErr w:type="spellEnd"/>
+            <w:r>
+              <w:t xml:space="preserve"> </w:t>
+            </w:r>
+          </w:p>
+          <w:p>
+            <w:pPr>
+              <w:spacing w:after="160" w:line="259" w:lineRule="auto"/>
+            </w:pPr>
+            <w:r>
               <w:t xml:space="preserve">+ </w:t>
             </w:r>
             <w:proofErr w:type="spellStart"/>
@@ -19848,7 +19869,10 @@
               <w:t>matricola</w:t>
             </w:r>
             <w:r>
-              <w:t>:String</w:t>
+              <w:t>:</w:t>
+            </w:r>
+            <w:r>
+              <w:t>int</w:t>
             </w:r>
             <w:proofErr w:type="spellEnd"/>
             <w:r>
@@ -19871,13 +19895,8 @@
               <w:t>(</w:t>
             </w:r>
             <w:proofErr w:type="spellStart"/>
-            <w:proofErr w:type="gramStart"/>
-            <w:r>
-              <w:t>email</w:t>
-            </w:r>
-            <w:proofErr w:type="gramEnd"/>
-            <w:r>
-              <w:t>:String</w:t>
+            <w:r>
+              <w:t>email:String</w:t>
             </w:r>
             <w:proofErr w:type="spellEnd"/>
             <w:r>
@@ -19901,17 +19920,18 @@
             </w:r>
             <w:proofErr w:type="spellStart"/>
             <w:r>
-              <w:t>matricola:String</w:t>
+              <w:t>matricola:</w:t>
+            </w:r>
+            <w:r>
+              <w:t>int</w:t>
             </w:r>
             <w:proofErr w:type="spellEnd"/>
             <w:r>
               <w:t xml:space="preserve">) : </w:t>
             </w:r>
-            <w:proofErr w:type="spellStart"/>
-            <w:r>
-              <w:t>Informazioni:List</w:t>
-            </w:r>
-            <w:proofErr w:type="spellEnd"/>
+            <w:r>
+              <w:t>List&lt;Informazioni&gt;</w:t>
+            </w:r>
           </w:p>
           <w:p>
             <w:pPr>
@@ -19930,7 +19950,10 @@
             </w:r>
             <w:proofErr w:type="spellStart"/>
             <w:r>
-              <w:t>matricola:String</w:t>
+              <w:t>matricola:</w:t>
+            </w:r>
+            <w:r>
+              <w:t>int</w:t>
             </w:r>
             <w:proofErr w:type="spellEnd"/>
             <w:r>
@@ -19942,188 +19965,465 @@
               <w:spacing w:after="160" w:line="259" w:lineRule="auto"/>
             </w:pPr>
             <w:r>
+              <w:t xml:space="preserve">+ </w:t>
+            </w:r>
+            <w:proofErr w:type="spellStart"/>
+            <w:r>
+              <w:t>updateRuolo</w:t>
+            </w:r>
+            <w:proofErr w:type="spellEnd"/>
+            <w:r>
+              <w:t>(</w:t>
+            </w:r>
+            <w:proofErr w:type="spellStart"/>
+            <w:r>
+              <w:t>matricola:</w:t>
+            </w:r>
+            <w:r>
+              <w:t>int</w:t>
+            </w:r>
+            <w:proofErr w:type="spellEnd"/>
+            <w:r>
+              <w:t xml:space="preserve">, </w:t>
+            </w:r>
+            <w:proofErr w:type="spellStart"/>
+            <w:r>
+              <w:t>nuovoRuolo:enum</w:t>
+            </w:r>
+            <w:proofErr w:type="spellEnd"/>
+            <w:r>
+              <w:t xml:space="preserve">, </w:t>
+            </w:r>
+            <w:proofErr w:type="spellStart"/>
+            <w:r>
+              <w:t>matricolaNuovoSup:String</w:t>
+            </w:r>
+            <w:proofErr w:type="spellEnd"/>
+            <w:r>
+              <w:t>) :</w:t>
+            </w:r>
+            <w:proofErr w:type="spellStart"/>
+            <w:r>
+              <w:t>void</w:t>
+            </w:r>
+            <w:proofErr w:type="spellEnd"/>
+            <w:r>
+              <w:t xml:space="preserve"> </w:t>
+            </w:r>
+          </w:p>
+          <w:p>
+            <w:pPr>
+              <w:spacing w:after="160" w:line="259" w:lineRule="auto"/>
+              <w:rPr>
+                <w:lang w:val="en-GB"/>
+              </w:rPr>
+            </w:pPr>
+            <w:r>
+              <w:rPr>
+                <w:lang w:val="en-GB"/>
+              </w:rPr>
               <w:lastRenderedPageBreak/>
+              <w:t xml:space="preserve">- </w:t>
+            </w:r>
+            <w:proofErr w:type="spellStart"/>
+            <w:r>
+              <w:rPr>
+                <w:lang w:val="en-GB"/>
+              </w:rPr>
+              <w:t>deleteFromTable</w:t>
+            </w:r>
+            <w:proofErr w:type="spellEnd"/>
+            <w:r>
+              <w:rPr>
+                <w:lang w:val="en-GB"/>
+              </w:rPr>
+              <w:t>(</w:t>
+            </w:r>
+            <w:proofErr w:type="spellStart"/>
+            <w:r>
+              <w:rPr>
+                <w:lang w:val="en-GB"/>
+              </w:rPr>
+              <w:t>connection:Connection</w:t>
+            </w:r>
+            <w:proofErr w:type="spellEnd"/>
+            <w:r>
+              <w:rPr>
+                <w:lang w:val="en-GB"/>
+              </w:rPr>
+              <w:t xml:space="preserve">, </w:t>
+            </w:r>
+            <w:proofErr w:type="spellStart"/>
+            <w:r>
+              <w:rPr>
+                <w:lang w:val="en-GB"/>
+              </w:rPr>
+              <w:t>tabella:String</w:t>
+            </w:r>
+            <w:proofErr w:type="spellEnd"/>
+            <w:r>
+              <w:rPr>
+                <w:lang w:val="en-GB"/>
+              </w:rPr>
+              <w:t xml:space="preserve">, </w:t>
+            </w:r>
+            <w:proofErr w:type="spellStart"/>
+            <w:r>
+              <w:rPr>
+                <w:lang w:val="en-GB"/>
+              </w:rPr>
+              <w:t>matr</w:t>
+            </w:r>
+            <w:r>
+              <w:rPr>
+                <w:lang w:val="en-GB"/>
+              </w:rPr>
+              <w:t>icola:</w:t>
+            </w:r>
+            <w:r>
+              <w:rPr>
+                <w:lang w:val="en-GB"/>
+              </w:rPr>
+              <w:t>int</w:t>
+            </w:r>
+            <w:proofErr w:type="spellEnd"/>
+            <w:r>
+              <w:rPr>
+                <w:lang w:val="en-GB"/>
+              </w:rPr>
+              <w:t>)</w:t>
+            </w:r>
+            <w:r>
+              <w:rPr>
+                <w:lang w:val="en-GB"/>
+              </w:rPr>
+              <w:t xml:space="preserve"> : void</w:t>
+            </w:r>
+          </w:p>
+          <w:p>
+            <w:pPr>
+              <w:spacing w:after="160" w:line="259" w:lineRule="auto"/>
+              <w:rPr>
+                <w:lang w:val="en-GB"/>
+              </w:rPr>
+            </w:pPr>
+            <w:r>
+              <w:rPr>
+                <w:lang w:val="en-GB"/>
+              </w:rPr>
+              <w:t xml:space="preserve">- </w:t>
+            </w:r>
+            <w:proofErr w:type="spellStart"/>
+            <w:r>
+              <w:rPr>
+                <w:lang w:val="en-GB"/>
+              </w:rPr>
+              <w:t>insertIntoSupervisore</w:t>
+            </w:r>
+            <w:proofErr w:type="spellEnd"/>
+            <w:r>
+              <w:rPr>
+                <w:lang w:val="en-GB"/>
+              </w:rPr>
+              <w:t>(</w:t>
+            </w:r>
+            <w:proofErr w:type="spellStart"/>
+            <w:r>
+              <w:rPr>
+                <w:lang w:val="en-GB"/>
+              </w:rPr>
+              <w:t>connection:Connection</w:t>
+            </w:r>
+            <w:proofErr w:type="spellEnd"/>
+            <w:r>
+              <w:rPr>
+                <w:lang w:val="en-GB"/>
+              </w:rPr>
+              <w:t xml:space="preserve">, </w:t>
+            </w:r>
+            <w:proofErr w:type="spellStart"/>
+            <w:r>
+              <w:rPr>
+                <w:lang w:val="en-GB"/>
+              </w:rPr>
+              <w:t>matricola:</w:t>
+            </w:r>
+            <w:r>
+              <w:rPr>
+                <w:lang w:val="en-GB"/>
+              </w:rPr>
+              <w:t>int</w:t>
+            </w:r>
+            <w:proofErr w:type="spellEnd"/>
+            <w:r>
+              <w:rPr>
+                <w:lang w:val="en-GB"/>
+              </w:rPr>
+              <w:t>): void</w:t>
+            </w:r>
+          </w:p>
+          <w:p>
+            <w:pPr>
+              <w:spacing w:after="160" w:line="259" w:lineRule="auto"/>
+              <w:rPr>
+                <w:lang w:val="en-GB"/>
+              </w:rPr>
+            </w:pPr>
+            <w:r>
+              <w:rPr>
+                <w:lang w:val="en-GB"/>
+              </w:rPr>
+              <w:t xml:space="preserve">- </w:t>
+            </w:r>
+            <w:proofErr w:type="spellStart"/>
+            <w:r>
+              <w:rPr>
+                <w:lang w:val="en-GB"/>
+              </w:rPr>
+              <w:t>insertIntoDipendente</w:t>
+            </w:r>
+            <w:proofErr w:type="spellEnd"/>
+            <w:r>
+              <w:rPr>
+                <w:lang w:val="en-GB"/>
+              </w:rPr>
+              <w:t>(</w:t>
+            </w:r>
+            <w:proofErr w:type="spellStart"/>
+            <w:r>
+              <w:rPr>
+                <w:lang w:val="en-GB"/>
+              </w:rPr>
+              <w:t>connection:Connection</w:t>
+            </w:r>
+            <w:proofErr w:type="spellEnd"/>
+            <w:r>
+              <w:rPr>
+                <w:lang w:val="en-GB"/>
+              </w:rPr>
+              <w:t xml:space="preserve">, </w:t>
+            </w:r>
+            <w:proofErr w:type="spellStart"/>
+            <w:r>
+              <w:rPr>
+                <w:lang w:val="en-GB"/>
+              </w:rPr>
+              <w:t>matricola:</w:t>
+            </w:r>
+            <w:r>
+              <w:rPr>
+                <w:lang w:val="en-GB"/>
+              </w:rPr>
+              <w:t>int</w:t>
+            </w:r>
+            <w:proofErr w:type="spellEnd"/>
+            <w:r>
+              <w:rPr>
+                <w:lang w:val="en-GB"/>
+              </w:rPr>
+              <w:t xml:space="preserve">, </w:t>
+            </w:r>
+            <w:proofErr w:type="spellStart"/>
+            <w:r>
+              <w:rPr>
+                <w:lang w:val="en-GB"/>
+              </w:rPr>
+              <w:t>supMatricola:</w:t>
+            </w:r>
+            <w:r>
+              <w:rPr>
+                <w:lang w:val="en-GB"/>
+              </w:rPr>
+              <w:t>int</w:t>
+            </w:r>
+            <w:proofErr w:type="spellEnd"/>
+            <w:r>
+              <w:rPr>
+                <w:lang w:val="en-GB"/>
+              </w:rPr>
+              <w:t xml:space="preserve">):void       </w:t>
+            </w:r>
+          </w:p>
+          <w:p>
+            <w:pPr>
+              <w:spacing w:after="160" w:line="259" w:lineRule="auto"/>
+              <w:rPr>
+                <w:lang w:val="en-GB"/>
+              </w:rPr>
+            </w:pPr>
+            <w:r>
+              <w:rPr>
+                <w:lang w:val="en-GB"/>
+              </w:rPr>
               <w:t xml:space="preserve">+ </w:t>
             </w:r>
             <w:proofErr w:type="spellStart"/>
             <w:r>
-              <w:t>updateRuolo</w:t>
-            </w:r>
-            <w:proofErr w:type="spellEnd"/>
-            <w:r>
+              <w:rPr>
+                <w:lang w:val="en-GB"/>
+              </w:rPr>
+              <w:t>update</w:t>
+            </w:r>
+            <w:r>
+              <w:rPr>
+                <w:lang w:val="en-GB"/>
+              </w:rPr>
+              <w:t>Supervisore</w:t>
+            </w:r>
+            <w:proofErr w:type="spellEnd"/>
+            <w:r>
+              <w:rPr>
+                <w:lang w:val="en-GB"/>
+              </w:rPr>
               <w:t>(</w:t>
             </w:r>
             <w:proofErr w:type="spellStart"/>
             <w:r>
-              <w:t>matricola:String</w:t>
-            </w:r>
-            <w:proofErr w:type="spellEnd"/>
-            <w:r>
+              <w:rPr>
+                <w:lang w:val="en-GB"/>
+              </w:rPr>
+              <w:t>matricola:</w:t>
+            </w:r>
+            <w:r>
+              <w:rPr>
+                <w:lang w:val="en-GB"/>
+              </w:rPr>
+              <w:t>int</w:t>
+            </w:r>
+            <w:proofErr w:type="spellEnd"/>
+            <w:r>
+              <w:rPr>
+                <w:lang w:val="en-GB"/>
+              </w:rPr>
               <w:t xml:space="preserve">, </w:t>
             </w:r>
             <w:proofErr w:type="spellStart"/>
             <w:r>
-              <w:t>nuovoRuolo:enum</w:t>
-            </w:r>
-            <w:proofErr w:type="spellEnd"/>
-            <w:r>
+              <w:rPr>
+                <w:lang w:val="en-GB"/>
+              </w:rPr>
+              <w:t>matricolaSup:</w:t>
+            </w:r>
+            <w:r>
+              <w:rPr>
+                <w:lang w:val="en-GB"/>
+              </w:rPr>
+              <w:t>int</w:t>
+            </w:r>
+            <w:proofErr w:type="spellEnd"/>
+            <w:r>
+              <w:rPr>
+                <w:lang w:val="en-GB"/>
+              </w:rPr>
+              <w:t>) : void</w:t>
+            </w:r>
+          </w:p>
+          <w:p>
+            <w:pPr>
+              <w:spacing w:after="160" w:line="259" w:lineRule="auto"/>
+              <w:rPr>
+                <w:lang w:val="en-GB"/>
+              </w:rPr>
+            </w:pPr>
+            <w:r>
+              <w:rPr>
+                <w:lang w:val="en-GB"/>
+              </w:rPr>
+              <w:t xml:space="preserve">+ </w:t>
+            </w:r>
+            <w:proofErr w:type="spellStart"/>
+            <w:r>
+              <w:rPr>
+                <w:lang w:val="en-GB"/>
+              </w:rPr>
+              <w:t>updatePassword</w:t>
+            </w:r>
+            <w:proofErr w:type="spellEnd"/>
+            <w:r>
+              <w:rPr>
+                <w:lang w:val="en-GB"/>
+              </w:rPr>
+              <w:t>(</w:t>
+            </w:r>
+            <w:proofErr w:type="spellStart"/>
+            <w:r>
+              <w:rPr>
+                <w:lang w:val="en-GB"/>
+              </w:rPr>
+              <w:t>matricola:</w:t>
+            </w:r>
+            <w:r>
+              <w:rPr>
+                <w:lang w:val="en-GB"/>
+              </w:rPr>
+              <w:t>int</w:t>
+            </w:r>
+            <w:proofErr w:type="spellEnd"/>
+            <w:r>
+              <w:rPr>
+                <w:lang w:val="en-GB"/>
+              </w:rPr>
               <w:t xml:space="preserve">, </w:t>
             </w:r>
             <w:proofErr w:type="spellStart"/>
             <w:r>
-              <w:t>matricolaNuovoSup:String</w:t>
-            </w:r>
-            <w:proofErr w:type="spellEnd"/>
-            <w:r>
-              <w:t>) :</w:t>
+              <w:rPr>
+                <w:lang w:val="en-GB"/>
+              </w:rPr>
+              <w:t>hashPassword:String</w:t>
+            </w:r>
+            <w:proofErr w:type="spellEnd"/>
+            <w:r>
+              <w:rPr>
+                <w:lang w:val="en-GB"/>
+              </w:rPr>
+              <w:t>) : void</w:t>
+            </w:r>
+          </w:p>
+          <w:p>
+            <w:pPr>
+              <w:spacing w:after="160" w:line="259" w:lineRule="auto"/>
+            </w:pPr>
+            <w:r>
+              <w:t>+ delete(</w:t>
+            </w:r>
+            <w:proofErr w:type="spellStart"/>
+            <w:r>
+              <w:t>utente:Utente</w:t>
+            </w:r>
+            <w:proofErr w:type="spellEnd"/>
+            <w:r>
+              <w:t>):</w:t>
             </w:r>
             <w:proofErr w:type="spellStart"/>
             <w:r>
               <w:t>void</w:t>
             </w:r>
             <w:proofErr w:type="spellEnd"/>
-            <w:r>
-              <w:t xml:space="preserve"> </w:t>
-            </w:r>
           </w:p>
           <w:p>
             <w:pPr>
               <w:spacing w:after="160" w:line="259" w:lineRule="auto"/>
-              <w:rPr>
-                <w:lang w:val="en-GB"/>
-              </w:rPr>
-            </w:pPr>
-            <w:r>
-              <w:rPr>
-                <w:lang w:val="en-GB"/>
-              </w:rPr>
+            </w:pPr>
+            <w:r>
               <w:t xml:space="preserve">+ </w:t>
             </w:r>
             <w:proofErr w:type="spellStart"/>
             <w:r>
-              <w:rPr>
-                <w:lang w:val="en-GB"/>
-              </w:rPr>
-              <w:t>update</w:t>
-            </w:r>
-            <w:r>
-              <w:rPr>
-                <w:lang w:val="en-GB"/>
-              </w:rPr>
-              <w:t>Supervisore</w:t>
-            </w:r>
-            <w:proofErr w:type="spellEnd"/>
-            <w:r>
-              <w:rPr>
-                <w:lang w:val="en-GB"/>
-              </w:rPr>
+              <w:t>recuperaPassword</w:t>
+            </w:r>
+            <w:proofErr w:type="spellEnd"/>
+            <w:r>
               <w:t>(</w:t>
             </w:r>
             <w:proofErr w:type="spellStart"/>
             <w:r>
-              <w:rPr>
-                <w:lang w:val="en-GB"/>
-              </w:rPr>
-              <w:t>matricola:String</w:t>
-            </w:r>
-            <w:proofErr w:type="spellEnd"/>
-            <w:r>
-              <w:rPr>
-                <w:lang w:val="en-GB"/>
-              </w:rPr>
-              <w:t xml:space="preserve">, </w:t>
-            </w:r>
-            <w:proofErr w:type="spellStart"/>
-            <w:r>
-              <w:rPr>
-                <w:lang w:val="en-GB"/>
-              </w:rPr>
-              <w:t>matricolaSup:String</w:t>
-            </w:r>
-            <w:proofErr w:type="spellEnd"/>
-            <w:r>
-              <w:rPr>
-                <w:lang w:val="en-GB"/>
-              </w:rPr>
-              <w:t>) : void</w:t>
-            </w:r>
-          </w:p>
-          <w:p>
-            <w:pPr>
-              <w:spacing w:after="160" w:line="259" w:lineRule="auto"/>
-              <w:rPr>
-                <w:lang w:val="en-GB"/>
-              </w:rPr>
-            </w:pPr>
-            <w:r>
-              <w:rPr>
-                <w:lang w:val="en-GB"/>
-              </w:rPr>
-              <w:t xml:space="preserve">+ </w:t>
-            </w:r>
-            <w:proofErr w:type="spellStart"/>
-            <w:r>
-              <w:rPr>
-                <w:lang w:val="en-GB"/>
-              </w:rPr>
-              <w:t>updatePassword</w:t>
-            </w:r>
-            <w:proofErr w:type="spellEnd"/>
-            <w:r>
-              <w:rPr>
-                <w:lang w:val="en-GB"/>
-              </w:rPr>
-              <w:t>(</w:t>
-            </w:r>
-            <w:proofErr w:type="spellStart"/>
-            <w:r>
-              <w:rPr>
-                <w:lang w:val="en-GB"/>
-              </w:rPr>
-              <w:t>matricola:String</w:t>
-            </w:r>
-            <w:proofErr w:type="spellEnd"/>
-            <w:r>
-              <w:rPr>
-                <w:lang w:val="en-GB"/>
-              </w:rPr>
-              <w:t xml:space="preserve">, </w:t>
-            </w:r>
-            <w:proofErr w:type="spellStart"/>
-            <w:r>
-              <w:rPr>
-                <w:lang w:val="en-GB"/>
-              </w:rPr>
-              <w:t>hashPassword:String</w:t>
-            </w:r>
-            <w:proofErr w:type="spellEnd"/>
-            <w:r>
-              <w:rPr>
-                <w:lang w:val="en-GB"/>
-              </w:rPr>
-              <w:t>) : void</w:t>
-            </w:r>
-          </w:p>
-          <w:p>
-            <w:pPr>
-              <w:spacing w:after="160" w:line="259" w:lineRule="auto"/>
-            </w:pPr>
-            <w:r>
-              <w:t>+ delete(</w:t>
-            </w:r>
-            <w:proofErr w:type="spellStart"/>
-            <w:r>
-              <w:t>utente:Utente</w:t>
-            </w:r>
-            <w:proofErr w:type="spellEnd"/>
-            <w:r>
-              <w:t>):</w:t>
-            </w:r>
-            <w:proofErr w:type="spellStart"/>
-            <w:r>
-              <w:t>void</w:t>
-            </w:r>
-            <w:proofErr w:type="spellEnd"/>
+              <w:t>email:String</w:t>
+            </w:r>
+            <w:proofErr w:type="spellEnd"/>
+            <w:r>
+              <w:t>) : String</w:t>
+            </w:r>
           </w:p>
         </w:tc>
       </w:tr>
@@ -20274,7 +20574,13 @@
               <w:spacing w:after="160" w:line="259" w:lineRule="auto"/>
             </w:pPr>
             <w:r>
-              <w:t>Persiste un nuovo utente nel</w:t>
+              <w:t xml:space="preserve">Persiste un nuovo utente </w:t>
+            </w:r>
+            <w:r>
+              <w:t xml:space="preserve">di tipo Gestore </w:t>
+            </w:r>
+            <w:r>
+              <w:t>nel</w:t>
             </w:r>
             <w:r>
               <w:t>la tabella Utente del</w:t>
@@ -20316,7 +20622,6 @@
               <w:t xml:space="preserve"> </w:t>
             </w:r>
             <w:proofErr w:type="spellStart"/>
-            <w:proofErr w:type="gramStart"/>
             <w:r>
               <w:t>UtenteDAO</w:t>
             </w:r>
@@ -20325,7 +20630,6 @@
               <w:t>::</w:t>
             </w:r>
             <w:proofErr w:type="spellStart"/>
-            <w:proofErr w:type="gramEnd"/>
             <w:r>
               <w:t>create</w:t>
             </w:r>
@@ -20356,27 +20660,40 @@
           <w:p>
             <w:pPr>
               <w:spacing w:after="160" w:line="259" w:lineRule="auto"/>
-              <w:rPr>
-                <w:lang w:val="en-GB"/>
-              </w:rPr>
             </w:pPr>
             <w:r>
               <w:t xml:space="preserve"> </w:t>
             </w:r>
-            <w:proofErr w:type="spellStart"/>
-            <w:r>
-              <w:rPr>
-                <w:lang w:val="en-GB"/>
-              </w:rPr>
-              <w:t>utente</w:t>
-            </w:r>
-            <w:proofErr w:type="spellEnd"/>
-            <w:r>
-              <w:rPr>
-                <w:lang w:val="en-GB"/>
-              </w:rPr>
-              <w:t xml:space="preserve"> &lt;&gt; null and password &lt;&gt; null</w:t>
-            </w:r>
+            <w:r>
+              <w:t xml:space="preserve">utente &lt;&gt; </w:t>
+            </w:r>
+            <w:proofErr w:type="spellStart"/>
+            <w:r>
+              <w:t>null</w:t>
+            </w:r>
+            <w:proofErr w:type="spellEnd"/>
+            <w:r>
+              <w:t xml:space="preserve"> and </w:t>
+            </w:r>
+            <w:proofErr w:type="spellStart"/>
+            <w:r>
+              <w:t>utente.ruolo</w:t>
+            </w:r>
+            <w:proofErr w:type="spellEnd"/>
+            <w:r>
+              <w:t xml:space="preserve"> = Tipi::ruolo::G</w:t>
+            </w:r>
+            <w:r>
+              <w:t xml:space="preserve">ESTORE and </w:t>
+            </w:r>
+            <w:r>
+              <w:t xml:space="preserve">password &lt;&gt; </w:t>
+            </w:r>
+            <w:proofErr w:type="spellStart"/>
+            <w:r>
+              <w:t>null</w:t>
+            </w:r>
+            <w:proofErr w:type="spellEnd"/>
           </w:p>
         </w:tc>
       </w:tr>
@@ -20411,7 +20728,6 @@
               <w:t xml:space="preserve"> </w:t>
             </w:r>
             <w:proofErr w:type="spellStart"/>
-            <w:proofErr w:type="gramStart"/>
             <w:r>
               <w:t>UtenteDAO</w:t>
             </w:r>
@@ -20420,7 +20736,6 @@
               <w:t>::</w:t>
             </w:r>
             <w:proofErr w:type="spellStart"/>
-            <w:proofErr w:type="gramEnd"/>
             <w:r>
               <w:t>create</w:t>
             </w:r>
@@ -20630,46 +20945,70 @@
               <w:t xml:space="preserve"> </w:t>
             </w:r>
             <w:proofErr w:type="spellStart"/>
-            <w:proofErr w:type="gramStart"/>
             <w:r>
               <w:t>UtenteDAO</w:t>
             </w:r>
             <w:proofErr w:type="spellEnd"/>
             <w:r>
-              <w:t>::</w:t>
-            </w:r>
-            <w:proofErr w:type="gramEnd"/>
+              <w:t xml:space="preserve">:: </w:t>
+            </w:r>
+            <w:proofErr w:type="spellStart"/>
+            <w:r>
+              <w:t>createDipendente</w:t>
+            </w:r>
+            <w:proofErr w:type="spellEnd"/>
+            <w:r>
+              <w:t>(</w:t>
+            </w:r>
+            <w:proofErr w:type="spellStart"/>
+            <w:r>
+              <w:t>dipendente:Dipendente</w:t>
+            </w:r>
+            <w:proofErr w:type="spellEnd"/>
+            <w:r>
+              <w:t xml:space="preserve">, </w:t>
+            </w:r>
+            <w:proofErr w:type="spellStart"/>
+            <w:r>
+              <w:t>password:String</w:t>
+            </w:r>
+            <w:proofErr w:type="spellEnd"/>
+            <w:r>
+              <w:t>)</w:t>
+            </w:r>
+          </w:p>
+          <w:p/>
+          <w:p>
+            <w:r>
+              <w:t xml:space="preserve">dipendente &lt;&gt; </w:t>
+            </w:r>
+            <w:proofErr w:type="spellStart"/>
+            <w:r>
+              <w:t>null</w:t>
+            </w:r>
+            <w:proofErr w:type="spellEnd"/>
+            <w:r>
+              <w:t xml:space="preserve"> and</w:t>
+            </w:r>
             <w:r>
               <w:t xml:space="preserve"> </w:t>
             </w:r>
             <w:proofErr w:type="spellStart"/>
             <w:r>
-              <w:t>createDipendente</w:t>
-            </w:r>
-            <w:proofErr w:type="spellEnd"/>
-            <w:r>
-              <w:t>(</w:t>
-            </w:r>
-            <w:proofErr w:type="spellStart"/>
-            <w:r>
-              <w:t>dipendente:Dipendente</w:t>
-            </w:r>
-            <w:proofErr w:type="spellEnd"/>
-            <w:r>
-              <w:t xml:space="preserve">, </w:t>
-            </w:r>
-            <w:proofErr w:type="spellStart"/>
-            <w:r>
-              <w:t>password:String</w:t>
-            </w:r>
-            <w:proofErr w:type="spellEnd"/>
-            <w:r>
-              <w:t>)</w:t>
-            </w:r>
-          </w:p>
-          <w:p>
-            <w:r>
-              <w:t xml:space="preserve">dipendente &lt;&gt; </w:t>
+              <w:t>dipendente.ruolo</w:t>
+            </w:r>
+            <w:proofErr w:type="spellEnd"/>
+            <w:r>
+              <w:t xml:space="preserve"> =Tipi::ruolo::DIPENDENTE</w:t>
+            </w:r>
+            <w:r>
+              <w:t xml:space="preserve"> </w:t>
+            </w:r>
+            <w:r>
+              <w:t xml:space="preserve">and </w:t>
+            </w:r>
+            <w:r>
+              <w:t xml:space="preserve">password &lt;&gt; </w:t>
             </w:r>
             <w:proofErr w:type="spellStart"/>
             <w:r>
@@ -20677,7 +21016,15 @@
             </w:r>
             <w:proofErr w:type="spellEnd"/>
             <w:r>
-              <w:t xml:space="preserve"> and password &lt;&gt; </w:t>
+              <w:t xml:space="preserve"> and </w:t>
+            </w:r>
+            <w:proofErr w:type="spellStart"/>
+            <w:r>
+              <w:t>dipendente.supervisoreInfo</w:t>
+            </w:r>
+            <w:proofErr w:type="spellEnd"/>
+            <w:r>
+              <w:t xml:space="preserve"> &lt;&gt; </w:t>
             </w:r>
             <w:proofErr w:type="spellStart"/>
             <w:r>
@@ -20716,63 +21063,82 @@
               <w:t xml:space="preserve"> </w:t>
             </w:r>
             <w:proofErr w:type="spellStart"/>
-            <w:proofErr w:type="gramStart"/>
             <w:r>
               <w:t>UtenteDAO</w:t>
             </w:r>
             <w:proofErr w:type="spellEnd"/>
             <w:r>
-              <w:t>::</w:t>
-            </w:r>
-            <w:proofErr w:type="gramEnd"/>
+              <w:t xml:space="preserve">:: </w:t>
+            </w:r>
+            <w:proofErr w:type="spellStart"/>
+            <w:r>
+              <w:t>createDipendente</w:t>
+            </w:r>
+            <w:proofErr w:type="spellEnd"/>
+            <w:r>
+              <w:t>(</w:t>
+            </w:r>
+            <w:proofErr w:type="spellStart"/>
+            <w:r>
+              <w:t>dipendente:Dipendente</w:t>
+            </w:r>
+            <w:proofErr w:type="spellEnd"/>
+            <w:r>
+              <w:t xml:space="preserve">, </w:t>
+            </w:r>
+            <w:proofErr w:type="spellStart"/>
+            <w:r>
+              <w:t>password:String</w:t>
+            </w:r>
+            <w:proofErr w:type="spellEnd"/>
+            <w:r>
+              <w:t>)</w:t>
+            </w:r>
             <w:r>
               <w:t xml:space="preserve"> </w:t>
             </w:r>
-            <w:proofErr w:type="spellStart"/>
-            <w:r>
-              <w:t>createDipendente</w:t>
+          </w:p>
+          <w:p/>
+          <w:p>
+            <w:proofErr w:type="spellStart"/>
+            <w:r>
+              <w:t>Dipendente.allInstances</w:t>
+            </w:r>
+            <w:proofErr w:type="spellEnd"/>
+            <w:r>
+              <w:t>()-&gt;</w:t>
+            </w:r>
+            <w:proofErr w:type="spellStart"/>
+            <w:r>
+              <w:t>includes</w:t>
+            </w:r>
+            <w:proofErr w:type="spellEnd"/>
+            <w:r>
+              <w:t>(dipendente)</w:t>
+            </w:r>
+          </w:p>
+          <w:p>
+            <w:proofErr w:type="spellStart"/>
+            <w:r>
+              <w:t>Utente.allIstances</w:t>
+            </w:r>
+            <w:proofErr w:type="spellEnd"/>
+            <w:r>
+              <w:t>()-&gt;</w:t>
+            </w:r>
+            <w:proofErr w:type="spellStart"/>
+            <w:r>
+              <w:t>includes</w:t>
             </w:r>
             <w:proofErr w:type="spellEnd"/>
             <w:r>
               <w:t>(</w:t>
             </w:r>
-            <w:proofErr w:type="spellStart"/>
-            <w:r>
-              <w:t>dipendente:Dipendente</w:t>
-            </w:r>
-            <w:proofErr w:type="spellEnd"/>
-            <w:r>
-              <w:t xml:space="preserve">, </w:t>
-            </w:r>
-            <w:proofErr w:type="spellStart"/>
-            <w:r>
-              <w:t>password:String</w:t>
-            </w:r>
-            <w:proofErr w:type="spellEnd"/>
+            <w:r>
+              <w:t>dipendente</w:t>
+            </w:r>
             <w:r>
               <w:t>)</w:t>
-            </w:r>
-            <w:r>
-              <w:t xml:space="preserve"> </w:t>
-            </w:r>
-          </w:p>
-          <w:p/>
-          <w:p>
-            <w:proofErr w:type="spellStart"/>
-            <w:r>
-              <w:t>Dipendente.allInstances</w:t>
-            </w:r>
-            <w:proofErr w:type="spellEnd"/>
-            <w:r>
-              <w:t>()-&gt;</w:t>
-            </w:r>
-            <w:proofErr w:type="spellStart"/>
-            <w:r>
-              <w:t>includes</w:t>
-            </w:r>
-            <w:proofErr w:type="spellEnd"/>
-            <w:r>
-              <w:t>(dipendente)</w:t>
             </w:r>
           </w:p>
         </w:tc>
@@ -20909,7 +21275,6 @@
               <w:t xml:space="preserve">Context </w:t>
             </w:r>
             <w:proofErr w:type="spellStart"/>
-            <w:proofErr w:type="gramStart"/>
             <w:r>
               <w:rPr>
                 <w:lang w:val="en-GB"/>
@@ -20921,14 +21286,7 @@
               <w:rPr>
                 <w:lang w:val="en-GB"/>
               </w:rPr>
-              <w:t>::</w:t>
-            </w:r>
-            <w:proofErr w:type="gramEnd"/>
-            <w:r>
-              <w:rPr>
-                <w:lang w:val="en-GB"/>
-              </w:rPr>
-              <w:t xml:space="preserve"> ::</w:t>
+              <w:t>:: ::</w:t>
             </w:r>
             <w:proofErr w:type="spellStart"/>
             <w:r>
@@ -20981,25 +21339,37 @@
             </w:pPr>
           </w:p>
           <w:p>
-            <w:pPr>
-              <w:rPr>
-                <w:lang w:val="en-GB"/>
-              </w:rPr>
-            </w:pPr>
-            <w:proofErr w:type="spellStart"/>
-            <w:r>
-              <w:rPr>
-                <w:lang w:val="en-GB"/>
-              </w:rPr>
-              <w:t>supervisore</w:t>
-            </w:r>
-            <w:proofErr w:type="spellEnd"/>
-            <w:r>
-              <w:rPr>
-                <w:lang w:val="en-GB"/>
-              </w:rPr>
-              <w:t xml:space="preserve"> &lt;&gt; null and password &lt;&gt; null</w:t>
-            </w:r>
+            <w:r>
+              <w:lastRenderedPageBreak/>
+              <w:t xml:space="preserve">supervisore &lt;&gt; </w:t>
+            </w:r>
+            <w:proofErr w:type="spellStart"/>
+            <w:r>
+              <w:t>null</w:t>
+            </w:r>
+            <w:proofErr w:type="spellEnd"/>
+            <w:r>
+              <w:t xml:space="preserve"> and </w:t>
+            </w:r>
+            <w:proofErr w:type="spellStart"/>
+            <w:r>
+              <w:t>supervisore.ruolo</w:t>
+            </w:r>
+            <w:proofErr w:type="spellEnd"/>
+            <w:r>
+              <w:t xml:space="preserve"> = Tipi::ruo</w:t>
+            </w:r>
+            <w:r>
+              <w:t xml:space="preserve">lo::SUPERVISORE </w:t>
+            </w:r>
+            <w:r>
+              <w:t xml:space="preserve">password &lt;&gt; </w:t>
+            </w:r>
+            <w:proofErr w:type="spellStart"/>
+            <w:r>
+              <w:t>null</w:t>
+            </w:r>
+            <w:proofErr w:type="spellEnd"/>
           </w:p>
         </w:tc>
       </w:tr>
@@ -21013,6 +21383,7 @@
           </w:tcPr>
           <w:p>
             <w:r>
+              <w:lastRenderedPageBreak/>
               <w:t>Post-condizione</w:t>
             </w:r>
           </w:p>
@@ -21022,67 +21393,148 @@
             <w:tcW w:w="8647" w:type="dxa"/>
           </w:tcPr>
           <w:p>
-            <w:proofErr w:type="spellStart"/>
-            <w:r>
-              <w:t>Context</w:t>
-            </w:r>
-            <w:proofErr w:type="spellEnd"/>
-            <w:r>
-              <w:t xml:space="preserve"> </w:t>
-            </w:r>
-            <w:proofErr w:type="spellStart"/>
-            <w:proofErr w:type="gramStart"/>
-            <w:r>
+            <w:pPr>
+              <w:rPr>
+                <w:lang w:val="en-GB"/>
+              </w:rPr>
+            </w:pPr>
+            <w:r>
+              <w:rPr>
+                <w:lang w:val="en-GB"/>
+              </w:rPr>
+              <w:t xml:space="preserve">Context </w:t>
+            </w:r>
+            <w:proofErr w:type="spellStart"/>
+            <w:r>
+              <w:rPr>
+                <w:lang w:val="en-GB"/>
+              </w:rPr>
               <w:t>UtenteDAO</w:t>
             </w:r>
             <w:proofErr w:type="spellEnd"/>
             <w:r>
-              <w:t>::</w:t>
-            </w:r>
-            <w:proofErr w:type="gramEnd"/>
-            <w:r>
-              <w:t xml:space="preserve"> ::</w:t>
-            </w:r>
-            <w:proofErr w:type="spellStart"/>
-            <w:r>
+              <w:rPr>
+                <w:lang w:val="en-GB"/>
+              </w:rPr>
+              <w:t>:: ::</w:t>
+            </w:r>
+            <w:proofErr w:type="spellStart"/>
+            <w:r>
+              <w:rPr>
+                <w:lang w:val="en-GB"/>
+              </w:rPr>
               <w:t>createSupervisore</w:t>
             </w:r>
             <w:proofErr w:type="spellEnd"/>
             <w:r>
-              <w:t>(supervisore: Supervisore, password: String)</w:t>
-            </w:r>
-          </w:p>
-          <w:p/>
-          <w:p>
-            <w:proofErr w:type="spellStart"/>
-            <w:r>
+              <w:rPr>
+                <w:lang w:val="en-GB"/>
+              </w:rPr>
+              <w:t>(</w:t>
+            </w:r>
+            <w:proofErr w:type="spellStart"/>
+            <w:r>
+              <w:rPr>
+                <w:lang w:val="en-GB"/>
+              </w:rPr>
+              <w:t>supervisore</w:t>
+            </w:r>
+            <w:proofErr w:type="spellEnd"/>
+            <w:r>
+              <w:rPr>
+                <w:lang w:val="en-GB"/>
+              </w:rPr>
+              <w:t xml:space="preserve">: </w:t>
+            </w:r>
+            <w:proofErr w:type="spellStart"/>
+            <w:r>
+              <w:rPr>
+                <w:lang w:val="en-GB"/>
+              </w:rPr>
+              <w:t>Supervisore</w:t>
+            </w:r>
+            <w:proofErr w:type="spellEnd"/>
+            <w:r>
+              <w:rPr>
+                <w:lang w:val="en-GB"/>
+              </w:rPr>
+              <w:t>, password: String)</w:t>
+            </w:r>
+          </w:p>
+          <w:p>
+            <w:pPr>
+              <w:rPr>
+                <w:lang w:val="en-GB"/>
+              </w:rPr>
+            </w:pPr>
+          </w:p>
+          <w:p>
+            <w:pPr>
+              <w:rPr>
+                <w:lang w:val="en-GB"/>
+              </w:rPr>
+            </w:pPr>
+            <w:proofErr w:type="spellStart"/>
+            <w:r>
+              <w:rPr>
+                <w:lang w:val="en-GB"/>
+              </w:rPr>
               <w:t>Supervisore.allInstances</w:t>
             </w:r>
             <w:proofErr w:type="spellEnd"/>
             <w:r>
+              <w:rPr>
+                <w:lang w:val="en-GB"/>
+              </w:rPr>
               <w:t>()-&gt;</w:t>
             </w:r>
-            <w:proofErr w:type="spellStart"/>
-            <w:r>
-              <w:t>exists</w:t>
-            </w:r>
-            <w:proofErr w:type="spellEnd"/>
-            <w:r>
-              <w:t xml:space="preserve">(s | </w:t>
-            </w:r>
-            <w:proofErr w:type="spellStart"/>
-            <w:r>
-              <w:t>s.matricola</w:t>
-            </w:r>
-            <w:proofErr w:type="spellEnd"/>
-            <w:r>
-              <w:t xml:space="preserve"> = </w:t>
-            </w:r>
-            <w:proofErr w:type="spellStart"/>
-            <w:r>
-              <w:t>supervisore.matricola</w:t>
-            </w:r>
-            <w:proofErr w:type="spellEnd"/>
+            <w:r>
+              <w:rPr>
+                <w:lang w:val="en-GB"/>
+              </w:rPr>
+              <w:t xml:space="preserve">includes </w:t>
+            </w:r>
+            <w:r>
+              <w:rPr>
+                <w:lang w:val="en-GB"/>
+              </w:rPr>
+              <w:t>(</w:t>
+            </w:r>
+            <w:proofErr w:type="spellStart"/>
+            <w:r>
+              <w:rPr>
+                <w:lang w:val="en-GB"/>
+              </w:rPr>
+              <w:t>supervisore</w:t>
+            </w:r>
+            <w:proofErr w:type="spellEnd"/>
+            <w:r>
+              <w:rPr>
+                <w:lang w:val="en-GB"/>
+              </w:rPr>
+              <w:t>)</w:t>
+            </w:r>
+          </w:p>
+          <w:p>
+            <w:proofErr w:type="spellStart"/>
+            <w:r>
+              <w:t>Utente.allIstances</w:t>
+            </w:r>
+            <w:proofErr w:type="spellEnd"/>
+            <w:r>
+              <w:t>()-&gt;</w:t>
+            </w:r>
+            <w:proofErr w:type="spellStart"/>
+            <w:r>
+              <w:t>includes</w:t>
+            </w:r>
+            <w:proofErr w:type="spellEnd"/>
+            <w:r>
+              <w:t>(</w:t>
+            </w:r>
+            <w:r>
+              <w:t>supervisore</w:t>
+            </w:r>
             <w:r>
               <w:t>)</w:t>
             </w:r>
@@ -21102,14 +21554,14 @@
         </w:tc>
       </w:tr>
       <w:tr>
+        <w:trPr>
+          <w:trHeight w:val="428"/>
+        </w:trPr>
         <w:tc>
           <w:tcPr>
             <w:tcW w:w="1696" w:type="dxa"/>
           </w:tcPr>
           <w:p>
-            <w:pPr>
-              <w:spacing w:after="160" w:line="259" w:lineRule="auto"/>
-            </w:pPr>
             <w:r>
               <w:t>Firma metodo</w:t>
             </w:r>
@@ -21120,78 +21572,53 @@
             <w:tcW w:w="8647" w:type="dxa"/>
           </w:tcPr>
           <w:p>
-            <w:pPr>
-              <w:spacing w:after="160" w:line="259" w:lineRule="auto"/>
-              <w:rPr>
-                <w:lang w:val="en-GB"/>
-              </w:rPr>
-            </w:pPr>
-            <w:r>
-              <w:rPr>
-                <w:lang w:val="en-GB"/>
-              </w:rPr>
-              <w:t xml:space="preserve">+ </w:t>
-            </w:r>
-            <w:proofErr w:type="spellStart"/>
-            <w:r>
-              <w:rPr>
-                <w:lang w:val="en-GB"/>
-              </w:rPr>
-              <w:t>findB</w:t>
-            </w:r>
-            <w:r>
-              <w:rPr>
-                <w:lang w:val="en-GB"/>
-              </w:rPr>
-              <w:t>yMatricola</w:t>
-            </w:r>
-            <w:proofErr w:type="spellEnd"/>
-            <w:r>
-              <w:rPr>
-                <w:lang w:val="en-GB"/>
-              </w:rPr>
+            <w:r>
+              <w:t xml:space="preserve">- </w:t>
+            </w:r>
+            <w:proofErr w:type="spellStart"/>
+            <w:r>
+              <w:t>insertUtenteGenerico</w:t>
+            </w:r>
+            <w:proofErr w:type="spellEnd"/>
+            <w:r>
               <w:t>(</w:t>
             </w:r>
             <w:proofErr w:type="spellStart"/>
             <w:r>
-              <w:rPr>
-                <w:lang w:val="en-GB"/>
-              </w:rPr>
-              <w:t>matricola</w:t>
-            </w:r>
-            <w:r>
-              <w:rPr>
-                <w:lang w:val="en-GB"/>
-              </w:rPr>
-              <w:t>:String</w:t>
-            </w:r>
-            <w:proofErr w:type="spellEnd"/>
-            <w:r>
-              <w:rPr>
-                <w:lang w:val="en-GB"/>
-              </w:rPr>
-              <w:t xml:space="preserve">) : </w:t>
-            </w:r>
-            <w:proofErr w:type="spellStart"/>
-            <w:r>
-              <w:rPr>
-                <w:lang w:val="en-GB"/>
-              </w:rPr>
-              <w:t>Utente</w:t>
-            </w:r>
-            <w:proofErr w:type="spellEnd"/>
+              <w:t>connection:Connection</w:t>
+            </w:r>
+            <w:proofErr w:type="spellEnd"/>
+            <w:r>
+              <w:t xml:space="preserve">, </w:t>
+            </w:r>
+            <w:proofErr w:type="spellStart"/>
+            <w:r>
+              <w:t>utente:Utente</w:t>
+            </w:r>
+            <w:proofErr w:type="spellEnd"/>
+            <w:r>
+              <w:t xml:space="preserve">, </w:t>
+            </w:r>
+            <w:proofErr w:type="spellStart"/>
+            <w:r>
+              <w:t>password:String</w:t>
+            </w:r>
+            <w:proofErr w:type="spellEnd"/>
+            <w:r>
+              <w:t>)</w:t>
+            </w:r>
           </w:p>
         </w:tc>
       </w:tr>
       <w:tr>
+        <w:trPr>
+          <w:trHeight w:val="428"/>
+        </w:trPr>
         <w:tc>
           <w:tcPr>
             <w:tcW w:w="1696" w:type="dxa"/>
           </w:tcPr>
           <w:p>
-            <w:pPr>
-              <w:spacing w:after="160" w:line="259" w:lineRule="auto"/>
-            </w:pPr>
             <w:r>
               <w:t>Descrizione</w:t>
             </w:r>
@@ -21202,29 +21629,43 @@
             <w:tcW w:w="8647" w:type="dxa"/>
           </w:tcPr>
           <w:p>
-            <w:pPr>
-              <w:spacing w:after="160" w:line="259" w:lineRule="auto"/>
-            </w:pPr>
-            <w:r>
-              <w:t xml:space="preserve">Recupera un utente tramite la sua </w:t>
-            </w:r>
-            <w:r>
-              <w:t>matricola</w:t>
-            </w:r>
+            <w:r>
+              <w:t xml:space="preserve">Metodo di supporto per l’inserimento di nuovi utenti all’interno del database, viene utilizzato dai metodi </w:t>
+            </w:r>
+            <w:proofErr w:type="spellStart"/>
+            <w:r>
+              <w:t>createUtente</w:t>
+            </w:r>
+            <w:proofErr w:type="spellEnd"/>
+            <w:r>
+              <w:t xml:space="preserve">, </w:t>
+            </w:r>
+            <w:proofErr w:type="spellStart"/>
+            <w:r>
+              <w:t>createDipendente</w:t>
+            </w:r>
+            <w:proofErr w:type="spellEnd"/>
+            <w:r>
+              <w:t xml:space="preserve">, </w:t>
+            </w:r>
+            <w:proofErr w:type="spellStart"/>
+            <w:r>
+              <w:t>createSupervisore</w:t>
+            </w:r>
+            <w:proofErr w:type="spellEnd"/>
           </w:p>
         </w:tc>
       </w:tr>
       <w:tr>
+        <w:trPr>
+          <w:trHeight w:val="428"/>
+        </w:trPr>
         <w:tc>
           <w:tcPr>
             <w:tcW w:w="1696" w:type="dxa"/>
           </w:tcPr>
           <w:p>
-            <w:pPr>
-              <w:spacing w:after="160" w:line="259" w:lineRule="auto"/>
-            </w:pPr>
-            <w:r>
-              <w:lastRenderedPageBreak/>
+            <w:r>
               <w:t>Pre-condizione</w:t>
             </w:r>
           </w:p>
@@ -21234,84 +21675,283 @@
             <w:tcW w:w="8647" w:type="dxa"/>
           </w:tcPr>
           <w:p>
-            <w:pPr>
-              <w:spacing w:after="160" w:line="259" w:lineRule="auto"/>
-            </w:pPr>
-            <w:proofErr w:type="spellStart"/>
-            <w:r>
-              <w:t>Context</w:t>
-            </w:r>
-            <w:proofErr w:type="spellEnd"/>
-            <w:r>
-              <w:t xml:space="preserve"> </w:t>
-            </w:r>
-            <w:proofErr w:type="spellStart"/>
-            <w:proofErr w:type="gramStart"/>
-            <w:r>
-              <w:t>UtenteDAO</w:t>
-            </w:r>
-            <w:proofErr w:type="spellEnd"/>
-            <w:r>
-              <w:t>::</w:t>
-            </w:r>
-            <w:proofErr w:type="spellStart"/>
-            <w:proofErr w:type="gramEnd"/>
-            <w:r>
-              <w:t>findByMatricola</w:t>
-            </w:r>
-            <w:proofErr w:type="spellEnd"/>
-            <w:r>
-              <w:t>(</w:t>
-            </w:r>
-            <w:proofErr w:type="spellStart"/>
-            <w:r>
-              <w:t>matricola:String</w:t>
-            </w:r>
-            <w:proofErr w:type="spellEnd"/>
-            <w:r>
-              <w:t xml:space="preserve">) </w:t>
-            </w:r>
-          </w:p>
-          <w:p>
-            <w:pPr>
-              <w:spacing w:after="160" w:line="259" w:lineRule="auto"/>
-              <w:rPr>
-                <w:lang w:val="en-GB"/>
-              </w:rPr>
-            </w:pPr>
-            <w:proofErr w:type="spellStart"/>
-            <w:r>
-              <w:rPr>
-                <w:lang w:val="en-GB"/>
-              </w:rPr>
-              <w:t>matricola</w:t>
-            </w:r>
-            <w:proofErr w:type="spellEnd"/>
-            <w:r>
-              <w:rPr>
-                <w:lang w:val="en-GB"/>
-              </w:rPr>
-              <w:t xml:space="preserve"> </w:t>
-            </w:r>
-            <w:r>
-              <w:rPr>
-                <w:lang w:val="en-GB"/>
-              </w:rPr>
-              <w:t>&lt;&gt; null</w:t>
-            </w:r>
+            <w:r>
+              <w:t xml:space="preserve">//Stesse di </w:t>
+            </w:r>
+            <w:proofErr w:type="spellStart"/>
+            <w:r>
+              <w:t>createUtente</w:t>
+            </w:r>
+            <w:proofErr w:type="spellEnd"/>
           </w:p>
         </w:tc>
       </w:tr>
       <w:tr>
+        <w:trPr>
+          <w:trHeight w:val="428"/>
+        </w:trPr>
         <w:tc>
           <w:tcPr>
             <w:tcW w:w="1696" w:type="dxa"/>
           </w:tcPr>
           <w:p>
+            <w:r>
+              <w:t>Post-condizione</w:t>
+            </w:r>
+          </w:p>
+        </w:tc>
+        <w:tc>
+          <w:tcPr>
+            <w:tcW w:w="8647" w:type="dxa"/>
+          </w:tcPr>
+          <w:p/>
+          <w:p/>
+          <w:p>
+            <w:proofErr w:type="spellStart"/>
+            <w:r>
+              <w:t>Utente.allIstances</w:t>
+            </w:r>
+            <w:proofErr w:type="spellEnd"/>
+            <w:r>
+              <w:t>()-&gt;</w:t>
+            </w:r>
+            <w:proofErr w:type="spellStart"/>
+            <w:r>
+              <w:t>includes</w:t>
+            </w:r>
+            <w:proofErr w:type="spellEnd"/>
+            <w:r>
+              <w:t>(utente)</w:t>
+            </w:r>
+          </w:p>
+        </w:tc>
+      </w:tr>
+      <w:tr>
+        <w:trPr>
+          <w:trHeight w:val="428"/>
+        </w:trPr>
+        <w:tc>
+          <w:tcPr>
+            <w:tcW w:w="10343" w:type="dxa"/>
+            <w:gridSpan w:val="2"/>
+          </w:tcPr>
+          <w:p/>
+        </w:tc>
+      </w:tr>
+      <w:tr>
+        <w:tc>
+          <w:tcPr>
+            <w:tcW w:w="1696" w:type="dxa"/>
+          </w:tcPr>
+          <w:p>
             <w:pPr>
               <w:spacing w:after="160" w:line="259" w:lineRule="auto"/>
             </w:pPr>
             <w:r>
+              <w:t>Firma metodo</w:t>
+            </w:r>
+          </w:p>
+        </w:tc>
+        <w:tc>
+          <w:tcPr>
+            <w:tcW w:w="8647" w:type="dxa"/>
+          </w:tcPr>
+          <w:p>
+            <w:pPr>
+              <w:spacing w:after="160" w:line="259" w:lineRule="auto"/>
+              <w:rPr>
+                <w:lang w:val="en-GB"/>
+              </w:rPr>
+            </w:pPr>
+            <w:r>
+              <w:rPr>
+                <w:lang w:val="en-GB"/>
+              </w:rPr>
+              <w:t xml:space="preserve">+ </w:t>
+            </w:r>
+            <w:proofErr w:type="spellStart"/>
+            <w:r>
+              <w:rPr>
+                <w:lang w:val="en-GB"/>
+              </w:rPr>
+              <w:t>findB</w:t>
+            </w:r>
+            <w:r>
+              <w:rPr>
+                <w:lang w:val="en-GB"/>
+              </w:rPr>
+              <w:t>yMatricola</w:t>
+            </w:r>
+            <w:proofErr w:type="spellEnd"/>
+            <w:r>
+              <w:rPr>
+                <w:lang w:val="en-GB"/>
+              </w:rPr>
+              <w:t>(</w:t>
+            </w:r>
+            <w:proofErr w:type="spellStart"/>
+            <w:r>
+              <w:rPr>
+                <w:lang w:val="en-GB"/>
+              </w:rPr>
+              <w:t>matricola</w:t>
+            </w:r>
+            <w:r>
+              <w:rPr>
+                <w:lang w:val="en-GB"/>
+              </w:rPr>
+              <w:t>:</w:t>
+            </w:r>
+            <w:r>
+              <w:rPr>
+                <w:lang w:val="en-GB"/>
+              </w:rPr>
+              <w:t>int</w:t>
+            </w:r>
+            <w:proofErr w:type="spellEnd"/>
+            <w:r>
+              <w:rPr>
+                <w:lang w:val="en-GB"/>
+              </w:rPr>
+              <w:t xml:space="preserve">) : </w:t>
+            </w:r>
+            <w:proofErr w:type="spellStart"/>
+            <w:r>
+              <w:rPr>
+                <w:lang w:val="en-GB"/>
+              </w:rPr>
+              <w:t>Utente</w:t>
+            </w:r>
+            <w:proofErr w:type="spellEnd"/>
+          </w:p>
+        </w:tc>
+      </w:tr>
+      <w:tr>
+        <w:tc>
+          <w:tcPr>
+            <w:tcW w:w="1696" w:type="dxa"/>
+          </w:tcPr>
+          <w:p>
+            <w:pPr>
+              <w:spacing w:after="160" w:line="259" w:lineRule="auto"/>
+            </w:pPr>
+            <w:r>
+              <w:t>Descrizione</w:t>
+            </w:r>
+          </w:p>
+        </w:tc>
+        <w:tc>
+          <w:tcPr>
+            <w:tcW w:w="8647" w:type="dxa"/>
+          </w:tcPr>
+          <w:p>
+            <w:pPr>
+              <w:spacing w:after="160" w:line="259" w:lineRule="auto"/>
+            </w:pPr>
+            <w:r>
+              <w:t xml:space="preserve">Recupera un utente tramite la sua </w:t>
+            </w:r>
+            <w:r>
+              <w:t>matricola</w:t>
+            </w:r>
+          </w:p>
+        </w:tc>
+      </w:tr>
+      <w:tr>
+        <w:tc>
+          <w:tcPr>
+            <w:tcW w:w="1696" w:type="dxa"/>
+          </w:tcPr>
+          <w:p>
+            <w:pPr>
+              <w:spacing w:after="160" w:line="259" w:lineRule="auto"/>
+            </w:pPr>
+            <w:r>
+              <w:t>Pre-condizione</w:t>
+            </w:r>
+          </w:p>
+        </w:tc>
+        <w:tc>
+          <w:tcPr>
+            <w:tcW w:w="8647" w:type="dxa"/>
+          </w:tcPr>
+          <w:p>
+            <w:pPr>
+              <w:spacing w:after="160" w:line="259" w:lineRule="auto"/>
+            </w:pPr>
+            <w:proofErr w:type="spellStart"/>
+            <w:r>
+              <w:t>Context</w:t>
+            </w:r>
+            <w:proofErr w:type="spellEnd"/>
+            <w:r>
+              <w:t xml:space="preserve"> </w:t>
+            </w:r>
+            <w:proofErr w:type="spellStart"/>
+            <w:r>
+              <w:t>UtenteDAO</w:t>
+            </w:r>
+            <w:proofErr w:type="spellEnd"/>
+            <w:r>
+              <w:t>::</w:t>
+            </w:r>
+            <w:proofErr w:type="spellStart"/>
+            <w:r>
+              <w:t>findByMatricola</w:t>
+            </w:r>
+            <w:proofErr w:type="spellEnd"/>
+            <w:r>
+              <w:t>(</w:t>
+            </w:r>
+            <w:proofErr w:type="spellStart"/>
+            <w:r>
+              <w:t>matricola:String</w:t>
+            </w:r>
+            <w:proofErr w:type="spellEnd"/>
+            <w:r>
+              <w:t xml:space="preserve">) </w:t>
+            </w:r>
+          </w:p>
+          <w:p>
+            <w:pPr>
+              <w:spacing w:after="160" w:line="259" w:lineRule="auto"/>
+              <w:rPr>
+                <w:lang w:val="en-GB"/>
+              </w:rPr>
+            </w:pPr>
+            <w:proofErr w:type="spellStart"/>
+            <w:r>
+              <w:rPr>
+                <w:lang w:val="en-GB"/>
+              </w:rPr>
+              <w:t>matricola</w:t>
+            </w:r>
+            <w:proofErr w:type="spellEnd"/>
+            <w:r>
+              <w:rPr>
+                <w:lang w:val="en-GB"/>
+              </w:rPr>
+              <w:t xml:space="preserve"> </w:t>
+            </w:r>
+            <w:r>
+              <w:rPr>
+                <w:lang w:val="en-GB"/>
+              </w:rPr>
+              <w:t>&gt; 0</w:t>
+            </w:r>
+          </w:p>
+        </w:tc>
+      </w:tr>
+      <w:tr>
+        <w:tc>
+          <w:tcPr>
+            <w:tcW w:w="1696" w:type="dxa"/>
+          </w:tcPr>
+          <w:p>
+            <w:pPr>
+              <w:spacing w:after="160" w:line="259" w:lineRule="auto"/>
+            </w:pPr>
+            <w:r>
               <w:t>Post-condizione</w:t>
             </w:r>
           </w:p>
@@ -21333,7 +21973,6 @@
               <w:t xml:space="preserve"> </w:t>
             </w:r>
             <w:proofErr w:type="spellStart"/>
-            <w:proofErr w:type="gramStart"/>
             <w:r>
               <w:t>UtenteDAO</w:t>
             </w:r>
@@ -21342,7 +21981,6 @@
               <w:t>::</w:t>
             </w:r>
             <w:proofErr w:type="spellStart"/>
-            <w:proofErr w:type="gramEnd"/>
             <w:r>
               <w:t>findByMatricola</w:t>
             </w:r>
@@ -21489,13 +22127,8 @@
               <w:t>(</w:t>
             </w:r>
             <w:proofErr w:type="spellStart"/>
-            <w:proofErr w:type="gramStart"/>
-            <w:r>
-              <w:t>email</w:t>
-            </w:r>
-            <w:proofErr w:type="gramEnd"/>
-            <w:r>
-              <w:t>:String</w:t>
+            <w:r>
+              <w:t>email:String</w:t>
             </w:r>
             <w:proofErr w:type="spellEnd"/>
             <w:r>
@@ -21532,15 +22165,7 @@
               <w:t>Recupera dal database un U</w:t>
             </w:r>
             <w:r>
-              <w:t xml:space="preserve">tente con </w:t>
-            </w:r>
-            <w:proofErr w:type="gramStart"/>
-            <w:r>
-              <w:t>email</w:t>
-            </w:r>
-            <w:proofErr w:type="gramEnd"/>
-            <w:r>
-              <w:t xml:space="preserve"> corrispondente al parametro passato</w:t>
+              <w:t>tente con email corrispondente al parametro passato</w:t>
             </w:r>
           </w:p>
         </w:tc>
@@ -21581,7 +22206,6 @@
               <w:t xml:space="preserve">Context </w:t>
             </w:r>
             <w:proofErr w:type="spellStart"/>
-            <w:proofErr w:type="gramStart"/>
             <w:r>
               <w:rPr>
                 <w:lang w:val="en-GB"/>
@@ -21596,7 +22220,6 @@
               <w:t>::</w:t>
             </w:r>
             <w:proofErr w:type="spellStart"/>
-            <w:proofErr w:type="gramEnd"/>
             <w:r>
               <w:rPr>
                 <w:lang w:val="en-GB"/>
@@ -21617,13 +22240,8 @@
                 <w:lang w:val="en-GB"/>
               </w:rPr>
             </w:pPr>
-            <w:proofErr w:type="gramStart"/>
-            <w:r>
-              <w:t>email</w:t>
-            </w:r>
-            <w:proofErr w:type="gramEnd"/>
-            <w:r>
-              <w:t xml:space="preserve"> &lt;&gt; </w:t>
+            <w:r>
+              <w:t xml:space="preserve">email &lt;&gt; </w:t>
             </w:r>
             <w:proofErr w:type="spellStart"/>
             <w:r>
@@ -21669,7 +22287,6 @@
               <w:t xml:space="preserve">Context </w:t>
             </w:r>
             <w:proofErr w:type="spellStart"/>
-            <w:proofErr w:type="gramStart"/>
             <w:r>
               <w:rPr>
                 <w:lang w:val="en-GB"/>
@@ -21684,7 +22301,6 @@
               <w:t>::</w:t>
             </w:r>
             <w:proofErr w:type="spellStart"/>
-            <w:proofErr w:type="gramEnd"/>
             <w:r>
               <w:rPr>
                 <w:lang w:val="en-GB"/>
@@ -21781,7 +22397,10 @@
             </w:r>
             <w:proofErr w:type="spellStart"/>
             <w:r>
-              <w:t>matricola:String</w:t>
+              <w:t>matricola:</w:t>
+            </w:r>
+            <w:r>
+              <w:t>int</w:t>
             </w:r>
             <w:proofErr w:type="spellEnd"/>
             <w:r>
@@ -21854,7 +22473,6 @@
               <w:t xml:space="preserve"> </w:t>
             </w:r>
             <w:proofErr w:type="spellStart"/>
-            <w:proofErr w:type="gramStart"/>
             <w:r>
               <w:t>UtenteDAO</w:t>
             </w:r>
@@ -21863,7 +22481,6 @@
               <w:t>::</w:t>
             </w:r>
             <w:proofErr w:type="spellStart"/>
-            <w:proofErr w:type="gramEnd"/>
             <w:r>
               <w:t>getAllDipendentiInfo</w:t>
             </w:r>
@@ -21873,7 +22490,10 @@
             </w:r>
             <w:proofErr w:type="spellStart"/>
             <w:r>
-              <w:t>matricola:String</w:t>
+              <w:t>matricola:</w:t>
+            </w:r>
+            <w:r>
+              <w:t>int</w:t>
             </w:r>
             <w:proofErr w:type="spellEnd"/>
             <w:r>
@@ -21885,13 +22505,11 @@
               <w:spacing w:after="160" w:line="259" w:lineRule="auto"/>
             </w:pPr>
             <w:r>
-              <w:t xml:space="preserve">matricola &lt;&gt; </w:t>
-            </w:r>
-            <w:proofErr w:type="spellStart"/>
-            <w:r>
-              <w:t>null</w:t>
-            </w:r>
-            <w:proofErr w:type="spellEnd"/>
+              <w:t xml:space="preserve">matricola </w:t>
+            </w:r>
+            <w:r>
+              <w:t>&gt; 0</w:t>
+            </w:r>
           </w:p>
         </w:tc>
       </w:tr>
@@ -21905,6 +22523,7 @@
               <w:spacing w:after="160" w:line="259" w:lineRule="auto"/>
             </w:pPr>
             <w:r>
+              <w:lastRenderedPageBreak/>
               <w:t>Post-condizione</w:t>
             </w:r>
           </w:p>
@@ -21926,7 +22545,6 @@
               <w:t xml:space="preserve"> </w:t>
             </w:r>
             <w:proofErr w:type="spellStart"/>
-            <w:proofErr w:type="gramStart"/>
             <w:r>
               <w:t>UtenteDAO</w:t>
             </w:r>
@@ -21935,7 +22553,6 @@
               <w:t>::</w:t>
             </w:r>
             <w:proofErr w:type="spellStart"/>
-            <w:proofErr w:type="gramEnd"/>
             <w:r>
               <w:t>getAllDipendentiInfo</w:t>
             </w:r>
@@ -21945,7 +22562,10 @@
             </w:r>
             <w:proofErr w:type="spellStart"/>
             <w:r>
-              <w:t>matricola:String</w:t>
+              <w:t>matricola:</w:t>
+            </w:r>
+            <w:r>
+              <w:t>int</w:t>
             </w:r>
             <w:proofErr w:type="spellEnd"/>
             <w:r>
@@ -22083,7 +22703,10 @@
             </w:r>
             <w:proofErr w:type="spellStart"/>
             <w:r>
-              <w:t>matricola:String</w:t>
+              <w:t>matricola:</w:t>
+            </w:r>
+            <w:r>
+              <w:t>int</w:t>
             </w:r>
             <w:proofErr w:type="spellEnd"/>
             <w:r>
@@ -22145,7 +22768,6 @@
               <w:t xml:space="preserve"> </w:t>
             </w:r>
             <w:proofErr w:type="spellStart"/>
-            <w:proofErr w:type="gramStart"/>
             <w:r>
               <w:t>UtenteDAO</w:t>
             </w:r>
@@ -22153,28 +22775,33 @@
             <w:r>
               <w:t>::</w:t>
             </w:r>
-            <w:proofErr w:type="gramEnd"/>
-            <w:r>
-              <w:t xml:space="preserve"> </w:t>
-            </w:r>
             <w:proofErr w:type="spellStart"/>
             <w:r>
               <w:t>getSupervisoreInfo</w:t>
             </w:r>
             <w:proofErr w:type="spellEnd"/>
             <w:r>
-              <w:t>(matricola: String)</w:t>
-            </w:r>
-          </w:p>
-          <w:p>
-            <w:r>
-              <w:t xml:space="preserve">matricola &lt;&gt; </w:t>
-            </w:r>
-            <w:proofErr w:type="spellStart"/>
-            <w:r>
-              <w:t>null</w:t>
-            </w:r>
-            <w:proofErr w:type="spellEnd"/>
+              <w:t>(</w:t>
+            </w:r>
+            <w:proofErr w:type="spellStart"/>
+            <w:r>
+              <w:t>matricola:</w:t>
+            </w:r>
+            <w:r>
+              <w:t>int</w:t>
+            </w:r>
+            <w:proofErr w:type="spellEnd"/>
+            <w:r>
+              <w:t>)</w:t>
+            </w:r>
+          </w:p>
+          <w:p>
+            <w:r>
+              <w:t xml:space="preserve">matricola </w:t>
+            </w:r>
+            <w:r>
+              <w:t>&gt; 0</w:t>
+            </w:r>
           </w:p>
         </w:tc>
       </w:tr>
@@ -22197,86 +22824,272 @@
             <w:tcW w:w="8647" w:type="dxa"/>
           </w:tcPr>
           <w:p>
-            <w:pPr>
-              <w:rPr>
-                <w:lang w:val="en-GB"/>
-              </w:rPr>
-            </w:pPr>
-            <w:r>
-              <w:rPr>
-                <w:lang w:val="en-GB"/>
-              </w:rPr>
-              <w:t xml:space="preserve">Context </w:t>
-            </w:r>
-            <w:proofErr w:type="spellStart"/>
-            <w:proofErr w:type="gramStart"/>
-            <w:r>
-              <w:rPr>
-                <w:lang w:val="en-GB"/>
-              </w:rPr>
+            <w:proofErr w:type="spellStart"/>
+            <w:r>
+              <w:t>Context</w:t>
+            </w:r>
+            <w:proofErr w:type="spellEnd"/>
+            <w:r>
+              <w:t xml:space="preserve"> </w:t>
+            </w:r>
+            <w:proofErr w:type="spellStart"/>
+            <w:r>
               <w:t>UtenteDAO</w:t>
             </w:r>
             <w:proofErr w:type="spellEnd"/>
             <w:r>
-              <w:rPr>
-                <w:lang w:val="en-GB"/>
-              </w:rPr>
               <w:t>::</w:t>
             </w:r>
-            <w:proofErr w:type="gramEnd"/>
-            <w:r>
-              <w:rPr>
-                <w:lang w:val="en-GB"/>
-              </w:rPr>
-              <w:t xml:space="preserve"> </w:t>
-            </w:r>
-            <w:proofErr w:type="spellStart"/>
-            <w:r>
-              <w:rPr>
-                <w:lang w:val="en-GB"/>
-              </w:rPr>
+            <w:proofErr w:type="spellStart"/>
+            <w:r>
               <w:t>getSupervisoreInfo</w:t>
             </w:r>
             <w:proofErr w:type="spellEnd"/>
             <w:r>
-              <w:rPr>
-                <w:lang w:val="en-GB"/>
-              </w:rPr>
               <w:t>(</w:t>
             </w:r>
             <w:proofErr w:type="spellStart"/>
             <w:r>
-              <w:rPr>
-                <w:lang w:val="en-GB"/>
-              </w:rPr>
-              <w:t>matricola</w:t>
-            </w:r>
-            <w:proofErr w:type="spellEnd"/>
-            <w:r>
-              <w:rPr>
-                <w:lang w:val="en-GB"/>
-              </w:rPr>
-              <w:t>: String)</w:t>
-            </w:r>
-          </w:p>
-          <w:p>
-            <w:pPr>
-              <w:rPr>
-                <w:lang w:val="en-GB"/>
-              </w:rPr>
-            </w:pPr>
-          </w:p>
-          <w:p>
-            <w:pPr>
-              <w:rPr>
-                <w:lang w:val="en-GB"/>
-              </w:rPr>
-            </w:pPr>
-            <w:r>
-              <w:rPr>
-                <w:lang w:val="en-GB"/>
-              </w:rPr>
-              <w:t xml:space="preserve">result &lt;&gt; null </w:t>
+              <w:t>matricola:</w:t>
+            </w:r>
+            <w:r>
+              <w:t>int</w:t>
+            </w:r>
+            <w:proofErr w:type="spellEnd"/>
+            <w:r>
+              <w:t>)</w:t>
+            </w:r>
+          </w:p>
+          <w:p/>
+          <w:p>
+            <w:proofErr w:type="spellStart"/>
+            <w:r>
+              <w:t>targetDipendente</w:t>
+            </w:r>
+            <w:proofErr w:type="spellEnd"/>
+            <w:r>
+              <w:t xml:space="preserve"> = </w:t>
+            </w:r>
+            <w:proofErr w:type="spellStart"/>
+            <w:r>
+              <w:t>Dipendente.allIstances</w:t>
+            </w:r>
+            <w:proofErr w:type="spellEnd"/>
+            <w:r>
+              <w:t>()-&gt;</w:t>
+            </w:r>
+            <w:proofErr w:type="spellStart"/>
+            <w:r>
+              <w:t>select</w:t>
+            </w:r>
+            <w:proofErr w:type="spellEnd"/>
+            <w:r>
+              <w:t xml:space="preserve">(d | </w:t>
+            </w:r>
+            <w:proofErr w:type="spellStart"/>
+            <w:r>
+              <w:t>d.matricol</w:t>
+            </w:r>
+            <w:r>
+              <w:t>a</w:t>
+            </w:r>
+            <w:proofErr w:type="spellEnd"/>
+            <w:r>
+              <w:t xml:space="preserve"> = matricola</w:t>
+            </w:r>
+            <w:r>
+              <w:t>)</w:t>
+            </w:r>
+          </w:p>
+          <w:p>
+            <w:pPr>
+              <w:rPr>
+                <w:lang w:val="en-GB"/>
+              </w:rPr>
+            </w:pPr>
+            <w:proofErr w:type="spellStart"/>
+            <w:r>
+              <w:rPr>
+                <w:lang w:val="en-GB"/>
+              </w:rPr>
+              <w:t>targetSupervisore</w:t>
+            </w:r>
+            <w:proofErr w:type="spellEnd"/>
+            <w:r>
+              <w:rPr>
+                <w:lang w:val="en-GB"/>
+              </w:rPr>
+              <w:t xml:space="preserve"> = </w:t>
+            </w:r>
+            <w:proofErr w:type="spellStart"/>
+            <w:r>
+              <w:rPr>
+                <w:lang w:val="en-GB"/>
+              </w:rPr>
+              <w:t>Supervisore.allIstances</w:t>
+            </w:r>
+            <w:proofErr w:type="spellEnd"/>
+            <w:r>
+              <w:rPr>
+                <w:lang w:val="en-GB"/>
+              </w:rPr>
+              <w:t xml:space="preserve">()-&gt; select (s | </w:t>
+            </w:r>
+            <w:proofErr w:type="spellStart"/>
+            <w:r>
+              <w:rPr>
+                <w:lang w:val="en-GB"/>
+              </w:rPr>
+              <w:t>s.matricola</w:t>
+            </w:r>
+            <w:proofErr w:type="spellEnd"/>
+            <w:r>
+              <w:rPr>
+                <w:lang w:val="en-GB"/>
+              </w:rPr>
+              <w:t xml:space="preserve"> = </w:t>
+            </w:r>
+            <w:proofErr w:type="spellStart"/>
+            <w:r>
+              <w:rPr>
+                <w:lang w:val="en-GB"/>
+              </w:rPr>
+              <w:t>tagetDipendente.matricolaSupp</w:t>
+            </w:r>
+            <w:proofErr w:type="spellEnd"/>
+            <w:r>
+              <w:rPr>
+                <w:lang w:val="en-GB"/>
+              </w:rPr>
+              <w:t>)</w:t>
+            </w:r>
+          </w:p>
+          <w:p>
+            <w:pPr>
+              <w:rPr>
+                <w:lang w:val="en-GB"/>
+              </w:rPr>
+            </w:pPr>
+          </w:p>
+          <w:p>
+            <w:pPr>
+              <w:rPr>
+                <w:lang w:val="en-GB"/>
+              </w:rPr>
+            </w:pPr>
+            <w:r>
+              <w:rPr>
+                <w:lang w:val="en-GB"/>
+              </w:rPr>
+              <w:t>if (</w:t>
+            </w:r>
+            <w:proofErr w:type="spellStart"/>
+            <w:r>
+              <w:rPr>
+                <w:lang w:val="en-GB"/>
+              </w:rPr>
+              <w:t>tagetDipendente</w:t>
+            </w:r>
+            <w:proofErr w:type="spellEnd"/>
+            <w:r>
+              <w:rPr>
+                <w:lang w:val="en-GB"/>
+              </w:rPr>
+              <w:t xml:space="preserve"> &lt;&gt; null </w:t>
+            </w:r>
+            <w:r>
+              <w:rPr>
+                <w:lang w:val="en-GB"/>
+              </w:rPr>
+              <w:t xml:space="preserve">and </w:t>
+            </w:r>
+            <w:proofErr w:type="spellStart"/>
+            <w:r>
+              <w:rPr>
+                <w:lang w:val="en-GB"/>
+              </w:rPr>
+              <w:t>targetSupervisore</w:t>
+            </w:r>
+            <w:proofErr w:type="spellEnd"/>
+            <w:r>
+              <w:rPr>
+                <w:lang w:val="en-GB"/>
+              </w:rPr>
+              <w:t xml:space="preserve"> &lt;&gt; null)</w:t>
+            </w:r>
+          </w:p>
+          <w:p>
+            <w:pPr>
+              <w:rPr>
+                <w:lang w:val="en-GB"/>
+              </w:rPr>
+            </w:pPr>
+          </w:p>
+          <w:p>
+            <w:pPr>
+              <w:rPr>
+                <w:lang w:val="en-GB"/>
+              </w:rPr>
+            </w:pPr>
+            <w:r>
+              <w:rPr>
+                <w:lang w:val="en-GB"/>
+              </w:rPr>
+              <w:t xml:space="preserve">result &lt;&gt; null and result = </w:t>
+            </w:r>
+            <w:proofErr w:type="spellStart"/>
+            <w:r>
+              <w:rPr>
+                <w:lang w:val="en-GB"/>
+              </w:rPr>
+              <w:t>targetSupervisore</w:t>
+            </w:r>
+            <w:proofErr w:type="spellEnd"/>
+            <w:r>
+              <w:rPr>
+                <w:lang w:val="en-GB"/>
+              </w:rPr>
+              <w:t xml:space="preserve">  </w:t>
+            </w:r>
+          </w:p>
+          <w:p>
+            <w:pPr>
+              <w:rPr>
+                <w:lang w:val="en-GB"/>
+              </w:rPr>
+            </w:pPr>
+          </w:p>
+          <w:p>
+            <w:pPr>
+              <w:rPr>
+                <w:lang w:val="en-GB"/>
+              </w:rPr>
+            </w:pPr>
+            <w:r>
+              <w:rPr>
+                <w:lang w:val="en-GB"/>
+              </w:rPr>
+              <w:t xml:space="preserve">else </w:t>
+            </w:r>
+          </w:p>
+          <w:p>
+            <w:pPr>
+              <w:rPr>
+                <w:lang w:val="en-GB"/>
+              </w:rPr>
+            </w:pPr>
+          </w:p>
+          <w:p>
+            <w:pPr>
+              <w:rPr>
+                <w:lang w:val="en-GB"/>
+              </w:rPr>
+            </w:pPr>
+            <w:r>
+              <w:rPr>
+                <w:lang w:val="en-GB"/>
+              </w:rPr>
+              <w:t>result = null</w:t>
             </w:r>
           </w:p>
         </w:tc>
@@ -22336,7 +23149,10 @@
             </w:r>
             <w:proofErr w:type="spellStart"/>
             <w:r>
-              <w:t>matricola:String</w:t>
+              <w:t>matricola:</w:t>
+            </w:r>
+            <w:r>
+              <w:t>int</w:t>
             </w:r>
             <w:proofErr w:type="spellEnd"/>
             <w:r>
@@ -22417,7 +23233,6 @@
               </w:rPr>
             </w:pPr>
             <w:r>
-              <w:lastRenderedPageBreak/>
               <w:t>Pre-condizione</w:t>
             </w:r>
           </w:p>
@@ -22436,7 +23251,6 @@
               <w:t xml:space="preserve"> </w:t>
             </w:r>
             <w:proofErr w:type="spellStart"/>
-            <w:proofErr w:type="gramStart"/>
             <w:r>
               <w:t>UtenteDAO</w:t>
             </w:r>
@@ -22445,13 +23259,20 @@
               <w:t>::</w:t>
             </w:r>
             <w:proofErr w:type="spellStart"/>
-            <w:proofErr w:type="gramEnd"/>
             <w:r>
               <w:t>updateRuolo</w:t>
             </w:r>
             <w:proofErr w:type="spellEnd"/>
             <w:r>
-              <w:t xml:space="preserve">(matricola: String, </w:t>
+              <w:t xml:space="preserve">(matricola: </w:t>
+            </w:r>
+            <w:proofErr w:type="spellStart"/>
+            <w:r>
+              <w:t>int</w:t>
+            </w:r>
+            <w:proofErr w:type="spellEnd"/>
+            <w:r>
+              <w:t xml:space="preserve">, </w:t>
             </w:r>
             <w:proofErr w:type="spellStart"/>
             <w:r>
@@ -22459,15 +23280,7 @@
             </w:r>
             <w:proofErr w:type="spellEnd"/>
             <w:r>
-              <w:t xml:space="preserve">: </w:t>
-            </w:r>
-            <w:proofErr w:type="gramStart"/>
-            <w:r>
-              <w:t>Tipi::</w:t>
-            </w:r>
-            <w:proofErr w:type="gramEnd"/>
-            <w:r>
-              <w:t xml:space="preserve">ruolo, </w:t>
+              <w:t xml:space="preserve">: Tipi::ruolo, </w:t>
             </w:r>
             <w:proofErr w:type="spellStart"/>
             <w:r>
@@ -22481,15 +23294,13 @@
           <w:p/>
           <w:p>
             <w:r>
-              <w:t xml:space="preserve">matricola &lt;&gt; </w:t>
-            </w:r>
-            <w:proofErr w:type="spellStart"/>
-            <w:r>
-              <w:t>null</w:t>
-            </w:r>
-            <w:proofErr w:type="spellEnd"/>
-            <w:r>
-              <w:t xml:space="preserve"> and </w:t>
+              <w:t xml:space="preserve">matricola </w:t>
+            </w:r>
+            <w:r>
+              <w:t xml:space="preserve">&gt; 0 </w:t>
+            </w:r>
+            <w:r>
+              <w:t xml:space="preserve">and </w:t>
             </w:r>
             <w:proofErr w:type="spellStart"/>
             <w:r>
@@ -22511,15 +23322,7 @@
             </w:r>
             <w:proofErr w:type="spellEnd"/>
             <w:r>
-              <w:t xml:space="preserve"> = </w:t>
-            </w:r>
-            <w:proofErr w:type="gramStart"/>
-            <w:r>
-              <w:t>Tipi::ruolo::</w:t>
-            </w:r>
-            <w:proofErr w:type="gramEnd"/>
-            <w:r>
-              <w:t xml:space="preserve">DIPENDENTE) </w:t>
+              <w:t xml:space="preserve"> = Tipi::ruolo::DIPENDENTE) </w:t>
             </w:r>
             <w:proofErr w:type="spellStart"/>
             <w:r>
@@ -22535,23 +23338,10 @@
             </w:r>
             <w:proofErr w:type="spellEnd"/>
             <w:r>
-              <w:t xml:space="preserve"> &lt;&gt; </w:t>
-            </w:r>
-            <w:proofErr w:type="spellStart"/>
-            <w:r>
-              <w:t>null</w:t>
-            </w:r>
-            <w:proofErr w:type="spellEnd"/>
-            <w:r>
-              <w:t xml:space="preserve"> and </w:t>
-            </w:r>
-            <w:proofErr w:type="spellStart"/>
-            <w:r>
-              <w:t>matricolaNuovoSupervisore</w:t>
-            </w:r>
-            <w:proofErr w:type="spellEnd"/>
-            <w:r>
-              <w:t xml:space="preserve"> &lt;&gt; '')</w:t>
+              <w:t xml:space="preserve"> &gt; 0</w:t>
+            </w:r>
+            <w:r>
+              <w:t>)</w:t>
             </w:r>
             <w:r>
               <w:br/>
@@ -22592,7 +23382,6 @@
               <w:t xml:space="preserve"> </w:t>
             </w:r>
             <w:proofErr w:type="spellStart"/>
-            <w:proofErr w:type="gramStart"/>
             <w:r>
               <w:t>UtenteDAO</w:t>
             </w:r>
@@ -22601,13 +23390,20 @@
               <w:t>::</w:t>
             </w:r>
             <w:proofErr w:type="spellStart"/>
-            <w:proofErr w:type="gramEnd"/>
             <w:r>
               <w:t>updateRuolo</w:t>
             </w:r>
             <w:proofErr w:type="spellEnd"/>
             <w:r>
-              <w:t xml:space="preserve">(matricola: String, </w:t>
+              <w:t xml:space="preserve">(matricola: </w:t>
+            </w:r>
+            <w:proofErr w:type="spellStart"/>
+            <w:r>
+              <w:t>int</w:t>
+            </w:r>
+            <w:proofErr w:type="spellEnd"/>
+            <w:r>
+              <w:t xml:space="preserve">, </w:t>
             </w:r>
             <w:proofErr w:type="spellStart"/>
             <w:r>
@@ -22615,15 +23411,7 @@
             </w:r>
             <w:proofErr w:type="spellEnd"/>
             <w:r>
-              <w:t xml:space="preserve">: </w:t>
-            </w:r>
-            <w:proofErr w:type="gramStart"/>
-            <w:r>
-              <w:t>Tipi::</w:t>
-            </w:r>
-            <w:proofErr w:type="gramEnd"/>
-            <w:r>
-              <w:t xml:space="preserve">ruolo, </w:t>
+              <w:t xml:space="preserve">: Tipi::ruolo, </w:t>
             </w:r>
             <w:proofErr w:type="spellStart"/>
             <w:r>
@@ -22713,39 +23501,144 @@
             <w:tcW w:w="8647" w:type="dxa"/>
           </w:tcPr>
           <w:p>
-            <w:r>
-              <w:t xml:space="preserve">+ </w:t>
-            </w:r>
-            <w:proofErr w:type="spellStart"/>
-            <w:r>
-              <w:t>updateSupervisore</w:t>
-            </w:r>
-            <w:proofErr w:type="spellEnd"/>
-            <w:r>
+            <w:pPr>
+              <w:rPr>
+                <w:lang w:val="en-GB"/>
+              </w:rPr>
+            </w:pPr>
+            <w:r>
+              <w:rPr>
+                <w:lang w:val="en-GB"/>
+              </w:rPr>
+              <w:t xml:space="preserve">- </w:t>
+            </w:r>
+            <w:proofErr w:type="spellStart"/>
+            <w:r>
+              <w:rPr>
+                <w:lang w:val="en-GB"/>
+              </w:rPr>
+              <w:t>deleteFromTable</w:t>
+            </w:r>
+            <w:proofErr w:type="spellEnd"/>
+            <w:r>
+              <w:rPr>
+                <w:lang w:val="en-GB"/>
+              </w:rPr>
               <w:t>(</w:t>
             </w:r>
             <w:proofErr w:type="spellStart"/>
             <w:r>
-              <w:t>matricola:String</w:t>
-            </w:r>
-            <w:proofErr w:type="spellEnd"/>
-            <w:r>
+              <w:rPr>
+                <w:lang w:val="en-GB"/>
+              </w:rPr>
+              <w:t>connection:Connection</w:t>
+            </w:r>
+            <w:proofErr w:type="spellEnd"/>
+            <w:r>
+              <w:rPr>
+                <w:lang w:val="en-GB"/>
+              </w:rPr>
               <w:t xml:space="preserve">, </w:t>
             </w:r>
             <w:proofErr w:type="spellStart"/>
             <w:r>
-              <w:t>matricolaSup:String</w:t>
-            </w:r>
-            <w:proofErr w:type="spellEnd"/>
-            <w:r>
-              <w:t xml:space="preserve">) : </w:t>
-            </w:r>
-            <w:proofErr w:type="spellStart"/>
-            <w:r>
-              <w:t>void</w:t>
-            </w:r>
-            <w:proofErr w:type="spellEnd"/>
-          </w:p>
+              <w:rPr>
+                <w:lang w:val="en-GB"/>
+              </w:rPr>
+              <w:t>tabella:String</w:t>
+            </w:r>
+            <w:proofErr w:type="spellEnd"/>
+            <w:r>
+              <w:rPr>
+                <w:lang w:val="en-GB"/>
+              </w:rPr>
+              <w:t xml:space="preserve">, </w:t>
+            </w:r>
+            <w:proofErr w:type="spellStart"/>
+            <w:r>
+              <w:rPr>
+                <w:lang w:val="en-GB"/>
+              </w:rPr>
+              <w:t>matricola:int</w:t>
+            </w:r>
+            <w:proofErr w:type="spellEnd"/>
+            <w:r>
+              <w:rPr>
+                <w:lang w:val="en-GB"/>
+              </w:rPr>
+              <w:t>) : void</w:t>
+            </w:r>
+          </w:p>
+          <w:p>
+            <w:pPr>
+              <w:rPr>
+                <w:lang w:val="en-GB"/>
+              </w:rPr>
+            </w:pPr>
+            <w:r>
+              <w:rPr>
+                <w:lang w:val="en-GB"/>
+              </w:rPr>
+              <w:t xml:space="preserve">- </w:t>
+            </w:r>
+            <w:proofErr w:type="spellStart"/>
+            <w:r>
+              <w:rPr>
+                <w:lang w:val="en-GB"/>
+              </w:rPr>
+              <w:t>insertIntoDipendente</w:t>
+            </w:r>
+            <w:proofErr w:type="spellEnd"/>
+            <w:r>
+              <w:rPr>
+                <w:lang w:val="en-GB"/>
+              </w:rPr>
+              <w:t>(</w:t>
+            </w:r>
+            <w:proofErr w:type="spellStart"/>
+            <w:r>
+              <w:rPr>
+                <w:lang w:val="en-GB"/>
+              </w:rPr>
+              <w:t>connection:Connection</w:t>
+            </w:r>
+            <w:proofErr w:type="spellEnd"/>
+            <w:r>
+              <w:rPr>
+                <w:lang w:val="en-GB"/>
+              </w:rPr>
+              <w:t xml:space="preserve">, </w:t>
+            </w:r>
+            <w:proofErr w:type="spellStart"/>
+            <w:r>
+              <w:rPr>
+                <w:lang w:val="en-GB"/>
+              </w:rPr>
+              <w:t>matricola:int</w:t>
+            </w:r>
+            <w:proofErr w:type="spellEnd"/>
+            <w:r>
+              <w:rPr>
+                <w:lang w:val="en-GB"/>
+              </w:rPr>
+              <w:t xml:space="preserve">, </w:t>
+            </w:r>
+            <w:proofErr w:type="spellStart"/>
+            <w:r>
+              <w:rPr>
+                <w:lang w:val="en-GB"/>
+              </w:rPr>
+              <w:t>supMatricola:int</w:t>
+            </w:r>
+            <w:proofErr w:type="spellEnd"/>
+            <w:r>
+              <w:rPr>
+                <w:lang w:val="en-GB"/>
+              </w:rPr>
+              <w:t xml:space="preserve">):void       </w:t>
+            </w:r>
+          </w:p>
+          <w:p/>
         </w:tc>
       </w:tr>
       <w:tr>
@@ -22758,6 +23651,7 @@
           </w:tcPr>
           <w:p>
             <w:r>
+              <w:lastRenderedPageBreak/>
               <w:t>Descrizione</w:t>
             </w:r>
           </w:p>
@@ -22768,7 +23662,7 @@
           </w:tcPr>
           <w:p>
             <w:r>
-              <w:t>Serve a cambiare il supervisore assegnato ad un dipendente</w:t>
+              <w:t>Metodo di supporto per mantenere la logica tra le tabella dopo aver effettuato un cambio di ruolo</w:t>
             </w:r>
           </w:p>
         </w:tc>
@@ -22792,81 +23686,9 @@
             <w:tcW w:w="8647" w:type="dxa"/>
           </w:tcPr>
           <w:p>
-            <w:proofErr w:type="spellStart"/>
-            <w:r>
-              <w:t>Context</w:t>
-            </w:r>
-            <w:proofErr w:type="spellEnd"/>
-            <w:r>
-              <w:t xml:space="preserve"> </w:t>
-            </w:r>
-            <w:proofErr w:type="spellStart"/>
-            <w:proofErr w:type="gramStart"/>
-            <w:r>
-              <w:t>Utente</w:t>
-            </w:r>
-            <w:r>
-              <w:t>DAO</w:t>
-            </w:r>
-            <w:proofErr w:type="spellEnd"/>
-            <w:r>
-              <w:t>::</w:t>
-            </w:r>
-            <w:proofErr w:type="spellStart"/>
-            <w:proofErr w:type="gramEnd"/>
-            <w:r>
-              <w:t>updateSupervisore</w:t>
-            </w:r>
-            <w:proofErr w:type="spellEnd"/>
-            <w:r>
-              <w:t xml:space="preserve">(matricola: String, </w:t>
-            </w:r>
-            <w:proofErr w:type="spellStart"/>
-            <w:r>
-              <w:t>matricolaSup</w:t>
-            </w:r>
-            <w:proofErr w:type="spellEnd"/>
-            <w:r>
-              <w:t>: String)</w:t>
-            </w:r>
-          </w:p>
-          <w:p/>
-          <w:p>
-            <w:r>
-              <w:t xml:space="preserve">matricola &lt;&gt; </w:t>
-            </w:r>
-            <w:proofErr w:type="spellStart"/>
-            <w:r>
-              <w:t>null</w:t>
-            </w:r>
-            <w:proofErr w:type="spellEnd"/>
-            <w:r>
-              <w:t xml:space="preserve"> and </w:t>
-            </w:r>
-            <w:proofErr w:type="spellStart"/>
-            <w:r>
-              <w:t>matricolaSup</w:t>
-            </w:r>
-            <w:proofErr w:type="spellEnd"/>
-            <w:r>
-              <w:t xml:space="preserve"> &lt;&gt; </w:t>
-            </w:r>
-            <w:proofErr w:type="spellStart"/>
-            <w:r>
-              <w:t>null</w:t>
-            </w:r>
-            <w:proofErr w:type="spellEnd"/>
-            <w:r>
-              <w:t xml:space="preserve"> and </w:t>
-            </w:r>
-            <w:r>
-              <w:t xml:space="preserve">matricola &lt;&gt; </w:t>
-            </w:r>
-            <w:proofErr w:type="spellStart"/>
-            <w:r>
-              <w:t>matricolaSup</w:t>
-            </w:r>
-            <w:proofErr w:type="spellEnd"/>
+            <w:r>
+              <w:t>---</w:t>
+            </w:r>
           </w:p>
         </w:tc>
       </w:tr>
@@ -22889,46 +23711,165 @@
             <w:tcW w:w="8647" w:type="dxa"/>
           </w:tcPr>
           <w:p>
-            <w:proofErr w:type="spellStart"/>
-            <w:r>
-              <w:t>Context</w:t>
+            <w:pPr>
+              <w:rPr>
+                <w:lang w:val="en-GB"/>
+              </w:rPr>
+            </w:pPr>
+            <w:r>
+              <w:rPr>
+                <w:lang w:val="en-GB"/>
+              </w:rPr>
+              <w:t xml:space="preserve">Context </w:t>
+            </w:r>
+            <w:proofErr w:type="spellStart"/>
+            <w:r>
+              <w:rPr>
+                <w:lang w:val="en-GB"/>
+              </w:rPr>
+              <w:t>UtenteDAO</w:t>
+            </w:r>
+            <w:proofErr w:type="spellEnd"/>
+            <w:r>
+              <w:rPr>
+                <w:lang w:val="en-GB"/>
+              </w:rPr>
+              <w:t>::</w:t>
+            </w:r>
+            <w:proofErr w:type="spellStart"/>
+            <w:r>
+              <w:rPr>
+                <w:lang w:val="en-GB"/>
+              </w:rPr>
+              <w:t>deleteFromTable</w:t>
+            </w:r>
+            <w:proofErr w:type="spellEnd"/>
+            <w:r>
+              <w:rPr>
+                <w:lang w:val="en-GB"/>
+              </w:rPr>
+              <w:t>(</w:t>
+            </w:r>
+            <w:proofErr w:type="spellStart"/>
+            <w:r>
+              <w:rPr>
+                <w:lang w:val="en-GB"/>
+              </w:rPr>
+              <w:t>connection:Connection</w:t>
+            </w:r>
+            <w:proofErr w:type="spellEnd"/>
+            <w:r>
+              <w:rPr>
+                <w:lang w:val="en-GB"/>
+              </w:rPr>
+              <w:t xml:space="preserve">, </w:t>
+            </w:r>
+            <w:proofErr w:type="spellStart"/>
+            <w:r>
+              <w:rPr>
+                <w:lang w:val="en-GB"/>
+              </w:rPr>
+              <w:t>tabella:String</w:t>
+            </w:r>
+            <w:proofErr w:type="spellEnd"/>
+            <w:r>
+              <w:rPr>
+                <w:lang w:val="en-GB"/>
+              </w:rPr>
+              <w:t xml:space="preserve">, </w:t>
+            </w:r>
+            <w:proofErr w:type="spellStart"/>
+            <w:r>
+              <w:rPr>
+                <w:lang w:val="en-GB"/>
+              </w:rPr>
+              <w:t>matricola:int</w:t>
+            </w:r>
+            <w:proofErr w:type="spellEnd"/>
+            <w:r>
+              <w:rPr>
+                <w:lang w:val="en-GB"/>
+              </w:rPr>
+              <w:t>)</w:t>
+            </w:r>
+          </w:p>
+          <w:p>
+            <w:pPr>
+              <w:rPr>
+                <w:lang w:val="en-GB"/>
+              </w:rPr>
+            </w:pPr>
+          </w:p>
+          <w:p>
+            <w:proofErr w:type="spellStart"/>
+            <w:r>
+              <w:t>targetUtente</w:t>
+            </w:r>
+            <w:proofErr w:type="spellEnd"/>
+            <w:r>
+              <w:t xml:space="preserve"> = </w:t>
+            </w:r>
+            <w:proofErr w:type="spellStart"/>
+            <w:r>
+              <w:t>Utente.allIstances</w:t>
+            </w:r>
+            <w:proofErr w:type="spellEnd"/>
+            <w:r>
+              <w:t>()-&gt;</w:t>
+            </w:r>
+            <w:proofErr w:type="spellStart"/>
+            <w:r>
+              <w:t>select</w:t>
+            </w:r>
+            <w:proofErr w:type="spellEnd"/>
+            <w:r>
+              <w:t xml:space="preserve">(u | </w:t>
+            </w:r>
+            <w:proofErr w:type="spellStart"/>
+            <w:r>
+              <w:t>u.matricola</w:t>
+            </w:r>
+            <w:proofErr w:type="spellEnd"/>
+            <w:r>
+              <w:t xml:space="preserve"> = ma</w:t>
+            </w:r>
+            <w:r>
+              <w:t>tricola</w:t>
+            </w:r>
+            <w:r>
+              <w:t>)</w:t>
+            </w:r>
+          </w:p>
+          <w:p/>
+          <w:p>
+            <w:proofErr w:type="spellStart"/>
+            <w:r>
+              <w:t>if</w:t>
             </w:r>
             <w:proofErr w:type="spellEnd"/>
             <w:r>
               <w:t xml:space="preserve"> </w:t>
             </w:r>
-            <w:proofErr w:type="spellStart"/>
-            <w:proofErr w:type="gramStart"/>
-            <w:r>
-              <w:t>UtenteDAO</w:t>
-            </w:r>
-            <w:proofErr w:type="spellEnd"/>
-            <w:r>
-              <w:t>::</w:t>
-            </w:r>
-            <w:proofErr w:type="spellStart"/>
-            <w:proofErr w:type="gramEnd"/>
-            <w:r>
-              <w:t>updateSupervisore</w:t>
-            </w:r>
-            <w:proofErr w:type="spellEnd"/>
-            <w:r>
-              <w:t xml:space="preserve">(matricola: String, </w:t>
-            </w:r>
-            <w:proofErr w:type="spellStart"/>
-            <w:r>
-              <w:t>matricolaSup</w:t>
-            </w:r>
-            <w:proofErr w:type="spellEnd"/>
-            <w:r>
-              <w:t>: String)</w:t>
+            <w:r>
+              <w:t>tabella = Supervisore</w:t>
             </w:r>
           </w:p>
           <w:p/>
           <w:p>
-            <w:proofErr w:type="spellStart"/>
-            <w:r>
-              <w:t>Dipendente.allInstances</w:t>
+            <w:r>
+              <w:t xml:space="preserve">    </w:t>
+            </w:r>
+            <w:proofErr w:type="spellStart"/>
+            <w:r>
+              <w:t>not</w:t>
+            </w:r>
+            <w:proofErr w:type="spellEnd"/>
+            <w:r>
+              <w:t xml:space="preserve"> </w:t>
+            </w:r>
+            <w:proofErr w:type="spellStart"/>
+            <w:r>
+              <w:t>Supervisore.allIstances</w:t>
             </w:r>
             <w:proofErr w:type="spellEnd"/>
             <w:r>
@@ -22940,22 +23881,11 @@
             </w:r>
             <w:proofErr w:type="spellEnd"/>
             <w:r>
-              <w:t xml:space="preserve">(d | </w:t>
-            </w:r>
-            <w:proofErr w:type="spellStart"/>
-            <w:r>
-              <w:t>d.matricola</w:t>
-            </w:r>
-            <w:proofErr w:type="spellEnd"/>
-            <w:r>
-              <w:t xml:space="preserve"> = matricola</w:t>
-            </w:r>
-            <w:r>
-              <w:t xml:space="preserve"> and </w:t>
-            </w:r>
-            <w:proofErr w:type="spellStart"/>
-            <w:r>
-              <w:t>d.matricolaSup</w:t>
+              <w:t xml:space="preserve">(s | </w:t>
+            </w:r>
+            <w:proofErr w:type="spellStart"/>
+            <w:r>
+              <w:t>targetUtente.matricola</w:t>
             </w:r>
             <w:proofErr w:type="spellEnd"/>
             <w:r>
@@ -22963,13 +23893,64 @@
             </w:r>
             <w:proofErr w:type="spellStart"/>
             <w:r>
-              <w:t>matricolaSup</w:t>
-            </w:r>
-            <w:proofErr w:type="spellEnd"/>
-            <w:r>
-              <w:t xml:space="preserve">) </w:t>
-            </w:r>
-          </w:p>
+              <w:t>s.matricola</w:t>
+            </w:r>
+            <w:proofErr w:type="spellEnd"/>
+            <w:r>
+              <w:t>)</w:t>
+            </w:r>
+          </w:p>
+          <w:p>
+            <w:r>
+              <w:t xml:space="preserve">else </w:t>
+            </w:r>
+          </w:p>
+          <w:p>
+            <w:r>
+              <w:t xml:space="preserve">    </w:t>
+            </w:r>
+            <w:proofErr w:type="spellStart"/>
+            <w:r>
+              <w:t>not</w:t>
+            </w:r>
+            <w:proofErr w:type="spellEnd"/>
+            <w:r>
+              <w:t xml:space="preserve"> </w:t>
+            </w:r>
+            <w:proofErr w:type="spellStart"/>
+            <w:r>
+              <w:t>Dipendente.allIstances</w:t>
+            </w:r>
+            <w:proofErr w:type="spellEnd"/>
+            <w:r>
+              <w:t>()-&gt;</w:t>
+            </w:r>
+            <w:proofErr w:type="spellStart"/>
+            <w:r>
+              <w:t>exists</w:t>
+            </w:r>
+            <w:proofErr w:type="spellEnd"/>
+            <w:r>
+              <w:t xml:space="preserve">(s | </w:t>
+            </w:r>
+            <w:proofErr w:type="spellStart"/>
+            <w:r>
+              <w:t>targetUtente.matricola</w:t>
+            </w:r>
+            <w:proofErr w:type="spellEnd"/>
+            <w:r>
+              <w:t xml:space="preserve"> = </w:t>
+            </w:r>
+            <w:proofErr w:type="spellStart"/>
+            <w:r>
+              <w:t>s.matricola</w:t>
+            </w:r>
+            <w:proofErr w:type="spellEnd"/>
+            <w:r>
+              <w:t>)</w:t>
+            </w:r>
+          </w:p>
+          <w:p/>
         </w:tc>
       </w:tr>
       <w:tr>
@@ -22978,73 +23959,10 @@
         </w:trPr>
         <w:tc>
           <w:tcPr>
-            <w:tcW w:w="1696" w:type="dxa"/>
-          </w:tcPr>
-          <w:p>
-            <w:r>
-              <w:t>Firma metodo</w:t>
-            </w:r>
-          </w:p>
-        </w:tc>
-        <w:tc>
-          <w:tcPr>
-            <w:tcW w:w="8647" w:type="dxa"/>
-          </w:tcPr>
-          <w:p>
-            <w:pPr>
-              <w:rPr>
-                <w:lang w:val="en-GB"/>
-              </w:rPr>
-            </w:pPr>
-            <w:r>
-              <w:rPr>
-                <w:lang w:val="en-GB"/>
-              </w:rPr>
-              <w:t xml:space="preserve">+ </w:t>
-            </w:r>
-            <w:proofErr w:type="spellStart"/>
-            <w:r>
-              <w:rPr>
-                <w:lang w:val="en-GB"/>
-              </w:rPr>
-              <w:t>updatePassword</w:t>
-            </w:r>
-            <w:proofErr w:type="spellEnd"/>
-            <w:r>
-              <w:rPr>
-                <w:lang w:val="en-GB"/>
-              </w:rPr>
-              <w:t>(</w:t>
-            </w:r>
-            <w:proofErr w:type="spellStart"/>
-            <w:r>
-              <w:rPr>
-                <w:lang w:val="en-GB"/>
-              </w:rPr>
-              <w:t>matricola:String</w:t>
-            </w:r>
-            <w:proofErr w:type="spellEnd"/>
-            <w:r>
-              <w:rPr>
-                <w:lang w:val="en-GB"/>
-              </w:rPr>
-              <w:t xml:space="preserve">, </w:t>
-            </w:r>
-            <w:proofErr w:type="spellStart"/>
-            <w:r>
-              <w:rPr>
-                <w:lang w:val="en-GB"/>
-              </w:rPr>
-              <w:t>hashPassword:String</w:t>
-            </w:r>
-            <w:proofErr w:type="spellEnd"/>
-            <w:r>
-              <w:rPr>
-                <w:lang w:val="en-GB"/>
-              </w:rPr>
-              <w:t>) : void</w:t>
-            </w:r>
-          </w:p>
+            <w:tcW w:w="10343" w:type="dxa"/>
+            <w:gridSpan w:val="2"/>
+          </w:tcPr>
+          <w:p/>
         </w:tc>
       </w:tr>
       <w:tr>
@@ -23056,13 +23974,8 @@
             <w:tcW w:w="1696" w:type="dxa"/>
           </w:tcPr>
           <w:p>
-            <w:pPr>
-              <w:rPr>
-                <w:lang w:val="en-GB"/>
-              </w:rPr>
-            </w:pPr>
-            <w:r>
-              <w:t>Descrizione</w:t>
+            <w:r>
+              <w:t>Firma metodo</w:t>
             </w:r>
           </w:p>
         </w:tc>
@@ -23071,12 +23984,66 @@
             <w:tcW w:w="8647" w:type="dxa"/>
           </w:tcPr>
           <w:p>
-            <w:r>
-              <w:t>Permette di sostituire la p</w:t>
-            </w:r>
-            <w:r>
-              <w:t>assword salvata su database</w:t>
-            </w:r>
+            <w:pPr>
+              <w:rPr>
+                <w:lang w:val="en-GB"/>
+              </w:rPr>
+            </w:pPr>
+            <w:r>
+              <w:rPr>
+                <w:lang w:val="en-GB"/>
+              </w:rPr>
+              <w:t xml:space="preserve">- </w:t>
+            </w:r>
+            <w:proofErr w:type="spellStart"/>
+            <w:r>
+              <w:rPr>
+                <w:lang w:val="en-GB"/>
+              </w:rPr>
+              <w:t>insertIntoSupervisore</w:t>
+            </w:r>
+            <w:proofErr w:type="spellEnd"/>
+            <w:r>
+              <w:rPr>
+                <w:lang w:val="en-GB"/>
+              </w:rPr>
+              <w:t>(</w:t>
+            </w:r>
+            <w:proofErr w:type="spellStart"/>
+            <w:r>
+              <w:rPr>
+                <w:lang w:val="en-GB"/>
+              </w:rPr>
+              <w:t>connection:Connection</w:t>
+            </w:r>
+            <w:proofErr w:type="spellEnd"/>
+            <w:r>
+              <w:rPr>
+                <w:lang w:val="en-GB"/>
+              </w:rPr>
+              <w:t xml:space="preserve">, </w:t>
+            </w:r>
+            <w:proofErr w:type="spellStart"/>
+            <w:r>
+              <w:rPr>
+                <w:lang w:val="en-GB"/>
+              </w:rPr>
+              <w:t>matricola:int</w:t>
+            </w:r>
+            <w:proofErr w:type="spellEnd"/>
+            <w:r>
+              <w:rPr>
+                <w:lang w:val="en-GB"/>
+              </w:rPr>
+              <w:t>): void</w:t>
+            </w:r>
+          </w:p>
+          <w:p>
+            <w:pPr>
+              <w:rPr>
+                <w:lang w:val="en-GB"/>
+              </w:rPr>
+            </w:pPr>
           </w:p>
         </w:tc>
       </w:tr>
@@ -23089,13 +24056,8 @@
             <w:tcW w:w="1696" w:type="dxa"/>
           </w:tcPr>
           <w:p>
-            <w:pPr>
-              <w:rPr>
-                <w:lang w:val="en-GB"/>
-              </w:rPr>
-            </w:pPr>
-            <w:r>
-              <w:t>Pre-condizione</w:t>
+            <w:r>
+              <w:t>Descrizione</w:t>
             </w:r>
           </w:p>
         </w:tc>
@@ -23104,168 +24066,16 @@
             <w:tcW w:w="8647" w:type="dxa"/>
           </w:tcPr>
           <w:p>
-            <w:pPr>
-              <w:rPr>
-                <w:lang w:val="en-GB"/>
-              </w:rPr>
-            </w:pPr>
-            <w:r>
-              <w:rPr>
-                <w:lang w:val="en-GB"/>
-              </w:rPr>
-              <w:t xml:space="preserve">context </w:t>
-            </w:r>
-            <w:proofErr w:type="spellStart"/>
-            <w:proofErr w:type="gramStart"/>
-            <w:r>
-              <w:rPr>
-                <w:lang w:val="en-GB"/>
-              </w:rPr>
-              <w:t>UtenteDAO</w:t>
-            </w:r>
-            <w:proofErr w:type="spellEnd"/>
-            <w:r>
-              <w:rPr>
-                <w:lang w:val="en-GB"/>
-              </w:rPr>
-              <w:t>::</w:t>
-            </w:r>
-            <w:proofErr w:type="spellStart"/>
-            <w:proofErr w:type="gramEnd"/>
-            <w:r>
-              <w:rPr>
-                <w:lang w:val="en-GB"/>
-              </w:rPr>
-              <w:t>updatePassword</w:t>
-            </w:r>
-            <w:proofErr w:type="spellEnd"/>
-            <w:r>
-              <w:rPr>
-                <w:lang w:val="en-GB"/>
-              </w:rPr>
-              <w:t>(</w:t>
-            </w:r>
-            <w:proofErr w:type="spellStart"/>
-            <w:r>
-              <w:rPr>
-                <w:lang w:val="en-GB"/>
-              </w:rPr>
-              <w:t>matricola</w:t>
-            </w:r>
-            <w:proofErr w:type="spellEnd"/>
-            <w:r>
-              <w:rPr>
-                <w:lang w:val="en-GB"/>
-              </w:rPr>
-              <w:t xml:space="preserve">: String, </w:t>
-            </w:r>
-            <w:proofErr w:type="spellStart"/>
-            <w:r>
-              <w:rPr>
-                <w:lang w:val="en-GB"/>
-              </w:rPr>
-              <w:t>hashPassword</w:t>
-            </w:r>
-            <w:proofErr w:type="spellEnd"/>
-            <w:r>
-              <w:rPr>
-                <w:lang w:val="en-GB"/>
-              </w:rPr>
-              <w:t>: String)</w:t>
-            </w:r>
-          </w:p>
-          <w:p>
-            <w:pPr>
-              <w:rPr>
-                <w:lang w:val="en-GB"/>
-              </w:rPr>
-            </w:pPr>
-          </w:p>
-          <w:p>
-            <w:pPr>
-              <w:rPr>
-                <w:lang w:val="en-GB"/>
-              </w:rPr>
-            </w:pPr>
-            <w:proofErr w:type="spellStart"/>
-            <w:r>
-              <w:rPr>
-                <w:lang w:val="en-GB"/>
-              </w:rPr>
-              <w:t>matricola</w:t>
-            </w:r>
-            <w:proofErr w:type="spellEnd"/>
-            <w:r>
-              <w:rPr>
-                <w:lang w:val="en-GB"/>
-              </w:rPr>
-              <w:t xml:space="preserve"> &lt;&gt; null and </w:t>
-            </w:r>
-            <w:proofErr w:type="spellStart"/>
-            <w:r>
-              <w:rPr>
-                <w:lang w:val="en-GB"/>
-              </w:rPr>
-              <w:t>hashPassword</w:t>
-            </w:r>
-            <w:proofErr w:type="spellEnd"/>
-            <w:r>
-              <w:rPr>
-                <w:lang w:val="en-GB"/>
-              </w:rPr>
-              <w:t xml:space="preserve"> &lt;&gt; null</w:t>
-            </w:r>
-            <w:r>
-              <w:rPr>
-                <w:lang w:val="en-GB"/>
-              </w:rPr>
-              <w:t xml:space="preserve"> </w:t>
-            </w:r>
-            <w:proofErr w:type="spellStart"/>
-            <w:r>
-              <w:rPr>
-                <w:lang w:val="en-GB"/>
-              </w:rPr>
-              <w:t>hashPassword.size</w:t>
-            </w:r>
-            <w:proofErr w:type="spellEnd"/>
-            <w:r>
-              <w:rPr>
-                <w:lang w:val="en-GB"/>
-              </w:rPr>
-              <w:t>() &gt; 0</w:t>
-            </w:r>
-            <w:r>
-              <w:rPr>
-                <w:lang w:val="en-GB"/>
-              </w:rPr>
-              <w:t xml:space="preserve"> and </w:t>
-            </w:r>
-            <w:proofErr w:type="spellStart"/>
-            <w:r>
-              <w:rPr>
-                <w:lang w:val="en-GB"/>
-              </w:rPr>
-              <w:t>hashPassword.size</w:t>
-            </w:r>
-            <w:proofErr w:type="spellEnd"/>
-            <w:r>
-              <w:rPr>
-                <w:lang w:val="en-GB"/>
-              </w:rPr>
-              <w:t xml:space="preserve">() </w:t>
-            </w:r>
-            <w:r>
-              <w:rPr>
-                <w:lang w:val="en-GB"/>
-              </w:rPr>
-              <w:t>&lt;= 50</w:t>
-            </w:r>
-            <w:r>
-              <w:rPr>
-                <w:lang w:val="en-GB"/>
-              </w:rPr>
-              <w:br/>
+            <w:r>
+              <w:t>Metodo di supporto per “</w:t>
+            </w:r>
+            <w:proofErr w:type="spellStart"/>
+            <w:r>
+              <w:t>updateRuolo</w:t>
+            </w:r>
+            <w:proofErr w:type="spellEnd"/>
+            <w:r>
+              <w:t>” permette di inserire all’interno della tabella Supervisore una nuova entry</w:t>
             </w:r>
           </w:p>
         </w:tc>
@@ -23279,13 +24089,8 @@
             <w:tcW w:w="1696" w:type="dxa"/>
           </w:tcPr>
           <w:p>
-            <w:pPr>
-              <w:rPr>
-                <w:lang w:val="en-GB"/>
-              </w:rPr>
-            </w:pPr>
-            <w:r>
-              <w:t>Post-condizione</w:t>
+            <w:r>
+              <w:t>Pre-condizione</w:t>
             </w:r>
           </w:p>
         </w:tc>
@@ -23294,170 +24099,8 @@
             <w:tcW w:w="8647" w:type="dxa"/>
           </w:tcPr>
           <w:p>
-            <w:pPr>
-              <w:rPr>
-                <w:lang w:val="en-GB"/>
-              </w:rPr>
-            </w:pPr>
-            <w:r>
-              <w:rPr>
-                <w:lang w:val="en-GB"/>
-              </w:rPr>
-              <w:t xml:space="preserve">context </w:t>
-            </w:r>
-            <w:proofErr w:type="spellStart"/>
-            <w:proofErr w:type="gramStart"/>
-            <w:r>
-              <w:rPr>
-                <w:lang w:val="en-GB"/>
-              </w:rPr>
-              <w:t>UtenteDAO</w:t>
-            </w:r>
-            <w:proofErr w:type="spellEnd"/>
-            <w:r>
-              <w:rPr>
-                <w:lang w:val="en-GB"/>
-              </w:rPr>
-              <w:t>::</w:t>
-            </w:r>
-            <w:proofErr w:type="spellStart"/>
-            <w:proofErr w:type="gramEnd"/>
-            <w:r>
-              <w:rPr>
-                <w:lang w:val="en-GB"/>
-              </w:rPr>
-              <w:t>updatePassword</w:t>
-            </w:r>
-            <w:proofErr w:type="spellEnd"/>
-            <w:r>
-              <w:rPr>
-                <w:lang w:val="en-GB"/>
-              </w:rPr>
-              <w:t>(</w:t>
-            </w:r>
-            <w:proofErr w:type="spellStart"/>
-            <w:r>
-              <w:rPr>
-                <w:lang w:val="en-GB"/>
-              </w:rPr>
-              <w:t>matricola</w:t>
-            </w:r>
-            <w:proofErr w:type="spellEnd"/>
-            <w:r>
-              <w:rPr>
-                <w:lang w:val="en-GB"/>
-              </w:rPr>
-              <w:t xml:space="preserve">: String, </w:t>
-            </w:r>
-            <w:proofErr w:type="spellStart"/>
-            <w:r>
-              <w:rPr>
-                <w:lang w:val="en-GB"/>
-              </w:rPr>
-              <w:t>hashPassword</w:t>
-            </w:r>
-            <w:proofErr w:type="spellEnd"/>
-            <w:r>
-              <w:rPr>
-                <w:lang w:val="en-GB"/>
-              </w:rPr>
-              <w:t>: String)</w:t>
-            </w:r>
-          </w:p>
-          <w:p>
-            <w:pPr>
-              <w:rPr>
-                <w:lang w:val="en-GB"/>
-              </w:rPr>
-            </w:pPr>
-          </w:p>
-          <w:p>
-            <w:pPr>
-              <w:rPr>
-                <w:lang w:val="en-GB"/>
-              </w:rPr>
-            </w:pPr>
-            <w:proofErr w:type="spellStart"/>
-            <w:r>
-              <w:rPr>
-                <w:lang w:val="en-GB"/>
-              </w:rPr>
-              <w:t>Utente.allInstances</w:t>
-            </w:r>
-            <w:proofErr w:type="spellEnd"/>
-            <w:r>
-              <w:rPr>
-                <w:lang w:val="en-GB"/>
-              </w:rPr>
-              <w:t>()-&gt;</w:t>
-            </w:r>
-            <w:r>
-              <w:rPr>
-                <w:lang w:val="en-GB"/>
-              </w:rPr>
-              <w:t>exists</w:t>
-            </w:r>
-            <w:r>
-              <w:rPr>
-                <w:lang w:val="en-GB"/>
-              </w:rPr>
-              <w:t xml:space="preserve">(u | </w:t>
-            </w:r>
-            <w:proofErr w:type="spellStart"/>
-            <w:r>
-              <w:rPr>
-                <w:lang w:val="en-GB"/>
-              </w:rPr>
-              <w:t>u.matricola</w:t>
-            </w:r>
-            <w:proofErr w:type="spellEnd"/>
-            <w:r>
-              <w:rPr>
-                <w:lang w:val="en-GB"/>
-              </w:rPr>
-              <w:t xml:space="preserve"> = </w:t>
-            </w:r>
-            <w:proofErr w:type="spellStart"/>
-            <w:r>
-              <w:rPr>
-                <w:lang w:val="en-GB"/>
-              </w:rPr>
-              <w:t>matricola</w:t>
-            </w:r>
-            <w:proofErr w:type="spellEnd"/>
-            <w:r>
-              <w:rPr>
-                <w:lang w:val="en-GB"/>
-              </w:rPr>
-              <w:t xml:space="preserve"> and </w:t>
-            </w:r>
-            <w:proofErr w:type="spellStart"/>
-            <w:r>
-              <w:rPr>
-                <w:lang w:val="en-GB"/>
-              </w:rPr>
-              <w:t>u.hashPassword</w:t>
-            </w:r>
-            <w:proofErr w:type="spellEnd"/>
-            <w:r>
-              <w:rPr>
-                <w:lang w:val="en-GB"/>
-              </w:rPr>
-              <w:t xml:space="preserve"> = </w:t>
-            </w:r>
-            <w:proofErr w:type="spellStart"/>
-            <w:r>
-              <w:rPr>
-                <w:lang w:val="en-GB"/>
-              </w:rPr>
-              <w:t>hashPassword</w:t>
-            </w:r>
-            <w:proofErr w:type="spellEnd"/>
-            <w:r>
-              <w:rPr>
-                <w:lang w:val="en-GB"/>
-              </w:rPr>
-              <w:t xml:space="preserve">) </w:t>
+            <w:r>
+              <w:t>---</w:t>
             </w:r>
           </w:p>
         </w:tc>
@@ -23468,6 +24111,1278 @@
         </w:trPr>
         <w:tc>
           <w:tcPr>
+            <w:tcW w:w="1696" w:type="dxa"/>
+          </w:tcPr>
+          <w:p>
+            <w:r>
+              <w:t>Post-condizione</w:t>
+            </w:r>
+          </w:p>
+        </w:tc>
+        <w:tc>
+          <w:tcPr>
+            <w:tcW w:w="8647" w:type="dxa"/>
+          </w:tcPr>
+          <w:p>
+            <w:pPr>
+              <w:rPr>
+                <w:lang w:val="en-GB"/>
+              </w:rPr>
+            </w:pPr>
+            <w:r>
+              <w:rPr>
+                <w:lang w:val="en-GB"/>
+              </w:rPr>
+              <w:t xml:space="preserve">Context </w:t>
+            </w:r>
+            <w:proofErr w:type="spellStart"/>
+            <w:r>
+              <w:rPr>
+                <w:lang w:val="en-GB"/>
+              </w:rPr>
+              <w:t>UtenteDAO</w:t>
+            </w:r>
+            <w:proofErr w:type="spellEnd"/>
+            <w:r>
+              <w:rPr>
+                <w:lang w:val="en-GB"/>
+              </w:rPr>
+              <w:t xml:space="preserve">:: </w:t>
+            </w:r>
+            <w:proofErr w:type="spellStart"/>
+            <w:r>
+              <w:rPr>
+                <w:lang w:val="en-GB"/>
+              </w:rPr>
+              <w:t>insertIntoSupervisore</w:t>
+            </w:r>
+            <w:proofErr w:type="spellEnd"/>
+            <w:r>
+              <w:rPr>
+                <w:lang w:val="en-GB"/>
+              </w:rPr>
+              <w:t>(</w:t>
+            </w:r>
+            <w:proofErr w:type="spellStart"/>
+            <w:r>
+              <w:rPr>
+                <w:lang w:val="en-GB"/>
+              </w:rPr>
+              <w:t>connection:Connection</w:t>
+            </w:r>
+            <w:proofErr w:type="spellEnd"/>
+            <w:r>
+              <w:rPr>
+                <w:lang w:val="en-GB"/>
+              </w:rPr>
+              <w:t xml:space="preserve">, </w:t>
+            </w:r>
+            <w:proofErr w:type="spellStart"/>
+            <w:r>
+              <w:rPr>
+                <w:lang w:val="en-GB"/>
+              </w:rPr>
+              <w:t>matricola:int</w:t>
+            </w:r>
+            <w:proofErr w:type="spellEnd"/>
+            <w:r>
+              <w:rPr>
+                <w:lang w:val="en-GB"/>
+              </w:rPr>
+              <w:t>)</w:t>
+            </w:r>
+            <w:r>
+              <w:rPr>
+                <w:lang w:val="en-GB"/>
+              </w:rPr>
+              <w:t xml:space="preserve"> </w:t>
+            </w:r>
+          </w:p>
+          <w:p>
+            <w:pPr>
+              <w:rPr>
+                <w:lang w:val="en-GB"/>
+              </w:rPr>
+            </w:pPr>
+          </w:p>
+          <w:p>
+            <w:pPr>
+              <w:rPr>
+                <w:lang w:val="en-GB"/>
+              </w:rPr>
+            </w:pPr>
+            <w:proofErr w:type="spellStart"/>
+            <w:r>
+              <w:rPr>
+                <w:lang w:val="en-GB"/>
+              </w:rPr>
+              <w:t>Supervisore.allIstances</w:t>
+            </w:r>
+            <w:proofErr w:type="spellEnd"/>
+            <w:r>
+              <w:rPr>
+                <w:lang w:val="en-GB"/>
+              </w:rPr>
+              <w:t xml:space="preserve">()-&gt;exists(s | </w:t>
+            </w:r>
+            <w:proofErr w:type="spellStart"/>
+            <w:r>
+              <w:rPr>
+                <w:lang w:val="en-GB"/>
+              </w:rPr>
+              <w:t>s.matricola</w:t>
+            </w:r>
+            <w:proofErr w:type="spellEnd"/>
+            <w:r>
+              <w:rPr>
+                <w:lang w:val="en-GB"/>
+              </w:rPr>
+              <w:t xml:space="preserve"> = </w:t>
+            </w:r>
+            <w:proofErr w:type="spellStart"/>
+            <w:r>
+              <w:rPr>
+                <w:lang w:val="en-GB"/>
+              </w:rPr>
+              <w:t>matricola</w:t>
+            </w:r>
+            <w:proofErr w:type="spellEnd"/>
+            <w:r>
+              <w:rPr>
+                <w:lang w:val="en-GB"/>
+              </w:rPr>
+              <w:t>)</w:t>
+            </w:r>
+          </w:p>
+        </w:tc>
+      </w:tr>
+      <w:tr>
+        <w:trPr>
+          <w:trHeight w:val="408"/>
+        </w:trPr>
+        <w:tc>
+          <w:tcPr>
+            <w:tcW w:w="10343" w:type="dxa"/>
+            <w:gridSpan w:val="2"/>
+          </w:tcPr>
+          <w:p>
+            <w:pPr>
+              <w:rPr>
+                <w:lang w:val="en-GB"/>
+              </w:rPr>
+            </w:pPr>
+          </w:p>
+        </w:tc>
+      </w:tr>
+      <w:tr>
+        <w:trPr>
+          <w:trHeight w:val="408"/>
+        </w:trPr>
+        <w:tc>
+          <w:tcPr>
+            <w:tcW w:w="1696" w:type="dxa"/>
+          </w:tcPr>
+          <w:p>
+            <w:r>
+              <w:t>Firma metodo</w:t>
+            </w:r>
+          </w:p>
+        </w:tc>
+        <w:tc>
+          <w:tcPr>
+            <w:tcW w:w="8647" w:type="dxa"/>
+          </w:tcPr>
+          <w:p>
+            <w:r>
+              <w:rPr>
+                <w:lang w:val="en-GB"/>
+              </w:rPr>
+              <w:t xml:space="preserve">- </w:t>
+            </w:r>
+            <w:proofErr w:type="spellStart"/>
+            <w:r>
+              <w:rPr>
+                <w:lang w:val="en-GB"/>
+              </w:rPr>
+              <w:t>insertIntoDipendente</w:t>
+            </w:r>
+            <w:proofErr w:type="spellEnd"/>
+            <w:r>
+              <w:rPr>
+                <w:lang w:val="en-GB"/>
+              </w:rPr>
+              <w:t>(</w:t>
+            </w:r>
+            <w:proofErr w:type="spellStart"/>
+            <w:r>
+              <w:rPr>
+                <w:lang w:val="en-GB"/>
+              </w:rPr>
+              <w:t>connection:Connection</w:t>
+            </w:r>
+            <w:proofErr w:type="spellEnd"/>
+            <w:r>
+              <w:rPr>
+                <w:lang w:val="en-GB"/>
+              </w:rPr>
+              <w:t xml:space="preserve">, </w:t>
+            </w:r>
+            <w:proofErr w:type="spellStart"/>
+            <w:r>
+              <w:rPr>
+                <w:lang w:val="en-GB"/>
+              </w:rPr>
+              <w:t>matricola:int</w:t>
+            </w:r>
+            <w:proofErr w:type="spellEnd"/>
+            <w:r>
+              <w:rPr>
+                <w:lang w:val="en-GB"/>
+              </w:rPr>
+              <w:t xml:space="preserve">, </w:t>
+            </w:r>
+            <w:proofErr w:type="spellStart"/>
+            <w:r>
+              <w:rPr>
+                <w:lang w:val="en-GB"/>
+              </w:rPr>
+              <w:t>supMatricola:int</w:t>
+            </w:r>
+            <w:proofErr w:type="spellEnd"/>
+            <w:r>
+              <w:rPr>
+                <w:lang w:val="en-GB"/>
+              </w:rPr>
+              <w:t>)</w:t>
+            </w:r>
+            <w:r>
+              <w:rPr>
+                <w:lang w:val="en-GB"/>
+              </w:rPr>
+              <w:t xml:space="preserve"> :void</w:t>
+            </w:r>
+          </w:p>
+        </w:tc>
+      </w:tr>
+      <w:tr>
+        <w:trPr>
+          <w:trHeight w:val="408"/>
+        </w:trPr>
+        <w:tc>
+          <w:tcPr>
+            <w:tcW w:w="1696" w:type="dxa"/>
+          </w:tcPr>
+          <w:p>
+            <w:r>
+              <w:t>Descrizione</w:t>
+            </w:r>
+          </w:p>
+        </w:tc>
+        <w:tc>
+          <w:tcPr>
+            <w:tcW w:w="8647" w:type="dxa"/>
+          </w:tcPr>
+          <w:p>
+            <w:r>
+              <w:t>Metodo di supporto per “</w:t>
+            </w:r>
+            <w:proofErr w:type="spellStart"/>
+            <w:r>
+              <w:t>updateRuolo</w:t>
+            </w:r>
+            <w:proofErr w:type="spellEnd"/>
+            <w:r>
+              <w:t>” permette di inserire all’interno della tabella Dipendente una nuova entry</w:t>
+            </w:r>
+          </w:p>
+        </w:tc>
+      </w:tr>
+      <w:tr>
+        <w:trPr>
+          <w:trHeight w:val="408"/>
+        </w:trPr>
+        <w:tc>
+          <w:tcPr>
+            <w:tcW w:w="1696" w:type="dxa"/>
+          </w:tcPr>
+          <w:p>
+            <w:r>
+              <w:t>Pre-condizione</w:t>
+            </w:r>
+          </w:p>
+        </w:tc>
+        <w:tc>
+          <w:tcPr>
+            <w:tcW w:w="8647" w:type="dxa"/>
+          </w:tcPr>
+          <w:p>
+            <w:r>
+              <w:t>---</w:t>
+            </w:r>
+          </w:p>
+        </w:tc>
+      </w:tr>
+      <w:tr>
+        <w:trPr>
+          <w:trHeight w:val="408"/>
+        </w:trPr>
+        <w:tc>
+          <w:tcPr>
+            <w:tcW w:w="1696" w:type="dxa"/>
+          </w:tcPr>
+          <w:p>
+            <w:r>
+              <w:t>Post-condizione</w:t>
+            </w:r>
+          </w:p>
+        </w:tc>
+        <w:tc>
+          <w:tcPr>
+            <w:tcW w:w="8647" w:type="dxa"/>
+          </w:tcPr>
+          <w:p>
+            <w:proofErr w:type="spellStart"/>
+            <w:r>
+              <w:t>Context</w:t>
+            </w:r>
+            <w:proofErr w:type="spellEnd"/>
+            <w:r>
+              <w:t xml:space="preserve"> </w:t>
+            </w:r>
+            <w:proofErr w:type="spellStart"/>
+            <w:r>
+              <w:t>UtenteDAO</w:t>
+            </w:r>
+            <w:proofErr w:type="spellEnd"/>
+            <w:r>
+              <w:t xml:space="preserve">:: </w:t>
+            </w:r>
+            <w:proofErr w:type="spellStart"/>
+            <w:r>
+              <w:t>insertIntoDipendente</w:t>
+            </w:r>
+            <w:proofErr w:type="spellEnd"/>
+            <w:r>
+              <w:t>(</w:t>
+            </w:r>
+            <w:proofErr w:type="spellStart"/>
+            <w:r>
+              <w:t>connection:Connection</w:t>
+            </w:r>
+            <w:proofErr w:type="spellEnd"/>
+            <w:r>
+              <w:t xml:space="preserve">, </w:t>
+            </w:r>
+            <w:proofErr w:type="spellStart"/>
+            <w:r>
+              <w:t>matricola:int</w:t>
+            </w:r>
+            <w:proofErr w:type="spellEnd"/>
+            <w:r>
+              <w:t xml:space="preserve">, </w:t>
+            </w:r>
+            <w:proofErr w:type="spellStart"/>
+            <w:r>
+              <w:t>supMatricola:int</w:t>
+            </w:r>
+            <w:proofErr w:type="spellEnd"/>
+            <w:r>
+              <w:t>)</w:t>
+            </w:r>
+          </w:p>
+          <w:p/>
+          <w:p>
+            <w:proofErr w:type="spellStart"/>
+            <w:r>
+              <w:t>Dipendente.allIstances</w:t>
+            </w:r>
+            <w:proofErr w:type="spellEnd"/>
+            <w:r>
+              <w:t>()-&gt;</w:t>
+            </w:r>
+            <w:proofErr w:type="spellStart"/>
+            <w:r>
+              <w:t>exists</w:t>
+            </w:r>
+            <w:proofErr w:type="spellEnd"/>
+            <w:r>
+              <w:t xml:space="preserve">(d | </w:t>
+            </w:r>
+            <w:proofErr w:type="spellStart"/>
+            <w:r>
+              <w:t>d.matricola</w:t>
+            </w:r>
+            <w:proofErr w:type="spellEnd"/>
+            <w:r>
+              <w:t xml:space="preserve"> = matricola and </w:t>
+            </w:r>
+            <w:proofErr w:type="spellStart"/>
+            <w:r>
+              <w:t>d.matricolaSup</w:t>
+            </w:r>
+            <w:proofErr w:type="spellEnd"/>
+            <w:r>
+              <w:t xml:space="preserve"> = </w:t>
+            </w:r>
+            <w:proofErr w:type="spellStart"/>
+            <w:r>
+              <w:t>supMatricola</w:t>
+            </w:r>
+            <w:proofErr w:type="spellEnd"/>
+            <w:r>
+              <w:t>)</w:t>
+            </w:r>
+          </w:p>
+        </w:tc>
+      </w:tr>
+      <w:tr>
+        <w:trPr>
+          <w:trHeight w:val="408"/>
+        </w:trPr>
+        <w:tc>
+          <w:tcPr>
+            <w:tcW w:w="10343" w:type="dxa"/>
+            <w:gridSpan w:val="2"/>
+          </w:tcPr>
+          <w:p/>
+        </w:tc>
+      </w:tr>
+      <w:tr>
+        <w:trPr>
+          <w:trHeight w:val="408"/>
+        </w:trPr>
+        <w:tc>
+          <w:tcPr>
+            <w:tcW w:w="1696" w:type="dxa"/>
+          </w:tcPr>
+          <w:p>
+            <w:r>
+              <w:t>Firma metodo</w:t>
+            </w:r>
+          </w:p>
+        </w:tc>
+        <w:tc>
+          <w:tcPr>
+            <w:tcW w:w="8647" w:type="dxa"/>
+          </w:tcPr>
+          <w:p>
+            <w:r>
+              <w:t xml:space="preserve">+ </w:t>
+            </w:r>
+            <w:proofErr w:type="spellStart"/>
+            <w:r>
+              <w:t>updateSupervisore</w:t>
+            </w:r>
+            <w:proofErr w:type="spellEnd"/>
+            <w:r>
+              <w:t>(</w:t>
+            </w:r>
+            <w:proofErr w:type="spellStart"/>
+            <w:r>
+              <w:t>matricola:</w:t>
+            </w:r>
+            <w:r>
+              <w:t>int</w:t>
+            </w:r>
+            <w:proofErr w:type="spellEnd"/>
+            <w:r>
+              <w:t xml:space="preserve">, </w:t>
+            </w:r>
+            <w:proofErr w:type="spellStart"/>
+            <w:r>
+              <w:t>matricolaSup:</w:t>
+            </w:r>
+            <w:r>
+              <w:t>int</w:t>
+            </w:r>
+            <w:proofErr w:type="spellEnd"/>
+            <w:r>
+              <w:t xml:space="preserve">) : </w:t>
+            </w:r>
+            <w:proofErr w:type="spellStart"/>
+            <w:r>
+              <w:t>void</w:t>
+            </w:r>
+            <w:proofErr w:type="spellEnd"/>
+          </w:p>
+        </w:tc>
+      </w:tr>
+      <w:tr>
+        <w:trPr>
+          <w:trHeight w:val="408"/>
+        </w:trPr>
+        <w:tc>
+          <w:tcPr>
+            <w:tcW w:w="1696" w:type="dxa"/>
+          </w:tcPr>
+          <w:p>
+            <w:r>
+              <w:t>Descrizione</w:t>
+            </w:r>
+          </w:p>
+        </w:tc>
+        <w:tc>
+          <w:tcPr>
+            <w:tcW w:w="8647" w:type="dxa"/>
+          </w:tcPr>
+          <w:p>
+            <w:r>
+              <w:t>Serve a cambiare il supervisore assegnato ad un dipendente</w:t>
+            </w:r>
+          </w:p>
+        </w:tc>
+      </w:tr>
+      <w:tr>
+        <w:trPr>
+          <w:trHeight w:val="408"/>
+        </w:trPr>
+        <w:tc>
+          <w:tcPr>
+            <w:tcW w:w="1696" w:type="dxa"/>
+          </w:tcPr>
+          <w:p>
+            <w:r>
+              <w:t>Pre-condizione</w:t>
+            </w:r>
+          </w:p>
+        </w:tc>
+        <w:tc>
+          <w:tcPr>
+            <w:tcW w:w="8647" w:type="dxa"/>
+          </w:tcPr>
+          <w:p>
+            <w:proofErr w:type="spellStart"/>
+            <w:r>
+              <w:t>Context</w:t>
+            </w:r>
+            <w:proofErr w:type="spellEnd"/>
+            <w:r>
+              <w:t xml:space="preserve"> </w:t>
+            </w:r>
+            <w:proofErr w:type="spellStart"/>
+            <w:r>
+              <w:t>Utente</w:t>
+            </w:r>
+            <w:r>
+              <w:t>DAO</w:t>
+            </w:r>
+            <w:proofErr w:type="spellEnd"/>
+            <w:r>
+              <w:t>::</w:t>
+            </w:r>
+            <w:proofErr w:type="spellStart"/>
+            <w:r>
+              <w:t>updateSupervisore</w:t>
+            </w:r>
+            <w:proofErr w:type="spellEnd"/>
+            <w:r>
+              <w:t xml:space="preserve">(matricola: </w:t>
+            </w:r>
+            <w:proofErr w:type="spellStart"/>
+            <w:r>
+              <w:t>int</w:t>
+            </w:r>
+            <w:proofErr w:type="spellEnd"/>
+            <w:r>
+              <w:t xml:space="preserve">, </w:t>
+            </w:r>
+            <w:proofErr w:type="spellStart"/>
+            <w:r>
+              <w:t>matricolaSup</w:t>
+            </w:r>
+            <w:proofErr w:type="spellEnd"/>
+            <w:r>
+              <w:t xml:space="preserve">: </w:t>
+            </w:r>
+            <w:proofErr w:type="spellStart"/>
+            <w:r>
+              <w:t>int</w:t>
+            </w:r>
+            <w:proofErr w:type="spellEnd"/>
+            <w:r>
+              <w:t>)</w:t>
+            </w:r>
+          </w:p>
+          <w:p/>
+          <w:p>
+            <w:r>
+              <w:t xml:space="preserve">matricola </w:t>
+            </w:r>
+            <w:r>
+              <w:t xml:space="preserve">&gt; 0 </w:t>
+            </w:r>
+            <w:r>
+              <w:t xml:space="preserve">and </w:t>
+            </w:r>
+            <w:proofErr w:type="spellStart"/>
+            <w:r>
+              <w:t>matricolaSup</w:t>
+            </w:r>
+            <w:proofErr w:type="spellEnd"/>
+            <w:r>
+              <w:t xml:space="preserve"> </w:t>
+            </w:r>
+            <w:r>
+              <w:t xml:space="preserve">&gt; 0 </w:t>
+            </w:r>
+            <w:r>
+              <w:t xml:space="preserve">and </w:t>
+            </w:r>
+            <w:r>
+              <w:t xml:space="preserve">matricola &lt;&gt; </w:t>
+            </w:r>
+            <w:proofErr w:type="spellStart"/>
+            <w:r>
+              <w:t>matricolaSup</w:t>
+            </w:r>
+            <w:proofErr w:type="spellEnd"/>
+          </w:p>
+        </w:tc>
+      </w:tr>
+      <w:tr>
+        <w:trPr>
+          <w:trHeight w:val="408"/>
+        </w:trPr>
+        <w:tc>
+          <w:tcPr>
+            <w:tcW w:w="1696" w:type="dxa"/>
+          </w:tcPr>
+          <w:p>
+            <w:r>
+              <w:t>Post-condizione</w:t>
+            </w:r>
+          </w:p>
+        </w:tc>
+        <w:tc>
+          <w:tcPr>
+            <w:tcW w:w="8647" w:type="dxa"/>
+          </w:tcPr>
+          <w:p>
+            <w:proofErr w:type="spellStart"/>
+            <w:r>
+              <w:t>Context</w:t>
+            </w:r>
+            <w:proofErr w:type="spellEnd"/>
+            <w:r>
+              <w:t xml:space="preserve"> </w:t>
+            </w:r>
+            <w:proofErr w:type="spellStart"/>
+            <w:r>
+              <w:t>UtenteDAO</w:t>
+            </w:r>
+            <w:proofErr w:type="spellEnd"/>
+            <w:r>
+              <w:t>::</w:t>
+            </w:r>
+            <w:proofErr w:type="spellStart"/>
+            <w:r>
+              <w:t>updateSupervisore</w:t>
+            </w:r>
+            <w:proofErr w:type="spellEnd"/>
+            <w:r>
+              <w:t xml:space="preserve">(matricola: </w:t>
+            </w:r>
+            <w:proofErr w:type="spellStart"/>
+            <w:r>
+              <w:t>int</w:t>
+            </w:r>
+            <w:proofErr w:type="spellEnd"/>
+            <w:r>
+              <w:t xml:space="preserve">, </w:t>
+            </w:r>
+            <w:proofErr w:type="spellStart"/>
+            <w:r>
+              <w:t>matricolaSup</w:t>
+            </w:r>
+            <w:proofErr w:type="spellEnd"/>
+            <w:r>
+              <w:t>: String)</w:t>
+            </w:r>
+          </w:p>
+          <w:p/>
+          <w:p>
+            <w:proofErr w:type="spellStart"/>
+            <w:r>
+              <w:t>Dipendente.allInstances</w:t>
+            </w:r>
+            <w:proofErr w:type="spellEnd"/>
+            <w:r>
+              <w:t>()-&gt;</w:t>
+            </w:r>
+            <w:proofErr w:type="spellStart"/>
+            <w:r>
+              <w:t>exists</w:t>
+            </w:r>
+            <w:proofErr w:type="spellEnd"/>
+            <w:r>
+              <w:t xml:space="preserve">(d | </w:t>
+            </w:r>
+            <w:proofErr w:type="spellStart"/>
+            <w:r>
+              <w:t>d.matricola</w:t>
+            </w:r>
+            <w:proofErr w:type="spellEnd"/>
+            <w:r>
+              <w:t xml:space="preserve"> = matricola</w:t>
+            </w:r>
+            <w:r>
+              <w:t xml:space="preserve"> and </w:t>
+            </w:r>
+            <w:proofErr w:type="spellStart"/>
+            <w:r>
+              <w:t>d.matricolaSup</w:t>
+            </w:r>
+            <w:proofErr w:type="spellEnd"/>
+            <w:r>
+              <w:t xml:space="preserve"> = </w:t>
+            </w:r>
+            <w:proofErr w:type="spellStart"/>
+            <w:r>
+              <w:t>matricolaSup</w:t>
+            </w:r>
+            <w:proofErr w:type="spellEnd"/>
+            <w:r>
+              <w:t xml:space="preserve">) </w:t>
+            </w:r>
+          </w:p>
+          <w:p/>
+        </w:tc>
+      </w:tr>
+      <w:tr>
+        <w:trPr>
+          <w:trHeight w:val="408"/>
+        </w:trPr>
+        <w:tc>
+          <w:tcPr>
+            <w:tcW w:w="1696" w:type="dxa"/>
+          </w:tcPr>
+          <w:p>
+            <w:r>
+              <w:lastRenderedPageBreak/>
+              <w:t>Firma metodo</w:t>
+            </w:r>
+          </w:p>
+        </w:tc>
+        <w:tc>
+          <w:tcPr>
+            <w:tcW w:w="8647" w:type="dxa"/>
+          </w:tcPr>
+          <w:p>
+            <w:pPr>
+              <w:rPr>
+                <w:lang w:val="en-GB"/>
+              </w:rPr>
+            </w:pPr>
+            <w:r>
+              <w:rPr>
+                <w:lang w:val="en-GB"/>
+              </w:rPr>
+              <w:t xml:space="preserve">+ </w:t>
+            </w:r>
+            <w:proofErr w:type="spellStart"/>
+            <w:r>
+              <w:rPr>
+                <w:lang w:val="en-GB"/>
+              </w:rPr>
+              <w:t>updatePassword</w:t>
+            </w:r>
+            <w:proofErr w:type="spellEnd"/>
+            <w:r>
+              <w:rPr>
+                <w:lang w:val="en-GB"/>
+              </w:rPr>
+              <w:t>(</w:t>
+            </w:r>
+            <w:proofErr w:type="spellStart"/>
+            <w:r>
+              <w:rPr>
+                <w:lang w:val="en-GB"/>
+              </w:rPr>
+              <w:t>matricola:</w:t>
+            </w:r>
+            <w:r>
+              <w:rPr>
+                <w:lang w:val="en-GB"/>
+              </w:rPr>
+              <w:t>int</w:t>
+            </w:r>
+            <w:proofErr w:type="spellEnd"/>
+            <w:r>
+              <w:rPr>
+                <w:lang w:val="en-GB"/>
+              </w:rPr>
+              <w:t xml:space="preserve">, </w:t>
+            </w:r>
+            <w:proofErr w:type="spellStart"/>
+            <w:r>
+              <w:rPr>
+                <w:lang w:val="en-GB"/>
+              </w:rPr>
+              <w:t>hashPassword:String</w:t>
+            </w:r>
+            <w:proofErr w:type="spellEnd"/>
+            <w:r>
+              <w:rPr>
+                <w:lang w:val="en-GB"/>
+              </w:rPr>
+              <w:t>) : void</w:t>
+            </w:r>
+          </w:p>
+        </w:tc>
+      </w:tr>
+      <w:tr>
+        <w:trPr>
+          <w:trHeight w:val="408"/>
+        </w:trPr>
+        <w:tc>
+          <w:tcPr>
+            <w:tcW w:w="1696" w:type="dxa"/>
+          </w:tcPr>
+          <w:p>
+            <w:pPr>
+              <w:rPr>
+                <w:lang w:val="en-GB"/>
+              </w:rPr>
+            </w:pPr>
+            <w:r>
+              <w:t>Descrizione</w:t>
+            </w:r>
+          </w:p>
+        </w:tc>
+        <w:tc>
+          <w:tcPr>
+            <w:tcW w:w="8647" w:type="dxa"/>
+          </w:tcPr>
+          <w:p>
+            <w:r>
+              <w:t>Permette di sostituire la p</w:t>
+            </w:r>
+            <w:r>
+              <w:t>assword salvata su database</w:t>
+            </w:r>
+          </w:p>
+        </w:tc>
+      </w:tr>
+      <w:tr>
+        <w:trPr>
+          <w:trHeight w:val="408"/>
+        </w:trPr>
+        <w:tc>
+          <w:tcPr>
+            <w:tcW w:w="1696" w:type="dxa"/>
+          </w:tcPr>
+          <w:p>
+            <w:pPr>
+              <w:rPr>
+                <w:lang w:val="en-GB"/>
+              </w:rPr>
+            </w:pPr>
+            <w:r>
+              <w:t>Pre-condizione</w:t>
+            </w:r>
+          </w:p>
+        </w:tc>
+        <w:tc>
+          <w:tcPr>
+            <w:tcW w:w="8647" w:type="dxa"/>
+          </w:tcPr>
+          <w:p>
+            <w:pPr>
+              <w:rPr>
+                <w:lang w:val="en-GB"/>
+              </w:rPr>
+            </w:pPr>
+            <w:r>
+              <w:rPr>
+                <w:lang w:val="en-GB"/>
+              </w:rPr>
+              <w:t xml:space="preserve">context </w:t>
+            </w:r>
+            <w:proofErr w:type="spellStart"/>
+            <w:r>
+              <w:rPr>
+                <w:lang w:val="en-GB"/>
+              </w:rPr>
+              <w:t>UtenteDAO</w:t>
+            </w:r>
+            <w:proofErr w:type="spellEnd"/>
+            <w:r>
+              <w:rPr>
+                <w:lang w:val="en-GB"/>
+              </w:rPr>
+              <w:t>::</w:t>
+            </w:r>
+            <w:proofErr w:type="spellStart"/>
+            <w:r>
+              <w:rPr>
+                <w:lang w:val="en-GB"/>
+              </w:rPr>
+              <w:t>updatePassword</w:t>
+            </w:r>
+            <w:proofErr w:type="spellEnd"/>
+            <w:r>
+              <w:rPr>
+                <w:lang w:val="en-GB"/>
+              </w:rPr>
+              <w:t>(</w:t>
+            </w:r>
+            <w:proofErr w:type="spellStart"/>
+            <w:r>
+              <w:rPr>
+                <w:lang w:val="en-GB"/>
+              </w:rPr>
+              <w:t>matricola:</w:t>
+            </w:r>
+            <w:r>
+              <w:rPr>
+                <w:lang w:val="en-GB"/>
+              </w:rPr>
+              <w:t>int</w:t>
+            </w:r>
+            <w:proofErr w:type="spellEnd"/>
+            <w:r>
+              <w:rPr>
+                <w:lang w:val="en-GB"/>
+              </w:rPr>
+              <w:t xml:space="preserve">, </w:t>
+            </w:r>
+            <w:proofErr w:type="spellStart"/>
+            <w:r>
+              <w:rPr>
+                <w:lang w:val="en-GB"/>
+              </w:rPr>
+              <w:t>hashPassword</w:t>
+            </w:r>
+            <w:proofErr w:type="spellEnd"/>
+            <w:r>
+              <w:rPr>
+                <w:lang w:val="en-GB"/>
+              </w:rPr>
+              <w:t>: String)</w:t>
+            </w:r>
+          </w:p>
+          <w:p>
+            <w:pPr>
+              <w:rPr>
+                <w:lang w:val="en-GB"/>
+              </w:rPr>
+            </w:pPr>
+          </w:p>
+          <w:p>
+            <w:pPr>
+              <w:rPr>
+                <w:lang w:val="en-GB"/>
+              </w:rPr>
+            </w:pPr>
+            <w:proofErr w:type="spellStart"/>
+            <w:r>
+              <w:rPr>
+                <w:lang w:val="en-GB"/>
+              </w:rPr>
+              <w:t>matricola</w:t>
+            </w:r>
+            <w:proofErr w:type="spellEnd"/>
+            <w:r>
+              <w:rPr>
+                <w:lang w:val="en-GB"/>
+              </w:rPr>
+              <w:t xml:space="preserve"> </w:t>
+            </w:r>
+            <w:r>
+              <w:rPr>
+                <w:lang w:val="en-GB"/>
+              </w:rPr>
+              <w:t xml:space="preserve">&gt; 0 </w:t>
+            </w:r>
+            <w:r>
+              <w:rPr>
+                <w:lang w:val="en-GB"/>
+              </w:rPr>
+              <w:t xml:space="preserve">and </w:t>
+            </w:r>
+            <w:proofErr w:type="spellStart"/>
+            <w:r>
+              <w:rPr>
+                <w:lang w:val="en-GB"/>
+              </w:rPr>
+              <w:t>hashPassword</w:t>
+            </w:r>
+            <w:proofErr w:type="spellEnd"/>
+            <w:r>
+              <w:rPr>
+                <w:lang w:val="en-GB"/>
+              </w:rPr>
+              <w:t xml:space="preserve"> &lt;&gt; null</w:t>
+            </w:r>
+            <w:r>
+              <w:rPr>
+                <w:lang w:val="en-GB"/>
+              </w:rPr>
+              <w:t xml:space="preserve"> </w:t>
+            </w:r>
+            <w:proofErr w:type="spellStart"/>
+            <w:r>
+              <w:rPr>
+                <w:lang w:val="en-GB"/>
+              </w:rPr>
+              <w:t>hashPassword.size</w:t>
+            </w:r>
+            <w:proofErr w:type="spellEnd"/>
+            <w:r>
+              <w:rPr>
+                <w:lang w:val="en-GB"/>
+              </w:rPr>
+              <w:t>() &gt; 0</w:t>
+            </w:r>
+            <w:r>
+              <w:rPr>
+                <w:lang w:val="en-GB"/>
+              </w:rPr>
+              <w:t xml:space="preserve"> and </w:t>
+            </w:r>
+            <w:proofErr w:type="spellStart"/>
+            <w:r>
+              <w:rPr>
+                <w:lang w:val="en-GB"/>
+              </w:rPr>
+              <w:t>hashPassword.size</w:t>
+            </w:r>
+            <w:proofErr w:type="spellEnd"/>
+            <w:r>
+              <w:rPr>
+                <w:lang w:val="en-GB"/>
+              </w:rPr>
+              <w:t xml:space="preserve">() </w:t>
+            </w:r>
+            <w:r>
+              <w:rPr>
+                <w:lang w:val="en-GB"/>
+              </w:rPr>
+              <w:t>&lt;= 50</w:t>
+            </w:r>
+            <w:r>
+              <w:rPr>
+                <w:lang w:val="en-GB"/>
+              </w:rPr>
+              <w:t>0</w:t>
+            </w:r>
+            <w:r>
+              <w:rPr>
+                <w:lang w:val="en-GB"/>
+              </w:rPr>
+              <w:br/>
+            </w:r>
+          </w:p>
+        </w:tc>
+      </w:tr>
+      <w:tr>
+        <w:trPr>
+          <w:trHeight w:val="408"/>
+        </w:trPr>
+        <w:tc>
+          <w:tcPr>
+            <w:tcW w:w="1696" w:type="dxa"/>
+          </w:tcPr>
+          <w:p>
+            <w:pPr>
+              <w:rPr>
+                <w:lang w:val="en-GB"/>
+              </w:rPr>
+            </w:pPr>
+            <w:r>
+              <w:t>Post-condizione</w:t>
+            </w:r>
+          </w:p>
+        </w:tc>
+        <w:tc>
+          <w:tcPr>
+            <w:tcW w:w="8647" w:type="dxa"/>
+          </w:tcPr>
+          <w:p>
+            <w:pPr>
+              <w:rPr>
+                <w:lang w:val="en-GB"/>
+              </w:rPr>
+            </w:pPr>
+            <w:r>
+              <w:rPr>
+                <w:lang w:val="en-GB"/>
+              </w:rPr>
+              <w:t xml:space="preserve">context </w:t>
+            </w:r>
+            <w:proofErr w:type="spellStart"/>
+            <w:r>
+              <w:rPr>
+                <w:lang w:val="en-GB"/>
+              </w:rPr>
+              <w:t>UtenteDAO</w:t>
+            </w:r>
+            <w:proofErr w:type="spellEnd"/>
+            <w:r>
+              <w:rPr>
+                <w:lang w:val="en-GB"/>
+              </w:rPr>
+              <w:t>::</w:t>
+            </w:r>
+            <w:proofErr w:type="spellStart"/>
+            <w:r>
+              <w:rPr>
+                <w:lang w:val="en-GB"/>
+              </w:rPr>
+              <w:t>updatePassword</w:t>
+            </w:r>
+            <w:proofErr w:type="spellEnd"/>
+            <w:r>
+              <w:rPr>
+                <w:lang w:val="en-GB"/>
+              </w:rPr>
+              <w:t>(</w:t>
+            </w:r>
+            <w:proofErr w:type="spellStart"/>
+            <w:r>
+              <w:rPr>
+                <w:lang w:val="en-GB"/>
+              </w:rPr>
+              <w:t>matricola</w:t>
+            </w:r>
+            <w:proofErr w:type="spellEnd"/>
+            <w:r>
+              <w:rPr>
+                <w:lang w:val="en-GB"/>
+              </w:rPr>
+              <w:t xml:space="preserve">: </w:t>
+            </w:r>
+            <w:r>
+              <w:rPr>
+                <w:lang w:val="en-GB"/>
+              </w:rPr>
+              <w:t>int</w:t>
+            </w:r>
+            <w:r>
+              <w:rPr>
+                <w:lang w:val="en-GB"/>
+              </w:rPr>
+              <w:t xml:space="preserve">, </w:t>
+            </w:r>
+            <w:proofErr w:type="spellStart"/>
+            <w:r>
+              <w:rPr>
+                <w:lang w:val="en-GB"/>
+              </w:rPr>
+              <w:t>hashPassword</w:t>
+            </w:r>
+            <w:proofErr w:type="spellEnd"/>
+            <w:r>
+              <w:rPr>
+                <w:lang w:val="en-GB"/>
+              </w:rPr>
+              <w:t>: String)</w:t>
+            </w:r>
+          </w:p>
+          <w:p>
+            <w:pPr>
+              <w:rPr>
+                <w:lang w:val="en-GB"/>
+              </w:rPr>
+            </w:pPr>
+          </w:p>
+          <w:p>
+            <w:pPr>
+              <w:rPr>
+                <w:lang w:val="en-GB"/>
+              </w:rPr>
+            </w:pPr>
+            <w:proofErr w:type="spellStart"/>
+            <w:r>
+              <w:rPr>
+                <w:lang w:val="en-GB"/>
+              </w:rPr>
+              <w:t>Utente.allInstances</w:t>
+            </w:r>
+            <w:proofErr w:type="spellEnd"/>
+            <w:r>
+              <w:rPr>
+                <w:lang w:val="en-GB"/>
+              </w:rPr>
+              <w:t>()-&gt;</w:t>
+            </w:r>
+            <w:r>
+              <w:rPr>
+                <w:lang w:val="en-GB"/>
+              </w:rPr>
+              <w:t>exists</w:t>
+            </w:r>
+            <w:r>
+              <w:rPr>
+                <w:lang w:val="en-GB"/>
+              </w:rPr>
+              <w:t xml:space="preserve">(u | </w:t>
+            </w:r>
+            <w:proofErr w:type="spellStart"/>
+            <w:r>
+              <w:rPr>
+                <w:lang w:val="en-GB"/>
+              </w:rPr>
+              <w:t>u.matricola</w:t>
+            </w:r>
+            <w:proofErr w:type="spellEnd"/>
+            <w:r>
+              <w:rPr>
+                <w:lang w:val="en-GB"/>
+              </w:rPr>
+              <w:t xml:space="preserve"> = </w:t>
+            </w:r>
+            <w:proofErr w:type="spellStart"/>
+            <w:r>
+              <w:rPr>
+                <w:lang w:val="en-GB"/>
+              </w:rPr>
+              <w:t>matricola</w:t>
+            </w:r>
+            <w:proofErr w:type="spellEnd"/>
+            <w:r>
+              <w:rPr>
+                <w:lang w:val="en-GB"/>
+              </w:rPr>
+              <w:t xml:space="preserve"> and </w:t>
+            </w:r>
+            <w:proofErr w:type="spellStart"/>
+            <w:r>
+              <w:rPr>
+                <w:lang w:val="en-GB"/>
+              </w:rPr>
+              <w:t>u.hashPassword</w:t>
+            </w:r>
+            <w:proofErr w:type="spellEnd"/>
+            <w:r>
+              <w:rPr>
+                <w:lang w:val="en-GB"/>
+              </w:rPr>
+              <w:t xml:space="preserve"> = </w:t>
+            </w:r>
+            <w:proofErr w:type="spellStart"/>
+            <w:r>
+              <w:rPr>
+                <w:lang w:val="en-GB"/>
+              </w:rPr>
+              <w:t>hashPassword</w:t>
+            </w:r>
+            <w:proofErr w:type="spellEnd"/>
+            <w:r>
+              <w:rPr>
+                <w:lang w:val="en-GB"/>
+              </w:rPr>
+              <w:t xml:space="preserve">) </w:t>
+            </w:r>
+          </w:p>
+        </w:tc>
+      </w:tr>
+      <w:tr>
+        <w:trPr>
+          <w:trHeight w:val="408"/>
+        </w:trPr>
+        <w:tc>
+          <w:tcPr>
             <w:tcW w:w="10343" w:type="dxa"/>
             <w:gridSpan w:val="2"/>
           </w:tcPr>
@@ -23576,17 +25491,12 @@
               <w:t xml:space="preserve"> </w:t>
             </w:r>
             <w:proofErr w:type="spellStart"/>
-            <w:proofErr w:type="gramStart"/>
             <w:r>
               <w:t>UtenteDAO</w:t>
             </w:r>
             <w:proofErr w:type="spellEnd"/>
             <w:r>
-              <w:t>::</w:t>
-            </w:r>
-            <w:proofErr w:type="gramEnd"/>
-            <w:r>
-              <w:t xml:space="preserve"> delete(</w:t>
+              <w:t>:: delete(</w:t>
             </w:r>
             <w:proofErr w:type="spellStart"/>
             <w:r>
@@ -23598,21 +25508,64 @@
             </w:r>
           </w:p>
           <w:p>
-            <w:proofErr w:type="spellStart"/>
-            <w:r>
+            <w:pPr>
+              <w:rPr>
+                <w:lang w:val="en-GB"/>
+              </w:rPr>
+            </w:pPr>
+            <w:proofErr w:type="spellStart"/>
+            <w:r>
+              <w:rPr>
+                <w:lang w:val="en-GB"/>
+              </w:rPr>
               <w:t>Utente.allInstances</w:t>
             </w:r>
             <w:proofErr w:type="spellEnd"/>
             <w:r>
-              <w:t>()-&gt;</w:t>
-            </w:r>
-            <w:proofErr w:type="spellStart"/>
-            <w:r>
-              <w:t>includes</w:t>
-            </w:r>
-            <w:proofErr w:type="spellEnd"/>
-            <w:r>
-              <w:t>(utente)</w:t>
+              <w:rPr>
+                <w:lang w:val="en-GB"/>
+              </w:rPr>
+              <w:t>()-&gt;includes(</w:t>
+            </w:r>
+            <w:proofErr w:type="spellStart"/>
+            <w:r>
+              <w:rPr>
+                <w:lang w:val="en-GB"/>
+              </w:rPr>
+              <w:t>utente</w:t>
+            </w:r>
+            <w:proofErr w:type="spellEnd"/>
+            <w:r>
+              <w:rPr>
+                <w:lang w:val="en-GB"/>
+              </w:rPr>
+              <w:t>)</w:t>
+            </w:r>
+            <w:r>
+              <w:rPr>
+                <w:lang w:val="en-GB"/>
+              </w:rPr>
+              <w:t xml:space="preserve"> and</w:t>
+            </w:r>
+            <w:r>
+              <w:rPr>
+                <w:lang w:val="en-GB"/>
+              </w:rPr>
+              <w:t xml:space="preserve"> </w:t>
+            </w:r>
+            <w:proofErr w:type="spellStart"/>
+            <w:r>
+              <w:rPr>
+                <w:lang w:val="en-GB"/>
+              </w:rPr>
+              <w:t>utente.matricola</w:t>
+            </w:r>
+            <w:proofErr w:type="spellEnd"/>
+            <w:r>
+              <w:rPr>
+                <w:lang w:val="en-GB"/>
+              </w:rPr>
+              <w:t xml:space="preserve"> &gt; 0</w:t>
             </w:r>
           </w:p>
         </w:tc>
@@ -23645,48 +25598,434 @@
               <w:t xml:space="preserve"> </w:t>
             </w:r>
             <w:proofErr w:type="spellStart"/>
-            <w:proofErr w:type="gramStart"/>
             <w:r>
               <w:t>UtenteDAO</w:t>
             </w:r>
             <w:proofErr w:type="spellEnd"/>
             <w:r>
+              <w:t>:: delete(</w:t>
+            </w:r>
+            <w:proofErr w:type="spellStart"/>
+            <w:r>
+              <w:t>utente:Utente</w:t>
+            </w:r>
+            <w:proofErr w:type="spellEnd"/>
+            <w:r>
+              <w:t>)</w:t>
+            </w:r>
+          </w:p>
+          <w:p>
+            <w:proofErr w:type="spellStart"/>
+            <w:r>
+              <w:t>Utente.allInstances</w:t>
+            </w:r>
+            <w:proofErr w:type="spellEnd"/>
+            <w:r>
+              <w:t>()-&gt;</w:t>
+            </w:r>
+            <w:proofErr w:type="spellStart"/>
+            <w:r>
+              <w:t>excludes</w:t>
+            </w:r>
+            <w:proofErr w:type="spellEnd"/>
+            <w:r>
+              <w:t xml:space="preserve"> (utente)</w:t>
+            </w:r>
+          </w:p>
+        </w:tc>
+      </w:tr>
+      <w:tr>
+        <w:tc>
+          <w:tcPr>
+            <w:tcW w:w="10343" w:type="dxa"/>
+            <w:gridSpan w:val="2"/>
+          </w:tcPr>
+          <w:p/>
+        </w:tc>
+      </w:tr>
+      <w:tr>
+        <w:tc>
+          <w:tcPr>
+            <w:tcW w:w="1696" w:type="dxa"/>
+          </w:tcPr>
+          <w:p>
+            <w:r>
+              <w:t>Firma metodo</w:t>
+            </w:r>
+          </w:p>
+        </w:tc>
+        <w:tc>
+          <w:tcPr>
+            <w:tcW w:w="8647" w:type="dxa"/>
+          </w:tcPr>
+          <w:p>
+            <w:r>
+              <w:t xml:space="preserve">+ </w:t>
+            </w:r>
+            <w:proofErr w:type="spellStart"/>
+            <w:r>
+              <w:t>recuperaPassword</w:t>
+            </w:r>
+            <w:proofErr w:type="spellEnd"/>
+            <w:r>
+              <w:t>(</w:t>
+            </w:r>
+            <w:proofErr w:type="spellStart"/>
+            <w:r>
+              <w:t>email:String</w:t>
+            </w:r>
+            <w:proofErr w:type="spellEnd"/>
+            <w:r>
+              <w:t>) : String</w:t>
+            </w:r>
+          </w:p>
+        </w:tc>
+      </w:tr>
+      <w:tr>
+        <w:tc>
+          <w:tcPr>
+            <w:tcW w:w="1696" w:type="dxa"/>
+          </w:tcPr>
+          <w:p>
+            <w:r>
+              <w:t>Descrizione</w:t>
+            </w:r>
+          </w:p>
+        </w:tc>
+        <w:tc>
+          <w:tcPr>
+            <w:tcW w:w="8647" w:type="dxa"/>
+          </w:tcPr>
+          <w:p>
+            <w:r>
+              <w:t>Permette di recuperare dal DB la password legata ad un email, utilizzata per fare il login al sistema</w:t>
+            </w:r>
+          </w:p>
+        </w:tc>
+      </w:tr>
+      <w:tr>
+        <w:tc>
+          <w:tcPr>
+            <w:tcW w:w="1696" w:type="dxa"/>
+          </w:tcPr>
+          <w:p>
+            <w:r>
+              <w:t>Pre-condizione</w:t>
+            </w:r>
+          </w:p>
+        </w:tc>
+        <w:tc>
+          <w:tcPr>
+            <w:tcW w:w="8647" w:type="dxa"/>
+          </w:tcPr>
+          <w:p>
+            <w:pPr>
+              <w:rPr>
+                <w:lang w:val="en-GB"/>
+              </w:rPr>
+            </w:pPr>
+            <w:r>
+              <w:rPr>
+                <w:lang w:val="en-GB"/>
+              </w:rPr>
+              <w:t xml:space="preserve">Context </w:t>
+            </w:r>
+            <w:proofErr w:type="spellStart"/>
+            <w:r>
+              <w:rPr>
+                <w:lang w:val="en-GB"/>
+              </w:rPr>
+              <w:t>UtenteDAO</w:t>
+            </w:r>
+            <w:proofErr w:type="spellEnd"/>
+            <w:r>
+              <w:rPr>
+                <w:lang w:val="en-GB"/>
+              </w:rPr>
               <w:t>::</w:t>
             </w:r>
-            <w:proofErr w:type="gramEnd"/>
-            <w:r>
-              <w:t xml:space="preserve"> delete(</w:t>
-            </w:r>
-            <w:proofErr w:type="spellStart"/>
-            <w:r>
-              <w:t>utente:Utente</w:t>
-            </w:r>
-            <w:proofErr w:type="spellEnd"/>
-            <w:r>
-              <w:t>)</w:t>
-            </w:r>
-          </w:p>
-          <w:p>
-            <w:proofErr w:type="spellStart"/>
-            <w:r>
-              <w:t>Utente.allInstances</w:t>
-            </w:r>
-            <w:proofErr w:type="spellEnd"/>
-            <w:r>
-              <w:t>()-&gt;</w:t>
-            </w:r>
-            <w:proofErr w:type="spellStart"/>
-            <w:r>
-              <w:t>excludes</w:t>
-            </w:r>
-            <w:proofErr w:type="spellEnd"/>
-            <w:r>
-              <w:t xml:space="preserve"> (utente)</w:t>
+            <w:proofErr w:type="spellStart"/>
+            <w:r>
+              <w:rPr>
+                <w:lang w:val="en-GB"/>
+              </w:rPr>
+              <w:t>recuperaPassword</w:t>
+            </w:r>
+            <w:proofErr w:type="spellEnd"/>
+            <w:r>
+              <w:rPr>
+                <w:lang w:val="en-GB"/>
+              </w:rPr>
+              <w:t>(</w:t>
+            </w:r>
+            <w:proofErr w:type="spellStart"/>
+            <w:r>
+              <w:rPr>
+                <w:lang w:val="en-GB"/>
+              </w:rPr>
+              <w:t>email:String</w:t>
+            </w:r>
+            <w:proofErr w:type="spellEnd"/>
+            <w:r>
+              <w:rPr>
+                <w:lang w:val="en-GB"/>
+              </w:rPr>
+              <w:t xml:space="preserve">) </w:t>
+            </w:r>
+          </w:p>
+          <w:p>
+            <w:pPr>
+              <w:rPr>
+                <w:lang w:val="en-GB"/>
+              </w:rPr>
+            </w:pPr>
+          </w:p>
+          <w:p>
+            <w:pPr>
+              <w:rPr>
+                <w:lang w:val="en-GB"/>
+              </w:rPr>
+            </w:pPr>
+            <w:r>
+              <w:rPr>
+                <w:lang w:val="en-GB"/>
+              </w:rPr>
+              <w:t>Email &lt;&gt; null and email &lt;&gt; “”</w:t>
+            </w:r>
+          </w:p>
+        </w:tc>
+      </w:tr>
+      <w:tr>
+        <w:tc>
+          <w:tcPr>
+            <w:tcW w:w="1696" w:type="dxa"/>
+          </w:tcPr>
+          <w:p>
+            <w:r>
+              <w:t>Post-condizione</w:t>
+            </w:r>
+          </w:p>
+        </w:tc>
+        <w:tc>
+          <w:tcPr>
+            <w:tcW w:w="8647" w:type="dxa"/>
+          </w:tcPr>
+          <w:p>
+            <w:pPr>
+              <w:rPr>
+                <w:lang w:val="en-GB"/>
+              </w:rPr>
+            </w:pPr>
+            <w:r>
+              <w:rPr>
+                <w:lang w:val="en-GB"/>
+              </w:rPr>
+              <w:t xml:space="preserve">Context </w:t>
+            </w:r>
+            <w:proofErr w:type="spellStart"/>
+            <w:r>
+              <w:rPr>
+                <w:lang w:val="en-GB"/>
+              </w:rPr>
+              <w:t>UtenteDAO</w:t>
+            </w:r>
+            <w:proofErr w:type="spellEnd"/>
+            <w:r>
+              <w:rPr>
+                <w:lang w:val="en-GB"/>
+              </w:rPr>
+              <w:t>::</w:t>
+            </w:r>
+            <w:proofErr w:type="spellStart"/>
+            <w:r>
+              <w:rPr>
+                <w:lang w:val="en-GB"/>
+              </w:rPr>
+              <w:t>recuperaPassword</w:t>
+            </w:r>
+            <w:proofErr w:type="spellEnd"/>
+            <w:r>
+              <w:rPr>
+                <w:lang w:val="en-GB"/>
+              </w:rPr>
+              <w:t>(</w:t>
+            </w:r>
+            <w:proofErr w:type="spellStart"/>
+            <w:r>
+              <w:rPr>
+                <w:lang w:val="en-GB"/>
+              </w:rPr>
+              <w:t>email:String</w:t>
+            </w:r>
+            <w:proofErr w:type="spellEnd"/>
+            <w:r>
+              <w:rPr>
+                <w:lang w:val="en-GB"/>
+              </w:rPr>
+              <w:t xml:space="preserve">) </w:t>
+            </w:r>
+          </w:p>
+          <w:p>
+            <w:pPr>
+              <w:rPr>
+                <w:lang w:val="en-GB"/>
+              </w:rPr>
+            </w:pPr>
+          </w:p>
+          <w:p>
+            <w:pPr>
+              <w:rPr>
+                <w:lang w:val="en-GB"/>
+              </w:rPr>
+            </w:pPr>
+            <w:proofErr w:type="spellStart"/>
+            <w:r>
+              <w:rPr>
+                <w:lang w:val="en-GB"/>
+              </w:rPr>
+              <w:t>targetUtente</w:t>
+            </w:r>
+            <w:proofErr w:type="spellEnd"/>
+            <w:r>
+              <w:rPr>
+                <w:lang w:val="en-GB"/>
+              </w:rPr>
+              <w:t xml:space="preserve"> = </w:t>
+            </w:r>
+            <w:proofErr w:type="spellStart"/>
+            <w:r>
+              <w:rPr>
+                <w:lang w:val="en-GB"/>
+              </w:rPr>
+              <w:t>Utente.allIstances</w:t>
+            </w:r>
+            <w:proofErr w:type="spellEnd"/>
+            <w:r>
+              <w:rPr>
+                <w:lang w:val="en-GB"/>
+              </w:rPr>
+              <w:t xml:space="preserve">()-&gt;select (u | </w:t>
+            </w:r>
+            <w:proofErr w:type="spellStart"/>
+            <w:r>
+              <w:rPr>
+                <w:lang w:val="en-GB"/>
+              </w:rPr>
+              <w:t>u.email</w:t>
+            </w:r>
+            <w:proofErr w:type="spellEnd"/>
+            <w:r>
+              <w:rPr>
+                <w:lang w:val="en-GB"/>
+              </w:rPr>
+              <w:t xml:space="preserve"> = email)</w:t>
+            </w:r>
+          </w:p>
+          <w:p>
+            <w:pPr>
+              <w:rPr>
+                <w:lang w:val="en-GB"/>
+              </w:rPr>
+            </w:pPr>
+          </w:p>
+          <w:p>
+            <w:pPr>
+              <w:rPr>
+                <w:lang w:val="en-GB"/>
+              </w:rPr>
+            </w:pPr>
+            <w:r>
+              <w:rPr>
+                <w:lang w:val="en-GB"/>
+              </w:rPr>
+              <w:t xml:space="preserve">if </w:t>
+            </w:r>
+            <w:proofErr w:type="spellStart"/>
+            <w:r>
+              <w:rPr>
+                <w:lang w:val="en-GB"/>
+              </w:rPr>
+              <w:t>targetUtente</w:t>
+            </w:r>
+            <w:proofErr w:type="spellEnd"/>
+            <w:r>
+              <w:rPr>
+                <w:lang w:val="en-GB"/>
+              </w:rPr>
+              <w:t xml:space="preserve"> &lt;&gt; null</w:t>
+            </w:r>
+          </w:p>
+          <w:p>
+            <w:pPr>
+              <w:rPr>
+                <w:lang w:val="en-GB"/>
+              </w:rPr>
+            </w:pPr>
+            <w:r>
+              <w:rPr>
+                <w:lang w:val="en-GB"/>
+              </w:rPr>
+              <w:t xml:space="preserve">    result = </w:t>
+            </w:r>
+            <w:proofErr w:type="spellStart"/>
+            <w:r>
+              <w:rPr>
+                <w:lang w:val="en-GB"/>
+              </w:rPr>
+              <w:t>targetUtente.hashPassword</w:t>
+            </w:r>
+            <w:proofErr w:type="spellEnd"/>
+          </w:p>
+          <w:p>
+            <w:pPr>
+              <w:rPr>
+                <w:lang w:val="en-GB"/>
+              </w:rPr>
+            </w:pPr>
+          </w:p>
+          <w:p>
+            <w:pPr>
+              <w:rPr>
+                <w:lang w:val="en-GB"/>
+              </w:rPr>
+            </w:pPr>
+            <w:r>
+              <w:rPr>
+                <w:lang w:val="en-GB"/>
+              </w:rPr>
+              <w:t xml:space="preserve">else </w:t>
+            </w:r>
+          </w:p>
+          <w:p>
+            <w:pPr>
+              <w:rPr>
+                <w:lang w:val="en-GB"/>
+              </w:rPr>
+            </w:pPr>
+            <w:r>
+              <w:rPr>
+                <w:lang w:val="en-GB"/>
+              </w:rPr>
+              <w:t xml:space="preserve">   result = null;</w:t>
             </w:r>
           </w:p>
         </w:tc>
       </w:tr>
     </w:tbl>
+    <w:p>
+      <w:pPr>
+        <w:rPr>
+          <w:lang w:val="en-GB"/>
+        </w:rPr>
+      </w:pPr>
+    </w:p>
+    <w:p>
+      <w:pPr>
+        <w:rPr>
+          <w:lang w:val="en-GB"/>
+        </w:rPr>
+      </w:pPr>
+    </w:p>
     <w:p>
       <w:pPr>
         <w:rPr>
@@ -23725,6 +26064,7 @@
         <w:rPr>
           <w:lang w:val="en-GB"/>
         </w:rPr>
+        <w:lastRenderedPageBreak/>
         <w:t>TaskDAO</w:t>
       </w:r>
       <w:proofErr w:type="spellEnd"/>
@@ -24160,15 +26500,7 @@
           </w:tcPr>
           <w:p>
             <w:r>
-              <w:t xml:space="preserve">Persistente </w:t>
-            </w:r>
-            <w:proofErr w:type="gramStart"/>
-            <w:r>
-              <w:t>una task</w:t>
-            </w:r>
-            <w:proofErr w:type="gramEnd"/>
-            <w:r>
-              <w:t xml:space="preserve"> all’interno del database</w:t>
+              <w:t>Persistente una task all’interno del database</w:t>
             </w:r>
           </w:p>
         </w:tc>
@@ -24201,7 +26533,6 @@
               <w:t xml:space="preserve">Context </w:t>
             </w:r>
             <w:proofErr w:type="spellStart"/>
-            <w:proofErr w:type="gramStart"/>
             <w:r>
               <w:rPr>
                 <w:lang w:val="en-GB"/>
@@ -24213,14 +26544,7 @@
               <w:rPr>
                 <w:lang w:val="en-GB"/>
               </w:rPr>
-              <w:t>::</w:t>
-            </w:r>
-            <w:proofErr w:type="gramEnd"/>
-            <w:r>
-              <w:rPr>
-                <w:lang w:val="en-GB"/>
-              </w:rPr>
-              <w:t>create(t</w:t>
+              <w:t>::create(t</w:t>
             </w:r>
             <w:r>
               <w:rPr>
@@ -24284,7 +26608,6 @@
               <w:t xml:space="preserve">Context </w:t>
             </w:r>
             <w:proofErr w:type="spellStart"/>
-            <w:proofErr w:type="gramStart"/>
             <w:r>
               <w:rPr>
                 <w:lang w:val="en-GB"/>
@@ -24296,14 +26619,7 @@
               <w:rPr>
                 <w:lang w:val="en-GB"/>
               </w:rPr>
-              <w:t>::</w:t>
-            </w:r>
-            <w:proofErr w:type="gramEnd"/>
-            <w:r>
-              <w:rPr>
-                <w:lang w:val="en-GB"/>
-              </w:rPr>
-              <w:t>create(task: Task)</w:t>
+              <w:t>::create(task: Task)</w:t>
             </w:r>
           </w:p>
           <w:p>
@@ -24464,7 +26780,6 @@
               <w:t xml:space="preserve">Context </w:t>
             </w:r>
             <w:proofErr w:type="spellStart"/>
-            <w:proofErr w:type="gramStart"/>
             <w:r>
               <w:rPr>
                 <w:lang w:val="en-GB"/>
@@ -24479,7 +26794,6 @@
               <w:t>::</w:t>
             </w:r>
             <w:proofErr w:type="spellStart"/>
-            <w:proofErr w:type="gramEnd"/>
             <w:r>
               <w:rPr>
                 <w:lang w:val="en-GB"/>
@@ -24552,7 +26866,6 @@
               <w:t xml:space="preserve">Context </w:t>
             </w:r>
             <w:proofErr w:type="spellStart"/>
-            <w:proofErr w:type="gramStart"/>
             <w:r>
               <w:rPr>
                 <w:lang w:val="en-GB"/>
@@ -24567,7 +26880,6 @@
               <w:t>::</w:t>
             </w:r>
             <w:proofErr w:type="spellStart"/>
-            <w:proofErr w:type="gramEnd"/>
             <w:r>
               <w:rPr>
                 <w:lang w:val="en-GB"/>
@@ -24761,7 +27073,6 @@
               <w:t xml:space="preserve"> </w:t>
             </w:r>
             <w:proofErr w:type="spellStart"/>
-            <w:proofErr w:type="gramStart"/>
             <w:r>
               <w:t>TaskDAO</w:t>
             </w:r>
@@ -24770,7 +27081,6 @@
               <w:t>::</w:t>
             </w:r>
             <w:proofErr w:type="spellStart"/>
-            <w:proofErr w:type="gramEnd"/>
             <w:r>
               <w:t>findByUtente</w:t>
             </w:r>
@@ -24790,6 +27100,30 @@
           <w:p>
             <w:r>
               <w:t xml:space="preserve">utente &lt;&gt; </w:t>
+            </w:r>
+            <w:proofErr w:type="spellStart"/>
+            <w:r>
+              <w:t>null</w:t>
+            </w:r>
+            <w:proofErr w:type="spellEnd"/>
+            <w:r>
+              <w:t xml:space="preserve">, </w:t>
+            </w:r>
+            <w:proofErr w:type="spellStart"/>
+            <w:r>
+              <w:t>utente.matricola</w:t>
+            </w:r>
+            <w:proofErr w:type="spellEnd"/>
+            <w:r>
+              <w:t xml:space="preserve"> &gt; 0, </w:t>
+            </w:r>
+            <w:proofErr w:type="spellStart"/>
+            <w:r>
+              <w:t>utente.ruolo</w:t>
+            </w:r>
+            <w:proofErr w:type="spellEnd"/>
+            <w:r>
+              <w:t xml:space="preserve"> &lt;&gt; </w:t>
             </w:r>
             <w:proofErr w:type="spellStart"/>
             <w:r>
@@ -24827,7 +27161,6 @@
               <w:t xml:space="preserve">Context </w:t>
             </w:r>
             <w:proofErr w:type="spellStart"/>
-            <w:proofErr w:type="gramStart"/>
             <w:r>
               <w:rPr>
                 <w:lang w:val="en-GB"/>
@@ -24842,7 +27175,6 @@
               <w:t>::</w:t>
             </w:r>
             <w:proofErr w:type="spellStart"/>
-            <w:proofErr w:type="gramEnd"/>
             <w:r>
               <w:rPr>
                 <w:lang w:val="en-GB"/>
@@ -24925,6 +27257,12 @@
               </w:rPr>
               <w:t>tente</w:t>
             </w:r>
+            <w:r>
+              <w:rPr>
+                <w:lang w:val="en-GB"/>
+              </w:rPr>
+              <w:t>.matricola</w:t>
+            </w:r>
             <w:proofErr w:type="spellEnd"/>
             <w:r>
               <w:rPr>
@@ -24958,6 +27296,12 @@
                 <w:lang w:val="en-GB"/>
               </w:rPr>
               <w:t>tente</w:t>
+            </w:r>
+            <w:r>
+              <w:rPr>
+                <w:lang w:val="en-GB"/>
+              </w:rPr>
+              <w:t>.matricola</w:t>
             </w:r>
             <w:proofErr w:type="spellEnd"/>
             <w:r>
@@ -25002,6 +27346,7 @@
               </w:rPr>
             </w:pPr>
             <w:r>
+              <w:lastRenderedPageBreak/>
               <w:t>Firma metodo</w:t>
             </w:r>
           </w:p>
@@ -25143,7 +27488,6 @@
               <w:t xml:space="preserve">context </w:t>
             </w:r>
             <w:proofErr w:type="spellStart"/>
-            <w:proofErr w:type="gramStart"/>
             <w:r>
               <w:rPr>
                 <w:lang w:val="en-GB"/>
@@ -25158,7 +27502,6 @@
               <w:t>::</w:t>
             </w:r>
             <w:proofErr w:type="spellStart"/>
-            <w:proofErr w:type="gramEnd"/>
             <w:r>
               <w:rPr>
                 <w:lang w:val="en-GB"/>
@@ -25223,7 +27566,13 @@
             </w:r>
             <w:proofErr w:type="spellEnd"/>
             <w:r>
-              <w:t xml:space="preserve"> and id &lt;= 0</w:t>
+              <w:t xml:space="preserve"> and id </w:t>
+            </w:r>
+            <w:r>
+              <w:t>&gt;</w:t>
+            </w:r>
+            <w:r>
+              <w:t xml:space="preserve"> 0</w:t>
             </w:r>
           </w:p>
         </w:tc>
@@ -25264,7 +27613,6 @@
               <w:t xml:space="preserve">context </w:t>
             </w:r>
             <w:proofErr w:type="spellStart"/>
-            <w:proofErr w:type="gramStart"/>
             <w:r>
               <w:rPr>
                 <w:lang w:val="en-GB"/>
@@ -25279,7 +27627,6 @@
               <w:t>::</w:t>
             </w:r>
             <w:proofErr w:type="spellStart"/>
-            <w:proofErr w:type="gramEnd"/>
             <w:r>
               <w:rPr>
                 <w:lang w:val="en-GB"/>
@@ -25511,7 +27858,6 @@
               <w:t xml:space="preserve"> </w:t>
             </w:r>
             <w:proofErr w:type="spellStart"/>
-            <w:proofErr w:type="gramStart"/>
             <w:r>
               <w:rPr>
                 <w:lang w:val="en-GB"/>
@@ -25523,14 +27869,7 @@
               <w:rPr>
                 <w:lang w:val="en-GB"/>
               </w:rPr>
-              <w:t>::</w:t>
-            </w:r>
-            <w:proofErr w:type="gramEnd"/>
-            <w:r>
-              <w:rPr>
-                <w:lang w:val="en-GB"/>
-              </w:rPr>
-              <w:t>update(t</w:t>
+              <w:t>::update(t</w:t>
             </w:r>
             <w:r>
               <w:rPr>
@@ -25609,7 +27948,6 @@
               <w:t xml:space="preserve">Context  </w:t>
             </w:r>
             <w:proofErr w:type="spellStart"/>
-            <w:proofErr w:type="gramStart"/>
             <w:r>
               <w:rPr>
                 <w:lang w:val="en-GB"/>
@@ -25621,14 +27959,7 @@
               <w:rPr>
                 <w:lang w:val="en-GB"/>
               </w:rPr>
-              <w:t>::</w:t>
-            </w:r>
-            <w:proofErr w:type="gramEnd"/>
-            <w:r>
-              <w:rPr>
-                <w:lang w:val="en-GB"/>
-              </w:rPr>
-              <w:t>update(task: Task)</w:t>
+              <w:t>::update(task: Task)</w:t>
             </w:r>
           </w:p>
           <w:p>
@@ -25786,7 +28117,6 @@
               <w:t xml:space="preserve"> </w:t>
             </w:r>
             <w:proofErr w:type="spellStart"/>
-            <w:proofErr w:type="gramStart"/>
             <w:r>
               <w:rPr>
                 <w:lang w:val="en-GB"/>
@@ -25798,14 +28128,7 @@
               <w:rPr>
                 <w:lang w:val="en-GB"/>
               </w:rPr>
-              <w:t>::</w:t>
-            </w:r>
-            <w:proofErr w:type="gramEnd"/>
-            <w:r>
-              <w:rPr>
-                <w:lang w:val="en-GB"/>
-              </w:rPr>
-              <w:t>delete(t</w:t>
+              <w:t>::delete(t</w:t>
             </w:r>
             <w:r>
               <w:rPr>
@@ -25821,21 +28144,36 @@
             </w:r>
           </w:p>
           <w:p>
-            <w:proofErr w:type="spellStart"/>
-            <w:r>
+            <w:pPr>
+              <w:rPr>
+                <w:lang w:val="en-GB"/>
+              </w:rPr>
+            </w:pPr>
+            <w:proofErr w:type="spellStart"/>
+            <w:r>
+              <w:rPr>
+                <w:lang w:val="en-GB"/>
+              </w:rPr>
               <w:t>Task.allInstances</w:t>
             </w:r>
             <w:proofErr w:type="spellEnd"/>
             <w:r>
-              <w:t>()-&gt;</w:t>
-            </w:r>
-            <w:proofErr w:type="spellStart"/>
-            <w:r>
-              <w:t>includes</w:t>
-            </w:r>
-            <w:proofErr w:type="spellEnd"/>
-            <w:r>
-              <w:t>(t)</w:t>
+              <w:rPr>
+                <w:lang w:val="en-GB"/>
+              </w:rPr>
+              <w:t>()-&gt;includes(t)</w:t>
+            </w:r>
+            <w:r>
+              <w:rPr>
+                <w:lang w:val="en-GB"/>
+              </w:rPr>
+              <w:t xml:space="preserve"> and task</w:t>
+            </w:r>
+            <w:r>
+              <w:rPr>
+                <w:lang w:val="en-GB"/>
+              </w:rPr>
+              <w:t>.id &gt; 0</w:t>
             </w:r>
           </w:p>
         </w:tc>
@@ -25875,7 +28213,6 @@
               <w:t xml:space="preserve"> </w:t>
             </w:r>
             <w:proofErr w:type="spellStart"/>
-            <w:proofErr w:type="gramStart"/>
             <w:r>
               <w:rPr>
                 <w:lang w:val="en-GB"/>
@@ -25887,14 +28224,7 @@
               <w:rPr>
                 <w:lang w:val="en-GB"/>
               </w:rPr>
-              <w:t>::</w:t>
-            </w:r>
-            <w:proofErr w:type="gramEnd"/>
-            <w:r>
-              <w:rPr>
-                <w:lang w:val="en-GB"/>
-              </w:rPr>
-              <w:t>delete(task: Task)</w:t>
+              <w:t>::delete(task: Task)</w:t>
             </w:r>
           </w:p>
           <w:p>
@@ -25973,316 +28303,24 @@
               </w:rPr>
               <w:t xml:space="preserve"> &lt;&gt; t.id)</w:t>
             </w:r>
-          </w:p>
-        </w:tc>
-      </w:tr>
-      <w:tr>
-        <w:tc>
-          <w:tcPr>
-            <w:tcW w:w="9776" w:type="dxa"/>
-            <w:gridSpan w:val="2"/>
-          </w:tcPr>
-          <w:p>
-            <w:pPr>
-              <w:rPr>
-                <w:lang w:val="en-GB"/>
-              </w:rPr>
-            </w:pPr>
-          </w:p>
-        </w:tc>
-      </w:tr>
-      <w:tr>
-        <w:tc>
-          <w:tcPr>
-            <w:tcW w:w="2122" w:type="dxa"/>
-          </w:tcPr>
-          <w:p>
-            <w:r>
-              <w:t>Firma metodo</w:t>
-            </w:r>
-          </w:p>
-        </w:tc>
-        <w:tc>
-          <w:tcPr>
-            <w:tcW w:w="7654" w:type="dxa"/>
-          </w:tcPr>
-          <w:p>
-            <w:pPr>
-              <w:rPr>
-                <w:lang w:val="en-GB"/>
-              </w:rPr>
-            </w:pPr>
-            <w:r>
-              <w:rPr>
-                <w:lang w:val="en-GB"/>
-              </w:rPr>
-              <w:t xml:space="preserve">+ </w:t>
-            </w:r>
-            <w:proofErr w:type="spellStart"/>
-            <w:r>
-              <w:t>recuperaPassword</w:t>
-            </w:r>
-            <w:proofErr w:type="spellEnd"/>
-            <w:r>
-              <w:t>(email: String) : String</w:t>
-            </w:r>
-          </w:p>
-        </w:tc>
-      </w:tr>
-      <w:tr>
-        <w:tc>
-          <w:tcPr>
-            <w:tcW w:w="2122" w:type="dxa"/>
-          </w:tcPr>
-          <w:p>
-            <w:r>
-              <w:t>Descrizione</w:t>
-            </w:r>
-          </w:p>
-        </w:tc>
-        <w:tc>
-          <w:tcPr>
-            <w:tcW w:w="7654" w:type="dxa"/>
-          </w:tcPr>
-          <w:p>
-            <w:r>
-              <w:t>Cerca la password all’interno d</w:t>
-            </w:r>
-            <w:r>
-              <w:t xml:space="preserve">el database </w:t>
-            </w:r>
-            <w:proofErr w:type="gramStart"/>
-            <w:r>
-              <w:t>dell’email</w:t>
-            </w:r>
-            <w:proofErr w:type="gramEnd"/>
-            <w:r>
-              <w:t xml:space="preserve"> corrispondente</w:t>
-            </w:r>
-          </w:p>
-        </w:tc>
-      </w:tr>
-      <w:tr>
-        <w:tc>
-          <w:tcPr>
-            <w:tcW w:w="2122" w:type="dxa"/>
-          </w:tcPr>
-          <w:p>
-            <w:r>
-              <w:t>Pre-condizione</w:t>
-            </w:r>
-          </w:p>
-        </w:tc>
-        <w:tc>
-          <w:tcPr>
-            <w:tcW w:w="7654" w:type="dxa"/>
-          </w:tcPr>
-          <w:p>
-            <w:pPr>
-              <w:rPr>
-                <w:lang w:val="en-GB"/>
-              </w:rPr>
-            </w:pPr>
-            <w:r>
-              <w:rPr>
-                <w:lang w:val="en-GB"/>
-              </w:rPr>
-              <w:t xml:space="preserve">context </w:t>
-            </w:r>
-            <w:proofErr w:type="spellStart"/>
-            <w:proofErr w:type="gramStart"/>
-            <w:r>
-              <w:rPr>
-                <w:lang w:val="en-GB"/>
-              </w:rPr>
-              <w:t>UtenteDAO</w:t>
-            </w:r>
-            <w:proofErr w:type="spellEnd"/>
-            <w:r>
-              <w:rPr>
-                <w:lang w:val="en-GB"/>
-              </w:rPr>
-              <w:t>::</w:t>
-            </w:r>
-            <w:proofErr w:type="spellStart"/>
-            <w:proofErr w:type="gramEnd"/>
-            <w:r>
-              <w:rPr>
-                <w:lang w:val="en-GB"/>
-              </w:rPr>
-              <w:t>recuperaPassword</w:t>
-            </w:r>
-            <w:proofErr w:type="spellEnd"/>
-            <w:r>
-              <w:rPr>
-                <w:lang w:val="en-GB"/>
-              </w:rPr>
-              <w:t>(email: String)</w:t>
-            </w:r>
-          </w:p>
-          <w:p>
-            <w:pPr>
-              <w:rPr>
-                <w:lang w:val="en-GB"/>
-              </w:rPr>
-            </w:pPr>
-          </w:p>
-          <w:p>
-            <w:pPr>
-              <w:rPr>
-                <w:lang w:val="en-GB"/>
-              </w:rPr>
-            </w:pPr>
-            <w:proofErr w:type="gramStart"/>
-            <w:r>
-              <w:t>email</w:t>
-            </w:r>
-            <w:proofErr w:type="gramEnd"/>
-            <w:r>
-              <w:t xml:space="preserve"> &lt;&gt; </w:t>
-            </w:r>
-            <w:proofErr w:type="spellStart"/>
-            <w:r>
-              <w:t>null</w:t>
-            </w:r>
-            <w:proofErr w:type="spellEnd"/>
-          </w:p>
-        </w:tc>
-      </w:tr>
-      <w:tr>
-        <w:tc>
-          <w:tcPr>
-            <w:tcW w:w="2122" w:type="dxa"/>
-          </w:tcPr>
-          <w:p>
-            <w:r>
-              <w:t>Post-condizione</w:t>
-            </w:r>
-          </w:p>
-        </w:tc>
-        <w:tc>
-          <w:tcPr>
-            <w:tcW w:w="7654" w:type="dxa"/>
-          </w:tcPr>
-          <w:p>
-            <w:pPr>
-              <w:rPr>
-                <w:lang w:val="en-GB"/>
-              </w:rPr>
-            </w:pPr>
-            <w:r>
-              <w:rPr>
-                <w:lang w:val="en-GB"/>
-              </w:rPr>
-              <w:t xml:space="preserve">context </w:t>
-            </w:r>
-            <w:proofErr w:type="spellStart"/>
-            <w:proofErr w:type="gramStart"/>
-            <w:r>
-              <w:rPr>
-                <w:lang w:val="en-GB"/>
-              </w:rPr>
-              <w:t>UtenteDAO</w:t>
-            </w:r>
-            <w:proofErr w:type="spellEnd"/>
-            <w:r>
-              <w:rPr>
-                <w:lang w:val="en-GB"/>
-              </w:rPr>
-              <w:t>::</w:t>
-            </w:r>
-            <w:proofErr w:type="spellStart"/>
-            <w:proofErr w:type="gramEnd"/>
-            <w:r>
-              <w:rPr>
-                <w:lang w:val="en-GB"/>
-              </w:rPr>
-              <w:t>recuperaPassword</w:t>
-            </w:r>
-            <w:proofErr w:type="spellEnd"/>
-            <w:r>
-              <w:rPr>
-                <w:lang w:val="en-GB"/>
-              </w:rPr>
-              <w:t>(email: String)</w:t>
-            </w:r>
-          </w:p>
-          <w:p>
-            <w:pPr>
-              <w:rPr>
-                <w:lang w:val="en-GB"/>
-              </w:rPr>
-            </w:pPr>
-          </w:p>
-          <w:p>
-            <w:pPr>
-              <w:rPr>
-                <w:lang w:val="en-GB"/>
-              </w:rPr>
-            </w:pPr>
-            <w:proofErr w:type="spellStart"/>
-            <w:r>
-              <w:rPr>
-                <w:lang w:val="en-GB"/>
-              </w:rPr>
-              <w:t>utenteTarget</w:t>
-            </w:r>
-            <w:proofErr w:type="spellEnd"/>
-            <w:r>
-              <w:rPr>
-                <w:lang w:val="en-GB"/>
-              </w:rPr>
-              <w:t xml:space="preserve"> = </w:t>
-            </w:r>
-            <w:proofErr w:type="spellStart"/>
-            <w:r>
-              <w:rPr>
-                <w:lang w:val="en-GB"/>
-              </w:rPr>
-              <w:t>Utente.allInstances</w:t>
-            </w:r>
-            <w:proofErr w:type="spellEnd"/>
-            <w:r>
-              <w:rPr>
-                <w:lang w:val="en-GB"/>
-              </w:rPr>
-              <w:t xml:space="preserve">()-&gt;any(u | </w:t>
-            </w:r>
-            <w:proofErr w:type="spellStart"/>
-            <w:r>
-              <w:rPr>
-                <w:lang w:val="en-GB"/>
-              </w:rPr>
-              <w:t>u.email</w:t>
-            </w:r>
-            <w:proofErr w:type="spellEnd"/>
-            <w:r>
-              <w:rPr>
-                <w:lang w:val="en-GB"/>
-              </w:rPr>
-              <w:t xml:space="preserve"> = email) </w:t>
-            </w:r>
-          </w:p>
-          <w:p>
-            <w:proofErr w:type="spellStart"/>
-            <w:r>
-              <w:t>result</w:t>
-            </w:r>
-            <w:proofErr w:type="spellEnd"/>
-            <w:r>
-              <w:t xml:space="preserve"> = </w:t>
-            </w:r>
-            <w:proofErr w:type="spellStart"/>
-            <w:r>
-              <w:t>utenteTarget.hashPassword</w:t>
-            </w:r>
-            <w:proofErr w:type="spellEnd"/>
           </w:p>
         </w:tc>
       </w:tr>
     </w:tbl>
-    <w:p/>
-    <w:p/>
+    <w:p>
+      <w:pPr>
+        <w:rPr>
+          <w:lang w:val="en-GB"/>
+        </w:rPr>
+      </w:pPr>
+    </w:p>
+    <w:p>
+      <w:pPr>
+        <w:rPr>
+          <w:lang w:val="en-GB"/>
+        </w:rPr>
+      </w:pPr>
+    </w:p>
     <w:p>
       <w:pPr>
         <w:pStyle w:val="Titolo4"/>
@@ -26335,7 +28373,6 @@
               <w:spacing w:after="160" w:line="259" w:lineRule="auto"/>
             </w:pPr>
             <w:r>
-              <w:lastRenderedPageBreak/>
               <w:t>Nome classe</w:t>
             </w:r>
           </w:p>
@@ -26532,6 +28569,7 @@
           </w:tcPr>
           <w:p>
             <w:r>
+              <w:lastRenderedPageBreak/>
               <w:t>Descrizione</w:t>
             </w:r>
           </w:p>
@@ -28633,6 +30671,118 @@
     </w:lvl>
   </w:abstractNum>
   <w:abstractNum w:abstractNumId="10" w15:restartNumberingAfterBreak="0">
+    <w:nsid w:val="690E077E"/>
+    <w:multiLevelType w:val="hybridMultilevel"/>
+    <w:tmpl w:val="4DDA0D10"/>
+    <w:lvl w:ilvl="0" w:tplc="ACDE2F26">
+      <w:numFmt w:val="bullet"/>
+      <w:lvlText w:val=""/>
+      <w:lvlJc w:val="left"/>
+      <w:pPr>
+        <w:ind w:left="720" w:hanging="360"/>
+      </w:pPr>
+      <w:rPr>
+        <w:rFonts w:ascii="Wingdings" w:eastAsiaTheme="minorHAnsi" w:hAnsi="Wingdings" w:cstheme="minorBidi" w:hint="default"/>
+      </w:rPr>
+    </w:lvl>
+    <w:lvl w:ilvl="1" w:tplc="04100003" w:tentative="1">
+      <w:start w:val="1"/>
+      <w:numFmt w:val="bullet"/>
+      <w:lvlText w:val="o"/>
+      <w:lvlJc w:val="left"/>
+      <w:pPr>
+        <w:ind w:left="1440" w:hanging="360"/>
+      </w:pPr>
+      <w:rPr>
+        <w:rFonts w:ascii="Courier New" w:hAnsi="Courier New" w:cs="Courier New" w:hint="default"/>
+      </w:rPr>
+    </w:lvl>
+    <w:lvl w:ilvl="2" w:tplc="04100005" w:tentative="1">
+      <w:start w:val="1"/>
+      <w:numFmt w:val="bullet"/>
+      <w:lvlText w:val=""/>
+      <w:lvlJc w:val="left"/>
+      <w:pPr>
+        <w:ind w:left="2160" w:hanging="360"/>
+      </w:pPr>
+      <w:rPr>
+        <w:rFonts w:ascii="Wingdings" w:hAnsi="Wingdings" w:hint="default"/>
+      </w:rPr>
+    </w:lvl>
+    <w:lvl w:ilvl="3" w:tplc="04100001" w:tentative="1">
+      <w:start w:val="1"/>
+      <w:numFmt w:val="bullet"/>
+      <w:lvlText w:val=""/>
+      <w:lvlJc w:val="left"/>
+      <w:pPr>
+        <w:ind w:left="2880" w:hanging="360"/>
+      </w:pPr>
+      <w:rPr>
+        <w:rFonts w:ascii="Symbol" w:hAnsi="Symbol" w:hint="default"/>
+      </w:rPr>
+    </w:lvl>
+    <w:lvl w:ilvl="4" w:tplc="04100003" w:tentative="1">
+      <w:start w:val="1"/>
+      <w:numFmt w:val="bullet"/>
+      <w:lvlText w:val="o"/>
+      <w:lvlJc w:val="left"/>
+      <w:pPr>
+        <w:ind w:left="3600" w:hanging="360"/>
+      </w:pPr>
+      <w:rPr>
+        <w:rFonts w:ascii="Courier New" w:hAnsi="Courier New" w:cs="Courier New" w:hint="default"/>
+      </w:rPr>
+    </w:lvl>
+    <w:lvl w:ilvl="5" w:tplc="04100005" w:tentative="1">
+      <w:start w:val="1"/>
+      <w:numFmt w:val="bullet"/>
+      <w:lvlText w:val=""/>
+      <w:lvlJc w:val="left"/>
+      <w:pPr>
+        <w:ind w:left="4320" w:hanging="360"/>
+      </w:pPr>
+      <w:rPr>
+        <w:rFonts w:ascii="Wingdings" w:hAnsi="Wingdings" w:hint="default"/>
+      </w:rPr>
+    </w:lvl>
+    <w:lvl w:ilvl="6" w:tplc="04100001" w:tentative="1">
+      <w:start w:val="1"/>
+      <w:numFmt w:val="bullet"/>
+      <w:lvlText w:val=""/>
+      <w:lvlJc w:val="left"/>
+      <w:pPr>
+        <w:ind w:left="5040" w:hanging="360"/>
+      </w:pPr>
+      <w:rPr>
+        <w:rFonts w:ascii="Symbol" w:hAnsi="Symbol" w:hint="default"/>
+      </w:rPr>
+    </w:lvl>
+    <w:lvl w:ilvl="7" w:tplc="04100003" w:tentative="1">
+      <w:start w:val="1"/>
+      <w:numFmt w:val="bullet"/>
+      <w:lvlText w:val="o"/>
+      <w:lvlJc w:val="left"/>
+      <w:pPr>
+        <w:ind w:left="5760" w:hanging="360"/>
+      </w:pPr>
+      <w:rPr>
+        <w:rFonts w:ascii="Courier New" w:hAnsi="Courier New" w:cs="Courier New" w:hint="default"/>
+      </w:rPr>
+    </w:lvl>
+    <w:lvl w:ilvl="8" w:tplc="04100005" w:tentative="1">
+      <w:start w:val="1"/>
+      <w:numFmt w:val="bullet"/>
+      <w:lvlText w:val=""/>
+      <w:lvlJc w:val="left"/>
+      <w:pPr>
+        <w:ind w:left="6480" w:hanging="360"/>
+      </w:pPr>
+      <w:rPr>
+        <w:rFonts w:ascii="Wingdings" w:hAnsi="Wingdings" w:hint="default"/>
+      </w:rPr>
+    </w:lvl>
+  </w:abstractNum>
+  <w:abstractNum w:abstractNumId="11" w15:restartNumberingAfterBreak="0">
     <w:nsid w:val="6D412EDD"/>
     <w:multiLevelType w:val="hybridMultilevel"/>
     <w:tmpl w:val="2ED64BC6"/>
@@ -28718,7 +30868,7 @@
       </w:pPr>
     </w:lvl>
   </w:abstractNum>
-  <w:abstractNum w:abstractNumId="11" w15:restartNumberingAfterBreak="0">
+  <w:abstractNum w:abstractNumId="12" w15:restartNumberingAfterBreak="0">
     <w:nsid w:val="73777F89"/>
     <w:multiLevelType w:val="hybridMultilevel"/>
     <w:tmpl w:val="DAC093B0"/>
@@ -28830,7 +30980,7 @@
       </w:rPr>
     </w:lvl>
   </w:abstractNum>
-  <w:abstractNum w:abstractNumId="12" w15:restartNumberingAfterBreak="0">
+  <w:abstractNum w:abstractNumId="13" w15:restartNumberingAfterBreak="0">
     <w:nsid w:val="7DBA18C3"/>
     <w:multiLevelType w:val="hybridMultilevel"/>
     <w:tmpl w:val="55622970"/>
@@ -28947,16 +31097,16 @@
     <w:abstractNumId w:val="3"/>
   </w:num>
   <w:num w:numId="2" w16cid:durableId="709258864">
-    <w:abstractNumId w:val="12"/>
+    <w:abstractNumId w:val="13"/>
   </w:num>
   <w:num w:numId="3" w16cid:durableId="2059426409">
     <w:abstractNumId w:val="6"/>
   </w:num>
   <w:num w:numId="4" w16cid:durableId="1142649016">
-    <w:abstractNumId w:val="10"/>
+    <w:abstractNumId w:val="11"/>
   </w:num>
   <w:num w:numId="5" w16cid:durableId="611784743">
-    <w:abstractNumId w:val="11"/>
+    <w:abstractNumId w:val="12"/>
   </w:num>
   <w:num w:numId="6" w16cid:durableId="894001301">
     <w:abstractNumId w:val="1"/>
@@ -28981,6 +31131,9 @@
   </w:num>
   <w:num w:numId="13" w16cid:durableId="966470747">
     <w:abstractNumId w:val="2"/>
+  </w:num>
+  <w:num w:numId="14" w16cid:durableId="181819506">
+    <w:abstractNumId w:val="10"/>
   </w:num>
 </w:numbering>
 </file>

--- a/Workspace/ODD/ODD_EWMS.docx
+++ b/Workspace/ODD/ODD_EWMS.docx
@@ -18332,253 +18332,6 @@
       </w:r>
       <w:proofErr w:type="spellEnd"/>
     </w:p>
-    <w:p>
-      <w:pPr>
-        <w:rPr>
-          <w:lang w:val="en-GB"/>
-        </w:rPr>
-      </w:pPr>
-    </w:p>
-    <w:p>
-      <w:r>
-        <w:t>Per chiarezza del documento all’interno delle precondizioni per i metodi:</w:t>
-      </w:r>
-    </w:p>
-    <w:p>
-      <w:pPr>
-        <w:numPr>
-          <w:ilvl w:val="0"/>
-          <w:numId w:val="11"/>
-        </w:numPr>
-      </w:pPr>
-      <w:proofErr w:type="spellStart"/>
-      <w:r>
-        <w:t>createUtente</w:t>
-      </w:r>
-      <w:proofErr w:type="spellEnd"/>
-    </w:p>
-    <w:p>
-      <w:pPr>
-        <w:numPr>
-          <w:ilvl w:val="0"/>
-          <w:numId w:val="11"/>
-        </w:numPr>
-      </w:pPr>
-      <w:proofErr w:type="spellStart"/>
-      <w:r>
-        <w:t>createDipendente</w:t>
-      </w:r>
-      <w:proofErr w:type="spellEnd"/>
-      <w:r>
-        <w:t xml:space="preserve"> </w:t>
-      </w:r>
-    </w:p>
-    <w:p>
-      <w:pPr>
-        <w:numPr>
-          <w:ilvl w:val="0"/>
-          <w:numId w:val="11"/>
-        </w:numPr>
-      </w:pPr>
-      <w:proofErr w:type="spellStart"/>
-      <w:r>
-        <w:t>createSupervisore</w:t>
-      </w:r>
-      <w:proofErr w:type="spellEnd"/>
-    </w:p>
-    <w:p>
-      <w:pPr>
-        <w:numPr>
-          <w:ilvl w:val="0"/>
-          <w:numId w:val="11"/>
-        </w:numPr>
-      </w:pPr>
-      <w:proofErr w:type="spellStart"/>
-      <w:r>
-        <w:t>insertUtenteGenerico</w:t>
-      </w:r>
-      <w:proofErr w:type="spellEnd"/>
-    </w:p>
-    <w:p>
-      <w:r>
-        <w:t xml:space="preserve">Vale anche la seguente precondizione: </w:t>
-      </w:r>
-    </w:p>
-    <w:p>
-      <w:proofErr w:type="spellStart"/>
-      <w:r>
-        <w:t>utente:Utente</w:t>
-      </w:r>
-      <w:proofErr w:type="spellEnd"/>
-    </w:p>
-    <w:p>
-      <w:proofErr w:type="spellStart"/>
-      <w:r>
-        <w:t>utente.email</w:t>
-      </w:r>
-      <w:proofErr w:type="spellEnd"/>
-      <w:r>
-        <w:t xml:space="preserve"> &lt;&gt; </w:t>
-      </w:r>
-      <w:proofErr w:type="spellStart"/>
-      <w:r>
-        <w:t>null</w:t>
-      </w:r>
-      <w:proofErr w:type="spellEnd"/>
-      <w:r>
-        <w:t xml:space="preserve"> and </w:t>
-      </w:r>
-      <w:proofErr w:type="spellStart"/>
-      <w:r>
-        <w:t>utente.email.size</w:t>
-      </w:r>
-      <w:proofErr w:type="spellEnd"/>
-      <w:r>
-        <w:t xml:space="preserve">() &gt; 0 and </w:t>
-      </w:r>
-      <w:proofErr w:type="spellStart"/>
-      <w:r>
-        <w:t>utente.nome</w:t>
-      </w:r>
-      <w:proofErr w:type="spellEnd"/>
-      <w:r>
-        <w:t xml:space="preserve"> &lt;&gt; </w:t>
-      </w:r>
-      <w:proofErr w:type="spellStart"/>
-      <w:r>
-        <w:t>null</w:t>
-      </w:r>
-      <w:proofErr w:type="spellEnd"/>
-      <w:r>
-        <w:t xml:space="preserve"> and </w:t>
-      </w:r>
-      <w:proofErr w:type="spellStart"/>
-      <w:r>
-        <w:t>utente.nome.size</w:t>
-      </w:r>
-      <w:proofErr w:type="spellEnd"/>
-      <w:r>
-        <w:t xml:space="preserve">() &gt; 0 and </w:t>
-      </w:r>
-      <w:proofErr w:type="spellStart"/>
-      <w:r>
-        <w:t>utente.cognome</w:t>
-      </w:r>
-      <w:proofErr w:type="spellEnd"/>
-      <w:r>
-        <w:t xml:space="preserve"> &lt;&gt; </w:t>
-      </w:r>
-      <w:proofErr w:type="spellStart"/>
-      <w:r>
-        <w:t>null</w:t>
-      </w:r>
-      <w:proofErr w:type="spellEnd"/>
-      <w:r>
-        <w:t xml:space="preserve"> and </w:t>
-      </w:r>
-      <w:proofErr w:type="spellStart"/>
-      <w:r>
-        <w:t>utente.cognome.size</w:t>
-      </w:r>
-      <w:proofErr w:type="spellEnd"/>
-      <w:r>
-        <w:t xml:space="preserve">() &gt; 0 and </w:t>
-      </w:r>
-      <w:proofErr w:type="spellStart"/>
-      <w:r>
-        <w:t>utente.ruolo</w:t>
-      </w:r>
-      <w:proofErr w:type="spellEnd"/>
-      <w:r>
-        <w:t xml:space="preserve"> &lt;&gt; </w:t>
-      </w:r>
-      <w:proofErr w:type="spellStart"/>
-      <w:r>
-        <w:t>null</w:t>
-      </w:r>
-      <w:proofErr w:type="spellEnd"/>
-      <w:r>
-        <w:t xml:space="preserve"> and </w:t>
-      </w:r>
-      <w:proofErr w:type="spellStart"/>
-      <w:r>
-        <w:t>utente.dataNasc</w:t>
-      </w:r>
-      <w:proofErr w:type="spellEnd"/>
-      <w:r>
-        <w:t xml:space="preserve"> &lt;&gt; </w:t>
-      </w:r>
-      <w:proofErr w:type="spellStart"/>
-      <w:r>
-        <w:t>null</w:t>
-      </w:r>
-      <w:proofErr w:type="spellEnd"/>
-    </w:p>
-    <w:p/>
-    <w:p>
-      <w:pPr>
-        <w:rPr>
-          <w:i/>
-          <w:iCs/>
-        </w:rPr>
-      </w:pPr>
-      <w:r>
-        <w:t>I metodi “</w:t>
-      </w:r>
-      <w:proofErr w:type="spellStart"/>
-      <w:r>
-        <w:t>createDipendente</w:t>
-      </w:r>
-      <w:proofErr w:type="spellEnd"/>
-      <w:r>
-        <w:t>” e “</w:t>
-      </w:r>
-      <w:proofErr w:type="spellStart"/>
-      <w:r>
-        <w:t>createSupervisore</w:t>
-      </w:r>
-      <w:proofErr w:type="spellEnd"/>
-      <w:r>
-        <w:t>” condividono queste precondizioni anche se hanno come parametro “</w:t>
-      </w:r>
-      <w:r>
-        <w:rPr>
-          <w:i/>
-          <w:iCs/>
-        </w:rPr>
-        <w:t>Dipendente</w:t>
-      </w:r>
-      <w:r>
-        <w:t>” e “</w:t>
-      </w:r>
-      <w:r>
-        <w:rPr>
-          <w:i/>
-          <w:iCs/>
-        </w:rPr>
-        <w:t>Supervisore</w:t>
-      </w:r>
-      <w:r>
-        <w:t>”</w:t>
-      </w:r>
-      <w:r>
-        <w:t xml:space="preserve"> </w:t>
-      </w:r>
-      <w:r>
-        <w:t xml:space="preserve">poiché questi ultimi </w:t>
-      </w:r>
-      <w:r>
-        <w:t xml:space="preserve">sono </w:t>
-      </w:r>
-      <w:r>
-        <w:t>sottoclassi di Utente</w:t>
-      </w:r>
-      <w:r>
-        <w:t>.</w:t>
-      </w:r>
-    </w:p>
-    <w:p/>
-    <w:p/>
     <w:p/>
     <w:tbl>
       <w:tblPr>
@@ -18933,7 +18686,6 @@
               <w:spacing w:after="160" w:line="259" w:lineRule="auto"/>
             </w:pPr>
             <w:r>
-              <w:lastRenderedPageBreak/>
               <w:t>Post-condizione</w:t>
             </w:r>
           </w:p>
@@ -19604,8 +19356,16 @@
           <w:p>
             <w:pPr>
               <w:spacing w:after="160" w:line="259" w:lineRule="auto"/>
-            </w:pPr>
-            <w:r>
+              <w:rPr>
+                <w:b/>
+                <w:bCs/>
+              </w:rPr>
+            </w:pPr>
+            <w:r>
+              <w:rPr>
+                <w:b/>
+                <w:bCs/>
+              </w:rPr>
               <w:t>Nome classe</w:t>
             </w:r>
           </w:p>
@@ -19637,8 +19397,16 @@
           <w:p>
             <w:pPr>
               <w:spacing w:after="160" w:line="259" w:lineRule="auto"/>
-            </w:pPr>
-            <w:r>
+              <w:rPr>
+                <w:b/>
+                <w:bCs/>
+              </w:rPr>
+            </w:pPr>
+            <w:r>
+              <w:rPr>
+                <w:b/>
+                <w:bCs/>
+              </w:rPr>
               <w:t>Descrizione</w:t>
             </w:r>
           </w:p>
@@ -19665,8 +19433,16 @@
           <w:p>
             <w:pPr>
               <w:spacing w:after="160" w:line="259" w:lineRule="auto"/>
-            </w:pPr>
-            <w:r>
+              <w:rPr>
+                <w:b/>
+                <w:bCs/>
+              </w:rPr>
+            </w:pPr>
+            <w:r>
+              <w:rPr>
+                <w:b/>
+                <w:bCs/>
+              </w:rPr>
               <w:t>Metodi</w:t>
             </w:r>
           </w:p>
@@ -20022,7 +19798,6 @@
               <w:rPr>
                 <w:lang w:val="en-GB"/>
               </w:rPr>
-              <w:lastRenderedPageBreak/>
               <w:t xml:space="preserve">- </w:t>
             </w:r>
             <w:proofErr w:type="spellStart"/>
@@ -20435,9 +20210,16 @@
           <w:p>
             <w:pPr>
               <w:spacing w:after="160" w:line="259" w:lineRule="auto"/>
-            </w:pPr>
-            <w:r>
-              <w:lastRenderedPageBreak/>
+              <w:rPr>
+                <w:b/>
+                <w:bCs/>
+              </w:rPr>
+            </w:pPr>
+            <w:r>
+              <w:rPr>
+                <w:b/>
+                <w:bCs/>
+              </w:rPr>
               <w:t>Invariante</w:t>
             </w:r>
           </w:p>
@@ -20480,8 +20262,16 @@
           <w:p>
             <w:pPr>
               <w:spacing w:after="160" w:line="259" w:lineRule="auto"/>
-            </w:pPr>
-            <w:r>
+              <w:rPr>
+                <w:b/>
+                <w:bCs/>
+              </w:rPr>
+            </w:pPr>
+            <w:r>
+              <w:rPr>
+                <w:b/>
+                <w:bCs/>
+              </w:rPr>
               <w:t>Firma metodo</w:t>
             </w:r>
           </w:p>
@@ -20559,8 +20349,16 @@
           <w:p>
             <w:pPr>
               <w:spacing w:after="160" w:line="259" w:lineRule="auto"/>
-            </w:pPr>
-            <w:r>
+              <w:rPr>
+                <w:b/>
+                <w:bCs/>
+              </w:rPr>
+            </w:pPr>
+            <w:r>
+              <w:rPr>
+                <w:b/>
+                <w:bCs/>
+              </w:rPr>
               <w:t>Descrizione</w:t>
             </w:r>
           </w:p>
@@ -20599,8 +20397,16 @@
           <w:p>
             <w:pPr>
               <w:spacing w:after="160" w:line="259" w:lineRule="auto"/>
-            </w:pPr>
-            <w:r>
+              <w:rPr>
+                <w:b/>
+                <w:bCs/>
+              </w:rPr>
+            </w:pPr>
+            <w:r>
+              <w:rPr>
+                <w:b/>
+                <w:bCs/>
+              </w:rPr>
               <w:t>Pre-condizione</w:t>
             </w:r>
           </w:p>
@@ -20622,6 +20428,7 @@
               <w:t xml:space="preserve"> </w:t>
             </w:r>
             <w:proofErr w:type="spellStart"/>
+            <w:proofErr w:type="gramStart"/>
             <w:r>
               <w:t>UtenteDAO</w:t>
             </w:r>
@@ -20630,6 +20437,7 @@
               <w:t>::</w:t>
             </w:r>
             <w:proofErr w:type="spellStart"/>
+            <w:proofErr w:type="gramEnd"/>
             <w:r>
               <w:t>create</w:t>
             </w:r>
@@ -20681,7 +20489,15 @@
             </w:r>
             <w:proofErr w:type="spellEnd"/>
             <w:r>
-              <w:t xml:space="preserve"> = Tipi::ruolo::G</w:t>
+              <w:t xml:space="preserve"> = </w:t>
+            </w:r>
+            <w:proofErr w:type="gramStart"/>
+            <w:r>
+              <w:t>Tipi::ruolo::</w:t>
+            </w:r>
+            <w:proofErr w:type="gramEnd"/>
+            <w:r>
+              <w:t>G</w:t>
             </w:r>
             <w:r>
               <w:t xml:space="preserve">ESTORE and </w:t>
@@ -20705,8 +20521,16 @@
           <w:p>
             <w:pPr>
               <w:spacing w:after="160" w:line="259" w:lineRule="auto"/>
-            </w:pPr>
-            <w:r>
+              <w:rPr>
+                <w:b/>
+                <w:bCs/>
+              </w:rPr>
+            </w:pPr>
+            <w:r>
+              <w:rPr>
+                <w:b/>
+                <w:bCs/>
+              </w:rPr>
               <w:t>Post-condizione</w:t>
             </w:r>
           </w:p>
@@ -20728,6 +20552,7 @@
               <w:t xml:space="preserve"> </w:t>
             </w:r>
             <w:proofErr w:type="spellStart"/>
+            <w:proofErr w:type="gramStart"/>
             <w:r>
               <w:t>UtenteDAO</w:t>
             </w:r>
@@ -20736,6 +20561,7 @@
               <w:t>::</w:t>
             </w:r>
             <w:proofErr w:type="spellStart"/>
+            <w:proofErr w:type="gramEnd"/>
             <w:r>
               <w:t>create</w:t>
             </w:r>
@@ -20999,7 +20825,15 @@
             </w:r>
             <w:proofErr w:type="spellEnd"/>
             <w:r>
-              <w:t xml:space="preserve"> =Tipi::ruolo::DIPENDENTE</w:t>
+              <w:t xml:space="preserve"> =</w:t>
+            </w:r>
+            <w:proofErr w:type="gramStart"/>
+            <w:r>
+              <w:t>Tipi::ruolo::</w:t>
+            </w:r>
+            <w:proofErr w:type="gramEnd"/>
+            <w:r>
+              <w:t>DIPENDENTE</w:t>
             </w:r>
             <w:r>
               <w:t xml:space="preserve"> </w:t>
@@ -21031,6 +20865,17 @@
               <w:t>null</w:t>
             </w:r>
             <w:proofErr w:type="spellEnd"/>
+            <w:r>
+              <w:t xml:space="preserve"> and </w:t>
+            </w:r>
+            <w:proofErr w:type="spellStart"/>
+            <w:r>
+              <w:t>dipendente.supervisoreInfo.matricola</w:t>
+            </w:r>
+            <w:proofErr w:type="spellEnd"/>
+            <w:r>
+              <w:t xml:space="preserve"> &gt; 0</w:t>
+            </w:r>
           </w:p>
           <w:p/>
         </w:tc>
@@ -21340,7 +21185,6 @@
           </w:p>
           <w:p>
             <w:r>
-              <w:lastRenderedPageBreak/>
               <w:t xml:space="preserve">supervisore &lt;&gt; </w:t>
             </w:r>
             <w:proofErr w:type="spellStart"/>
@@ -21383,7 +21227,6 @@
           </w:tcPr>
           <w:p>
             <w:r>
-              <w:lastRenderedPageBreak/>
               <w:t>Post-condizione</w:t>
             </w:r>
           </w:p>
@@ -21607,6 +21450,14 @@
             <w:r>
               <w:t>)</w:t>
             </w:r>
+            <w:r>
+              <w:t xml:space="preserve"> : </w:t>
+            </w:r>
+            <w:proofErr w:type="spellStart"/>
+            <w:r>
+              <w:t>void</w:t>
+            </w:r>
+            <w:proofErr w:type="spellEnd"/>
           </w:p>
         </w:tc>
       </w:tr>
@@ -21653,7 +21504,11 @@
               <w:t>createSupervisore</w:t>
             </w:r>
             <w:proofErr w:type="spellEnd"/>
-          </w:p>
+            <w:r>
+              <w:t>.</w:t>
+            </w:r>
+          </w:p>
+          <w:p/>
         </w:tc>
       </w:tr>
       <w:tr>
@@ -21675,14 +21530,234 @@
             <w:tcW w:w="8647" w:type="dxa"/>
           </w:tcPr>
           <w:p>
-            <w:r>
-              <w:t xml:space="preserve">//Stesse di </w:t>
-            </w:r>
-            <w:proofErr w:type="spellStart"/>
-            <w:r>
-              <w:t>createUtente</w:t>
-            </w:r>
-            <w:proofErr w:type="spellEnd"/>
+            <w:pPr>
+              <w:rPr>
+                <w:lang w:val="en-GB"/>
+              </w:rPr>
+            </w:pPr>
+            <w:r>
+              <w:rPr>
+                <w:lang w:val="en-GB"/>
+              </w:rPr>
+              <w:t xml:space="preserve">Context </w:t>
+            </w:r>
+            <w:proofErr w:type="spellStart"/>
+            <w:proofErr w:type="gramStart"/>
+            <w:r>
+              <w:rPr>
+                <w:lang w:val="en-GB"/>
+              </w:rPr>
+              <w:t>UtenteDAO</w:t>
+            </w:r>
+            <w:proofErr w:type="spellEnd"/>
+            <w:r>
+              <w:rPr>
+                <w:lang w:val="en-GB"/>
+              </w:rPr>
+              <w:t>::</w:t>
+            </w:r>
+            <w:proofErr w:type="gramEnd"/>
+            <w:r>
+              <w:rPr>
+                <w:lang w:val="en-GB"/>
+              </w:rPr>
+              <w:t xml:space="preserve"> </w:t>
+            </w:r>
+            <w:proofErr w:type="spellStart"/>
+            <w:r>
+              <w:rPr>
+                <w:lang w:val="en-GB"/>
+              </w:rPr>
+              <w:t>insertUtenteGenerico</w:t>
+            </w:r>
+            <w:proofErr w:type="spellEnd"/>
+            <w:r>
+              <w:rPr>
+                <w:lang w:val="en-GB"/>
+              </w:rPr>
+              <w:t>(</w:t>
+            </w:r>
+            <w:proofErr w:type="spellStart"/>
+            <w:r>
+              <w:rPr>
+                <w:lang w:val="en-GB"/>
+              </w:rPr>
+              <w:t>connection:Connection</w:t>
+            </w:r>
+            <w:proofErr w:type="spellEnd"/>
+            <w:r>
+              <w:rPr>
+                <w:lang w:val="en-GB"/>
+              </w:rPr>
+              <w:t xml:space="preserve">, </w:t>
+            </w:r>
+            <w:proofErr w:type="spellStart"/>
+            <w:r>
+              <w:rPr>
+                <w:lang w:val="en-GB"/>
+              </w:rPr>
+              <w:t>utente:Utente</w:t>
+            </w:r>
+            <w:proofErr w:type="spellEnd"/>
+            <w:r>
+              <w:rPr>
+                <w:lang w:val="en-GB"/>
+              </w:rPr>
+              <w:t xml:space="preserve">, </w:t>
+            </w:r>
+            <w:proofErr w:type="spellStart"/>
+            <w:r>
+              <w:rPr>
+                <w:lang w:val="en-GB"/>
+              </w:rPr>
+              <w:t>password:String</w:t>
+            </w:r>
+            <w:proofErr w:type="spellEnd"/>
+            <w:r>
+              <w:rPr>
+                <w:lang w:val="en-GB"/>
+              </w:rPr>
+              <w:t>)</w:t>
+            </w:r>
+          </w:p>
+          <w:p>
+            <w:pPr>
+              <w:rPr>
+                <w:lang w:val="en-GB"/>
+              </w:rPr>
+            </w:pPr>
+            <w:r>
+              <w:rPr>
+                <w:lang w:val="en-GB"/>
+              </w:rPr>
+              <w:br/>
+              <w:t>connection &lt;&gt; null a</w:t>
+            </w:r>
+            <w:r>
+              <w:rPr>
+                <w:lang w:val="en-GB"/>
+              </w:rPr>
+              <w:t xml:space="preserve">nd </w:t>
+            </w:r>
+            <w:proofErr w:type="spellStart"/>
+            <w:r>
+              <w:rPr>
+                <w:lang w:val="en-GB"/>
+              </w:rPr>
+              <w:t>utente.email</w:t>
+            </w:r>
+            <w:proofErr w:type="spellEnd"/>
+            <w:r>
+              <w:rPr>
+                <w:lang w:val="en-GB"/>
+              </w:rPr>
+              <w:t xml:space="preserve"> &lt;&gt; null and </w:t>
+            </w:r>
+            <w:proofErr w:type="spellStart"/>
+            <w:r>
+              <w:rPr>
+                <w:lang w:val="en-GB"/>
+              </w:rPr>
+              <w:t>utente.email.size</w:t>
+            </w:r>
+            <w:proofErr w:type="spellEnd"/>
+            <w:r>
+              <w:rPr>
+                <w:lang w:val="en-GB"/>
+              </w:rPr>
+              <w:t xml:space="preserve">() &gt; 0 and </w:t>
+            </w:r>
+            <w:proofErr w:type="spellStart"/>
+            <w:r>
+              <w:rPr>
+                <w:lang w:val="en-GB"/>
+              </w:rPr>
+              <w:t>utente.nome</w:t>
+            </w:r>
+            <w:proofErr w:type="spellEnd"/>
+            <w:r>
+              <w:rPr>
+                <w:lang w:val="en-GB"/>
+              </w:rPr>
+              <w:t xml:space="preserve"> &lt;&gt; null and </w:t>
+            </w:r>
+            <w:proofErr w:type="spellStart"/>
+            <w:r>
+              <w:rPr>
+                <w:lang w:val="en-GB"/>
+              </w:rPr>
+              <w:t>utente.nome.size</w:t>
+            </w:r>
+            <w:proofErr w:type="spellEnd"/>
+            <w:r>
+              <w:rPr>
+                <w:lang w:val="en-GB"/>
+              </w:rPr>
+              <w:t xml:space="preserve">() &gt; 0 and </w:t>
+            </w:r>
+            <w:proofErr w:type="spellStart"/>
+            <w:r>
+              <w:rPr>
+                <w:lang w:val="en-GB"/>
+              </w:rPr>
+              <w:t>utente.cognome</w:t>
+            </w:r>
+            <w:proofErr w:type="spellEnd"/>
+            <w:r>
+              <w:rPr>
+                <w:lang w:val="en-GB"/>
+              </w:rPr>
+              <w:t xml:space="preserve"> &lt;&gt; null and </w:t>
+            </w:r>
+            <w:proofErr w:type="spellStart"/>
+            <w:r>
+              <w:rPr>
+                <w:lang w:val="en-GB"/>
+              </w:rPr>
+              <w:t>utente.cognome.size</w:t>
+            </w:r>
+            <w:proofErr w:type="spellEnd"/>
+            <w:r>
+              <w:rPr>
+                <w:lang w:val="en-GB"/>
+              </w:rPr>
+              <w:t xml:space="preserve">() &gt; 0 and </w:t>
+            </w:r>
+            <w:proofErr w:type="spellStart"/>
+            <w:r>
+              <w:rPr>
+                <w:lang w:val="en-GB"/>
+              </w:rPr>
+              <w:t>utente.ruolo</w:t>
+            </w:r>
+            <w:proofErr w:type="spellEnd"/>
+            <w:r>
+              <w:rPr>
+                <w:lang w:val="en-GB"/>
+              </w:rPr>
+              <w:t xml:space="preserve"> &lt;&gt; null and </w:t>
+            </w:r>
+            <w:proofErr w:type="spellStart"/>
+            <w:r>
+              <w:rPr>
+                <w:lang w:val="en-GB"/>
+              </w:rPr>
+              <w:t>utente.dataNasc</w:t>
+            </w:r>
+            <w:proofErr w:type="spellEnd"/>
+            <w:r>
+              <w:rPr>
+                <w:lang w:val="en-GB"/>
+              </w:rPr>
+              <w:t xml:space="preserve"> &lt;&gt; null</w:t>
+            </w:r>
+          </w:p>
+          <w:p>
+            <w:pPr>
+              <w:rPr>
+                <w:lang w:val="en-GB"/>
+              </w:rPr>
+            </w:pPr>
           </w:p>
         </w:tc>
       </w:tr>
@@ -21836,6 +21911,7 @@
               <w:spacing w:after="160" w:line="259" w:lineRule="auto"/>
             </w:pPr>
             <w:r>
+              <w:lastRenderedPageBreak/>
               <w:t>Descrizione</w:t>
             </w:r>
           </w:p>
@@ -21998,6 +22074,155 @@
             </w:r>
           </w:p>
           <w:p>
+            <w:proofErr w:type="spellStart"/>
+            <w:r>
+              <w:t>targetUtente</w:t>
+            </w:r>
+            <w:proofErr w:type="spellEnd"/>
+            <w:r>
+              <w:t xml:space="preserve"> = </w:t>
+            </w:r>
+            <w:proofErr w:type="spellStart"/>
+            <w:r>
+              <w:t>Utente.allIstances</w:t>
+            </w:r>
+            <w:proofErr w:type="spellEnd"/>
+            <w:r>
+              <w:t>()-&gt;</w:t>
+            </w:r>
+            <w:proofErr w:type="spellStart"/>
+            <w:r>
+              <w:t>select</w:t>
+            </w:r>
+            <w:proofErr w:type="spellEnd"/>
+            <w:r>
+              <w:t xml:space="preserve">(u | </w:t>
+            </w:r>
+            <w:proofErr w:type="spellStart"/>
+            <w:r>
+              <w:t>u.</w:t>
+            </w:r>
+            <w:r>
+              <w:t>matricola</w:t>
+            </w:r>
+            <w:proofErr w:type="spellEnd"/>
+            <w:r>
+              <w:t xml:space="preserve"> =</w:t>
+            </w:r>
+            <w:r>
+              <w:t xml:space="preserve"> ma</w:t>
+            </w:r>
+            <w:r>
+              <w:t>tricola</w:t>
+            </w:r>
+            <w:r>
+              <w:t>)</w:t>
+            </w:r>
+          </w:p>
+          <w:p/>
+          <w:p>
+            <w:pPr>
+              <w:rPr>
+                <w:lang w:val="en-GB"/>
+              </w:rPr>
+            </w:pPr>
+            <w:r>
+              <w:rPr>
+                <w:lang w:val="en-GB"/>
+              </w:rPr>
+              <w:t xml:space="preserve">if </w:t>
+            </w:r>
+            <w:proofErr w:type="spellStart"/>
+            <w:r>
+              <w:rPr>
+                <w:lang w:val="en-GB"/>
+              </w:rPr>
+              <w:t>targetUtente</w:t>
+            </w:r>
+            <w:proofErr w:type="spellEnd"/>
+            <w:r>
+              <w:rPr>
+                <w:lang w:val="en-GB"/>
+              </w:rPr>
+              <w:t xml:space="preserve"> &lt;&gt; null </w:t>
+            </w:r>
+          </w:p>
+          <w:p>
+            <w:pPr>
+              <w:rPr>
+                <w:lang w:val="en-GB"/>
+              </w:rPr>
+            </w:pPr>
+          </w:p>
+          <w:p>
+            <w:pPr>
+              <w:rPr>
+                <w:lang w:val="en-GB"/>
+              </w:rPr>
+            </w:pPr>
+            <w:r>
+              <w:rPr>
+                <w:lang w:val="en-GB"/>
+              </w:rPr>
+              <w:t xml:space="preserve">   result = </w:t>
+            </w:r>
+            <w:proofErr w:type="spellStart"/>
+            <w:r>
+              <w:rPr>
+                <w:lang w:val="en-GB"/>
+              </w:rPr>
+              <w:t>targetUtente</w:t>
+            </w:r>
+            <w:proofErr w:type="spellEnd"/>
+          </w:p>
+          <w:p>
+            <w:pPr>
+              <w:rPr>
+                <w:lang w:val="en-GB"/>
+              </w:rPr>
+            </w:pPr>
+          </w:p>
+          <w:p>
+            <w:pPr>
+              <w:rPr>
+                <w:lang w:val="en-GB"/>
+              </w:rPr>
+            </w:pPr>
+            <w:r>
+              <w:rPr>
+                <w:lang w:val="en-GB"/>
+              </w:rPr>
+              <w:t>else</w:t>
+            </w:r>
+          </w:p>
+          <w:p>
+            <w:pPr>
+              <w:rPr>
+                <w:lang w:val="en-GB"/>
+              </w:rPr>
+            </w:pPr>
+          </w:p>
+          <w:p>
+            <w:pPr>
+              <w:rPr>
+                <w:lang w:val="en-GB"/>
+              </w:rPr>
+            </w:pPr>
+            <w:r>
+              <w:rPr>
+                <w:lang w:val="en-GB"/>
+              </w:rPr>
+              <w:t xml:space="preserve">  result = null</w:t>
+            </w:r>
+          </w:p>
+          <w:p>
+            <w:pPr>
+              <w:rPr>
+                <w:lang w:val="en-GB"/>
+              </w:rPr>
+            </w:pPr>
+          </w:p>
+          <w:p>
             <w:pPr>
               <w:spacing w:after="160" w:line="259" w:lineRule="auto"/>
               <w:rPr>
@@ -22008,61 +22233,7 @@
               <w:rPr>
                 <w:lang w:val="en-GB"/>
               </w:rPr>
-              <w:t xml:space="preserve">result = </w:t>
-            </w:r>
-            <w:proofErr w:type="spellStart"/>
-            <w:r>
-              <w:rPr>
-                <w:lang w:val="en-GB"/>
-              </w:rPr>
-              <w:t>Utente.allInstances</w:t>
-            </w:r>
-            <w:proofErr w:type="spellEnd"/>
-            <w:r>
-              <w:rPr>
-                <w:lang w:val="en-GB"/>
-              </w:rPr>
-              <w:t xml:space="preserve">()-&gt;any(u | </w:t>
-            </w:r>
-            <w:proofErr w:type="spellStart"/>
-            <w:r>
-              <w:rPr>
-                <w:lang w:val="en-GB"/>
-              </w:rPr>
-              <w:t>u.</w:t>
-            </w:r>
-            <w:r>
-              <w:rPr>
-                <w:lang w:val="en-GB"/>
-              </w:rPr>
-              <w:t>matricola</w:t>
-            </w:r>
-            <w:proofErr w:type="spellEnd"/>
-            <w:r>
-              <w:rPr>
-                <w:lang w:val="en-GB"/>
-              </w:rPr>
-              <w:t xml:space="preserve"> =</w:t>
-            </w:r>
-            <w:r>
-              <w:rPr>
-                <w:lang w:val="en-GB"/>
-              </w:rPr>
-              <w:t xml:space="preserve"> </w:t>
-            </w:r>
-            <w:proofErr w:type="spellStart"/>
-            <w:r>
-              <w:rPr>
-                <w:lang w:val="en-GB"/>
-              </w:rPr>
-              <w:t>matricola</w:t>
-            </w:r>
-            <w:proofErr w:type="spellEnd"/>
-            <w:r>
-              <w:rPr>
-                <w:lang w:val="en-GB"/>
-              </w:rPr>
-              <w:t>)</w:t>
+              <w:t>endif</w:t>
             </w:r>
           </w:p>
         </w:tc>
@@ -22321,26 +22492,184 @@
                 <w:lang w:val="en-GB"/>
               </w:rPr>
             </w:pPr>
-            <w:r>
-              <w:rPr>
-                <w:lang w:val="en-GB"/>
-              </w:rPr>
-              <w:t xml:space="preserve">Result = null OR </w:t>
-            </w:r>
-            <w:proofErr w:type="spellStart"/>
-            <w:r>
-              <w:rPr>
-                <w:lang w:val="en-GB"/>
-              </w:rPr>
-              <w:t>result.email</w:t>
-            </w:r>
-            <w:proofErr w:type="spellEnd"/>
-            <w:r>
-              <w:rPr>
-                <w:lang w:val="en-GB"/>
-              </w:rPr>
-              <w:t xml:space="preserve"> = email </w:t>
-            </w:r>
+          </w:p>
+          <w:p>
+            <w:pPr>
+              <w:rPr>
+                <w:lang w:val="en-GB"/>
+              </w:rPr>
+            </w:pPr>
+            <w:proofErr w:type="spellStart"/>
+            <w:r>
+              <w:rPr>
+                <w:lang w:val="en-GB"/>
+              </w:rPr>
+              <w:t>targetUtente</w:t>
+            </w:r>
+            <w:proofErr w:type="spellEnd"/>
+            <w:r>
+              <w:rPr>
+                <w:lang w:val="en-GB"/>
+              </w:rPr>
+              <w:t xml:space="preserve"> = </w:t>
+            </w:r>
+            <w:proofErr w:type="spellStart"/>
+            <w:r>
+              <w:rPr>
+                <w:lang w:val="en-GB"/>
+              </w:rPr>
+              <w:t>Utente.allIstances</w:t>
+            </w:r>
+            <w:proofErr w:type="spellEnd"/>
+            <w:r>
+              <w:rPr>
+                <w:lang w:val="en-GB"/>
+              </w:rPr>
+              <w:t xml:space="preserve">()-&gt;select(u | </w:t>
+            </w:r>
+            <w:proofErr w:type="spellStart"/>
+            <w:r>
+              <w:rPr>
+                <w:lang w:val="en-GB"/>
+              </w:rPr>
+              <w:t>u.email</w:t>
+            </w:r>
+            <w:proofErr w:type="spellEnd"/>
+            <w:r>
+              <w:rPr>
+                <w:lang w:val="en-GB"/>
+              </w:rPr>
+              <w:t xml:space="preserve"> = email)</w:t>
+            </w:r>
+          </w:p>
+          <w:p>
+            <w:pPr>
+              <w:rPr>
+                <w:lang w:val="en-GB"/>
+              </w:rPr>
+            </w:pPr>
+          </w:p>
+          <w:p>
+            <w:pPr>
+              <w:rPr>
+                <w:lang w:val="en-GB"/>
+              </w:rPr>
+            </w:pPr>
+            <w:r>
+              <w:rPr>
+                <w:lang w:val="en-GB"/>
+              </w:rPr>
+              <w:t xml:space="preserve">if </w:t>
+            </w:r>
+            <w:proofErr w:type="spellStart"/>
+            <w:r>
+              <w:rPr>
+                <w:lang w:val="en-GB"/>
+              </w:rPr>
+              <w:t>targetUtente</w:t>
+            </w:r>
+            <w:proofErr w:type="spellEnd"/>
+            <w:r>
+              <w:rPr>
+                <w:lang w:val="en-GB"/>
+              </w:rPr>
+              <w:t xml:space="preserve"> &lt;&gt; null </w:t>
+            </w:r>
+          </w:p>
+          <w:p>
+            <w:pPr>
+              <w:rPr>
+                <w:lang w:val="en-GB"/>
+              </w:rPr>
+            </w:pPr>
+          </w:p>
+          <w:p>
+            <w:pPr>
+              <w:rPr>
+                <w:lang w:val="en-GB"/>
+              </w:rPr>
+            </w:pPr>
+            <w:r>
+              <w:rPr>
+                <w:lang w:val="en-GB"/>
+              </w:rPr>
+              <w:t xml:space="preserve">   result = </w:t>
+            </w:r>
+            <w:proofErr w:type="spellStart"/>
+            <w:r>
+              <w:rPr>
+                <w:lang w:val="en-GB"/>
+              </w:rPr>
+              <w:t>targetUtente</w:t>
+            </w:r>
+            <w:proofErr w:type="spellEnd"/>
+          </w:p>
+          <w:p>
+            <w:pPr>
+              <w:rPr>
+                <w:lang w:val="en-GB"/>
+              </w:rPr>
+            </w:pPr>
+          </w:p>
+          <w:p>
+            <w:pPr>
+              <w:rPr>
+                <w:lang w:val="en-GB"/>
+              </w:rPr>
+            </w:pPr>
+            <w:r>
+              <w:rPr>
+                <w:lang w:val="en-GB"/>
+              </w:rPr>
+              <w:t>else</w:t>
+            </w:r>
+          </w:p>
+          <w:p>
+            <w:pPr>
+              <w:rPr>
+                <w:lang w:val="en-GB"/>
+              </w:rPr>
+            </w:pPr>
+          </w:p>
+          <w:p>
+            <w:pPr>
+              <w:rPr>
+                <w:lang w:val="en-GB"/>
+              </w:rPr>
+            </w:pPr>
+            <w:r>
+              <w:rPr>
+                <w:lang w:val="en-GB"/>
+              </w:rPr>
+              <w:t xml:space="preserve">  result = null</w:t>
+            </w:r>
+          </w:p>
+          <w:p>
+            <w:pPr>
+              <w:rPr>
+                <w:lang w:val="en-GB"/>
+              </w:rPr>
+            </w:pPr>
+          </w:p>
+          <w:p>
+            <w:pPr>
+              <w:rPr>
+                <w:lang w:val="en-GB"/>
+              </w:rPr>
+            </w:pPr>
+            <w:r>
+              <w:rPr>
+                <w:lang w:val="en-GB"/>
+              </w:rPr>
+              <w:t>endif</w:t>
+            </w:r>
+          </w:p>
+          <w:p>
+            <w:pPr>
+              <w:rPr>
+                <w:lang w:val="en-GB"/>
+              </w:rPr>
+            </w:pPr>
           </w:p>
         </w:tc>
       </w:tr>
@@ -22505,6 +22834,7 @@
               <w:spacing w:after="160" w:line="259" w:lineRule="auto"/>
             </w:pPr>
             <w:r>
+              <w:lastRenderedPageBreak/>
               <w:t xml:space="preserve">matricola </w:t>
             </w:r>
             <w:r>
@@ -24803,6 +25133,7 @@
           <w:p>
             <w:proofErr w:type="spellStart"/>
             <w:r>
+              <w:lastRenderedPageBreak/>
               <w:t>Dipendente.allInstances</w:t>
             </w:r>
             <w:proofErr w:type="spellEnd"/>
@@ -26064,7 +26395,6 @@
         <w:rPr>
           <w:lang w:val="en-GB"/>
         </w:rPr>
-        <w:lastRenderedPageBreak/>
         <w:t>TaskDAO</w:t>
       </w:r>
       <w:proofErr w:type="spellEnd"/>
@@ -27346,7 +27676,6 @@
               </w:rPr>
             </w:pPr>
             <w:r>
-              <w:lastRenderedPageBreak/>
               <w:t>Firma metodo</w:t>
             </w:r>
           </w:p>
@@ -28569,7 +28898,6 @@
           </w:tcPr>
           <w:p>
             <w:r>
-              <w:lastRenderedPageBreak/>
               <w:t>Descrizione</w:t>
             </w:r>
           </w:p>
@@ -31743,7 +32071,6 @@
   <w:style w:type="character" w:default="1" w:styleId="Carpredefinitoparagrafo">
     <w:name w:val="Default Paragraph Font"/>
     <w:uiPriority w:val="1"/>
-    <w:semiHidden/>
     <w:unhideWhenUsed/>
   </w:style>
   <w:style w:type="table" w:default="1" w:styleId="Tabellanormale">

--- a/Workspace/ODD/ODD_EWMS.docx
+++ b/Workspace/ODD/ODD_EWMS.docx
@@ -4254,13 +4254,8 @@
       </w:r>
       <w:proofErr w:type="spellEnd"/>
       <w:r>
-        <w:t xml:space="preserve"> Layer e il componente </w:t>
+        <w:t xml:space="preserve"> Layer e il componente PersistenceManagement</w:t>
       </w:r>
-      <w:proofErr w:type="spellStart"/>
-      <w:r>
-        <w:t>PersistenceManagement</w:t>
-      </w:r>
-      <w:proofErr w:type="spellEnd"/>
       <w:r>
         <w:t xml:space="preserve">. </w:t>
       </w:r>
@@ -4978,7 +4973,31 @@
               <w:rPr>
                 <w:lang w:val="en-GB"/>
               </w:rPr>
-              <w:t>username != null AND password != null.</w:t>
+              <w:t xml:space="preserve">username </w:t>
+            </w:r>
+            <w:r>
+              <w:rPr>
+                <w:lang w:val="en-GB"/>
+              </w:rPr>
+              <w:t>&lt;&gt;</w:t>
+            </w:r>
+            <w:r>
+              <w:rPr>
+                <w:lang w:val="en-GB"/>
+              </w:rPr>
+              <w:t xml:space="preserve"> null AND password </w:t>
+            </w:r>
+            <w:r>
+              <w:rPr>
+                <w:lang w:val="en-GB"/>
+              </w:rPr>
+              <w:t xml:space="preserve">&lt;&gt; </w:t>
+            </w:r>
+            <w:r>
+              <w:rPr>
+                <w:lang w:val="en-GB"/>
+              </w:rPr>
+              <w:t>null.</w:t>
             </w:r>
           </w:p>
         </w:tc>
@@ -5047,40 +5066,134 @@
                 <w:lang w:val="en-GB"/>
               </w:rPr>
             </w:pPr>
-            <w:proofErr w:type="spellStart"/>
-            <w:r>
-              <w:rPr>
-                <w:lang w:val="en-GB"/>
-              </w:rPr>
-              <w:t>HttpSession.g</w:t>
-            </w:r>
-            <w:r>
-              <w:rPr>
-                <w:lang w:val="en-GB"/>
-              </w:rPr>
-              <w:t>etParameter</w:t>
-            </w:r>
-            <w:proofErr w:type="spellEnd"/>
-            <w:r>
-              <w:rPr>
-                <w:lang w:val="en-GB"/>
-              </w:rPr>
-              <w:t>(“</w:t>
-            </w:r>
-            <w:proofErr w:type="spellStart"/>
-            <w:r>
-              <w:rPr>
-                <w:lang w:val="en-GB"/>
-              </w:rPr>
-              <w:t>utente</w:t>
-            </w:r>
-            <w:proofErr w:type="spellEnd"/>
-            <w:r>
-              <w:rPr>
-                <w:lang w:val="en-GB"/>
-              </w:rPr>
-              <w:t>”) != null</w:t>
-            </w:r>
+          </w:p>
+          <w:p>
+            <w:pPr>
+              <w:rPr>
+                <w:lang w:val="en-GB"/>
+              </w:rPr>
+            </w:pPr>
+            <w:r>
+              <w:rPr>
+                <w:lang w:val="en-GB"/>
+              </w:rPr>
+              <w:t xml:space="preserve">If </w:t>
+            </w:r>
+            <w:proofErr w:type="spellStart"/>
+            <w:r>
+              <w:rPr>
+                <w:lang w:val="en-GB"/>
+              </w:rPr>
+              <w:t>Utente.allIstances</w:t>
+            </w:r>
+            <w:proofErr w:type="spellEnd"/>
+            <w:r>
+              <w:rPr>
+                <w:lang w:val="en-GB"/>
+              </w:rPr>
+              <w:t xml:space="preserve">()-&gt;exists(u | </w:t>
+            </w:r>
+            <w:proofErr w:type="spellStart"/>
+            <w:r>
+              <w:rPr>
+                <w:lang w:val="en-GB"/>
+              </w:rPr>
+              <w:t>u.email</w:t>
+            </w:r>
+            <w:proofErr w:type="spellEnd"/>
+            <w:r>
+              <w:rPr>
+                <w:lang w:val="en-GB"/>
+              </w:rPr>
+              <w:t xml:space="preserve"> = email and </w:t>
+            </w:r>
+            <w:proofErr w:type="spellStart"/>
+            <w:r>
+              <w:rPr>
+                <w:lang w:val="en-GB"/>
+              </w:rPr>
+              <w:t>u.hashpassword</w:t>
+            </w:r>
+            <w:proofErr w:type="spellEnd"/>
+            <w:r>
+              <w:rPr>
+                <w:lang w:val="en-GB"/>
+              </w:rPr>
+              <w:t xml:space="preserve"> = password)</w:t>
+            </w:r>
+          </w:p>
+          <w:p>
+            <w:pPr>
+              <w:rPr>
+                <w:lang w:val="en-GB"/>
+              </w:rPr>
+            </w:pPr>
+            <w:r>
+              <w:rPr>
+                <w:lang w:val="en-GB"/>
+              </w:rPr>
+              <w:t xml:space="preserve">  </w:t>
+            </w:r>
+          </w:p>
+          <w:p>
+            <w:pPr>
+              <w:rPr>
+                <w:lang w:val="en-GB"/>
+              </w:rPr>
+            </w:pPr>
+            <w:r>
+              <w:rPr>
+                <w:lang w:val="en-GB"/>
+              </w:rPr>
+              <w:t xml:space="preserve"> result = true</w:t>
+            </w:r>
+          </w:p>
+          <w:p>
+            <w:pPr>
+              <w:rPr>
+                <w:lang w:val="en-GB"/>
+              </w:rPr>
+            </w:pPr>
+          </w:p>
+          <w:p>
+            <w:pPr>
+              <w:rPr>
+                <w:lang w:val="en-GB"/>
+              </w:rPr>
+            </w:pPr>
+            <w:r>
+              <w:rPr>
+                <w:lang w:val="en-GB"/>
+              </w:rPr>
+              <w:t>else</w:t>
+            </w:r>
+          </w:p>
+          <w:p>
+            <w:pPr>
+              <w:rPr>
+                <w:lang w:val="en-GB"/>
+              </w:rPr>
+            </w:pPr>
+          </w:p>
+          <w:p>
+            <w:pPr>
+              <w:rPr>
+                <w:lang w:val="en-GB"/>
+              </w:rPr>
+            </w:pPr>
+            <w:r>
+              <w:rPr>
+                <w:lang w:val="en-GB"/>
+              </w:rPr>
+              <w:t xml:space="preserve">  result = false</w:t>
+            </w:r>
+          </w:p>
+          <w:p>
+            <w:pPr>
+              <w:rPr>
+                <w:lang w:val="en-GB"/>
+              </w:rPr>
+            </w:pPr>
           </w:p>
         </w:tc>
       </w:tr>
@@ -5121,6 +5234,7 @@
                 <w:b/>
                 <w:bCs/>
               </w:rPr>
+              <w:lastRenderedPageBreak/>
               <w:t>Firma metodo</w:t>
             </w:r>
           </w:p>
@@ -5287,7 +5401,7 @@
               <w:rPr>
                 <w:lang w:val="en-GB"/>
               </w:rPr>
-              <w:t>Email &lt;&gt; null and email &lt;&gt; “”</w:t>
+              <w:t xml:space="preserve">Email &lt;&gt; null </w:t>
             </w:r>
           </w:p>
         </w:tc>
@@ -5338,6 +5452,7 @@
               <w:t xml:space="preserve"> </w:t>
             </w:r>
             <w:proofErr w:type="spellStart"/>
+            <w:proofErr w:type="gramStart"/>
             <w:r>
               <w:rPr>
                 <w:lang w:val="en-GB"/>
@@ -5352,6 +5467,7 @@
               <w:t>::</w:t>
             </w:r>
             <w:proofErr w:type="spellStart"/>
+            <w:proofErr w:type="gramEnd"/>
             <w:r>
               <w:rPr>
                 <w:lang w:val="en-GB"/>
@@ -5370,7 +5486,7 @@
               <w:rPr>
                 <w:lang w:val="en-GB"/>
               </w:rPr>
-              <w:t xml:space="preserve">Result = </w:t>
+              <w:t xml:space="preserve">If </w:t>
             </w:r>
             <w:proofErr w:type="spellStart"/>
             <w:r>
@@ -5384,21 +5500,175 @@
               <w:rPr>
                 <w:lang w:val="en-GB"/>
               </w:rPr>
-              <w:t xml:space="preserve">(u | </w:t>
-            </w:r>
-            <w:proofErr w:type="spellStart"/>
-            <w:r>
-              <w:rPr>
-                <w:lang w:val="en-GB"/>
-              </w:rPr>
-              <w:t>u.getEmail</w:t>
-            </w:r>
-            <w:proofErr w:type="spellEnd"/>
-            <w:r>
-              <w:rPr>
-                <w:lang w:val="en-GB"/>
-              </w:rPr>
-              <w:t xml:space="preserve"> = email)</w:t>
+              <w:t xml:space="preserve">()-&gt; </w:t>
+            </w:r>
+            <w:r>
+              <w:rPr>
+                <w:lang w:val="en-GB"/>
+              </w:rPr>
+              <w:t>exists(</w:t>
+            </w:r>
+            <w:r>
+              <w:rPr>
+                <w:lang w:val="en-GB"/>
+              </w:rPr>
+              <w:t xml:space="preserve">u | </w:t>
+            </w:r>
+            <w:proofErr w:type="spellStart"/>
+            <w:r>
+              <w:rPr>
+                <w:lang w:val="en-GB"/>
+              </w:rPr>
+              <w:t>u.</w:t>
+            </w:r>
+            <w:r>
+              <w:rPr>
+                <w:lang w:val="en-GB"/>
+              </w:rPr>
+              <w:t>e</w:t>
+            </w:r>
+            <w:r>
+              <w:rPr>
+                <w:lang w:val="en-GB"/>
+              </w:rPr>
+              <w:t>mail</w:t>
+            </w:r>
+            <w:proofErr w:type="spellEnd"/>
+            <w:r>
+              <w:rPr>
+                <w:lang w:val="en-GB"/>
+              </w:rPr>
+              <w:t xml:space="preserve"> = email</w:t>
+            </w:r>
+            <w:r>
+              <w:rPr>
+                <w:lang w:val="en-GB"/>
+              </w:rPr>
+              <w:t>)</w:t>
+            </w:r>
+          </w:p>
+          <w:p>
+            <w:pPr>
+              <w:rPr>
+                <w:lang w:val="en-GB"/>
+              </w:rPr>
+            </w:pPr>
+          </w:p>
+          <w:p>
+            <w:pPr>
+              <w:rPr>
+                <w:lang w:val="en-GB"/>
+              </w:rPr>
+            </w:pPr>
+            <w:r>
+              <w:rPr>
+                <w:lang w:val="en-GB"/>
+              </w:rPr>
+              <w:t xml:space="preserve">   r</w:t>
+            </w:r>
+            <w:r>
+              <w:rPr>
+                <w:lang w:val="en-GB"/>
+              </w:rPr>
+              <w:t xml:space="preserve">esult = </w:t>
+            </w:r>
+            <w:proofErr w:type="spellStart"/>
+            <w:r>
+              <w:rPr>
+                <w:lang w:val="en-GB"/>
+              </w:rPr>
+              <w:t>Utente.getIstances</w:t>
+            </w:r>
+            <w:proofErr w:type="spellEnd"/>
+            <w:r>
+              <w:rPr>
+                <w:lang w:val="en-GB"/>
+              </w:rPr>
+              <w:t>()</w:t>
+            </w:r>
+            <w:r>
+              <w:rPr>
+                <w:lang w:val="en-GB"/>
+              </w:rPr>
+              <w:t>-&gt; select(</w:t>
+            </w:r>
+            <w:r>
+              <w:rPr>
+                <w:lang w:val="en-GB"/>
+              </w:rPr>
+              <w:t xml:space="preserve">u | </w:t>
+            </w:r>
+            <w:proofErr w:type="spellStart"/>
+            <w:r>
+              <w:rPr>
+                <w:lang w:val="en-GB"/>
+              </w:rPr>
+              <w:t>u.</w:t>
+            </w:r>
+            <w:r>
+              <w:rPr>
+                <w:lang w:val="en-GB"/>
+              </w:rPr>
+              <w:t>e</w:t>
+            </w:r>
+            <w:r>
+              <w:rPr>
+                <w:lang w:val="en-GB"/>
+              </w:rPr>
+              <w:t>mail</w:t>
+            </w:r>
+            <w:proofErr w:type="spellEnd"/>
+            <w:r>
+              <w:rPr>
+                <w:lang w:val="en-GB"/>
+              </w:rPr>
+              <w:t xml:space="preserve"> = email</w:t>
+            </w:r>
+            <w:r>
+              <w:rPr>
+                <w:lang w:val="en-GB"/>
+              </w:rPr>
+              <w:t>)</w:t>
+            </w:r>
+          </w:p>
+          <w:p>
+            <w:pPr>
+              <w:rPr>
+                <w:lang w:val="en-GB"/>
+              </w:rPr>
+            </w:pPr>
+          </w:p>
+          <w:p>
+            <w:pPr>
+              <w:rPr>
+                <w:lang w:val="en-GB"/>
+              </w:rPr>
+            </w:pPr>
+            <w:r>
+              <w:rPr>
+                <w:lang w:val="en-GB"/>
+              </w:rPr>
+              <w:t xml:space="preserve">else </w:t>
+            </w:r>
+          </w:p>
+          <w:p>
+            <w:pPr>
+              <w:rPr>
+                <w:lang w:val="en-GB"/>
+              </w:rPr>
+            </w:pPr>
+          </w:p>
+          <w:p>
+            <w:pPr>
+              <w:rPr>
+                <w:lang w:val="en-GB"/>
+              </w:rPr>
+            </w:pPr>
+            <w:r>
+              <w:rPr>
+                <w:lang w:val="en-GB"/>
+              </w:rPr>
+              <w:t xml:space="preserve">  result = null</w:t>
             </w:r>
           </w:p>
         </w:tc>
@@ -5423,7 +5693,6 @@
       <w:bookmarkStart w:id="8" w:name="_Toc220693474"/>
       <w:proofErr w:type="spellStart"/>
       <w:r>
-        <w:lastRenderedPageBreak/>
         <w:t>AccountManagement</w:t>
       </w:r>
       <w:bookmarkEnd w:id="8"/>
@@ -5492,9 +5761,14 @@
     <w:p>
       <w:proofErr w:type="spellStart"/>
       <w:r>
-        <w:t>utente.email</w:t>
+        <w:t>utente.</w:t>
+      </w:r>
+      <w:proofErr w:type="gramStart"/>
+      <w:r>
+        <w:t>email</w:t>
       </w:r>
       <w:proofErr w:type="spellEnd"/>
+      <w:proofErr w:type="gramEnd"/>
       <w:r>
         <w:t xml:space="preserve"> &lt;&gt; </w:t>
       </w:r>
@@ -5506,13 +5780,25 @@
       <w:r>
         <w:t xml:space="preserve"> and </w:t>
       </w:r>
-      <w:proofErr w:type="spellStart"/>
       <w:r>
-        <w:t>utente.email.size</w:t>
+        <w:br/>
       </w:r>
-      <w:proofErr w:type="spellEnd"/>
       <w:r>
-        <w:t xml:space="preserve">() &gt; 0 and </w:t>
+        <w:t>utente.</w:t>
+      </w:r>
+      <w:proofErr w:type="gramStart"/>
+      <w:r>
+        <w:t>email</w:t>
+      </w:r>
+      <w:proofErr w:type="gramEnd"/>
+      <w:r>
+        <w:t xml:space="preserve">.matches(^[a-zA-Z0-9]{1,50}\.[a-zA-Z0-9]{1,50}@azienda\.it$) </w:t>
+      </w:r>
+      <w:r>
+        <w:t xml:space="preserve">and </w:t>
+      </w:r>
+      <w:r>
+        <w:br/>
       </w:r>
       <w:proofErr w:type="spellStart"/>
       <w:r>
@@ -5530,13 +5816,36 @@
       <w:r>
         <w:t xml:space="preserve"> and </w:t>
       </w:r>
+      <w:r>
+        <w:br/>
+      </w:r>
       <w:proofErr w:type="spellStart"/>
       <w:r>
         <w:t>utente.nome.size</w:t>
       </w:r>
       <w:proofErr w:type="spellEnd"/>
       <w:r>
-        <w:t xml:space="preserve">() &gt; 0 and </w:t>
+        <w:t xml:space="preserve">() &gt; 0 </w:t>
+      </w:r>
+      <w:r>
+        <w:t xml:space="preserve">and </w:t>
+      </w:r>
+      <w:proofErr w:type="spellStart"/>
+      <w:r>
+        <w:t>ut</w:t>
+      </w:r>
+      <w:r>
+        <w:t>ente.nome.size</w:t>
+      </w:r>
+      <w:proofErr w:type="spellEnd"/>
+      <w:r>
+        <w:t xml:space="preserve">() &lt;= 50 </w:t>
+      </w:r>
+      <w:r>
+        <w:t xml:space="preserve">and </w:t>
+      </w:r>
+      <w:r>
+        <w:br/>
       </w:r>
       <w:proofErr w:type="spellStart"/>
       <w:r>
@@ -5554,6 +5863,9 @@
       <w:r>
         <w:t xml:space="preserve"> and </w:t>
       </w:r>
+      <w:r>
+        <w:br/>
+      </w:r>
       <w:proofErr w:type="spellStart"/>
       <w:r>
         <w:t>utente.cognome.size</w:t>
@@ -5561,6 +5873,23 @@
       <w:proofErr w:type="spellEnd"/>
       <w:r>
         <w:t xml:space="preserve">() &gt; 0 and </w:t>
+      </w:r>
+      <w:proofErr w:type="spellStart"/>
+      <w:r>
+        <w:t>utente.cognome.size</w:t>
+      </w:r>
+      <w:proofErr w:type="spellEnd"/>
+      <w:r>
+        <w:t xml:space="preserve">() </w:t>
+      </w:r>
+      <w:r>
+        <w:t>&lt;= 50 and</w:t>
+      </w:r>
+      <w:r>
+        <w:t xml:space="preserve"> </w:t>
+      </w:r>
+      <w:r>
+        <w:br/>
       </w:r>
       <w:proofErr w:type="spellStart"/>
       <w:r>
@@ -5578,6 +5907,9 @@
       <w:r>
         <w:t xml:space="preserve"> and </w:t>
       </w:r>
+      <w:r>
+        <w:br/>
+      </w:r>
       <w:proofErr w:type="spellStart"/>
       <w:r>
         <w:t>utente.dataNasc</w:t>
@@ -5594,6 +5926,27 @@
     </w:p>
     <w:p/>
     <w:p>
+      <w:r>
+        <w:t xml:space="preserve">Inoltre, si definisce </w:t>
+      </w:r>
+    </w:p>
+    <w:p>
+      <w:proofErr w:type="spellStart"/>
+      <w:r>
+        <w:t>formatoPassword</w:t>
+      </w:r>
+      <w:proofErr w:type="spellEnd"/>
+      <w:r>
+        <w:t xml:space="preserve"> = </w:t>
+      </w:r>
+      <w:r>
+        <w:t>^(?=.*[a-z])(?=.*[A-Z])(?=.*\d)(?=.*[@$!%*?&amp;])[A-Za z\d@$!%*?&amp;]{8,16}$</w:t>
+      </w:r>
+    </w:p>
+    <w:p/>
+    <w:p/>
+    <w:p/>
+    <w:p>
       <w:pPr>
         <w:pStyle w:val="Titolo4"/>
         <w:numPr>
@@ -5604,6 +5957,7 @@
       </w:pPr>
       <w:proofErr w:type="spellStart"/>
       <w:r>
+        <w:lastRenderedPageBreak/>
         <w:t>PersonaProfileService</w:t>
       </w:r>
       <w:proofErr w:type="spellEnd"/>
@@ -6547,7 +6901,6 @@
       </w:pPr>
       <w:proofErr w:type="spellStart"/>
       <w:r>
-        <w:lastRenderedPageBreak/>
         <w:t>ProfileManagementService</w:t>
       </w:r>
       <w:proofErr w:type="spellEnd"/>
@@ -7012,6 +7365,7 @@
               <w:rPr>
                 <w:lang w:val="en-GB"/>
               </w:rPr>
+              <w:lastRenderedPageBreak/>
               <w:t xml:space="preserve">+ </w:t>
             </w:r>
             <w:proofErr w:type="spellStart"/>
@@ -7162,6 +7516,7 @@
                 <w:b/>
                 <w:bCs/>
               </w:rPr>
+              <w:lastRenderedPageBreak/>
               <w:t>Invariante di classe</w:t>
             </w:r>
           </w:p>
@@ -7476,6 +7831,13 @@
               </w:rPr>
               <w:t xml:space="preserve"> and </w:t>
             </w:r>
+          </w:p>
+          <w:p>
+            <w:pPr>
+              <w:rPr>
+                <w:lang w:val="en-GB"/>
+              </w:rPr>
+            </w:pPr>
             <w:r>
               <w:rPr>
                 <w:lang w:val="en-GB"/>
@@ -7486,90 +7848,53 @@
               <w:rPr>
                 <w:lang w:val="en-GB"/>
               </w:rPr>
-              <w:t xml:space="preserve"> null </w:t>
-            </w:r>
-            <w:proofErr w:type="spellStart"/>
-            <w:r>
-              <w:rPr>
-                <w:lang w:val="en-GB"/>
-              </w:rPr>
-              <w:t>ans</w:t>
-            </w:r>
-            <w:proofErr w:type="spellEnd"/>
+              <w:t xml:space="preserve"> null an</w:t>
+            </w:r>
+            <w:r>
+              <w:rPr>
+                <w:lang w:val="en-GB"/>
+              </w:rPr>
+              <w:t>d</w:t>
+            </w:r>
             <w:r>
               <w:rPr>
                 <w:lang w:val="en-GB"/>
               </w:rPr>
               <w:t xml:space="preserve"> </w:t>
             </w:r>
-            <w:proofErr w:type="spellStart"/>
-            <w:r>
-              <w:rPr>
-                <w:lang w:val="en-GB"/>
-              </w:rPr>
-              <w:t>password.size</w:t>
-            </w:r>
-            <w:proofErr w:type="spellEnd"/>
-            <w:r>
-              <w:rPr>
-                <w:lang w:val="en-GB"/>
-              </w:rPr>
-              <w:t>() &gt; 0 and</w:t>
-            </w:r>
-          </w:p>
-          <w:p>
-            <w:pPr>
-              <w:rPr>
-                <w:lang w:val="en-GB"/>
-              </w:rPr>
-            </w:pPr>
-          </w:p>
-          <w:p>
-            <w:pPr>
-              <w:rPr>
-                <w:lang w:val="en-GB"/>
-              </w:rPr>
-            </w:pPr>
-            <w:r>
-              <w:rPr>
-                <w:lang w:val="en-GB"/>
-              </w:rPr>
-              <w:t xml:space="preserve">not </w:t>
-            </w:r>
-            <w:proofErr w:type="spellStart"/>
-            <w:r>
-              <w:rPr>
-                <w:lang w:val="en-GB"/>
-              </w:rPr>
-              <w:t>Utente.allIstances</w:t>
-            </w:r>
-            <w:proofErr w:type="spellEnd"/>
-            <w:r>
-              <w:rPr>
-                <w:lang w:val="en-GB"/>
-              </w:rPr>
-              <w:t xml:space="preserve">()-&gt;exists(u | </w:t>
-            </w:r>
-            <w:proofErr w:type="spellStart"/>
-            <w:r>
-              <w:rPr>
-                <w:lang w:val="en-GB"/>
-              </w:rPr>
-              <w:t>u.mail</w:t>
-            </w:r>
-            <w:proofErr w:type="spellEnd"/>
-            <w:r>
-              <w:rPr>
-                <w:lang w:val="en-GB"/>
-              </w:rPr>
-              <w:t xml:space="preserve"> = </w:t>
-            </w:r>
-            <w:proofErr w:type="spellStart"/>
-            <w:r>
-              <w:rPr>
-                <w:lang w:val="en-GB"/>
-              </w:rPr>
-              <w:t>utente.email</w:t>
+          </w:p>
+          <w:p>
+            <w:pPr>
+              <w:rPr>
+                <w:lang w:val="en-GB"/>
+              </w:rPr>
+            </w:pPr>
+            <w:proofErr w:type="spellStart"/>
+            <w:r>
+              <w:rPr>
+                <w:lang w:val="en-GB"/>
+              </w:rPr>
+              <w:t>password.</w:t>
+            </w:r>
+            <w:r>
+              <w:rPr>
+                <w:lang w:val="en-GB"/>
+              </w:rPr>
+              <w:t>matches</w:t>
+            </w:r>
+            <w:proofErr w:type="spellEnd"/>
+            <w:r>
+              <w:rPr>
+                <w:lang w:val="en-GB"/>
+              </w:rPr>
+              <w:t>(</w:t>
+            </w:r>
+            <w:proofErr w:type="spellStart"/>
+            <w:r>
+              <w:rPr>
+                <w:lang w:val="en-GB"/>
+              </w:rPr>
+              <w:t>formatoPassword</w:t>
             </w:r>
             <w:proofErr w:type="spellEnd"/>
             <w:r>
@@ -7577,6 +7902,12 @@
                 <w:lang w:val="en-GB"/>
               </w:rPr>
               <w:t>)</w:t>
+            </w:r>
+            <w:r>
+              <w:rPr>
+                <w:lang w:val="en-GB"/>
+              </w:rPr>
+              <w:t xml:space="preserve"> </w:t>
             </w:r>
           </w:p>
           <w:p>
@@ -8151,7 +8482,6 @@
               <w:rPr>
                 <w:lang w:val="en-GB"/>
               </w:rPr>
-              <w:lastRenderedPageBreak/>
               <w:t xml:space="preserve">if </w:t>
             </w:r>
             <w:proofErr w:type="spellStart"/>
@@ -8616,6 +8946,7 @@
                 <w:b/>
                 <w:bCs/>
               </w:rPr>
+              <w:lastRenderedPageBreak/>
               <w:t>Pre-condizione</w:t>
             </w:r>
           </w:p>
@@ -9384,7 +9715,6 @@
               <w:rPr>
                 <w:lang w:val="en-GB"/>
               </w:rPr>
-              <w:lastRenderedPageBreak/>
               <w:t xml:space="preserve">else </w:t>
             </w:r>
           </w:p>
@@ -9837,6 +10167,7 @@
                 <w:b/>
                 <w:bCs/>
               </w:rPr>
+              <w:lastRenderedPageBreak/>
               <w:t>Post-condizione</w:t>
             </w:r>
           </w:p>
@@ -10562,7 +10893,6 @@
               <w:rPr>
                 <w:lang w:val="en-GB"/>
               </w:rPr>
-              <w:lastRenderedPageBreak/>
               <w:t xml:space="preserve">        </w:t>
             </w:r>
             <w:proofErr w:type="spellStart"/>
@@ -11107,6 +11437,7 @@
               <w:rPr>
                 <w:lang w:val="en-GB"/>
               </w:rPr>
+              <w:lastRenderedPageBreak/>
               <w:t xml:space="preserve">not </w:t>
             </w:r>
             <w:proofErr w:type="spellStart"/>
@@ -11149,48 +11480,7 @@
               <w:rPr>
                 <w:lang w:val="en-GB"/>
               </w:rPr>
-              <w:t>) and</w:t>
-            </w:r>
-          </w:p>
-          <w:p>
-            <w:pPr>
-              <w:rPr>
-                <w:lang w:val="en-GB"/>
-              </w:rPr>
-            </w:pPr>
-            <w:r>
-              <w:rPr>
-                <w:lang w:val="en-GB"/>
-              </w:rPr>
-              <w:br/>
-            </w:r>
-            <w:proofErr w:type="spellStart"/>
-            <w:r>
-              <w:rPr>
-                <w:lang w:val="en-GB"/>
-              </w:rPr>
-              <w:t>Utente.allInstances</w:t>
-            </w:r>
-            <w:proofErr w:type="spellEnd"/>
-            <w:r>
-              <w:rPr>
-                <w:lang w:val="en-GB"/>
-              </w:rPr>
-              <w:t xml:space="preserve">()-&gt;size() = </w:t>
-            </w:r>
-            <w:proofErr w:type="spellStart"/>
-            <w:r>
-              <w:rPr>
-                <w:lang w:val="en-GB"/>
-              </w:rPr>
-              <w:t>Utente.allInstances</w:t>
-            </w:r>
-            <w:proofErr w:type="spellEnd"/>
-            <w:r>
-              <w:rPr>
-                <w:lang w:val="en-GB"/>
-              </w:rPr>
-              <w:t>()@pre-&gt;size() - 1</w:t>
+              <w:t xml:space="preserve">) </w:t>
             </w:r>
           </w:p>
         </w:tc>
@@ -11858,7 +12148,6 @@
                 <w:b/>
                 <w:bCs/>
               </w:rPr>
-              <w:lastRenderedPageBreak/>
               <w:t>Post-condizione</w:t>
             </w:r>
           </w:p>
@@ -12408,6 +12697,7 @@
                 <w:b/>
                 <w:bCs/>
               </w:rPr>
+              <w:lastRenderedPageBreak/>
               <w:t>Post-condizione</w:t>
             </w:r>
           </w:p>
@@ -13178,7 +13468,6 @@
               <w:spacing w:after="160" w:line="259" w:lineRule="auto"/>
             </w:pPr>
             <w:r>
-              <w:lastRenderedPageBreak/>
               <w:t xml:space="preserve">+ </w:t>
             </w:r>
             <w:proofErr w:type="spellStart"/>
@@ -13378,7 +13667,6 @@
                 <w:b/>
                 <w:bCs/>
               </w:rPr>
-              <w:lastRenderedPageBreak/>
               <w:t>Invariante di classe</w:t>
             </w:r>
           </w:p>
@@ -14905,6 +15193,7 @@
                 <w:b/>
                 <w:bCs/>
               </w:rPr>
+              <w:lastRenderedPageBreak/>
               <w:t>Pre-condizione</w:t>
             </w:r>
           </w:p>
@@ -15440,7 +15729,6 @@
                 <w:b/>
                 <w:bCs/>
               </w:rPr>
-              <w:lastRenderedPageBreak/>
               <w:t xml:space="preserve">Metodi </w:t>
             </w:r>
           </w:p>
@@ -15951,6 +16239,7 @@
           <w:p>
             <w:proofErr w:type="spellStart"/>
             <w:r>
+              <w:lastRenderedPageBreak/>
               <w:t>tasksAttesi</w:t>
             </w:r>
             <w:proofErr w:type="spellEnd"/>
@@ -16477,7 +16766,6 @@
               <w:rPr>
                 <w:lang w:val="en-GB"/>
               </w:rPr>
-              <w:lastRenderedPageBreak/>
               <w:t>endif</w:t>
             </w:r>
           </w:p>
@@ -17336,7 +17624,6 @@
               <w:spacing w:after="160" w:line="259" w:lineRule="auto"/>
             </w:pPr>
             <w:r>
-              <w:lastRenderedPageBreak/>
               <w:t>Descrizione</w:t>
             </w:r>
           </w:p>
@@ -18298,7 +18585,6 @@
         <w:rPr>
           <w:lang w:val="en-GB"/>
         </w:rPr>
-        <w:lastRenderedPageBreak/>
         <w:t>PersistanceManagement</w:t>
       </w:r>
       <w:bookmarkEnd w:id="11"/>
@@ -18826,6 +19112,7 @@
               <w:spacing w:after="160" w:line="259" w:lineRule="auto"/>
             </w:pPr>
             <w:r>
+              <w:lastRenderedPageBreak/>
               <w:t>Firma metodo</w:t>
             </w:r>
           </w:p>
@@ -19302,11 +19589,30 @@
     </w:p>
     <w:p>
       <w:pPr>
-        <w:rPr>
-          <w:lang w:val="en-GB"/>
-        </w:rPr>
+        <w:pStyle w:val="Titolo3"/>
       </w:pPr>
+      <w:r>
+        <w:t>Classi DAO</w:t>
+      </w:r>
     </w:p>
+    <w:p/>
+    <w:p>
+      <w:r>
+        <w:t>In questa sezione vengono s</w:t>
+      </w:r>
+      <w:r>
+        <w:t xml:space="preserve">pecificate le interfacce per le classi DAO. Le classi DAO si occupano della gestione del database quindi i loro </w:t>
+      </w:r>
+      <w:proofErr w:type="spellStart"/>
+      <w:r>
+        <w:t>constraint</w:t>
+      </w:r>
+      <w:proofErr w:type="spellEnd"/>
+      <w:r>
+        <w:t xml:space="preserve"> punteranno a mantenere coerente il database sottostante, non conosceranno quindi la logica di business del sistema ma effettueranno controlli esclusivamente per assicurarsi un corretto inserimento all’interno delle tabelle dei dati passati dal service. </w:t>
+      </w:r>
+    </w:p>
+    <w:p/>
     <w:p>
       <w:pPr>
         <w:pStyle w:val="Titolo4"/>
@@ -19380,9 +19686,6 @@
             </w:pPr>
             <w:proofErr w:type="spellStart"/>
             <w:r>
-              <w:t>I</w:t>
-            </w:r>
-            <w:r>
               <w:t>UtenteDAO</w:t>
             </w:r>
             <w:proofErr w:type="spellEnd"/>
@@ -19684,6 +19987,7 @@
               <w:spacing w:after="160" w:line="259" w:lineRule="auto"/>
             </w:pPr>
             <w:r>
+              <w:lastRenderedPageBreak/>
               <w:t xml:space="preserve">+ </w:t>
             </w:r>
             <w:proofErr w:type="spellStart"/>
@@ -20220,6 +20524,7 @@
                 <w:b/>
                 <w:bCs/>
               </w:rPr>
+              <w:lastRenderedPageBreak/>
               <w:t>Invariante</w:t>
             </w:r>
           </w:p>
@@ -20470,46 +20775,52 @@
               <w:spacing w:after="160" w:line="259" w:lineRule="auto"/>
             </w:pPr>
             <w:r>
+              <w:t xml:space="preserve">utente &lt;&gt; </w:t>
+            </w:r>
+            <w:proofErr w:type="spellStart"/>
+            <w:r>
+              <w:t>null</w:t>
+            </w:r>
+            <w:proofErr w:type="spellEnd"/>
+            <w:r>
+              <w:t xml:space="preserve"> and </w:t>
+            </w:r>
+            <w:r>
+              <w:br/>
+            </w:r>
+            <w:proofErr w:type="spellStart"/>
+            <w:r>
+              <w:t>utente.ruolo</w:t>
+            </w:r>
+            <w:proofErr w:type="spellEnd"/>
+            <w:r>
+              <w:t xml:space="preserve"> = </w:t>
+            </w:r>
+            <w:proofErr w:type="gramStart"/>
+            <w:r>
+              <w:t>Tipi::ruolo::</w:t>
+            </w:r>
+            <w:proofErr w:type="gramEnd"/>
+            <w:r>
+              <w:t>G</w:t>
+            </w:r>
+            <w:r>
+              <w:t xml:space="preserve">ESTORE and </w:t>
+            </w:r>
+            <w:r>
+              <w:br/>
+            </w:r>
+            <w:r>
+              <w:t xml:space="preserve">password &lt;&gt; </w:t>
+            </w:r>
+            <w:proofErr w:type="spellStart"/>
+            <w:r>
+              <w:t>null</w:t>
+            </w:r>
+            <w:proofErr w:type="spellEnd"/>
+            <w:r>
               <w:t xml:space="preserve"> </w:t>
             </w:r>
-            <w:r>
-              <w:t xml:space="preserve">utente &lt;&gt; </w:t>
-            </w:r>
-            <w:proofErr w:type="spellStart"/>
-            <w:r>
-              <w:t>null</w:t>
-            </w:r>
-            <w:proofErr w:type="spellEnd"/>
-            <w:r>
-              <w:t xml:space="preserve"> and </w:t>
-            </w:r>
-            <w:proofErr w:type="spellStart"/>
-            <w:r>
-              <w:t>utente.ruolo</w:t>
-            </w:r>
-            <w:proofErr w:type="spellEnd"/>
-            <w:r>
-              <w:t xml:space="preserve"> = </w:t>
-            </w:r>
-            <w:proofErr w:type="gramStart"/>
-            <w:r>
-              <w:t>Tipi::ruolo::</w:t>
-            </w:r>
-            <w:proofErr w:type="gramEnd"/>
-            <w:r>
-              <w:t>G</w:t>
-            </w:r>
-            <w:r>
-              <w:t xml:space="preserve">ESTORE and </w:t>
-            </w:r>
-            <w:r>
-              <w:t xml:space="preserve">password &lt;&gt; </w:t>
-            </w:r>
-            <w:proofErr w:type="spellStart"/>
-            <w:r>
-              <w:t>null</w:t>
-            </w:r>
-            <w:proofErr w:type="spellEnd"/>
           </w:p>
         </w:tc>
       </w:tr>
@@ -20648,12 +20959,16 @@
           <w:p>
             <w:pPr>
               <w:rPr>
-                <w:lang w:val="en-GB"/>
-              </w:rPr>
-            </w:pPr>
-            <w:proofErr w:type="spellStart"/>
-            <w:r>
-              <w:rPr>
+                <w:b/>
+                <w:bCs/>
+                <w:lang w:val="en-GB"/>
+              </w:rPr>
+            </w:pPr>
+            <w:proofErr w:type="spellStart"/>
+            <w:r>
+              <w:rPr>
+                <w:b/>
+                <w:bCs/>
                 <w:lang w:val="en-GB"/>
               </w:rPr>
               <w:t>Firma</w:t>
@@ -20661,6 +20976,8 @@
             <w:proofErr w:type="spellEnd"/>
             <w:r>
               <w:rPr>
+                <w:b/>
+                <w:bCs/>
                 <w:lang w:val="en-GB"/>
               </w:rPr>
               <w:t xml:space="preserve"> </w:t>
@@ -20668,6 +20985,8 @@
             <w:proofErr w:type="spellStart"/>
             <w:r>
               <w:rPr>
+                <w:b/>
+                <w:bCs/>
                 <w:lang w:val="en-GB"/>
               </w:rPr>
               <w:t>metodo</w:t>
@@ -20727,7 +21046,17 @@
             <w:tcW w:w="1696" w:type="dxa"/>
           </w:tcPr>
           <w:p>
-            <w:r>
+            <w:pPr>
+              <w:rPr>
+                <w:b/>
+                <w:bCs/>
+              </w:rPr>
+            </w:pPr>
+            <w:r>
+              <w:rPr>
+                <w:b/>
+                <w:bCs/>
+              </w:rPr>
               <w:t>Descrizione</w:t>
             </w:r>
           </w:p>
@@ -20752,7 +21081,17 @@
             <w:tcW w:w="1696" w:type="dxa"/>
           </w:tcPr>
           <w:p>
-            <w:r>
+            <w:pPr>
+              <w:rPr>
+                <w:b/>
+                <w:bCs/>
+              </w:rPr>
+            </w:pPr>
+            <w:r>
+              <w:rPr>
+                <w:b/>
+                <w:bCs/>
+              </w:rPr>
               <w:t>Pre-condizione</w:t>
             </w:r>
           </w:p>
@@ -20771,12 +21110,17 @@
               <w:t xml:space="preserve"> </w:t>
             </w:r>
             <w:proofErr w:type="spellStart"/>
+            <w:proofErr w:type="gramStart"/>
             <w:r>
               <w:t>UtenteDAO</w:t>
             </w:r>
             <w:proofErr w:type="spellEnd"/>
             <w:r>
-              <w:t xml:space="preserve">:: </w:t>
+              <w:t>::</w:t>
+            </w:r>
+            <w:proofErr w:type="gramEnd"/>
+            <w:r>
+              <w:t xml:space="preserve"> </w:t>
             </w:r>
             <w:proofErr w:type="spellStart"/>
             <w:r>
@@ -20819,6 +21163,8 @@
             <w:r>
               <w:t xml:space="preserve"> </w:t>
             </w:r>
+          </w:p>
+          <w:p>
             <w:proofErr w:type="spellStart"/>
             <w:r>
               <w:t>dipendente.ruolo</w:t>
@@ -20841,33 +21187,54 @@
             <w:r>
               <w:t xml:space="preserve">and </w:t>
             </w:r>
-            <w:r>
-              <w:t xml:space="preserve">password &lt;&gt; </w:t>
-            </w:r>
-            <w:proofErr w:type="spellStart"/>
-            <w:r>
-              <w:t>null</w:t>
-            </w:r>
-            <w:proofErr w:type="spellEnd"/>
-            <w:r>
+          </w:p>
+          <w:p>
+            <w:pPr>
+              <w:rPr>
+                <w:lang w:val="en-GB"/>
+              </w:rPr>
+            </w:pPr>
+            <w:r>
+              <w:rPr>
+                <w:lang w:val="en-GB"/>
+              </w:rPr>
+              <w:t>password &lt;&gt; null</w:t>
+            </w:r>
+            <w:r>
+              <w:rPr>
+                <w:lang w:val="en-GB"/>
+              </w:rPr>
               <w:t xml:space="preserve"> and </w:t>
             </w:r>
-            <w:proofErr w:type="spellStart"/>
-            <w:r>
+          </w:p>
+          <w:p>
+            <w:pPr>
+              <w:rPr>
+                <w:lang w:val="en-GB"/>
+              </w:rPr>
+            </w:pPr>
+            <w:proofErr w:type="spellStart"/>
+            <w:r>
+              <w:rPr>
+                <w:lang w:val="en-GB"/>
+              </w:rPr>
               <w:t>dipendente.supervisoreInfo</w:t>
             </w:r>
             <w:proofErr w:type="spellEnd"/>
             <w:r>
-              <w:t xml:space="preserve"> &lt;&gt; </w:t>
-            </w:r>
-            <w:proofErr w:type="spellStart"/>
-            <w:r>
-              <w:t>null</w:t>
-            </w:r>
-            <w:proofErr w:type="spellEnd"/>
-            <w:r>
+              <w:rPr>
+                <w:lang w:val="en-GB"/>
+              </w:rPr>
+              <w:t xml:space="preserve"> &lt;&gt; null</w:t>
+            </w:r>
+            <w:r>
+              <w:rPr>
+                <w:lang w:val="en-GB"/>
+              </w:rPr>
               <w:t xml:space="preserve"> and </w:t>
             </w:r>
+          </w:p>
+          <w:p>
             <w:proofErr w:type="spellStart"/>
             <w:r>
               <w:t>dipendente.supervisoreInfo.matricola</w:t>
@@ -20875,6 +21242,46 @@
             <w:proofErr w:type="spellEnd"/>
             <w:r>
               <w:t xml:space="preserve"> &gt; 0</w:t>
+            </w:r>
+            <w:r>
+              <w:t xml:space="preserve"> and</w:t>
+            </w:r>
+          </w:p>
+          <w:p>
+            <w:proofErr w:type="spellStart"/>
+            <w:r>
+              <w:t>Supervisore.allIstances</w:t>
+            </w:r>
+            <w:proofErr w:type="spellEnd"/>
+            <w:r>
+              <w:t>()-&gt;</w:t>
+            </w:r>
+            <w:proofErr w:type="spellStart"/>
+            <w:r>
+              <w:t>exists</w:t>
+            </w:r>
+            <w:proofErr w:type="spellEnd"/>
+            <w:r>
+              <w:t xml:space="preserve">(s | </w:t>
+            </w:r>
+            <w:proofErr w:type="spellStart"/>
+            <w:r>
+              <w:t>s.matricola</w:t>
+            </w:r>
+            <w:proofErr w:type="spellEnd"/>
+            <w:r>
+              <w:t>=</w:t>
+            </w:r>
+            <w:r>
+              <w:t xml:space="preserve"> </w:t>
+            </w:r>
+            <w:proofErr w:type="spellStart"/>
+            <w:r>
+              <w:t>dipendente.supervisoreInfo.matricola</w:t>
+            </w:r>
+            <w:proofErr w:type="spellEnd"/>
+            <w:r>
+              <w:t>)</w:t>
             </w:r>
           </w:p>
           <w:p/>
@@ -20889,7 +21296,18 @@
             <w:tcW w:w="1696" w:type="dxa"/>
           </w:tcPr>
           <w:p>
-            <w:r>
+            <w:pPr>
+              <w:rPr>
+                <w:b/>
+                <w:bCs/>
+              </w:rPr>
+            </w:pPr>
+            <w:r>
+              <w:rPr>
+                <w:b/>
+                <w:bCs/>
+              </w:rPr>
+              <w:lastRenderedPageBreak/>
               <w:t>Post-condizione</w:t>
             </w:r>
           </w:p>
@@ -20908,12 +21326,17 @@
               <w:t xml:space="preserve"> </w:t>
             </w:r>
             <w:proofErr w:type="spellStart"/>
+            <w:proofErr w:type="gramStart"/>
             <w:r>
               <w:t>UtenteDAO</w:t>
             </w:r>
             <w:proofErr w:type="spellEnd"/>
             <w:r>
-              <w:t xml:space="preserve">:: </w:t>
+              <w:t>::</w:t>
+            </w:r>
+            <w:proofErr w:type="gramEnd"/>
+            <w:r>
+              <w:t xml:space="preserve"> </w:t>
             </w:r>
             <w:proofErr w:type="spellStart"/>
             <w:r>
@@ -21009,7 +21432,17 @@
             <w:tcW w:w="1696" w:type="dxa"/>
           </w:tcPr>
           <w:p>
-            <w:r>
+            <w:pPr>
+              <w:rPr>
+                <w:b/>
+                <w:bCs/>
+              </w:rPr>
+            </w:pPr>
+            <w:r>
+              <w:rPr>
+                <w:b/>
+                <w:bCs/>
+              </w:rPr>
               <w:t>Firma metodo</w:t>
             </w:r>
           </w:p>
@@ -21073,7 +21506,17 @@
             <w:tcW w:w="1696" w:type="dxa"/>
           </w:tcPr>
           <w:p>
-            <w:r>
+            <w:pPr>
+              <w:rPr>
+                <w:b/>
+                <w:bCs/>
+              </w:rPr>
+            </w:pPr>
+            <w:r>
+              <w:rPr>
+                <w:b/>
+                <w:bCs/>
+              </w:rPr>
               <w:t>Descrizione</w:t>
             </w:r>
           </w:p>
@@ -21084,7 +21527,19 @@
           </w:tcPr>
           <w:p>
             <w:r>
-              <w:t>Permette di inserire un nuovo dipendente sia nella tabella Utente che nella tabella Dipendente del database</w:t>
+              <w:t>Permette di inserire un nuovo</w:t>
+            </w:r>
+            <w:r>
+              <w:t xml:space="preserve"> supervisore</w:t>
+            </w:r>
+            <w:r>
+              <w:t xml:space="preserve"> sia nella tabella Utente che nella tabella</w:t>
+            </w:r>
+            <w:r>
+              <w:t xml:space="preserve"> Supervisore</w:t>
+            </w:r>
+            <w:r>
+              <w:t xml:space="preserve"> del database</w:t>
             </w:r>
           </w:p>
         </w:tc>
@@ -21098,7 +21553,17 @@
             <w:tcW w:w="1696" w:type="dxa"/>
           </w:tcPr>
           <w:p>
-            <w:r>
+            <w:pPr>
+              <w:rPr>
+                <w:b/>
+                <w:bCs/>
+              </w:rPr>
+            </w:pPr>
+            <w:r>
+              <w:rPr>
+                <w:b/>
+                <w:bCs/>
+              </w:rPr>
               <w:t>Pre-condizione</w:t>
             </w:r>
           </w:p>
@@ -21120,6 +21585,7 @@
               <w:t xml:space="preserve">Context </w:t>
             </w:r>
             <w:proofErr w:type="spellStart"/>
+            <w:proofErr w:type="gramStart"/>
             <w:r>
               <w:rPr>
                 <w:lang w:val="en-GB"/>
@@ -21131,7 +21597,14 @@
               <w:rPr>
                 <w:lang w:val="en-GB"/>
               </w:rPr>
-              <w:t>:: ::</w:t>
+              <w:t>::</w:t>
+            </w:r>
+            <w:proofErr w:type="gramEnd"/>
+            <w:r>
+              <w:rPr>
+                <w:lang w:val="en-GB"/>
+              </w:rPr>
+              <w:t xml:space="preserve"> ::</w:t>
             </w:r>
             <w:proofErr w:type="spellStart"/>
             <w:r>
@@ -21201,11 +21674,21 @@
             </w:r>
             <w:proofErr w:type="spellEnd"/>
             <w:r>
-              <w:t xml:space="preserve"> = Tipi::ruo</w:t>
-            </w:r>
-            <w:r>
-              <w:t xml:space="preserve">lo::SUPERVISORE </w:t>
-            </w:r>
+              <w:t xml:space="preserve"> = </w:t>
+            </w:r>
+            <w:proofErr w:type="gramStart"/>
+            <w:r>
+              <w:t>Tipi::ruo</w:t>
+            </w:r>
+            <w:r>
+              <w:t>lo::</w:t>
+            </w:r>
+            <w:proofErr w:type="gramEnd"/>
+            <w:r>
+              <w:t xml:space="preserve">SUPERVISORE </w:t>
+            </w:r>
+          </w:p>
+          <w:p>
             <w:r>
               <w:t xml:space="preserve">password &lt;&gt; </w:t>
             </w:r>
@@ -21226,7 +21709,17 @@
             <w:tcW w:w="1696" w:type="dxa"/>
           </w:tcPr>
           <w:p>
-            <w:r>
+            <w:pPr>
+              <w:rPr>
+                <w:b/>
+                <w:bCs/>
+              </w:rPr>
+            </w:pPr>
+            <w:r>
+              <w:rPr>
+                <w:b/>
+                <w:bCs/>
+              </w:rPr>
               <w:t>Post-condizione</w:t>
             </w:r>
           </w:p>
@@ -21248,6 +21741,7 @@
               <w:t xml:space="preserve">Context </w:t>
             </w:r>
             <w:proofErr w:type="spellStart"/>
+            <w:proofErr w:type="gramStart"/>
             <w:r>
               <w:rPr>
                 <w:lang w:val="en-GB"/>
@@ -21259,7 +21753,14 @@
               <w:rPr>
                 <w:lang w:val="en-GB"/>
               </w:rPr>
-              <w:t>:: ::</w:t>
+              <w:t>::</w:t>
+            </w:r>
+            <w:proofErr w:type="gramEnd"/>
+            <w:r>
+              <w:rPr>
+                <w:lang w:val="en-GB"/>
+              </w:rPr>
+              <w:t xml:space="preserve"> ::</w:t>
             </w:r>
             <w:proofErr w:type="spellStart"/>
             <w:r>
@@ -21393,7 +21894,14 @@
             <w:tcW w:w="10343" w:type="dxa"/>
             <w:gridSpan w:val="2"/>
           </w:tcPr>
-          <w:p/>
+          <w:p>
+            <w:pPr>
+              <w:rPr>
+                <w:b/>
+                <w:bCs/>
+              </w:rPr>
+            </w:pPr>
+          </w:p>
         </w:tc>
       </w:tr>
       <w:tr>
@@ -21405,7 +21913,17 @@
             <w:tcW w:w="1696" w:type="dxa"/>
           </w:tcPr>
           <w:p>
-            <w:r>
+            <w:pPr>
+              <w:rPr>
+                <w:b/>
+                <w:bCs/>
+              </w:rPr>
+            </w:pPr>
+            <w:r>
+              <w:rPr>
+                <w:b/>
+                <w:bCs/>
+              </w:rPr>
               <w:t>Firma metodo</w:t>
             </w:r>
           </w:p>
@@ -21470,7 +21988,17 @@
             <w:tcW w:w="1696" w:type="dxa"/>
           </w:tcPr>
           <w:p>
-            <w:r>
+            <w:pPr>
+              <w:rPr>
+                <w:b/>
+                <w:bCs/>
+              </w:rPr>
+            </w:pPr>
+            <w:r>
+              <w:rPr>
+                <w:b/>
+                <w:bCs/>
+              </w:rPr>
               <w:t>Descrizione</w:t>
             </w:r>
           </w:p>
@@ -21520,7 +22048,17 @@
             <w:tcW w:w="1696" w:type="dxa"/>
           </w:tcPr>
           <w:p>
-            <w:r>
+            <w:pPr>
+              <w:rPr>
+                <w:b/>
+                <w:bCs/>
+              </w:rPr>
+            </w:pPr>
+            <w:r>
+              <w:rPr>
+                <w:b/>
+                <w:bCs/>
+              </w:rPr>
               <w:t>Pre-condizione</w:t>
             </w:r>
           </w:p>
@@ -21631,13 +22169,13 @@
                 <w:lang w:val="en-GB"/>
               </w:rPr>
               <w:br/>
-              <w:t>connection &lt;&gt; null a</w:t>
-            </w:r>
-            <w:r>
-              <w:rPr>
-                <w:lang w:val="en-GB"/>
-              </w:rPr>
-              <w:t xml:space="preserve">nd </w:t>
+              <w:t xml:space="preserve">connection &lt;&gt; null and </w:t>
+            </w:r>
+            <w:r>
+              <w:rPr>
+                <w:lang w:val="en-GB"/>
+              </w:rPr>
+              <w:br/>
             </w:r>
             <w:proofErr w:type="spellStart"/>
             <w:r>
@@ -21665,8 +22203,39 @@
               <w:rPr>
                 <w:lang w:val="en-GB"/>
               </w:rPr>
-              <w:t xml:space="preserve">() &gt; 0 and </w:t>
-            </w:r>
+              <w:t xml:space="preserve">() </w:t>
+            </w:r>
+            <w:r>
+              <w:rPr>
+                <w:lang w:val="en-GB"/>
+              </w:rPr>
+              <w:t>&lt;=</w:t>
+            </w:r>
+            <w:r>
+              <w:rPr>
+                <w:lang w:val="en-GB"/>
+              </w:rPr>
+              <w:t xml:space="preserve"> </w:t>
+            </w:r>
+            <w:r>
+              <w:rPr>
+                <w:lang w:val="en-GB"/>
+              </w:rPr>
+              <w:t>250</w:t>
+            </w:r>
+            <w:r>
+              <w:rPr>
+                <w:lang w:val="en-GB"/>
+              </w:rPr>
+              <w:t xml:space="preserve"> and </w:t>
+            </w:r>
+          </w:p>
+          <w:p>
+            <w:pPr>
+              <w:rPr>
+                <w:lang w:val="en-GB"/>
+              </w:rPr>
+            </w:pPr>
             <w:proofErr w:type="spellStart"/>
             <w:r>
               <w:rPr>
@@ -21693,7 +22262,25 @@
               <w:rPr>
                 <w:lang w:val="en-GB"/>
               </w:rPr>
-              <w:t xml:space="preserve">() &gt; 0 and </w:t>
+              <w:t>()</w:t>
+            </w:r>
+            <w:r>
+              <w:rPr>
+                <w:lang w:val="en-GB"/>
+              </w:rPr>
+              <w:t xml:space="preserve">&lt;= 50 </w:t>
+            </w:r>
+            <w:r>
+              <w:rPr>
+                <w:lang w:val="en-GB"/>
+              </w:rPr>
+              <w:t xml:space="preserve">and </w:t>
+            </w:r>
+            <w:r>
+              <w:rPr>
+                <w:lang w:val="en-GB"/>
+              </w:rPr>
+              <w:br/>
             </w:r>
             <w:proofErr w:type="spellStart"/>
             <w:r>
@@ -21721,7 +22308,37 @@
               <w:rPr>
                 <w:lang w:val="en-GB"/>
               </w:rPr>
-              <w:t xml:space="preserve">() &gt; 0 and </w:t>
+              <w:t xml:space="preserve">() </w:t>
+            </w:r>
+            <w:r>
+              <w:rPr>
+                <w:lang w:val="en-GB"/>
+              </w:rPr>
+              <w:t>&lt;=</w:t>
+            </w:r>
+            <w:r>
+              <w:rPr>
+                <w:lang w:val="en-GB"/>
+              </w:rPr>
+              <w:t xml:space="preserve"> </w:t>
+            </w:r>
+            <w:r>
+              <w:rPr>
+                <w:lang w:val="en-GB"/>
+              </w:rPr>
+              <w:t>50</w:t>
+            </w:r>
+            <w:r>
+              <w:rPr>
+                <w:lang w:val="en-GB"/>
+              </w:rPr>
+              <w:t xml:space="preserve"> and </w:t>
+            </w:r>
+            <w:r>
+              <w:rPr>
+                <w:lang w:val="en-GB"/>
+              </w:rPr>
+              <w:br/>
             </w:r>
             <w:proofErr w:type="spellStart"/>
             <w:r>
@@ -21737,6 +22354,12 @@
               </w:rPr>
               <w:t xml:space="preserve"> &lt;&gt; null and </w:t>
             </w:r>
+            <w:r>
+              <w:rPr>
+                <w:lang w:val="en-GB"/>
+              </w:rPr>
+              <w:br/>
+            </w:r>
             <w:proofErr w:type="spellStart"/>
             <w:r>
               <w:rPr>
@@ -21751,13 +22374,122 @@
               </w:rPr>
               <w:t xml:space="preserve"> &lt;&gt; null</w:t>
             </w:r>
-          </w:p>
-          <w:p>
-            <w:pPr>
-              <w:rPr>
-                <w:lang w:val="en-GB"/>
-              </w:rPr>
-            </w:pPr>
+            <w:r>
+              <w:rPr>
+                <w:lang w:val="en-GB"/>
+              </w:rPr>
+              <w:t xml:space="preserve"> a</w:t>
+            </w:r>
+            <w:r>
+              <w:rPr>
+                <w:lang w:val="en-GB"/>
+              </w:rPr>
+              <w:t>nd</w:t>
+            </w:r>
+          </w:p>
+          <w:p>
+            <w:pPr>
+              <w:rPr>
+                <w:lang w:val="en-GB"/>
+              </w:rPr>
+            </w:pPr>
+            <w:r>
+              <w:rPr>
+                <w:lang w:val="en-GB"/>
+              </w:rPr>
+              <w:t>password &lt;= 255</w:t>
+            </w:r>
+            <w:r>
+              <w:rPr>
+                <w:lang w:val="en-GB"/>
+              </w:rPr>
+              <w:t xml:space="preserve"> and not</w:t>
+            </w:r>
+            <w:r>
+              <w:rPr>
+                <w:lang w:val="en-GB"/>
+              </w:rPr>
+              <w:br/>
+            </w:r>
+            <w:proofErr w:type="spellStart"/>
+            <w:r>
+              <w:rPr>
+                <w:lang w:val="en-GB"/>
+              </w:rPr>
+              <w:t>Utente.allIstances</w:t>
+            </w:r>
+            <w:proofErr w:type="spellEnd"/>
+            <w:r>
+              <w:rPr>
+                <w:lang w:val="en-GB"/>
+              </w:rPr>
+              <w:t xml:space="preserve">()-&gt;exists(u | </w:t>
+            </w:r>
+            <w:proofErr w:type="spellStart"/>
+            <w:r>
+              <w:rPr>
+                <w:lang w:val="en-GB"/>
+              </w:rPr>
+              <w:t>u.email</w:t>
+            </w:r>
+            <w:proofErr w:type="spellEnd"/>
+            <w:r>
+              <w:rPr>
+                <w:lang w:val="en-GB"/>
+              </w:rPr>
+              <w:t xml:space="preserve"> = </w:t>
+            </w:r>
+            <w:proofErr w:type="spellStart"/>
+            <w:r>
+              <w:rPr>
+                <w:lang w:val="en-GB"/>
+              </w:rPr>
+              <w:t>utente.email</w:t>
+            </w:r>
+            <w:proofErr w:type="spellEnd"/>
+            <w:r>
+              <w:rPr>
+                <w:lang w:val="en-GB"/>
+              </w:rPr>
+              <w:t>)</w:t>
+            </w:r>
+          </w:p>
+          <w:p>
+            <w:r>
+              <w:t>[</w:t>
+            </w:r>
+            <w:proofErr w:type="spellStart"/>
+            <w:r>
+              <w:t>Constraint</w:t>
+            </w:r>
+            <w:proofErr w:type="spellEnd"/>
+            <w:r>
+              <w:t xml:space="preserve"> dovuto al campo </w:t>
+            </w:r>
+            <w:proofErr w:type="gramStart"/>
+            <w:r>
+              <w:t>email</w:t>
+            </w:r>
+            <w:proofErr w:type="gramEnd"/>
+            <w:r>
+              <w:t xml:space="preserve"> del </w:t>
+            </w:r>
+            <w:proofErr w:type="spellStart"/>
+            <w:r>
+              <w:t>db</w:t>
+            </w:r>
+            <w:proofErr w:type="spellEnd"/>
+            <w:r>
+              <w:t xml:space="preserve"> dichiarato come </w:t>
+            </w:r>
+            <w:proofErr w:type="spellStart"/>
+            <w:r>
+              <w:t>unique</w:t>
+            </w:r>
+            <w:proofErr w:type="spellEnd"/>
+            <w:r>
+              <w:t>]</w:t>
+            </w:r>
           </w:p>
         </w:tc>
       </w:tr>
@@ -21770,7 +22502,17 @@
             <w:tcW w:w="1696" w:type="dxa"/>
           </w:tcPr>
           <w:p>
-            <w:r>
+            <w:pPr>
+              <w:rPr>
+                <w:b/>
+                <w:bCs/>
+              </w:rPr>
+            </w:pPr>
+            <w:r>
+              <w:rPr>
+                <w:b/>
+                <w:bCs/>
+              </w:rPr>
               <w:t>Post-condizione</w:t>
             </w:r>
           </w:p>
@@ -21779,7 +22521,6 @@
           <w:tcPr>
             <w:tcW w:w="8647" w:type="dxa"/>
           </w:tcPr>
-          <w:p/>
           <w:p/>
           <w:p>
             <w:proofErr w:type="spellStart"/>
@@ -21810,7 +22551,14 @@
             <w:tcW w:w="10343" w:type="dxa"/>
             <w:gridSpan w:val="2"/>
           </w:tcPr>
-          <w:p/>
+          <w:p>
+            <w:pPr>
+              <w:rPr>
+                <w:b/>
+                <w:bCs/>
+              </w:rPr>
+            </w:pPr>
+          </w:p>
         </w:tc>
       </w:tr>
       <w:tr>
@@ -21821,8 +22569,16 @@
           <w:p>
             <w:pPr>
               <w:spacing w:after="160" w:line="259" w:lineRule="auto"/>
-            </w:pPr>
-            <w:r>
+              <w:rPr>
+                <w:b/>
+                <w:bCs/>
+              </w:rPr>
+            </w:pPr>
+            <w:r>
+              <w:rPr>
+                <w:b/>
+                <w:bCs/>
+              </w:rPr>
               <w:t>Firma metodo</w:t>
             </w:r>
           </w:p>
@@ -21909,9 +22665,16 @@
           <w:p>
             <w:pPr>
               <w:spacing w:after="160" w:line="259" w:lineRule="auto"/>
-            </w:pPr>
-            <w:r>
-              <w:lastRenderedPageBreak/>
+              <w:rPr>
+                <w:b/>
+                <w:bCs/>
+              </w:rPr>
+            </w:pPr>
+            <w:r>
+              <w:rPr>
+                <w:b/>
+                <w:bCs/>
+              </w:rPr>
               <w:t>Descrizione</w:t>
             </w:r>
           </w:p>
@@ -21941,8 +22704,16 @@
           <w:p>
             <w:pPr>
               <w:spacing w:after="160" w:line="259" w:lineRule="auto"/>
-            </w:pPr>
-            <w:r>
+              <w:rPr>
+                <w:b/>
+                <w:bCs/>
+              </w:rPr>
+            </w:pPr>
+            <w:r>
+              <w:rPr>
+                <w:b/>
+                <w:bCs/>
+              </w:rPr>
               <w:t>Pre-condizione</w:t>
             </w:r>
           </w:p>
@@ -21964,6 +22735,7 @@
               <w:t xml:space="preserve"> </w:t>
             </w:r>
             <w:proofErr w:type="spellStart"/>
+            <w:proofErr w:type="gramStart"/>
             <w:r>
               <w:t>UtenteDAO</w:t>
             </w:r>
@@ -21972,6 +22744,7 @@
               <w:t>::</w:t>
             </w:r>
             <w:proofErr w:type="spellStart"/>
+            <w:proofErr w:type="gramEnd"/>
             <w:r>
               <w:t>findByMatricola</w:t>
             </w:r>
@@ -22026,8 +22799,17 @@
           <w:p>
             <w:pPr>
               <w:spacing w:after="160" w:line="259" w:lineRule="auto"/>
-            </w:pPr>
-            <w:r>
+              <w:rPr>
+                <w:b/>
+                <w:bCs/>
+              </w:rPr>
+            </w:pPr>
+            <w:r>
+              <w:rPr>
+                <w:b/>
+                <w:bCs/>
+              </w:rPr>
+              <w:lastRenderedPageBreak/>
               <w:t>Post-condizione</w:t>
             </w:r>
           </w:p>
@@ -22049,6 +22831,7 @@
               <w:t xml:space="preserve"> </w:t>
             </w:r>
             <w:proofErr w:type="spellStart"/>
+            <w:proofErr w:type="gramStart"/>
             <w:r>
               <w:t>UtenteDAO</w:t>
             </w:r>
@@ -22057,6 +22840,7 @@
               <w:t>::</w:t>
             </w:r>
             <w:proofErr w:type="spellStart"/>
+            <w:proofErr w:type="gramEnd"/>
             <w:r>
               <w:t>findByMatricola</w:t>
             </w:r>
@@ -22100,17 +22884,11 @@
             </w:r>
             <w:proofErr w:type="spellStart"/>
             <w:r>
-              <w:t>u.</w:t>
-            </w:r>
-            <w:r>
-              <w:t>matricola</w:t>
-            </w:r>
-            <w:proofErr w:type="spellEnd"/>
-            <w:r>
-              <w:t xml:space="preserve"> =</w:t>
-            </w:r>
-            <w:r>
-              <w:t xml:space="preserve"> ma</w:t>
+              <w:t>u.matricola</w:t>
+            </w:r>
+            <w:proofErr w:type="spellEnd"/>
+            <w:r>
+              <w:t xml:space="preserve"> = ma</w:t>
             </w:r>
             <w:r>
               <w:t>tricola</w:t>
@@ -22251,6 +23029,8 @@
             <w:pPr>
               <w:spacing w:after="160" w:line="259" w:lineRule="auto"/>
               <w:rPr>
+                <w:b/>
+                <w:bCs/>
                 <w:lang w:val="en-GB"/>
               </w:rPr>
             </w:pPr>
@@ -22268,10 +23048,16 @@
           <w:p>
             <w:pPr>
               <w:rPr>
-                <w:lang w:val="en-GB"/>
-              </w:rPr>
-            </w:pPr>
-            <w:r>
+                <w:b/>
+                <w:bCs/>
+                <w:lang w:val="en-GB"/>
+              </w:rPr>
+            </w:pPr>
+            <w:r>
+              <w:rPr>
+                <w:b/>
+                <w:bCs/>
+              </w:rPr>
               <w:t>Firma metodo</w:t>
             </w:r>
           </w:p>
@@ -22298,8 +23084,13 @@
               <w:t>(</w:t>
             </w:r>
             <w:proofErr w:type="spellStart"/>
-            <w:r>
-              <w:t>email:String</w:t>
+            <w:proofErr w:type="gramStart"/>
+            <w:r>
+              <w:t>email</w:t>
+            </w:r>
+            <w:proofErr w:type="gramEnd"/>
+            <w:r>
+              <w:t>:String</w:t>
             </w:r>
             <w:proofErr w:type="spellEnd"/>
             <w:r>
@@ -22319,10 +23110,16 @@
           <w:p>
             <w:pPr>
               <w:rPr>
-                <w:lang w:val="en-GB"/>
-              </w:rPr>
-            </w:pPr>
-            <w:r>
+                <w:b/>
+                <w:bCs/>
+                <w:lang w:val="en-GB"/>
+              </w:rPr>
+            </w:pPr>
+            <w:r>
+              <w:rPr>
+                <w:b/>
+                <w:bCs/>
+              </w:rPr>
               <w:t>Descrizione</w:t>
             </w:r>
           </w:p>
@@ -22336,7 +23133,15 @@
               <w:t>Recupera dal database un U</w:t>
             </w:r>
             <w:r>
-              <w:t>tente con email corrispondente al parametro passato</w:t>
+              <w:t xml:space="preserve">tente con </w:t>
+            </w:r>
+            <w:proofErr w:type="gramStart"/>
+            <w:r>
+              <w:t>email</w:t>
+            </w:r>
+            <w:proofErr w:type="gramEnd"/>
+            <w:r>
+              <w:t xml:space="preserve"> corrispondente al parametro passato</w:t>
             </w:r>
           </w:p>
         </w:tc>
@@ -22352,10 +23157,16 @@
           <w:p>
             <w:pPr>
               <w:rPr>
-                <w:lang w:val="en-GB"/>
-              </w:rPr>
-            </w:pPr>
-            <w:r>
+                <w:b/>
+                <w:bCs/>
+                <w:lang w:val="en-GB"/>
+              </w:rPr>
+            </w:pPr>
+            <w:r>
+              <w:rPr>
+                <w:b/>
+                <w:bCs/>
+              </w:rPr>
               <w:t>Pre-condizione</w:t>
             </w:r>
           </w:p>
@@ -22377,6 +23188,7 @@
               <w:t xml:space="preserve">Context </w:t>
             </w:r>
             <w:proofErr w:type="spellStart"/>
+            <w:proofErr w:type="gramStart"/>
             <w:r>
               <w:rPr>
                 <w:lang w:val="en-GB"/>
@@ -22391,6 +23203,7 @@
               <w:t>::</w:t>
             </w:r>
             <w:proofErr w:type="spellStart"/>
+            <w:proofErr w:type="gramEnd"/>
             <w:r>
               <w:rPr>
                 <w:lang w:val="en-GB"/>
@@ -22433,10 +23246,16 @@
           <w:p>
             <w:pPr>
               <w:rPr>
-                <w:lang w:val="en-GB"/>
-              </w:rPr>
-            </w:pPr>
-            <w:r>
+                <w:b/>
+                <w:bCs/>
+                <w:lang w:val="en-GB"/>
+              </w:rPr>
+            </w:pPr>
+            <w:r>
+              <w:rPr>
+                <w:b/>
+                <w:bCs/>
+              </w:rPr>
               <w:t>Post-condizione</w:t>
             </w:r>
           </w:p>
@@ -22458,6 +23277,7 @@
               <w:t xml:space="preserve">Context </w:t>
             </w:r>
             <w:proofErr w:type="spellStart"/>
+            <w:proofErr w:type="gramStart"/>
             <w:r>
               <w:rPr>
                 <w:lang w:val="en-GB"/>
@@ -22472,6 +23292,7 @@
               <w:t>::</w:t>
             </w:r>
             <w:proofErr w:type="spellStart"/>
+            <w:proofErr w:type="gramEnd"/>
             <w:r>
               <w:rPr>
                 <w:lang w:val="en-GB"/>
@@ -22699,8 +23520,16 @@
           <w:p>
             <w:pPr>
               <w:spacing w:after="160" w:line="259" w:lineRule="auto"/>
-            </w:pPr>
-            <w:r>
+              <w:rPr>
+                <w:b/>
+                <w:bCs/>
+              </w:rPr>
+            </w:pPr>
+            <w:r>
+              <w:rPr>
+                <w:b/>
+                <w:bCs/>
+              </w:rPr>
               <w:t>Firma metodo</w:t>
             </w:r>
           </w:p>
@@ -22751,8 +23580,16 @@
           <w:p>
             <w:pPr>
               <w:spacing w:after="160" w:line="259" w:lineRule="auto"/>
-            </w:pPr>
-            <w:r>
+              <w:rPr>
+                <w:b/>
+                <w:bCs/>
+              </w:rPr>
+            </w:pPr>
+            <w:r>
+              <w:rPr>
+                <w:b/>
+                <w:bCs/>
+              </w:rPr>
               <w:t>Descrizione</w:t>
             </w:r>
           </w:p>
@@ -22779,8 +23616,16 @@
           <w:p>
             <w:pPr>
               <w:spacing w:after="160" w:line="259" w:lineRule="auto"/>
-            </w:pPr>
-            <w:r>
+              <w:rPr>
+                <w:b/>
+                <w:bCs/>
+              </w:rPr>
+            </w:pPr>
+            <w:r>
+              <w:rPr>
+                <w:b/>
+                <w:bCs/>
+              </w:rPr>
               <w:t>Pre-condizione</w:t>
             </w:r>
           </w:p>
@@ -22802,6 +23647,7 @@
               <w:t xml:space="preserve"> </w:t>
             </w:r>
             <w:proofErr w:type="spellStart"/>
+            <w:proofErr w:type="gramStart"/>
             <w:r>
               <w:t>UtenteDAO</w:t>
             </w:r>
@@ -22810,6 +23656,7 @@
               <w:t>::</w:t>
             </w:r>
             <w:proofErr w:type="spellStart"/>
+            <w:proofErr w:type="gramEnd"/>
             <w:r>
               <w:t>getAllDipendentiInfo</w:t>
             </w:r>
@@ -22834,7 +23681,6 @@
               <w:spacing w:after="160" w:line="259" w:lineRule="auto"/>
             </w:pPr>
             <w:r>
-              <w:lastRenderedPageBreak/>
               <w:t xml:space="preserve">matricola </w:t>
             </w:r>
             <w:r>
@@ -22851,88 +23697,98 @@
           <w:p>
             <w:pPr>
               <w:spacing w:after="160" w:line="259" w:lineRule="auto"/>
-            </w:pPr>
+              <w:rPr>
+                <w:b/>
+                <w:bCs/>
+              </w:rPr>
+            </w:pPr>
+            <w:r>
+              <w:rPr>
+                <w:b/>
+                <w:bCs/>
+              </w:rPr>
+              <w:t>Post-condizione</w:t>
+            </w:r>
+          </w:p>
+        </w:tc>
+        <w:tc>
+          <w:tcPr>
+            <w:tcW w:w="8647" w:type="dxa"/>
+          </w:tcPr>
+          <w:p>
+            <w:pPr>
+              <w:spacing w:after="160" w:line="259" w:lineRule="auto"/>
+            </w:pPr>
+            <w:proofErr w:type="spellStart"/>
+            <w:r>
+              <w:t>Context</w:t>
+            </w:r>
+            <w:proofErr w:type="spellEnd"/>
+            <w:r>
+              <w:t xml:space="preserve"> </w:t>
+            </w:r>
+            <w:proofErr w:type="spellStart"/>
+            <w:proofErr w:type="gramStart"/>
+            <w:r>
+              <w:t>UtenteDAO</w:t>
+            </w:r>
+            <w:proofErr w:type="spellEnd"/>
+            <w:r>
+              <w:t>::</w:t>
+            </w:r>
+            <w:proofErr w:type="spellStart"/>
+            <w:proofErr w:type="gramEnd"/>
+            <w:r>
+              <w:t>getAllDipendentiInfo</w:t>
+            </w:r>
+            <w:proofErr w:type="spellEnd"/>
+            <w:r>
+              <w:t>(</w:t>
+            </w:r>
+            <w:proofErr w:type="spellStart"/>
+            <w:r>
+              <w:t>matricola:</w:t>
+            </w:r>
+            <w:r>
+              <w:t>int</w:t>
+            </w:r>
+            <w:proofErr w:type="spellEnd"/>
+            <w:r>
+              <w:t>)</w:t>
+            </w:r>
+          </w:p>
+          <w:p>
+            <w:pPr>
+              <w:spacing w:after="160" w:line="259" w:lineRule="auto"/>
+            </w:pPr>
+            <w:proofErr w:type="spellStart"/>
+            <w:r>
+              <w:t>result</w:t>
+            </w:r>
+            <w:proofErr w:type="spellEnd"/>
+            <w:r>
+              <w:t xml:space="preserve"> &lt;&gt; </w:t>
+            </w:r>
+            <w:proofErr w:type="spellStart"/>
+            <w:r>
+              <w:t>null</w:t>
+            </w:r>
+            <w:proofErr w:type="spellEnd"/>
+            <w:r>
+              <w:t xml:space="preserve"> and</w:t>
+            </w:r>
+          </w:p>
+          <w:p>
+            <w:pPr>
+              <w:spacing w:after="160" w:line="259" w:lineRule="auto"/>
+            </w:pPr>
+            <w:proofErr w:type="spellStart"/>
             <w:r>
               <w:lastRenderedPageBreak/>
-              <w:t>Post-condizione</w:t>
-            </w:r>
-          </w:p>
-        </w:tc>
-        <w:tc>
-          <w:tcPr>
-            <w:tcW w:w="8647" w:type="dxa"/>
-          </w:tcPr>
-          <w:p>
-            <w:pPr>
-              <w:spacing w:after="160" w:line="259" w:lineRule="auto"/>
-            </w:pPr>
-            <w:proofErr w:type="spellStart"/>
-            <w:r>
-              <w:t>Context</w:t>
-            </w:r>
-            <w:proofErr w:type="spellEnd"/>
-            <w:r>
-              <w:t xml:space="preserve"> </w:t>
-            </w:r>
-            <w:proofErr w:type="spellStart"/>
-            <w:r>
-              <w:t>UtenteDAO</w:t>
-            </w:r>
-            <w:proofErr w:type="spellEnd"/>
-            <w:r>
-              <w:t>::</w:t>
-            </w:r>
-            <w:proofErr w:type="spellStart"/>
-            <w:r>
-              <w:t>getAllDipendentiInfo</w:t>
-            </w:r>
-            <w:proofErr w:type="spellEnd"/>
-            <w:r>
-              <w:t>(</w:t>
-            </w:r>
-            <w:proofErr w:type="spellStart"/>
-            <w:r>
-              <w:t>matricola:</w:t>
-            </w:r>
-            <w:r>
-              <w:t>int</w:t>
-            </w:r>
-            <w:proofErr w:type="spellEnd"/>
-            <w:r>
-              <w:t>)</w:t>
-            </w:r>
-          </w:p>
-          <w:p>
-            <w:pPr>
-              <w:spacing w:after="160" w:line="259" w:lineRule="auto"/>
-            </w:pPr>
-            <w:proofErr w:type="spellStart"/>
-            <w:r>
               <w:t>result</w:t>
             </w:r>
             <w:proofErr w:type="spellEnd"/>
             <w:r>
-              <w:t xml:space="preserve"> &lt;&gt; </w:t>
-            </w:r>
-            <w:proofErr w:type="spellStart"/>
-            <w:r>
-              <w:t>null</w:t>
-            </w:r>
-            <w:proofErr w:type="spellEnd"/>
-            <w:r>
-              <w:t xml:space="preserve"> and</w:t>
-            </w:r>
-          </w:p>
-          <w:p>
-            <w:pPr>
-              <w:spacing w:after="160" w:line="259" w:lineRule="auto"/>
-            </w:pPr>
-            <w:proofErr w:type="spellStart"/>
-            <w:r>
-              <w:t>result</w:t>
-            </w:r>
-            <w:proofErr w:type="spellEnd"/>
-            <w:r>
               <w:t>-&gt;</w:t>
             </w:r>
             <w:proofErr w:type="spellStart"/>
@@ -22953,7 +23809,7 @@
             </w:r>
             <w:proofErr w:type="spellStart"/>
             <w:r>
-              <w:t>exists</w:t>
+              <w:t>select</w:t>
             </w:r>
             <w:proofErr w:type="spellEnd"/>
             <w:r>
@@ -23010,7 +23866,17 @@
             <w:tcW w:w="1696" w:type="dxa"/>
           </w:tcPr>
           <w:p>
-            <w:r>
+            <w:pPr>
+              <w:rPr>
+                <w:b/>
+                <w:bCs/>
+              </w:rPr>
+            </w:pPr>
+            <w:r>
+              <w:rPr>
+                <w:b/>
+                <w:bCs/>
+              </w:rPr>
               <w:t>Firma metodo</w:t>
             </w:r>
           </w:p>
@@ -23054,7 +23920,17 @@
             <w:tcW w:w="1696" w:type="dxa"/>
           </w:tcPr>
           <w:p>
-            <w:r>
+            <w:pPr>
+              <w:rPr>
+                <w:b/>
+                <w:bCs/>
+              </w:rPr>
+            </w:pPr>
+            <w:r>
+              <w:rPr>
+                <w:b/>
+                <w:bCs/>
+              </w:rPr>
               <w:t>Descrizione</w:t>
             </w:r>
           </w:p>
@@ -23079,7 +23955,17 @@
             <w:tcW w:w="1696" w:type="dxa"/>
           </w:tcPr>
           <w:p>
-            <w:r>
+            <w:pPr>
+              <w:rPr>
+                <w:b/>
+                <w:bCs/>
+              </w:rPr>
+            </w:pPr>
+            <w:r>
+              <w:rPr>
+                <w:b/>
+                <w:bCs/>
+              </w:rPr>
               <w:t>Pre-condizione</w:t>
             </w:r>
           </w:p>
@@ -23098,6 +23984,7 @@
               <w:t xml:space="preserve"> </w:t>
             </w:r>
             <w:proofErr w:type="spellStart"/>
+            <w:proofErr w:type="gramStart"/>
             <w:r>
               <w:t>UtenteDAO</w:t>
             </w:r>
@@ -23106,6 +23993,7 @@
               <w:t>::</w:t>
             </w:r>
             <w:proofErr w:type="spellStart"/>
+            <w:proofErr w:type="gramEnd"/>
             <w:r>
               <w:t>getSupervisoreInfo</w:t>
             </w:r>
@@ -23144,7 +24032,17 @@
             <w:tcW w:w="1696" w:type="dxa"/>
           </w:tcPr>
           <w:p>
-            <w:r>
+            <w:pPr>
+              <w:rPr>
+                <w:b/>
+                <w:bCs/>
+              </w:rPr>
+            </w:pPr>
+            <w:r>
+              <w:rPr>
+                <w:b/>
+                <w:bCs/>
+              </w:rPr>
               <w:t>Post-condizione</w:t>
             </w:r>
           </w:p>
@@ -23163,6 +24061,7 @@
               <w:t xml:space="preserve"> </w:t>
             </w:r>
             <w:proofErr w:type="spellStart"/>
+            <w:proofErr w:type="gramStart"/>
             <w:r>
               <w:t>UtenteDAO</w:t>
             </w:r>
@@ -23171,6 +24070,7 @@
               <w:t>::</w:t>
             </w:r>
             <w:proofErr w:type="spellStart"/>
+            <w:proofErr w:type="gramEnd"/>
             <w:r>
               <w:t>getSupervisoreInfo</w:t>
             </w:r>
@@ -23231,121 +24131,38 @@
               <w:t>)</w:t>
             </w:r>
           </w:p>
-          <w:p>
-            <w:pPr>
-              <w:rPr>
-                <w:lang w:val="en-GB"/>
-              </w:rPr>
-            </w:pPr>
-            <w:proofErr w:type="spellStart"/>
-            <w:r>
-              <w:rPr>
-                <w:lang w:val="en-GB"/>
-              </w:rPr>
-              <w:t>targetSupervisore</w:t>
-            </w:r>
-            <w:proofErr w:type="spellEnd"/>
-            <w:r>
-              <w:rPr>
-                <w:lang w:val="en-GB"/>
-              </w:rPr>
-              <w:t xml:space="preserve"> = </w:t>
-            </w:r>
-            <w:proofErr w:type="spellStart"/>
-            <w:r>
-              <w:rPr>
-                <w:lang w:val="en-GB"/>
-              </w:rPr>
-              <w:t>Supervisore.allIstances</w:t>
-            </w:r>
-            <w:proofErr w:type="spellEnd"/>
-            <w:r>
-              <w:rPr>
-                <w:lang w:val="en-GB"/>
-              </w:rPr>
-              <w:t xml:space="preserve">()-&gt; select (s | </w:t>
-            </w:r>
-            <w:proofErr w:type="spellStart"/>
-            <w:r>
-              <w:rPr>
-                <w:lang w:val="en-GB"/>
-              </w:rPr>
-              <w:t>s.matricola</w:t>
-            </w:r>
-            <w:proofErr w:type="spellEnd"/>
-            <w:r>
-              <w:rPr>
-                <w:lang w:val="en-GB"/>
-              </w:rPr>
-              <w:t xml:space="preserve"> = </w:t>
-            </w:r>
-            <w:proofErr w:type="spellStart"/>
-            <w:r>
-              <w:rPr>
-                <w:lang w:val="en-GB"/>
-              </w:rPr>
-              <w:t>tagetDipendente.matricolaSupp</w:t>
-            </w:r>
-            <w:proofErr w:type="spellEnd"/>
+          <w:p/>
+          <w:p>
+            <w:pPr>
+              <w:rPr>
+                <w:lang w:val="en-GB"/>
+              </w:rPr>
+            </w:pPr>
+            <w:r>
+              <w:rPr>
+                <w:lang w:val="en-GB"/>
+              </w:rPr>
+              <w:t>if (</w:t>
+            </w:r>
+            <w:proofErr w:type="spellStart"/>
+            <w:r>
+              <w:rPr>
+                <w:lang w:val="en-GB"/>
+              </w:rPr>
+              <w:t>tagetDipendente</w:t>
+            </w:r>
+            <w:proofErr w:type="spellEnd"/>
+            <w:r>
+              <w:rPr>
+                <w:lang w:val="en-GB"/>
+              </w:rPr>
+              <w:t xml:space="preserve"> &lt;&gt; null</w:t>
+            </w:r>
             <w:r>
               <w:rPr>
                 <w:lang w:val="en-GB"/>
               </w:rPr>
               <w:t>)</w:t>
-            </w:r>
-          </w:p>
-          <w:p>
-            <w:pPr>
-              <w:rPr>
-                <w:lang w:val="en-GB"/>
-              </w:rPr>
-            </w:pPr>
-          </w:p>
-          <w:p>
-            <w:pPr>
-              <w:rPr>
-                <w:lang w:val="en-GB"/>
-              </w:rPr>
-            </w:pPr>
-            <w:r>
-              <w:rPr>
-                <w:lang w:val="en-GB"/>
-              </w:rPr>
-              <w:t>if (</w:t>
-            </w:r>
-            <w:proofErr w:type="spellStart"/>
-            <w:r>
-              <w:rPr>
-                <w:lang w:val="en-GB"/>
-              </w:rPr>
-              <w:t>tagetDipendente</w:t>
-            </w:r>
-            <w:proofErr w:type="spellEnd"/>
-            <w:r>
-              <w:rPr>
-                <w:lang w:val="en-GB"/>
-              </w:rPr>
-              <w:t xml:space="preserve"> &lt;&gt; null </w:t>
-            </w:r>
-            <w:r>
-              <w:rPr>
-                <w:lang w:val="en-GB"/>
-              </w:rPr>
-              <w:t xml:space="preserve">and </w:t>
-            </w:r>
-            <w:proofErr w:type="spellStart"/>
-            <w:r>
-              <w:rPr>
-                <w:lang w:val="en-GB"/>
-              </w:rPr>
-              <w:t>targetSupervisore</w:t>
-            </w:r>
-            <w:proofErr w:type="spellEnd"/>
-            <w:r>
-              <w:rPr>
-                <w:lang w:val="en-GB"/>
-              </w:rPr>
-              <w:t xml:space="preserve"> &lt;&gt; null)</w:t>
             </w:r>
           </w:p>
           <w:p>
@@ -23453,10 +24270,16 @@
           <w:p>
             <w:pPr>
               <w:rPr>
-                <w:lang w:val="en-GB"/>
-              </w:rPr>
-            </w:pPr>
-            <w:r>
+                <w:b/>
+                <w:bCs/>
+                <w:lang w:val="en-GB"/>
+              </w:rPr>
+            </w:pPr>
+            <w:r>
+              <w:rPr>
+                <w:b/>
+                <w:bCs/>
+              </w:rPr>
               <w:t>Firma metodo</w:t>
             </w:r>
           </w:p>
@@ -23526,10 +24349,16 @@
           <w:p>
             <w:pPr>
               <w:rPr>
-                <w:lang w:val="en-GB"/>
-              </w:rPr>
-            </w:pPr>
-            <w:r>
+                <w:b/>
+                <w:bCs/>
+                <w:lang w:val="en-GB"/>
+              </w:rPr>
+            </w:pPr>
+            <w:r>
+              <w:rPr>
+                <w:b/>
+                <w:bCs/>
+              </w:rPr>
               <w:t>Descrizione</w:t>
             </w:r>
           </w:p>
@@ -23559,10 +24388,16 @@
           <w:p>
             <w:pPr>
               <w:rPr>
-                <w:lang w:val="en-GB"/>
-              </w:rPr>
-            </w:pPr>
-            <w:r>
+                <w:b/>
+                <w:bCs/>
+                <w:lang w:val="en-GB"/>
+              </w:rPr>
+            </w:pPr>
+            <w:r>
+              <w:rPr>
+                <w:b/>
+                <w:bCs/>
+              </w:rPr>
               <w:t>Pre-condizione</w:t>
             </w:r>
           </w:p>
@@ -23581,6 +24416,7 @@
               <w:t xml:space="preserve"> </w:t>
             </w:r>
             <w:proofErr w:type="spellStart"/>
+            <w:proofErr w:type="gramStart"/>
             <w:r>
               <w:t>UtenteDAO</w:t>
             </w:r>
@@ -23589,6 +24425,7 @@
               <w:t>::</w:t>
             </w:r>
             <w:proofErr w:type="spellStart"/>
+            <w:proofErr w:type="gramEnd"/>
             <w:r>
               <w:t>updateRuolo</w:t>
             </w:r>
@@ -23610,7 +24447,15 @@
             </w:r>
             <w:proofErr w:type="spellEnd"/>
             <w:r>
-              <w:t xml:space="preserve">: Tipi::ruolo, </w:t>
+              <w:t xml:space="preserve">: </w:t>
+            </w:r>
+            <w:proofErr w:type="gramStart"/>
+            <w:r>
+              <w:t>Tipi::</w:t>
+            </w:r>
+            <w:proofErr w:type="gramEnd"/>
+            <w:r>
+              <w:t xml:space="preserve">ruolo, </w:t>
             </w:r>
             <w:proofErr w:type="spellStart"/>
             <w:r>
@@ -23632,6 +24477,33 @@
             <w:r>
               <w:t xml:space="preserve">and </w:t>
             </w:r>
+          </w:p>
+          <w:p>
+            <w:proofErr w:type="spellStart"/>
+            <w:proofErr w:type="gramStart"/>
+            <w:r>
+              <w:t>UtenteDAO</w:t>
+            </w:r>
+            <w:proofErr w:type="spellEnd"/>
+            <w:r>
+              <w:t>::</w:t>
+            </w:r>
+            <w:proofErr w:type="spellStart"/>
+            <w:proofErr w:type="gramEnd"/>
+            <w:r>
+              <w:t>getByMatricola</w:t>
+            </w:r>
+            <w:proofErr w:type="spellEnd"/>
+            <w:r>
+              <w:t xml:space="preserve">(matricola) &lt;&gt; </w:t>
+            </w:r>
+            <w:proofErr w:type="spellStart"/>
+            <w:r>
+              <w:t>null</w:t>
+            </w:r>
+            <w:proofErr w:type="spellEnd"/>
+          </w:p>
+          <w:p>
             <w:proofErr w:type="spellStart"/>
             <w:r>
               <w:t>nuovoRuolo</w:t>
@@ -23643,6 +24515,8 @@
             <w:r>
               <w:t xml:space="preserve">and </w:t>
             </w:r>
+          </w:p>
+          <w:p>
             <w:r>
               <w:t>(</w:t>
             </w:r>
@@ -23652,7 +24526,15 @@
             </w:r>
             <w:proofErr w:type="spellEnd"/>
             <w:r>
-              <w:t xml:space="preserve"> = Tipi::ruolo::DIPENDENTE) </w:t>
+              <w:t xml:space="preserve"> = </w:t>
+            </w:r>
+            <w:proofErr w:type="gramStart"/>
+            <w:r>
+              <w:t>Tipi::ruolo::</w:t>
+            </w:r>
+            <w:proofErr w:type="gramEnd"/>
+            <w:r>
+              <w:t xml:space="preserve">DIPENDENTE) </w:t>
             </w:r>
             <w:proofErr w:type="spellStart"/>
             <w:r>
@@ -23660,7 +24542,36 @@
             </w:r>
             <w:proofErr w:type="spellEnd"/>
             <w:r>
-              <w:t xml:space="preserve"> (</w:t>
+              <w:t xml:space="preserve"> </w:t>
+            </w:r>
+          </w:p>
+          <w:p>
+            <w:r>
+              <w:t>(</w:t>
+            </w:r>
+            <w:proofErr w:type="spellStart"/>
+            <w:r>
+              <w:t>Supervisore.allIstances</w:t>
+            </w:r>
+            <w:proofErr w:type="spellEnd"/>
+            <w:r>
+              <w:t>()-&gt;</w:t>
+            </w:r>
+            <w:proofErr w:type="spellStart"/>
+            <w:r>
+              <w:t>exists</w:t>
+            </w:r>
+            <w:proofErr w:type="spellEnd"/>
+            <w:r>
+              <w:t xml:space="preserve">(s | </w:t>
+            </w:r>
+            <w:proofErr w:type="spellStart"/>
+            <w:r>
+              <w:t>s.matricola</w:t>
+            </w:r>
+            <w:proofErr w:type="spellEnd"/>
+            <w:r>
+              <w:t xml:space="preserve"> = </w:t>
             </w:r>
             <w:proofErr w:type="spellStart"/>
             <w:r>
@@ -23668,15 +24579,27 @@
             </w:r>
             <w:proofErr w:type="spellEnd"/>
             <w:r>
-              <w:t xml:space="preserve"> &gt; 0</w:t>
-            </w:r>
-            <w:r>
               <w:t>)</w:t>
             </w:r>
             <w:r>
-              <w:br/>
-            </w:r>
-          </w:p>
+              <w:t xml:space="preserve"> and m</w:t>
+            </w:r>
+            <w:r>
+              <w:t xml:space="preserve">atricola &lt;&gt; </w:t>
+            </w:r>
+            <w:proofErr w:type="spellStart"/>
+            <w:r>
+              <w:t>matricolaNuovoSupervisore</w:t>
+            </w:r>
+            <w:proofErr w:type="spellEnd"/>
+            <w:r>
+              <w:t>)</w:t>
+            </w:r>
+            <w:r>
+              <w:t xml:space="preserve"> </w:t>
+            </w:r>
+          </w:p>
+          <w:p/>
         </w:tc>
       </w:tr>
       <w:tr>
@@ -23690,10 +24613,16 @@
           <w:p>
             <w:pPr>
               <w:rPr>
-                <w:lang w:val="en-GB"/>
-              </w:rPr>
-            </w:pPr>
-            <w:r>
+                <w:b/>
+                <w:bCs/>
+                <w:lang w:val="en-GB"/>
+              </w:rPr>
+            </w:pPr>
+            <w:r>
+              <w:rPr>
+                <w:b/>
+                <w:bCs/>
+              </w:rPr>
               <w:t>Post-condizione</w:t>
             </w:r>
           </w:p>
@@ -23712,6 +24641,7 @@
               <w:t xml:space="preserve"> </w:t>
             </w:r>
             <w:proofErr w:type="spellStart"/>
+            <w:proofErr w:type="gramStart"/>
             <w:r>
               <w:t>UtenteDAO</w:t>
             </w:r>
@@ -23720,6 +24650,7 @@
               <w:t>::</w:t>
             </w:r>
             <w:proofErr w:type="spellStart"/>
+            <w:proofErr w:type="gramEnd"/>
             <w:r>
               <w:t>updateRuolo</w:t>
             </w:r>
@@ -23741,7 +24672,15 @@
             </w:r>
             <w:proofErr w:type="spellEnd"/>
             <w:r>
-              <w:t xml:space="preserve">: Tipi::ruolo, </w:t>
+              <w:t xml:space="preserve">: </w:t>
+            </w:r>
+            <w:proofErr w:type="gramStart"/>
+            <w:r>
+              <w:t>Tipi::</w:t>
+            </w:r>
+            <w:proofErr w:type="gramEnd"/>
+            <w:r>
+              <w:t xml:space="preserve">ruolo, </w:t>
             </w:r>
             <w:proofErr w:type="spellStart"/>
             <w:r>
@@ -23821,7 +24760,17 @@
             <w:tcW w:w="1696" w:type="dxa"/>
           </w:tcPr>
           <w:p>
-            <w:r>
+            <w:pPr>
+              <w:rPr>
+                <w:b/>
+                <w:bCs/>
+              </w:rPr>
+            </w:pPr>
+            <w:r>
+              <w:rPr>
+                <w:b/>
+                <w:bCs/>
+              </w:rPr>
               <w:t>Firma metodo</w:t>
             </w:r>
           </w:p>
@@ -23896,79 +24845,9 @@
               <w:rPr>
                 <w:lang w:val="en-GB"/>
               </w:rPr>
-              <w:t>) : void</w:t>
-            </w:r>
-          </w:p>
-          <w:p>
-            <w:pPr>
-              <w:rPr>
-                <w:lang w:val="en-GB"/>
-              </w:rPr>
-            </w:pPr>
-            <w:r>
-              <w:rPr>
-                <w:lang w:val="en-GB"/>
-              </w:rPr>
-              <w:t xml:space="preserve">- </w:t>
-            </w:r>
-            <w:proofErr w:type="spellStart"/>
-            <w:r>
-              <w:rPr>
-                <w:lang w:val="en-GB"/>
-              </w:rPr>
-              <w:t>insertIntoDipendente</w:t>
-            </w:r>
-            <w:proofErr w:type="spellEnd"/>
-            <w:r>
-              <w:rPr>
-                <w:lang w:val="en-GB"/>
-              </w:rPr>
-              <w:t>(</w:t>
-            </w:r>
-            <w:proofErr w:type="spellStart"/>
-            <w:r>
-              <w:rPr>
-                <w:lang w:val="en-GB"/>
-              </w:rPr>
-              <w:t>connection:Connection</w:t>
-            </w:r>
-            <w:proofErr w:type="spellEnd"/>
-            <w:r>
-              <w:rPr>
-                <w:lang w:val="en-GB"/>
-              </w:rPr>
-              <w:t xml:space="preserve">, </w:t>
-            </w:r>
-            <w:proofErr w:type="spellStart"/>
-            <w:r>
-              <w:rPr>
-                <w:lang w:val="en-GB"/>
-              </w:rPr>
-              <w:t>matricola:int</w:t>
-            </w:r>
-            <w:proofErr w:type="spellEnd"/>
-            <w:r>
-              <w:rPr>
-                <w:lang w:val="en-GB"/>
-              </w:rPr>
-              <w:t xml:space="preserve">, </w:t>
-            </w:r>
-            <w:proofErr w:type="spellStart"/>
-            <w:r>
-              <w:rPr>
-                <w:lang w:val="en-GB"/>
-              </w:rPr>
-              <w:t>supMatricola:int</w:t>
-            </w:r>
-            <w:proofErr w:type="spellEnd"/>
-            <w:r>
-              <w:rPr>
-                <w:lang w:val="en-GB"/>
-              </w:rPr>
-              <w:t xml:space="preserve">):void       </w:t>
-            </w:r>
-          </w:p>
-          <w:p/>
+              <w:t xml:space="preserve">) : void   </w:t>
+            </w:r>
+          </w:p>
         </w:tc>
       </w:tr>
       <w:tr>
@@ -23980,8 +24859,17 @@
             <w:tcW w:w="1696" w:type="dxa"/>
           </w:tcPr>
           <w:p>
-            <w:r>
-              <w:lastRenderedPageBreak/>
+            <w:pPr>
+              <w:rPr>
+                <w:b/>
+                <w:bCs/>
+              </w:rPr>
+            </w:pPr>
+            <w:r>
+              <w:rPr>
+                <w:b/>
+                <w:bCs/>
+              </w:rPr>
               <w:t>Descrizione</w:t>
             </w:r>
           </w:p>
@@ -23992,7 +24880,26 @@
           </w:tcPr>
           <w:p>
             <w:r>
-              <w:t>Metodo di supporto per mantenere la logica tra le tabella dopo aver effettuato un cambio di ruolo</w:t>
+              <w:t xml:space="preserve">Metodo di supporto per mantenere la logica tra </w:t>
+            </w:r>
+            <w:proofErr w:type="gramStart"/>
+            <w:r>
+              <w:t>le tabella</w:t>
+            </w:r>
+            <w:proofErr w:type="gramEnd"/>
+            <w:r>
+              <w:t xml:space="preserve"> dopo aver effettuato un cambio di ruolo</w:t>
+            </w:r>
+            <w:r>
+              <w:t xml:space="preserve">, cancella dal </w:t>
+            </w:r>
+            <w:proofErr w:type="spellStart"/>
+            <w:r>
+              <w:t>db</w:t>
+            </w:r>
+            <w:proofErr w:type="spellEnd"/>
+            <w:r>
+              <w:t xml:space="preserve"> la entry all’interno della tabella corrispondente</w:t>
             </w:r>
           </w:p>
         </w:tc>
@@ -24006,7 +24913,17 @@
             <w:tcW w:w="1696" w:type="dxa"/>
           </w:tcPr>
           <w:p>
-            <w:r>
+            <w:pPr>
+              <w:rPr>
+                <w:b/>
+                <w:bCs/>
+              </w:rPr>
+            </w:pPr>
+            <w:r>
+              <w:rPr>
+                <w:b/>
+                <w:bCs/>
+              </w:rPr>
               <w:t>Pre-condizione</w:t>
             </w:r>
           </w:p>
@@ -24031,7 +24948,18 @@
             <w:tcW w:w="1696" w:type="dxa"/>
           </w:tcPr>
           <w:p>
-            <w:r>
+            <w:pPr>
+              <w:rPr>
+                <w:b/>
+                <w:bCs/>
+              </w:rPr>
+            </w:pPr>
+            <w:r>
+              <w:rPr>
+                <w:b/>
+                <w:bCs/>
+              </w:rPr>
+              <w:lastRenderedPageBreak/>
               <w:t>Post-condizione</w:t>
             </w:r>
           </w:p>
@@ -24053,6 +24981,7 @@
               <w:t xml:space="preserve">Context </w:t>
             </w:r>
             <w:proofErr w:type="spellStart"/>
+            <w:proofErr w:type="gramStart"/>
             <w:r>
               <w:rPr>
                 <w:lang w:val="en-GB"/>
@@ -24067,6 +24996,7 @@
               <w:t>::</w:t>
             </w:r>
             <w:proofErr w:type="spellStart"/>
+            <w:proofErr w:type="gramEnd"/>
             <w:r>
               <w:rPr>
                 <w:lang w:val="en-GB"/>
@@ -24304,7 +25234,17 @@
             <w:tcW w:w="1696" w:type="dxa"/>
           </w:tcPr>
           <w:p>
-            <w:r>
+            <w:pPr>
+              <w:rPr>
+                <w:b/>
+                <w:bCs/>
+              </w:rPr>
+            </w:pPr>
+            <w:r>
+              <w:rPr>
+                <w:b/>
+                <w:bCs/>
+              </w:rPr>
               <w:t>Firma metodo</w:t>
             </w:r>
           </w:p>
@@ -24386,7 +25326,17 @@
             <w:tcW w:w="1696" w:type="dxa"/>
           </w:tcPr>
           <w:p>
-            <w:r>
+            <w:pPr>
+              <w:rPr>
+                <w:b/>
+                <w:bCs/>
+              </w:rPr>
+            </w:pPr>
+            <w:r>
+              <w:rPr>
+                <w:b/>
+                <w:bCs/>
+              </w:rPr>
               <w:t>Descrizione</w:t>
             </w:r>
           </w:p>
@@ -24419,7 +25369,17 @@
             <w:tcW w:w="1696" w:type="dxa"/>
           </w:tcPr>
           <w:p>
-            <w:r>
+            <w:pPr>
+              <w:rPr>
+                <w:b/>
+                <w:bCs/>
+              </w:rPr>
+            </w:pPr>
+            <w:r>
+              <w:rPr>
+                <w:b/>
+                <w:bCs/>
+              </w:rPr>
               <w:t>Pre-condizione</w:t>
             </w:r>
           </w:p>
@@ -24444,7 +25404,17 @@
             <w:tcW w:w="1696" w:type="dxa"/>
           </w:tcPr>
           <w:p>
-            <w:r>
+            <w:pPr>
+              <w:rPr>
+                <w:b/>
+                <w:bCs/>
+              </w:rPr>
+            </w:pPr>
+            <w:r>
+              <w:rPr>
+                <w:b/>
+                <w:bCs/>
+              </w:rPr>
               <w:t>Post-condizione</w:t>
             </w:r>
           </w:p>
@@ -24466,6 +25436,7 @@
               <w:t xml:space="preserve">Context </w:t>
             </w:r>
             <w:proofErr w:type="spellStart"/>
+            <w:proofErr w:type="gramStart"/>
             <w:r>
               <w:rPr>
                 <w:lang w:val="en-GB"/>
@@ -24477,7 +25448,14 @@
               <w:rPr>
                 <w:lang w:val="en-GB"/>
               </w:rPr>
-              <w:t xml:space="preserve">:: </w:t>
+              <w:t>::</w:t>
+            </w:r>
+            <w:proofErr w:type="gramEnd"/>
+            <w:r>
+              <w:rPr>
+                <w:lang w:val="en-GB"/>
+              </w:rPr>
+              <w:t xml:space="preserve"> </w:t>
             </w:r>
             <w:proofErr w:type="spellStart"/>
             <w:r>
@@ -24613,7 +25591,17 @@
             <w:tcW w:w="1696" w:type="dxa"/>
           </w:tcPr>
           <w:p>
-            <w:r>
+            <w:pPr>
+              <w:rPr>
+                <w:b/>
+                <w:bCs/>
+              </w:rPr>
+            </w:pPr>
+            <w:r>
+              <w:rPr>
+                <w:b/>
+                <w:bCs/>
+              </w:rPr>
               <w:t>Firma metodo</w:t>
             </w:r>
           </w:p>
@@ -24703,7 +25691,17 @@
             <w:tcW w:w="1696" w:type="dxa"/>
           </w:tcPr>
           <w:p>
-            <w:r>
+            <w:pPr>
+              <w:rPr>
+                <w:b/>
+                <w:bCs/>
+              </w:rPr>
+            </w:pPr>
+            <w:r>
+              <w:rPr>
+                <w:b/>
+                <w:bCs/>
+              </w:rPr>
               <w:t>Descrizione</w:t>
             </w:r>
           </w:p>
@@ -24736,7 +25734,17 @@
             <w:tcW w:w="1696" w:type="dxa"/>
           </w:tcPr>
           <w:p>
-            <w:r>
+            <w:pPr>
+              <w:rPr>
+                <w:b/>
+                <w:bCs/>
+              </w:rPr>
+            </w:pPr>
+            <w:r>
+              <w:rPr>
+                <w:b/>
+                <w:bCs/>
+              </w:rPr>
               <w:t>Pre-condizione</w:t>
             </w:r>
           </w:p>
@@ -24761,7 +25769,17 @@
             <w:tcW w:w="1696" w:type="dxa"/>
           </w:tcPr>
           <w:p>
-            <w:r>
+            <w:pPr>
+              <w:rPr>
+                <w:b/>
+                <w:bCs/>
+              </w:rPr>
+            </w:pPr>
+            <w:r>
+              <w:rPr>
+                <w:b/>
+                <w:bCs/>
+              </w:rPr>
               <w:t>Post-condizione</w:t>
             </w:r>
           </w:p>
@@ -24780,12 +25798,17 @@
               <w:t xml:space="preserve"> </w:t>
             </w:r>
             <w:proofErr w:type="spellStart"/>
+            <w:proofErr w:type="gramStart"/>
             <w:r>
               <w:t>UtenteDAO</w:t>
             </w:r>
             <w:proofErr w:type="spellEnd"/>
             <w:r>
-              <w:t xml:space="preserve">:: </w:t>
+              <w:t>::</w:t>
+            </w:r>
+            <w:proofErr w:type="gramEnd"/>
+            <w:r>
+              <w:t xml:space="preserve"> </w:t>
             </w:r>
             <w:proofErr w:type="spellStart"/>
             <w:r>
@@ -24886,7 +25909,17 @@
             <w:tcW w:w="1696" w:type="dxa"/>
           </w:tcPr>
           <w:p>
-            <w:r>
+            <w:pPr>
+              <w:rPr>
+                <w:b/>
+                <w:bCs/>
+              </w:rPr>
+            </w:pPr>
+            <w:r>
+              <w:rPr>
+                <w:b/>
+                <w:bCs/>
+              </w:rPr>
               <w:t>Firma metodo</w:t>
             </w:r>
           </w:p>
@@ -24946,7 +25979,17 @@
             <w:tcW w:w="1696" w:type="dxa"/>
           </w:tcPr>
           <w:p>
-            <w:r>
+            <w:pPr>
+              <w:rPr>
+                <w:b/>
+                <w:bCs/>
+              </w:rPr>
+            </w:pPr>
+            <w:r>
+              <w:rPr>
+                <w:b/>
+                <w:bCs/>
+              </w:rPr>
               <w:t>Descrizione</w:t>
             </w:r>
           </w:p>
@@ -24971,7 +26014,17 @@
             <w:tcW w:w="1696" w:type="dxa"/>
           </w:tcPr>
           <w:p>
-            <w:r>
+            <w:pPr>
+              <w:rPr>
+                <w:b/>
+                <w:bCs/>
+              </w:rPr>
+            </w:pPr>
+            <w:r>
+              <w:rPr>
+                <w:b/>
+                <w:bCs/>
+              </w:rPr>
               <w:t>Pre-condizione</w:t>
             </w:r>
           </w:p>
@@ -24990,6 +26043,7 @@
               <w:t xml:space="preserve"> </w:t>
             </w:r>
             <w:proofErr w:type="spellStart"/>
+            <w:proofErr w:type="gramStart"/>
             <w:r>
               <w:t>Utente</w:t>
             </w:r>
@@ -25001,6 +26055,7 @@
               <w:t>::</w:t>
             </w:r>
             <w:proofErr w:type="spellStart"/>
+            <w:proofErr w:type="gramEnd"/>
             <w:r>
               <w:t>updateSupervisore</w:t>
             </w:r>
@@ -25044,6 +26099,34 @@
             <w:r>
               <w:t xml:space="preserve">and </w:t>
             </w:r>
+          </w:p>
+          <w:p>
+            <w:proofErr w:type="spellStart"/>
+            <w:r>
+              <w:t>Dipendente.allIstances</w:t>
+            </w:r>
+            <w:proofErr w:type="spellEnd"/>
+            <w:r>
+              <w:t>()-&gt;</w:t>
+            </w:r>
+            <w:proofErr w:type="spellStart"/>
+            <w:r>
+              <w:t>exists</w:t>
+            </w:r>
+            <w:proofErr w:type="spellEnd"/>
+            <w:r>
+              <w:t xml:space="preserve">(d | </w:t>
+            </w:r>
+            <w:proofErr w:type="spellStart"/>
+            <w:r>
+              <w:t>d.matricola</w:t>
+            </w:r>
+            <w:proofErr w:type="spellEnd"/>
+            <w:r>
+              <w:t xml:space="preserve"> = matricola)</w:t>
+            </w:r>
+          </w:p>
+          <w:p>
             <w:proofErr w:type="spellStart"/>
             <w:r>
               <w:t>matricolaSup</w:t>
@@ -25058,6 +26141,57 @@
             <w:r>
               <w:t xml:space="preserve">and </w:t>
             </w:r>
+          </w:p>
+          <w:p>
+            <w:proofErr w:type="spellStart"/>
+            <w:r>
+              <w:t>Supervisore.</w:t>
+            </w:r>
+            <w:r>
+              <w:t>allIstances</w:t>
+            </w:r>
+            <w:proofErr w:type="spellEnd"/>
+            <w:r>
+              <w:t>()-&gt;</w:t>
+            </w:r>
+            <w:proofErr w:type="spellStart"/>
+            <w:r>
+              <w:t>exists</w:t>
+            </w:r>
+            <w:proofErr w:type="spellEnd"/>
+            <w:r>
+              <w:t>(</w:t>
+            </w:r>
+            <w:r>
+              <w:t>s</w:t>
+            </w:r>
+            <w:r>
+              <w:t xml:space="preserve"> | </w:t>
+            </w:r>
+            <w:proofErr w:type="spellStart"/>
+            <w:r>
+              <w:t>s</w:t>
+            </w:r>
+            <w:r>
+              <w:t>.matricola</w:t>
+            </w:r>
+            <w:proofErr w:type="spellEnd"/>
+            <w:r>
+              <w:t xml:space="preserve"> = </w:t>
+            </w:r>
+            <w:proofErr w:type="spellStart"/>
+            <w:r>
+              <w:t>matricola</w:t>
+            </w:r>
+            <w:r>
+              <w:t>Sup</w:t>
+            </w:r>
+            <w:proofErr w:type="spellEnd"/>
+            <w:r>
+              <w:t>)</w:t>
+            </w:r>
+          </w:p>
+          <w:p>
             <w:r>
               <w:t xml:space="preserve">matricola &lt;&gt; </w:t>
             </w:r>
@@ -25078,7 +26212,17 @@
             <w:tcW w:w="1696" w:type="dxa"/>
           </w:tcPr>
           <w:p>
-            <w:r>
+            <w:pPr>
+              <w:rPr>
+                <w:b/>
+                <w:bCs/>
+              </w:rPr>
+            </w:pPr>
+            <w:r>
+              <w:rPr>
+                <w:b/>
+                <w:bCs/>
+              </w:rPr>
               <w:t>Post-condizione</w:t>
             </w:r>
           </w:p>
@@ -25097,6 +26241,7 @@
               <w:t xml:space="preserve"> </w:t>
             </w:r>
             <w:proofErr w:type="spellStart"/>
+            <w:proofErr w:type="gramStart"/>
             <w:r>
               <w:t>UtenteDAO</w:t>
             </w:r>
@@ -25105,6 +26250,7 @@
               <w:t>::</w:t>
             </w:r>
             <w:proofErr w:type="spellStart"/>
+            <w:proofErr w:type="gramEnd"/>
             <w:r>
               <w:t>updateSupervisore</w:t>
             </w:r>
@@ -25188,7 +26334,17 @@
             <w:tcW w:w="1696" w:type="dxa"/>
           </w:tcPr>
           <w:p>
-            <w:r>
+            <w:pPr>
+              <w:rPr>
+                <w:b/>
+                <w:bCs/>
+              </w:rPr>
+            </w:pPr>
+            <w:r>
+              <w:rPr>
+                <w:b/>
+                <w:bCs/>
+              </w:rPr>
               <w:lastRenderedPageBreak/>
               <w:t>Firma metodo</w:t>
             </w:r>
@@ -25272,10 +26428,16 @@
           <w:p>
             <w:pPr>
               <w:rPr>
-                <w:lang w:val="en-GB"/>
-              </w:rPr>
-            </w:pPr>
-            <w:r>
+                <w:b/>
+                <w:bCs/>
+                <w:lang w:val="en-GB"/>
+              </w:rPr>
+            </w:pPr>
+            <w:r>
+              <w:rPr>
+                <w:b/>
+                <w:bCs/>
+              </w:rPr>
               <w:t>Descrizione</w:t>
             </w:r>
           </w:p>
@@ -25305,10 +26467,16 @@
           <w:p>
             <w:pPr>
               <w:rPr>
-                <w:lang w:val="en-GB"/>
-              </w:rPr>
-            </w:pPr>
-            <w:r>
+                <w:b/>
+                <w:bCs/>
+                <w:lang w:val="en-GB"/>
+              </w:rPr>
+            </w:pPr>
+            <w:r>
+              <w:rPr>
+                <w:b/>
+                <w:bCs/>
+              </w:rPr>
               <w:t>Pre-condizione</w:t>
             </w:r>
           </w:p>
@@ -25330,6 +26498,7 @@
               <w:t xml:space="preserve">context </w:t>
             </w:r>
             <w:proofErr w:type="spellStart"/>
+            <w:proofErr w:type="gramStart"/>
             <w:r>
               <w:rPr>
                 <w:lang w:val="en-GB"/>
@@ -25344,6 +26513,7 @@
               <w:t>::</w:t>
             </w:r>
             <w:proofErr w:type="spellStart"/>
+            <w:proofErr w:type="gramEnd"/>
             <w:r>
               <w:rPr>
                 <w:lang w:val="en-GB"/>
@@ -25431,6 +26601,13 @@
               </w:rPr>
               <w:t xml:space="preserve">and </w:t>
             </w:r>
+          </w:p>
+          <w:p>
+            <w:pPr>
+              <w:rPr>
+                <w:lang w:val="en-GB"/>
+              </w:rPr>
+            </w:pPr>
             <w:proofErr w:type="spellStart"/>
             <w:r>
               <w:rPr>
@@ -25449,8 +26626,15 @@
               <w:rPr>
                 <w:lang w:val="en-GB"/>
               </w:rPr>
-              <w:t xml:space="preserve"> </w:t>
-            </w:r>
+              <w:t xml:space="preserve"> and </w:t>
+            </w:r>
+          </w:p>
+          <w:p>
+            <w:pPr>
+              <w:rPr>
+                <w:lang w:val="en-GB"/>
+              </w:rPr>
+            </w:pPr>
             <w:proofErr w:type="spellStart"/>
             <w:r>
               <w:rPr>
@@ -25463,39 +26647,19 @@
               <w:rPr>
                 <w:lang w:val="en-GB"/>
               </w:rPr>
-              <w:t>() &gt; 0</w:t>
-            </w:r>
-            <w:r>
-              <w:rPr>
-                <w:lang w:val="en-GB"/>
-              </w:rPr>
-              <w:t xml:space="preserve"> and </w:t>
-            </w:r>
-            <w:proofErr w:type="spellStart"/>
-            <w:r>
-              <w:rPr>
-                <w:lang w:val="en-GB"/>
-              </w:rPr>
-              <w:t>hashPassword.size</w:t>
-            </w:r>
-            <w:proofErr w:type="spellEnd"/>
-            <w:r>
-              <w:rPr>
-                <w:lang w:val="en-GB"/>
-              </w:rPr>
               <w:t xml:space="preserve">() </w:t>
             </w:r>
             <w:r>
               <w:rPr>
                 <w:lang w:val="en-GB"/>
               </w:rPr>
-              <w:t>&lt;= 50</w:t>
-            </w:r>
-            <w:r>
-              <w:rPr>
-                <w:lang w:val="en-GB"/>
-              </w:rPr>
-              <w:t>0</w:t>
+              <w:t xml:space="preserve">&lt;= </w:t>
+            </w:r>
+            <w:r>
+              <w:rPr>
+                <w:lang w:val="en-GB"/>
+              </w:rPr>
+              <w:t>255</w:t>
             </w:r>
             <w:r>
               <w:rPr>
@@ -25517,10 +26681,16 @@
           <w:p>
             <w:pPr>
               <w:rPr>
-                <w:lang w:val="en-GB"/>
-              </w:rPr>
-            </w:pPr>
-            <w:r>
+                <w:b/>
+                <w:bCs/>
+                <w:lang w:val="en-GB"/>
+              </w:rPr>
+            </w:pPr>
+            <w:r>
+              <w:rPr>
+                <w:b/>
+                <w:bCs/>
+              </w:rPr>
               <w:t>Post-condizione</w:t>
             </w:r>
           </w:p>
@@ -25542,6 +26712,7 @@
               <w:t xml:space="preserve">context </w:t>
             </w:r>
             <w:proofErr w:type="spellStart"/>
+            <w:proofErr w:type="gramStart"/>
             <w:r>
               <w:rPr>
                 <w:lang w:val="en-GB"/>
@@ -25556,6 +26727,7 @@
               <w:t>::</w:t>
             </w:r>
             <w:proofErr w:type="spellStart"/>
+            <w:proofErr w:type="gramEnd"/>
             <w:r>
               <w:rPr>
                 <w:lang w:val="en-GB"/>
@@ -25735,7 +26907,17 @@
             <w:tcW w:w="1696" w:type="dxa"/>
           </w:tcPr>
           <w:p>
-            <w:r>
+            <w:pPr>
+              <w:rPr>
+                <w:b/>
+                <w:bCs/>
+              </w:rPr>
+            </w:pPr>
+            <w:r>
+              <w:rPr>
+                <w:b/>
+                <w:bCs/>
+              </w:rPr>
               <w:t>Firma metodo</w:t>
             </w:r>
           </w:p>
@@ -25778,7 +26960,17 @@
             <w:tcW w:w="1696" w:type="dxa"/>
           </w:tcPr>
           <w:p>
-            <w:r>
+            <w:pPr>
+              <w:rPr>
+                <w:b/>
+                <w:bCs/>
+              </w:rPr>
+            </w:pPr>
+            <w:r>
+              <w:rPr>
+                <w:b/>
+                <w:bCs/>
+              </w:rPr>
               <w:t>Descrizione</w:t>
             </w:r>
           </w:p>
@@ -25800,7 +26992,17 @@
             <w:tcW w:w="1696" w:type="dxa"/>
           </w:tcPr>
           <w:p>
-            <w:r>
+            <w:pPr>
+              <w:rPr>
+                <w:b/>
+                <w:bCs/>
+              </w:rPr>
+            </w:pPr>
+            <w:r>
+              <w:rPr>
+                <w:b/>
+                <w:bCs/>
+              </w:rPr>
               <w:t>Pre-condizione</w:t>
             </w:r>
           </w:p>
@@ -25822,12 +27024,17 @@
               <w:t xml:space="preserve"> </w:t>
             </w:r>
             <w:proofErr w:type="spellStart"/>
+            <w:proofErr w:type="gramStart"/>
             <w:r>
               <w:t>UtenteDAO</w:t>
             </w:r>
             <w:proofErr w:type="spellEnd"/>
             <w:r>
-              <w:t>:: delete(</w:t>
+              <w:t>::</w:t>
+            </w:r>
+            <w:proofErr w:type="gramEnd"/>
+            <w:r>
+              <w:t xml:space="preserve"> delete(</w:t>
             </w:r>
             <w:proofErr w:type="spellStart"/>
             <w:r>
@@ -25849,20 +27056,6 @@
               <w:rPr>
                 <w:lang w:val="en-GB"/>
               </w:rPr>
-              <w:t>Utente.allInstances</w:t>
-            </w:r>
-            <w:proofErr w:type="spellEnd"/>
-            <w:r>
-              <w:rPr>
-                <w:lang w:val="en-GB"/>
-              </w:rPr>
-              <w:t>()-&gt;includes(</w:t>
-            </w:r>
-            <w:proofErr w:type="spellStart"/>
-            <w:r>
-              <w:rPr>
-                <w:lang w:val="en-GB"/>
-              </w:rPr>
               <w:t>utente</w:t>
             </w:r>
             <w:proofErr w:type="spellEnd"/>
@@ -25870,33 +27063,88 @@
               <w:rPr>
                 <w:lang w:val="en-GB"/>
               </w:rPr>
+              <w:t xml:space="preserve"> &lt;&gt; null and </w:t>
+            </w:r>
+          </w:p>
+          <w:p>
+            <w:pPr>
+              <w:rPr>
+                <w:lang w:val="en-GB"/>
+              </w:rPr>
+            </w:pPr>
+            <w:proofErr w:type="spellStart"/>
+            <w:r>
+              <w:rPr>
+                <w:lang w:val="en-GB"/>
+              </w:rPr>
+              <w:t>utente.matricola</w:t>
+            </w:r>
+            <w:proofErr w:type="spellEnd"/>
+            <w:r>
+              <w:rPr>
+                <w:lang w:val="en-GB"/>
+              </w:rPr>
+              <w:t xml:space="preserve"> &gt; 0</w:t>
+            </w:r>
+            <w:r>
+              <w:rPr>
+                <w:lang w:val="en-GB"/>
+              </w:rPr>
+              <w:t xml:space="preserve">  </w:t>
+            </w:r>
+            <w:r>
+              <w:rPr>
+                <w:lang w:val="en-GB"/>
+              </w:rPr>
+              <w:t xml:space="preserve">and not </w:t>
+            </w:r>
+          </w:p>
+          <w:p>
+            <w:proofErr w:type="spellStart"/>
+            <w:r>
+              <w:t>Dipendente.allInstances</w:t>
+            </w:r>
+            <w:proofErr w:type="spellEnd"/>
+            <w:r>
+              <w:t>()-&gt;</w:t>
+            </w:r>
+            <w:proofErr w:type="spellStart"/>
+            <w:r>
+              <w:t>exists</w:t>
+            </w:r>
+            <w:proofErr w:type="spellEnd"/>
+            <w:r>
+              <w:t xml:space="preserve">(d | </w:t>
+            </w:r>
+            <w:proofErr w:type="spellStart"/>
+            <w:r>
+              <w:t>d.supMatricola</w:t>
+            </w:r>
+            <w:proofErr w:type="spellEnd"/>
+            <w:r>
+              <w:t xml:space="preserve"> = </w:t>
+            </w:r>
+            <w:proofErr w:type="spellStart"/>
+            <w:r>
+              <w:t>utente.matricola</w:t>
+            </w:r>
+            <w:proofErr w:type="spellEnd"/>
+            <w:r>
               <w:t>)</w:t>
             </w:r>
             <w:r>
-              <w:rPr>
-                <w:lang w:val="en-GB"/>
-              </w:rPr>
-              <w:t xml:space="preserve"> and</w:t>
-            </w:r>
-            <w:r>
-              <w:rPr>
-                <w:lang w:val="en-GB"/>
-              </w:rPr>
               <w:t xml:space="preserve"> </w:t>
             </w:r>
-            <w:proofErr w:type="spellStart"/>
-            <w:r>
-              <w:rPr>
-                <w:lang w:val="en-GB"/>
-              </w:rPr>
-              <w:t>utente.matricola</w:t>
-            </w:r>
-            <w:proofErr w:type="spellEnd"/>
-            <w:r>
-              <w:rPr>
-                <w:lang w:val="en-GB"/>
-              </w:rPr>
-              <w:t xml:space="preserve"> &gt; 0</w:t>
+          </w:p>
+          <w:p>
+            <w:r>
+              <w:t xml:space="preserve">[precondizione necessaria </w:t>
+            </w:r>
+            <w:r>
+              <w:t>considerando l’</w:t>
+            </w:r>
+            <w:r>
+              <w:t>integrità referenziale]</w:t>
             </w:r>
           </w:p>
         </w:tc>
@@ -25907,7 +27155,17 @@
             <w:tcW w:w="1696" w:type="dxa"/>
           </w:tcPr>
           <w:p>
-            <w:r>
+            <w:pPr>
+              <w:rPr>
+                <w:b/>
+                <w:bCs/>
+              </w:rPr>
+            </w:pPr>
+            <w:r>
+              <w:rPr>
+                <w:b/>
+                <w:bCs/>
+              </w:rPr>
               <w:t>Post-condizione</w:t>
             </w:r>
           </w:p>
@@ -25929,12 +27187,17 @@
               <w:t xml:space="preserve"> </w:t>
             </w:r>
             <w:proofErr w:type="spellStart"/>
+            <w:proofErr w:type="gramStart"/>
             <w:r>
               <w:t>UtenteDAO</w:t>
             </w:r>
             <w:proofErr w:type="spellEnd"/>
             <w:r>
-              <w:t>:: delete(</w:t>
+              <w:t>::</w:t>
+            </w:r>
+            <w:proofErr w:type="gramEnd"/>
+            <w:r>
+              <w:t xml:space="preserve"> delete(</w:t>
             </w:r>
             <w:proofErr w:type="spellStart"/>
             <w:r>
@@ -25946,21 +27209,38 @@
             </w:r>
           </w:p>
           <w:p>
-            <w:proofErr w:type="spellStart"/>
-            <w:r>
+            <w:pPr>
+              <w:rPr>
+                <w:lang w:val="en-GB"/>
+              </w:rPr>
+            </w:pPr>
+            <w:proofErr w:type="spellStart"/>
+            <w:r>
+              <w:rPr>
+                <w:lang w:val="en-GB"/>
+              </w:rPr>
               <w:t>Utente.allInstances</w:t>
             </w:r>
             <w:proofErr w:type="spellEnd"/>
             <w:r>
-              <w:t>()-&gt;</w:t>
-            </w:r>
-            <w:proofErr w:type="spellStart"/>
-            <w:r>
-              <w:t>excludes</w:t>
-            </w:r>
-            <w:proofErr w:type="spellEnd"/>
-            <w:r>
-              <w:t xml:space="preserve"> (utente)</w:t>
+              <w:rPr>
+                <w:lang w:val="en-GB"/>
+              </w:rPr>
+              <w:t>()-&gt;excludes (</w:t>
+            </w:r>
+            <w:proofErr w:type="spellStart"/>
+            <w:r>
+              <w:rPr>
+                <w:lang w:val="en-GB"/>
+              </w:rPr>
+              <w:t>utente</w:t>
+            </w:r>
+            <w:proofErr w:type="spellEnd"/>
+            <w:r>
+              <w:rPr>
+                <w:lang w:val="en-GB"/>
+              </w:rPr>
+              <w:t xml:space="preserve">) </w:t>
             </w:r>
           </w:p>
         </w:tc>
@@ -25971,7 +27251,13 @@
             <w:tcW w:w="10343" w:type="dxa"/>
             <w:gridSpan w:val="2"/>
           </w:tcPr>
-          <w:p/>
+          <w:p>
+            <w:pPr>
+              <w:rPr>
+                <w:lang w:val="en-GB"/>
+              </w:rPr>
+            </w:pPr>
+          </w:p>
         </w:tc>
       </w:tr>
       <w:tr>
@@ -25980,7 +27266,17 @@
             <w:tcW w:w="1696" w:type="dxa"/>
           </w:tcPr>
           <w:p>
-            <w:r>
+            <w:pPr>
+              <w:rPr>
+                <w:b/>
+                <w:bCs/>
+              </w:rPr>
+            </w:pPr>
+            <w:r>
+              <w:rPr>
+                <w:b/>
+                <w:bCs/>
+              </w:rPr>
               <w:t>Firma metodo</w:t>
             </w:r>
           </w:p>
@@ -26002,8 +27298,13 @@
               <w:t>(</w:t>
             </w:r>
             <w:proofErr w:type="spellStart"/>
-            <w:r>
-              <w:t>email:String</w:t>
+            <w:proofErr w:type="gramStart"/>
+            <w:r>
+              <w:t>email</w:t>
+            </w:r>
+            <w:proofErr w:type="gramEnd"/>
+            <w:r>
+              <w:t>:String</w:t>
             </w:r>
             <w:proofErr w:type="spellEnd"/>
             <w:r>
@@ -26018,7 +27319,17 @@
             <w:tcW w:w="1696" w:type="dxa"/>
           </w:tcPr>
           <w:p>
-            <w:r>
+            <w:pPr>
+              <w:rPr>
+                <w:b/>
+                <w:bCs/>
+              </w:rPr>
+            </w:pPr>
+            <w:r>
+              <w:rPr>
+                <w:b/>
+                <w:bCs/>
+              </w:rPr>
               <w:t>Descrizione</w:t>
             </w:r>
           </w:p>
@@ -26029,7 +27340,15 @@
           </w:tcPr>
           <w:p>
             <w:r>
-              <w:t>Permette di recuperare dal DB la password legata ad un email, utilizzata per fare il login al sistema</w:t>
+              <w:t xml:space="preserve">Permette di recuperare dal DB la password legata ad un </w:t>
+            </w:r>
+            <w:proofErr w:type="gramStart"/>
+            <w:r>
+              <w:t>email</w:t>
+            </w:r>
+            <w:proofErr w:type="gramEnd"/>
+            <w:r>
+              <w:t>, utilizzata per fare il login al sistema</w:t>
             </w:r>
           </w:p>
         </w:tc>
@@ -26040,7 +27359,17 @@
             <w:tcW w:w="1696" w:type="dxa"/>
           </w:tcPr>
           <w:p>
-            <w:r>
+            <w:pPr>
+              <w:rPr>
+                <w:b/>
+                <w:bCs/>
+              </w:rPr>
+            </w:pPr>
+            <w:r>
+              <w:rPr>
+                <w:b/>
+                <w:bCs/>
+              </w:rPr>
               <w:t>Pre-condizione</w:t>
             </w:r>
           </w:p>
@@ -26062,6 +27391,7 @@
               <w:t xml:space="preserve">Context </w:t>
             </w:r>
             <w:proofErr w:type="spellStart"/>
+            <w:proofErr w:type="gramStart"/>
             <w:r>
               <w:rPr>
                 <w:lang w:val="en-GB"/>
@@ -26076,6 +27406,7 @@
               <w:t>::</w:t>
             </w:r>
             <w:proofErr w:type="spellStart"/>
+            <w:proofErr w:type="gramEnd"/>
             <w:r>
               <w:rPr>
                 <w:lang w:val="en-GB"/>
@@ -26121,7 +27452,7 @@
               <w:rPr>
                 <w:lang w:val="en-GB"/>
               </w:rPr>
-              <w:t>Email &lt;&gt; null and email &lt;&gt; “”</w:t>
+              <w:t xml:space="preserve">Email &lt;&gt; null </w:t>
             </w:r>
           </w:p>
         </w:tc>
@@ -26132,7 +27463,17 @@
             <w:tcW w:w="1696" w:type="dxa"/>
           </w:tcPr>
           <w:p>
-            <w:r>
+            <w:pPr>
+              <w:rPr>
+                <w:b/>
+                <w:bCs/>
+              </w:rPr>
+            </w:pPr>
+            <w:r>
+              <w:rPr>
+                <w:b/>
+                <w:bCs/>
+              </w:rPr>
               <w:t>Post-condizione</w:t>
             </w:r>
           </w:p>
@@ -26154,6 +27495,7 @@
               <w:t xml:space="preserve">Context </w:t>
             </w:r>
             <w:proofErr w:type="spellStart"/>
+            <w:proofErr w:type="gramStart"/>
             <w:r>
               <w:rPr>
                 <w:lang w:val="en-GB"/>
@@ -26168,6 +27510,7 @@
               <w:t>::</w:t>
             </w:r>
             <w:proofErr w:type="spellStart"/>
+            <w:proofErr w:type="gramEnd"/>
             <w:r>
               <w:rPr>
                 <w:lang w:val="en-GB"/>
@@ -26221,35 +27564,49 @@
               <w:rPr>
                 <w:lang w:val="en-GB"/>
               </w:rPr>
-              <w:t xml:space="preserve"> = </w:t>
-            </w:r>
-            <w:proofErr w:type="spellStart"/>
-            <w:r>
-              <w:rPr>
-                <w:lang w:val="en-GB"/>
-              </w:rPr>
-              <w:t>Utente.allIstances</w:t>
-            </w:r>
-            <w:proofErr w:type="spellEnd"/>
-            <w:r>
-              <w:rPr>
-                <w:lang w:val="en-GB"/>
-              </w:rPr>
-              <w:t xml:space="preserve">()-&gt;select (u | </w:t>
-            </w:r>
-            <w:proofErr w:type="spellStart"/>
-            <w:r>
-              <w:rPr>
-                <w:lang w:val="en-GB"/>
-              </w:rPr>
-              <w:t>u.email</w:t>
-            </w:r>
-            <w:proofErr w:type="spellEnd"/>
-            <w:r>
-              <w:rPr>
-                <w:lang w:val="en-GB"/>
-              </w:rPr>
-              <w:t xml:space="preserve"> = email)</w:t>
+              <w:t xml:space="preserve"> =</w:t>
+            </w:r>
+            <w:r>
+              <w:rPr>
+                <w:lang w:val="en-GB"/>
+              </w:rPr>
+              <w:t xml:space="preserve"> </w:t>
+            </w:r>
+            <w:proofErr w:type="spellStart"/>
+            <w:proofErr w:type="gramStart"/>
+            <w:r>
+              <w:rPr>
+                <w:lang w:val="en-GB"/>
+              </w:rPr>
+              <w:t>UtenteDAO</w:t>
+            </w:r>
+            <w:proofErr w:type="spellEnd"/>
+            <w:r>
+              <w:rPr>
+                <w:lang w:val="en-GB"/>
+              </w:rPr>
+              <w:t>::</w:t>
+            </w:r>
+            <w:proofErr w:type="spellStart"/>
+            <w:proofErr w:type="gramEnd"/>
+            <w:r>
+              <w:rPr>
+                <w:lang w:val="en-GB"/>
+              </w:rPr>
+              <w:t>findByEmail</w:t>
+            </w:r>
+            <w:proofErr w:type="spellEnd"/>
+            <w:r>
+              <w:rPr>
+                <w:lang w:val="en-GB"/>
+              </w:rPr>
+              <w:t>(email)</w:t>
+            </w:r>
+            <w:r>
+              <w:rPr>
+                <w:lang w:val="en-GB"/>
+              </w:rPr>
+              <w:t xml:space="preserve"> </w:t>
             </w:r>
           </w:p>
           <w:p>
@@ -26905,6 +28262,281 @@
               <w:rPr>
                 <w:lang w:val="en-GB"/>
               </w:rPr>
+              <w:t xml:space="preserve"> and </w:t>
+            </w:r>
+          </w:p>
+          <w:p>
+            <w:pPr>
+              <w:rPr>
+                <w:lang w:val="en-GB"/>
+              </w:rPr>
+            </w:pPr>
+            <w:proofErr w:type="spellStart"/>
+            <w:r>
+              <w:rPr>
+                <w:lang w:val="en-GB"/>
+              </w:rPr>
+              <w:t>task.titolo</w:t>
+            </w:r>
+            <w:proofErr w:type="spellEnd"/>
+            <w:r>
+              <w:rPr>
+                <w:lang w:val="en-GB"/>
+              </w:rPr>
+              <w:t xml:space="preserve"> &lt;&gt; null and </w:t>
+            </w:r>
+            <w:proofErr w:type="spellStart"/>
+            <w:r>
+              <w:rPr>
+                <w:lang w:val="en-GB"/>
+              </w:rPr>
+              <w:t>task.titolo.size</w:t>
+            </w:r>
+            <w:proofErr w:type="spellEnd"/>
+            <w:r>
+              <w:rPr>
+                <w:lang w:val="en-GB"/>
+              </w:rPr>
+              <w:t>() &lt;= 50 and</w:t>
+            </w:r>
+          </w:p>
+          <w:p>
+            <w:proofErr w:type="spellStart"/>
+            <w:r>
+              <w:t>task.dataDiScadenza</w:t>
+            </w:r>
+            <w:proofErr w:type="spellEnd"/>
+            <w:r>
+              <w:t xml:space="preserve"> &lt;&gt; </w:t>
+            </w:r>
+            <w:proofErr w:type="spellStart"/>
+            <w:r>
+              <w:t>null</w:t>
+            </w:r>
+            <w:proofErr w:type="spellEnd"/>
+            <w:r>
+              <w:t xml:space="preserve"> and</w:t>
+            </w:r>
+          </w:p>
+          <w:p>
+            <w:proofErr w:type="spellStart"/>
+            <w:r>
+              <w:t>task.dataDiCreazione</w:t>
+            </w:r>
+            <w:proofErr w:type="spellEnd"/>
+            <w:r>
+              <w:t xml:space="preserve"> &lt;&gt; </w:t>
+            </w:r>
+            <w:proofErr w:type="spellStart"/>
+            <w:r>
+              <w:t>null</w:t>
+            </w:r>
+            <w:proofErr w:type="spellEnd"/>
+            <w:r>
+              <w:t xml:space="preserve"> and</w:t>
+            </w:r>
+          </w:p>
+          <w:p>
+            <w:pPr>
+              <w:rPr>
+                <w:lang w:val="en-GB"/>
+              </w:rPr>
+            </w:pPr>
+            <w:proofErr w:type="spellStart"/>
+            <w:r>
+              <w:rPr>
+                <w:lang w:val="en-GB"/>
+              </w:rPr>
+              <w:t>task.priorita</w:t>
+            </w:r>
+            <w:proofErr w:type="spellEnd"/>
+            <w:r>
+              <w:rPr>
+                <w:lang w:val="en-GB"/>
+              </w:rPr>
+              <w:t xml:space="preserve"> &lt;&gt; null and</w:t>
+            </w:r>
+          </w:p>
+          <w:p>
+            <w:pPr>
+              <w:rPr>
+                <w:lang w:val="en-GB"/>
+              </w:rPr>
+            </w:pPr>
+            <w:proofErr w:type="spellStart"/>
+            <w:r>
+              <w:rPr>
+                <w:lang w:val="en-GB"/>
+              </w:rPr>
+              <w:t>task.istruzioni</w:t>
+            </w:r>
+            <w:proofErr w:type="spellEnd"/>
+            <w:r>
+              <w:rPr>
+                <w:lang w:val="en-GB"/>
+              </w:rPr>
+              <w:t xml:space="preserve"> &lt;&gt; null and </w:t>
+            </w:r>
+            <w:proofErr w:type="spellStart"/>
+            <w:r>
+              <w:rPr>
+                <w:lang w:val="en-GB"/>
+              </w:rPr>
+              <w:t>task.istruzioni.size</w:t>
+            </w:r>
+            <w:proofErr w:type="spellEnd"/>
+            <w:r>
+              <w:rPr>
+                <w:lang w:val="en-GB"/>
+              </w:rPr>
+              <w:t>() &lt;= 2000 and</w:t>
+            </w:r>
+          </w:p>
+          <w:p>
+            <w:pPr>
+              <w:rPr>
+                <w:lang w:val="en-GB"/>
+              </w:rPr>
+            </w:pPr>
+            <w:proofErr w:type="spellStart"/>
+            <w:r>
+              <w:rPr>
+                <w:lang w:val="en-GB"/>
+              </w:rPr>
+              <w:t>task.stato</w:t>
+            </w:r>
+            <w:proofErr w:type="spellEnd"/>
+            <w:r>
+              <w:rPr>
+                <w:lang w:val="en-GB"/>
+              </w:rPr>
+              <w:t xml:space="preserve"> &lt;&gt; null and </w:t>
+            </w:r>
+          </w:p>
+          <w:p>
+            <w:pPr>
+              <w:rPr>
+                <w:lang w:val="en-GB"/>
+              </w:rPr>
+            </w:pPr>
+            <w:proofErr w:type="spellStart"/>
+            <w:r>
+              <w:rPr>
+                <w:lang w:val="en-GB"/>
+              </w:rPr>
+              <w:t>task.supervisore</w:t>
+            </w:r>
+            <w:proofErr w:type="spellEnd"/>
+            <w:r>
+              <w:rPr>
+                <w:lang w:val="en-GB"/>
+              </w:rPr>
+              <w:t xml:space="preserve"> &lt;</w:t>
+            </w:r>
+            <w:r>
+              <w:rPr>
+                <w:lang w:val="en-GB"/>
+              </w:rPr>
+              <w:t xml:space="preserve">&gt; null and </w:t>
+            </w:r>
+            <w:proofErr w:type="spellStart"/>
+            <w:r>
+              <w:rPr>
+                <w:lang w:val="en-GB"/>
+              </w:rPr>
+              <w:t>Supervisore.allIstances</w:t>
+            </w:r>
+            <w:proofErr w:type="spellEnd"/>
+            <w:r>
+              <w:rPr>
+                <w:lang w:val="en-GB"/>
+              </w:rPr>
+              <w:t xml:space="preserve">()-&gt;exists(s | </w:t>
+            </w:r>
+            <w:proofErr w:type="spellStart"/>
+            <w:r>
+              <w:rPr>
+                <w:lang w:val="en-GB"/>
+              </w:rPr>
+              <w:t>s.matricola</w:t>
+            </w:r>
+            <w:proofErr w:type="spellEnd"/>
+            <w:r>
+              <w:rPr>
+                <w:lang w:val="en-GB"/>
+              </w:rPr>
+              <w:t xml:space="preserve"> = </w:t>
+            </w:r>
+            <w:proofErr w:type="spellStart"/>
+            <w:r>
+              <w:rPr>
+                <w:lang w:val="en-GB"/>
+              </w:rPr>
+              <w:t>task.supervisore</w:t>
+            </w:r>
+            <w:proofErr w:type="spellEnd"/>
+            <w:r>
+              <w:rPr>
+                <w:lang w:val="en-GB"/>
+              </w:rPr>
+              <w:t>) and</w:t>
+            </w:r>
+          </w:p>
+          <w:p>
+            <w:proofErr w:type="spellStart"/>
+            <w:r>
+              <w:t>task.dipendente</w:t>
+            </w:r>
+            <w:proofErr w:type="spellEnd"/>
+            <w:r>
+              <w:t xml:space="preserve"> &lt;&gt; </w:t>
+            </w:r>
+            <w:proofErr w:type="spellStart"/>
+            <w:r>
+              <w:t>null</w:t>
+            </w:r>
+            <w:proofErr w:type="spellEnd"/>
+            <w:r>
+              <w:t xml:space="preserve"> and  </w:t>
+            </w:r>
+            <w:proofErr w:type="spellStart"/>
+            <w:r>
+              <w:t>Dipendente.allIstances</w:t>
+            </w:r>
+            <w:proofErr w:type="spellEnd"/>
+            <w:r>
+              <w:t>()-&gt;</w:t>
+            </w:r>
+            <w:proofErr w:type="spellStart"/>
+            <w:r>
+              <w:t>exists</w:t>
+            </w:r>
+            <w:proofErr w:type="spellEnd"/>
+            <w:r>
+              <w:t xml:space="preserve">(d | </w:t>
+            </w:r>
+            <w:proofErr w:type="spellStart"/>
+            <w:r>
+              <w:t>d.matricola</w:t>
+            </w:r>
+            <w:proofErr w:type="spellEnd"/>
+            <w:r>
+              <w:t xml:space="preserve"> = </w:t>
+            </w:r>
+            <w:proofErr w:type="spellStart"/>
+            <w:r>
+              <w:t>task.dipende</w:t>
+            </w:r>
+            <w:r>
+              <w:t>nte</w:t>
+            </w:r>
+            <w:proofErr w:type="spellEnd"/>
+            <w:r>
+              <w:t>)</w:t>
+            </w:r>
+          </w:p>
+          <w:p>
+            <w:r>
               <w:br/>
             </w:r>
           </w:p>
@@ -26938,6 +28570,7 @@
               <w:t xml:space="preserve">Context </w:t>
             </w:r>
             <w:proofErr w:type="spellStart"/>
+            <w:proofErr w:type="gramStart"/>
             <w:r>
               <w:rPr>
                 <w:lang w:val="en-GB"/>
@@ -26949,31 +28582,104 @@
               <w:rPr>
                 <w:lang w:val="en-GB"/>
               </w:rPr>
-              <w:t>::create(task: Task)</w:t>
-            </w:r>
-          </w:p>
-          <w:p>
-            <w:pPr>
-              <w:rPr>
-                <w:lang w:val="en-GB"/>
-              </w:rPr>
-            </w:pPr>
-            <w:proofErr w:type="spellStart"/>
-            <w:r>
+              <w:t>::</w:t>
+            </w:r>
+            <w:proofErr w:type="gramEnd"/>
+            <w:r>
+              <w:rPr>
+                <w:lang w:val="en-GB"/>
+              </w:rPr>
+              <w:t>create(task: Task)</w:t>
+            </w:r>
+          </w:p>
+          <w:p>
+            <w:pPr>
+              <w:rPr>
+                <w:lang w:val="en-GB"/>
+              </w:rPr>
+            </w:pPr>
+          </w:p>
+          <w:p>
+            <w:pPr>
+              <w:rPr>
+                <w:lang w:val="en-GB"/>
+              </w:rPr>
+            </w:pPr>
+            <w:proofErr w:type="spellStart"/>
+            <w:r>
+              <w:rPr>
+                <w:lang w:val="en-GB"/>
+              </w:rPr>
               <w:t>Task.allInstances</w:t>
             </w:r>
             <w:proofErr w:type="spellEnd"/>
             <w:r>
-              <w:t>()-&gt;</w:t>
-            </w:r>
-            <w:proofErr w:type="spellStart"/>
-            <w:r>
-              <w:t>includes</w:t>
-            </w:r>
-            <w:proofErr w:type="spellEnd"/>
-            <w:r>
-              <w:t>(t)</w:t>
-            </w:r>
+              <w:rPr>
+                <w:lang w:val="en-GB"/>
+              </w:rPr>
+              <w:t>()-&gt;includes(t)</w:t>
+            </w:r>
+          </w:p>
+          <w:p>
+            <w:pPr>
+              <w:rPr>
+                <w:lang w:val="en-GB"/>
+              </w:rPr>
+            </w:pPr>
+            <w:r>
+              <w:rPr>
+                <w:lang w:val="en-GB"/>
+              </w:rPr>
+              <w:t xml:space="preserve">If </w:t>
+            </w:r>
+            <w:proofErr w:type="spellStart"/>
+            <w:r>
+              <w:rPr>
+                <w:lang w:val="en-GB"/>
+              </w:rPr>
+              <w:t>task.allegato</w:t>
+            </w:r>
+            <w:proofErr w:type="spellEnd"/>
+            <w:r>
+              <w:rPr>
+                <w:lang w:val="en-GB"/>
+              </w:rPr>
+              <w:t xml:space="preserve"> &lt;&gt; null </w:t>
+            </w:r>
+          </w:p>
+          <w:p>
+            <w:pPr>
+              <w:rPr>
+                <w:lang w:val="en-GB"/>
+              </w:rPr>
+            </w:pPr>
+            <w:r>
+              <w:rPr>
+                <w:lang w:val="en-GB"/>
+              </w:rPr>
+              <w:t xml:space="preserve">    </w:t>
+            </w:r>
+            <w:proofErr w:type="spellStart"/>
+            <w:r>
+              <w:rPr>
+                <w:lang w:val="en-GB"/>
+              </w:rPr>
+              <w:t>Allegato.allIstances</w:t>
+            </w:r>
+            <w:proofErr w:type="spellEnd"/>
+            <w:r>
+              <w:rPr>
+                <w:lang w:val="en-GB"/>
+              </w:rPr>
+              <w:t>()-&gt;exists(a  | a.id = task.Allegato.id)</w:t>
+            </w:r>
+          </w:p>
+          <w:p>
+            <w:pPr>
+              <w:rPr>
+                <w:lang w:val="en-GB"/>
+              </w:rPr>
+            </w:pPr>
           </w:p>
         </w:tc>
       </w:tr>
@@ -27196,6 +28902,7 @@
               <w:t xml:space="preserve">Context </w:t>
             </w:r>
             <w:proofErr w:type="spellStart"/>
+            <w:proofErr w:type="gramStart"/>
             <w:r>
               <w:rPr>
                 <w:lang w:val="en-GB"/>
@@ -27210,6 +28917,7 @@
               <w:t>::</w:t>
             </w:r>
             <w:proofErr w:type="spellStart"/>
+            <w:proofErr w:type="gramEnd"/>
             <w:r>
               <w:rPr>
                 <w:lang w:val="en-GB"/>
@@ -27244,6 +28952,27 @@
                 <w:lang w:val="en-GB"/>
               </w:rPr>
             </w:pPr>
+          </w:p>
+          <w:p>
+            <w:pPr>
+              <w:rPr>
+                <w:lang w:val="en-GB"/>
+              </w:rPr>
+            </w:pPr>
+            <w:proofErr w:type="spellStart"/>
+            <w:r>
+              <w:rPr>
+                <w:lang w:val="en-GB"/>
+              </w:rPr>
+              <w:t>targetTask</w:t>
+            </w:r>
+            <w:proofErr w:type="spellEnd"/>
+            <w:r>
+              <w:rPr>
+                <w:lang w:val="en-GB"/>
+              </w:rPr>
+              <w:t xml:space="preserve"> = </w:t>
+            </w:r>
             <w:proofErr w:type="spellStart"/>
             <w:r>
               <w:rPr>
@@ -27264,6 +28993,112 @@
               </w:rPr>
               <w:t>.id = id)</w:t>
             </w:r>
+          </w:p>
+          <w:p>
+            <w:pPr>
+              <w:rPr>
+                <w:lang w:val="en-GB"/>
+              </w:rPr>
+            </w:pPr>
+          </w:p>
+          <w:p>
+            <w:pPr>
+              <w:rPr>
+                <w:lang w:val="en-GB"/>
+              </w:rPr>
+            </w:pPr>
+            <w:r>
+              <w:rPr>
+                <w:lang w:val="en-GB"/>
+              </w:rPr>
+              <w:t xml:space="preserve">if </w:t>
+            </w:r>
+            <w:r>
+              <w:rPr>
+                <w:lang w:val="en-GB"/>
+              </w:rPr>
+              <w:t xml:space="preserve"> </w:t>
+            </w:r>
+            <w:proofErr w:type="spellStart"/>
+            <w:r>
+              <w:rPr>
+                <w:lang w:val="en-GB"/>
+              </w:rPr>
+              <w:t>Task.allInstances</w:t>
+            </w:r>
+            <w:proofErr w:type="spellEnd"/>
+            <w:r>
+              <w:rPr>
+                <w:lang w:val="en-GB"/>
+              </w:rPr>
+              <w:t>()-&gt;</w:t>
+            </w:r>
+            <w:r>
+              <w:rPr>
+                <w:lang w:val="en-GB"/>
+              </w:rPr>
+              <w:t xml:space="preserve"> exists</w:t>
+            </w:r>
+            <w:r>
+              <w:rPr>
+                <w:lang w:val="en-GB"/>
+              </w:rPr>
+              <w:t>(t | t.id = id)</w:t>
+            </w:r>
+          </w:p>
+          <w:p>
+            <w:pPr>
+              <w:rPr>
+                <w:lang w:val="en-GB"/>
+              </w:rPr>
+            </w:pPr>
+            <w:r>
+              <w:rPr>
+                <w:lang w:val="en-GB"/>
+              </w:rPr>
+              <w:t xml:space="preserve">     result = </w:t>
+            </w:r>
+            <w:proofErr w:type="spellStart"/>
+            <w:r>
+              <w:rPr>
+                <w:lang w:val="en-GB"/>
+              </w:rPr>
+              <w:t>targetTask</w:t>
+            </w:r>
+            <w:proofErr w:type="spellEnd"/>
+          </w:p>
+          <w:p>
+            <w:pPr>
+              <w:rPr>
+                <w:lang w:val="en-GB"/>
+              </w:rPr>
+            </w:pPr>
+            <w:r>
+              <w:rPr>
+                <w:lang w:val="en-GB"/>
+              </w:rPr>
+              <w:t>else</w:t>
+            </w:r>
+          </w:p>
+          <w:p>
+            <w:pPr>
+              <w:rPr>
+                <w:lang w:val="en-GB"/>
+              </w:rPr>
+            </w:pPr>
+            <w:r>
+              <w:rPr>
+                <w:lang w:val="en-GB"/>
+              </w:rPr>
+              <w:t xml:space="preserve">     result = null</w:t>
+            </w:r>
+          </w:p>
+          <w:p>
+            <w:pPr>
+              <w:rPr>
+                <w:lang w:val="en-GB"/>
+              </w:rPr>
+            </w:pPr>
           </w:p>
         </w:tc>
       </w:tr>
@@ -27427,6 +29262,7 @@
               <w:t>)</w:t>
             </w:r>
           </w:p>
+          <w:p/>
           <w:p>
             <w:r>
               <w:t xml:space="preserve">utente &lt;&gt; </w:t>
@@ -27460,7 +29296,56 @@
               <w:t>null</w:t>
             </w:r>
             <w:proofErr w:type="spellEnd"/>
-          </w:p>
+            <w:r>
+              <w:t xml:space="preserve"> and (</w:t>
+            </w:r>
+            <w:proofErr w:type="spellStart"/>
+            <w:r>
+              <w:t>utente.ruolo</w:t>
+            </w:r>
+            <w:proofErr w:type="spellEnd"/>
+            <w:r>
+              <w:t xml:space="preserve"> = </w:t>
+            </w:r>
+            <w:r>
+              <w:t xml:space="preserve"> </w:t>
+            </w:r>
+            <w:proofErr w:type="gramStart"/>
+            <w:r>
+              <w:t>Tipi::ruolo::</w:t>
+            </w:r>
+            <w:proofErr w:type="gramEnd"/>
+            <w:r>
+              <w:t>DIPENDENTE</w:t>
+            </w:r>
+            <w:r>
+              <w:t xml:space="preserve"> or </w:t>
+            </w:r>
+            <w:r>
+              <w:t xml:space="preserve"> </w:t>
+            </w:r>
+            <w:proofErr w:type="spellStart"/>
+            <w:r>
+              <w:t>utente.ruolo</w:t>
+            </w:r>
+            <w:proofErr w:type="spellEnd"/>
+            <w:r>
+              <w:t xml:space="preserve"> = </w:t>
+            </w:r>
+            <w:proofErr w:type="gramStart"/>
+            <w:r>
+              <w:t>Tipi::ruolo::</w:t>
+            </w:r>
+            <w:proofErr w:type="gramEnd"/>
+            <w:r>
+              <w:t>SUPERVISORE</w:t>
+            </w:r>
+            <w:r>
+              <w:t>)</w:t>
+            </w:r>
+          </w:p>
+          <w:p/>
+          <w:p/>
         </w:tc>
       </w:tr>
       <w:tr>
@@ -27479,72 +29364,182 @@
             <w:tcW w:w="7654" w:type="dxa"/>
           </w:tcPr>
           <w:p>
-            <w:pPr>
-              <w:rPr>
-                <w:lang w:val="en-GB"/>
-              </w:rPr>
-            </w:pPr>
-            <w:r>
-              <w:rPr>
-                <w:lang w:val="en-GB"/>
-              </w:rPr>
-              <w:t xml:space="preserve">Context </w:t>
-            </w:r>
-            <w:proofErr w:type="spellStart"/>
-            <w:r>
-              <w:rPr>
-                <w:lang w:val="en-GB"/>
-              </w:rPr>
+            <w:proofErr w:type="spellStart"/>
+            <w:r>
+              <w:t>Context</w:t>
+            </w:r>
+            <w:proofErr w:type="spellEnd"/>
+            <w:r>
+              <w:t xml:space="preserve"> </w:t>
+            </w:r>
+            <w:proofErr w:type="spellStart"/>
+            <w:proofErr w:type="gramStart"/>
+            <w:r>
               <w:t>TaskDAO</w:t>
             </w:r>
             <w:proofErr w:type="spellEnd"/>
             <w:r>
-              <w:rPr>
-                <w:lang w:val="en-GB"/>
-              </w:rPr>
               <w:t>::</w:t>
             </w:r>
             <w:proofErr w:type="spellStart"/>
-            <w:r>
-              <w:rPr>
-                <w:lang w:val="en-GB"/>
-              </w:rPr>
+            <w:proofErr w:type="gramEnd"/>
+            <w:r>
               <w:t>findByUtente</w:t>
             </w:r>
             <w:proofErr w:type="spellEnd"/>
             <w:r>
-              <w:rPr>
-                <w:lang w:val="en-GB"/>
-              </w:rPr>
               <w:t>(</w:t>
             </w:r>
             <w:proofErr w:type="spellStart"/>
             <w:r>
-              <w:rPr>
-                <w:lang w:val="en-GB"/>
-              </w:rPr>
               <w:t>utente:Utente</w:t>
             </w:r>
             <w:proofErr w:type="spellEnd"/>
             <w:r>
+              <w:t xml:space="preserve">) </w:t>
+            </w:r>
+          </w:p>
+          <w:p/>
+          <w:p>
+            <w:proofErr w:type="spellStart"/>
+            <w:r>
+              <w:t>If</w:t>
+            </w:r>
+            <w:proofErr w:type="spellEnd"/>
+            <w:r>
+              <w:t xml:space="preserve"> </w:t>
+            </w:r>
+            <w:proofErr w:type="spellStart"/>
+            <w:r>
+              <w:t>utente.ruolo</w:t>
+            </w:r>
+            <w:proofErr w:type="spellEnd"/>
+            <w:r>
+              <w:t xml:space="preserve"> = </w:t>
+            </w:r>
+            <w:proofErr w:type="gramStart"/>
+            <w:r>
+              <w:t>Tipi::ruolo::</w:t>
+            </w:r>
+            <w:proofErr w:type="gramEnd"/>
+            <w:r>
+              <w:t>DIPENDENTE</w:t>
+            </w:r>
+          </w:p>
+          <w:p>
+            <w:r>
+              <w:t xml:space="preserve">    </w:t>
+            </w:r>
+          </w:p>
+          <w:p>
+            <w:pPr>
+              <w:rPr>
+                <w:lang w:val="en-GB"/>
+              </w:rPr>
+            </w:pPr>
+            <w:r>
+              <w:rPr>
+                <w:lang w:val="en-GB"/>
+              </w:rPr>
+              <w:t xml:space="preserve">result = </w:t>
+            </w:r>
+            <w:proofErr w:type="spellStart"/>
+            <w:r>
+              <w:rPr>
+                <w:lang w:val="en-GB"/>
+              </w:rPr>
+              <w:t>Task.allInstances</w:t>
+            </w:r>
+            <w:proofErr w:type="spellEnd"/>
+            <w:r>
+              <w:rPr>
+                <w:lang w:val="en-GB"/>
+              </w:rPr>
+              <w:t xml:space="preserve">()-&gt;select(t | </w:t>
+            </w:r>
+            <w:proofErr w:type="spellStart"/>
+            <w:r>
+              <w:rPr>
+                <w:lang w:val="en-GB"/>
+              </w:rPr>
+              <w:t>t.</w:t>
+            </w:r>
+            <w:r>
+              <w:rPr>
+                <w:lang w:val="en-GB"/>
+              </w:rPr>
+              <w:t>dipendente</w:t>
+            </w:r>
+            <w:proofErr w:type="spellEnd"/>
+            <w:r>
+              <w:rPr>
+                <w:lang w:val="en-GB"/>
+              </w:rPr>
+              <w:t xml:space="preserve"> =  </w:t>
+            </w:r>
+            <w:proofErr w:type="spellStart"/>
+            <w:r>
+              <w:rPr>
+                <w:lang w:val="en-GB"/>
+              </w:rPr>
+              <w:t>utente.matricola</w:t>
+            </w:r>
+            <w:proofErr w:type="spellEnd"/>
+            <w:r>
               <w:rPr>
                 <w:lang w:val="en-GB"/>
               </w:rPr>
               <w:t>)</w:t>
             </w:r>
-            <w:r>
-              <w:rPr>
-                <w:lang w:val="en-GB"/>
-              </w:rPr>
-              <w:t xml:space="preserve"> </w:t>
-            </w:r>
-          </w:p>
-          <w:p>
-            <w:r>
-              <w:rPr>
-                <w:lang w:val="en-GB"/>
-              </w:rPr>
-              <w:t xml:space="preserve">result = </w:t>
+          </w:p>
+          <w:p>
+            <w:pPr>
+              <w:rPr>
+                <w:lang w:val="en-GB"/>
+              </w:rPr>
+            </w:pPr>
+          </w:p>
+          <w:p>
+            <w:r>
+              <w:t xml:space="preserve">else </w:t>
+            </w:r>
+            <w:proofErr w:type="spellStart"/>
+            <w:r>
+              <w:t>if</w:t>
+            </w:r>
+            <w:proofErr w:type="spellEnd"/>
+            <w:r>
+              <w:t xml:space="preserve">  </w:t>
+            </w:r>
+            <w:proofErr w:type="spellStart"/>
+            <w:r>
+              <w:t>utente.ruolo</w:t>
+            </w:r>
+            <w:proofErr w:type="spellEnd"/>
+            <w:r>
+              <w:t xml:space="preserve"> = </w:t>
+            </w:r>
+            <w:proofErr w:type="gramStart"/>
+            <w:r>
+              <w:t>Tipi::ruolo::</w:t>
+            </w:r>
+            <w:proofErr w:type="gramEnd"/>
+            <w:r>
+              <w:t>SUPERVISORE</w:t>
+            </w:r>
+          </w:p>
+          <w:p/>
+          <w:p>
+            <w:pPr>
+              <w:rPr>
+                <w:lang w:val="en-GB"/>
+              </w:rPr>
+            </w:pPr>
+            <w:r>
+              <w:rPr>
+                <w:lang w:val="en-GB"/>
+              </w:rPr>
+              <w:t xml:space="preserve">result =  </w:t>
             </w:r>
             <w:proofErr w:type="spellStart"/>
             <w:r>
@@ -27558,14 +29553,20 @@
               <w:rPr>
                 <w:lang w:val="en-GB"/>
               </w:rPr>
-              <w:t xml:space="preserve">()-&gt;select(t | </w:t>
-            </w:r>
-            <w:proofErr w:type="spellStart"/>
-            <w:r>
-              <w:rPr>
-                <w:lang w:val="en-GB"/>
-              </w:rPr>
-              <w:t>t.dipendente</w:t>
+              <w:t>()-&gt;select(t</w:t>
+            </w:r>
+            <w:r>
+              <w:rPr>
+                <w:lang w:val="en-GB"/>
+              </w:rPr>
+              <w:t xml:space="preserve"> | </w:t>
+            </w:r>
+            <w:proofErr w:type="spellStart"/>
+            <w:r>
+              <w:rPr>
+                <w:lang w:val="en-GB"/>
+              </w:rPr>
+              <w:t>t.supervisore</w:t>
             </w:r>
             <w:proofErr w:type="spellEnd"/>
             <w:r>
@@ -27579,59 +29580,7 @@
               <w:rPr>
                 <w:lang w:val="en-GB"/>
               </w:rPr>
-              <w:t>u</w:t>
-            </w:r>
-            <w:r>
-              <w:rPr>
-                <w:lang w:val="en-GB"/>
-              </w:rPr>
-              <w:t>tente</w:t>
-            </w:r>
-            <w:r>
-              <w:rPr>
-                <w:lang w:val="en-GB"/>
-              </w:rPr>
-              <w:t>.matricola</w:t>
-            </w:r>
-            <w:proofErr w:type="spellEnd"/>
-            <w:r>
-              <w:rPr>
-                <w:lang w:val="en-GB"/>
-              </w:rPr>
-              <w:t xml:space="preserve"> or </w:t>
-            </w:r>
-            <w:proofErr w:type="spellStart"/>
-            <w:r>
-              <w:rPr>
-                <w:lang w:val="en-GB"/>
-              </w:rPr>
-              <w:t>t.supervisore</w:t>
-            </w:r>
-            <w:proofErr w:type="spellEnd"/>
-            <w:r>
-              <w:rPr>
-                <w:lang w:val="en-GB"/>
-              </w:rPr>
-              <w:t xml:space="preserve"> = </w:t>
-            </w:r>
-            <w:proofErr w:type="spellStart"/>
-            <w:r>
-              <w:rPr>
-                <w:lang w:val="en-GB"/>
-              </w:rPr>
-              <w:t>u</w:t>
-            </w:r>
-            <w:r>
-              <w:rPr>
-                <w:lang w:val="en-GB"/>
-              </w:rPr>
-              <w:t>tente</w:t>
-            </w:r>
-            <w:r>
-              <w:rPr>
-                <w:lang w:val="en-GB"/>
-              </w:rPr>
-              <w:t>.matricola</w:t>
+              <w:t>utente.matricola</w:t>
             </w:r>
             <w:proofErr w:type="spellEnd"/>
             <w:r>
@@ -27640,6 +29589,13 @@
               </w:rPr>
               <w:t>)</w:t>
             </w:r>
+          </w:p>
+          <w:p>
+            <w:pPr>
+              <w:rPr>
+                <w:lang w:val="en-GB"/>
+              </w:rPr>
+            </w:pPr>
           </w:p>
         </w:tc>
       </w:tr>
@@ -27881,28 +29837,96 @@
             </w:pPr>
           </w:p>
           <w:p>
-            <w:proofErr w:type="spellStart"/>
-            <w:r>
+            <w:pPr>
+              <w:rPr>
+                <w:lang w:val="en-GB"/>
+              </w:rPr>
+            </w:pPr>
+            <w:proofErr w:type="spellStart"/>
+            <w:r>
+              <w:rPr>
+                <w:lang w:val="en-GB"/>
+              </w:rPr>
               <w:t>nuovoStato</w:t>
             </w:r>
             <w:proofErr w:type="spellEnd"/>
             <w:r>
-              <w:t xml:space="preserve"> &lt;&gt; </w:t>
-            </w:r>
-            <w:proofErr w:type="spellStart"/>
-            <w:r>
-              <w:t>null</w:t>
-            </w:r>
-            <w:proofErr w:type="spellEnd"/>
-            <w:r>
-              <w:t xml:space="preserve"> and id </w:t>
-            </w:r>
-            <w:r>
+              <w:rPr>
+                <w:lang w:val="en-GB"/>
+              </w:rPr>
+              <w:t xml:space="preserve"> &lt;&gt; null</w:t>
+            </w:r>
+            <w:r>
+              <w:rPr>
+                <w:lang w:val="en-GB"/>
+              </w:rPr>
+              <w:t xml:space="preserve"> and </w:t>
+            </w:r>
+          </w:p>
+          <w:p>
+            <w:pPr>
+              <w:rPr>
+                <w:lang w:val="en-GB"/>
+              </w:rPr>
+            </w:pPr>
+            <w:r>
+              <w:rPr>
+                <w:lang w:val="en-GB"/>
+              </w:rPr>
+              <w:t xml:space="preserve">id </w:t>
+            </w:r>
+            <w:r>
+              <w:rPr>
+                <w:lang w:val="en-GB"/>
+              </w:rPr>
               <w:t>&gt;</w:t>
             </w:r>
             <w:r>
+              <w:rPr>
+                <w:lang w:val="en-GB"/>
+              </w:rPr>
               <w:t xml:space="preserve"> 0</w:t>
             </w:r>
+            <w:r>
+              <w:rPr>
+                <w:lang w:val="en-GB"/>
+              </w:rPr>
+              <w:t xml:space="preserve"> </w:t>
+            </w:r>
+            <w:r>
+              <w:rPr>
+                <w:lang w:val="en-GB"/>
+              </w:rPr>
+              <w:t xml:space="preserve"> and</w:t>
+            </w:r>
+          </w:p>
+          <w:p>
+            <w:pPr>
+              <w:rPr>
+                <w:lang w:val="en-GB"/>
+              </w:rPr>
+            </w:pPr>
+            <w:proofErr w:type="spellStart"/>
+            <w:r>
+              <w:rPr>
+                <w:lang w:val="en-GB"/>
+              </w:rPr>
+              <w:t>Task.allIstances</w:t>
+            </w:r>
+            <w:proofErr w:type="spellEnd"/>
+            <w:r>
+              <w:rPr>
+                <w:lang w:val="en-GB"/>
+              </w:rPr>
+              <w:t>()-&gt;exists(t | t.id = id)</w:t>
+            </w:r>
+          </w:p>
+          <w:p>
+            <w:pPr>
+              <w:rPr>
+                <w:lang w:val="en-GB"/>
+              </w:rPr>
+            </w:pPr>
           </w:p>
         </w:tc>
       </w:tr>
@@ -27921,6 +29945,7 @@
               </w:rPr>
             </w:pPr>
             <w:r>
+              <w:lastRenderedPageBreak/>
               <w:t>Post-condizione</w:t>
             </w:r>
           </w:p>
@@ -28105,7 +30130,7 @@
               <w:rPr>
                 <w:lang w:val="en-GB"/>
               </w:rPr>
-              <w:t>+ update(</w:t>
+              <w:t>+ delete (</w:t>
             </w:r>
             <w:proofErr w:type="spellStart"/>
             <w:r>
@@ -28119,7 +30144,7 @@
               <w:rPr>
                 <w:lang w:val="en-GB"/>
               </w:rPr>
-              <w:t xml:space="preserve">) : void </w:t>
+              <w:t>) : void</w:t>
             </w:r>
           </w:p>
         </w:tc>
@@ -28141,7 +30166,7 @@
           </w:tcPr>
           <w:p>
             <w:r>
-              <w:t>Aggiorna un task all’interno del database</w:t>
+              <w:t>Elimina un task dal database</w:t>
             </w:r>
           </w:p>
         </w:tc>
@@ -28180,12 +30205,6 @@
               </w:rPr>
               <w:t xml:space="preserve"> </w:t>
             </w:r>
-            <w:r>
-              <w:rPr>
-                <w:lang w:val="en-GB"/>
-              </w:rPr>
-              <w:t xml:space="preserve"> </w:t>
-            </w:r>
             <w:proofErr w:type="spellStart"/>
             <w:r>
               <w:rPr>
@@ -28198,7 +30217,7 @@
               <w:rPr>
                 <w:lang w:val="en-GB"/>
               </w:rPr>
-              <w:t>::update(t</w:t>
+              <w:t>::delete(t</w:t>
             </w:r>
             <w:r>
               <w:rPr>
@@ -28219,32 +30238,38 @@
                 <w:lang w:val="en-GB"/>
               </w:rPr>
             </w:pPr>
-            <w:proofErr w:type="spellStart"/>
-            <w:r>
-              <w:rPr>
-                <w:lang w:val="en-GB"/>
-              </w:rPr>
-              <w:t>Task.allInstances</w:t>
-            </w:r>
-            <w:proofErr w:type="spellEnd"/>
-            <w:r>
-              <w:rPr>
-                <w:lang w:val="en-GB"/>
-              </w:rPr>
-              <w:t>()-&gt;exists(x | x.id = t</w:t>
-            </w:r>
-            <w:r>
-              <w:rPr>
-                <w:lang w:val="en-GB"/>
-              </w:rPr>
-              <w:t>ask</w:t>
-            </w:r>
-            <w:r>
-              <w:rPr>
-                <w:lang w:val="en-GB"/>
-              </w:rPr>
-              <w:t>.id)</w:t>
-            </w:r>
+            <w:r>
+              <w:rPr>
+                <w:lang w:val="en-GB"/>
+              </w:rPr>
+              <w:t xml:space="preserve">task &lt;&gt; null and </w:t>
+            </w:r>
+          </w:p>
+          <w:p>
+            <w:pPr>
+              <w:rPr>
+                <w:lang w:val="en-GB"/>
+              </w:rPr>
+            </w:pPr>
+            <w:r>
+              <w:rPr>
+                <w:lang w:val="en-GB"/>
+              </w:rPr>
+              <w:t>task</w:t>
+            </w:r>
+            <w:r>
+              <w:rPr>
+                <w:lang w:val="en-GB"/>
+              </w:rPr>
+              <w:t>.id &gt; 0</w:t>
+            </w:r>
+          </w:p>
+          <w:p>
+            <w:pPr>
+              <w:rPr>
+                <w:lang w:val="en-GB"/>
+              </w:rPr>
+            </w:pPr>
           </w:p>
         </w:tc>
       </w:tr>
@@ -28274,7 +30299,13 @@
               <w:rPr>
                 <w:lang w:val="en-GB"/>
               </w:rPr>
-              <w:t xml:space="preserve">Context  </w:t>
+              <w:t>Context</w:t>
+            </w:r>
+            <w:r>
+              <w:rPr>
+                <w:lang w:val="en-GB"/>
+              </w:rPr>
+              <w:t xml:space="preserve"> </w:t>
             </w:r>
             <w:proofErr w:type="spellStart"/>
             <w:r>
@@ -28288,156 +30319,62 @@
               <w:rPr>
                 <w:lang w:val="en-GB"/>
               </w:rPr>
-              <w:t>::update(task: Task)</w:t>
-            </w:r>
-          </w:p>
-          <w:p>
-            <w:pPr>
-              <w:rPr>
-                <w:lang w:val="en-GB"/>
-              </w:rPr>
-            </w:pPr>
-            <w:proofErr w:type="spellStart"/>
-            <w:r>
-              <w:rPr>
-                <w:lang w:val="en-GB"/>
-              </w:rPr>
-              <w:t>Utente.allInstances</w:t>
-            </w:r>
-            <w:proofErr w:type="spellEnd"/>
-            <w:r>
-              <w:rPr>
-                <w:lang w:val="en-GB"/>
-              </w:rPr>
-              <w:t>()-&gt;select(x |</w:t>
-            </w:r>
-            <w:r>
-              <w:rPr>
-                <w:lang w:val="en-GB"/>
-              </w:rPr>
-              <w:t xml:space="preserve"> x.id = task.id) -&gt; x = task</w:t>
-            </w:r>
-          </w:p>
-          <w:p>
-            <w:pPr>
-              <w:rPr>
-                <w:lang w:val="en-GB"/>
-              </w:rPr>
-            </w:pPr>
-          </w:p>
-        </w:tc>
-      </w:tr>
-      <w:tr>
-        <w:trPr>
-          <w:trHeight w:val="349"/>
-        </w:trPr>
-        <w:tc>
-          <w:tcPr>
-            <w:tcW w:w="9776" w:type="dxa"/>
-            <w:gridSpan w:val="2"/>
-          </w:tcPr>
-          <w:p>
-            <w:pPr>
-              <w:rPr>
-                <w:lang w:val="en-GB"/>
-              </w:rPr>
-            </w:pPr>
-          </w:p>
-        </w:tc>
-      </w:tr>
-      <w:tr>
-        <w:tc>
-          <w:tcPr>
-            <w:tcW w:w="2122" w:type="dxa"/>
-          </w:tcPr>
-          <w:p>
-            <w:r>
-              <w:t>Firma metodo</w:t>
-            </w:r>
-          </w:p>
-        </w:tc>
-        <w:tc>
-          <w:tcPr>
-            <w:tcW w:w="7654" w:type="dxa"/>
-          </w:tcPr>
-          <w:p>
-            <w:pPr>
-              <w:rPr>
-                <w:lang w:val="en-GB"/>
-              </w:rPr>
-            </w:pPr>
-            <w:r>
-              <w:rPr>
-                <w:lang w:val="en-GB"/>
-              </w:rPr>
-              <w:t>+ delete (</w:t>
-            </w:r>
-            <w:proofErr w:type="spellStart"/>
-            <w:r>
-              <w:rPr>
-                <w:lang w:val="en-GB"/>
-              </w:rPr>
-              <w:t>task:Task</w:t>
-            </w:r>
-            <w:proofErr w:type="spellEnd"/>
-            <w:r>
-              <w:rPr>
-                <w:lang w:val="en-GB"/>
-              </w:rPr>
-              <w:t>) : void</w:t>
-            </w:r>
-          </w:p>
-        </w:tc>
-      </w:tr>
-      <w:tr>
-        <w:tc>
-          <w:tcPr>
-            <w:tcW w:w="2122" w:type="dxa"/>
-          </w:tcPr>
-          <w:p>
-            <w:r>
-              <w:t>Descrizione</w:t>
-            </w:r>
-          </w:p>
-        </w:tc>
-        <w:tc>
-          <w:tcPr>
-            <w:tcW w:w="7654" w:type="dxa"/>
-          </w:tcPr>
-          <w:p>
-            <w:r>
-              <w:t>Elimina un task dal database</w:t>
-            </w:r>
-          </w:p>
-        </w:tc>
-      </w:tr>
-      <w:tr>
-        <w:tc>
-          <w:tcPr>
-            <w:tcW w:w="2122" w:type="dxa"/>
-          </w:tcPr>
-          <w:p>
-            <w:r>
-              <w:t>Pre-condizione</w:t>
-            </w:r>
-          </w:p>
-        </w:tc>
-        <w:tc>
-          <w:tcPr>
-            <w:tcW w:w="7654" w:type="dxa"/>
-          </w:tcPr>
-          <w:p>
-            <w:pPr>
-              <w:spacing w:after="160" w:line="259" w:lineRule="auto"/>
-              <w:rPr>
-                <w:lang w:val="en-GB"/>
-              </w:rPr>
-            </w:pPr>
-            <w:r>
-              <w:rPr>
-                <w:lang w:val="en-GB"/>
-              </w:rPr>
-              <w:t>Context</w:t>
+              <w:t>::delete(task: Task)</w:t>
+            </w:r>
+          </w:p>
+          <w:p>
+            <w:pPr>
+              <w:rPr>
+                <w:lang w:val="en-GB"/>
+              </w:rPr>
+            </w:pPr>
+            <w:proofErr w:type="spellStart"/>
+            <w:r>
+              <w:rPr>
+                <w:lang w:val="en-GB"/>
+              </w:rPr>
+              <w:t>Task.allInstances</w:t>
+            </w:r>
+            <w:proofErr w:type="spellEnd"/>
+            <w:r>
+              <w:rPr>
+                <w:lang w:val="en-GB"/>
+              </w:rPr>
+              <w:t>()-&gt;</w:t>
+            </w:r>
+            <w:proofErr w:type="spellStart"/>
+            <w:r>
+              <w:rPr>
+                <w:lang w:val="en-GB"/>
+              </w:rPr>
+              <w:t>exludes</w:t>
+            </w:r>
+            <w:proofErr w:type="spellEnd"/>
+            <w:r>
+              <w:rPr>
+                <w:lang w:val="en-GB"/>
+              </w:rPr>
+              <w:t xml:space="preserve"> (t) AND  </w:t>
+            </w:r>
+            <w:proofErr w:type="spellStart"/>
+            <w:r>
+              <w:rPr>
+                <w:lang w:val="en-GB"/>
+              </w:rPr>
+              <w:t>Allegato.allInstances</w:t>
+            </w:r>
+            <w:proofErr w:type="spellEnd"/>
+            <w:r>
+              <w:rPr>
+                <w:lang w:val="en-GB"/>
+              </w:rPr>
+              <w:t>()-&gt;</w:t>
+            </w:r>
+            <w:r>
+              <w:rPr>
+                <w:lang w:val="en-GB"/>
+              </w:rPr>
+              <w:t>excludes</w:t>
             </w:r>
             <w:r>
               <w:rPr>
@@ -28445,173 +30382,6 @@
               </w:rPr>
               <w:t xml:space="preserve"> </w:t>
             </w:r>
-            <w:proofErr w:type="spellStart"/>
-            <w:r>
-              <w:rPr>
-                <w:lang w:val="en-GB"/>
-              </w:rPr>
-              <w:t>TaskDAO</w:t>
-            </w:r>
-            <w:proofErr w:type="spellEnd"/>
-            <w:r>
-              <w:rPr>
-                <w:lang w:val="en-GB"/>
-              </w:rPr>
-              <w:t>::delete(t</w:t>
-            </w:r>
-            <w:r>
-              <w:rPr>
-                <w:lang w:val="en-GB"/>
-              </w:rPr>
-              <w:t>ask</w:t>
-            </w:r>
-            <w:r>
-              <w:rPr>
-                <w:lang w:val="en-GB"/>
-              </w:rPr>
-              <w:t>: Task)</w:t>
-            </w:r>
-          </w:p>
-          <w:p>
-            <w:pPr>
-              <w:rPr>
-                <w:lang w:val="en-GB"/>
-              </w:rPr>
-            </w:pPr>
-            <w:proofErr w:type="spellStart"/>
-            <w:r>
-              <w:rPr>
-                <w:lang w:val="en-GB"/>
-              </w:rPr>
-              <w:t>Task.allInstances</w:t>
-            </w:r>
-            <w:proofErr w:type="spellEnd"/>
-            <w:r>
-              <w:rPr>
-                <w:lang w:val="en-GB"/>
-              </w:rPr>
-              <w:t>()-&gt;includes(t)</w:t>
-            </w:r>
-            <w:r>
-              <w:rPr>
-                <w:lang w:val="en-GB"/>
-              </w:rPr>
-              <w:t xml:space="preserve"> and task</w:t>
-            </w:r>
-            <w:r>
-              <w:rPr>
-                <w:lang w:val="en-GB"/>
-              </w:rPr>
-              <w:t>.id &gt; 0</w:t>
-            </w:r>
-          </w:p>
-        </w:tc>
-      </w:tr>
-      <w:tr>
-        <w:tc>
-          <w:tcPr>
-            <w:tcW w:w="2122" w:type="dxa"/>
-          </w:tcPr>
-          <w:p>
-            <w:r>
-              <w:t>Post-condizione</w:t>
-            </w:r>
-          </w:p>
-        </w:tc>
-        <w:tc>
-          <w:tcPr>
-            <w:tcW w:w="7654" w:type="dxa"/>
-          </w:tcPr>
-          <w:p>
-            <w:pPr>
-              <w:spacing w:after="160" w:line="259" w:lineRule="auto"/>
-              <w:rPr>
-                <w:lang w:val="en-GB"/>
-              </w:rPr>
-            </w:pPr>
-            <w:r>
-              <w:rPr>
-                <w:lang w:val="en-GB"/>
-              </w:rPr>
-              <w:t>Context</w:t>
-            </w:r>
-            <w:r>
-              <w:rPr>
-                <w:lang w:val="en-GB"/>
-              </w:rPr>
-              <w:t xml:space="preserve"> </w:t>
-            </w:r>
-            <w:proofErr w:type="spellStart"/>
-            <w:r>
-              <w:rPr>
-                <w:lang w:val="en-GB"/>
-              </w:rPr>
-              <w:t>TaskDAO</w:t>
-            </w:r>
-            <w:proofErr w:type="spellEnd"/>
-            <w:r>
-              <w:rPr>
-                <w:lang w:val="en-GB"/>
-              </w:rPr>
-              <w:t>::delete(task: Task)</w:t>
-            </w:r>
-          </w:p>
-          <w:p>
-            <w:pPr>
-              <w:rPr>
-                <w:lang w:val="en-GB"/>
-              </w:rPr>
-            </w:pPr>
-            <w:proofErr w:type="spellStart"/>
-            <w:r>
-              <w:rPr>
-                <w:lang w:val="en-GB"/>
-              </w:rPr>
-              <w:t>Task.allInstances</w:t>
-            </w:r>
-            <w:proofErr w:type="spellEnd"/>
-            <w:r>
-              <w:rPr>
-                <w:lang w:val="en-GB"/>
-              </w:rPr>
-              <w:t>()-&gt;</w:t>
-            </w:r>
-            <w:proofErr w:type="spellStart"/>
-            <w:r>
-              <w:rPr>
-                <w:lang w:val="en-GB"/>
-              </w:rPr>
-              <w:t>exludes</w:t>
-            </w:r>
-            <w:proofErr w:type="spellEnd"/>
-            <w:r>
-              <w:rPr>
-                <w:lang w:val="en-GB"/>
-              </w:rPr>
-              <w:t xml:space="preserve"> (t) AND  </w:t>
-            </w:r>
-            <w:proofErr w:type="spellStart"/>
-            <w:r>
-              <w:rPr>
-                <w:lang w:val="en-GB"/>
-              </w:rPr>
-              <w:t>Allegato.allInstances</w:t>
-            </w:r>
-            <w:proofErr w:type="spellEnd"/>
-            <w:r>
-              <w:rPr>
-                <w:lang w:val="en-GB"/>
-              </w:rPr>
-              <w:t>()-&gt;</w:t>
-            </w:r>
-            <w:proofErr w:type="spellStart"/>
-            <w:r>
-              <w:rPr>
-                <w:lang w:val="en-GB"/>
-              </w:rPr>
-              <w:t>forAll</w:t>
-            </w:r>
-            <w:proofErr w:type="spellEnd"/>
             <w:r>
               <w:rPr>
                 <w:lang w:val="en-GB"/>
@@ -28636,6 +30406,13 @@
         </w:tc>
       </w:tr>
     </w:tbl>
+    <w:p>
+      <w:pPr>
+        <w:rPr>
+          <w:lang w:val="en-GB"/>
+        </w:rPr>
+      </w:pPr>
+    </w:p>
     <w:p>
       <w:pPr>
         <w:rPr>
@@ -29225,6 +31002,7 @@
               <w:rPr>
                 <w:lang w:val="en-GB"/>
               </w:rPr>
+              <w:lastRenderedPageBreak/>
               <w:t xml:space="preserve">result = </w:t>
             </w:r>
             <w:proofErr w:type="spellStart"/>
@@ -32071,6 +33849,7 @@
   <w:style w:type="character" w:default="1" w:styleId="Carpredefinitoparagrafo">
     <w:name w:val="Default Paragraph Font"/>
     <w:uiPriority w:val="1"/>
+    <w:semiHidden/>
     <w:unhideWhenUsed/>
   </w:style>
   <w:style w:type="table" w:default="1" w:styleId="Tabellanormale">

--- a/Workspace/ODD/ODD_EWMS.docx
+++ b/Workspace/ODD/ODD_EWMS.docx
@@ -12572,6 +12572,20 @@
                 <w:lang w:val="en-GB"/>
               </w:rPr>
             </w:pPr>
+            <w:proofErr w:type="spellStart"/>
+            <w:r>
+              <w:rPr>
+                <w:lang w:val="en-GB"/>
+              </w:rPr>
+              <w:t>taskID</w:t>
+            </w:r>
+            <w:proofErr w:type="spellEnd"/>
+            <w:r>
+              <w:rPr>
+                <w:lang w:val="en-GB"/>
+              </w:rPr>
+              <w:t xml:space="preserve"> &gt; 0 and</w:t>
+            </w:r>
           </w:p>
           <w:p>
             <w:pPr>
@@ -12591,54 +12605,7 @@
               <w:rPr>
                 <w:lang w:val="en-GB"/>
               </w:rPr>
-              <w:t>() -&gt;</w:t>
-            </w:r>
-            <w:r>
-              <w:rPr>
-                <w:lang w:val="en-GB"/>
-              </w:rPr>
-              <w:t>exists(</w:t>
-            </w:r>
-            <w:r>
-              <w:rPr>
-                <w:lang w:val="en-GB"/>
-              </w:rPr>
-              <w:t xml:space="preserve">t | t.id = </w:t>
-            </w:r>
-            <w:proofErr w:type="spellStart"/>
-            <w:r>
-              <w:rPr>
-                <w:lang w:val="en-GB"/>
-              </w:rPr>
-              <w:t>TaskID</w:t>
-            </w:r>
-            <w:proofErr w:type="spellEnd"/>
-            <w:r>
-              <w:rPr>
-                <w:lang w:val="en-GB"/>
-              </w:rPr>
-              <w:t>)</w:t>
-            </w:r>
-          </w:p>
-          <w:p>
-            <w:pPr>
-              <w:rPr>
-                <w:lang w:val="en-GB"/>
-              </w:rPr>
-            </w:pPr>
-            <w:proofErr w:type="spellStart"/>
-            <w:r>
-              <w:rPr>
-                <w:lang w:val="en-GB"/>
-              </w:rPr>
-              <w:t>Task.allInstances</w:t>
-            </w:r>
-            <w:proofErr w:type="spellEnd"/>
-            <w:r>
-              <w:rPr>
-                <w:lang w:val="en-GB"/>
-              </w:rPr>
-              <w:t xml:space="preserve">() -&gt; select(t | t.id = </w:t>
+              <w:t xml:space="preserve">()-&gt;select(t | t.id = </w:t>
             </w:r>
             <w:proofErr w:type="spellStart"/>
             <w:r>
@@ -12652,30 +12619,95 @@
               <w:rPr>
                 <w:lang w:val="en-GB"/>
               </w:rPr>
-              <w:t>).status &lt;&gt; status::</w:t>
-            </w:r>
-            <w:proofErr w:type="spellStart"/>
-            <w:r>
-              <w:rPr>
-                <w:lang w:val="en-GB"/>
-              </w:rPr>
-              <w:t>sospeso</w:t>
-            </w:r>
-            <w:proofErr w:type="spellEnd"/>
-            <w:r>
-              <w:rPr>
-                <w:lang w:val="en-GB"/>
-              </w:rPr>
-              <w:t xml:space="preserve"> or status::</w:t>
-            </w:r>
-            <w:proofErr w:type="spellStart"/>
-            <w:r>
-              <w:rPr>
-                <w:lang w:val="en-GB"/>
-              </w:rPr>
-              <w:t>completato</w:t>
-            </w:r>
-            <w:proofErr w:type="spellEnd"/>
+              <w:t xml:space="preserve">).status </w:t>
+            </w:r>
+            <w:r>
+              <w:rPr>
+                <w:lang w:val="en-GB"/>
+              </w:rPr>
+              <w:t xml:space="preserve">= </w:t>
+            </w:r>
+            <w:proofErr w:type="gramStart"/>
+            <w:r>
+              <w:rPr>
+                <w:lang w:val="en-GB"/>
+              </w:rPr>
+              <w:t>Tipi::</w:t>
+            </w:r>
+            <w:proofErr w:type="spellStart"/>
+            <w:r>
+              <w:rPr>
+                <w:lang w:val="en-GB"/>
+              </w:rPr>
+              <w:t>stato</w:t>
+            </w:r>
+            <w:proofErr w:type="spellEnd"/>
+            <w:r>
+              <w:rPr>
+                <w:lang w:val="en-GB"/>
+              </w:rPr>
+              <w:t>::</w:t>
+            </w:r>
+            <w:proofErr w:type="gramEnd"/>
+            <w:r>
+              <w:rPr>
+                <w:lang w:val="en-GB"/>
+              </w:rPr>
+              <w:t>IN_ESECUZIONE</w:t>
+            </w:r>
+            <w:r>
+              <w:rPr>
+                <w:lang w:val="en-GB"/>
+              </w:rPr>
+              <w:t xml:space="preserve"> </w:t>
+            </w:r>
+            <w:r>
+              <w:rPr>
+                <w:lang w:val="en-GB"/>
+              </w:rPr>
+              <w:t xml:space="preserve">or </w:t>
+            </w:r>
+            <w:proofErr w:type="gramStart"/>
+            <w:r>
+              <w:rPr>
+                <w:lang w:val="en-GB"/>
+              </w:rPr>
+              <w:t>Tipi::</w:t>
+            </w:r>
+            <w:proofErr w:type="spellStart"/>
+            <w:r>
+              <w:rPr>
+                <w:lang w:val="en-GB"/>
+              </w:rPr>
+              <w:t>stato</w:t>
+            </w:r>
+            <w:proofErr w:type="spellEnd"/>
+            <w:r>
+              <w:rPr>
+                <w:lang w:val="en-GB"/>
+              </w:rPr>
+              <w:t>::</w:t>
+            </w:r>
+            <w:proofErr w:type="gramEnd"/>
+            <w:r>
+              <w:rPr>
+                <w:lang w:val="en-GB"/>
+              </w:rPr>
+              <w:t>IN_</w:t>
+            </w:r>
+            <w:r>
+              <w:rPr>
+                <w:lang w:val="en-GB"/>
+              </w:rPr>
+              <w:t>SOSPENSIONE</w:t>
+            </w:r>
+          </w:p>
+          <w:p>
+            <w:pPr>
+              <w:rPr>
+                <w:lang w:val="en-GB"/>
+              </w:rPr>
+            </w:pPr>
           </w:p>
         </w:tc>
       </w:tr>
@@ -12773,6 +12805,20 @@
               <w:rPr>
                 <w:lang w:val="en-GB"/>
               </w:rPr>
+              <w:t>targetTask</w:t>
+            </w:r>
+            <w:proofErr w:type="spellEnd"/>
+            <w:r>
+              <w:rPr>
+                <w:lang w:val="en-GB"/>
+              </w:rPr>
+              <w:t xml:space="preserve"> = </w:t>
+            </w:r>
+            <w:proofErr w:type="spellStart"/>
+            <w:r>
+              <w:rPr>
+                <w:lang w:val="en-GB"/>
+              </w:rPr>
               <w:t>Task.allInstances</w:t>
             </w:r>
             <w:proofErr w:type="spellEnd"/>
@@ -12794,14 +12840,129 @@
               <w:rPr>
                 <w:lang w:val="en-GB"/>
               </w:rPr>
-              <w:t xml:space="preserve">).status = </w:t>
-            </w:r>
-            <w:proofErr w:type="spellStart"/>
-            <w:r>
-              <w:rPr>
-                <w:lang w:val="en-GB"/>
-              </w:rPr>
-              <w:t>sospeso</w:t>
+              <w:t>)</w:t>
+            </w:r>
+            <w:r>
+              <w:rPr>
+                <w:lang w:val="en-GB"/>
+              </w:rPr>
+              <w:t>;</w:t>
+            </w:r>
+            <w:r>
+              <w:rPr>
+                <w:lang w:val="en-GB"/>
+              </w:rPr>
+              <w:t xml:space="preserve"> </w:t>
+            </w:r>
+          </w:p>
+          <w:p>
+            <w:pPr>
+              <w:rPr>
+                <w:lang w:val="en-GB"/>
+              </w:rPr>
+            </w:pPr>
+          </w:p>
+          <w:p>
+            <w:pPr>
+              <w:rPr>
+                <w:lang w:val="en-GB"/>
+              </w:rPr>
+            </w:pPr>
+            <w:r>
+              <w:rPr>
+                <w:lang w:val="en-GB"/>
+              </w:rPr>
+              <w:t xml:space="preserve">if </w:t>
+            </w:r>
+            <w:proofErr w:type="spellStart"/>
+            <w:r>
+              <w:rPr>
+                <w:lang w:val="en-GB"/>
+              </w:rPr>
+              <w:t>targetTask</w:t>
+            </w:r>
+            <w:proofErr w:type="spellEnd"/>
+            <w:r>
+              <w:rPr>
+                <w:lang w:val="en-GB"/>
+              </w:rPr>
+              <w:t xml:space="preserve"> &lt;&gt; null </w:t>
+            </w:r>
+          </w:p>
+          <w:p>
+            <w:pPr>
+              <w:rPr>
+                <w:lang w:val="en-GB"/>
+              </w:rPr>
+            </w:pPr>
+            <w:r>
+              <w:rPr>
+                <w:lang w:val="en-GB"/>
+              </w:rPr>
+              <w:t xml:space="preserve">    </w:t>
+            </w:r>
+          </w:p>
+          <w:p>
+            <w:r>
+              <w:t xml:space="preserve">   </w:t>
+            </w:r>
+            <w:proofErr w:type="spellStart"/>
+            <w:r>
+              <w:t>targetTask.stato</w:t>
+            </w:r>
+            <w:proofErr w:type="spellEnd"/>
+            <w:r>
+              <w:t xml:space="preserve"> = </w:t>
+            </w:r>
+            <w:proofErr w:type="gramStart"/>
+            <w:r>
+              <w:t>Tipi::stato::</w:t>
+            </w:r>
+            <w:proofErr w:type="gramEnd"/>
+            <w:r>
+              <w:t xml:space="preserve">IN_SOSPENSIONE and </w:t>
+            </w:r>
+            <w:proofErr w:type="spellStart"/>
+            <w:r>
+              <w:t>result</w:t>
+            </w:r>
+            <w:proofErr w:type="spellEnd"/>
+            <w:r>
+              <w:t xml:space="preserve"> = </w:t>
+            </w:r>
+            <w:proofErr w:type="spellStart"/>
+            <w:r>
+              <w:t>true</w:t>
+            </w:r>
+            <w:proofErr w:type="spellEnd"/>
+          </w:p>
+          <w:p/>
+          <w:p>
+            <w:r>
+              <w:t xml:space="preserve">   else </w:t>
+            </w:r>
+          </w:p>
+          <w:p>
+            <w:r>
+              <w:t xml:space="preserve">   </w:t>
+            </w:r>
+            <w:proofErr w:type="spellStart"/>
+            <w:r>
+              <w:t>result</w:t>
+            </w:r>
+            <w:proofErr w:type="spellEnd"/>
+            <w:r>
+              <w:t xml:space="preserve"> = false</w:t>
+            </w:r>
+            <w:r>
+              <w:br/>
+            </w:r>
+            <w:r>
+              <w:br/>
+            </w:r>
+            <w:proofErr w:type="spellStart"/>
+            <w:r>
+              <w:t>endif</w:t>
             </w:r>
             <w:proofErr w:type="spellEnd"/>
           </w:p>
@@ -12816,13 +12977,7 @@
             <w:tcW w:w="9627" w:type="dxa"/>
             <w:gridSpan w:val="2"/>
           </w:tcPr>
-          <w:p>
-            <w:pPr>
-              <w:rPr>
-                <w:lang w:val="en-GB"/>
-              </w:rPr>
-            </w:pPr>
-          </w:p>
+          <w:p/>
         </w:tc>
       </w:tr>
       <w:tr>
@@ -13276,8 +13431,8 @@
         <w:tblLook w:val="04A0" w:firstRow="1" w:lastRow="0" w:firstColumn="1" w:lastColumn="0" w:noHBand="0" w:noVBand="1"/>
       </w:tblPr>
       <w:tblGrid>
-        <w:gridCol w:w="2376"/>
-        <w:gridCol w:w="7251"/>
+        <w:gridCol w:w="2547"/>
+        <w:gridCol w:w="7080"/>
       </w:tblGrid>
       <w:tr>
         <w:tc>
@@ -13826,6 +13981,7 @@
                 <w:b/>
                 <w:bCs/>
               </w:rPr>
+              <w:lastRenderedPageBreak/>
               <w:t xml:space="preserve">Descrizione </w:t>
             </w:r>
           </w:p>
@@ -13842,7 +13998,13 @@
           </w:tcPr>
           <w:p>
             <w:r>
-              <w:t>Permette di caricare tutte le task non ancora in stato completato dal database assegnati dal supervisore con matricola inviato come parametro</w:t>
+              <w:t xml:space="preserve">Permette di caricare tutte </w:t>
+            </w:r>
+            <w:r>
+              <w:t>i task</w:t>
+            </w:r>
+            <w:r>
+              <w:t xml:space="preserve"> dal database assegnati dal supervisore inviato come parametro</w:t>
             </w:r>
           </w:p>
         </w:tc>
@@ -13973,62 +14135,28 @@
             </w:r>
             <w:proofErr w:type="spellEnd"/>
             <w:r>
-              <w:t xml:space="preserve">=Tipi::ruolo::SUPERVISORE </w:t>
-            </w:r>
-          </w:p>
-          <w:p>
-            <w:pPr>
-              <w:rPr>
-                <w:lang w:val="en-GB"/>
-              </w:rPr>
-            </w:pPr>
-            <w:r>
-              <w:rPr>
-                <w:lang w:val="en-GB"/>
-              </w:rPr>
+              <w:t>=</w:t>
+            </w:r>
+            <w:proofErr w:type="gramStart"/>
+            <w:r>
+              <w:t>Tipi::ruolo::</w:t>
+            </w:r>
+            <w:proofErr w:type="gramEnd"/>
+            <w:r>
+              <w:t xml:space="preserve">SUPERVISORE </w:t>
+            </w:r>
+            <w:r>
               <w:t xml:space="preserve">and </w:t>
             </w:r>
-            <w:proofErr w:type="spellStart"/>
-            <w:r>
-              <w:rPr>
-                <w:lang w:val="en-GB"/>
-              </w:rPr>
-              <w:t>Supervisore.allInstances</w:t>
-            </w:r>
-            <w:proofErr w:type="spellEnd"/>
-            <w:r>
-              <w:rPr>
-                <w:lang w:val="en-GB"/>
-              </w:rPr>
-              <w:t xml:space="preserve">()-&gt;exists(s | </w:t>
-            </w:r>
-            <w:proofErr w:type="spellStart"/>
-            <w:r>
-              <w:rPr>
-                <w:lang w:val="en-GB"/>
-              </w:rPr>
-              <w:t>s.matricola</w:t>
-            </w:r>
-            <w:proofErr w:type="spellEnd"/>
-            <w:r>
-              <w:rPr>
-                <w:lang w:val="en-GB"/>
-              </w:rPr>
-              <w:t xml:space="preserve"> = </w:t>
-            </w:r>
-            <w:proofErr w:type="spellStart"/>
-            <w:r>
-              <w:rPr>
-                <w:lang w:val="en-GB"/>
-              </w:rPr>
+          </w:p>
+          <w:p>
+            <w:proofErr w:type="spellStart"/>
+            <w:r>
               <w:t>supervisore.matricola</w:t>
             </w:r>
             <w:proofErr w:type="spellEnd"/>
             <w:r>
-              <w:rPr>
-                <w:lang w:val="en-GB"/>
-              </w:rPr>
-              <w:t>)</w:t>
+              <w:t xml:space="preserve"> &gt; 0</w:t>
             </w:r>
           </w:p>
         </w:tc>
@@ -14164,15 +14292,7 @@
             </w:r>
             <w:proofErr w:type="spellEnd"/>
             <w:r>
-              <w:t xml:space="preserve">(t | </w:t>
-            </w:r>
-            <w:proofErr w:type="spellStart"/>
-            <w:r>
-              <w:t>t.stato</w:t>
-            </w:r>
-            <w:proofErr w:type="spellEnd"/>
-            <w:r>
-              <w:t xml:space="preserve"> &lt;&gt; Tipi::stato::COMPLETATO and</w:t>
+              <w:t>(t |</w:t>
             </w:r>
             <w:r>
               <w:t xml:space="preserve"> </w:t>
@@ -14187,11 +14307,14 @@
             </w:r>
             <w:proofErr w:type="spellStart"/>
             <w:r>
-              <w:t>supervisore.getMatricola</w:t>
-            </w:r>
-            <w:proofErr w:type="spellEnd"/>
-            <w:r>
-              <w:t>())</w:t>
+              <w:t>supervisore.</w:t>
+            </w:r>
+            <w:r>
+              <w:t>matricola</w:t>
+            </w:r>
+            <w:proofErr w:type="spellEnd"/>
+            <w:r>
+              <w:t>)</w:t>
             </w:r>
           </w:p>
           <w:p/>
@@ -14279,15 +14402,48 @@
             </w:r>
             <w:proofErr w:type="spellStart"/>
             <w:r>
+              <w:t>dataCreazione:Date</w:t>
+            </w:r>
+            <w:proofErr w:type="spellEnd"/>
+            <w:r>
+              <w:t xml:space="preserve">, </w:t>
+            </w:r>
+            <w:proofErr w:type="spellStart"/>
+            <w:r>
+              <w:t>dataScadenza:Date</w:t>
+            </w:r>
+            <w:proofErr w:type="spellEnd"/>
+            <w:r>
+              <w:t>,</w:t>
+            </w:r>
+            <w:r>
+              <w:t xml:space="preserve"> </w:t>
+            </w:r>
+            <w:proofErr w:type="spellStart"/>
+            <w:r>
               <w:t>istruzioni:String</w:t>
             </w:r>
             <w:proofErr w:type="spellEnd"/>
             <w:r>
+              <w:t>,</w:t>
+            </w:r>
+            <w:r>
+              <w:t xml:space="preserve"> </w:t>
+            </w:r>
+            <w:proofErr w:type="spellStart"/>
+            <w:r>
+              <w:t>stato:enum</w:t>
+            </w:r>
+            <w:proofErr w:type="spellEnd"/>
+            <w:r>
               <w:t xml:space="preserve">, </w:t>
             </w:r>
             <w:proofErr w:type="spellStart"/>
             <w:r>
-              <w:t>dataScadenza:Date</w:t>
+              <w:t>matricolaDip:</w:t>
+            </w:r>
+            <w:r>
+              <w:t>int</w:t>
             </w:r>
             <w:proofErr w:type="spellEnd"/>
             <w:r>
@@ -14295,35 +14451,28 @@
             </w:r>
             <w:proofErr w:type="spellStart"/>
             <w:r>
-              <w:t>priority</w:t>
-            </w:r>
-            <w:proofErr w:type="spellEnd"/>
-            <w:r>
-              <w:t xml:space="preserve">: </w:t>
-            </w:r>
-            <w:proofErr w:type="spellStart"/>
-            <w:r>
-              <w:t>string</w:t>
-            </w:r>
-            <w:proofErr w:type="spellEnd"/>
-            <w:r>
-              <w:t xml:space="preserve">, </w:t>
-            </w:r>
-            <w:proofErr w:type="spellStart"/>
-            <w:r>
-              <w:t>matricolaDip:String</w:t>
-            </w:r>
-            <w:proofErr w:type="spellEnd"/>
-            <w:r>
-              <w:t xml:space="preserve">, </w:t>
-            </w:r>
-            <w:proofErr w:type="spellStart"/>
-            <w:r>
-              <w:t>matricolaSup:String</w:t>
-            </w:r>
-            <w:proofErr w:type="spellEnd"/>
-            <w:r>
-              <w:t>, allegato: Allegato)</w:t>
+              <w:t>matricolaSup:</w:t>
+            </w:r>
+            <w:r>
+              <w:t>int</w:t>
+            </w:r>
+            <w:proofErr w:type="spellEnd"/>
+            <w:r>
+              <w:t>,</w:t>
+            </w:r>
+            <w:r>
+              <w:t xml:space="preserve"> </w:t>
+            </w:r>
+            <w:proofErr w:type="spellStart"/>
+            <w:r>
+              <w:t>priotita:enum</w:t>
+            </w:r>
+            <w:proofErr w:type="spellEnd"/>
+            <w:r>
+              <w:t>,</w:t>
+            </w:r>
+            <w:r>
+              <w:t xml:space="preserve"> allegato: Allegato)</w:t>
             </w:r>
           </w:p>
         </w:tc>
@@ -14403,6 +14552,7 @@
               <w:t xml:space="preserve"> </w:t>
             </w:r>
             <w:proofErr w:type="spellStart"/>
+            <w:proofErr w:type="gramStart"/>
             <w:r>
               <w:t>taskSupervisoreService</w:t>
             </w:r>
@@ -14410,6 +14560,7 @@
             <w:r>
               <w:t>::</w:t>
             </w:r>
+            <w:proofErr w:type="gramEnd"/>
             <w:r>
               <w:t xml:space="preserve"> </w:t>
             </w:r>
@@ -14431,6 +14582,22 @@
             </w:r>
             <w:proofErr w:type="spellStart"/>
             <w:r>
+              <w:t>dataCreazione:Date</w:t>
+            </w:r>
+            <w:proofErr w:type="spellEnd"/>
+            <w:r>
+              <w:t xml:space="preserve">, </w:t>
+            </w:r>
+            <w:proofErr w:type="spellStart"/>
+            <w:r>
+              <w:t>dataScadenza:Date</w:t>
+            </w:r>
+            <w:proofErr w:type="spellEnd"/>
+            <w:r>
+              <w:t xml:space="preserve">, </w:t>
+            </w:r>
+            <w:proofErr w:type="spellStart"/>
+            <w:r>
               <w:t>istruzioni:String</w:t>
             </w:r>
             <w:proofErr w:type="spellEnd"/>
@@ -14439,7 +14606,7 @@
             </w:r>
             <w:proofErr w:type="spellStart"/>
             <w:r>
-              <w:t>dataScadenza:Date</w:t>
+              <w:t>stato:enum</w:t>
             </w:r>
             <w:proofErr w:type="spellEnd"/>
             <w:r>
@@ -14447,15 +14614,7 @@
             </w:r>
             <w:proofErr w:type="spellStart"/>
             <w:r>
-              <w:t>priority</w:t>
-            </w:r>
-            <w:proofErr w:type="spellEnd"/>
-            <w:r>
-              <w:t xml:space="preserve">: </w:t>
-            </w:r>
-            <w:proofErr w:type="spellStart"/>
-            <w:r>
-              <w:t>string</w:t>
+              <w:t>matricolaDip:int</w:t>
             </w:r>
             <w:proofErr w:type="spellEnd"/>
             <w:r>
@@ -14463,7 +14622,7 @@
             </w:r>
             <w:proofErr w:type="spellStart"/>
             <w:r>
-              <w:t>matricolaDip:String</w:t>
+              <w:t>matricolaSup:int</w:t>
             </w:r>
             <w:proofErr w:type="spellEnd"/>
             <w:r>
@@ -14471,15 +14630,23 @@
             </w:r>
             <w:proofErr w:type="spellStart"/>
             <w:r>
-              <w:t>matricolaSup:String</w:t>
-            </w:r>
-            <w:proofErr w:type="spellEnd"/>
-            <w:r>
-              <w:t>, allegato: Allegato)</w:t>
+              <w:t>priotita:enum</w:t>
+            </w:r>
+            <w:proofErr w:type="spellEnd"/>
+            <w:r>
+              <w:t>, allegato: Allegato</w:t>
+            </w:r>
+            <w:r>
+              <w:t>)</w:t>
             </w:r>
           </w:p>
           <w:p/>
           <w:p>
+            <w:pPr>
+              <w:rPr>
+                <w:lang w:val="en-GB"/>
+              </w:rPr>
+            </w:pPr>
             <w:r>
               <w:t xml:space="preserve">titolo &lt;&gt; </w:t>
             </w:r>
@@ -14493,15 +14660,23 @@
             </w:r>
             <w:proofErr w:type="spellStart"/>
             <w:r>
+              <w:rPr>
+                <w:lang w:val="en-GB"/>
+              </w:rPr>
               <w:t>titolo.size</w:t>
             </w:r>
             <w:proofErr w:type="spellEnd"/>
             <w:r>
+              <w:rPr>
+                <w:lang w:val="en-GB"/>
+              </w:rPr>
               <w:t xml:space="preserve">() &gt; 0 and </w:t>
             </w:r>
-            <w:proofErr w:type="spellStart"/>
-            <w:r>
-              <w:t>priority</w:t>
+          </w:p>
+          <w:p>
+            <w:proofErr w:type="spellStart"/>
+            <w:r>
+              <w:t>dataScadenza</w:t>
             </w:r>
             <w:proofErr w:type="spellEnd"/>
             <w:r>
@@ -14515,13 +14690,150 @@
             <w:r>
               <w:t xml:space="preserve"> and </w:t>
             </w:r>
-            <w:proofErr w:type="spellStart"/>
-            <w:r>
-              <w:t>priority.size</w:t>
-            </w:r>
-            <w:proofErr w:type="spellEnd"/>
-            <w:r>
-              <w:t xml:space="preserve">() &gt; 0 and </w:t>
+          </w:p>
+          <w:p>
+            <w:proofErr w:type="spellStart"/>
+            <w:r>
+              <w:t>dataCreazione</w:t>
+            </w:r>
+            <w:proofErr w:type="spellEnd"/>
+            <w:r>
+              <w:t xml:space="preserve"> &lt;&gt; </w:t>
+            </w:r>
+            <w:proofErr w:type="spellStart"/>
+            <w:r>
+              <w:t>null</w:t>
+            </w:r>
+            <w:proofErr w:type="spellEnd"/>
+            <w:r>
+              <w:t xml:space="preserve"> and</w:t>
+            </w:r>
+          </w:p>
+          <w:p>
+            <w:r>
+              <w:t xml:space="preserve">istruzioni &lt;&gt; </w:t>
+            </w:r>
+            <w:proofErr w:type="spellStart"/>
+            <w:r>
+              <w:t>null</w:t>
+            </w:r>
+            <w:proofErr w:type="spellEnd"/>
+            <w:r>
+              <w:t xml:space="preserve"> and</w:t>
+            </w:r>
+            <w:r>
+              <w:t xml:space="preserve"> </w:t>
+            </w:r>
+            <w:proofErr w:type="spellStart"/>
+            <w:r>
+              <w:t>istruzioni.size</w:t>
+            </w:r>
+            <w:proofErr w:type="spellEnd"/>
+            <w:r>
+              <w:t xml:space="preserve">() &gt;= 10 </w:t>
+            </w:r>
+            <w:r>
+              <w:t xml:space="preserve"> and</w:t>
+            </w:r>
+          </w:p>
+          <w:p>
+            <w:r>
+              <w:t>stato &lt;&gt;</w:t>
+            </w:r>
+            <w:r>
+              <w:t xml:space="preserve"> </w:t>
+            </w:r>
+            <w:proofErr w:type="spellStart"/>
+            <w:r>
+              <w:t>null</w:t>
+            </w:r>
+            <w:proofErr w:type="spellEnd"/>
+            <w:r>
+              <w:t xml:space="preserve"> and</w:t>
+            </w:r>
+          </w:p>
+          <w:p>
+            <w:pPr>
+              <w:rPr>
+                <w:lang w:val="en-GB"/>
+              </w:rPr>
+            </w:pPr>
+            <w:proofErr w:type="spellStart"/>
+            <w:r>
+              <w:rPr>
+                <w:lang w:val="en-GB"/>
+              </w:rPr>
+              <w:t>matricolaDip</w:t>
+            </w:r>
+            <w:proofErr w:type="spellEnd"/>
+            <w:r>
+              <w:rPr>
+                <w:lang w:val="en-GB"/>
+              </w:rPr>
+              <w:t xml:space="preserve"> </w:t>
+            </w:r>
+            <w:r>
+              <w:rPr>
+                <w:lang w:val="en-GB"/>
+              </w:rPr>
+              <w:t xml:space="preserve">&gt; 0 </w:t>
+            </w:r>
+            <w:r>
+              <w:rPr>
+                <w:lang w:val="en-GB"/>
+              </w:rPr>
+              <w:t xml:space="preserve">and </w:t>
+            </w:r>
+          </w:p>
+          <w:p>
+            <w:pPr>
+              <w:rPr>
+                <w:lang w:val="en-GB"/>
+              </w:rPr>
+            </w:pPr>
+            <w:proofErr w:type="spellStart"/>
+            <w:r>
+              <w:rPr>
+                <w:lang w:val="en-GB"/>
+              </w:rPr>
+              <w:t>matricolaSup</w:t>
+            </w:r>
+            <w:proofErr w:type="spellEnd"/>
+            <w:r>
+              <w:rPr>
+                <w:lang w:val="en-GB"/>
+              </w:rPr>
+              <w:t xml:space="preserve"> &gt; 0 an</w:t>
+            </w:r>
+            <w:r>
+              <w:rPr>
+                <w:lang w:val="en-GB"/>
+              </w:rPr>
+              <w:t>d</w:t>
+            </w:r>
+          </w:p>
+          <w:p>
+            <w:proofErr w:type="spellStart"/>
+            <w:r>
+              <w:t>prio</w:t>
+            </w:r>
+            <w:r>
+              <w:t>rita</w:t>
+            </w:r>
+            <w:proofErr w:type="spellEnd"/>
+            <w:r>
+              <w:t xml:space="preserve"> &lt;&gt; </w:t>
+            </w:r>
+            <w:proofErr w:type="spellStart"/>
+            <w:r>
+              <w:t>null</w:t>
+            </w:r>
+            <w:proofErr w:type="spellEnd"/>
+            <w:r>
+              <w:t xml:space="preserve"> and</w:t>
+            </w:r>
+            <w:r>
+              <w:br/>
             </w:r>
             <w:proofErr w:type="spellStart"/>
             <w:r>
@@ -14529,15 +14841,46 @@
             </w:r>
             <w:proofErr w:type="spellEnd"/>
             <w:r>
-              <w:t xml:space="preserve"> &lt;&gt; </w:t>
-            </w:r>
-            <w:proofErr w:type="spellStart"/>
-            <w:r>
-              <w:t>null</w:t>
-            </w:r>
-            <w:proofErr w:type="spellEnd"/>
-            <w:r>
-              <w:t xml:space="preserve"> and </w:t>
+              <w:t xml:space="preserve"> &gt; </w:t>
+            </w:r>
+            <w:proofErr w:type="gramStart"/>
+            <w:r>
+              <w:t>Date::</w:t>
+            </w:r>
+            <w:proofErr w:type="spellStart"/>
+            <w:proofErr w:type="gramEnd"/>
+            <w:r>
+              <w:t>now</w:t>
+            </w:r>
+            <w:proofErr w:type="spellEnd"/>
+            <w:r>
+              <w:t xml:space="preserve">() and </w:t>
+            </w:r>
+          </w:p>
+          <w:p>
+            <w:proofErr w:type="spellStart"/>
+            <w:r>
+              <w:t>Dipendente.allInstances</w:t>
+            </w:r>
+            <w:proofErr w:type="spellEnd"/>
+            <w:r>
+              <w:t>()-&gt;</w:t>
+            </w:r>
+            <w:proofErr w:type="spellStart"/>
+            <w:r>
+              <w:t>exists</w:t>
+            </w:r>
+            <w:proofErr w:type="spellEnd"/>
+            <w:r>
+              <w:t xml:space="preserve">(d | </w:t>
+            </w:r>
+            <w:proofErr w:type="spellStart"/>
+            <w:r>
+              <w:t>d.matricola</w:t>
+            </w:r>
+            <w:proofErr w:type="spellEnd"/>
+            <w:r>
+              <w:t xml:space="preserve"> = </w:t>
             </w:r>
             <w:proofErr w:type="spellStart"/>
             <w:r>
@@ -14545,41 +14888,20 @@
             </w:r>
             <w:proofErr w:type="spellEnd"/>
             <w:r>
-              <w:t xml:space="preserve"> &lt;&gt; </w:t>
-            </w:r>
-            <w:proofErr w:type="spellStart"/>
-            <w:r>
-              <w:t>null</w:t>
-            </w:r>
-            <w:proofErr w:type="spellEnd"/>
-            <w:r>
-              <w:t xml:space="preserve"> and </w:t>
-            </w:r>
-            <w:proofErr w:type="spellStart"/>
-            <w:r>
-              <w:t>dataScadenza</w:t>
-            </w:r>
-            <w:proofErr w:type="spellEnd"/>
-            <w:r>
-              <w:t xml:space="preserve"> &gt; Date::</w:t>
-            </w:r>
-            <w:proofErr w:type="spellStart"/>
-            <w:r>
-              <w:t>now</w:t>
-            </w:r>
-            <w:proofErr w:type="spellEnd"/>
-            <w:r>
-              <w:t xml:space="preserve">() and </w:t>
-            </w:r>
-          </w:p>
-          <w:p>
-            <w:proofErr w:type="spellStart"/>
-            <w:r>
-              <w:t>Dipendente.allInstances</w:t>
-            </w:r>
-            <w:proofErr w:type="spellEnd"/>
-            <w:r>
-              <w:t>()-&gt;</w:t>
+              <w:t>)</w:t>
+            </w:r>
+            <w:r>
+              <w:t xml:space="preserve"> and</w:t>
+            </w:r>
+          </w:p>
+          <w:p>
+            <w:proofErr w:type="spellStart"/>
+            <w:r>
+              <w:t>Supervisore.allIstances</w:t>
+            </w:r>
+            <w:proofErr w:type="spellEnd"/>
+            <w:r>
+              <w:t xml:space="preserve">()-&gt; </w:t>
             </w:r>
             <w:proofErr w:type="spellStart"/>
             <w:r>
@@ -14587,11 +14909,11 @@
             </w:r>
             <w:proofErr w:type="spellEnd"/>
             <w:r>
-              <w:t xml:space="preserve">(d | </w:t>
-            </w:r>
-            <w:proofErr w:type="spellStart"/>
-            <w:r>
-              <w:t>d.matricola</w:t>
+              <w:t xml:space="preserve">(s | </w:t>
+            </w:r>
+            <w:proofErr w:type="spellStart"/>
+            <w:r>
+              <w:t>s.matricola</w:t>
             </w:r>
             <w:proofErr w:type="spellEnd"/>
             <w:r>
@@ -14599,7 +14921,7 @@
             </w:r>
             <w:proofErr w:type="spellStart"/>
             <w:r>
-              <w:t>matricolaDip</w:t>
+              <w:t>matricolaSup</w:t>
             </w:r>
             <w:proofErr w:type="spellEnd"/>
             <w:r>
@@ -14725,22 +15047,35 @@
             <w:pPr>
               <w:rPr>
                 <w:u w:val="single"/>
-              </w:rPr>
-            </w:pPr>
-            <w:proofErr w:type="spellStart"/>
-            <w:r>
+                <w:lang w:val="en-GB"/>
+              </w:rPr>
+            </w:pPr>
+            <w:proofErr w:type="spellStart"/>
+            <w:r>
+              <w:rPr>
+                <w:lang w:val="en-GB"/>
+              </w:rPr>
               <w:t>Task.allInstances</w:t>
             </w:r>
             <w:proofErr w:type="spellEnd"/>
             <w:r>
+              <w:rPr>
+                <w:lang w:val="en-GB"/>
+              </w:rPr>
               <w:t xml:space="preserve">()-&gt;size() = </w:t>
             </w:r>
             <w:proofErr w:type="spellStart"/>
             <w:r>
+              <w:rPr>
+                <w:lang w:val="en-GB"/>
+              </w:rPr>
               <w:t>Task.allInstances</w:t>
             </w:r>
             <w:proofErr w:type="spellEnd"/>
             <w:r>
+              <w:rPr>
+                <w:lang w:val="en-GB"/>
+              </w:rPr>
               <w:t>()@pre-&gt;size() + 1</w:t>
             </w:r>
           </w:p>
@@ -14755,7 +15090,13 @@
             <w:tcW w:w="9627" w:type="dxa"/>
             <w:gridSpan w:val="2"/>
           </w:tcPr>
-          <w:p/>
+          <w:p>
+            <w:pPr>
+              <w:rPr>
+                <w:lang w:val="en-GB"/>
+              </w:rPr>
+            </w:pPr>
+          </w:p>
         </w:tc>
       </w:tr>
       <w:tr>
@@ -14801,7 +15142,16 @@
             </w:r>
             <w:proofErr w:type="spellStart"/>
             <w:r>
-              <w:t>supervisore:Supervisore</w:t>
+              <w:t>supervisore</w:t>
+            </w:r>
+            <w:r>
+              <w:t>Mat</w:t>
+            </w:r>
+            <w:r>
+              <w:t>:</w:t>
+            </w:r>
+            <w:r>
+              <w:t>int</w:t>
             </w:r>
             <w:proofErr w:type="spellEnd"/>
             <w:r>
@@ -14878,6 +15228,7 @@
                 <w:b/>
                 <w:bCs/>
               </w:rPr>
+              <w:lastRenderedPageBreak/>
               <w:t>Pre-condizione</w:t>
             </w:r>
           </w:p>
@@ -14895,50 +15246,63 @@
             <w:r>
               <w:t xml:space="preserve"> </w:t>
             </w:r>
-            <w:r>
-              <w:t>TaskSupervisoreService::</w:t>
-            </w:r>
-            <w:r>
-              <w:t>getAllDipendenteInfo(</w:t>
-            </w:r>
-            <w:r>
-              <w:t>supervisore:Supervisore</w:t>
-            </w:r>
+            <w:proofErr w:type="spellStart"/>
+            <w:proofErr w:type="gramStart"/>
+            <w:r>
+              <w:t>TaskSupervisoreService</w:t>
+            </w:r>
+            <w:proofErr w:type="spellEnd"/>
+            <w:r>
+              <w:t>::</w:t>
+            </w:r>
+            <w:proofErr w:type="spellStart"/>
+            <w:proofErr w:type="gramEnd"/>
+            <w:r>
+              <w:t>getAllDipendenteInfo</w:t>
+            </w:r>
+            <w:proofErr w:type="spellEnd"/>
+            <w:r>
+              <w:t>(</w:t>
+            </w:r>
+            <w:proofErr w:type="spellStart"/>
+            <w:r>
+              <w:t>supervisore</w:t>
+            </w:r>
+            <w:r>
+              <w:t>Mat</w:t>
+            </w:r>
+            <w:r>
+              <w:t>:</w:t>
+            </w:r>
+            <w:r>
+              <w:t>int</w:t>
+            </w:r>
+            <w:proofErr w:type="spellEnd"/>
             <w:r>
               <w:t>)</w:t>
             </w:r>
           </w:p>
           <w:p/>
           <w:p>
-            <w:r>
-              <w:t xml:space="preserve">Supervisore &lt;&gt;  </w:t>
-            </w:r>
-            <w:proofErr w:type="spellStart"/>
-            <w:r>
-              <w:t>null</w:t>
-            </w:r>
-            <w:proofErr w:type="spellEnd"/>
-            <w:r>
-              <w:t xml:space="preserve"> and </w:t>
-            </w:r>
-            <w:proofErr w:type="spellStart"/>
-            <w:r>
-              <w:t>supervisore.matricola</w:t>
-            </w:r>
-            <w:proofErr w:type="spellEnd"/>
-            <w:r>
-              <w:t xml:space="preserve"> &gt; 0 and </w:t>
-            </w:r>
-            <w:proofErr w:type="spellStart"/>
-            <w:r>
-              <w:t>supervisore.ruolo</w:t>
-            </w:r>
-            <w:proofErr w:type="spellEnd"/>
-            <w:r>
-              <w:t xml:space="preserve"> = Ti</w:t>
-            </w:r>
-            <w:r>
-              <w:t>pi::ruolo::Supervisore</w:t>
+            <w:proofErr w:type="spellStart"/>
+            <w:r>
+              <w:t>supervisore</w:t>
+            </w:r>
+            <w:r>
+              <w:t>M</w:t>
+            </w:r>
+            <w:r>
+              <w:t>at</w:t>
+            </w:r>
+            <w:proofErr w:type="spellEnd"/>
+            <w:r>
+              <w:t xml:space="preserve"> </w:t>
+            </w:r>
+            <w:r>
+              <w:t>&gt; 0</w:t>
+            </w:r>
+            <w:r>
+              <w:t xml:space="preserve"> </w:t>
             </w:r>
           </w:p>
           <w:p/>
@@ -14982,15 +15346,38 @@
             <w:r>
               <w:t xml:space="preserve"> </w:t>
             </w:r>
-            <w:r>
-              <w:t>TaskSupervisoreService::</w:t>
-            </w:r>
-            <w:r>
-              <w:t>getAllDipendenteInfo(</w:t>
-            </w:r>
-            <w:r>
-              <w:t>supervisore:Supervisore</w:t>
-            </w:r>
+            <w:proofErr w:type="spellStart"/>
+            <w:proofErr w:type="gramStart"/>
+            <w:r>
+              <w:t>TaskSupervisoreService</w:t>
+            </w:r>
+            <w:proofErr w:type="spellEnd"/>
+            <w:r>
+              <w:t>::</w:t>
+            </w:r>
+            <w:proofErr w:type="spellStart"/>
+            <w:proofErr w:type="gramEnd"/>
+            <w:r>
+              <w:t>getAllDipendenteInfo</w:t>
+            </w:r>
+            <w:proofErr w:type="spellEnd"/>
+            <w:r>
+              <w:t>(</w:t>
+            </w:r>
+            <w:proofErr w:type="spellStart"/>
+            <w:r>
+              <w:t>supervisore</w:t>
+            </w:r>
+            <w:r>
+              <w:t>Mat</w:t>
+            </w:r>
+            <w:r>
+              <w:t>:</w:t>
+            </w:r>
+            <w:r>
+              <w:t>int</w:t>
+            </w:r>
+            <w:proofErr w:type="spellEnd"/>
             <w:r>
               <w:t>)</w:t>
             </w:r>
@@ -15034,7 +15421,10 @@
             </w:r>
             <w:proofErr w:type="spellStart"/>
             <w:r>
-              <w:t>supervisore.matricola</w:t>
+              <w:t>supervisore</w:t>
+            </w:r>
+            <w:r>
+              <w:t>Mat</w:t>
             </w:r>
             <w:proofErr w:type="spellEnd"/>
             <w:r>
@@ -15170,7 +15560,7 @@
           </w:tcPr>
           <w:p>
             <w:r>
-              <w:t>Permette di rimuovere un task precedentemente assegnato dal sistema e notifica il dipendente.</w:t>
+              <w:t>Permette di rimuovere un task precedentemente assegnato dal sistema.</w:t>
             </w:r>
           </w:p>
         </w:tc>
@@ -15193,7 +15583,6 @@
                 <w:b/>
                 <w:bCs/>
               </w:rPr>
-              <w:lastRenderedPageBreak/>
               <w:t>Pre-condizione</w:t>
             </w:r>
           </w:p>
@@ -15454,7 +15843,13 @@
               <w:rPr>
                 <w:lang w:val="en-GB"/>
               </w:rPr>
-              <w:t xml:space="preserve"> &lt;&gt; null</w:t>
+              <w:t xml:space="preserve"> = </w:t>
+            </w:r>
+            <w:r>
+              <w:rPr>
+                <w:lang w:val="en-GB"/>
+              </w:rPr>
+              <w:t>null</w:t>
             </w:r>
           </w:p>
           <w:p>
@@ -15476,14 +15871,12 @@
               </w:rPr>
               <w:t xml:space="preserve">   result  = </w:t>
             </w:r>
-            <w:proofErr w:type="spellStart"/>
-            <w:r>
-              <w:rPr>
-                <w:lang w:val="en-GB"/>
-              </w:rPr>
-              <w:t>targetTask</w:t>
-            </w:r>
-            <w:proofErr w:type="spellEnd"/>
+            <w:r>
+              <w:rPr>
+                <w:lang w:val="en-GB"/>
+              </w:rPr>
+              <w:t>true</w:t>
+            </w:r>
           </w:p>
           <w:p>
             <w:pPr>
@@ -15522,7 +15915,13 @@
               <w:rPr>
                 <w:lang w:val="en-GB"/>
               </w:rPr>
-              <w:t xml:space="preserve">  result = null</w:t>
+              <w:t xml:space="preserve">  result = </w:t>
+            </w:r>
+            <w:r>
+              <w:rPr>
+                <w:lang w:val="en-GB"/>
+              </w:rPr>
+              <w:t>false</w:t>
             </w:r>
           </w:p>
           <w:p>
@@ -15895,6 +16294,7 @@
                 <w:b/>
                 <w:bCs/>
               </w:rPr>
+              <w:lastRenderedPageBreak/>
               <w:t>Invariante di classe</w:t>
             </w:r>
           </w:p>
@@ -16046,10 +16446,10 @@
               <w:t xml:space="preserve">Permette di caricare tutti i task che sono stati assegnati al dipendente </w:t>
             </w:r>
             <w:r>
-              <w:t xml:space="preserve">inviato come parametro </w:t>
-            </w:r>
-            <w:r>
-              <w:t xml:space="preserve">non ancora in stato completato </w:t>
+              <w:t>inviato come parametro</w:t>
+            </w:r>
+            <w:r>
+              <w:t>.</w:t>
             </w:r>
           </w:p>
         </w:tc>
@@ -16239,7 +16639,6 @@
           <w:p>
             <w:proofErr w:type="spellStart"/>
             <w:r>
-              <w:lastRenderedPageBreak/>
               <w:t>tasksAttesi</w:t>
             </w:r>
             <w:proofErr w:type="spellEnd"/>
@@ -16260,15 +16659,10 @@
             </w:r>
             <w:proofErr w:type="spellEnd"/>
             <w:r>
-              <w:t xml:space="preserve">(t | </w:t>
-            </w:r>
-            <w:proofErr w:type="spellStart"/>
-            <w:r>
-              <w:t>t.stato</w:t>
-            </w:r>
-            <w:proofErr w:type="spellEnd"/>
-            <w:r>
-              <w:t xml:space="preserve"> &lt;&gt; Tipi::stato::COMPLETATO and </w:t>
+              <w:t>(t |</w:t>
+            </w:r>
+            <w:r>
+              <w:t xml:space="preserve"> </w:t>
             </w:r>
             <w:proofErr w:type="spellStart"/>
             <w:r>
@@ -16492,7 +16886,13 @@
               <w:t>)</w:t>
             </w:r>
           </w:p>
-          <w:p/>
+          <w:p>
+            <w:pPr>
+              <w:rPr>
+                <w:lang w:val="en-GB"/>
+              </w:rPr>
+            </w:pPr>
+          </w:p>
           <w:p>
             <w:pPr>
               <w:rPr>
@@ -16511,27 +16911,28 @@
               <w:rPr>
                 <w:lang w:val="en-GB"/>
               </w:rPr>
-              <w:t xml:space="preserve"> &gt; 0 and </w:t>
-            </w:r>
-            <w:proofErr w:type="spellStart"/>
-            <w:r>
-              <w:rPr>
-                <w:lang w:val="en-GB"/>
-              </w:rPr>
-              <w:t>Task.allIstances</w:t>
-            </w:r>
-            <w:proofErr w:type="spellEnd"/>
-            <w:r>
-              <w:rPr>
-                <w:lang w:val="en-GB"/>
-              </w:rPr>
-              <w:t>()-&gt;e</w:t>
-            </w:r>
-            <w:r>
-              <w:rPr>
-                <w:lang w:val="en-GB"/>
-              </w:rPr>
-              <w:t xml:space="preserve">xists(t | t.id = </w:t>
+              <w:t xml:space="preserve"> &gt; 0 and</w:t>
+            </w:r>
+          </w:p>
+          <w:p>
+            <w:pPr>
+              <w:rPr>
+                <w:lang w:val="en-GB"/>
+              </w:rPr>
+            </w:pPr>
+            <w:proofErr w:type="spellStart"/>
+            <w:r>
+              <w:rPr>
+                <w:lang w:val="en-GB"/>
+              </w:rPr>
+              <w:t>Task.allInstances</w:t>
+            </w:r>
+            <w:proofErr w:type="spellEnd"/>
+            <w:r>
+              <w:rPr>
+                <w:lang w:val="en-GB"/>
+              </w:rPr>
+              <w:t xml:space="preserve">()-&gt;select(t | t.id = </w:t>
             </w:r>
             <w:proofErr w:type="spellStart"/>
             <w:r>
@@ -16545,7 +16946,48 @@
               <w:rPr>
                 <w:lang w:val="en-GB"/>
               </w:rPr>
-              <w:t>)</w:t>
+              <w:t xml:space="preserve">).status &lt;&gt; </w:t>
+            </w:r>
+          </w:p>
+          <w:p>
+            <w:pPr>
+              <w:rPr>
+                <w:lang w:val="en-GB"/>
+              </w:rPr>
+            </w:pPr>
+            <w:proofErr w:type="gramStart"/>
+            <w:r>
+              <w:rPr>
+                <w:lang w:val="en-GB"/>
+              </w:rPr>
+              <w:t>Tipi::</w:t>
+            </w:r>
+            <w:proofErr w:type="spellStart"/>
+            <w:r>
+              <w:rPr>
+                <w:lang w:val="en-GB"/>
+              </w:rPr>
+              <w:t>stato</w:t>
+            </w:r>
+            <w:proofErr w:type="spellEnd"/>
+            <w:r>
+              <w:rPr>
+                <w:lang w:val="en-GB"/>
+              </w:rPr>
+              <w:t>::</w:t>
+            </w:r>
+            <w:proofErr w:type="gramEnd"/>
+            <w:r>
+              <w:rPr>
+                <w:lang w:val="en-GB"/>
+              </w:rPr>
+              <w:t>COMPLETATO</w:t>
+            </w:r>
+            <w:r>
+              <w:rPr>
+                <w:lang w:val="en-GB"/>
+              </w:rPr>
+              <w:t xml:space="preserve"> </w:t>
             </w:r>
           </w:p>
           <w:p>
@@ -16617,7 +17059,13 @@
               <w:t>)</w:t>
             </w:r>
           </w:p>
-          <w:p/>
+          <w:p>
+            <w:pPr>
+              <w:rPr>
+                <w:lang w:val="en-GB"/>
+              </w:rPr>
+            </w:pPr>
+          </w:p>
           <w:p>
             <w:pPr>
               <w:rPr>
@@ -16643,14 +17091,14 @@
               <w:rPr>
                 <w:lang w:val="en-GB"/>
               </w:rPr>
-              <w:t>Task.allIstances</w:t>
-            </w:r>
-            <w:proofErr w:type="spellEnd"/>
-            <w:r>
-              <w:rPr>
-                <w:lang w:val="en-GB"/>
-              </w:rPr>
-              <w:t xml:space="preserve">()-&gt;select(t | t.id = </w:t>
+              <w:t>Task.allInstances</w:t>
+            </w:r>
+            <w:proofErr w:type="spellEnd"/>
+            <w:r>
+              <w:rPr>
+                <w:lang w:val="en-GB"/>
+              </w:rPr>
+              <w:t xml:space="preserve">() -&gt; select(t | t.id = </w:t>
             </w:r>
             <w:proofErr w:type="spellStart"/>
             <w:r>
@@ -16664,110 +17112,174 @@
               <w:rPr>
                 <w:lang w:val="en-GB"/>
               </w:rPr>
-              <w:t>)</w:t>
-            </w:r>
-          </w:p>
-          <w:p>
-            <w:pPr>
-              <w:rPr>
-                <w:lang w:val="en-GB"/>
-              </w:rPr>
-            </w:pPr>
-          </w:p>
-          <w:p>
-            <w:proofErr w:type="spellStart"/>
-            <w:r>
-              <w:t>if</w:t>
-            </w:r>
-            <w:proofErr w:type="spellEnd"/>
-            <w:r>
-              <w:t xml:space="preserve"> </w:t>
-            </w:r>
-            <w:proofErr w:type="spellStart"/>
-            <w:r>
+              <w:t xml:space="preserve">); </w:t>
+            </w:r>
+          </w:p>
+          <w:p>
+            <w:pPr>
+              <w:rPr>
+                <w:lang w:val="en-GB"/>
+              </w:rPr>
+            </w:pPr>
+          </w:p>
+          <w:p>
+            <w:pPr>
+              <w:rPr>
+                <w:lang w:val="en-GB"/>
+              </w:rPr>
+            </w:pPr>
+            <w:r>
+              <w:rPr>
+                <w:lang w:val="en-GB"/>
+              </w:rPr>
+              <w:t xml:space="preserve">if </w:t>
+            </w:r>
+            <w:proofErr w:type="spellStart"/>
+            <w:r>
+              <w:rPr>
+                <w:lang w:val="en-GB"/>
+              </w:rPr>
+              <w:t>targetTask</w:t>
+            </w:r>
+            <w:proofErr w:type="spellEnd"/>
+            <w:r>
+              <w:rPr>
+                <w:lang w:val="en-GB"/>
+              </w:rPr>
+              <w:t xml:space="preserve"> &lt;&gt; null </w:t>
+            </w:r>
+          </w:p>
+          <w:p>
+            <w:pPr>
+              <w:rPr>
+                <w:lang w:val="en-GB"/>
+              </w:rPr>
+            </w:pPr>
+            <w:r>
+              <w:rPr>
+                <w:lang w:val="en-GB"/>
+              </w:rPr>
+              <w:t xml:space="preserve">    </w:t>
+            </w:r>
+          </w:p>
+          <w:p>
+            <w:pPr>
+              <w:rPr>
+                <w:lang w:val="en-GB"/>
+              </w:rPr>
+            </w:pPr>
+            <w:r>
+              <w:rPr>
+                <w:lang w:val="en-GB"/>
+              </w:rPr>
+              <w:t xml:space="preserve">   </w:t>
+            </w:r>
+            <w:proofErr w:type="spellStart"/>
+            <w:r>
+              <w:rPr>
+                <w:lang w:val="en-GB"/>
+              </w:rPr>
               <w:t>targetTask.stato</w:t>
             </w:r>
             <w:proofErr w:type="spellEnd"/>
             <w:r>
-              <w:t xml:space="preserve"> = Tipi::sta</w:t>
-            </w:r>
-            <w:r>
-              <w:t>to::IN_ESECUZIONE</w:t>
-            </w:r>
-          </w:p>
-          <w:p/>
-          <w:p>
-            <w:pPr>
-              <w:rPr>
-                <w:lang w:val="en-GB"/>
-              </w:rPr>
-            </w:pPr>
-            <w:r>
-              <w:rPr>
-                <w:lang w:val="en-GB"/>
-              </w:rPr>
-              <w:t xml:space="preserve">result = true </w:t>
-            </w:r>
-          </w:p>
-          <w:p>
-            <w:pPr>
-              <w:rPr>
-                <w:lang w:val="en-GB"/>
-              </w:rPr>
-            </w:pPr>
-          </w:p>
-          <w:p>
-            <w:pPr>
-              <w:rPr>
-                <w:lang w:val="en-GB"/>
-              </w:rPr>
-            </w:pPr>
-            <w:r>
-              <w:rPr>
-                <w:lang w:val="en-GB"/>
-              </w:rPr>
-              <w:t xml:space="preserve">else </w:t>
-            </w:r>
-          </w:p>
-          <w:p>
-            <w:pPr>
-              <w:rPr>
-                <w:lang w:val="en-GB"/>
-              </w:rPr>
-            </w:pPr>
-          </w:p>
-          <w:p>
-            <w:pPr>
-              <w:rPr>
-                <w:lang w:val="en-GB"/>
-              </w:rPr>
-            </w:pPr>
-            <w:r>
-              <w:rPr>
-                <w:lang w:val="en-GB"/>
-              </w:rPr>
-              <w:t>result = false</w:t>
-            </w:r>
-          </w:p>
-          <w:p>
-            <w:pPr>
-              <w:rPr>
-                <w:lang w:val="en-GB"/>
-              </w:rPr>
-            </w:pPr>
-          </w:p>
-          <w:p>
-            <w:pPr>
-              <w:rPr>
-                <w:lang w:val="en-GB"/>
-              </w:rPr>
-            </w:pPr>
-            <w:r>
-              <w:rPr>
-                <w:lang w:val="en-GB"/>
-              </w:rPr>
+              <w:rPr>
+                <w:lang w:val="en-GB"/>
+              </w:rPr>
+              <w:t xml:space="preserve"> = </w:t>
+            </w:r>
+            <w:proofErr w:type="gramStart"/>
+            <w:r>
+              <w:rPr>
+                <w:lang w:val="en-GB"/>
+              </w:rPr>
+              <w:t>Tipi::</w:t>
+            </w:r>
+            <w:proofErr w:type="spellStart"/>
+            <w:r>
+              <w:rPr>
+                <w:lang w:val="en-GB"/>
+              </w:rPr>
+              <w:t>stato</w:t>
+            </w:r>
+            <w:proofErr w:type="spellEnd"/>
+            <w:r>
+              <w:rPr>
+                <w:lang w:val="en-GB"/>
+              </w:rPr>
+              <w:t>::</w:t>
+            </w:r>
+            <w:proofErr w:type="gramEnd"/>
+            <w:r>
+              <w:rPr>
+                <w:lang w:val="en-GB"/>
+              </w:rPr>
+              <w:t>IN_</w:t>
+            </w:r>
+            <w:r>
+              <w:rPr>
+                <w:lang w:val="en-GB"/>
+              </w:rPr>
+              <w:t>ESECUZIONE</w:t>
+            </w:r>
+            <w:r>
+              <w:rPr>
+                <w:lang w:val="en-GB"/>
+              </w:rPr>
+              <w:t xml:space="preserve"> and result = true</w:t>
+            </w:r>
+          </w:p>
+          <w:p>
+            <w:pPr>
+              <w:rPr>
+                <w:lang w:val="en-GB"/>
+              </w:rPr>
+            </w:pPr>
+          </w:p>
+          <w:p>
+            <w:pPr>
+              <w:rPr>
+                <w:lang w:val="en-GB"/>
+              </w:rPr>
+            </w:pPr>
+            <w:r>
+              <w:rPr>
+                <w:lang w:val="en-GB"/>
+              </w:rPr>
+              <w:t xml:space="preserve">   else </w:t>
+            </w:r>
+          </w:p>
+          <w:p>
+            <w:pPr>
+              <w:rPr>
+                <w:lang w:val="en-GB"/>
+              </w:rPr>
+            </w:pPr>
+            <w:r>
+              <w:rPr>
+                <w:lang w:val="en-GB"/>
+              </w:rPr>
+              <w:t xml:space="preserve">   </w:t>
+            </w:r>
+            <w:proofErr w:type="spellStart"/>
+            <w:r>
+              <w:t>result</w:t>
+            </w:r>
+            <w:proofErr w:type="spellEnd"/>
+            <w:r>
+              <w:t xml:space="preserve"> = false</w:t>
+            </w:r>
+            <w:r>
+              <w:br/>
+            </w:r>
+            <w:r>
+              <w:br/>
+            </w:r>
+            <w:proofErr w:type="spellStart"/>
+            <w:r>
               <w:t>endif</w:t>
             </w:r>
+            <w:proofErr w:type="spellEnd"/>
           </w:p>
         </w:tc>
       </w:tr>
@@ -16877,6 +17389,7 @@
           </w:tcPr>
           <w:p>
             <w:r>
+              <w:lastRenderedPageBreak/>
               <w:t>Pre-condizione</w:t>
             </w:r>
           </w:p>
@@ -16959,21 +17472,28 @@
               <w:rPr>
                 <w:lang w:val="en-GB"/>
               </w:rPr>
-              <w:t xml:space="preserve"> &gt; 0 and </w:t>
-            </w:r>
-            <w:proofErr w:type="spellStart"/>
-            <w:r>
-              <w:rPr>
-                <w:lang w:val="en-GB"/>
-              </w:rPr>
-              <w:t>Task.allIstances</w:t>
-            </w:r>
-            <w:proofErr w:type="spellEnd"/>
-            <w:r>
-              <w:rPr>
-                <w:lang w:val="en-GB"/>
-              </w:rPr>
-              <w:t xml:space="preserve">()-&gt;exists(t | t.id = </w:t>
+              <w:t xml:space="preserve"> &gt; 0 </w:t>
+            </w:r>
+          </w:p>
+          <w:p>
+            <w:pPr>
+              <w:rPr>
+                <w:lang w:val="en-GB"/>
+              </w:rPr>
+            </w:pPr>
+            <w:proofErr w:type="spellStart"/>
+            <w:r>
+              <w:rPr>
+                <w:lang w:val="en-GB"/>
+              </w:rPr>
+              <w:t>Task.allInstances</w:t>
+            </w:r>
+            <w:proofErr w:type="spellEnd"/>
+            <w:r>
+              <w:rPr>
+                <w:lang w:val="en-GB"/>
+              </w:rPr>
+              <w:t xml:space="preserve">()-&gt;select(t | t.id = </w:t>
             </w:r>
             <w:proofErr w:type="spellStart"/>
             <w:r>
@@ -16987,7 +17507,48 @@
               <w:rPr>
                 <w:lang w:val="en-GB"/>
               </w:rPr>
-              <w:t>)</w:t>
+              <w:t xml:space="preserve">).status </w:t>
+            </w:r>
+            <w:r>
+              <w:rPr>
+                <w:lang w:val="en-GB"/>
+              </w:rPr>
+              <w:t>=</w:t>
+            </w:r>
+          </w:p>
+          <w:p>
+            <w:pPr>
+              <w:rPr>
+                <w:lang w:val="en-GB"/>
+              </w:rPr>
+            </w:pPr>
+            <w:proofErr w:type="gramStart"/>
+            <w:r>
+              <w:rPr>
+                <w:lang w:val="en-GB"/>
+              </w:rPr>
+              <w:t>Tipi::</w:t>
+            </w:r>
+            <w:proofErr w:type="spellStart"/>
+            <w:r>
+              <w:rPr>
+                <w:lang w:val="en-GB"/>
+              </w:rPr>
+              <w:t>stato</w:t>
+            </w:r>
+            <w:proofErr w:type="spellEnd"/>
+            <w:r>
+              <w:rPr>
+                <w:lang w:val="en-GB"/>
+              </w:rPr>
+              <w:t>::</w:t>
+            </w:r>
+            <w:proofErr w:type="gramEnd"/>
+            <w:r>
+              <w:rPr>
+                <w:lang w:val="en-GB"/>
+              </w:rPr>
+              <w:t>IN_ESECUZIONE</w:t>
             </w:r>
           </w:p>
           <w:p>
@@ -17096,14 +17657,14 @@
               <w:rPr>
                 <w:lang w:val="en-GB"/>
               </w:rPr>
-              <w:t>Task.allIstances</w:t>
-            </w:r>
-            <w:proofErr w:type="spellEnd"/>
-            <w:r>
-              <w:rPr>
-                <w:lang w:val="en-GB"/>
-              </w:rPr>
-              <w:t xml:space="preserve">()-&gt;select(t | t.id = </w:t>
+              <w:t>Task.allInstances</w:t>
+            </w:r>
+            <w:proofErr w:type="spellEnd"/>
+            <w:r>
+              <w:rPr>
+                <w:lang w:val="en-GB"/>
+              </w:rPr>
+              <w:t xml:space="preserve">() -&gt; select(t | t.id = </w:t>
             </w:r>
             <w:proofErr w:type="spellStart"/>
             <w:r>
@@ -17117,107 +17678,168 @@
               <w:rPr>
                 <w:lang w:val="en-GB"/>
               </w:rPr>
-              <w:t>)</w:t>
-            </w:r>
-          </w:p>
-          <w:p>
-            <w:pPr>
-              <w:rPr>
-                <w:lang w:val="en-GB"/>
-              </w:rPr>
-            </w:pPr>
-          </w:p>
-          <w:p>
-            <w:proofErr w:type="spellStart"/>
-            <w:r>
-              <w:t>if</w:t>
-            </w:r>
-            <w:proofErr w:type="spellEnd"/>
-            <w:r>
-              <w:t xml:space="preserve"> </w:t>
-            </w:r>
-            <w:proofErr w:type="spellStart"/>
-            <w:r>
+              <w:t xml:space="preserve">); </w:t>
+            </w:r>
+          </w:p>
+          <w:p>
+            <w:pPr>
+              <w:rPr>
+                <w:lang w:val="en-GB"/>
+              </w:rPr>
+            </w:pPr>
+          </w:p>
+          <w:p>
+            <w:pPr>
+              <w:rPr>
+                <w:lang w:val="en-GB"/>
+              </w:rPr>
+            </w:pPr>
+            <w:r>
+              <w:rPr>
+                <w:lang w:val="en-GB"/>
+              </w:rPr>
+              <w:t xml:space="preserve">if </w:t>
+            </w:r>
+            <w:proofErr w:type="spellStart"/>
+            <w:r>
+              <w:rPr>
+                <w:lang w:val="en-GB"/>
+              </w:rPr>
+              <w:t>targetTask</w:t>
+            </w:r>
+            <w:proofErr w:type="spellEnd"/>
+            <w:r>
+              <w:rPr>
+                <w:lang w:val="en-GB"/>
+              </w:rPr>
+              <w:t xml:space="preserve"> &lt;&gt; null </w:t>
+            </w:r>
+          </w:p>
+          <w:p>
+            <w:pPr>
+              <w:rPr>
+                <w:lang w:val="en-GB"/>
+              </w:rPr>
+            </w:pPr>
+            <w:r>
+              <w:rPr>
+                <w:lang w:val="en-GB"/>
+              </w:rPr>
+              <w:t xml:space="preserve">    </w:t>
+            </w:r>
+          </w:p>
+          <w:p>
+            <w:pPr>
+              <w:rPr>
+                <w:lang w:val="en-GB"/>
+              </w:rPr>
+            </w:pPr>
+            <w:r>
+              <w:rPr>
+                <w:lang w:val="en-GB"/>
+              </w:rPr>
+              <w:t xml:space="preserve">   </w:t>
+            </w:r>
+            <w:proofErr w:type="spellStart"/>
+            <w:r>
+              <w:rPr>
+                <w:lang w:val="en-GB"/>
+              </w:rPr>
               <w:t>targetTask.stato</w:t>
             </w:r>
             <w:proofErr w:type="spellEnd"/>
             <w:r>
-              <w:t xml:space="preserve"> = Tipi::stato::IN_ESECUZIONE</w:t>
-            </w:r>
-          </w:p>
-          <w:p/>
-          <w:p>
-            <w:pPr>
-              <w:rPr>
-                <w:lang w:val="en-GB"/>
-              </w:rPr>
-            </w:pPr>
-            <w:r>
-              <w:rPr>
-                <w:lang w:val="en-GB"/>
-              </w:rPr>
-              <w:t xml:space="preserve">result = true </w:t>
-            </w:r>
-          </w:p>
-          <w:p>
-            <w:pPr>
-              <w:rPr>
-                <w:lang w:val="en-GB"/>
-              </w:rPr>
-            </w:pPr>
-          </w:p>
-          <w:p>
-            <w:pPr>
-              <w:rPr>
-                <w:lang w:val="en-GB"/>
-              </w:rPr>
-            </w:pPr>
-            <w:r>
-              <w:rPr>
-                <w:lang w:val="en-GB"/>
-              </w:rPr>
-              <w:t xml:space="preserve">else </w:t>
-            </w:r>
-          </w:p>
-          <w:p>
-            <w:pPr>
-              <w:rPr>
-                <w:lang w:val="en-GB"/>
-              </w:rPr>
-            </w:pPr>
-          </w:p>
-          <w:p>
-            <w:pPr>
-              <w:rPr>
-                <w:lang w:val="en-GB"/>
-              </w:rPr>
-            </w:pPr>
-            <w:r>
-              <w:rPr>
-                <w:lang w:val="en-GB"/>
-              </w:rPr>
-              <w:t>result = false</w:t>
-            </w:r>
-          </w:p>
-          <w:p>
-            <w:pPr>
-              <w:rPr>
-                <w:lang w:val="en-GB"/>
-              </w:rPr>
-            </w:pPr>
-          </w:p>
-          <w:p>
-            <w:pPr>
-              <w:rPr>
-                <w:lang w:val="en-GB"/>
-              </w:rPr>
-            </w:pPr>
-            <w:r>
-              <w:rPr>
-                <w:lang w:val="en-GB"/>
-              </w:rPr>
+              <w:rPr>
+                <w:lang w:val="en-GB"/>
+              </w:rPr>
+              <w:t xml:space="preserve"> = </w:t>
+            </w:r>
+            <w:proofErr w:type="gramStart"/>
+            <w:r>
+              <w:rPr>
+                <w:lang w:val="en-GB"/>
+              </w:rPr>
+              <w:t>Tipi::</w:t>
+            </w:r>
+            <w:proofErr w:type="spellStart"/>
+            <w:r>
+              <w:rPr>
+                <w:lang w:val="en-GB"/>
+              </w:rPr>
+              <w:t>stato</w:t>
+            </w:r>
+            <w:proofErr w:type="spellEnd"/>
+            <w:r>
+              <w:rPr>
+                <w:lang w:val="en-GB"/>
+              </w:rPr>
+              <w:t>::</w:t>
+            </w:r>
+            <w:proofErr w:type="gramEnd"/>
+            <w:r>
+              <w:rPr>
+                <w:lang w:val="en-GB"/>
+              </w:rPr>
+              <w:t>COMPLETATO</w:t>
+            </w:r>
+            <w:r>
+              <w:rPr>
+                <w:lang w:val="en-GB"/>
+              </w:rPr>
+              <w:t xml:space="preserve"> and result = true</w:t>
+            </w:r>
+          </w:p>
+          <w:p>
+            <w:pPr>
+              <w:rPr>
+                <w:lang w:val="en-GB"/>
+              </w:rPr>
+            </w:pPr>
+          </w:p>
+          <w:p>
+            <w:pPr>
+              <w:rPr>
+                <w:lang w:val="en-GB"/>
+              </w:rPr>
+            </w:pPr>
+            <w:r>
+              <w:rPr>
+                <w:lang w:val="en-GB"/>
+              </w:rPr>
+              <w:t xml:space="preserve">   else </w:t>
+            </w:r>
+          </w:p>
+          <w:p>
+            <w:pPr>
+              <w:rPr>
+                <w:lang w:val="en-GB"/>
+              </w:rPr>
+            </w:pPr>
+            <w:r>
+              <w:rPr>
+                <w:lang w:val="en-GB"/>
+              </w:rPr>
+              <w:t xml:space="preserve">   </w:t>
+            </w:r>
+            <w:proofErr w:type="spellStart"/>
+            <w:r>
+              <w:t>result</w:t>
+            </w:r>
+            <w:proofErr w:type="spellEnd"/>
+            <w:r>
+              <w:t xml:space="preserve"> = false</w:t>
+            </w:r>
+            <w:r>
+              <w:br/>
+            </w:r>
+            <w:r>
+              <w:br/>
+            </w:r>
+            <w:proofErr w:type="spellStart"/>
+            <w:r>
               <w:t>endif</w:t>
             </w:r>
+            <w:proofErr w:type="spellEnd"/>
           </w:p>
         </w:tc>
       </w:tr>
@@ -17782,6 +18404,7 @@
               <w:spacing w:after="160" w:line="259" w:lineRule="auto"/>
             </w:pPr>
             <w:r>
+              <w:lastRenderedPageBreak/>
               <w:t>Post-condizione</w:t>
             </w:r>
           </w:p>
@@ -18642,6 +19265,7 @@
               <w:spacing w:after="160" w:line="259" w:lineRule="auto"/>
             </w:pPr>
             <w:r>
+              <w:lastRenderedPageBreak/>
               <w:t>Nome classe</w:t>
             </w:r>
           </w:p>
@@ -19112,7 +19736,6 @@
               <w:spacing w:after="160" w:line="259" w:lineRule="auto"/>
             </w:pPr>
             <w:r>
-              <w:lastRenderedPageBreak/>
               <w:t>Firma metodo</w:t>
             </w:r>
           </w:p>
@@ -19609,7 +20232,11 @@
       </w:r>
       <w:proofErr w:type="spellEnd"/>
       <w:r>
-        <w:t xml:space="preserve"> punteranno a mantenere coerente il database sottostante, non conosceranno quindi la logica di business del sistema ma effettueranno controlli esclusivamente per assicurarsi un corretto inserimento all’interno delle tabelle dei dati passati dal service. </w:t>
+        <w:t xml:space="preserve"> punteranno a mantenere coerente il database sottostante, non conosceranno quindi la logica di business del sistema ma effettueranno controlli </w:t>
+      </w:r>
+      <w:r>
+        <w:lastRenderedPageBreak/>
+        <w:t xml:space="preserve">esclusivamente per assicurarsi un corretto inserimento all’interno delle tabelle dei dati passati dal service. </w:t>
       </w:r>
     </w:p>
     <w:p/>
@@ -19987,7 +20614,6 @@
               <w:spacing w:after="160" w:line="259" w:lineRule="auto"/>
             </w:pPr>
             <w:r>
-              <w:lastRenderedPageBreak/>
               <w:t xml:space="preserve">+ </w:t>
             </w:r>
             <w:proofErr w:type="spellStart"/>
@@ -20049,6 +20675,38 @@
             </w:r>
             <w:proofErr w:type="spellStart"/>
             <w:r>
+              <w:t>getAllSupervisori</w:t>
+            </w:r>
+            <w:proofErr w:type="spellEnd"/>
+            <w:r>
+              <w:t>() : List&lt;Informazioni&gt;</w:t>
+            </w:r>
+          </w:p>
+          <w:p>
+            <w:pPr>
+              <w:spacing w:after="160" w:line="259" w:lineRule="auto"/>
+            </w:pPr>
+            <w:r>
+              <w:t xml:space="preserve">+ </w:t>
+            </w:r>
+            <w:proofErr w:type="spellStart"/>
+            <w:r>
+              <w:t>getAllUtente</w:t>
+            </w:r>
+            <w:proofErr w:type="spellEnd"/>
+            <w:r>
+              <w:t>(): List&lt;Utente&gt;</w:t>
+            </w:r>
+          </w:p>
+          <w:p>
+            <w:pPr>
+              <w:spacing w:after="160" w:line="259" w:lineRule="auto"/>
+            </w:pPr>
+            <w:r>
+              <w:t xml:space="preserve">+ </w:t>
+            </w:r>
+            <w:proofErr w:type="spellStart"/>
+            <w:r>
               <w:t>updateRuolo</w:t>
             </w:r>
             <w:proofErr w:type="spellEnd"/>
@@ -20496,8 +21154,13 @@
               <w:t>(</w:t>
             </w:r>
             <w:proofErr w:type="spellStart"/>
-            <w:r>
-              <w:t>email:String</w:t>
+            <w:proofErr w:type="gramStart"/>
+            <w:r>
+              <w:t>email</w:t>
+            </w:r>
+            <w:proofErr w:type="gramEnd"/>
+            <w:r>
+              <w:t>:String</w:t>
             </w:r>
             <w:proofErr w:type="spellEnd"/>
             <w:r>
@@ -20524,7 +21187,6 @@
                 <w:b/>
                 <w:bCs/>
               </w:rPr>
-              <w:lastRenderedPageBreak/>
               <w:t>Invariante</w:t>
             </w:r>
           </w:p>
@@ -20712,6 +21374,7 @@
                 <w:b/>
                 <w:bCs/>
               </w:rPr>
+              <w:lastRenderedPageBreak/>
               <w:t>Pre-condizione</w:t>
             </w:r>
           </w:p>
@@ -21307,7 +21970,6 @@
                 <w:b/>
                 <w:bCs/>
               </w:rPr>
-              <w:lastRenderedPageBreak/>
               <w:t>Post-condizione</w:t>
             </w:r>
           </w:p>
@@ -22059,6 +22721,7 @@
                 <w:b/>
                 <w:bCs/>
               </w:rPr>
+              <w:lastRenderedPageBreak/>
               <w:t>Pre-condizione</w:t>
             </w:r>
           </w:p>
@@ -22809,7 +23472,6 @@
                 <w:b/>
                 <w:bCs/>
               </w:rPr>
-              <w:lastRenderedPageBreak/>
               <w:t>Post-condizione</w:t>
             </w:r>
           </w:p>
@@ -23784,7 +24446,6 @@
             </w:pPr>
             <w:proofErr w:type="spellStart"/>
             <w:r>
-              <w:lastRenderedPageBreak/>
               <w:t>result</w:t>
             </w:r>
             <w:proofErr w:type="spellEnd"/>
@@ -24270,8 +24931,6 @@
           <w:p>
             <w:pPr>
               <w:rPr>
-                <w:b/>
-                <w:bCs/>
                 <w:lang w:val="en-GB"/>
               </w:rPr>
             </w:pPr>
@@ -24294,47 +24953,12 @@
             </w:r>
             <w:proofErr w:type="spellStart"/>
             <w:r>
-              <w:t>updateRuolo</w:t>
-            </w:r>
-            <w:proofErr w:type="spellEnd"/>
-            <w:r>
-              <w:t>(</w:t>
-            </w:r>
-            <w:proofErr w:type="spellStart"/>
-            <w:r>
-              <w:t>matricola:</w:t>
-            </w:r>
-            <w:r>
-              <w:t>int</w:t>
-            </w:r>
-            <w:proofErr w:type="spellEnd"/>
-            <w:r>
-              <w:t xml:space="preserve">, </w:t>
-            </w:r>
-            <w:proofErr w:type="spellStart"/>
-            <w:r>
-              <w:t>nuovoRuolo:enum</w:t>
-            </w:r>
-            <w:proofErr w:type="spellEnd"/>
-            <w:r>
-              <w:t xml:space="preserve">, </w:t>
-            </w:r>
-            <w:proofErr w:type="spellStart"/>
-            <w:r>
-              <w:t>matricolaNuovoSup:String</w:t>
-            </w:r>
-            <w:proofErr w:type="spellEnd"/>
-            <w:r>
-              <w:t>)</w:t>
-            </w:r>
-            <w:r>
-              <w:t xml:space="preserve"> : </w:t>
-            </w:r>
-            <w:proofErr w:type="spellStart"/>
-            <w:r>
-              <w:t>void</w:t>
-            </w:r>
-            <w:proofErr w:type="spellEnd"/>
+              <w:t>getAllSupervisori</w:t>
+            </w:r>
+            <w:proofErr w:type="spellEnd"/>
+            <w:r>
+              <w:t>() : List&lt;Informazioni&gt;</w:t>
+            </w:r>
           </w:p>
         </w:tc>
       </w:tr>
@@ -24349,8 +24973,6 @@
           <w:p>
             <w:pPr>
               <w:rPr>
-                <w:b/>
-                <w:bCs/>
                 <w:lang w:val="en-GB"/>
               </w:rPr>
             </w:pPr>
@@ -24369,10 +24991,10 @@
           </w:tcPr>
           <w:p>
             <w:r>
-              <w:t>Permette di aggiornare il r</w:t>
-            </w:r>
-            <w:r>
-              <w:t>uolo di un utente, sia come colonna della tabella che poi come presenza nelle tabelle dipendente e supervisore</w:t>
+              <w:t>Permette di recuperare le i</w:t>
+            </w:r>
+            <w:r>
+              <w:t>nformazioni principali di tutti i supervisori presenti nel sistema, utilizzata per inserire il form di inserimento di un nuovo dipendente</w:t>
             </w:r>
           </w:p>
         </w:tc>
@@ -24388,16 +25010,15 @@
           <w:p>
             <w:pPr>
               <w:rPr>
-                <w:b/>
-                <w:bCs/>
-                <w:lang w:val="en-GB"/>
-              </w:rPr>
-            </w:pPr>
-            <w:r>
-              <w:rPr>
-                <w:b/>
-                <w:bCs/>
-              </w:rPr>
+                <w:lang w:val="en-GB"/>
+              </w:rPr>
+            </w:pPr>
+            <w:r>
+              <w:rPr>
+                <w:b/>
+                <w:bCs/>
+              </w:rPr>
+              <w:lastRenderedPageBreak/>
               <w:t>Pre-condizione</w:t>
             </w:r>
           </w:p>
@@ -24407,199 +25028,18 @@
             <w:tcW w:w="8647" w:type="dxa"/>
           </w:tcPr>
           <w:p>
-            <w:proofErr w:type="spellStart"/>
-            <w:r>
-              <w:t>context</w:t>
-            </w:r>
-            <w:proofErr w:type="spellEnd"/>
-            <w:r>
-              <w:t xml:space="preserve"> </w:t>
-            </w:r>
-            <w:proofErr w:type="spellStart"/>
-            <w:proofErr w:type="gramStart"/>
-            <w:r>
-              <w:t>UtenteDAO</w:t>
-            </w:r>
-            <w:proofErr w:type="spellEnd"/>
-            <w:r>
-              <w:t>::</w:t>
-            </w:r>
-            <w:proofErr w:type="spellStart"/>
-            <w:proofErr w:type="gramEnd"/>
-            <w:r>
-              <w:t>updateRuolo</w:t>
-            </w:r>
-            <w:proofErr w:type="spellEnd"/>
-            <w:r>
-              <w:t xml:space="preserve">(matricola: </w:t>
-            </w:r>
-            <w:proofErr w:type="spellStart"/>
-            <w:r>
-              <w:t>int</w:t>
-            </w:r>
-            <w:proofErr w:type="spellEnd"/>
-            <w:r>
-              <w:t xml:space="preserve">, </w:t>
-            </w:r>
-            <w:proofErr w:type="spellStart"/>
-            <w:r>
-              <w:t>nuovoRuolo</w:t>
-            </w:r>
-            <w:proofErr w:type="spellEnd"/>
-            <w:r>
-              <w:t xml:space="preserve">: </w:t>
-            </w:r>
-            <w:proofErr w:type="gramStart"/>
-            <w:r>
-              <w:t>Tipi::</w:t>
-            </w:r>
-            <w:proofErr w:type="gramEnd"/>
-            <w:r>
-              <w:t xml:space="preserve">ruolo, </w:t>
-            </w:r>
-            <w:proofErr w:type="spellStart"/>
-            <w:r>
-              <w:t>matricolaNuovoSupervisore</w:t>
-            </w:r>
-            <w:proofErr w:type="spellEnd"/>
-            <w:r>
-              <w:t>: String)</w:t>
-            </w:r>
-          </w:p>
-          <w:p/>
-          <w:p>
-            <w:r>
-              <w:t xml:space="preserve">matricola </w:t>
-            </w:r>
-            <w:r>
-              <w:t xml:space="preserve">&gt; 0 </w:t>
-            </w:r>
-            <w:r>
-              <w:t xml:space="preserve">and </w:t>
-            </w:r>
-          </w:p>
-          <w:p>
-            <w:proofErr w:type="spellStart"/>
-            <w:proofErr w:type="gramStart"/>
-            <w:r>
-              <w:t>UtenteDAO</w:t>
-            </w:r>
-            <w:proofErr w:type="spellEnd"/>
-            <w:r>
-              <w:t>::</w:t>
-            </w:r>
-            <w:proofErr w:type="spellStart"/>
-            <w:proofErr w:type="gramEnd"/>
-            <w:r>
-              <w:t>getByMatricola</w:t>
-            </w:r>
-            <w:proofErr w:type="spellEnd"/>
-            <w:r>
-              <w:t xml:space="preserve">(matricola) &lt;&gt; </w:t>
-            </w:r>
-            <w:proofErr w:type="spellStart"/>
-            <w:r>
-              <w:t>null</w:t>
-            </w:r>
-            <w:proofErr w:type="spellEnd"/>
-          </w:p>
-          <w:p>
-            <w:proofErr w:type="spellStart"/>
-            <w:r>
-              <w:t>nuovoRuolo</w:t>
-            </w:r>
-            <w:proofErr w:type="spellEnd"/>
-            <w:r>
-              <w:t xml:space="preserve"> &lt;&gt; </w:t>
-            </w:r>
-            <w:r>
-              <w:t xml:space="preserve">and </w:t>
-            </w:r>
-          </w:p>
-          <w:p>
-            <w:r>
-              <w:t>(</w:t>
-            </w:r>
-            <w:proofErr w:type="spellStart"/>
-            <w:r>
-              <w:t>nuovoRuolo</w:t>
-            </w:r>
-            <w:proofErr w:type="spellEnd"/>
-            <w:r>
-              <w:t xml:space="preserve"> = </w:t>
-            </w:r>
-            <w:proofErr w:type="gramStart"/>
-            <w:r>
-              <w:t>Tipi::ruolo::</w:t>
-            </w:r>
-            <w:proofErr w:type="gramEnd"/>
-            <w:r>
-              <w:t xml:space="preserve">DIPENDENTE) </w:t>
-            </w:r>
-            <w:proofErr w:type="spellStart"/>
-            <w:r>
-              <w:t>implies</w:t>
-            </w:r>
-            <w:proofErr w:type="spellEnd"/>
-            <w:r>
-              <w:t xml:space="preserve"> </w:t>
-            </w:r>
-          </w:p>
-          <w:p>
-            <w:r>
-              <w:t>(</w:t>
-            </w:r>
-            <w:proofErr w:type="spellStart"/>
-            <w:r>
-              <w:t>Supervisore.allIstances</w:t>
-            </w:r>
-            <w:proofErr w:type="spellEnd"/>
-            <w:r>
-              <w:t>()-&gt;</w:t>
-            </w:r>
-            <w:proofErr w:type="spellStart"/>
-            <w:r>
-              <w:t>exists</w:t>
-            </w:r>
-            <w:proofErr w:type="spellEnd"/>
-            <w:r>
-              <w:t xml:space="preserve">(s | </w:t>
-            </w:r>
-            <w:proofErr w:type="spellStart"/>
-            <w:r>
-              <w:t>s.matricola</w:t>
-            </w:r>
-            <w:proofErr w:type="spellEnd"/>
-            <w:r>
-              <w:t xml:space="preserve"> = </w:t>
-            </w:r>
-            <w:proofErr w:type="spellStart"/>
-            <w:r>
-              <w:t>matricolaNuovoSupervisore</w:t>
-            </w:r>
-            <w:proofErr w:type="spellEnd"/>
-            <w:r>
-              <w:t>)</w:t>
-            </w:r>
-            <w:r>
-              <w:t xml:space="preserve"> and m</w:t>
-            </w:r>
-            <w:r>
-              <w:t xml:space="preserve">atricola &lt;&gt; </w:t>
-            </w:r>
-            <w:proofErr w:type="spellStart"/>
-            <w:r>
-              <w:t>matricolaNuovoSupervisore</w:t>
-            </w:r>
-            <w:proofErr w:type="spellEnd"/>
-            <w:r>
-              <w:t>)</w:t>
-            </w:r>
-            <w:r>
-              <w:t xml:space="preserve"> </w:t>
-            </w:r>
-          </w:p>
-          <w:p/>
+            <w:pPr>
+              <w:rPr>
+                <w:lang w:val="en-GB"/>
+              </w:rPr>
+            </w:pPr>
+            <w:r>
+              <w:rPr>
+                <w:lang w:val="en-GB"/>
+              </w:rPr>
+              <w:t>/</w:t>
+            </w:r>
+          </w:p>
         </w:tc>
       </w:tr>
       <w:tr>
@@ -24613,8 +25053,6 @@
           <w:p>
             <w:pPr>
               <w:rPr>
-                <w:b/>
-                <w:bCs/>
                 <w:lang w:val="en-GB"/>
               </w:rPr>
             </w:pPr>
@@ -24634,11 +25072,11 @@
           <w:p>
             <w:proofErr w:type="spellStart"/>
             <w:r>
-              <w:t>context</w:t>
-            </w:r>
-            <w:proofErr w:type="spellEnd"/>
-            <w:r>
-              <w:t xml:space="preserve"> </w:t>
+              <w:t>Context</w:t>
+            </w:r>
+            <w:proofErr w:type="spellEnd"/>
+            <w:r>
+              <w:t xml:space="preserve">  </w:t>
             </w:r>
             <w:proofErr w:type="spellStart"/>
             <w:proofErr w:type="gramStart"/>
@@ -24652,89 +25090,54 @@
             <w:proofErr w:type="spellStart"/>
             <w:proofErr w:type="gramEnd"/>
             <w:r>
-              <w:t>updateRuolo</w:t>
-            </w:r>
-            <w:proofErr w:type="spellEnd"/>
-            <w:r>
-              <w:t xml:space="preserve">(matricola: </w:t>
-            </w:r>
-            <w:proofErr w:type="spellStart"/>
-            <w:r>
-              <w:t>int</w:t>
-            </w:r>
-            <w:proofErr w:type="spellEnd"/>
-            <w:r>
-              <w:t xml:space="preserve">, </w:t>
-            </w:r>
-            <w:proofErr w:type="spellStart"/>
-            <w:r>
-              <w:t>nuovoRuolo</w:t>
-            </w:r>
-            <w:proofErr w:type="spellEnd"/>
-            <w:r>
-              <w:t xml:space="preserve">: </w:t>
+              <w:t>getAllSupervisori</w:t>
+            </w:r>
+            <w:proofErr w:type="spellEnd"/>
+            <w:r>
+              <w:t>() : List&lt;Informazioni&gt;</w:t>
+            </w:r>
+          </w:p>
+          <w:p/>
+          <w:p>
+            <w:proofErr w:type="spellStart"/>
+            <w:r>
+              <w:t>Result</w:t>
+            </w:r>
+            <w:proofErr w:type="spellEnd"/>
+            <w:r>
+              <w:t xml:space="preserve"> = </w:t>
+            </w:r>
+            <w:proofErr w:type="spellStart"/>
+            <w:r>
+              <w:t>Utente.allIstances</w:t>
+            </w:r>
+            <w:proofErr w:type="spellEnd"/>
+            <w:r>
+              <w:t>()-&gt;</w:t>
+            </w:r>
+            <w:proofErr w:type="spellStart"/>
+            <w:r>
+              <w:t>select</w:t>
+            </w:r>
+            <w:proofErr w:type="spellEnd"/>
+            <w:r>
+              <w:t xml:space="preserve"> (s | </w:t>
+            </w:r>
+            <w:proofErr w:type="spellStart"/>
+            <w:r>
+              <w:t>s.ruolo</w:t>
+            </w:r>
+            <w:proofErr w:type="spellEnd"/>
+            <w:r>
+              <w:t xml:space="preserve"> = </w:t>
             </w:r>
             <w:proofErr w:type="gramStart"/>
             <w:r>
-              <w:t>Tipi::</w:t>
+              <w:t>Tipi::Ruolo::</w:t>
             </w:r>
             <w:proofErr w:type="gramEnd"/>
             <w:r>
-              <w:t xml:space="preserve">ruolo, </w:t>
-            </w:r>
-            <w:proofErr w:type="spellStart"/>
-            <w:r>
-              <w:t>matricolaNuovoSupervisore</w:t>
-            </w:r>
-            <w:proofErr w:type="spellEnd"/>
-            <w:r>
-              <w:t>: String)</w:t>
-            </w:r>
-          </w:p>
-          <w:p/>
-          <w:p>
-            <w:proofErr w:type="spellStart"/>
-            <w:r>
-              <w:t>Utente.allIstances</w:t>
-            </w:r>
-            <w:proofErr w:type="spellEnd"/>
-            <w:r>
-              <w:t>()-&gt;</w:t>
-            </w:r>
-            <w:proofErr w:type="spellStart"/>
-            <w:r>
-              <w:t>exists</w:t>
-            </w:r>
-            <w:proofErr w:type="spellEnd"/>
-            <w:r>
-              <w:t xml:space="preserve">(s | </w:t>
-            </w:r>
-            <w:proofErr w:type="spellStart"/>
-            <w:r>
-              <w:t>s.matricola</w:t>
-            </w:r>
-            <w:proofErr w:type="spellEnd"/>
-            <w:r>
-              <w:t xml:space="preserve"> = matricola and </w:t>
-            </w:r>
-            <w:proofErr w:type="spellStart"/>
-            <w:r>
-              <w:t>s.ruolo</w:t>
-            </w:r>
-            <w:proofErr w:type="spellEnd"/>
-            <w:r>
-              <w:t xml:space="preserve"> = </w:t>
-            </w:r>
-            <w:proofErr w:type="spellStart"/>
-            <w:r>
-              <w:t>nuovoRuolo</w:t>
-            </w:r>
-            <w:proofErr w:type="spellEnd"/>
-            <w:r>
-              <w:t>)</w:t>
-            </w:r>
-            <w:r>
-              <w:br/>
+              <w:t>SUPEVISORE)</w:t>
             </w:r>
           </w:p>
         </w:tc>
@@ -24762,8 +25165,7 @@
           <w:p>
             <w:pPr>
               <w:rPr>
-                <w:b/>
-                <w:bCs/>
+                <w:lang w:val="en-GB"/>
               </w:rPr>
             </w:pPr>
             <w:r>
@@ -24780,72 +25182,16 @@
             <w:tcW w:w="8647" w:type="dxa"/>
           </w:tcPr>
           <w:p>
-            <w:pPr>
-              <w:rPr>
-                <w:lang w:val="en-GB"/>
-              </w:rPr>
-            </w:pPr>
-            <w:r>
-              <w:rPr>
-                <w:lang w:val="en-GB"/>
-              </w:rPr>
-              <w:t xml:space="preserve">- </w:t>
-            </w:r>
-            <w:proofErr w:type="spellStart"/>
-            <w:r>
-              <w:rPr>
-                <w:lang w:val="en-GB"/>
-              </w:rPr>
-              <w:t>deleteFromTable</w:t>
-            </w:r>
-            <w:proofErr w:type="spellEnd"/>
-            <w:r>
-              <w:rPr>
-                <w:lang w:val="en-GB"/>
-              </w:rPr>
-              <w:t>(</w:t>
-            </w:r>
-            <w:proofErr w:type="spellStart"/>
-            <w:r>
-              <w:rPr>
-                <w:lang w:val="en-GB"/>
-              </w:rPr>
-              <w:t>connection:Connection</w:t>
-            </w:r>
-            <w:proofErr w:type="spellEnd"/>
-            <w:r>
-              <w:rPr>
-                <w:lang w:val="en-GB"/>
-              </w:rPr>
-              <w:t xml:space="preserve">, </w:t>
-            </w:r>
-            <w:proofErr w:type="spellStart"/>
-            <w:r>
-              <w:rPr>
-                <w:lang w:val="en-GB"/>
-              </w:rPr>
-              <w:t>tabella:String</w:t>
-            </w:r>
-            <w:proofErr w:type="spellEnd"/>
-            <w:r>
-              <w:rPr>
-                <w:lang w:val="en-GB"/>
-              </w:rPr>
-              <w:t xml:space="preserve">, </w:t>
-            </w:r>
-            <w:proofErr w:type="spellStart"/>
-            <w:r>
-              <w:rPr>
-                <w:lang w:val="en-GB"/>
-              </w:rPr>
-              <w:t>matricola:int</w:t>
-            </w:r>
-            <w:proofErr w:type="spellEnd"/>
-            <w:r>
-              <w:rPr>
-                <w:lang w:val="en-GB"/>
-              </w:rPr>
-              <w:t xml:space="preserve">) : void   </w:t>
+            <w:r>
+              <w:t xml:space="preserve">+ </w:t>
+            </w:r>
+            <w:proofErr w:type="spellStart"/>
+            <w:r>
+              <w:t>getAllUtente</w:t>
+            </w:r>
+            <w:proofErr w:type="spellEnd"/>
+            <w:r>
+              <w:t>(): List&lt;Utente&gt;</w:t>
             </w:r>
           </w:p>
         </w:tc>
@@ -24861,8 +25207,7 @@
           <w:p>
             <w:pPr>
               <w:rPr>
-                <w:b/>
-                <w:bCs/>
+                <w:lang w:val="en-GB"/>
               </w:rPr>
             </w:pPr>
             <w:r>
@@ -24880,26 +25225,10 @@
           </w:tcPr>
           <w:p>
             <w:r>
-              <w:t xml:space="preserve">Metodo di supporto per mantenere la logica tra </w:t>
-            </w:r>
-            <w:proofErr w:type="gramStart"/>
-            <w:r>
-              <w:t>le tabella</w:t>
-            </w:r>
-            <w:proofErr w:type="gramEnd"/>
-            <w:r>
-              <w:t xml:space="preserve"> dopo aver effettuato un cambio di ruolo</w:t>
-            </w:r>
-            <w:r>
-              <w:t xml:space="preserve">, cancella dal </w:t>
-            </w:r>
-            <w:proofErr w:type="spellStart"/>
-            <w:r>
-              <w:t>db</w:t>
-            </w:r>
-            <w:proofErr w:type="spellEnd"/>
-            <w:r>
-              <w:t xml:space="preserve"> la entry all’interno della tabella corrispondente</w:t>
+              <w:t>Restituisce tutti gli utenti p</w:t>
+            </w:r>
+            <w:r>
+              <w:t xml:space="preserve">resenti all’interno del sistema </w:t>
             </w:r>
           </w:p>
         </w:tc>
@@ -24915,8 +25244,7 @@
           <w:p>
             <w:pPr>
               <w:rPr>
-                <w:b/>
-                <w:bCs/>
+                <w:lang w:val="en-GB"/>
               </w:rPr>
             </w:pPr>
             <w:r>
@@ -24933,8 +25261,16 @@
             <w:tcW w:w="8647" w:type="dxa"/>
           </w:tcPr>
           <w:p>
-            <w:r>
-              <w:t>---</w:t>
+            <w:pPr>
+              <w:rPr>
+                <w:lang w:val="en-GB"/>
+              </w:rPr>
+            </w:pPr>
+            <w:r>
+              <w:rPr>
+                <w:lang w:val="en-GB"/>
+              </w:rPr>
+              <w:t>/</w:t>
             </w:r>
           </w:p>
         </w:tc>
@@ -24950,16 +25286,14 @@
           <w:p>
             <w:pPr>
               <w:rPr>
-                <w:b/>
-                <w:bCs/>
-              </w:rPr>
-            </w:pPr>
-            <w:r>
-              <w:rPr>
-                <w:b/>
-                <w:bCs/>
-              </w:rPr>
-              <w:lastRenderedPageBreak/>
+                <w:lang w:val="en-GB"/>
+              </w:rPr>
+            </w:pPr>
+            <w:r>
+              <w:rPr>
+                <w:b/>
+                <w:bCs/>
+              </w:rPr>
               <w:t>Post-condizione</w:t>
             </w:r>
           </w:p>
@@ -24978,7 +25312,7 @@
               <w:rPr>
                 <w:lang w:val="en-GB"/>
               </w:rPr>
-              <w:t xml:space="preserve">Context </w:t>
+              <w:t xml:space="preserve">Context  </w:t>
             </w:r>
             <w:proofErr w:type="spellStart"/>
             <w:proofErr w:type="gramStart"/>
@@ -25001,216 +25335,50 @@
               <w:rPr>
                 <w:lang w:val="en-GB"/>
               </w:rPr>
-              <w:t>deleteFromTable</w:t>
-            </w:r>
-            <w:proofErr w:type="spellEnd"/>
-            <w:r>
-              <w:rPr>
-                <w:lang w:val="en-GB"/>
-              </w:rPr>
-              <w:t>(</w:t>
-            </w:r>
-            <w:proofErr w:type="spellStart"/>
-            <w:r>
-              <w:rPr>
-                <w:lang w:val="en-GB"/>
-              </w:rPr>
-              <w:t>connection:Connection</w:t>
-            </w:r>
-            <w:proofErr w:type="spellEnd"/>
-            <w:r>
-              <w:rPr>
-                <w:lang w:val="en-GB"/>
-              </w:rPr>
-              <w:t xml:space="preserve">, </w:t>
-            </w:r>
-            <w:proofErr w:type="spellStart"/>
-            <w:r>
-              <w:rPr>
-                <w:lang w:val="en-GB"/>
-              </w:rPr>
-              <w:t>tabella:String</w:t>
-            </w:r>
-            <w:proofErr w:type="spellEnd"/>
-            <w:r>
-              <w:rPr>
-                <w:lang w:val="en-GB"/>
-              </w:rPr>
-              <w:t xml:space="preserve">, </w:t>
-            </w:r>
-            <w:proofErr w:type="spellStart"/>
-            <w:r>
-              <w:rPr>
-                <w:lang w:val="en-GB"/>
-              </w:rPr>
-              <w:t>matricola:int</w:t>
-            </w:r>
-            <w:proofErr w:type="spellEnd"/>
-            <w:r>
-              <w:rPr>
-                <w:lang w:val="en-GB"/>
-              </w:rPr>
-              <w:t>)</w:t>
-            </w:r>
-          </w:p>
-          <w:p>
-            <w:pPr>
-              <w:rPr>
-                <w:lang w:val="en-GB"/>
-              </w:rPr>
-            </w:pPr>
-          </w:p>
-          <w:p>
-            <w:proofErr w:type="spellStart"/>
-            <w:r>
-              <w:t>targetUtente</w:t>
-            </w:r>
-            <w:proofErr w:type="spellEnd"/>
-            <w:r>
-              <w:t xml:space="preserve"> = </w:t>
-            </w:r>
-            <w:proofErr w:type="spellStart"/>
-            <w:r>
+              <w:t>getAllUtente</w:t>
+            </w:r>
+            <w:proofErr w:type="spellEnd"/>
+            <w:r>
+              <w:rPr>
+                <w:lang w:val="en-GB"/>
+              </w:rPr>
+              <w:t xml:space="preserve">() </w:t>
+            </w:r>
+          </w:p>
+          <w:p>
+            <w:pPr>
+              <w:rPr>
+                <w:lang w:val="en-GB"/>
+              </w:rPr>
+            </w:pPr>
+          </w:p>
+          <w:p>
+            <w:pPr>
+              <w:rPr>
+                <w:lang w:val="en-GB"/>
+              </w:rPr>
+            </w:pPr>
+            <w:r>
+              <w:rPr>
+                <w:lang w:val="en-GB"/>
+              </w:rPr>
+              <w:t xml:space="preserve">Result = </w:t>
+            </w:r>
+            <w:proofErr w:type="spellStart"/>
+            <w:r>
+              <w:rPr>
+                <w:lang w:val="en-GB"/>
+              </w:rPr>
               <w:t>Utente.allIstances</w:t>
             </w:r>
             <w:proofErr w:type="spellEnd"/>
             <w:r>
-              <w:t>()-&gt;</w:t>
-            </w:r>
-            <w:proofErr w:type="spellStart"/>
-            <w:r>
-              <w:t>select</w:t>
-            </w:r>
-            <w:proofErr w:type="spellEnd"/>
-            <w:r>
-              <w:t xml:space="preserve">(u | </w:t>
-            </w:r>
-            <w:proofErr w:type="spellStart"/>
-            <w:r>
-              <w:t>u.matricola</w:t>
-            </w:r>
-            <w:proofErr w:type="spellEnd"/>
-            <w:r>
-              <w:t xml:space="preserve"> = ma</w:t>
-            </w:r>
-            <w:r>
-              <w:t>tricola</w:t>
-            </w:r>
-            <w:r>
-              <w:t>)</w:t>
-            </w:r>
-          </w:p>
-          <w:p/>
-          <w:p>
-            <w:proofErr w:type="spellStart"/>
-            <w:r>
-              <w:t>if</w:t>
-            </w:r>
-            <w:proofErr w:type="spellEnd"/>
-            <w:r>
-              <w:t xml:space="preserve"> </w:t>
-            </w:r>
-            <w:r>
-              <w:t>tabella = Supervisore</w:t>
-            </w:r>
-          </w:p>
-          <w:p/>
-          <w:p>
-            <w:r>
-              <w:t xml:space="preserve">    </w:t>
-            </w:r>
-            <w:proofErr w:type="spellStart"/>
-            <w:r>
-              <w:t>not</w:t>
-            </w:r>
-            <w:proofErr w:type="spellEnd"/>
-            <w:r>
-              <w:t xml:space="preserve"> </w:t>
-            </w:r>
-            <w:proofErr w:type="spellStart"/>
-            <w:r>
-              <w:t>Supervisore.allIstances</w:t>
-            </w:r>
-            <w:proofErr w:type="spellEnd"/>
-            <w:r>
-              <w:t>()-&gt;</w:t>
-            </w:r>
-            <w:proofErr w:type="spellStart"/>
-            <w:r>
-              <w:t>exists</w:t>
-            </w:r>
-            <w:proofErr w:type="spellEnd"/>
-            <w:r>
-              <w:t xml:space="preserve">(s | </w:t>
-            </w:r>
-            <w:proofErr w:type="spellStart"/>
-            <w:r>
-              <w:t>targetUtente.matricola</w:t>
-            </w:r>
-            <w:proofErr w:type="spellEnd"/>
-            <w:r>
-              <w:t xml:space="preserve"> = </w:t>
-            </w:r>
-            <w:proofErr w:type="spellStart"/>
-            <w:r>
-              <w:t>s.matricola</w:t>
-            </w:r>
-            <w:proofErr w:type="spellEnd"/>
-            <w:r>
-              <w:t>)</w:t>
-            </w:r>
-          </w:p>
-          <w:p>
-            <w:r>
-              <w:t xml:space="preserve">else </w:t>
-            </w:r>
-          </w:p>
-          <w:p>
-            <w:r>
-              <w:t xml:space="preserve">    </w:t>
-            </w:r>
-            <w:proofErr w:type="spellStart"/>
-            <w:r>
-              <w:t>not</w:t>
-            </w:r>
-            <w:proofErr w:type="spellEnd"/>
-            <w:r>
-              <w:t xml:space="preserve"> </w:t>
-            </w:r>
-            <w:proofErr w:type="spellStart"/>
-            <w:r>
-              <w:t>Dipendente.allIstances</w:t>
-            </w:r>
-            <w:proofErr w:type="spellEnd"/>
-            <w:r>
-              <w:t>()-&gt;</w:t>
-            </w:r>
-            <w:proofErr w:type="spellStart"/>
-            <w:r>
-              <w:t>exists</w:t>
-            </w:r>
-            <w:proofErr w:type="spellEnd"/>
-            <w:r>
-              <w:t xml:space="preserve">(s | </w:t>
-            </w:r>
-            <w:proofErr w:type="spellStart"/>
-            <w:r>
-              <w:t>targetUtente.matricola</w:t>
-            </w:r>
-            <w:proofErr w:type="spellEnd"/>
-            <w:r>
-              <w:t xml:space="preserve"> = </w:t>
-            </w:r>
-            <w:proofErr w:type="spellStart"/>
-            <w:r>
-              <w:t>s.matricola</w:t>
-            </w:r>
-            <w:proofErr w:type="spellEnd"/>
-            <w:r>
-              <w:t>)</w:t>
-            </w:r>
-          </w:p>
-          <w:p/>
+              <w:rPr>
+                <w:lang w:val="en-GB"/>
+              </w:rPr>
+              <w:t>()-&gt;select ()</w:t>
+            </w:r>
+          </w:p>
         </w:tc>
       </w:tr>
       <w:tr>
@@ -25222,7 +25390,13 @@
             <w:tcW w:w="10343" w:type="dxa"/>
             <w:gridSpan w:val="2"/>
           </w:tcPr>
-          <w:p/>
+          <w:p>
+            <w:pPr>
+              <w:rPr>
+                <w:lang w:val="en-GB"/>
+              </w:rPr>
+            </w:pPr>
+          </w:p>
         </w:tc>
       </w:tr>
       <w:tr>
@@ -25238,6 +25412,7 @@
               <w:rPr>
                 <w:b/>
                 <w:bCs/>
+                <w:lang w:val="en-GB"/>
               </w:rPr>
             </w:pPr>
             <w:r>
@@ -25254,66 +25429,52 @@
             <w:tcW w:w="8647" w:type="dxa"/>
           </w:tcPr>
           <w:p>
-            <w:pPr>
-              <w:rPr>
-                <w:lang w:val="en-GB"/>
-              </w:rPr>
-            </w:pPr>
-            <w:r>
-              <w:rPr>
-                <w:lang w:val="en-GB"/>
-              </w:rPr>
-              <w:t xml:space="preserve">- </w:t>
-            </w:r>
-            <w:proofErr w:type="spellStart"/>
-            <w:r>
-              <w:rPr>
-                <w:lang w:val="en-GB"/>
-              </w:rPr>
-              <w:t>insertIntoSupervisore</w:t>
-            </w:r>
-            <w:proofErr w:type="spellEnd"/>
-            <w:r>
-              <w:rPr>
-                <w:lang w:val="en-GB"/>
-              </w:rPr>
+            <w:r>
+              <w:t xml:space="preserve">+ </w:t>
+            </w:r>
+            <w:proofErr w:type="spellStart"/>
+            <w:r>
+              <w:t>updateRuolo</w:t>
+            </w:r>
+            <w:proofErr w:type="spellEnd"/>
+            <w:r>
               <w:t>(</w:t>
             </w:r>
             <w:proofErr w:type="spellStart"/>
             <w:r>
-              <w:rPr>
-                <w:lang w:val="en-GB"/>
-              </w:rPr>
-              <w:t>connection:Connection</w:t>
-            </w:r>
-            <w:proofErr w:type="spellEnd"/>
-            <w:r>
-              <w:rPr>
-                <w:lang w:val="en-GB"/>
-              </w:rPr>
+              <w:t>matricola:</w:t>
+            </w:r>
+            <w:r>
+              <w:t>int</w:t>
+            </w:r>
+            <w:proofErr w:type="spellEnd"/>
+            <w:r>
               <w:t xml:space="preserve">, </w:t>
             </w:r>
             <w:proofErr w:type="spellStart"/>
             <w:r>
-              <w:rPr>
-                <w:lang w:val="en-GB"/>
-              </w:rPr>
-              <w:t>matricola:int</w:t>
-            </w:r>
-            <w:proofErr w:type="spellEnd"/>
-            <w:r>
-              <w:rPr>
-                <w:lang w:val="en-GB"/>
-              </w:rPr>
-              <w:t>): void</w:t>
-            </w:r>
-          </w:p>
-          <w:p>
-            <w:pPr>
-              <w:rPr>
-                <w:lang w:val="en-GB"/>
-              </w:rPr>
-            </w:pPr>
+              <w:t>nuovoRuolo:enum</w:t>
+            </w:r>
+            <w:proofErr w:type="spellEnd"/>
+            <w:r>
+              <w:t xml:space="preserve">, </w:t>
+            </w:r>
+            <w:proofErr w:type="spellStart"/>
+            <w:r>
+              <w:t>matricolaNuovoSup:String</w:t>
+            </w:r>
+            <w:proofErr w:type="spellEnd"/>
+            <w:r>
+              <w:t>)</w:t>
+            </w:r>
+            <w:r>
+              <w:t xml:space="preserve"> : </w:t>
+            </w:r>
+            <w:proofErr w:type="spellStart"/>
+            <w:r>
+              <w:t>void</w:t>
+            </w:r>
+            <w:proofErr w:type="spellEnd"/>
           </w:p>
         </w:tc>
       </w:tr>
@@ -25330,6 +25491,7 @@
               <w:rPr>
                 <w:b/>
                 <w:bCs/>
+                <w:lang w:val="en-GB"/>
               </w:rPr>
             </w:pPr>
             <w:r>
@@ -25347,15 +25509,10 @@
           </w:tcPr>
           <w:p>
             <w:r>
-              <w:t>Metodo di supporto per “</w:t>
-            </w:r>
-            <w:proofErr w:type="spellStart"/>
-            <w:r>
-              <w:t>updateRuolo</w:t>
-            </w:r>
-            <w:proofErr w:type="spellEnd"/>
-            <w:r>
-              <w:t>” permette di inserire all’interno della tabella Supervisore una nuova entry</w:t>
+              <w:t>Permette di aggiornare il r</w:t>
+            </w:r>
+            <w:r>
+              <w:t>uolo di un utente, sia come colonna della tabella che poi come presenza nelle tabelle dipendente e supervisore</w:t>
             </w:r>
           </w:p>
         </w:tc>
@@ -25373,6 +25530,7 @@
               <w:rPr>
                 <w:b/>
                 <w:bCs/>
+                <w:lang w:val="en-GB"/>
               </w:rPr>
             </w:pPr>
             <w:r>
@@ -25389,10 +25547,196 @@
             <w:tcW w:w="8647" w:type="dxa"/>
           </w:tcPr>
           <w:p>
-            <w:r>
-              <w:t>---</w:t>
-            </w:r>
-          </w:p>
+            <w:proofErr w:type="spellStart"/>
+            <w:r>
+              <w:t>context</w:t>
+            </w:r>
+            <w:proofErr w:type="spellEnd"/>
+            <w:r>
+              <w:t xml:space="preserve"> </w:t>
+            </w:r>
+            <w:proofErr w:type="spellStart"/>
+            <w:proofErr w:type="gramStart"/>
+            <w:r>
+              <w:t>UtenteDAO</w:t>
+            </w:r>
+            <w:proofErr w:type="spellEnd"/>
+            <w:r>
+              <w:t>::</w:t>
+            </w:r>
+            <w:proofErr w:type="spellStart"/>
+            <w:proofErr w:type="gramEnd"/>
+            <w:r>
+              <w:t>updateRuolo</w:t>
+            </w:r>
+            <w:proofErr w:type="spellEnd"/>
+            <w:r>
+              <w:t xml:space="preserve">(matricola: </w:t>
+            </w:r>
+            <w:proofErr w:type="spellStart"/>
+            <w:r>
+              <w:t>int</w:t>
+            </w:r>
+            <w:proofErr w:type="spellEnd"/>
+            <w:r>
+              <w:t xml:space="preserve">, </w:t>
+            </w:r>
+            <w:proofErr w:type="spellStart"/>
+            <w:r>
+              <w:t>nuovoRuolo</w:t>
+            </w:r>
+            <w:proofErr w:type="spellEnd"/>
+            <w:r>
+              <w:t xml:space="preserve">: </w:t>
+            </w:r>
+            <w:proofErr w:type="gramStart"/>
+            <w:r>
+              <w:t>Tipi::</w:t>
+            </w:r>
+            <w:proofErr w:type="gramEnd"/>
+            <w:r>
+              <w:t xml:space="preserve">ruolo, </w:t>
+            </w:r>
+            <w:proofErr w:type="spellStart"/>
+            <w:r>
+              <w:t>matricolaNuovoSupervisore</w:t>
+            </w:r>
+            <w:proofErr w:type="spellEnd"/>
+            <w:r>
+              <w:t>: String)</w:t>
+            </w:r>
+          </w:p>
+          <w:p/>
+          <w:p>
+            <w:r>
+              <w:t xml:space="preserve">matricola </w:t>
+            </w:r>
+            <w:r>
+              <w:t xml:space="preserve">&gt; 0 </w:t>
+            </w:r>
+            <w:r>
+              <w:t xml:space="preserve">and </w:t>
+            </w:r>
+          </w:p>
+          <w:p>
+            <w:proofErr w:type="spellStart"/>
+            <w:proofErr w:type="gramStart"/>
+            <w:r>
+              <w:t>UtenteDAO</w:t>
+            </w:r>
+            <w:proofErr w:type="spellEnd"/>
+            <w:r>
+              <w:t>::</w:t>
+            </w:r>
+            <w:proofErr w:type="spellStart"/>
+            <w:proofErr w:type="gramEnd"/>
+            <w:r>
+              <w:t>getByMatricola</w:t>
+            </w:r>
+            <w:proofErr w:type="spellEnd"/>
+            <w:r>
+              <w:t xml:space="preserve">(matricola) &lt;&gt; </w:t>
+            </w:r>
+            <w:proofErr w:type="spellStart"/>
+            <w:r>
+              <w:t>null</w:t>
+            </w:r>
+            <w:proofErr w:type="spellEnd"/>
+          </w:p>
+          <w:p>
+            <w:proofErr w:type="spellStart"/>
+            <w:r>
+              <w:t>nuovoRuolo</w:t>
+            </w:r>
+            <w:proofErr w:type="spellEnd"/>
+            <w:r>
+              <w:t xml:space="preserve"> &lt;&gt; </w:t>
+            </w:r>
+            <w:r>
+              <w:t xml:space="preserve">and </w:t>
+            </w:r>
+          </w:p>
+          <w:p>
+            <w:r>
+              <w:t>(</w:t>
+            </w:r>
+            <w:proofErr w:type="spellStart"/>
+            <w:r>
+              <w:t>nuovoRuolo</w:t>
+            </w:r>
+            <w:proofErr w:type="spellEnd"/>
+            <w:r>
+              <w:t xml:space="preserve"> = </w:t>
+            </w:r>
+            <w:proofErr w:type="gramStart"/>
+            <w:r>
+              <w:t>Tipi::ruolo::</w:t>
+            </w:r>
+            <w:proofErr w:type="gramEnd"/>
+            <w:r>
+              <w:t xml:space="preserve">DIPENDENTE) </w:t>
+            </w:r>
+            <w:proofErr w:type="spellStart"/>
+            <w:r>
+              <w:t>implies</w:t>
+            </w:r>
+            <w:proofErr w:type="spellEnd"/>
+            <w:r>
+              <w:t xml:space="preserve"> </w:t>
+            </w:r>
+          </w:p>
+          <w:p>
+            <w:r>
+              <w:t>(</w:t>
+            </w:r>
+            <w:proofErr w:type="spellStart"/>
+            <w:r>
+              <w:t>Supervisore.allIstances</w:t>
+            </w:r>
+            <w:proofErr w:type="spellEnd"/>
+            <w:r>
+              <w:t>()-&gt;</w:t>
+            </w:r>
+            <w:proofErr w:type="spellStart"/>
+            <w:r>
+              <w:t>exists</w:t>
+            </w:r>
+            <w:proofErr w:type="spellEnd"/>
+            <w:r>
+              <w:t xml:space="preserve">(s | </w:t>
+            </w:r>
+            <w:proofErr w:type="spellStart"/>
+            <w:r>
+              <w:t>s.matricola</w:t>
+            </w:r>
+            <w:proofErr w:type="spellEnd"/>
+            <w:r>
+              <w:t xml:space="preserve"> = </w:t>
+            </w:r>
+            <w:proofErr w:type="spellStart"/>
+            <w:r>
+              <w:t>matricolaNuovoSupervisore</w:t>
+            </w:r>
+            <w:proofErr w:type="spellEnd"/>
+            <w:r>
+              <w:t>) and m</w:t>
+            </w:r>
+            <w:r>
+              <w:t xml:space="preserve">atricola &lt;&gt; </w:t>
+            </w:r>
+            <w:proofErr w:type="spellStart"/>
+            <w:r>
+              <w:t>matricolaNuovoSupervisore</w:t>
+            </w:r>
+            <w:proofErr w:type="spellEnd"/>
+            <w:r>
+              <w:t>)</w:t>
+            </w:r>
+            <w:r>
+              <w:t xml:space="preserve"> </w:t>
+            </w:r>
+          </w:p>
+          <w:p/>
         </w:tc>
       </w:tr>
       <w:tr>
@@ -25408,6 +25752,7 @@
               <w:rPr>
                 <w:b/>
                 <w:bCs/>
+                <w:lang w:val="en-GB"/>
               </w:rPr>
             </w:pPr>
             <w:r>
@@ -25424,142 +25769,109 @@
             <w:tcW w:w="8647" w:type="dxa"/>
           </w:tcPr>
           <w:p>
-            <w:pPr>
-              <w:rPr>
-                <w:lang w:val="en-GB"/>
-              </w:rPr>
-            </w:pPr>
-            <w:r>
-              <w:rPr>
-                <w:lang w:val="en-GB"/>
-              </w:rPr>
-              <w:t xml:space="preserve">Context </w:t>
+            <w:proofErr w:type="spellStart"/>
+            <w:r>
+              <w:t>context</w:t>
+            </w:r>
+            <w:proofErr w:type="spellEnd"/>
+            <w:r>
+              <w:t xml:space="preserve"> </w:t>
             </w:r>
             <w:proofErr w:type="spellStart"/>
             <w:proofErr w:type="gramStart"/>
             <w:r>
-              <w:rPr>
-                <w:lang w:val="en-GB"/>
-              </w:rPr>
               <w:t>UtenteDAO</w:t>
             </w:r>
             <w:proofErr w:type="spellEnd"/>
             <w:r>
-              <w:rPr>
-                <w:lang w:val="en-GB"/>
-              </w:rPr>
               <w:t>::</w:t>
             </w:r>
+            <w:proofErr w:type="spellStart"/>
             <w:proofErr w:type="gramEnd"/>
             <w:r>
-              <w:rPr>
-                <w:lang w:val="en-GB"/>
-              </w:rPr>
-              <w:t xml:space="preserve"> </w:t>
-            </w:r>
-            <w:proofErr w:type="spellStart"/>
-            <w:r>
-              <w:rPr>
-                <w:lang w:val="en-GB"/>
-              </w:rPr>
-              <w:t>insertIntoSupervisore</w:t>
-            </w:r>
-            <w:proofErr w:type="spellEnd"/>
-            <w:r>
-              <w:rPr>
-                <w:lang w:val="en-GB"/>
-              </w:rPr>
-              <w:t>(</w:t>
-            </w:r>
-            <w:proofErr w:type="spellStart"/>
-            <w:r>
-              <w:rPr>
-                <w:lang w:val="en-GB"/>
-              </w:rPr>
-              <w:t>connection:Connection</w:t>
-            </w:r>
-            <w:proofErr w:type="spellEnd"/>
-            <w:r>
-              <w:rPr>
-                <w:lang w:val="en-GB"/>
-              </w:rPr>
+              <w:t>updateRuolo</w:t>
+            </w:r>
+            <w:proofErr w:type="spellEnd"/>
+            <w:r>
+              <w:t xml:space="preserve">(matricola: </w:t>
+            </w:r>
+            <w:proofErr w:type="spellStart"/>
+            <w:r>
+              <w:t>int</w:t>
+            </w:r>
+            <w:proofErr w:type="spellEnd"/>
+            <w:r>
               <w:t xml:space="preserve">, </w:t>
             </w:r>
             <w:proofErr w:type="spellStart"/>
             <w:r>
-              <w:rPr>
-                <w:lang w:val="en-GB"/>
-              </w:rPr>
-              <w:t>matricola:int</w:t>
-            </w:r>
-            <w:proofErr w:type="spellEnd"/>
-            <w:r>
-              <w:rPr>
-                <w:lang w:val="en-GB"/>
-              </w:rPr>
+              <w:t>nuovoRuolo</w:t>
+            </w:r>
+            <w:proofErr w:type="spellEnd"/>
+            <w:r>
+              <w:t xml:space="preserve">: </w:t>
+            </w:r>
+            <w:proofErr w:type="gramStart"/>
+            <w:r>
+              <w:t>Tipi::</w:t>
+            </w:r>
+            <w:proofErr w:type="gramEnd"/>
+            <w:r>
+              <w:t xml:space="preserve">ruolo, </w:t>
+            </w:r>
+            <w:proofErr w:type="spellStart"/>
+            <w:r>
+              <w:t>matricolaNuovoSupervisore</w:t>
+            </w:r>
+            <w:proofErr w:type="spellEnd"/>
+            <w:r>
+              <w:t>: String)</w:t>
+            </w:r>
+          </w:p>
+          <w:p/>
+          <w:p>
+            <w:proofErr w:type="spellStart"/>
+            <w:r>
+              <w:t>Utente.allIstances</w:t>
+            </w:r>
+            <w:proofErr w:type="spellEnd"/>
+            <w:r>
+              <w:t>()-&gt;</w:t>
+            </w:r>
+            <w:proofErr w:type="spellStart"/>
+            <w:r>
+              <w:t>exists</w:t>
+            </w:r>
+            <w:proofErr w:type="spellEnd"/>
+            <w:r>
+              <w:t xml:space="preserve">(s | </w:t>
+            </w:r>
+            <w:proofErr w:type="spellStart"/>
+            <w:r>
+              <w:t>s.matricola</w:t>
+            </w:r>
+            <w:proofErr w:type="spellEnd"/>
+            <w:r>
+              <w:t xml:space="preserve"> = matricola and </w:t>
+            </w:r>
+            <w:proofErr w:type="spellStart"/>
+            <w:r>
+              <w:t>s.ruolo</w:t>
+            </w:r>
+            <w:proofErr w:type="spellEnd"/>
+            <w:r>
+              <w:t xml:space="preserve"> = </w:t>
+            </w:r>
+            <w:proofErr w:type="spellStart"/>
+            <w:r>
+              <w:t>nuovoRuolo</w:t>
+            </w:r>
+            <w:proofErr w:type="spellEnd"/>
+            <w:r>
               <w:t>)</w:t>
             </w:r>
             <w:r>
-              <w:rPr>
-                <w:lang w:val="en-GB"/>
-              </w:rPr>
-              <w:t xml:space="preserve"> </w:t>
-            </w:r>
-          </w:p>
-          <w:p>
-            <w:pPr>
-              <w:rPr>
-                <w:lang w:val="en-GB"/>
-              </w:rPr>
-            </w:pPr>
-          </w:p>
-          <w:p>
-            <w:pPr>
-              <w:rPr>
-                <w:lang w:val="en-GB"/>
-              </w:rPr>
-            </w:pPr>
-            <w:proofErr w:type="spellStart"/>
-            <w:r>
-              <w:rPr>
-                <w:lang w:val="en-GB"/>
-              </w:rPr>
-              <w:t>Supervisore.allIstances</w:t>
-            </w:r>
-            <w:proofErr w:type="spellEnd"/>
-            <w:r>
-              <w:rPr>
-                <w:lang w:val="en-GB"/>
-              </w:rPr>
-              <w:t xml:space="preserve">()-&gt;exists(s | </w:t>
-            </w:r>
-            <w:proofErr w:type="spellStart"/>
-            <w:r>
-              <w:rPr>
-                <w:lang w:val="en-GB"/>
-              </w:rPr>
-              <w:t>s.matricola</w:t>
-            </w:r>
-            <w:proofErr w:type="spellEnd"/>
-            <w:r>
-              <w:rPr>
-                <w:lang w:val="en-GB"/>
-              </w:rPr>
-              <w:t xml:space="preserve"> = </w:t>
-            </w:r>
-            <w:proofErr w:type="spellStart"/>
-            <w:r>
-              <w:rPr>
-                <w:lang w:val="en-GB"/>
-              </w:rPr>
-              <w:t>matricola</w:t>
-            </w:r>
-            <w:proofErr w:type="spellEnd"/>
-            <w:r>
-              <w:rPr>
-                <w:lang w:val="en-GB"/>
-              </w:rPr>
-              <w:t>)</w:t>
+              <w:br/>
             </w:r>
           </w:p>
         </w:tc>
@@ -25573,13 +25885,7 @@
             <w:tcW w:w="10343" w:type="dxa"/>
             <w:gridSpan w:val="2"/>
           </w:tcPr>
-          <w:p>
-            <w:pPr>
-              <w:rPr>
-                <w:lang w:val="en-GB"/>
-              </w:rPr>
-            </w:pPr>
-          </w:p>
+          <w:p/>
         </w:tc>
       </w:tr>
       <w:tr>
@@ -25611,6 +25917,11 @@
             <w:tcW w:w="8647" w:type="dxa"/>
           </w:tcPr>
           <w:p>
+            <w:pPr>
+              <w:rPr>
+                <w:lang w:val="en-GB"/>
+              </w:rPr>
+            </w:pPr>
             <w:r>
               <w:rPr>
                 <w:lang w:val="en-GB"/>
@@ -25622,7 +25933,7 @@
               <w:rPr>
                 <w:lang w:val="en-GB"/>
               </w:rPr>
-              <w:t>insertIntoDipendente</w:t>
+              <w:t>deleteFromTable</w:t>
             </w:r>
             <w:proofErr w:type="spellEnd"/>
             <w:r>
@@ -25650,6 +25961,20 @@
               <w:rPr>
                 <w:lang w:val="en-GB"/>
               </w:rPr>
+              <w:t>tabella:String</w:t>
+            </w:r>
+            <w:proofErr w:type="spellEnd"/>
+            <w:r>
+              <w:rPr>
+                <w:lang w:val="en-GB"/>
+              </w:rPr>
+              <w:t xml:space="preserve">, </w:t>
+            </w:r>
+            <w:proofErr w:type="spellStart"/>
+            <w:r>
+              <w:rPr>
+                <w:lang w:val="en-GB"/>
+              </w:rPr>
               <w:t>matricola:int</w:t>
             </w:r>
             <w:proofErr w:type="spellEnd"/>
@@ -25657,27 +25982,7 @@
               <w:rPr>
                 <w:lang w:val="en-GB"/>
               </w:rPr>
-              <w:t xml:space="preserve">, </w:t>
-            </w:r>
-            <w:proofErr w:type="spellStart"/>
-            <w:r>
-              <w:rPr>
-                <w:lang w:val="en-GB"/>
-              </w:rPr>
-              <w:t>supMatricola:int</w:t>
-            </w:r>
-            <w:proofErr w:type="spellEnd"/>
-            <w:r>
-              <w:rPr>
-                <w:lang w:val="en-GB"/>
-              </w:rPr>
-              <w:t>)</w:t>
-            </w:r>
-            <w:r>
-              <w:rPr>
-                <w:lang w:val="en-GB"/>
-              </w:rPr>
-              <w:t xml:space="preserve"> :void</w:t>
+              <w:t xml:space="preserve">) : void   </w:t>
             </w:r>
           </w:p>
         </w:tc>
@@ -25712,15 +26017,23 @@
           </w:tcPr>
           <w:p>
             <w:r>
-              <w:t>Metodo di supporto per “</w:t>
-            </w:r>
-            <w:proofErr w:type="spellStart"/>
-            <w:r>
-              <w:t>updateRuolo</w:t>
-            </w:r>
-            <w:proofErr w:type="spellEnd"/>
-            <w:r>
-              <w:t>” permette di inserire all’interno della tabella Dipendente una nuova entry</w:t>
+              <w:t xml:space="preserve">Metodo di supporto per mantenere la logica tra </w:t>
+            </w:r>
+            <w:proofErr w:type="gramStart"/>
+            <w:r>
+              <w:t>le tabella</w:t>
+            </w:r>
+            <w:proofErr w:type="gramEnd"/>
+            <w:r>
+              <w:t xml:space="preserve"> dopo aver effettuato un cambio di ruolo, cancella dal </w:t>
+            </w:r>
+            <w:proofErr w:type="spellStart"/>
+            <w:r>
+              <w:t>db</w:t>
+            </w:r>
+            <w:proofErr w:type="spellEnd"/>
+            <w:r>
+              <w:t xml:space="preserve"> la entry all’interno della tabella corrispondente</w:t>
             </w:r>
           </w:p>
         </w:tc>
@@ -25789,54 +26102,238 @@
             <w:tcW w:w="8647" w:type="dxa"/>
           </w:tcPr>
           <w:p>
-            <w:proofErr w:type="spellStart"/>
-            <w:r>
-              <w:t>Context</w:t>
+            <w:pPr>
+              <w:rPr>
+                <w:lang w:val="en-GB"/>
+              </w:rPr>
+            </w:pPr>
+            <w:r>
+              <w:rPr>
+                <w:lang w:val="en-GB"/>
+              </w:rPr>
+              <w:t xml:space="preserve">Context </w:t>
+            </w:r>
+            <w:proofErr w:type="spellStart"/>
+            <w:proofErr w:type="gramStart"/>
+            <w:r>
+              <w:rPr>
+                <w:lang w:val="en-GB"/>
+              </w:rPr>
+              <w:t>UtenteDAO</w:t>
+            </w:r>
+            <w:proofErr w:type="spellEnd"/>
+            <w:r>
+              <w:rPr>
+                <w:lang w:val="en-GB"/>
+              </w:rPr>
+              <w:t>::</w:t>
+            </w:r>
+            <w:proofErr w:type="spellStart"/>
+            <w:proofErr w:type="gramEnd"/>
+            <w:r>
+              <w:rPr>
+                <w:lang w:val="en-GB"/>
+              </w:rPr>
+              <w:t>deleteFromTable</w:t>
+            </w:r>
+            <w:proofErr w:type="spellEnd"/>
+            <w:r>
+              <w:rPr>
+                <w:lang w:val="en-GB"/>
+              </w:rPr>
+              <w:t>(</w:t>
+            </w:r>
+            <w:proofErr w:type="spellStart"/>
+            <w:r>
+              <w:rPr>
+                <w:lang w:val="en-GB"/>
+              </w:rPr>
+              <w:t>connection:Connection</w:t>
+            </w:r>
+            <w:proofErr w:type="spellEnd"/>
+            <w:r>
+              <w:rPr>
+                <w:lang w:val="en-GB"/>
+              </w:rPr>
+              <w:t xml:space="preserve">, </w:t>
+            </w:r>
+            <w:proofErr w:type="spellStart"/>
+            <w:r>
+              <w:rPr>
+                <w:lang w:val="en-GB"/>
+              </w:rPr>
+              <w:t>tabella:String</w:t>
+            </w:r>
+            <w:proofErr w:type="spellEnd"/>
+            <w:r>
+              <w:rPr>
+                <w:lang w:val="en-GB"/>
+              </w:rPr>
+              <w:t xml:space="preserve">, </w:t>
+            </w:r>
+            <w:proofErr w:type="spellStart"/>
+            <w:r>
+              <w:rPr>
+                <w:lang w:val="en-GB"/>
+              </w:rPr>
+              <w:t>matricola:int</w:t>
+            </w:r>
+            <w:proofErr w:type="spellEnd"/>
+            <w:r>
+              <w:rPr>
+                <w:lang w:val="en-GB"/>
+              </w:rPr>
+              <w:t>)</w:t>
+            </w:r>
+          </w:p>
+          <w:p>
+            <w:pPr>
+              <w:rPr>
+                <w:lang w:val="en-GB"/>
+              </w:rPr>
+            </w:pPr>
+          </w:p>
+          <w:p>
+            <w:proofErr w:type="spellStart"/>
+            <w:r>
+              <w:t>targetUtente</w:t>
+            </w:r>
+            <w:proofErr w:type="spellEnd"/>
+            <w:r>
+              <w:t xml:space="preserve"> = </w:t>
+            </w:r>
+            <w:proofErr w:type="spellStart"/>
+            <w:r>
+              <w:t>Utente.allIstances</w:t>
+            </w:r>
+            <w:proofErr w:type="spellEnd"/>
+            <w:r>
+              <w:t>()-&gt;</w:t>
+            </w:r>
+            <w:proofErr w:type="spellStart"/>
+            <w:r>
+              <w:t>select</w:t>
+            </w:r>
+            <w:proofErr w:type="spellEnd"/>
+            <w:r>
+              <w:t xml:space="preserve">(u | </w:t>
+            </w:r>
+            <w:proofErr w:type="spellStart"/>
+            <w:r>
+              <w:t>u.matricola</w:t>
+            </w:r>
+            <w:proofErr w:type="spellEnd"/>
+            <w:r>
+              <w:t xml:space="preserve"> = ma</w:t>
+            </w:r>
+            <w:r>
+              <w:t>tricola</w:t>
+            </w:r>
+            <w:r>
+              <w:t>)</w:t>
+            </w:r>
+          </w:p>
+          <w:p/>
+          <w:p>
+            <w:proofErr w:type="spellStart"/>
+            <w:r>
+              <w:t>if</w:t>
+            </w:r>
+            <w:proofErr w:type="spellEnd"/>
+            <w:r>
+              <w:t xml:space="preserve"> tabella = Supervisore</w:t>
+            </w:r>
+          </w:p>
+          <w:p/>
+          <w:p>
+            <w:r>
+              <w:t xml:space="preserve">    </w:t>
+            </w:r>
+            <w:proofErr w:type="spellStart"/>
+            <w:r>
+              <w:t>not</w:t>
             </w:r>
             <w:proofErr w:type="spellEnd"/>
             <w:r>
               <w:t xml:space="preserve"> </w:t>
             </w:r>
             <w:proofErr w:type="spellStart"/>
-            <w:proofErr w:type="gramStart"/>
-            <w:r>
-              <w:t>UtenteDAO</w:t>
-            </w:r>
-            <w:proofErr w:type="spellEnd"/>
-            <w:r>
-              <w:t>::</w:t>
-            </w:r>
-            <w:proofErr w:type="gramEnd"/>
+            <w:r>
+              <w:t>Supervisore.allIstances</w:t>
+            </w:r>
+            <w:proofErr w:type="spellEnd"/>
+            <w:r>
+              <w:t>()-&gt;</w:t>
+            </w:r>
+            <w:proofErr w:type="spellStart"/>
+            <w:r>
+              <w:t>exists</w:t>
+            </w:r>
+            <w:proofErr w:type="spellEnd"/>
+            <w:r>
+              <w:t xml:space="preserve">(s | </w:t>
+            </w:r>
+            <w:proofErr w:type="spellStart"/>
+            <w:r>
+              <w:t>targetUtente.matricola</w:t>
+            </w:r>
+            <w:proofErr w:type="spellEnd"/>
+            <w:r>
+              <w:t xml:space="preserve"> = </w:t>
+            </w:r>
+            <w:proofErr w:type="spellStart"/>
+            <w:r>
+              <w:t>s.matricola</w:t>
+            </w:r>
+            <w:proofErr w:type="spellEnd"/>
+            <w:r>
+              <w:t>)</w:t>
+            </w:r>
+          </w:p>
+          <w:p>
+            <w:r>
+              <w:t xml:space="preserve">else </w:t>
+            </w:r>
+          </w:p>
+          <w:p>
+            <w:r>
+              <w:t xml:space="preserve">    </w:t>
+            </w:r>
+            <w:proofErr w:type="spellStart"/>
+            <w:r>
+              <w:t>not</w:t>
+            </w:r>
+            <w:proofErr w:type="spellEnd"/>
             <w:r>
               <w:t xml:space="preserve"> </w:t>
             </w:r>
             <w:proofErr w:type="spellStart"/>
             <w:r>
-              <w:t>insertIntoDipendente</w:t>
-            </w:r>
-            <w:proofErr w:type="spellEnd"/>
-            <w:r>
-              <w:t>(</w:t>
-            </w:r>
-            <w:proofErr w:type="spellStart"/>
-            <w:r>
-              <w:t>connection:Connection</w:t>
-            </w:r>
-            <w:proofErr w:type="spellEnd"/>
-            <w:r>
-              <w:t xml:space="preserve">, </w:t>
-            </w:r>
-            <w:proofErr w:type="spellStart"/>
-            <w:r>
-              <w:t>matricola:int</w:t>
-            </w:r>
-            <w:proofErr w:type="spellEnd"/>
-            <w:r>
-              <w:t xml:space="preserve">, </w:t>
-            </w:r>
-            <w:proofErr w:type="spellStart"/>
-            <w:r>
-              <w:t>supMatricola:int</w:t>
+              <w:t>Dipendente.allIstances</w:t>
+            </w:r>
+            <w:proofErr w:type="spellEnd"/>
+            <w:r>
+              <w:t>()-&gt;</w:t>
+            </w:r>
+            <w:proofErr w:type="spellStart"/>
+            <w:r>
+              <w:t>exists</w:t>
+            </w:r>
+            <w:proofErr w:type="spellEnd"/>
+            <w:r>
+              <w:t xml:space="preserve">(s | </w:t>
+            </w:r>
+            <w:proofErr w:type="spellStart"/>
+            <w:r>
+              <w:t>targetUtente.matricola</w:t>
+            </w:r>
+            <w:proofErr w:type="spellEnd"/>
+            <w:r>
+              <w:t xml:space="preserve"> = </w:t>
+            </w:r>
+            <w:proofErr w:type="spellStart"/>
+            <w:r>
+              <w:t>s.matricola</w:t>
             </w:r>
             <w:proofErr w:type="spellEnd"/>
             <w:r>
@@ -25844,48 +26341,6 @@
             </w:r>
           </w:p>
           <w:p/>
-          <w:p>
-            <w:proofErr w:type="spellStart"/>
-            <w:r>
-              <w:t>Dipendente.allIstances</w:t>
-            </w:r>
-            <w:proofErr w:type="spellEnd"/>
-            <w:r>
-              <w:t>()-&gt;</w:t>
-            </w:r>
-            <w:proofErr w:type="spellStart"/>
-            <w:r>
-              <w:t>exists</w:t>
-            </w:r>
-            <w:proofErr w:type="spellEnd"/>
-            <w:r>
-              <w:t xml:space="preserve">(d | </w:t>
-            </w:r>
-            <w:proofErr w:type="spellStart"/>
-            <w:r>
-              <w:t>d.matricola</w:t>
-            </w:r>
-            <w:proofErr w:type="spellEnd"/>
-            <w:r>
-              <w:t xml:space="preserve"> = matricola and </w:t>
-            </w:r>
-            <w:proofErr w:type="spellStart"/>
-            <w:r>
-              <w:t>d.matricolaSup</w:t>
-            </w:r>
-            <w:proofErr w:type="spellEnd"/>
-            <w:r>
-              <w:t xml:space="preserve"> = </w:t>
-            </w:r>
-            <w:proofErr w:type="spellStart"/>
-            <w:r>
-              <w:t>supMatricola</w:t>
-            </w:r>
-            <w:proofErr w:type="spellEnd"/>
-            <w:r>
-              <w:t>)</w:t>
-            </w:r>
-          </w:p>
         </w:tc>
       </w:tr>
       <w:tr>
@@ -25929,44 +26384,66 @@
             <w:tcW w:w="8647" w:type="dxa"/>
           </w:tcPr>
           <w:p>
-            <w:r>
-              <w:t xml:space="preserve">+ </w:t>
-            </w:r>
-            <w:proofErr w:type="spellStart"/>
-            <w:r>
-              <w:t>updateSupervisore</w:t>
-            </w:r>
-            <w:proofErr w:type="spellEnd"/>
-            <w:r>
+            <w:pPr>
+              <w:rPr>
+                <w:lang w:val="en-GB"/>
+              </w:rPr>
+            </w:pPr>
+            <w:r>
+              <w:rPr>
+                <w:lang w:val="en-GB"/>
+              </w:rPr>
+              <w:t xml:space="preserve">- </w:t>
+            </w:r>
+            <w:proofErr w:type="spellStart"/>
+            <w:r>
+              <w:rPr>
+                <w:lang w:val="en-GB"/>
+              </w:rPr>
+              <w:t>insertIntoSupervisore</w:t>
+            </w:r>
+            <w:proofErr w:type="spellEnd"/>
+            <w:r>
+              <w:rPr>
+                <w:lang w:val="en-GB"/>
+              </w:rPr>
               <w:t>(</w:t>
             </w:r>
             <w:proofErr w:type="spellStart"/>
             <w:r>
-              <w:t>matricola:</w:t>
-            </w:r>
-            <w:r>
-              <w:t>int</w:t>
-            </w:r>
-            <w:proofErr w:type="spellEnd"/>
-            <w:r>
+              <w:rPr>
+                <w:lang w:val="en-GB"/>
+              </w:rPr>
+              <w:t>connection:Connection</w:t>
+            </w:r>
+            <w:proofErr w:type="spellEnd"/>
+            <w:r>
+              <w:rPr>
+                <w:lang w:val="en-GB"/>
+              </w:rPr>
               <w:t xml:space="preserve">, </w:t>
             </w:r>
             <w:proofErr w:type="spellStart"/>
             <w:r>
-              <w:t>matricolaSup:</w:t>
-            </w:r>
-            <w:r>
-              <w:t>int</w:t>
-            </w:r>
-            <w:proofErr w:type="spellEnd"/>
-            <w:r>
-              <w:t xml:space="preserve">) : </w:t>
-            </w:r>
-            <w:proofErr w:type="spellStart"/>
-            <w:r>
-              <w:t>void</w:t>
-            </w:r>
-            <w:proofErr w:type="spellEnd"/>
+              <w:rPr>
+                <w:lang w:val="en-GB"/>
+              </w:rPr>
+              <w:t>matricola:int</w:t>
+            </w:r>
+            <w:proofErr w:type="spellEnd"/>
+            <w:r>
+              <w:rPr>
+                <w:lang w:val="en-GB"/>
+              </w:rPr>
+              <w:t>): void</w:t>
+            </w:r>
+          </w:p>
+          <w:p>
+            <w:pPr>
+              <w:rPr>
+                <w:lang w:val="en-GB"/>
+              </w:rPr>
+            </w:pPr>
           </w:p>
         </w:tc>
       </w:tr>
@@ -26000,7 +26477,15 @@
           </w:tcPr>
           <w:p>
             <w:r>
-              <w:t>Serve a cambiare il supervisore assegnato ad un dipendente</w:t>
+              <w:t>Metodo di supporto per “</w:t>
+            </w:r>
+            <w:proofErr w:type="spellStart"/>
+            <w:r>
+              <w:t>updateRuolo</w:t>
+            </w:r>
+            <w:proofErr w:type="spellEnd"/>
+            <w:r>
+              <w:t>” permette di inserire all’interno della tabella Supervisore una nuova entry</w:t>
             </w:r>
           </w:p>
         </w:tc>
@@ -26034,172 +26519,9 @@
             <w:tcW w:w="8647" w:type="dxa"/>
           </w:tcPr>
           <w:p>
-            <w:proofErr w:type="spellStart"/>
-            <w:r>
-              <w:t>Context</w:t>
-            </w:r>
-            <w:proofErr w:type="spellEnd"/>
-            <w:r>
-              <w:t xml:space="preserve"> </w:t>
-            </w:r>
-            <w:proofErr w:type="spellStart"/>
-            <w:proofErr w:type="gramStart"/>
-            <w:r>
-              <w:t>Utente</w:t>
-            </w:r>
-            <w:r>
-              <w:t>DAO</w:t>
-            </w:r>
-            <w:proofErr w:type="spellEnd"/>
-            <w:r>
-              <w:t>::</w:t>
-            </w:r>
-            <w:proofErr w:type="spellStart"/>
-            <w:proofErr w:type="gramEnd"/>
-            <w:r>
-              <w:t>updateSupervisore</w:t>
-            </w:r>
-            <w:proofErr w:type="spellEnd"/>
-            <w:r>
-              <w:t xml:space="preserve">(matricola: </w:t>
-            </w:r>
-            <w:proofErr w:type="spellStart"/>
-            <w:r>
-              <w:t>int</w:t>
-            </w:r>
-            <w:proofErr w:type="spellEnd"/>
-            <w:r>
-              <w:t xml:space="preserve">, </w:t>
-            </w:r>
-            <w:proofErr w:type="spellStart"/>
-            <w:r>
-              <w:t>matricolaSup</w:t>
-            </w:r>
-            <w:proofErr w:type="spellEnd"/>
-            <w:r>
-              <w:t xml:space="preserve">: </w:t>
-            </w:r>
-            <w:proofErr w:type="spellStart"/>
-            <w:r>
-              <w:t>int</w:t>
-            </w:r>
-            <w:proofErr w:type="spellEnd"/>
-            <w:r>
-              <w:t>)</w:t>
-            </w:r>
-          </w:p>
-          <w:p/>
-          <w:p>
-            <w:r>
-              <w:t xml:space="preserve">matricola </w:t>
-            </w:r>
-            <w:r>
-              <w:t xml:space="preserve">&gt; 0 </w:t>
-            </w:r>
-            <w:r>
-              <w:t xml:space="preserve">and </w:t>
-            </w:r>
-          </w:p>
-          <w:p>
-            <w:proofErr w:type="spellStart"/>
-            <w:r>
-              <w:t>Dipendente.allIstances</w:t>
-            </w:r>
-            <w:proofErr w:type="spellEnd"/>
-            <w:r>
-              <w:t>()-&gt;</w:t>
-            </w:r>
-            <w:proofErr w:type="spellStart"/>
-            <w:r>
-              <w:t>exists</w:t>
-            </w:r>
-            <w:proofErr w:type="spellEnd"/>
-            <w:r>
-              <w:t xml:space="preserve">(d | </w:t>
-            </w:r>
-            <w:proofErr w:type="spellStart"/>
-            <w:r>
-              <w:t>d.matricola</w:t>
-            </w:r>
-            <w:proofErr w:type="spellEnd"/>
-            <w:r>
-              <w:t xml:space="preserve"> = matricola)</w:t>
-            </w:r>
-          </w:p>
-          <w:p>
-            <w:proofErr w:type="spellStart"/>
-            <w:r>
-              <w:t>matricolaSup</w:t>
-            </w:r>
-            <w:proofErr w:type="spellEnd"/>
-            <w:r>
-              <w:t xml:space="preserve"> </w:t>
-            </w:r>
-            <w:r>
-              <w:t xml:space="preserve">&gt; 0 </w:t>
-            </w:r>
-            <w:r>
-              <w:t xml:space="preserve">and </w:t>
-            </w:r>
-          </w:p>
-          <w:p>
-            <w:proofErr w:type="spellStart"/>
-            <w:r>
-              <w:t>Supervisore.</w:t>
-            </w:r>
-            <w:r>
-              <w:t>allIstances</w:t>
-            </w:r>
-            <w:proofErr w:type="spellEnd"/>
-            <w:r>
-              <w:t>()-&gt;</w:t>
-            </w:r>
-            <w:proofErr w:type="spellStart"/>
-            <w:r>
-              <w:t>exists</w:t>
-            </w:r>
-            <w:proofErr w:type="spellEnd"/>
-            <w:r>
-              <w:t>(</w:t>
-            </w:r>
-            <w:r>
-              <w:t>s</w:t>
-            </w:r>
-            <w:r>
-              <w:t xml:space="preserve"> | </w:t>
-            </w:r>
-            <w:proofErr w:type="spellStart"/>
-            <w:r>
-              <w:t>s</w:t>
-            </w:r>
-            <w:r>
-              <w:t>.matricola</w:t>
-            </w:r>
-            <w:proofErr w:type="spellEnd"/>
-            <w:r>
-              <w:t xml:space="preserve"> = </w:t>
-            </w:r>
-            <w:proofErr w:type="spellStart"/>
-            <w:r>
-              <w:t>matricola</w:t>
-            </w:r>
-            <w:r>
-              <w:t>Sup</w:t>
-            </w:r>
-            <w:proofErr w:type="spellEnd"/>
-            <w:r>
-              <w:t>)</w:t>
-            </w:r>
-          </w:p>
-          <w:p>
-            <w:r>
-              <w:t xml:space="preserve">matricola &lt;&gt; </w:t>
-            </w:r>
-            <w:proofErr w:type="spellStart"/>
-            <w:r>
-              <w:t>matricolaSup</w:t>
-            </w:r>
-            <w:proofErr w:type="spellEnd"/>
+            <w:r>
+              <w:t>---</w:t>
+            </w:r>
           </w:p>
         </w:tc>
       </w:tr>
@@ -26232,97 +26554,144 @@
             <w:tcW w:w="8647" w:type="dxa"/>
           </w:tcPr>
           <w:p>
-            <w:proofErr w:type="spellStart"/>
-            <w:r>
-              <w:t>Context</w:t>
-            </w:r>
-            <w:proofErr w:type="spellEnd"/>
-            <w:r>
+            <w:pPr>
+              <w:rPr>
+                <w:lang w:val="en-GB"/>
+              </w:rPr>
+            </w:pPr>
+            <w:r>
+              <w:rPr>
+                <w:lang w:val="en-GB"/>
+              </w:rPr>
+              <w:t xml:space="preserve">Context </w:t>
+            </w:r>
+            <w:proofErr w:type="spellStart"/>
+            <w:proofErr w:type="gramStart"/>
+            <w:r>
+              <w:rPr>
+                <w:lang w:val="en-GB"/>
+              </w:rPr>
+              <w:t>UtenteDAO</w:t>
+            </w:r>
+            <w:proofErr w:type="spellEnd"/>
+            <w:r>
+              <w:rPr>
+                <w:lang w:val="en-GB"/>
+              </w:rPr>
+              <w:t>::</w:t>
+            </w:r>
+            <w:proofErr w:type="gramEnd"/>
+            <w:r>
+              <w:rPr>
+                <w:lang w:val="en-GB"/>
+              </w:rPr>
               <w:t xml:space="preserve"> </w:t>
             </w:r>
             <w:proofErr w:type="spellStart"/>
-            <w:proofErr w:type="gramStart"/>
-            <w:r>
-              <w:t>UtenteDAO</w:t>
-            </w:r>
-            <w:proofErr w:type="spellEnd"/>
-            <w:r>
-              <w:t>::</w:t>
-            </w:r>
-            <w:proofErr w:type="spellStart"/>
-            <w:proofErr w:type="gramEnd"/>
-            <w:r>
-              <w:t>updateSupervisore</w:t>
-            </w:r>
-            <w:proofErr w:type="spellEnd"/>
-            <w:r>
-              <w:t xml:space="preserve">(matricola: </w:t>
-            </w:r>
-            <w:proofErr w:type="spellStart"/>
-            <w:r>
-              <w:t>int</w:t>
-            </w:r>
-            <w:proofErr w:type="spellEnd"/>
-            <w:r>
+            <w:r>
+              <w:rPr>
+                <w:lang w:val="en-GB"/>
+              </w:rPr>
+              <w:t>insertIntoSupervisore</w:t>
+            </w:r>
+            <w:proofErr w:type="spellEnd"/>
+            <w:r>
+              <w:rPr>
+                <w:lang w:val="en-GB"/>
+              </w:rPr>
+              <w:t>(</w:t>
+            </w:r>
+            <w:proofErr w:type="spellStart"/>
+            <w:r>
+              <w:rPr>
+                <w:lang w:val="en-GB"/>
+              </w:rPr>
+              <w:t>connection:Connection</w:t>
+            </w:r>
+            <w:proofErr w:type="spellEnd"/>
+            <w:r>
+              <w:rPr>
+                <w:lang w:val="en-GB"/>
+              </w:rPr>
               <w:t xml:space="preserve">, </w:t>
             </w:r>
             <w:proofErr w:type="spellStart"/>
             <w:r>
-              <w:t>matricolaSup</w:t>
-            </w:r>
-            <w:proofErr w:type="spellEnd"/>
-            <w:r>
-              <w:t>: String)</w:t>
-            </w:r>
-          </w:p>
-          <w:p/>
-          <w:p>
-            <w:proofErr w:type="spellStart"/>
-            <w:r>
-              <w:lastRenderedPageBreak/>
-              <w:t>Dipendente.allInstances</w:t>
-            </w:r>
-            <w:proofErr w:type="spellEnd"/>
-            <w:r>
-              <w:t>()-&gt;</w:t>
-            </w:r>
-            <w:proofErr w:type="spellStart"/>
-            <w:r>
-              <w:t>exists</w:t>
-            </w:r>
-            <w:proofErr w:type="spellEnd"/>
-            <w:r>
-              <w:t xml:space="preserve">(d | </w:t>
-            </w:r>
-            <w:proofErr w:type="spellStart"/>
-            <w:r>
-              <w:t>d.matricola</w:t>
-            </w:r>
-            <w:proofErr w:type="spellEnd"/>
-            <w:r>
-              <w:t xml:space="preserve"> = matricola</w:t>
-            </w:r>
-            <w:r>
-              <w:t xml:space="preserve"> and </w:t>
-            </w:r>
-            <w:proofErr w:type="spellStart"/>
-            <w:r>
-              <w:t>d.matricolaSup</w:t>
-            </w:r>
-            <w:proofErr w:type="spellEnd"/>
-            <w:r>
+              <w:rPr>
+                <w:lang w:val="en-GB"/>
+              </w:rPr>
+              <w:t>matricola:int</w:t>
+            </w:r>
+            <w:proofErr w:type="spellEnd"/>
+            <w:r>
+              <w:rPr>
+                <w:lang w:val="en-GB"/>
+              </w:rPr>
+              <w:t>)</w:t>
+            </w:r>
+            <w:r>
+              <w:rPr>
+                <w:lang w:val="en-GB"/>
+              </w:rPr>
+              <w:t xml:space="preserve"> </w:t>
+            </w:r>
+          </w:p>
+          <w:p>
+            <w:pPr>
+              <w:rPr>
+                <w:lang w:val="en-GB"/>
+              </w:rPr>
+            </w:pPr>
+          </w:p>
+          <w:p>
+            <w:pPr>
+              <w:rPr>
+                <w:lang w:val="en-GB"/>
+              </w:rPr>
+            </w:pPr>
+            <w:proofErr w:type="spellStart"/>
+            <w:r>
+              <w:rPr>
+                <w:lang w:val="en-GB"/>
+              </w:rPr>
+              <w:t>Supervisore.allIstances</w:t>
+            </w:r>
+            <w:proofErr w:type="spellEnd"/>
+            <w:r>
+              <w:rPr>
+                <w:lang w:val="en-GB"/>
+              </w:rPr>
+              <w:t xml:space="preserve">()-&gt;exists(s | </w:t>
+            </w:r>
+            <w:proofErr w:type="spellStart"/>
+            <w:r>
+              <w:rPr>
+                <w:lang w:val="en-GB"/>
+              </w:rPr>
+              <w:t>s.matricola</w:t>
+            </w:r>
+            <w:proofErr w:type="spellEnd"/>
+            <w:r>
+              <w:rPr>
+                <w:lang w:val="en-GB"/>
+              </w:rPr>
               <w:t xml:space="preserve"> = </w:t>
             </w:r>
             <w:proofErr w:type="spellStart"/>
             <w:r>
-              <w:t>matricolaSup</w:t>
-            </w:r>
-            <w:proofErr w:type="spellEnd"/>
-            <w:r>
-              <w:t xml:space="preserve">) </w:t>
-            </w:r>
-          </w:p>
-          <w:p/>
+              <w:rPr>
+                <w:lang w:val="en-GB"/>
+              </w:rPr>
+              <w:t>matricola</w:t>
+            </w:r>
+            <w:proofErr w:type="spellEnd"/>
+            <w:r>
+              <w:rPr>
+                <w:lang w:val="en-GB"/>
+              </w:rPr>
+              <w:t>)</w:t>
+            </w:r>
+          </w:p>
         </w:tc>
       </w:tr>
       <w:tr>
@@ -26331,89 +26700,15 @@
         </w:trPr>
         <w:tc>
           <w:tcPr>
-            <w:tcW w:w="1696" w:type="dxa"/>
-          </w:tcPr>
-          <w:p>
-            <w:pPr>
-              <w:rPr>
-                <w:b/>
-                <w:bCs/>
-              </w:rPr>
-            </w:pPr>
-            <w:r>
-              <w:rPr>
-                <w:b/>
-                <w:bCs/>
-              </w:rPr>
-              <w:lastRenderedPageBreak/>
-              <w:t>Firma metodo</w:t>
-            </w:r>
-          </w:p>
-        </w:tc>
-        <w:tc>
-          <w:tcPr>
-            <w:tcW w:w="8647" w:type="dxa"/>
-          </w:tcPr>
-          <w:p>
-            <w:pPr>
-              <w:rPr>
-                <w:lang w:val="en-GB"/>
-              </w:rPr>
-            </w:pPr>
-            <w:r>
-              <w:rPr>
-                <w:lang w:val="en-GB"/>
-              </w:rPr>
-              <w:t xml:space="preserve">+ </w:t>
-            </w:r>
-            <w:proofErr w:type="spellStart"/>
-            <w:r>
-              <w:rPr>
-                <w:lang w:val="en-GB"/>
-              </w:rPr>
-              <w:t>updatePassword</w:t>
-            </w:r>
-            <w:proofErr w:type="spellEnd"/>
-            <w:r>
-              <w:rPr>
-                <w:lang w:val="en-GB"/>
-              </w:rPr>
-              <w:t>(</w:t>
-            </w:r>
-            <w:proofErr w:type="spellStart"/>
-            <w:r>
-              <w:rPr>
-                <w:lang w:val="en-GB"/>
-              </w:rPr>
-              <w:t>matricola:</w:t>
-            </w:r>
-            <w:r>
-              <w:rPr>
-                <w:lang w:val="en-GB"/>
-              </w:rPr>
-              <w:t>int</w:t>
-            </w:r>
-            <w:proofErr w:type="spellEnd"/>
-            <w:r>
-              <w:rPr>
-                <w:lang w:val="en-GB"/>
-              </w:rPr>
-              <w:t xml:space="preserve">, </w:t>
-            </w:r>
-            <w:proofErr w:type="spellStart"/>
-            <w:r>
-              <w:rPr>
-                <w:lang w:val="en-GB"/>
-              </w:rPr>
-              <w:t>hashPassword:String</w:t>
-            </w:r>
-            <w:proofErr w:type="spellEnd"/>
-            <w:r>
-              <w:rPr>
-                <w:lang w:val="en-GB"/>
-              </w:rPr>
-              <w:t>) : void</w:t>
-            </w:r>
+            <w:tcW w:w="10343" w:type="dxa"/>
+            <w:gridSpan w:val="2"/>
+          </w:tcPr>
+          <w:p>
+            <w:pPr>
+              <w:rPr>
+                <w:lang w:val="en-GB"/>
+              </w:rPr>
+            </w:pPr>
           </w:p>
         </w:tc>
       </w:tr>
@@ -26430,15 +26725,14 @@
               <w:rPr>
                 <w:b/>
                 <w:bCs/>
-                <w:lang w:val="en-GB"/>
-              </w:rPr>
-            </w:pPr>
-            <w:r>
-              <w:rPr>
-                <w:b/>
-                <w:bCs/>
-              </w:rPr>
-              <w:t>Descrizione</w:t>
+              </w:rPr>
+            </w:pPr>
+            <w:r>
+              <w:rPr>
+                <w:b/>
+                <w:bCs/>
+              </w:rPr>
+              <w:t>Firma metodo</w:t>
             </w:r>
           </w:p>
         </w:tc>
@@ -26448,10 +26742,72 @@
           </w:tcPr>
           <w:p>
             <w:r>
-              <w:t>Permette di sostituire la p</w:t>
-            </w:r>
-            <w:r>
-              <w:t>assword salvata su database</w:t>
+              <w:rPr>
+                <w:lang w:val="en-GB"/>
+              </w:rPr>
+              <w:t xml:space="preserve">- </w:t>
+            </w:r>
+            <w:proofErr w:type="spellStart"/>
+            <w:r>
+              <w:rPr>
+                <w:lang w:val="en-GB"/>
+              </w:rPr>
+              <w:t>insertIntoDipendente</w:t>
+            </w:r>
+            <w:proofErr w:type="spellEnd"/>
+            <w:r>
+              <w:rPr>
+                <w:lang w:val="en-GB"/>
+              </w:rPr>
+              <w:t>(</w:t>
+            </w:r>
+            <w:proofErr w:type="spellStart"/>
+            <w:r>
+              <w:rPr>
+                <w:lang w:val="en-GB"/>
+              </w:rPr>
+              <w:t>connection:Connection</w:t>
+            </w:r>
+            <w:proofErr w:type="spellEnd"/>
+            <w:r>
+              <w:rPr>
+                <w:lang w:val="en-GB"/>
+              </w:rPr>
+              <w:t xml:space="preserve">, </w:t>
+            </w:r>
+            <w:proofErr w:type="spellStart"/>
+            <w:r>
+              <w:rPr>
+                <w:lang w:val="en-GB"/>
+              </w:rPr>
+              <w:t>matricola:int</w:t>
+            </w:r>
+            <w:proofErr w:type="spellEnd"/>
+            <w:r>
+              <w:rPr>
+                <w:lang w:val="en-GB"/>
+              </w:rPr>
+              <w:t xml:space="preserve">, </w:t>
+            </w:r>
+            <w:proofErr w:type="spellStart"/>
+            <w:r>
+              <w:rPr>
+                <w:lang w:val="en-GB"/>
+              </w:rPr>
+              <w:t>supMatricola:int</w:t>
+            </w:r>
+            <w:proofErr w:type="spellEnd"/>
+            <w:r>
+              <w:rPr>
+                <w:lang w:val="en-GB"/>
+              </w:rPr>
+              <w:t>)</w:t>
+            </w:r>
+            <w:r>
+              <w:rPr>
+                <w:lang w:val="en-GB"/>
+              </w:rPr>
+              <w:t xml:space="preserve"> :void</w:t>
             </w:r>
           </w:p>
         </w:tc>
@@ -26469,15 +26825,14 @@
               <w:rPr>
                 <w:b/>
                 <w:bCs/>
-                <w:lang w:val="en-GB"/>
-              </w:rPr>
-            </w:pPr>
-            <w:r>
-              <w:rPr>
-                <w:b/>
-                <w:bCs/>
-              </w:rPr>
-              <w:t>Pre-condizione</w:t>
+              </w:rPr>
+            </w:pPr>
+            <w:r>
+              <w:rPr>
+                <w:b/>
+                <w:bCs/>
+              </w:rPr>
+              <w:t>Descrizione</w:t>
             </w:r>
           </w:p>
         </w:tc>
@@ -26486,186 +26841,16 @@
             <w:tcW w:w="8647" w:type="dxa"/>
           </w:tcPr>
           <w:p>
-            <w:pPr>
-              <w:rPr>
-                <w:lang w:val="en-GB"/>
-              </w:rPr>
-            </w:pPr>
-            <w:r>
-              <w:rPr>
-                <w:lang w:val="en-GB"/>
-              </w:rPr>
-              <w:t xml:space="preserve">context </w:t>
-            </w:r>
-            <w:proofErr w:type="spellStart"/>
-            <w:proofErr w:type="gramStart"/>
-            <w:r>
-              <w:rPr>
-                <w:lang w:val="en-GB"/>
-              </w:rPr>
-              <w:t>UtenteDAO</w:t>
-            </w:r>
-            <w:proofErr w:type="spellEnd"/>
-            <w:r>
-              <w:rPr>
-                <w:lang w:val="en-GB"/>
-              </w:rPr>
-              <w:t>::</w:t>
-            </w:r>
-            <w:proofErr w:type="spellStart"/>
-            <w:proofErr w:type="gramEnd"/>
-            <w:r>
-              <w:rPr>
-                <w:lang w:val="en-GB"/>
-              </w:rPr>
-              <w:t>updatePassword</w:t>
-            </w:r>
-            <w:proofErr w:type="spellEnd"/>
-            <w:r>
-              <w:rPr>
-                <w:lang w:val="en-GB"/>
-              </w:rPr>
-              <w:t>(</w:t>
-            </w:r>
-            <w:proofErr w:type="spellStart"/>
-            <w:r>
-              <w:rPr>
-                <w:lang w:val="en-GB"/>
-              </w:rPr>
-              <w:t>matricola:</w:t>
-            </w:r>
-            <w:r>
-              <w:rPr>
-                <w:lang w:val="en-GB"/>
-              </w:rPr>
-              <w:t>int</w:t>
-            </w:r>
-            <w:proofErr w:type="spellEnd"/>
-            <w:r>
-              <w:rPr>
-                <w:lang w:val="en-GB"/>
-              </w:rPr>
-              <w:t xml:space="preserve">, </w:t>
-            </w:r>
-            <w:proofErr w:type="spellStart"/>
-            <w:r>
-              <w:rPr>
-                <w:lang w:val="en-GB"/>
-              </w:rPr>
-              <w:t>hashPassword</w:t>
-            </w:r>
-            <w:proofErr w:type="spellEnd"/>
-            <w:r>
-              <w:rPr>
-                <w:lang w:val="en-GB"/>
-              </w:rPr>
-              <w:t>: String)</w:t>
-            </w:r>
-          </w:p>
-          <w:p>
-            <w:pPr>
-              <w:rPr>
-                <w:lang w:val="en-GB"/>
-              </w:rPr>
-            </w:pPr>
-          </w:p>
-          <w:p>
-            <w:pPr>
-              <w:rPr>
-                <w:lang w:val="en-GB"/>
-              </w:rPr>
-            </w:pPr>
-            <w:proofErr w:type="spellStart"/>
-            <w:r>
-              <w:rPr>
-                <w:lang w:val="en-GB"/>
-              </w:rPr>
-              <w:t>matricola</w:t>
-            </w:r>
-            <w:proofErr w:type="spellEnd"/>
-            <w:r>
-              <w:rPr>
-                <w:lang w:val="en-GB"/>
-              </w:rPr>
-              <w:t xml:space="preserve"> </w:t>
-            </w:r>
-            <w:r>
-              <w:rPr>
-                <w:lang w:val="en-GB"/>
-              </w:rPr>
-              <w:t xml:space="preserve">&gt; 0 </w:t>
-            </w:r>
-            <w:r>
-              <w:rPr>
-                <w:lang w:val="en-GB"/>
-              </w:rPr>
-              <w:t xml:space="preserve">and </w:t>
-            </w:r>
-          </w:p>
-          <w:p>
-            <w:pPr>
-              <w:rPr>
-                <w:lang w:val="en-GB"/>
-              </w:rPr>
-            </w:pPr>
-            <w:proofErr w:type="spellStart"/>
-            <w:r>
-              <w:rPr>
-                <w:lang w:val="en-GB"/>
-              </w:rPr>
-              <w:t>hashPassword</w:t>
-            </w:r>
-            <w:proofErr w:type="spellEnd"/>
-            <w:r>
-              <w:rPr>
-                <w:lang w:val="en-GB"/>
-              </w:rPr>
-              <w:t xml:space="preserve"> &lt;&gt; null</w:t>
-            </w:r>
-            <w:r>
-              <w:rPr>
-                <w:lang w:val="en-GB"/>
-              </w:rPr>
-              <w:t xml:space="preserve"> and </w:t>
-            </w:r>
-          </w:p>
-          <w:p>
-            <w:pPr>
-              <w:rPr>
-                <w:lang w:val="en-GB"/>
-              </w:rPr>
-            </w:pPr>
-            <w:proofErr w:type="spellStart"/>
-            <w:r>
-              <w:rPr>
-                <w:lang w:val="en-GB"/>
-              </w:rPr>
-              <w:t>hashPassword.size</w:t>
-            </w:r>
-            <w:proofErr w:type="spellEnd"/>
-            <w:r>
-              <w:rPr>
-                <w:lang w:val="en-GB"/>
-              </w:rPr>
-              <w:t xml:space="preserve">() </w:t>
-            </w:r>
-            <w:r>
-              <w:rPr>
-                <w:lang w:val="en-GB"/>
-              </w:rPr>
-              <w:t xml:space="preserve">&lt;= </w:t>
-            </w:r>
-            <w:r>
-              <w:rPr>
-                <w:lang w:val="en-GB"/>
-              </w:rPr>
-              <w:t>255</w:t>
-            </w:r>
-            <w:r>
-              <w:rPr>
-                <w:lang w:val="en-GB"/>
-              </w:rPr>
-              <w:br/>
+            <w:r>
+              <w:t>Metodo di supporto per “</w:t>
+            </w:r>
+            <w:proofErr w:type="spellStart"/>
+            <w:r>
+              <w:t>updateRuolo</w:t>
+            </w:r>
+            <w:proofErr w:type="spellEnd"/>
+            <w:r>
+              <w:t>” permette di inserire all’interno della tabella Dipendente una nuova entry</w:t>
             </w:r>
           </w:p>
         </w:tc>
@@ -26683,15 +26868,14 @@
               <w:rPr>
                 <w:b/>
                 <w:bCs/>
-                <w:lang w:val="en-GB"/>
-              </w:rPr>
-            </w:pPr>
-            <w:r>
-              <w:rPr>
-                <w:b/>
-                <w:bCs/>
-              </w:rPr>
-              <w:t>Post-condizione</w:t>
+              </w:rPr>
+            </w:pPr>
+            <w:r>
+              <w:rPr>
+                <w:b/>
+                <w:bCs/>
+              </w:rPr>
+              <w:t>Pre-condizione</w:t>
             </w:r>
           </w:p>
         </w:tc>
@@ -26700,182 +26884,8 @@
             <w:tcW w:w="8647" w:type="dxa"/>
           </w:tcPr>
           <w:p>
-            <w:pPr>
-              <w:rPr>
-                <w:lang w:val="en-GB"/>
-              </w:rPr>
-            </w:pPr>
-            <w:r>
-              <w:rPr>
-                <w:lang w:val="en-GB"/>
-              </w:rPr>
-              <w:t xml:space="preserve">context </w:t>
-            </w:r>
-            <w:proofErr w:type="spellStart"/>
-            <w:proofErr w:type="gramStart"/>
-            <w:r>
-              <w:rPr>
-                <w:lang w:val="en-GB"/>
-              </w:rPr>
-              <w:t>UtenteDAO</w:t>
-            </w:r>
-            <w:proofErr w:type="spellEnd"/>
-            <w:r>
-              <w:rPr>
-                <w:lang w:val="en-GB"/>
-              </w:rPr>
-              <w:t>::</w:t>
-            </w:r>
-            <w:proofErr w:type="spellStart"/>
-            <w:proofErr w:type="gramEnd"/>
-            <w:r>
-              <w:rPr>
-                <w:lang w:val="en-GB"/>
-              </w:rPr>
-              <w:t>updatePassword</w:t>
-            </w:r>
-            <w:proofErr w:type="spellEnd"/>
-            <w:r>
-              <w:rPr>
-                <w:lang w:val="en-GB"/>
-              </w:rPr>
-              <w:t>(</w:t>
-            </w:r>
-            <w:proofErr w:type="spellStart"/>
-            <w:r>
-              <w:rPr>
-                <w:lang w:val="en-GB"/>
-              </w:rPr>
-              <w:t>matricola</w:t>
-            </w:r>
-            <w:proofErr w:type="spellEnd"/>
-            <w:r>
-              <w:rPr>
-                <w:lang w:val="en-GB"/>
-              </w:rPr>
-              <w:t xml:space="preserve">: </w:t>
-            </w:r>
-            <w:r>
-              <w:rPr>
-                <w:lang w:val="en-GB"/>
-              </w:rPr>
-              <w:t>int</w:t>
-            </w:r>
-            <w:r>
-              <w:rPr>
-                <w:lang w:val="en-GB"/>
-              </w:rPr>
-              <w:t xml:space="preserve">, </w:t>
-            </w:r>
-            <w:proofErr w:type="spellStart"/>
-            <w:r>
-              <w:rPr>
-                <w:lang w:val="en-GB"/>
-              </w:rPr>
-              <w:t>hashPassword</w:t>
-            </w:r>
-            <w:proofErr w:type="spellEnd"/>
-            <w:r>
-              <w:rPr>
-                <w:lang w:val="en-GB"/>
-              </w:rPr>
-              <w:t>: String)</w:t>
-            </w:r>
-          </w:p>
-          <w:p>
-            <w:pPr>
-              <w:rPr>
-                <w:lang w:val="en-GB"/>
-              </w:rPr>
-            </w:pPr>
-          </w:p>
-          <w:p>
-            <w:pPr>
-              <w:rPr>
-                <w:lang w:val="en-GB"/>
-              </w:rPr>
-            </w:pPr>
-            <w:proofErr w:type="spellStart"/>
-            <w:r>
-              <w:rPr>
-                <w:lang w:val="en-GB"/>
-              </w:rPr>
-              <w:t>Utente.allInstances</w:t>
-            </w:r>
-            <w:proofErr w:type="spellEnd"/>
-            <w:r>
-              <w:rPr>
-                <w:lang w:val="en-GB"/>
-              </w:rPr>
-              <w:t>()-&gt;</w:t>
-            </w:r>
-            <w:r>
-              <w:rPr>
-                <w:lang w:val="en-GB"/>
-              </w:rPr>
-              <w:t>exists</w:t>
-            </w:r>
-            <w:r>
-              <w:rPr>
-                <w:lang w:val="en-GB"/>
-              </w:rPr>
-              <w:t xml:space="preserve">(u | </w:t>
-            </w:r>
-            <w:proofErr w:type="spellStart"/>
-            <w:r>
-              <w:rPr>
-                <w:lang w:val="en-GB"/>
-              </w:rPr>
-              <w:t>u.matricola</w:t>
-            </w:r>
-            <w:proofErr w:type="spellEnd"/>
-            <w:r>
-              <w:rPr>
-                <w:lang w:val="en-GB"/>
-              </w:rPr>
-              <w:t xml:space="preserve"> = </w:t>
-            </w:r>
-            <w:proofErr w:type="spellStart"/>
-            <w:r>
-              <w:rPr>
-                <w:lang w:val="en-GB"/>
-              </w:rPr>
-              <w:t>matricola</w:t>
-            </w:r>
-            <w:proofErr w:type="spellEnd"/>
-            <w:r>
-              <w:rPr>
-                <w:lang w:val="en-GB"/>
-              </w:rPr>
-              <w:t xml:space="preserve"> and </w:t>
-            </w:r>
-            <w:proofErr w:type="spellStart"/>
-            <w:r>
-              <w:rPr>
-                <w:lang w:val="en-GB"/>
-              </w:rPr>
-              <w:t>u.hashPassword</w:t>
-            </w:r>
-            <w:proofErr w:type="spellEnd"/>
-            <w:r>
-              <w:rPr>
-                <w:lang w:val="en-GB"/>
-              </w:rPr>
-              <w:t xml:space="preserve"> = </w:t>
-            </w:r>
-            <w:proofErr w:type="spellStart"/>
-            <w:r>
-              <w:rPr>
-                <w:lang w:val="en-GB"/>
-              </w:rPr>
-              <w:t>hashPassword</w:t>
-            </w:r>
-            <w:proofErr w:type="spellEnd"/>
-            <w:r>
-              <w:rPr>
-                <w:lang w:val="en-GB"/>
-              </w:rPr>
-              <w:t xml:space="preserve">) </w:t>
+            <w:r>
+              <w:t>---</w:t>
             </w:r>
           </w:p>
         </w:tc>
@@ -26886,6 +26896,1116 @@
         </w:trPr>
         <w:tc>
           <w:tcPr>
+            <w:tcW w:w="1696" w:type="dxa"/>
+          </w:tcPr>
+          <w:p>
+            <w:pPr>
+              <w:rPr>
+                <w:b/>
+                <w:bCs/>
+              </w:rPr>
+            </w:pPr>
+            <w:r>
+              <w:rPr>
+                <w:b/>
+                <w:bCs/>
+              </w:rPr>
+              <w:t>Post-condizione</w:t>
+            </w:r>
+          </w:p>
+        </w:tc>
+        <w:tc>
+          <w:tcPr>
+            <w:tcW w:w="8647" w:type="dxa"/>
+          </w:tcPr>
+          <w:p>
+            <w:proofErr w:type="spellStart"/>
+            <w:r>
+              <w:t>Context</w:t>
+            </w:r>
+            <w:proofErr w:type="spellEnd"/>
+            <w:r>
+              <w:t xml:space="preserve"> </w:t>
+            </w:r>
+            <w:proofErr w:type="spellStart"/>
+            <w:proofErr w:type="gramStart"/>
+            <w:r>
+              <w:t>UtenteDAO</w:t>
+            </w:r>
+            <w:proofErr w:type="spellEnd"/>
+            <w:r>
+              <w:t>::</w:t>
+            </w:r>
+            <w:proofErr w:type="gramEnd"/>
+            <w:r>
+              <w:t xml:space="preserve"> </w:t>
+            </w:r>
+            <w:proofErr w:type="spellStart"/>
+            <w:r>
+              <w:t>insertIntoDipendente</w:t>
+            </w:r>
+            <w:proofErr w:type="spellEnd"/>
+            <w:r>
+              <w:t>(</w:t>
+            </w:r>
+            <w:proofErr w:type="spellStart"/>
+            <w:r>
+              <w:t>connection:Connection</w:t>
+            </w:r>
+            <w:proofErr w:type="spellEnd"/>
+            <w:r>
+              <w:t xml:space="preserve">, </w:t>
+            </w:r>
+            <w:proofErr w:type="spellStart"/>
+            <w:r>
+              <w:t>matricola:int</w:t>
+            </w:r>
+            <w:proofErr w:type="spellEnd"/>
+            <w:r>
+              <w:t xml:space="preserve">, </w:t>
+            </w:r>
+            <w:proofErr w:type="spellStart"/>
+            <w:r>
+              <w:t>supMatricola:int</w:t>
+            </w:r>
+            <w:proofErr w:type="spellEnd"/>
+            <w:r>
+              <w:t>)</w:t>
+            </w:r>
+          </w:p>
+          <w:p/>
+          <w:p>
+            <w:proofErr w:type="spellStart"/>
+            <w:r>
+              <w:t>Dipendente.allIstances</w:t>
+            </w:r>
+            <w:proofErr w:type="spellEnd"/>
+            <w:r>
+              <w:t>()-&gt;</w:t>
+            </w:r>
+            <w:proofErr w:type="spellStart"/>
+            <w:r>
+              <w:t>exists</w:t>
+            </w:r>
+            <w:proofErr w:type="spellEnd"/>
+            <w:r>
+              <w:t xml:space="preserve">(d | </w:t>
+            </w:r>
+            <w:proofErr w:type="spellStart"/>
+            <w:r>
+              <w:t>d.matricola</w:t>
+            </w:r>
+            <w:proofErr w:type="spellEnd"/>
+            <w:r>
+              <w:t xml:space="preserve"> = matricola and </w:t>
+            </w:r>
+            <w:proofErr w:type="spellStart"/>
+            <w:r>
+              <w:t>d.matricolaSup</w:t>
+            </w:r>
+            <w:proofErr w:type="spellEnd"/>
+            <w:r>
+              <w:t xml:space="preserve"> = </w:t>
+            </w:r>
+            <w:proofErr w:type="spellStart"/>
+            <w:r>
+              <w:t>supMatricola</w:t>
+            </w:r>
+            <w:proofErr w:type="spellEnd"/>
+            <w:r>
+              <w:t>)</w:t>
+            </w:r>
+          </w:p>
+        </w:tc>
+      </w:tr>
+      <w:tr>
+        <w:trPr>
+          <w:trHeight w:val="408"/>
+        </w:trPr>
+        <w:tc>
+          <w:tcPr>
+            <w:tcW w:w="10343" w:type="dxa"/>
+            <w:gridSpan w:val="2"/>
+          </w:tcPr>
+          <w:p/>
+        </w:tc>
+      </w:tr>
+      <w:tr>
+        <w:trPr>
+          <w:trHeight w:val="408"/>
+        </w:trPr>
+        <w:tc>
+          <w:tcPr>
+            <w:tcW w:w="1696" w:type="dxa"/>
+          </w:tcPr>
+          <w:p>
+            <w:pPr>
+              <w:rPr>
+                <w:b/>
+                <w:bCs/>
+              </w:rPr>
+            </w:pPr>
+            <w:r>
+              <w:rPr>
+                <w:b/>
+                <w:bCs/>
+              </w:rPr>
+              <w:t>Firma metodo</w:t>
+            </w:r>
+          </w:p>
+        </w:tc>
+        <w:tc>
+          <w:tcPr>
+            <w:tcW w:w="8647" w:type="dxa"/>
+          </w:tcPr>
+          <w:p>
+            <w:r>
+              <w:t xml:space="preserve">+ </w:t>
+            </w:r>
+            <w:proofErr w:type="spellStart"/>
+            <w:r>
+              <w:t>updateSupervisore</w:t>
+            </w:r>
+            <w:proofErr w:type="spellEnd"/>
+            <w:r>
+              <w:t>(</w:t>
+            </w:r>
+            <w:proofErr w:type="spellStart"/>
+            <w:r>
+              <w:t>matricola:</w:t>
+            </w:r>
+            <w:r>
+              <w:t>int</w:t>
+            </w:r>
+            <w:proofErr w:type="spellEnd"/>
+            <w:r>
+              <w:t xml:space="preserve">, </w:t>
+            </w:r>
+            <w:proofErr w:type="spellStart"/>
+            <w:r>
+              <w:t>matricolaSup:</w:t>
+            </w:r>
+            <w:r>
+              <w:t>int</w:t>
+            </w:r>
+            <w:proofErr w:type="spellEnd"/>
+            <w:r>
+              <w:t xml:space="preserve">) : </w:t>
+            </w:r>
+            <w:proofErr w:type="spellStart"/>
+            <w:r>
+              <w:t>void</w:t>
+            </w:r>
+            <w:proofErr w:type="spellEnd"/>
+          </w:p>
+        </w:tc>
+      </w:tr>
+      <w:tr>
+        <w:trPr>
+          <w:trHeight w:val="408"/>
+        </w:trPr>
+        <w:tc>
+          <w:tcPr>
+            <w:tcW w:w="1696" w:type="dxa"/>
+          </w:tcPr>
+          <w:p>
+            <w:pPr>
+              <w:rPr>
+                <w:b/>
+                <w:bCs/>
+              </w:rPr>
+            </w:pPr>
+            <w:r>
+              <w:rPr>
+                <w:b/>
+                <w:bCs/>
+              </w:rPr>
+              <w:t>Descrizione</w:t>
+            </w:r>
+          </w:p>
+        </w:tc>
+        <w:tc>
+          <w:tcPr>
+            <w:tcW w:w="8647" w:type="dxa"/>
+          </w:tcPr>
+          <w:p>
+            <w:r>
+              <w:t>Serve a cambiare il supervisore assegnato ad un dipendente</w:t>
+            </w:r>
+          </w:p>
+        </w:tc>
+      </w:tr>
+      <w:tr>
+        <w:trPr>
+          <w:trHeight w:val="408"/>
+        </w:trPr>
+        <w:tc>
+          <w:tcPr>
+            <w:tcW w:w="1696" w:type="dxa"/>
+          </w:tcPr>
+          <w:p>
+            <w:pPr>
+              <w:rPr>
+                <w:b/>
+                <w:bCs/>
+              </w:rPr>
+            </w:pPr>
+            <w:r>
+              <w:rPr>
+                <w:b/>
+                <w:bCs/>
+              </w:rPr>
+              <w:t>Pre-condizione</w:t>
+            </w:r>
+          </w:p>
+        </w:tc>
+        <w:tc>
+          <w:tcPr>
+            <w:tcW w:w="8647" w:type="dxa"/>
+          </w:tcPr>
+          <w:p>
+            <w:proofErr w:type="spellStart"/>
+            <w:r>
+              <w:t>Context</w:t>
+            </w:r>
+            <w:proofErr w:type="spellEnd"/>
+            <w:r>
+              <w:t xml:space="preserve"> </w:t>
+            </w:r>
+            <w:proofErr w:type="spellStart"/>
+            <w:proofErr w:type="gramStart"/>
+            <w:r>
+              <w:t>Utente</w:t>
+            </w:r>
+            <w:r>
+              <w:t>DAO</w:t>
+            </w:r>
+            <w:proofErr w:type="spellEnd"/>
+            <w:r>
+              <w:t>::</w:t>
+            </w:r>
+            <w:proofErr w:type="spellStart"/>
+            <w:proofErr w:type="gramEnd"/>
+            <w:r>
+              <w:t>updateSupervisore</w:t>
+            </w:r>
+            <w:proofErr w:type="spellEnd"/>
+            <w:r>
+              <w:t xml:space="preserve">(matricola: </w:t>
+            </w:r>
+            <w:proofErr w:type="spellStart"/>
+            <w:r>
+              <w:t>int</w:t>
+            </w:r>
+            <w:proofErr w:type="spellEnd"/>
+            <w:r>
+              <w:t xml:space="preserve">, </w:t>
+            </w:r>
+            <w:proofErr w:type="spellStart"/>
+            <w:r>
+              <w:t>matricolaSup</w:t>
+            </w:r>
+            <w:proofErr w:type="spellEnd"/>
+            <w:r>
+              <w:t xml:space="preserve">: </w:t>
+            </w:r>
+            <w:proofErr w:type="spellStart"/>
+            <w:r>
+              <w:t>int</w:t>
+            </w:r>
+            <w:proofErr w:type="spellEnd"/>
+            <w:r>
+              <w:t>)</w:t>
+            </w:r>
+          </w:p>
+          <w:p/>
+          <w:p>
+            <w:r>
+              <w:t xml:space="preserve">matricola </w:t>
+            </w:r>
+            <w:r>
+              <w:t xml:space="preserve">&gt; 0 </w:t>
+            </w:r>
+            <w:r>
+              <w:t xml:space="preserve">and </w:t>
+            </w:r>
+          </w:p>
+          <w:p>
+            <w:proofErr w:type="spellStart"/>
+            <w:r>
+              <w:t>Dipendente.allIstances</w:t>
+            </w:r>
+            <w:proofErr w:type="spellEnd"/>
+            <w:r>
+              <w:t>()-&gt;</w:t>
+            </w:r>
+            <w:proofErr w:type="spellStart"/>
+            <w:r>
+              <w:t>exists</w:t>
+            </w:r>
+            <w:proofErr w:type="spellEnd"/>
+            <w:r>
+              <w:t xml:space="preserve">(d | </w:t>
+            </w:r>
+            <w:proofErr w:type="spellStart"/>
+            <w:r>
+              <w:t>d.matricola</w:t>
+            </w:r>
+            <w:proofErr w:type="spellEnd"/>
+            <w:r>
+              <w:t xml:space="preserve"> = matricola)</w:t>
+            </w:r>
+          </w:p>
+          <w:p>
+            <w:proofErr w:type="spellStart"/>
+            <w:r>
+              <w:t>matricolaSup</w:t>
+            </w:r>
+            <w:proofErr w:type="spellEnd"/>
+            <w:r>
+              <w:t xml:space="preserve"> </w:t>
+            </w:r>
+            <w:r>
+              <w:t xml:space="preserve">&gt; 0 and </w:t>
+            </w:r>
+          </w:p>
+          <w:p>
+            <w:proofErr w:type="spellStart"/>
+            <w:r>
+              <w:t>Supervisore.</w:t>
+            </w:r>
+            <w:r>
+              <w:t>allIstances</w:t>
+            </w:r>
+            <w:proofErr w:type="spellEnd"/>
+            <w:r>
+              <w:t>()-&gt;</w:t>
+            </w:r>
+            <w:proofErr w:type="spellStart"/>
+            <w:r>
+              <w:t>exists</w:t>
+            </w:r>
+            <w:proofErr w:type="spellEnd"/>
+            <w:r>
+              <w:t>(</w:t>
+            </w:r>
+            <w:r>
+              <w:t>s</w:t>
+            </w:r>
+            <w:r>
+              <w:t xml:space="preserve"> | </w:t>
+            </w:r>
+            <w:proofErr w:type="spellStart"/>
+            <w:r>
+              <w:t>s</w:t>
+            </w:r>
+            <w:r>
+              <w:t>.matricola</w:t>
+            </w:r>
+            <w:proofErr w:type="spellEnd"/>
+            <w:r>
+              <w:t xml:space="preserve"> = </w:t>
+            </w:r>
+            <w:proofErr w:type="spellStart"/>
+            <w:r>
+              <w:t>matricola</w:t>
+            </w:r>
+            <w:r>
+              <w:t>Sup</w:t>
+            </w:r>
+            <w:proofErr w:type="spellEnd"/>
+            <w:r>
+              <w:t>)</w:t>
+            </w:r>
+          </w:p>
+          <w:p>
+            <w:r>
+              <w:t xml:space="preserve">matricola &lt;&gt; </w:t>
+            </w:r>
+            <w:proofErr w:type="spellStart"/>
+            <w:r>
+              <w:t>matricolaSup</w:t>
+            </w:r>
+            <w:proofErr w:type="spellEnd"/>
+          </w:p>
+        </w:tc>
+      </w:tr>
+      <w:tr>
+        <w:trPr>
+          <w:trHeight w:val="408"/>
+        </w:trPr>
+        <w:tc>
+          <w:tcPr>
+            <w:tcW w:w="1696" w:type="dxa"/>
+          </w:tcPr>
+          <w:p>
+            <w:pPr>
+              <w:rPr>
+                <w:b/>
+                <w:bCs/>
+              </w:rPr>
+            </w:pPr>
+            <w:r>
+              <w:rPr>
+                <w:b/>
+                <w:bCs/>
+              </w:rPr>
+              <w:t>Post-condizione</w:t>
+            </w:r>
+          </w:p>
+        </w:tc>
+        <w:tc>
+          <w:tcPr>
+            <w:tcW w:w="8647" w:type="dxa"/>
+          </w:tcPr>
+          <w:p>
+            <w:proofErr w:type="spellStart"/>
+            <w:r>
+              <w:t>Context</w:t>
+            </w:r>
+            <w:proofErr w:type="spellEnd"/>
+            <w:r>
+              <w:t xml:space="preserve"> </w:t>
+            </w:r>
+            <w:proofErr w:type="spellStart"/>
+            <w:proofErr w:type="gramStart"/>
+            <w:r>
+              <w:t>UtenteDAO</w:t>
+            </w:r>
+            <w:proofErr w:type="spellEnd"/>
+            <w:r>
+              <w:t>::</w:t>
+            </w:r>
+            <w:proofErr w:type="spellStart"/>
+            <w:proofErr w:type="gramEnd"/>
+            <w:r>
+              <w:t>updateSupervisore</w:t>
+            </w:r>
+            <w:proofErr w:type="spellEnd"/>
+            <w:r>
+              <w:t xml:space="preserve">(matricola: </w:t>
+            </w:r>
+            <w:proofErr w:type="spellStart"/>
+            <w:r>
+              <w:t>int</w:t>
+            </w:r>
+            <w:proofErr w:type="spellEnd"/>
+            <w:r>
+              <w:t xml:space="preserve">, </w:t>
+            </w:r>
+            <w:proofErr w:type="spellStart"/>
+            <w:r>
+              <w:t>matricolaSup</w:t>
+            </w:r>
+            <w:proofErr w:type="spellEnd"/>
+            <w:r>
+              <w:t>: String)</w:t>
+            </w:r>
+          </w:p>
+          <w:p/>
+          <w:p>
+            <w:proofErr w:type="spellStart"/>
+            <w:r>
+              <w:t>Dipendente.allInstances</w:t>
+            </w:r>
+            <w:proofErr w:type="spellEnd"/>
+            <w:r>
+              <w:t>()-&gt;</w:t>
+            </w:r>
+            <w:proofErr w:type="spellStart"/>
+            <w:r>
+              <w:t>exists</w:t>
+            </w:r>
+            <w:proofErr w:type="spellEnd"/>
+            <w:r>
+              <w:t xml:space="preserve">(d | </w:t>
+            </w:r>
+            <w:proofErr w:type="spellStart"/>
+            <w:r>
+              <w:t>d.matricola</w:t>
+            </w:r>
+            <w:proofErr w:type="spellEnd"/>
+            <w:r>
+              <w:t xml:space="preserve"> = matricola</w:t>
+            </w:r>
+            <w:r>
+              <w:t xml:space="preserve"> and </w:t>
+            </w:r>
+            <w:proofErr w:type="spellStart"/>
+            <w:r>
+              <w:t>d.matricolaSup</w:t>
+            </w:r>
+            <w:proofErr w:type="spellEnd"/>
+            <w:r>
+              <w:t xml:space="preserve"> = </w:t>
+            </w:r>
+            <w:proofErr w:type="spellStart"/>
+            <w:r>
+              <w:t>matricolaSup</w:t>
+            </w:r>
+            <w:proofErr w:type="spellEnd"/>
+            <w:r>
+              <w:t xml:space="preserve">) </w:t>
+            </w:r>
+          </w:p>
+          <w:p/>
+        </w:tc>
+      </w:tr>
+      <w:tr>
+        <w:trPr>
+          <w:trHeight w:val="408"/>
+        </w:trPr>
+        <w:tc>
+          <w:tcPr>
+            <w:tcW w:w="1696" w:type="dxa"/>
+          </w:tcPr>
+          <w:p>
+            <w:pPr>
+              <w:rPr>
+                <w:b/>
+                <w:bCs/>
+              </w:rPr>
+            </w:pPr>
+            <w:r>
+              <w:rPr>
+                <w:b/>
+                <w:bCs/>
+              </w:rPr>
+              <w:t>Firma metodo</w:t>
+            </w:r>
+          </w:p>
+        </w:tc>
+        <w:tc>
+          <w:tcPr>
+            <w:tcW w:w="8647" w:type="dxa"/>
+          </w:tcPr>
+          <w:p>
+            <w:pPr>
+              <w:rPr>
+                <w:lang w:val="en-GB"/>
+              </w:rPr>
+            </w:pPr>
+            <w:r>
+              <w:rPr>
+                <w:lang w:val="en-GB"/>
+              </w:rPr>
+              <w:t xml:space="preserve">+ </w:t>
+            </w:r>
+            <w:proofErr w:type="spellStart"/>
+            <w:r>
+              <w:rPr>
+                <w:lang w:val="en-GB"/>
+              </w:rPr>
+              <w:t>updatePassword</w:t>
+            </w:r>
+            <w:proofErr w:type="spellEnd"/>
+            <w:r>
+              <w:rPr>
+                <w:lang w:val="en-GB"/>
+              </w:rPr>
+              <w:t>(</w:t>
+            </w:r>
+            <w:proofErr w:type="spellStart"/>
+            <w:r>
+              <w:rPr>
+                <w:lang w:val="en-GB"/>
+              </w:rPr>
+              <w:t>matricola:</w:t>
+            </w:r>
+            <w:r>
+              <w:rPr>
+                <w:lang w:val="en-GB"/>
+              </w:rPr>
+              <w:t>int</w:t>
+            </w:r>
+            <w:proofErr w:type="spellEnd"/>
+            <w:r>
+              <w:rPr>
+                <w:lang w:val="en-GB"/>
+              </w:rPr>
+              <w:t xml:space="preserve">, </w:t>
+            </w:r>
+            <w:proofErr w:type="spellStart"/>
+            <w:r>
+              <w:rPr>
+                <w:lang w:val="en-GB"/>
+              </w:rPr>
+              <w:t>hashPassword:String</w:t>
+            </w:r>
+            <w:proofErr w:type="spellEnd"/>
+            <w:r>
+              <w:rPr>
+                <w:lang w:val="en-GB"/>
+              </w:rPr>
+              <w:t>) : void</w:t>
+            </w:r>
+          </w:p>
+        </w:tc>
+      </w:tr>
+      <w:tr>
+        <w:trPr>
+          <w:trHeight w:val="408"/>
+        </w:trPr>
+        <w:tc>
+          <w:tcPr>
+            <w:tcW w:w="1696" w:type="dxa"/>
+          </w:tcPr>
+          <w:p>
+            <w:pPr>
+              <w:rPr>
+                <w:b/>
+                <w:bCs/>
+                <w:lang w:val="en-GB"/>
+              </w:rPr>
+            </w:pPr>
+            <w:r>
+              <w:rPr>
+                <w:b/>
+                <w:bCs/>
+              </w:rPr>
+              <w:t>Descrizione</w:t>
+            </w:r>
+          </w:p>
+        </w:tc>
+        <w:tc>
+          <w:tcPr>
+            <w:tcW w:w="8647" w:type="dxa"/>
+          </w:tcPr>
+          <w:p>
+            <w:r>
+              <w:t>Permette di sostituire la p</w:t>
+            </w:r>
+            <w:r>
+              <w:t>assword salvata su database</w:t>
+            </w:r>
+          </w:p>
+        </w:tc>
+      </w:tr>
+      <w:tr>
+        <w:trPr>
+          <w:trHeight w:val="408"/>
+        </w:trPr>
+        <w:tc>
+          <w:tcPr>
+            <w:tcW w:w="1696" w:type="dxa"/>
+          </w:tcPr>
+          <w:p>
+            <w:pPr>
+              <w:rPr>
+                <w:b/>
+                <w:bCs/>
+                <w:lang w:val="en-GB"/>
+              </w:rPr>
+            </w:pPr>
+            <w:r>
+              <w:rPr>
+                <w:b/>
+                <w:bCs/>
+              </w:rPr>
+              <w:lastRenderedPageBreak/>
+              <w:t>Pre-condizione</w:t>
+            </w:r>
+          </w:p>
+        </w:tc>
+        <w:tc>
+          <w:tcPr>
+            <w:tcW w:w="8647" w:type="dxa"/>
+          </w:tcPr>
+          <w:p>
+            <w:pPr>
+              <w:rPr>
+                <w:lang w:val="en-GB"/>
+              </w:rPr>
+            </w:pPr>
+            <w:r>
+              <w:rPr>
+                <w:lang w:val="en-GB"/>
+              </w:rPr>
+              <w:t xml:space="preserve">context </w:t>
+            </w:r>
+            <w:proofErr w:type="spellStart"/>
+            <w:proofErr w:type="gramStart"/>
+            <w:r>
+              <w:rPr>
+                <w:lang w:val="en-GB"/>
+              </w:rPr>
+              <w:t>UtenteDAO</w:t>
+            </w:r>
+            <w:proofErr w:type="spellEnd"/>
+            <w:r>
+              <w:rPr>
+                <w:lang w:val="en-GB"/>
+              </w:rPr>
+              <w:t>::</w:t>
+            </w:r>
+            <w:proofErr w:type="spellStart"/>
+            <w:proofErr w:type="gramEnd"/>
+            <w:r>
+              <w:rPr>
+                <w:lang w:val="en-GB"/>
+              </w:rPr>
+              <w:t>updatePassword</w:t>
+            </w:r>
+            <w:proofErr w:type="spellEnd"/>
+            <w:r>
+              <w:rPr>
+                <w:lang w:val="en-GB"/>
+              </w:rPr>
+              <w:t>(</w:t>
+            </w:r>
+            <w:proofErr w:type="spellStart"/>
+            <w:r>
+              <w:rPr>
+                <w:lang w:val="en-GB"/>
+              </w:rPr>
+              <w:t>matricola:</w:t>
+            </w:r>
+            <w:r>
+              <w:rPr>
+                <w:lang w:val="en-GB"/>
+              </w:rPr>
+              <w:t>int</w:t>
+            </w:r>
+            <w:proofErr w:type="spellEnd"/>
+            <w:r>
+              <w:rPr>
+                <w:lang w:val="en-GB"/>
+              </w:rPr>
+              <w:t xml:space="preserve">, </w:t>
+            </w:r>
+            <w:proofErr w:type="spellStart"/>
+            <w:r>
+              <w:rPr>
+                <w:lang w:val="en-GB"/>
+              </w:rPr>
+              <w:t>hashPassword</w:t>
+            </w:r>
+            <w:proofErr w:type="spellEnd"/>
+            <w:r>
+              <w:rPr>
+                <w:lang w:val="en-GB"/>
+              </w:rPr>
+              <w:t>: String)</w:t>
+            </w:r>
+          </w:p>
+          <w:p>
+            <w:pPr>
+              <w:rPr>
+                <w:lang w:val="en-GB"/>
+              </w:rPr>
+            </w:pPr>
+          </w:p>
+          <w:p>
+            <w:pPr>
+              <w:rPr>
+                <w:lang w:val="en-GB"/>
+              </w:rPr>
+            </w:pPr>
+            <w:proofErr w:type="spellStart"/>
+            <w:r>
+              <w:rPr>
+                <w:lang w:val="en-GB"/>
+              </w:rPr>
+              <w:t>matricola</w:t>
+            </w:r>
+            <w:proofErr w:type="spellEnd"/>
+            <w:r>
+              <w:rPr>
+                <w:lang w:val="en-GB"/>
+              </w:rPr>
+              <w:t xml:space="preserve"> </w:t>
+            </w:r>
+            <w:r>
+              <w:rPr>
+                <w:lang w:val="en-GB"/>
+              </w:rPr>
+              <w:t xml:space="preserve">&gt; 0 </w:t>
+            </w:r>
+            <w:r>
+              <w:rPr>
+                <w:lang w:val="en-GB"/>
+              </w:rPr>
+              <w:t xml:space="preserve">and </w:t>
+            </w:r>
+          </w:p>
+          <w:p>
+            <w:pPr>
+              <w:rPr>
+                <w:lang w:val="en-GB"/>
+              </w:rPr>
+            </w:pPr>
+            <w:proofErr w:type="spellStart"/>
+            <w:r>
+              <w:rPr>
+                <w:lang w:val="en-GB"/>
+              </w:rPr>
+              <w:t>hashPassword</w:t>
+            </w:r>
+            <w:proofErr w:type="spellEnd"/>
+            <w:r>
+              <w:rPr>
+                <w:lang w:val="en-GB"/>
+              </w:rPr>
+              <w:t xml:space="preserve"> &lt;&gt; null</w:t>
+            </w:r>
+            <w:r>
+              <w:rPr>
+                <w:lang w:val="en-GB"/>
+              </w:rPr>
+              <w:t xml:space="preserve"> and </w:t>
+            </w:r>
+          </w:p>
+          <w:p>
+            <w:pPr>
+              <w:rPr>
+                <w:lang w:val="en-GB"/>
+              </w:rPr>
+            </w:pPr>
+            <w:proofErr w:type="spellStart"/>
+            <w:r>
+              <w:rPr>
+                <w:lang w:val="en-GB"/>
+              </w:rPr>
+              <w:t>hashPassword.size</w:t>
+            </w:r>
+            <w:proofErr w:type="spellEnd"/>
+            <w:r>
+              <w:rPr>
+                <w:lang w:val="en-GB"/>
+              </w:rPr>
+              <w:t xml:space="preserve">() </w:t>
+            </w:r>
+            <w:r>
+              <w:rPr>
+                <w:lang w:val="en-GB"/>
+              </w:rPr>
+              <w:t>&lt;= 255</w:t>
+            </w:r>
+            <w:r>
+              <w:rPr>
+                <w:lang w:val="en-GB"/>
+              </w:rPr>
+              <w:br/>
+            </w:r>
+          </w:p>
+        </w:tc>
+      </w:tr>
+      <w:tr>
+        <w:trPr>
+          <w:trHeight w:val="408"/>
+        </w:trPr>
+        <w:tc>
+          <w:tcPr>
+            <w:tcW w:w="1696" w:type="dxa"/>
+          </w:tcPr>
+          <w:p>
+            <w:pPr>
+              <w:rPr>
+                <w:b/>
+                <w:bCs/>
+                <w:lang w:val="en-GB"/>
+              </w:rPr>
+            </w:pPr>
+            <w:r>
+              <w:rPr>
+                <w:b/>
+                <w:bCs/>
+              </w:rPr>
+              <w:t>Post-condizione</w:t>
+            </w:r>
+          </w:p>
+        </w:tc>
+        <w:tc>
+          <w:tcPr>
+            <w:tcW w:w="8647" w:type="dxa"/>
+          </w:tcPr>
+          <w:p>
+            <w:pPr>
+              <w:rPr>
+                <w:lang w:val="en-GB"/>
+              </w:rPr>
+            </w:pPr>
+            <w:r>
+              <w:rPr>
+                <w:lang w:val="en-GB"/>
+              </w:rPr>
+              <w:t xml:space="preserve">context </w:t>
+            </w:r>
+            <w:proofErr w:type="spellStart"/>
+            <w:proofErr w:type="gramStart"/>
+            <w:r>
+              <w:rPr>
+                <w:lang w:val="en-GB"/>
+              </w:rPr>
+              <w:t>UtenteDAO</w:t>
+            </w:r>
+            <w:proofErr w:type="spellEnd"/>
+            <w:r>
+              <w:rPr>
+                <w:lang w:val="en-GB"/>
+              </w:rPr>
+              <w:t>::</w:t>
+            </w:r>
+            <w:proofErr w:type="spellStart"/>
+            <w:proofErr w:type="gramEnd"/>
+            <w:r>
+              <w:rPr>
+                <w:lang w:val="en-GB"/>
+              </w:rPr>
+              <w:t>updatePassword</w:t>
+            </w:r>
+            <w:proofErr w:type="spellEnd"/>
+            <w:r>
+              <w:rPr>
+                <w:lang w:val="en-GB"/>
+              </w:rPr>
+              <w:t>(</w:t>
+            </w:r>
+            <w:proofErr w:type="spellStart"/>
+            <w:r>
+              <w:rPr>
+                <w:lang w:val="en-GB"/>
+              </w:rPr>
+              <w:t>matricola</w:t>
+            </w:r>
+            <w:proofErr w:type="spellEnd"/>
+            <w:r>
+              <w:rPr>
+                <w:lang w:val="en-GB"/>
+              </w:rPr>
+              <w:t xml:space="preserve">: </w:t>
+            </w:r>
+            <w:r>
+              <w:rPr>
+                <w:lang w:val="en-GB"/>
+              </w:rPr>
+              <w:t>int</w:t>
+            </w:r>
+            <w:r>
+              <w:rPr>
+                <w:lang w:val="en-GB"/>
+              </w:rPr>
+              <w:t xml:space="preserve">, </w:t>
+            </w:r>
+            <w:proofErr w:type="spellStart"/>
+            <w:r>
+              <w:rPr>
+                <w:lang w:val="en-GB"/>
+              </w:rPr>
+              <w:t>hashPassword</w:t>
+            </w:r>
+            <w:proofErr w:type="spellEnd"/>
+            <w:r>
+              <w:rPr>
+                <w:lang w:val="en-GB"/>
+              </w:rPr>
+              <w:t>: String)</w:t>
+            </w:r>
+          </w:p>
+          <w:p>
+            <w:pPr>
+              <w:rPr>
+                <w:lang w:val="en-GB"/>
+              </w:rPr>
+            </w:pPr>
+          </w:p>
+          <w:p>
+            <w:pPr>
+              <w:rPr>
+                <w:lang w:val="en-GB"/>
+              </w:rPr>
+            </w:pPr>
+            <w:proofErr w:type="spellStart"/>
+            <w:r>
+              <w:rPr>
+                <w:lang w:val="en-GB"/>
+              </w:rPr>
+              <w:t>Utente.allInstances</w:t>
+            </w:r>
+            <w:proofErr w:type="spellEnd"/>
+            <w:r>
+              <w:rPr>
+                <w:lang w:val="en-GB"/>
+              </w:rPr>
+              <w:t>()-&gt;</w:t>
+            </w:r>
+            <w:r>
+              <w:rPr>
+                <w:lang w:val="en-GB"/>
+              </w:rPr>
+              <w:t>exists</w:t>
+            </w:r>
+            <w:r>
+              <w:rPr>
+                <w:lang w:val="en-GB"/>
+              </w:rPr>
+              <w:t xml:space="preserve">(u | </w:t>
+            </w:r>
+            <w:proofErr w:type="spellStart"/>
+            <w:r>
+              <w:rPr>
+                <w:lang w:val="en-GB"/>
+              </w:rPr>
+              <w:t>u.matricola</w:t>
+            </w:r>
+            <w:proofErr w:type="spellEnd"/>
+            <w:r>
+              <w:rPr>
+                <w:lang w:val="en-GB"/>
+              </w:rPr>
+              <w:t xml:space="preserve"> = </w:t>
+            </w:r>
+            <w:proofErr w:type="spellStart"/>
+            <w:r>
+              <w:rPr>
+                <w:lang w:val="en-GB"/>
+              </w:rPr>
+              <w:t>matricola</w:t>
+            </w:r>
+            <w:proofErr w:type="spellEnd"/>
+            <w:r>
+              <w:rPr>
+                <w:lang w:val="en-GB"/>
+              </w:rPr>
+              <w:t xml:space="preserve"> and </w:t>
+            </w:r>
+            <w:proofErr w:type="spellStart"/>
+            <w:r>
+              <w:rPr>
+                <w:lang w:val="en-GB"/>
+              </w:rPr>
+              <w:t>u.hashPassword</w:t>
+            </w:r>
+            <w:proofErr w:type="spellEnd"/>
+            <w:r>
+              <w:rPr>
+                <w:lang w:val="en-GB"/>
+              </w:rPr>
+              <w:t xml:space="preserve"> = </w:t>
+            </w:r>
+            <w:proofErr w:type="spellStart"/>
+            <w:r>
+              <w:rPr>
+                <w:lang w:val="en-GB"/>
+              </w:rPr>
+              <w:t>hashPassword</w:t>
+            </w:r>
+            <w:proofErr w:type="spellEnd"/>
+            <w:r>
+              <w:rPr>
+                <w:lang w:val="en-GB"/>
+              </w:rPr>
+              <w:t xml:space="preserve">) </w:t>
+            </w:r>
+          </w:p>
+        </w:tc>
+      </w:tr>
+      <w:tr>
+        <w:trPr>
+          <w:trHeight w:val="408"/>
+        </w:trPr>
+        <w:tc>
+          <w:tcPr>
             <w:tcW w:w="10343" w:type="dxa"/>
             <w:gridSpan w:val="2"/>
           </w:tcPr>
@@ -27084,19 +28204,7 @@
               <w:rPr>
                 <w:lang w:val="en-GB"/>
               </w:rPr>
-              <w:t xml:space="preserve"> &gt; 0</w:t>
-            </w:r>
-            <w:r>
-              <w:rPr>
-                <w:lang w:val="en-GB"/>
-              </w:rPr>
-              <w:t xml:space="preserve">  </w:t>
-            </w:r>
-            <w:r>
-              <w:rPr>
-                <w:lang w:val="en-GB"/>
-              </w:rPr>
-              <w:t xml:space="preserve">and not </w:t>
+              <w:t xml:space="preserve"> &gt; 0  and not </w:t>
             </w:r>
           </w:p>
           <w:p>
@@ -27138,13 +28246,7 @@
           </w:p>
           <w:p>
             <w:r>
-              <w:t xml:space="preserve">[precondizione necessaria </w:t>
-            </w:r>
-            <w:r>
-              <w:t>considerando l’</w:t>
-            </w:r>
-            <w:r>
-              <w:t>integrità referenziale]</w:t>
+              <w:t>[precondizione necessaria considerando l’integrità referenziale]</w:t>
             </w:r>
           </w:p>
         </w:tc>
@@ -27564,13 +28666,7 @@
               <w:rPr>
                 <w:lang w:val="en-GB"/>
               </w:rPr>
-              <w:t xml:space="preserve"> =</w:t>
-            </w:r>
-            <w:r>
-              <w:rPr>
-                <w:lang w:val="en-GB"/>
-              </w:rPr>
-              <w:t xml:space="preserve"> </w:t>
+              <w:t xml:space="preserve"> = </w:t>
             </w:r>
             <w:proofErr w:type="spellStart"/>
             <w:proofErr w:type="gramStart"/>
@@ -27600,13 +28696,7 @@
               <w:rPr>
                 <w:lang w:val="en-GB"/>
               </w:rPr>
-              <w:t>(email)</w:t>
-            </w:r>
-            <w:r>
-              <w:rPr>
-                <w:lang w:val="en-GB"/>
-              </w:rPr>
-              <w:t xml:space="preserve"> </w:t>
+              <w:t xml:space="preserve">(email) </w:t>
             </w:r>
           </w:p>
           <w:p>
@@ -27716,33 +28806,11 @@
     </w:p>
     <w:p>
       <w:pPr>
-        <w:rPr>
-          <w:lang w:val="en-GB"/>
-        </w:rPr>
-      </w:pPr>
-    </w:p>
-    <w:p>
-      <w:pPr>
-        <w:rPr>
-          <w:lang w:val="en-GB"/>
-        </w:rPr>
-      </w:pPr>
-    </w:p>
-    <w:p>
-      <w:pPr>
-        <w:rPr>
-          <w:lang w:val="en-GB"/>
-        </w:rPr>
-      </w:pPr>
-    </w:p>
-    <w:p>
-      <w:pPr>
         <w:pStyle w:val="Titolo4"/>
         <w:numPr>
-          <w:ilvl w:val="2"/>
+          <w:ilvl w:val="3"/>
           <w:numId w:val="8"/>
         </w:numPr>
-        <w:ind w:left="284"/>
         <w:rPr>
           <w:lang w:val="en-GB"/>
         </w:rPr>
@@ -27817,6 +28885,7 @@
               <w:spacing w:after="160" w:line="259" w:lineRule="auto"/>
             </w:pPr>
             <w:r>
+              <w:lastRenderedPageBreak/>
               <w:t>Descrizione</w:t>
             </w:r>
           </w:p>
@@ -29011,6 +30080,7 @@
               <w:rPr>
                 <w:lang w:val="en-GB"/>
               </w:rPr>
+              <w:lastRenderedPageBreak/>
               <w:t xml:space="preserve">if </w:t>
             </w:r>
             <w:r>
@@ -29945,7 +31015,6 @@
               </w:rPr>
             </w:pPr>
             <w:r>
-              <w:lastRenderedPageBreak/>
               <w:t>Post-condizione</w:t>
             </w:r>
           </w:p>
@@ -30280,6 +31349,7 @@
           </w:tcPr>
           <w:p>
             <w:r>
+              <w:lastRenderedPageBreak/>
               <w:t>Post-condizione</w:t>
             </w:r>
           </w:p>
@@ -31002,7 +32072,6 @@
               <w:rPr>
                 <w:lang w:val="en-GB"/>
               </w:rPr>
-              <w:lastRenderedPageBreak/>
               <w:t xml:space="preserve">result = </w:t>
             </w:r>
             <w:proofErr w:type="spellStart"/>
@@ -33849,7 +34918,6 @@
   <w:style w:type="character" w:default="1" w:styleId="Carpredefinitoparagrafo">
     <w:name w:val="Default Paragraph Font"/>
     <w:uiPriority w:val="1"/>
-    <w:semiHidden/>
     <w:unhideWhenUsed/>
   </w:style>
   <w:style w:type="table" w:default="1" w:styleId="Tabellanormale">

--- a/Workspace/ODD/ODD_EWMS.docx
+++ b/Workspace/ODD/ODD_EWMS.docx
@@ -11846,7 +11846,7 @@
               <w:rPr>
                 <w:lang w:val="en-GB"/>
               </w:rPr>
-              <w:t>FileStream</w:t>
+              <w:t>Allegato</w:t>
             </w:r>
             <w:proofErr w:type="spellEnd"/>
           </w:p>
@@ -12903,47 +12903,85 @@
             </w:r>
           </w:p>
           <w:p>
-            <w:r>
+            <w:pPr>
+              <w:rPr>
+                <w:lang w:val="en-GB"/>
+              </w:rPr>
+            </w:pPr>
+            <w:r>
+              <w:rPr>
+                <w:lang w:val="en-GB"/>
+              </w:rPr>
               <w:t xml:space="preserve">   </w:t>
             </w:r>
             <w:proofErr w:type="spellStart"/>
             <w:r>
+              <w:rPr>
+                <w:lang w:val="en-GB"/>
+              </w:rPr>
               <w:t>targetTask.stato</w:t>
             </w:r>
             <w:proofErr w:type="spellEnd"/>
             <w:r>
+              <w:rPr>
+                <w:lang w:val="en-GB"/>
+              </w:rPr>
               <w:t xml:space="preserve"> = </w:t>
             </w:r>
             <w:proofErr w:type="gramStart"/>
             <w:r>
-              <w:t>Tipi::stato::</w:t>
+              <w:rPr>
+                <w:lang w:val="en-GB"/>
+              </w:rPr>
+              <w:t>Tipi::</w:t>
+            </w:r>
+            <w:proofErr w:type="spellStart"/>
+            <w:r>
+              <w:rPr>
+                <w:lang w:val="en-GB"/>
+              </w:rPr>
+              <w:t>stato</w:t>
+            </w:r>
+            <w:proofErr w:type="spellEnd"/>
+            <w:r>
+              <w:rPr>
+                <w:lang w:val="en-GB"/>
+              </w:rPr>
+              <w:t>::</w:t>
             </w:r>
             <w:proofErr w:type="gramEnd"/>
             <w:r>
-              <w:t xml:space="preserve">IN_SOSPENSIONE and </w:t>
-            </w:r>
-            <w:proofErr w:type="spellStart"/>
-            <w:r>
-              <w:t>result</w:t>
-            </w:r>
-            <w:proofErr w:type="spellEnd"/>
-            <w:r>
-              <w:t xml:space="preserve"> = </w:t>
-            </w:r>
-            <w:proofErr w:type="spellStart"/>
-            <w:r>
-              <w:t>true</w:t>
-            </w:r>
-            <w:proofErr w:type="spellEnd"/>
-          </w:p>
-          <w:p/>
-          <w:p>
-            <w:r>
+              <w:rPr>
+                <w:lang w:val="en-GB"/>
+              </w:rPr>
+              <w:t>IN_SOSPENSIONE and result = true</w:t>
+            </w:r>
+          </w:p>
+          <w:p>
+            <w:pPr>
+              <w:rPr>
+                <w:lang w:val="en-GB"/>
+              </w:rPr>
+            </w:pPr>
+          </w:p>
+          <w:p>
+            <w:pPr>
+              <w:rPr>
+                <w:lang w:val="en-GB"/>
+              </w:rPr>
+            </w:pPr>
+            <w:r>
+              <w:rPr>
+                <w:lang w:val="en-GB"/>
+              </w:rPr>
               <w:t xml:space="preserve">   else </w:t>
             </w:r>
           </w:p>
           <w:p>
             <w:r>
+              <w:rPr>
+                <w:lang w:val="en-GB"/>
+              </w:rPr>
               <w:t xml:space="preserve">   </w:t>
             </w:r>
             <w:proofErr w:type="spellStart"/>
@@ -13042,11 +13080,9 @@
             <w:r>
               <w:t xml:space="preserve">) : </w:t>
             </w:r>
-            <w:proofErr w:type="spellStart"/>
-            <w:r>
-              <w:t>FileStream</w:t>
-            </w:r>
-            <w:proofErr w:type="spellEnd"/>
+            <w:r>
+              <w:t>Allegato</w:t>
+            </w:r>
           </w:p>
         </w:tc>
       </w:tr>
@@ -13184,84 +13220,7 @@
               <w:rPr>
                 <w:lang w:val="en-GB"/>
               </w:rPr>
-              <w:t xml:space="preserve"> &gt; 0 and</w:t>
-            </w:r>
-          </w:p>
-          <w:p>
-            <w:pPr>
-              <w:rPr>
-                <w:lang w:val="en-GB"/>
-              </w:rPr>
-            </w:pPr>
-            <w:proofErr w:type="spellStart"/>
-            <w:r>
-              <w:rPr>
-                <w:lang w:val="en-GB"/>
-              </w:rPr>
-              <w:t>Allegato</w:t>
-            </w:r>
-            <w:r>
-              <w:rPr>
-                <w:lang w:val="en-GB"/>
-              </w:rPr>
-              <w:t>.allInstances</w:t>
-            </w:r>
-            <w:proofErr w:type="spellEnd"/>
-            <w:r>
-              <w:rPr>
-                <w:lang w:val="en-GB"/>
-              </w:rPr>
-              <w:t xml:space="preserve">() -&gt; </w:t>
-            </w:r>
-            <w:r>
-              <w:rPr>
-                <w:lang w:val="en-GB"/>
-              </w:rPr>
-              <w:t>exists</w:t>
-            </w:r>
-            <w:r>
-              <w:rPr>
-                <w:lang w:val="en-GB"/>
-              </w:rPr>
-              <w:t>(</w:t>
-            </w:r>
-            <w:r>
-              <w:rPr>
-                <w:lang w:val="en-GB"/>
-              </w:rPr>
-              <w:t>a</w:t>
-            </w:r>
-            <w:r>
-              <w:rPr>
-                <w:lang w:val="en-GB"/>
-              </w:rPr>
-              <w:t xml:space="preserve"> | </w:t>
-            </w:r>
-            <w:r>
-              <w:rPr>
-                <w:lang w:val="en-GB"/>
-              </w:rPr>
-              <w:t>a</w:t>
-            </w:r>
-            <w:r>
-              <w:rPr>
-                <w:lang w:val="en-GB"/>
-              </w:rPr>
-              <w:t xml:space="preserve">.id = </w:t>
-            </w:r>
-            <w:proofErr w:type="spellStart"/>
-            <w:r>
-              <w:rPr>
-                <w:lang w:val="en-GB"/>
-              </w:rPr>
-              <w:t>taskID</w:t>
-            </w:r>
-            <w:proofErr w:type="spellEnd"/>
-            <w:r>
-              <w:rPr>
-                <w:lang w:val="en-GB"/>
-              </w:rPr>
-              <w:t>)</w:t>
+              <w:t xml:space="preserve"> &gt; 0 </w:t>
             </w:r>
           </w:p>
         </w:tc>
@@ -13344,40 +13303,217 @@
           <w:p>
             <w:pPr>
               <w:rPr>
-                <w:u w:val="single"/>
-                <w:lang w:val="en-GB"/>
-              </w:rPr>
-            </w:pPr>
-          </w:p>
-          <w:p>
-            <w:pPr>
-              <w:rPr>
-                <w:u w:val="single"/>
-                <w:lang w:val="en-GB"/>
-              </w:rPr>
-            </w:pPr>
-            <w:proofErr w:type="spellStart"/>
-            <w:r>
-              <w:rPr>
-                <w:u w:val="single"/>
-              </w:rPr>
-              <w:t>result</w:t>
-            </w:r>
-            <w:proofErr w:type="spellEnd"/>
-            <w:r>
-              <w:rPr>
-                <w:u w:val="single"/>
-              </w:rPr>
-              <w:t xml:space="preserve"> &lt;&gt; </w:t>
-            </w:r>
-            <w:proofErr w:type="spellStart"/>
-            <w:r>
-              <w:rPr>
-                <w:u w:val="single"/>
-              </w:rPr>
-              <w:t>null</w:t>
-            </w:r>
-            <w:proofErr w:type="spellEnd"/>
+                <w:lang w:val="en-GB"/>
+              </w:rPr>
+            </w:pPr>
+            <w:proofErr w:type="spellStart"/>
+            <w:r>
+              <w:rPr>
+                <w:lang w:val="en-GB"/>
+              </w:rPr>
+              <w:t>targetAllegato</w:t>
+            </w:r>
+            <w:proofErr w:type="spellEnd"/>
+            <w:r>
+              <w:rPr>
+                <w:lang w:val="en-GB"/>
+              </w:rPr>
+              <w:t xml:space="preserve"> = </w:t>
+            </w:r>
+            <w:proofErr w:type="spellStart"/>
+            <w:r>
+              <w:rPr>
+                <w:lang w:val="en-GB"/>
+              </w:rPr>
+              <w:t>Allegato.allInstances</w:t>
+            </w:r>
+            <w:proofErr w:type="spellEnd"/>
+            <w:r>
+              <w:rPr>
+                <w:lang w:val="en-GB"/>
+              </w:rPr>
+              <w:t xml:space="preserve">() -&gt; </w:t>
+            </w:r>
+            <w:r>
+              <w:rPr>
+                <w:lang w:val="en-GB"/>
+              </w:rPr>
+              <w:t>any</w:t>
+            </w:r>
+            <w:r>
+              <w:rPr>
+                <w:lang w:val="en-GB"/>
+              </w:rPr>
+              <w:t xml:space="preserve">(a | </w:t>
+            </w:r>
+            <w:proofErr w:type="spellStart"/>
+            <w:r>
+              <w:rPr>
+                <w:lang w:val="en-GB"/>
+              </w:rPr>
+              <w:t>a.</w:t>
+            </w:r>
+            <w:r>
+              <w:rPr>
+                <w:lang w:val="en-GB"/>
+              </w:rPr>
+              <w:t>taskID</w:t>
+            </w:r>
+            <w:proofErr w:type="spellEnd"/>
+            <w:r>
+              <w:rPr>
+                <w:lang w:val="en-GB"/>
+              </w:rPr>
+              <w:t xml:space="preserve"> = </w:t>
+            </w:r>
+            <w:proofErr w:type="spellStart"/>
+            <w:r>
+              <w:rPr>
+                <w:lang w:val="en-GB"/>
+              </w:rPr>
+              <w:t>taskID</w:t>
+            </w:r>
+            <w:proofErr w:type="spellEnd"/>
+            <w:r>
+              <w:rPr>
+                <w:lang w:val="en-GB"/>
+              </w:rPr>
+              <w:t>)</w:t>
+            </w:r>
+          </w:p>
+          <w:p>
+            <w:pPr>
+              <w:rPr>
+                <w:lang w:val="en-GB"/>
+              </w:rPr>
+            </w:pPr>
+          </w:p>
+          <w:p>
+            <w:pPr>
+              <w:rPr>
+                <w:lang w:val="en-GB"/>
+              </w:rPr>
+            </w:pPr>
+            <w:r>
+              <w:rPr>
+                <w:lang w:val="en-GB"/>
+              </w:rPr>
+              <w:t xml:space="preserve">If </w:t>
+            </w:r>
+            <w:proofErr w:type="spellStart"/>
+            <w:r>
+              <w:rPr>
+                <w:lang w:val="en-GB"/>
+              </w:rPr>
+              <w:t>targetAllegato</w:t>
+            </w:r>
+            <w:proofErr w:type="spellEnd"/>
+            <w:r>
+              <w:rPr>
+                <w:lang w:val="en-GB"/>
+              </w:rPr>
+              <w:t xml:space="preserve"> &lt;&gt; null</w:t>
+            </w:r>
+          </w:p>
+          <w:p>
+            <w:pPr>
+              <w:rPr>
+                <w:lang w:val="en-GB"/>
+              </w:rPr>
+            </w:pPr>
+          </w:p>
+          <w:p>
+            <w:pPr>
+              <w:rPr>
+                <w:lang w:val="en-GB"/>
+              </w:rPr>
+            </w:pPr>
+            <w:r>
+              <w:rPr>
+                <w:lang w:val="en-GB"/>
+              </w:rPr>
+              <w:t xml:space="preserve">    </w:t>
+            </w:r>
+            <w:r>
+              <w:rPr>
+                <w:lang w:val="en-GB"/>
+              </w:rPr>
+              <w:t xml:space="preserve">result </w:t>
+            </w:r>
+            <w:r>
+              <w:rPr>
+                <w:lang w:val="en-GB"/>
+              </w:rPr>
+              <w:t xml:space="preserve">= </w:t>
+            </w:r>
+            <w:proofErr w:type="spellStart"/>
+            <w:r>
+              <w:rPr>
+                <w:lang w:val="en-GB"/>
+              </w:rPr>
+              <w:t>targetAllegato</w:t>
+            </w:r>
+            <w:proofErr w:type="spellEnd"/>
+          </w:p>
+          <w:p>
+            <w:pPr>
+              <w:rPr>
+                <w:lang w:val="en-GB"/>
+              </w:rPr>
+            </w:pPr>
+          </w:p>
+          <w:p>
+            <w:pPr>
+              <w:rPr>
+                <w:lang w:val="en-GB"/>
+              </w:rPr>
+            </w:pPr>
+            <w:r>
+              <w:rPr>
+                <w:lang w:val="en-GB"/>
+              </w:rPr>
+              <w:t>else</w:t>
+            </w:r>
+          </w:p>
+          <w:p>
+            <w:pPr>
+              <w:rPr>
+                <w:lang w:val="en-GB"/>
+              </w:rPr>
+            </w:pPr>
+          </w:p>
+          <w:p>
+            <w:pPr>
+              <w:rPr>
+                <w:lang w:val="en-GB"/>
+              </w:rPr>
+            </w:pPr>
+            <w:r>
+              <w:rPr>
+                <w:lang w:val="en-GB"/>
+              </w:rPr>
+              <w:t xml:space="preserve">   result = null</w:t>
+            </w:r>
+          </w:p>
+          <w:p>
+            <w:pPr>
+              <w:rPr>
+                <w:lang w:val="en-GB"/>
+              </w:rPr>
+            </w:pPr>
+          </w:p>
+          <w:p>
+            <w:pPr>
+              <w:rPr>
+                <w:lang w:val="en-GB"/>
+              </w:rPr>
+            </w:pPr>
+            <w:r>
+              <w:rPr>
+                <w:lang w:val="en-GB"/>
+              </w:rPr>
+              <w:t>endif</w:t>
+            </w:r>
           </w:p>
         </w:tc>
       </w:tr>
@@ -13730,7 +13866,10 @@
             </w:r>
             <w:proofErr w:type="spellStart"/>
             <w:r>
-              <w:t>matricolaSup:String</w:t>
+              <w:t>matricolaSup:</w:t>
+            </w:r>
+            <w:r>
+              <w:t>int</w:t>
             </w:r>
             <w:proofErr w:type="spellEnd"/>
             <w:r>
@@ -13756,6 +13895,7 @@
               <w:rPr>
                 <w:lang w:val="en-GB"/>
               </w:rPr>
+              <w:lastRenderedPageBreak/>
               <w:t xml:space="preserve">+ </w:t>
             </w:r>
             <w:proofErr w:type="spellStart"/>
@@ -13784,8 +13924,84 @@
               <w:rPr>
                 <w:lang w:val="en-GB"/>
               </w:rPr>
-              <w:t>: int) : bool</w:t>
-            </w:r>
+              <w:t xml:space="preserve">: </w:t>
+            </w:r>
+            <w:r>
+              <w:rPr>
+                <w:lang w:val="en-GB"/>
+              </w:rPr>
+              <w:t>long</w:t>
+            </w:r>
+            <w:r>
+              <w:rPr>
+                <w:lang w:val="en-GB"/>
+              </w:rPr>
+              <w:t>) : bool</w:t>
+            </w:r>
+          </w:p>
+          <w:p>
+            <w:pPr>
+              <w:spacing w:after="160" w:line="259" w:lineRule="auto"/>
+              <w:rPr>
+                <w:lang w:val="en-GB"/>
+              </w:rPr>
+            </w:pPr>
+            <w:r>
+              <w:rPr>
+                <w:lang w:val="en-GB"/>
+              </w:rPr>
+              <w:t xml:space="preserve">+ </w:t>
+            </w:r>
+            <w:proofErr w:type="spellStart"/>
+            <w:r>
+              <w:rPr>
+                <w:lang w:val="en-GB"/>
+              </w:rPr>
+              <w:t>uploadAllegato</w:t>
+            </w:r>
+            <w:proofErr w:type="spellEnd"/>
+            <w:r>
+              <w:rPr>
+                <w:lang w:val="en-GB"/>
+              </w:rPr>
+              <w:t>(</w:t>
+            </w:r>
+            <w:proofErr w:type="spellStart"/>
+            <w:r>
+              <w:rPr>
+                <w:lang w:val="en-GB"/>
+              </w:rPr>
+              <w:t>fileItem:FileItem</w:t>
+            </w:r>
+            <w:proofErr w:type="spellEnd"/>
+            <w:r>
+              <w:rPr>
+                <w:lang w:val="en-GB"/>
+              </w:rPr>
+              <w:t xml:space="preserve">, </w:t>
+            </w:r>
+            <w:proofErr w:type="spellStart"/>
+            <w:r>
+              <w:rPr>
+                <w:lang w:val="en-GB"/>
+              </w:rPr>
+              <w:t>uploadDir:String</w:t>
+            </w:r>
+            <w:proofErr w:type="spellEnd"/>
+            <w:r>
+              <w:rPr>
+                <w:lang w:val="en-GB"/>
+              </w:rPr>
+              <w:t xml:space="preserve">) : </w:t>
+            </w:r>
+            <w:proofErr w:type="spellStart"/>
+            <w:r>
+              <w:rPr>
+                <w:lang w:val="en-GB"/>
+              </w:rPr>
+              <w:t>Allegato</w:t>
+            </w:r>
+            <w:proofErr w:type="spellEnd"/>
           </w:p>
           <w:p>
             <w:pPr>
@@ -13822,6 +14038,7 @@
                 <w:b/>
                 <w:bCs/>
               </w:rPr>
+              <w:lastRenderedPageBreak/>
               <w:t>Invariante di classe</w:t>
             </w:r>
           </w:p>
@@ -13981,7 +14198,6 @@
                 <w:b/>
                 <w:bCs/>
               </w:rPr>
-              <w:lastRenderedPageBreak/>
               <w:t xml:space="preserve">Descrizione </w:t>
             </w:r>
           </w:p>
@@ -14642,11 +14858,6 @@
           </w:p>
           <w:p/>
           <w:p>
-            <w:pPr>
-              <w:rPr>
-                <w:lang w:val="en-GB"/>
-              </w:rPr>
-            </w:pPr>
             <w:r>
               <w:t xml:space="preserve">titolo &lt;&gt; </w:t>
             </w:r>
@@ -14660,16 +14871,10 @@
             </w:r>
             <w:proofErr w:type="spellStart"/>
             <w:r>
-              <w:rPr>
-                <w:lang w:val="en-GB"/>
-              </w:rPr>
               <w:t>titolo.size</w:t>
             </w:r>
             <w:proofErr w:type="spellEnd"/>
             <w:r>
-              <w:rPr>
-                <w:lang w:val="en-GB"/>
-              </w:rPr>
               <w:t xml:space="preserve">() &gt; 0 and </w:t>
             </w:r>
           </w:p>
@@ -14737,18 +14942,205 @@
             </w:r>
           </w:p>
           <w:p>
-            <w:r>
-              <w:t>stato &lt;&gt;</w:t>
-            </w:r>
-            <w:r>
+            <w:pPr>
+              <w:rPr>
+                <w:lang w:val="en-GB"/>
+              </w:rPr>
+            </w:pPr>
+            <w:proofErr w:type="spellStart"/>
+            <w:r>
+              <w:rPr>
+                <w:lang w:val="en-GB"/>
+              </w:rPr>
+              <w:t>stato</w:t>
+            </w:r>
+            <w:proofErr w:type="spellEnd"/>
+            <w:r>
+              <w:rPr>
+                <w:lang w:val="en-GB"/>
+              </w:rPr>
+              <w:t xml:space="preserve"> &lt;&gt;</w:t>
+            </w:r>
+            <w:r>
+              <w:rPr>
+                <w:lang w:val="en-GB"/>
+              </w:rPr>
               <w:t xml:space="preserve"> </w:t>
             </w:r>
-            <w:proofErr w:type="spellStart"/>
-            <w:r>
-              <w:t>null</w:t>
-            </w:r>
-            <w:proofErr w:type="spellEnd"/>
-            <w:r>
+            <w:r>
+              <w:rPr>
+                <w:lang w:val="en-GB"/>
+              </w:rPr>
+              <w:t>null and</w:t>
+            </w:r>
+          </w:p>
+          <w:p>
+            <w:pPr>
+              <w:rPr>
+                <w:lang w:val="en-GB"/>
+              </w:rPr>
+            </w:pPr>
+            <w:proofErr w:type="spellStart"/>
+            <w:r>
+              <w:rPr>
+                <w:lang w:val="en-GB"/>
+              </w:rPr>
+              <w:t>matricolaDip</w:t>
+            </w:r>
+            <w:proofErr w:type="spellEnd"/>
+            <w:r>
+              <w:rPr>
+                <w:lang w:val="en-GB"/>
+              </w:rPr>
+              <w:t xml:space="preserve"> </w:t>
+            </w:r>
+            <w:r>
+              <w:rPr>
+                <w:lang w:val="en-GB"/>
+              </w:rPr>
+              <w:t xml:space="preserve">&gt; 0 </w:t>
+            </w:r>
+            <w:r>
+              <w:rPr>
+                <w:lang w:val="en-GB"/>
+              </w:rPr>
+              <w:t xml:space="preserve">and </w:t>
+            </w:r>
+          </w:p>
+          <w:p>
+            <w:pPr>
+              <w:rPr>
+                <w:lang w:val="en-GB"/>
+              </w:rPr>
+            </w:pPr>
+            <w:proofErr w:type="spellStart"/>
+            <w:r>
+              <w:rPr>
+                <w:lang w:val="en-GB"/>
+              </w:rPr>
+              <w:t>matricolaSup</w:t>
+            </w:r>
+            <w:proofErr w:type="spellEnd"/>
+            <w:r>
+              <w:rPr>
+                <w:lang w:val="en-GB"/>
+              </w:rPr>
+              <w:t xml:space="preserve"> &gt; 0 an</w:t>
+            </w:r>
+            <w:r>
+              <w:rPr>
+                <w:lang w:val="en-GB"/>
+              </w:rPr>
+              <w:t>d</w:t>
+            </w:r>
+          </w:p>
+          <w:p>
+            <w:pPr>
+              <w:rPr>
+                <w:lang w:val="en-GB"/>
+              </w:rPr>
+            </w:pPr>
+            <w:proofErr w:type="spellStart"/>
+            <w:r>
+              <w:rPr>
+                <w:lang w:val="en-GB"/>
+              </w:rPr>
+              <w:t>priorita</w:t>
+            </w:r>
+            <w:proofErr w:type="spellEnd"/>
+            <w:r>
+              <w:rPr>
+                <w:lang w:val="en-GB"/>
+              </w:rPr>
+              <w:t xml:space="preserve"> &lt;&gt; null and</w:t>
+            </w:r>
+            <w:r>
+              <w:rPr>
+                <w:lang w:val="en-GB"/>
+              </w:rPr>
+              <w:br/>
+            </w:r>
+            <w:proofErr w:type="spellStart"/>
+            <w:r>
+              <w:rPr>
+                <w:lang w:val="en-GB"/>
+              </w:rPr>
+              <w:t>dataScadenza</w:t>
+            </w:r>
+            <w:proofErr w:type="spellEnd"/>
+            <w:r>
+              <w:rPr>
+                <w:lang w:val="en-GB"/>
+              </w:rPr>
+              <w:t xml:space="preserve"> &gt; </w:t>
+            </w:r>
+            <w:proofErr w:type="gramStart"/>
+            <w:r>
+              <w:rPr>
+                <w:lang w:val="en-GB"/>
+              </w:rPr>
+              <w:t>Date::</w:t>
+            </w:r>
+            <w:proofErr w:type="gramEnd"/>
+            <w:r>
+              <w:rPr>
+                <w:lang w:val="en-GB"/>
+              </w:rPr>
+              <w:t xml:space="preserve">now() and </w:t>
+            </w:r>
+          </w:p>
+          <w:p>
+            <w:pPr>
+              <w:rPr>
+                <w:lang w:val="en-GB"/>
+              </w:rPr>
+            </w:pPr>
+            <w:proofErr w:type="spellStart"/>
+            <w:r>
+              <w:rPr>
+                <w:lang w:val="en-GB"/>
+              </w:rPr>
+              <w:t>Dipendente.allInstances</w:t>
+            </w:r>
+            <w:proofErr w:type="spellEnd"/>
+            <w:r>
+              <w:rPr>
+                <w:lang w:val="en-GB"/>
+              </w:rPr>
+              <w:t xml:space="preserve">()-&gt;exists(d | </w:t>
+            </w:r>
+            <w:proofErr w:type="spellStart"/>
+            <w:r>
+              <w:rPr>
+                <w:lang w:val="en-GB"/>
+              </w:rPr>
+              <w:t>d.matricola</w:t>
+            </w:r>
+            <w:proofErr w:type="spellEnd"/>
+            <w:r>
+              <w:rPr>
+                <w:lang w:val="en-GB"/>
+              </w:rPr>
+              <w:t xml:space="preserve"> = </w:t>
+            </w:r>
+            <w:proofErr w:type="spellStart"/>
+            <w:r>
+              <w:rPr>
+                <w:lang w:val="en-GB"/>
+              </w:rPr>
+              <w:t>matricolaDip</w:t>
+            </w:r>
+            <w:proofErr w:type="spellEnd"/>
+            <w:r>
+              <w:rPr>
+                <w:lang w:val="en-GB"/>
+              </w:rPr>
+              <w:t>)</w:t>
+            </w:r>
+            <w:r>
+              <w:rPr>
+                <w:lang w:val="en-GB"/>
+              </w:rPr>
               <w:t xml:space="preserve"> and</w:t>
             </w:r>
           </w:p>
@@ -14763,34 +15155,29 @@
               <w:rPr>
                 <w:lang w:val="en-GB"/>
               </w:rPr>
-              <w:t>matricolaDip</w:t>
-            </w:r>
-            <w:proofErr w:type="spellEnd"/>
-            <w:r>
-              <w:rPr>
-                <w:lang w:val="en-GB"/>
-              </w:rPr>
-              <w:t xml:space="preserve"> </w:t>
-            </w:r>
-            <w:r>
-              <w:rPr>
-                <w:lang w:val="en-GB"/>
-              </w:rPr>
-              <w:t xml:space="preserve">&gt; 0 </w:t>
-            </w:r>
-            <w:r>
-              <w:rPr>
-                <w:lang w:val="en-GB"/>
-              </w:rPr>
-              <w:t xml:space="preserve">and </w:t>
-            </w:r>
-          </w:p>
-          <w:p>
-            <w:pPr>
-              <w:rPr>
-                <w:lang w:val="en-GB"/>
-              </w:rPr>
-            </w:pPr>
+              <w:t>Supervisore.allIstances</w:t>
+            </w:r>
+            <w:proofErr w:type="spellEnd"/>
+            <w:r>
+              <w:rPr>
+                <w:lang w:val="en-GB"/>
+              </w:rPr>
+              <w:t xml:space="preserve">()-&gt; exists(s | </w:t>
+            </w:r>
+            <w:proofErr w:type="spellStart"/>
+            <w:r>
+              <w:rPr>
+                <w:lang w:val="en-GB"/>
+              </w:rPr>
+              <w:t>s.matricola</w:t>
+            </w:r>
+            <w:proofErr w:type="spellEnd"/>
+            <w:r>
+              <w:rPr>
+                <w:lang w:val="en-GB"/>
+              </w:rPr>
+              <w:t xml:space="preserve"> = </w:t>
+            </w:r>
             <w:proofErr w:type="spellStart"/>
             <w:r>
               <w:rPr>
@@ -14803,132 +15190,16 @@
               <w:rPr>
                 <w:lang w:val="en-GB"/>
               </w:rPr>
-              <w:t xml:space="preserve"> &gt; 0 an</w:t>
-            </w:r>
-            <w:r>
-              <w:rPr>
-                <w:lang w:val="en-GB"/>
-              </w:rPr>
-              <w:t>d</w:t>
-            </w:r>
-          </w:p>
-          <w:p>
-            <w:proofErr w:type="spellStart"/>
-            <w:r>
-              <w:t>prio</w:t>
-            </w:r>
-            <w:r>
-              <w:t>rita</w:t>
-            </w:r>
-            <w:proofErr w:type="spellEnd"/>
-            <w:r>
-              <w:t xml:space="preserve"> &lt;&gt; </w:t>
-            </w:r>
-            <w:proofErr w:type="spellStart"/>
-            <w:r>
-              <w:t>null</w:t>
-            </w:r>
-            <w:proofErr w:type="spellEnd"/>
-            <w:r>
-              <w:t xml:space="preserve"> and</w:t>
-            </w:r>
-            <w:r>
-              <w:br/>
-            </w:r>
-            <w:proofErr w:type="spellStart"/>
-            <w:r>
-              <w:t>dataScadenza</w:t>
-            </w:r>
-            <w:proofErr w:type="spellEnd"/>
-            <w:r>
-              <w:t xml:space="preserve"> &gt; </w:t>
-            </w:r>
-            <w:proofErr w:type="gramStart"/>
-            <w:r>
-              <w:t>Date::</w:t>
-            </w:r>
-            <w:proofErr w:type="spellStart"/>
-            <w:proofErr w:type="gramEnd"/>
-            <w:r>
-              <w:t>now</w:t>
-            </w:r>
-            <w:proofErr w:type="spellEnd"/>
-            <w:r>
-              <w:t xml:space="preserve">() and </w:t>
-            </w:r>
-          </w:p>
-          <w:p>
-            <w:proofErr w:type="spellStart"/>
-            <w:r>
-              <w:t>Dipendente.allInstances</w:t>
-            </w:r>
-            <w:proofErr w:type="spellEnd"/>
-            <w:r>
-              <w:t>()-&gt;</w:t>
-            </w:r>
-            <w:proofErr w:type="spellStart"/>
-            <w:r>
-              <w:t>exists</w:t>
-            </w:r>
-            <w:proofErr w:type="spellEnd"/>
-            <w:r>
-              <w:t xml:space="preserve">(d | </w:t>
-            </w:r>
-            <w:proofErr w:type="spellStart"/>
-            <w:r>
-              <w:t>d.matricola</w:t>
-            </w:r>
-            <w:proofErr w:type="spellEnd"/>
-            <w:r>
-              <w:t xml:space="preserve"> = </w:t>
-            </w:r>
-            <w:proofErr w:type="spellStart"/>
-            <w:r>
-              <w:t>matricolaDip</w:t>
-            </w:r>
-            <w:proofErr w:type="spellEnd"/>
-            <w:r>
               <w:t>)</w:t>
             </w:r>
-            <w:r>
-              <w:t xml:space="preserve"> and</w:t>
-            </w:r>
-          </w:p>
-          <w:p>
-            <w:proofErr w:type="spellStart"/>
-            <w:r>
-              <w:t>Supervisore.allIstances</w:t>
-            </w:r>
-            <w:proofErr w:type="spellEnd"/>
-            <w:r>
-              <w:t xml:space="preserve">()-&gt; </w:t>
-            </w:r>
-            <w:proofErr w:type="spellStart"/>
-            <w:r>
-              <w:t>exists</w:t>
-            </w:r>
-            <w:proofErr w:type="spellEnd"/>
-            <w:r>
-              <w:t xml:space="preserve">(s | </w:t>
-            </w:r>
-            <w:proofErr w:type="spellStart"/>
-            <w:r>
-              <w:t>s.matricola</w:t>
-            </w:r>
-            <w:proofErr w:type="spellEnd"/>
-            <w:r>
-              <w:t xml:space="preserve"> = </w:t>
-            </w:r>
-            <w:proofErr w:type="spellStart"/>
-            <w:r>
-              <w:t>matricolaSup</w:t>
-            </w:r>
-            <w:proofErr w:type="spellEnd"/>
-            <w:r>
-              <w:t>)</w:t>
-            </w:r>
-          </w:p>
-          <w:p/>
+          </w:p>
+          <w:p>
+            <w:pPr>
+              <w:rPr>
+                <w:lang w:val="en-GB"/>
+              </w:rPr>
+            </w:pPr>
+          </w:p>
         </w:tc>
       </w:tr>
       <w:tr>
@@ -15047,35 +15318,22 @@
             <w:pPr>
               <w:rPr>
                 <w:u w:val="single"/>
-                <w:lang w:val="en-GB"/>
-              </w:rPr>
-            </w:pPr>
-            <w:proofErr w:type="spellStart"/>
-            <w:r>
-              <w:rPr>
-                <w:lang w:val="en-GB"/>
-              </w:rPr>
+              </w:rPr>
+            </w:pPr>
+            <w:proofErr w:type="spellStart"/>
+            <w:r>
               <w:t>Task.allInstances</w:t>
             </w:r>
             <w:proofErr w:type="spellEnd"/>
             <w:r>
-              <w:rPr>
-                <w:lang w:val="en-GB"/>
-              </w:rPr>
               <w:t xml:space="preserve">()-&gt;size() = </w:t>
             </w:r>
             <w:proofErr w:type="spellStart"/>
             <w:r>
-              <w:rPr>
-                <w:lang w:val="en-GB"/>
-              </w:rPr>
               <w:t>Task.allInstances</w:t>
             </w:r>
             <w:proofErr w:type="spellEnd"/>
             <w:r>
-              <w:rPr>
-                <w:lang w:val="en-GB"/>
-              </w:rPr>
               <w:t>()@pre-&gt;size() + 1</w:t>
             </w:r>
           </w:p>
@@ -15090,13 +15348,7 @@
             <w:tcW w:w="9627" w:type="dxa"/>
             <w:gridSpan w:val="2"/>
           </w:tcPr>
-          <w:p>
-            <w:pPr>
-              <w:rPr>
-                <w:lang w:val="en-GB"/>
-              </w:rPr>
-            </w:pPr>
-          </w:p>
+          <w:p/>
         </w:tc>
       </w:tr>
       <w:tr>
@@ -15228,7 +15480,6 @@
                 <w:b/>
                 <w:bCs/>
               </w:rPr>
-              <w:lastRenderedPageBreak/>
               <w:t>Pre-condizione</w:t>
             </w:r>
           </w:p>
@@ -15946,11 +16197,512 @@
           </w:p>
         </w:tc>
       </w:tr>
+      <w:tr>
+        <w:tc>
+          <w:tcPr>
+            <w:tcW w:w="9627" w:type="dxa"/>
+            <w:gridSpan w:val="2"/>
+          </w:tcPr>
+          <w:p>
+            <w:pPr>
+              <w:rPr>
+                <w:lang w:val="en-GB"/>
+              </w:rPr>
+            </w:pPr>
+          </w:p>
+        </w:tc>
+      </w:tr>
+      <w:tr>
+        <w:tc>
+          <w:tcPr>
+            <w:tcW w:w="2547" w:type="dxa"/>
+          </w:tcPr>
+          <w:p>
+            <w:pPr>
+              <w:rPr>
+                <w:b/>
+                <w:bCs/>
+              </w:rPr>
+            </w:pPr>
+            <w:r>
+              <w:rPr>
+                <w:b/>
+                <w:bCs/>
+              </w:rPr>
+              <w:t>Firma Metodo</w:t>
+            </w:r>
+          </w:p>
+        </w:tc>
+        <w:tc>
+          <w:tcPr>
+            <w:tcW w:w="7080" w:type="dxa"/>
+          </w:tcPr>
+          <w:p>
+            <w:pPr>
+              <w:rPr>
+                <w:lang w:val="en-GB"/>
+              </w:rPr>
+            </w:pPr>
+            <w:r>
+              <w:rPr>
+                <w:lang w:val="en-GB"/>
+              </w:rPr>
+              <w:t xml:space="preserve">+ </w:t>
+            </w:r>
+            <w:proofErr w:type="spellStart"/>
+            <w:r>
+              <w:rPr>
+                <w:lang w:val="en-GB"/>
+              </w:rPr>
+              <w:t>uploadAllegato</w:t>
+            </w:r>
+            <w:proofErr w:type="spellEnd"/>
+            <w:r>
+              <w:rPr>
+                <w:lang w:val="en-GB"/>
+              </w:rPr>
+              <w:t>(</w:t>
+            </w:r>
+            <w:proofErr w:type="spellStart"/>
+            <w:r>
+              <w:rPr>
+                <w:lang w:val="en-GB"/>
+              </w:rPr>
+              <w:t>fileItem</w:t>
+            </w:r>
+            <w:proofErr w:type="spellEnd"/>
+            <w:r>
+              <w:rPr>
+                <w:lang w:val="en-GB"/>
+              </w:rPr>
+              <w:t xml:space="preserve">: </w:t>
+            </w:r>
+            <w:proofErr w:type="spellStart"/>
+            <w:r>
+              <w:rPr>
+                <w:lang w:val="en-GB"/>
+              </w:rPr>
+              <w:t>FileItem</w:t>
+            </w:r>
+            <w:proofErr w:type="spellEnd"/>
+            <w:r>
+              <w:rPr>
+                <w:lang w:val="en-GB"/>
+              </w:rPr>
+              <w:t xml:space="preserve">, </w:t>
+            </w:r>
+            <w:proofErr w:type="spellStart"/>
+            <w:r>
+              <w:rPr>
+                <w:lang w:val="en-GB"/>
+              </w:rPr>
+              <w:t>uploadDir</w:t>
+            </w:r>
+            <w:proofErr w:type="spellEnd"/>
+            <w:r>
+              <w:rPr>
+                <w:lang w:val="en-GB"/>
+              </w:rPr>
+              <w:t>: String</w:t>
+            </w:r>
+            <w:r>
+              <w:rPr>
+                <w:lang w:val="en-GB"/>
+              </w:rPr>
+              <w:t xml:space="preserve">) : </w:t>
+            </w:r>
+            <w:proofErr w:type="spellStart"/>
+            <w:r>
+              <w:rPr>
+                <w:lang w:val="en-GB"/>
+              </w:rPr>
+              <w:t>Allegato</w:t>
+            </w:r>
+            <w:proofErr w:type="spellEnd"/>
+          </w:p>
+        </w:tc>
+      </w:tr>
+      <w:tr>
+        <w:tc>
+          <w:tcPr>
+            <w:tcW w:w="2547" w:type="dxa"/>
+          </w:tcPr>
+          <w:p>
+            <w:pPr>
+              <w:rPr>
+                <w:b/>
+                <w:bCs/>
+              </w:rPr>
+            </w:pPr>
+            <w:r>
+              <w:rPr>
+                <w:b/>
+                <w:bCs/>
+              </w:rPr>
+              <w:t xml:space="preserve">Descrizione </w:t>
+            </w:r>
+          </w:p>
+        </w:tc>
+        <w:tc>
+          <w:tcPr>
+            <w:tcW w:w="7080" w:type="dxa"/>
+          </w:tcPr>
+          <w:p>
+            <w:r>
+              <w:t>Permette di caricare all’interno d</w:t>
+            </w:r>
+            <w:r>
+              <w:t xml:space="preserve">el filesystem un file inviato dal supervisore durante la creazione di un task, restituisce Allegato per permettere di salvare le </w:t>
+            </w:r>
+          </w:p>
+        </w:tc>
+      </w:tr>
+      <w:tr>
+        <w:tc>
+          <w:tcPr>
+            <w:tcW w:w="2547" w:type="dxa"/>
+          </w:tcPr>
+          <w:p>
+            <w:pPr>
+              <w:rPr>
+                <w:b/>
+                <w:bCs/>
+              </w:rPr>
+            </w:pPr>
+            <w:r>
+              <w:rPr>
+                <w:b/>
+                <w:bCs/>
+              </w:rPr>
+              <w:t>Pre-condizione</w:t>
+            </w:r>
+          </w:p>
+        </w:tc>
+        <w:tc>
+          <w:tcPr>
+            <w:tcW w:w="7080" w:type="dxa"/>
+          </w:tcPr>
+          <w:p>
+            <w:pPr>
+              <w:rPr>
+                <w:lang w:val="en-GB"/>
+              </w:rPr>
+            </w:pPr>
+            <w:r>
+              <w:rPr>
+                <w:lang w:val="en-GB"/>
+              </w:rPr>
+              <w:t xml:space="preserve">context </w:t>
+            </w:r>
+            <w:proofErr w:type="spellStart"/>
+            <w:proofErr w:type="gramStart"/>
+            <w:r>
+              <w:rPr>
+                <w:lang w:val="en-GB"/>
+              </w:rPr>
+              <w:t>AllegatoService</w:t>
+            </w:r>
+            <w:proofErr w:type="spellEnd"/>
+            <w:r>
+              <w:rPr>
+                <w:lang w:val="en-GB"/>
+              </w:rPr>
+              <w:t>::</w:t>
+            </w:r>
+            <w:proofErr w:type="spellStart"/>
+            <w:proofErr w:type="gramEnd"/>
+            <w:r>
+              <w:rPr>
+                <w:lang w:val="en-GB"/>
+              </w:rPr>
+              <w:t>uploadAllegato</w:t>
+            </w:r>
+            <w:proofErr w:type="spellEnd"/>
+            <w:r>
+              <w:rPr>
+                <w:lang w:val="en-GB"/>
+              </w:rPr>
+              <w:t>(</w:t>
+            </w:r>
+            <w:proofErr w:type="spellStart"/>
+            <w:r>
+              <w:rPr>
+                <w:lang w:val="en-GB"/>
+              </w:rPr>
+              <w:t>fileItem</w:t>
+            </w:r>
+            <w:proofErr w:type="spellEnd"/>
+            <w:r>
+              <w:rPr>
+                <w:lang w:val="en-GB"/>
+              </w:rPr>
+              <w:t xml:space="preserve">: </w:t>
+            </w:r>
+            <w:proofErr w:type="spellStart"/>
+            <w:r>
+              <w:rPr>
+                <w:lang w:val="en-GB"/>
+              </w:rPr>
+              <w:t>FileItem</w:t>
+            </w:r>
+            <w:proofErr w:type="spellEnd"/>
+            <w:r>
+              <w:rPr>
+                <w:lang w:val="en-GB"/>
+              </w:rPr>
+              <w:t xml:space="preserve">, </w:t>
+            </w:r>
+            <w:proofErr w:type="spellStart"/>
+            <w:r>
+              <w:rPr>
+                <w:lang w:val="en-GB"/>
+              </w:rPr>
+              <w:t>uploadDir</w:t>
+            </w:r>
+            <w:proofErr w:type="spellEnd"/>
+            <w:r>
+              <w:rPr>
+                <w:lang w:val="en-GB"/>
+              </w:rPr>
+              <w:t>: String)</w:t>
+            </w:r>
+          </w:p>
+          <w:p>
+            <w:pPr>
+              <w:rPr>
+                <w:lang w:val="en-GB"/>
+              </w:rPr>
+            </w:pPr>
+          </w:p>
+          <w:p>
+            <w:pPr>
+              <w:rPr>
+                <w:lang w:val="en-GB"/>
+              </w:rPr>
+            </w:pPr>
+            <w:proofErr w:type="spellStart"/>
+            <w:r>
+              <w:rPr>
+                <w:lang w:val="en-GB"/>
+              </w:rPr>
+              <w:t>fileItem</w:t>
+            </w:r>
+            <w:proofErr w:type="spellEnd"/>
+            <w:r>
+              <w:rPr>
+                <w:lang w:val="en-GB"/>
+              </w:rPr>
+              <w:t xml:space="preserve"> &lt;&gt; null and </w:t>
+            </w:r>
+          </w:p>
+          <w:p>
+            <w:pPr>
+              <w:rPr>
+                <w:lang w:val="en-GB"/>
+              </w:rPr>
+            </w:pPr>
+            <w:proofErr w:type="spellStart"/>
+            <w:r>
+              <w:rPr>
+                <w:lang w:val="en-GB"/>
+              </w:rPr>
+              <w:t>fileItem.getName</w:t>
+            </w:r>
+            <w:proofErr w:type="spellEnd"/>
+            <w:r>
+              <w:rPr>
+                <w:lang w:val="en-GB"/>
+              </w:rPr>
+              <w:t xml:space="preserve">() &lt;&gt; null and </w:t>
+            </w:r>
+          </w:p>
+          <w:p>
+            <w:pPr>
+              <w:rPr>
+                <w:lang w:val="en-GB"/>
+              </w:rPr>
+            </w:pPr>
+            <w:r>
+              <w:rPr>
+                <w:lang w:val="en-GB"/>
+              </w:rPr>
+              <w:lastRenderedPageBreak/>
+              <w:t xml:space="preserve">    </w:t>
+            </w:r>
+            <w:proofErr w:type="spellStart"/>
+            <w:r>
+              <w:rPr>
+                <w:lang w:val="en-GB"/>
+              </w:rPr>
+              <w:t>uploadDir</w:t>
+            </w:r>
+            <w:proofErr w:type="spellEnd"/>
+            <w:r>
+              <w:rPr>
+                <w:lang w:val="en-GB"/>
+              </w:rPr>
+              <w:t xml:space="preserve"> &lt;&gt; null</w:t>
+            </w:r>
+          </w:p>
+          <w:p>
+            <w:pPr>
+              <w:rPr>
+                <w:lang w:val="en-GB"/>
+              </w:rPr>
+            </w:pPr>
+          </w:p>
+        </w:tc>
+      </w:tr>
+      <w:tr>
+        <w:tc>
+          <w:tcPr>
+            <w:tcW w:w="2547" w:type="dxa"/>
+          </w:tcPr>
+          <w:p>
+            <w:pPr>
+              <w:rPr>
+                <w:b/>
+                <w:bCs/>
+              </w:rPr>
+            </w:pPr>
+            <w:r>
+              <w:rPr>
+                <w:b/>
+                <w:bCs/>
+              </w:rPr>
+              <w:lastRenderedPageBreak/>
+              <w:t>Post-condizione</w:t>
+            </w:r>
+          </w:p>
+        </w:tc>
+        <w:tc>
+          <w:tcPr>
+            <w:tcW w:w="7080" w:type="dxa"/>
+          </w:tcPr>
+          <w:p>
+            <w:pPr>
+              <w:rPr>
+                <w:lang w:val="en-GB"/>
+              </w:rPr>
+            </w:pPr>
+            <w:r>
+              <w:rPr>
+                <w:lang w:val="en-GB"/>
+              </w:rPr>
+              <w:t xml:space="preserve">context </w:t>
+            </w:r>
+            <w:proofErr w:type="spellStart"/>
+            <w:proofErr w:type="gramStart"/>
+            <w:r>
+              <w:rPr>
+                <w:lang w:val="en-GB"/>
+              </w:rPr>
+              <w:t>AllegatoService</w:t>
+            </w:r>
+            <w:proofErr w:type="spellEnd"/>
+            <w:r>
+              <w:rPr>
+                <w:lang w:val="en-GB"/>
+              </w:rPr>
+              <w:t>::</w:t>
+            </w:r>
+            <w:proofErr w:type="spellStart"/>
+            <w:proofErr w:type="gramEnd"/>
+            <w:r>
+              <w:rPr>
+                <w:lang w:val="en-GB"/>
+              </w:rPr>
+              <w:t>uploadAllegato</w:t>
+            </w:r>
+            <w:proofErr w:type="spellEnd"/>
+            <w:r>
+              <w:rPr>
+                <w:lang w:val="en-GB"/>
+              </w:rPr>
+              <w:t>(</w:t>
+            </w:r>
+            <w:proofErr w:type="spellStart"/>
+            <w:r>
+              <w:rPr>
+                <w:lang w:val="en-GB"/>
+              </w:rPr>
+              <w:t>fileItem</w:t>
+            </w:r>
+            <w:proofErr w:type="spellEnd"/>
+            <w:r>
+              <w:rPr>
+                <w:lang w:val="en-GB"/>
+              </w:rPr>
+              <w:t xml:space="preserve">: </w:t>
+            </w:r>
+            <w:proofErr w:type="spellStart"/>
+            <w:r>
+              <w:rPr>
+                <w:lang w:val="en-GB"/>
+              </w:rPr>
+              <w:t>FileItem</w:t>
+            </w:r>
+            <w:proofErr w:type="spellEnd"/>
+            <w:r>
+              <w:rPr>
+                <w:lang w:val="en-GB"/>
+              </w:rPr>
+              <w:t xml:space="preserve">, </w:t>
+            </w:r>
+            <w:proofErr w:type="spellStart"/>
+            <w:r>
+              <w:rPr>
+                <w:lang w:val="en-GB"/>
+              </w:rPr>
+              <w:t>uploadDir</w:t>
+            </w:r>
+            <w:proofErr w:type="spellEnd"/>
+            <w:r>
+              <w:rPr>
+                <w:lang w:val="en-GB"/>
+              </w:rPr>
+              <w:t>: String)</w:t>
+            </w:r>
+          </w:p>
+          <w:p>
+            <w:pPr>
+              <w:rPr>
+                <w:lang w:val="en-GB"/>
+              </w:rPr>
+            </w:pPr>
+          </w:p>
+          <w:p>
+            <w:pPr>
+              <w:rPr>
+                <w:lang w:val="en-GB"/>
+              </w:rPr>
+            </w:pPr>
+            <w:r>
+              <w:rPr>
+                <w:lang w:val="en-GB"/>
+              </w:rPr>
+              <w:t xml:space="preserve">result &lt;&gt; null and </w:t>
+            </w:r>
+            <w:proofErr w:type="spellStart"/>
+            <w:r>
+              <w:rPr>
+                <w:lang w:val="en-GB"/>
+              </w:rPr>
+              <w:t>result.oclIsNew</w:t>
+            </w:r>
+            <w:proofErr w:type="spellEnd"/>
+            <w:r>
+              <w:rPr>
+                <w:lang w:val="en-GB"/>
+              </w:rPr>
+              <w:t>()</w:t>
+            </w:r>
+          </w:p>
+        </w:tc>
+      </w:tr>
     </w:tbl>
     <w:p>
       <w:pPr>
-        <w:pStyle w:val="Titolo4"/>
-        <w:ind w:left="284"/>
         <w:rPr>
           <w:lang w:val="en-GB"/>
         </w:rPr>
@@ -16294,7 +17046,6 @@
                 <w:b/>
                 <w:bCs/>
               </w:rPr>
-              <w:lastRenderedPageBreak/>
               <w:t>Invariante di classe</w:t>
             </w:r>
           </w:p>
@@ -16844,6 +17595,7 @@
                 <w:b/>
                 <w:bCs/>
               </w:rPr>
+              <w:lastRenderedPageBreak/>
               <w:t>Pre-condizione</w:t>
             </w:r>
           </w:p>
@@ -16886,13 +17638,7 @@
               <w:t>)</w:t>
             </w:r>
           </w:p>
-          <w:p>
-            <w:pPr>
-              <w:rPr>
-                <w:lang w:val="en-GB"/>
-              </w:rPr>
-            </w:pPr>
-          </w:p>
+          <w:p/>
           <w:p>
             <w:pPr>
               <w:rPr>
@@ -16981,13 +17727,7 @@
               <w:rPr>
                 <w:lang w:val="en-GB"/>
               </w:rPr>
-              <w:t>COMPLETATO</w:t>
-            </w:r>
-            <w:r>
-              <w:rPr>
-                <w:lang w:val="en-GB"/>
-              </w:rPr>
-              <w:t xml:space="preserve"> </w:t>
+              <w:t xml:space="preserve">COMPLETATO </w:t>
             </w:r>
           </w:p>
           <w:p>
@@ -17059,13 +17799,7 @@
               <w:t>)</w:t>
             </w:r>
           </w:p>
-          <w:p>
-            <w:pPr>
-              <w:rPr>
-                <w:lang w:val="en-GB"/>
-              </w:rPr>
-            </w:pPr>
-          </w:p>
+          <w:p/>
           <w:p>
             <w:pPr>
               <w:rPr>
@@ -17389,7 +18123,6 @@
           </w:tcPr>
           <w:p>
             <w:r>
-              <w:lastRenderedPageBreak/>
               <w:t>Pre-condizione</w:t>
             </w:r>
           </w:p>
@@ -17912,6 +18645,7 @@
         <w:rPr>
           <w:lang w:val="en-GB"/>
         </w:rPr>
+        <w:lastRenderedPageBreak/>
         <w:t>NotificheService</w:t>
       </w:r>
       <w:proofErr w:type="spellEnd"/>
@@ -18404,7 +19138,6 @@
               <w:spacing w:after="160" w:line="259" w:lineRule="auto"/>
             </w:pPr>
             <w:r>
-              <w:lastRenderedPageBreak/>
               <w:t>Post-condizione</w:t>
             </w:r>
           </w:p>
@@ -19265,7 +19998,6 @@
               <w:spacing w:after="160" w:line="259" w:lineRule="auto"/>
             </w:pPr>
             <w:r>
-              <w:lastRenderedPageBreak/>
               <w:t>Nome classe</w:t>
             </w:r>
           </w:p>
@@ -19843,6 +20575,7 @@
               <w:spacing w:after="160" w:line="259" w:lineRule="auto"/>
             </w:pPr>
             <w:r>
+              <w:lastRenderedPageBreak/>
               <w:t>Post-condizione</w:t>
             </w:r>
           </w:p>
@@ -20232,11 +20965,7 @@
       </w:r>
       <w:proofErr w:type="spellEnd"/>
       <w:r>
-        <w:t xml:space="preserve"> punteranno a mantenere coerente il database sottostante, non conosceranno quindi la logica di business del sistema ma effettueranno controlli </w:t>
-      </w:r>
-      <w:r>
-        <w:lastRenderedPageBreak/>
-        <w:t xml:space="preserve">esclusivamente per assicurarsi un corretto inserimento all’interno delle tabelle dei dati passati dal service. </w:t>
+        <w:t xml:space="preserve"> punteranno a mantenere coerente il database sottostante, non conosceranno quindi la logica di business del sistema ma effettueranno controlli esclusivamente per assicurarsi un corretto inserimento all’interno delle tabelle dei dati passati dal service. </w:t>
       </w:r>
     </w:p>
     <w:p/>
@@ -20687,6 +21416,7 @@
               <w:spacing w:after="160" w:line="259" w:lineRule="auto"/>
             </w:pPr>
             <w:r>
+              <w:lastRenderedPageBreak/>
               <w:t xml:space="preserve">+ </w:t>
             </w:r>
             <w:proofErr w:type="spellStart"/>
@@ -21187,6 +21917,7 @@
                 <w:b/>
                 <w:bCs/>
               </w:rPr>
+              <w:lastRenderedPageBreak/>
               <w:t>Invariante</w:t>
             </w:r>
           </w:p>
@@ -21374,7 +22105,6 @@
                 <w:b/>
                 <w:bCs/>
               </w:rPr>
-              <w:lastRenderedPageBreak/>
               <w:t>Pre-condizione</w:t>
             </w:r>
           </w:p>
@@ -22050,6 +22780,7 @@
           <w:p>
             <w:proofErr w:type="spellStart"/>
             <w:r>
+              <w:lastRenderedPageBreak/>
               <w:t>Utente.allIstances</w:t>
             </w:r>
             <w:proofErr w:type="spellEnd"/>
@@ -22721,7 +23452,6 @@
                 <w:b/>
                 <w:bCs/>
               </w:rPr>
-              <w:lastRenderedPageBreak/>
               <w:t>Pre-condizione</w:t>
             </w:r>
           </w:p>
@@ -23570,6 +24300,7 @@
               <w:rPr>
                 <w:lang w:val="en-GB"/>
               </w:rPr>
+              <w:lastRenderedPageBreak/>
               <w:t xml:space="preserve">if </w:t>
             </w:r>
             <w:proofErr w:type="spellStart"/>
@@ -24538,6 +25269,7 @@
                 <w:b/>
                 <w:bCs/>
               </w:rPr>
+              <w:lastRenderedPageBreak/>
               <w:t>Firma metodo</w:t>
             </w:r>
           </w:p>
@@ -25018,7 +25750,6 @@
                 <w:b/>
                 <w:bCs/>
               </w:rPr>
-              <w:lastRenderedPageBreak/>
               <w:t>Pre-condizione</w:t>
             </w:r>
           </w:p>
@@ -25687,6 +26418,7 @@
           </w:p>
           <w:p>
             <w:r>
+              <w:lastRenderedPageBreak/>
               <w:t>(</w:t>
             </w:r>
             <w:proofErr w:type="spellStart"/>
@@ -25760,6 +26492,7 @@
                 <w:b/>
                 <w:bCs/>
               </w:rPr>
+              <w:lastRenderedPageBreak/>
               <w:t>Post-condizione</w:t>
             </w:r>
           </w:p>
@@ -26977,6 +27710,7 @@
           <w:p>
             <w:proofErr w:type="spellStart"/>
             <w:r>
+              <w:lastRenderedPageBreak/>
               <w:t>Dipendente.allIstances</w:t>
             </w:r>
             <w:proofErr w:type="spellEnd"/>
@@ -27602,7 +28336,6 @@
                 <w:b/>
                 <w:bCs/>
               </w:rPr>
-              <w:lastRenderedPageBreak/>
               <w:t>Pre-condizione</w:t>
             </w:r>
           </w:p>
@@ -28432,6 +29165,7 @@
                 <w:b/>
                 <w:bCs/>
               </w:rPr>
+              <w:lastRenderedPageBreak/>
               <w:t>Descrizione</w:t>
             </w:r>
           </w:p>
@@ -28885,7 +29619,6 @@
               <w:spacing w:after="160" w:line="259" w:lineRule="auto"/>
             </w:pPr>
             <w:r>
-              <w:lastRenderedPageBreak/>
               <w:t>Descrizione</w:t>
             </w:r>
           </w:p>
@@ -29493,6 +30226,7 @@
               <w:rPr>
                 <w:lang w:val="en-GB"/>
               </w:rPr>
+              <w:lastRenderedPageBreak/>
               <w:t>task.supervisore</w:t>
             </w:r>
             <w:proofErr w:type="spellEnd"/>
@@ -29618,6 +30352,7 @@
           </w:tcPr>
           <w:p>
             <w:r>
+              <w:lastRenderedPageBreak/>
               <w:t>Post-condizione</w:t>
             </w:r>
           </w:p>
@@ -30080,7 +30815,6 @@
               <w:rPr>
                 <w:lang w:val="en-GB"/>
               </w:rPr>
-              <w:lastRenderedPageBreak/>
               <w:t xml:space="preserve">if </w:t>
             </w:r>
             <w:r>
@@ -31349,7 +32083,6 @@
           </w:tcPr>
           <w:p>
             <w:r>
-              <w:lastRenderedPageBreak/>
               <w:t>Post-condizione</w:t>
             </w:r>
           </w:p>
@@ -31767,6 +32500,7 @@
           </w:tcPr>
           <w:p>
             <w:r>
+              <w:lastRenderedPageBreak/>
               <w:t>Pre-condizione</w:t>
             </w:r>
           </w:p>

--- a/Workspace/ODD/ODD_EWMS.docx
+++ b/Workspace/ODD/ODD_EWMS.docx
@@ -23614,7 +23614,13 @@
               <w:rPr>
                 <w:lang w:val="en-GB"/>
               </w:rPr>
-              <w:t>250</w:t>
+              <w:t>25</w:t>
+            </w:r>
+            <w:r>
+              <w:rPr>
+                <w:lang w:val="en-GB"/>
+              </w:rPr>
+              <w:t>5</w:t>
             </w:r>
             <w:r>
               <w:rPr>
@@ -23914,6 +23920,97 @@
           <w:tcPr>
             <w:tcW w:w="8647" w:type="dxa"/>
           </w:tcPr>
+          <w:p>
+            <w:pPr>
+              <w:rPr>
+                <w:lang w:val="en-GB"/>
+              </w:rPr>
+            </w:pPr>
+            <w:r>
+              <w:rPr>
+                <w:lang w:val="en-GB"/>
+              </w:rPr>
+              <w:t xml:space="preserve">Context </w:t>
+            </w:r>
+            <w:proofErr w:type="spellStart"/>
+            <w:proofErr w:type="gramStart"/>
+            <w:r>
+              <w:rPr>
+                <w:lang w:val="en-GB"/>
+              </w:rPr>
+              <w:t>UtenteDAO</w:t>
+            </w:r>
+            <w:proofErr w:type="spellEnd"/>
+            <w:r>
+              <w:rPr>
+                <w:lang w:val="en-GB"/>
+              </w:rPr>
+              <w:t>::</w:t>
+            </w:r>
+            <w:proofErr w:type="gramEnd"/>
+            <w:r>
+              <w:rPr>
+                <w:lang w:val="en-GB"/>
+              </w:rPr>
+              <w:t xml:space="preserve"> </w:t>
+            </w:r>
+            <w:proofErr w:type="spellStart"/>
+            <w:r>
+              <w:rPr>
+                <w:lang w:val="en-GB"/>
+              </w:rPr>
+              <w:t>insertUtenteGenerico</w:t>
+            </w:r>
+            <w:proofErr w:type="spellEnd"/>
+            <w:r>
+              <w:rPr>
+                <w:lang w:val="en-GB"/>
+              </w:rPr>
+              <w:t>(</w:t>
+            </w:r>
+            <w:proofErr w:type="spellStart"/>
+            <w:r>
+              <w:rPr>
+                <w:lang w:val="en-GB"/>
+              </w:rPr>
+              <w:t>connection:Connection</w:t>
+            </w:r>
+            <w:proofErr w:type="spellEnd"/>
+            <w:r>
+              <w:rPr>
+                <w:lang w:val="en-GB"/>
+              </w:rPr>
+              <w:t xml:space="preserve">, </w:t>
+            </w:r>
+            <w:proofErr w:type="spellStart"/>
+            <w:r>
+              <w:rPr>
+                <w:lang w:val="en-GB"/>
+              </w:rPr>
+              <w:t>utente:Utente</w:t>
+            </w:r>
+            <w:proofErr w:type="spellEnd"/>
+            <w:r>
+              <w:rPr>
+                <w:lang w:val="en-GB"/>
+              </w:rPr>
+              <w:t xml:space="preserve">, </w:t>
+            </w:r>
+            <w:proofErr w:type="spellStart"/>
+            <w:r>
+              <w:rPr>
+                <w:lang w:val="en-GB"/>
+              </w:rPr>
+              <w:t>password:String</w:t>
+            </w:r>
+            <w:proofErr w:type="spellEnd"/>
+            <w:r>
+              <w:rPr>
+                <w:lang w:val="en-GB"/>
+              </w:rPr>
+              <w:t>)</w:t>
+            </w:r>
+          </w:p>
           <w:p/>
           <w:p>
             <w:proofErr w:type="spellStart"/>
@@ -23931,6 +24028,59 @@
             <w:proofErr w:type="spellEnd"/>
             <w:r>
               <w:t>(utente)</w:t>
+            </w:r>
+          </w:p>
+          <w:p>
+            <w:pPr>
+              <w:rPr>
+                <w:lang w:val="en-GB"/>
+              </w:rPr>
+            </w:pPr>
+            <w:proofErr w:type="spellStart"/>
+            <w:r>
+              <w:rPr>
+                <w:lang w:val="en-GB"/>
+              </w:rPr>
+              <w:t>Utente.allIstances</w:t>
+            </w:r>
+            <w:proofErr w:type="spellEnd"/>
+            <w:r>
+              <w:rPr>
+                <w:lang w:val="en-GB"/>
+              </w:rPr>
+              <w:t>()-&gt;size()</w:t>
+            </w:r>
+            <w:r>
+              <w:rPr>
+                <w:lang w:val="en-GB"/>
+              </w:rPr>
+              <w:t xml:space="preserve"> = </w:t>
+            </w:r>
+            <w:proofErr w:type="spellStart"/>
+            <w:r>
+              <w:rPr>
+                <w:lang w:val="en-GB"/>
+              </w:rPr>
+              <w:t>Utente.allIstances</w:t>
+            </w:r>
+            <w:proofErr w:type="spellEnd"/>
+            <w:r>
+              <w:rPr>
+                <w:lang w:val="en-GB"/>
+              </w:rPr>
+              <w:t>()-&gt;size()@pre</w:t>
+            </w:r>
+            <w:r>
+              <w:rPr>
+                <w:lang w:val="en-GB"/>
+              </w:rPr>
+              <w:t xml:space="preserve"> </w:t>
+            </w:r>
+            <w:r>
+              <w:rPr>
+                <w:lang w:val="en-GB"/>
+              </w:rPr>
+              <w:t>+ 1</w:t>
             </w:r>
           </w:p>
         </w:tc>
@@ -23949,6 +24099,7 @@
               <w:rPr>
                 <w:b/>
                 <w:bCs/>
+                <w:lang w:val="en-GB"/>
               </w:rPr>
             </w:pPr>
           </w:p>
@@ -24202,6 +24353,7 @@
                 <w:b/>
                 <w:bCs/>
               </w:rPr>
+              <w:lastRenderedPageBreak/>
               <w:t>Post-condizione</w:t>
             </w:r>
           </w:p>
@@ -24300,7 +24452,6 @@
               <w:rPr>
                 <w:lang w:val="en-GB"/>
               </w:rPr>
-              <w:lastRenderedPageBreak/>
               <w:t xml:space="preserve">if </w:t>
             </w:r>
             <w:proofErr w:type="spellStart"/>
@@ -25177,6 +25328,7 @@
             </w:pPr>
             <w:proofErr w:type="spellStart"/>
             <w:r>
+              <w:lastRenderedPageBreak/>
               <w:t>result</w:t>
             </w:r>
             <w:proofErr w:type="spellEnd"/>
@@ -25269,7 +25421,6 @@
                 <w:b/>
                 <w:bCs/>
               </w:rPr>
-              <w:lastRenderedPageBreak/>
               <w:t>Firma metodo</w:t>
             </w:r>
           </w:p>
@@ -26418,7 +26569,6 @@
           </w:p>
           <w:p>
             <w:r>
-              <w:lastRenderedPageBreak/>
               <w:t>(</w:t>
             </w:r>
             <w:proofErr w:type="spellStart"/>
@@ -27608,6 +27758,7 @@
                 <w:b/>
                 <w:bCs/>
               </w:rPr>
+              <w:lastRenderedPageBreak/>
               <w:t>Pre-condizione</w:t>
             </w:r>
           </w:p>
@@ -27710,7 +27861,6 @@
           <w:p>
             <w:proofErr w:type="spellStart"/>
             <w:r>
-              <w:lastRenderedPageBreak/>
               <w:t>Dipendente.allIstances</w:t>
             </w:r>
             <w:proofErr w:type="spellEnd"/>
@@ -29001,6 +29151,7 @@
                 <w:b/>
                 <w:bCs/>
               </w:rPr>
+              <w:lastRenderedPageBreak/>
               <w:t>Post-condizione</w:t>
             </w:r>
           </w:p>
@@ -29165,7 +29316,6 @@
                 <w:b/>
                 <w:bCs/>
               </w:rPr>
-              <w:lastRenderedPageBreak/>
               <w:t>Descrizione</w:t>
             </w:r>
           </w:p>
@@ -30105,6 +30255,7 @@
           <w:p>
             <w:proofErr w:type="spellStart"/>
             <w:r>
+              <w:lastRenderedPageBreak/>
               <w:t>task.dataDiScadenza</w:t>
             </w:r>
             <w:proofErr w:type="spellEnd"/>
@@ -30226,7 +30377,6 @@
               <w:rPr>
                 <w:lang w:val="en-GB"/>
               </w:rPr>
-              <w:lastRenderedPageBreak/>
               <w:t>task.supervisore</w:t>
             </w:r>
             <w:proofErr w:type="spellEnd"/>
@@ -32405,6 +32555,7 @@
               <w:spacing w:after="160" w:line="259" w:lineRule="auto"/>
             </w:pPr>
             <w:r>
+              <w:lastRenderedPageBreak/>
               <w:t>Invariante</w:t>
             </w:r>
           </w:p>
@@ -32500,7 +32651,6 @@
           </w:tcPr>
           <w:p>
             <w:r>
-              <w:lastRenderedPageBreak/>
               <w:t>Pre-condizione</w:t>
             </w:r>
           </w:p>

--- a/Workspace/ODD/ODD_EWMS.docx
+++ b/Workspace/ODD/ODD_EWMS.docx
@@ -12451,7 +12451,7 @@
             </w:r>
             <w:proofErr w:type="spellStart"/>
             <w:r>
-              <w:t>void</w:t>
+              <w:t>boolean</w:t>
             </w:r>
             <w:proofErr w:type="spellEnd"/>
           </w:p>
@@ -14058,9 +14058,19 @@
             <w:pPr>
               <w:spacing w:after="160" w:line="259" w:lineRule="auto"/>
             </w:pPr>
-            <w:r>
-              <w:t>/</w:t>
-            </w:r>
+            <w:proofErr w:type="spellStart"/>
+            <w:r>
+              <w:t>service:PersistenceService</w:t>
+            </w:r>
+            <w:proofErr w:type="spellEnd"/>
+            <w:r>
+              <w:t xml:space="preserve"> &lt;&gt; </w:t>
+            </w:r>
+            <w:proofErr w:type="spellStart"/>
+            <w:r>
+              <w:t>null</w:t>
+            </w:r>
+            <w:proofErr w:type="spellEnd"/>
           </w:p>
         </w:tc>
       </w:tr>
@@ -15035,58 +15045,42 @@
             </w:r>
           </w:p>
           <w:p>
-            <w:pPr>
-              <w:rPr>
-                <w:lang w:val="en-GB"/>
-              </w:rPr>
-            </w:pPr>
-            <w:proofErr w:type="spellStart"/>
-            <w:r>
-              <w:rPr>
-                <w:lang w:val="en-GB"/>
-              </w:rPr>
+            <w:proofErr w:type="spellStart"/>
+            <w:r>
               <w:t>priorita</w:t>
             </w:r>
             <w:proofErr w:type="spellEnd"/>
             <w:r>
-              <w:rPr>
-                <w:lang w:val="en-GB"/>
-              </w:rPr>
-              <w:t xml:space="preserve"> &lt;&gt; null and</w:t>
-            </w:r>
-            <w:r>
-              <w:rPr>
-                <w:lang w:val="en-GB"/>
-              </w:rPr>
+              <w:t xml:space="preserve"> &lt;&gt; </w:t>
+            </w:r>
+            <w:proofErr w:type="spellStart"/>
+            <w:r>
+              <w:t>null</w:t>
+            </w:r>
+            <w:proofErr w:type="spellEnd"/>
+            <w:r>
+              <w:t xml:space="preserve"> and</w:t>
+            </w:r>
+            <w:r>
               <w:br/>
             </w:r>
             <w:proofErr w:type="spellStart"/>
             <w:r>
-              <w:rPr>
-                <w:lang w:val="en-GB"/>
-              </w:rPr>
               <w:t>dataScadenza</w:t>
             </w:r>
             <w:proofErr w:type="spellEnd"/>
             <w:r>
-              <w:rPr>
-                <w:lang w:val="en-GB"/>
-              </w:rPr>
               <w:t xml:space="preserve"> &gt; </w:t>
             </w:r>
+            <w:proofErr w:type="spellStart"/>
             <w:proofErr w:type="gramStart"/>
             <w:r>
-              <w:rPr>
-                <w:lang w:val="en-GB"/>
-              </w:rPr>
-              <w:t>Date::</w:t>
-            </w:r>
+              <w:t>dataCreazione</w:t>
+            </w:r>
+            <w:proofErr w:type="spellEnd"/>
             <w:proofErr w:type="gramEnd"/>
             <w:r>
-              <w:rPr>
-                <w:lang w:val="en-GB"/>
-              </w:rPr>
-              <w:t xml:space="preserve">now() and </w:t>
+              <w:t xml:space="preserve"> and </w:t>
             </w:r>
           </w:p>
           <w:p>
@@ -17065,9 +17059,19 @@
             <w:pPr>
               <w:spacing w:after="160" w:line="259" w:lineRule="auto"/>
             </w:pPr>
-            <w:r>
-              <w:t>/</w:t>
-            </w:r>
+            <w:proofErr w:type="spellStart"/>
+            <w:r>
+              <w:t>service:PersistenceService</w:t>
+            </w:r>
+            <w:proofErr w:type="spellEnd"/>
+            <w:r>
+              <w:t xml:space="preserve"> &lt;&gt; </w:t>
+            </w:r>
+            <w:proofErr w:type="spellStart"/>
+            <w:r>
+              <w:t>null</w:t>
+            </w:r>
+            <w:proofErr w:type="spellEnd"/>
           </w:p>
         </w:tc>
       </w:tr>
@@ -18577,6 +18581,13 @@
         </w:tc>
       </w:tr>
     </w:tbl>
+    <w:p>
+      <w:pPr>
+        <w:rPr>
+          <w:lang w:val="en-GB"/>
+        </w:rPr>
+      </w:pPr>
+    </w:p>
     <w:p>
       <w:pPr>
         <w:rPr>
@@ -18616,6 +18627,7 @@
         <w:rPr>
           <w:lang w:val="en-GB"/>
         </w:rPr>
+        <w:lastRenderedPageBreak/>
         <w:t>NotificheManagement</w:t>
       </w:r>
       <w:bookmarkEnd w:id="10"/>
@@ -18645,7 +18657,6 @@
         <w:rPr>
           <w:lang w:val="en-GB"/>
         </w:rPr>
-        <w:lastRenderedPageBreak/>
         <w:t>NotificheService</w:t>
       </w:r>
       <w:proofErr w:type="spellEnd"/>
@@ -20541,6 +20552,7 @@
               <w:spacing w:after="160" w:line="259" w:lineRule="auto"/>
             </w:pPr>
             <w:r>
+              <w:lastRenderedPageBreak/>
               <w:t>Pre-condizione</w:t>
             </w:r>
           </w:p>
@@ -20575,7 +20587,6 @@
               <w:spacing w:after="160" w:line="259" w:lineRule="auto"/>
             </w:pPr>
             <w:r>
-              <w:lastRenderedPageBreak/>
               <w:t>Post-condizione</w:t>
             </w:r>
           </w:p>
@@ -21400,6 +21411,7 @@
               <w:spacing w:after="160" w:line="259" w:lineRule="auto"/>
             </w:pPr>
             <w:r>
+              <w:lastRenderedPageBreak/>
               <w:t xml:space="preserve">+ </w:t>
             </w:r>
             <w:proofErr w:type="spellStart"/>
@@ -21416,7 +21428,6 @@
               <w:spacing w:after="160" w:line="259" w:lineRule="auto"/>
             </w:pPr>
             <w:r>
-              <w:lastRenderedPageBreak/>
               <w:t xml:space="preserve">+ </w:t>
             </w:r>
             <w:proofErr w:type="spellStart"/>
@@ -22700,6 +22711,7 @@
                 <w:b/>
                 <w:bCs/>
               </w:rPr>
+              <w:lastRenderedPageBreak/>
               <w:t>Post-condizione</w:t>
             </w:r>
           </w:p>
@@ -22780,7 +22792,6 @@
           <w:p>
             <w:proofErr w:type="spellStart"/>
             <w:r>
-              <w:lastRenderedPageBreak/>
               <w:t>Utente.allIstances</w:t>
             </w:r>
             <w:proofErr w:type="spellEnd"/>
@@ -24011,23 +24022,46 @@
               <w:t>)</w:t>
             </w:r>
           </w:p>
-          <w:p/>
-          <w:p>
-            <w:proofErr w:type="spellStart"/>
-            <w:r>
+          <w:p>
+            <w:pPr>
+              <w:rPr>
+                <w:lang w:val="en-GB"/>
+              </w:rPr>
+            </w:pPr>
+          </w:p>
+          <w:p>
+            <w:pPr>
+              <w:rPr>
+                <w:lang w:val="en-GB"/>
+              </w:rPr>
+            </w:pPr>
+            <w:proofErr w:type="spellStart"/>
+            <w:r>
+              <w:rPr>
+                <w:lang w:val="en-GB"/>
+              </w:rPr>
               <w:t>Utente.allIstances</w:t>
             </w:r>
             <w:proofErr w:type="spellEnd"/>
             <w:r>
-              <w:t>()-&gt;</w:t>
-            </w:r>
-            <w:proofErr w:type="spellStart"/>
-            <w:r>
-              <w:t>includes</w:t>
-            </w:r>
-            <w:proofErr w:type="spellEnd"/>
-            <w:r>
-              <w:t>(utente)</w:t>
+              <w:rPr>
+                <w:lang w:val="en-GB"/>
+              </w:rPr>
+              <w:t>()-&gt;includes(</w:t>
+            </w:r>
+            <w:proofErr w:type="spellStart"/>
+            <w:r>
+              <w:rPr>
+                <w:lang w:val="en-GB"/>
+              </w:rPr>
+              <w:t>utente</w:t>
+            </w:r>
+            <w:proofErr w:type="spellEnd"/>
+            <w:r>
+              <w:rPr>
+                <w:lang w:val="en-GB"/>
+              </w:rPr>
+              <w:t>)</w:t>
             </w:r>
           </w:p>
           <w:p>
@@ -24048,13 +24082,7 @@
               <w:rPr>
                 <w:lang w:val="en-GB"/>
               </w:rPr>
-              <w:t>()-&gt;size()</w:t>
-            </w:r>
-            <w:r>
-              <w:rPr>
-                <w:lang w:val="en-GB"/>
-              </w:rPr>
-              <w:t xml:space="preserve"> = </w:t>
+              <w:t xml:space="preserve">()-&gt;size() = </w:t>
             </w:r>
             <w:proofErr w:type="spellStart"/>
             <w:r>
@@ -24068,13 +24096,7 @@
               <w:rPr>
                 <w:lang w:val="en-GB"/>
               </w:rPr>
-              <w:t>()-&gt;size()@pre</w:t>
-            </w:r>
-            <w:r>
-              <w:rPr>
-                <w:lang w:val="en-GB"/>
-              </w:rPr>
-              <w:t xml:space="preserve"> </w:t>
+              <w:t xml:space="preserve">()-&gt;size()@pre </w:t>
             </w:r>
             <w:r>
               <w:rPr>
@@ -24317,6 +24339,7 @@
               <w:rPr>
                 <w:lang w:val="en-GB"/>
               </w:rPr>
+              <w:lastRenderedPageBreak/>
               <w:t>matricola</w:t>
             </w:r>
             <w:proofErr w:type="spellEnd"/>
@@ -25307,6 +25330,7 @@
             </w:pPr>
             <w:proofErr w:type="spellStart"/>
             <w:r>
+              <w:lastRenderedPageBreak/>
               <w:t>result</w:t>
             </w:r>
             <w:proofErr w:type="spellEnd"/>
@@ -25328,7 +25352,6 @@
             </w:pPr>
             <w:proofErr w:type="spellStart"/>
             <w:r>
-              <w:lastRenderedPageBreak/>
               <w:t>result</w:t>
             </w:r>
             <w:proofErr w:type="spellEnd"/>
@@ -26420,6 +26443,7 @@
                 <w:b/>
                 <w:bCs/>
               </w:rPr>
+              <w:lastRenderedPageBreak/>
               <w:t>Pre-condizione</w:t>
             </w:r>
           </w:p>
@@ -26642,7 +26666,6 @@
                 <w:b/>
                 <w:bCs/>
               </w:rPr>
-              <w:lastRenderedPageBreak/>
               <w:t>Post-condizione</w:t>
             </w:r>
           </w:p>
@@ -27715,6 +27738,7 @@
                 <w:b/>
                 <w:bCs/>
               </w:rPr>
+              <w:lastRenderedPageBreak/>
               <w:t>Descrizione</w:t>
             </w:r>
           </w:p>
@@ -27758,7 +27782,6 @@
                 <w:b/>
                 <w:bCs/>
               </w:rPr>
-              <w:lastRenderedPageBreak/>
               <w:t>Pre-condizione</w:t>
             </w:r>
           </w:p>
@@ -29129,6 +29152,7 @@
           </w:p>
           <w:p>
             <w:r>
+              <w:lastRenderedPageBreak/>
               <w:t>[precondizione necessaria considerando l’integrità referenziale]</w:t>
             </w:r>
           </w:p>
@@ -30228,6 +30252,7 @@
               <w:rPr>
                 <w:lang w:val="en-GB"/>
               </w:rPr>
+              <w:lastRenderedPageBreak/>
               <w:t>task.titolo</w:t>
             </w:r>
             <w:proofErr w:type="spellEnd"/>
@@ -30255,7 +30280,6 @@
           <w:p>
             <w:proofErr w:type="spellStart"/>
             <w:r>
-              <w:lastRenderedPageBreak/>
               <w:t>task.dataDiScadenza</w:t>
             </w:r>
             <w:proofErr w:type="spellEnd"/>
@@ -31395,6 +31419,7 @@
               <w:rPr>
                 <w:lang w:val="en-GB"/>
               </w:rPr>
+              <w:lastRenderedPageBreak/>
               <w:t xml:space="preserve">result = </w:t>
             </w:r>
             <w:proofErr w:type="spellStart"/>
@@ -35802,6 +35827,7 @@
   <w:style w:type="character" w:default="1" w:styleId="Carpredefinitoparagrafo">
     <w:name w:val="Default Paragraph Font"/>
     <w:uiPriority w:val="1"/>
+    <w:semiHidden/>
     <w:unhideWhenUsed/>
   </w:style>
   <w:style w:type="table" w:default="1" w:styleId="Tabellanormale">

--- a/Workspace/ODD/ODD_EWMS.docx
+++ b/Workspace/ODD/ODD_EWMS.docx
@@ -3234,15 +3234,7 @@
     </w:p>
     <w:p>
       <w:r>
-        <w:t xml:space="preserve">Per quanto riguarda la manutenzione del sistema, se ne occuperà </w:t>
-      </w:r>
-      <w:proofErr w:type="gramStart"/>
-      <w:r>
-        <w:t>il team</w:t>
-      </w:r>
-      <w:proofErr w:type="gramEnd"/>
-      <w:r>
-        <w:t xml:space="preserve"> di sviluppo originale (vedi RAD, 3.3.4 </w:t>
+        <w:t xml:space="preserve">Per quanto riguarda la manutenzione del sistema, se ne occuperà il team di sviluppo originale (vedi RAD, 3.3.4 </w:t>
       </w:r>
       <w:proofErr w:type="spellStart"/>
       <w:r>
@@ -3574,15 +3566,13 @@
     </w:p>
     <w:p>
       <w:r>
-        <w:t xml:space="preserve">le eccezioni non sono previste come meccanismo di controllo del flusso della fruibilità del sistema ma solo come segnalazioni di condizioni anomale, che potranno essere risolte o comprese anche tramite consulenza </w:t>
+        <w:t xml:space="preserve">le eccezioni sono previste come meccanismo di controllo del flusso della fruibilità del sistema </w:t>
       </w:r>
-      <w:proofErr w:type="gramStart"/>
       <w:r>
-        <w:t>al team</w:t>
+        <w:t>e</w:t>
       </w:r>
-      <w:proofErr w:type="gramEnd"/>
       <w:r>
-        <w:t xml:space="preserve"> di sviluppo.</w:t>
+        <w:t xml:space="preserve"> come segnalazioni di condizioni anomale, che potranno essere risolte o comprese anche tramite consulenza al team di sviluppo.</w:t>
       </w:r>
     </w:p>
     <w:p>
@@ -3591,28 +3581,7 @@
       </w:r>
     </w:p>
     <w:p/>
-    <w:p>
-      <w:r>
-        <w:rPr>
-          <w:b/>
-          <w:bCs/>
-        </w:rPr>
-        <w:t>Documentazione delle interfacce</w:t>
-      </w:r>
-    </w:p>
-    <w:p>
-      <w:r>
-        <w:t xml:space="preserve">Ogni metodo include una breve documentazione che ne descrive il comportamento atteso, </w:t>
-      </w:r>
-      <w:proofErr w:type="spellStart"/>
-      <w:r>
-        <w:t>pre</w:t>
-      </w:r>
-      <w:proofErr w:type="spellEnd"/>
-      <w:r>
-        <w:t xml:space="preserve"> e post-condizioni e eventuali eccezioni che potrebbero essere sollevate.</w:t>
-      </w:r>
-    </w:p>
+    <w:p/>
     <w:p/>
     <w:p/>
     <w:p/>
@@ -4199,10 +4168,10 @@
           <w:noProof/>
         </w:rPr>
         <w:drawing>
-          <wp:inline distT="0" distB="0" distL="0" distR="0" wp14:anchorId="040C6DC4" wp14:editId="6BDBA04A">
-            <wp:extent cx="3451860" cy="2237317"/>
-            <wp:effectExtent l="0" t="0" r="0" b="0"/>
-            <wp:docPr id="2010155255" name="Elemento grafico 4"/>
+          <wp:inline distT="0" distB="0" distL="0" distR="0" wp14:anchorId="08A5D7A8" wp14:editId="59B25660">
+            <wp:extent cx="3838575" cy="2438400"/>
+            <wp:effectExtent l="0" t="0" r="9525" b="0"/>
+            <wp:docPr id="1637775011" name="Elemento grafico 1"/>
             <wp:cNvGraphicFramePr>
               <a:graphicFrameLocks xmlns:a="http://schemas.openxmlformats.org/drawingml/2006/main" noChangeAspect="1"/>
             </wp:cNvGraphicFramePr>
@@ -4210,7 +4179,7 @@
               <a:graphicData uri="http://schemas.openxmlformats.org/drawingml/2006/picture">
                 <pic:pic xmlns:pic="http://schemas.openxmlformats.org/drawingml/2006/picture">
                   <pic:nvPicPr>
-                    <pic:cNvPr id="2010155255" name="Elemento grafico 2010155255"/>
+                    <pic:cNvPr id="1637775011" name="Elemento grafico 1637775011"/>
                     <pic:cNvPicPr/>
                   </pic:nvPicPr>
                   <pic:blipFill>
@@ -4228,7 +4197,7 @@
                   <pic:spPr>
                     <a:xfrm>
                       <a:off x="0" y="0"/>
-                      <a:ext cx="3460694" cy="2243043"/>
+                      <a:ext cx="3838575" cy="2438400"/>
                     </a:xfrm>
                     <a:prstGeom prst="rect">
                       <a:avLst/>
@@ -4457,7 +4426,6 @@
         <w:t xml:space="preserve"> è indipendente e non ha dipendenze verso gli altri package del sistema.</w:t>
       </w:r>
     </w:p>
-    <w:p/>
     <w:p>
       <w:pPr>
         <w:pStyle w:val="Titolo1"/>
@@ -5452,7 +5420,6 @@
               <w:t xml:space="preserve"> </w:t>
             </w:r>
             <w:proofErr w:type="spellStart"/>
-            <w:proofErr w:type="gramStart"/>
             <w:r>
               <w:rPr>
                 <w:lang w:val="en-GB"/>
@@ -5467,7 +5434,6 @@
               <w:t>::</w:t>
             </w:r>
             <w:proofErr w:type="spellStart"/>
-            <w:proofErr w:type="gramEnd"/>
             <w:r>
               <w:rPr>
                 <w:lang w:val="en-GB"/>
@@ -5719,34 +5685,6 @@
       <w:proofErr w:type="spellEnd"/>
     </w:p>
     <w:p>
-      <w:pPr>
-        <w:pStyle w:val="Paragrafoelenco"/>
-        <w:numPr>
-          <w:ilvl w:val="0"/>
-          <w:numId w:val="11"/>
-        </w:numPr>
-      </w:pPr>
-      <w:proofErr w:type="spellStart"/>
-      <w:r>
-        <w:t>modifyRole</w:t>
-      </w:r>
-      <w:proofErr w:type="spellEnd"/>
-    </w:p>
-    <w:p>
-      <w:pPr>
-        <w:pStyle w:val="Paragrafoelenco"/>
-        <w:numPr>
-          <w:ilvl w:val="0"/>
-          <w:numId w:val="11"/>
-        </w:numPr>
-      </w:pPr>
-      <w:proofErr w:type="spellStart"/>
-      <w:r>
-        <w:t>modifySupervisor</w:t>
-      </w:r>
-      <w:proofErr w:type="spellEnd"/>
-    </w:p>
-    <w:p>
       <w:r>
         <w:t xml:space="preserve">Vale anche la seguente precondizione: </w:t>
       </w:r>
@@ -5761,14 +5699,9 @@
     <w:p>
       <w:proofErr w:type="spellStart"/>
       <w:r>
-        <w:t>utente.</w:t>
-      </w:r>
-      <w:proofErr w:type="gramStart"/>
-      <w:r>
-        <w:t>email</w:t>
+        <w:t>utente.email</w:t>
       </w:r>
       <w:proofErr w:type="spellEnd"/>
-      <w:proofErr w:type="gramEnd"/>
       <w:r>
         <w:t xml:space="preserve"> &lt;&gt; </w:t>
       </w:r>
@@ -5784,13 +5717,8 @@
         <w:br/>
       </w:r>
       <w:r>
-        <w:t>utente.</w:t>
+        <w:t>utente.email</w:t>
       </w:r>
-      <w:proofErr w:type="gramStart"/>
-      <w:r>
-        <w:t>email</w:t>
-      </w:r>
-      <w:proofErr w:type="gramEnd"/>
       <w:r>
         <w:t xml:space="preserve">.matches(^[a-zA-Z0-9]{1,50}\.[a-zA-Z0-9]{1,50}@azienda\.it$) </w:t>
       </w:r>
@@ -5946,6 +5874,7 @@
     <w:p/>
     <w:p/>
     <w:p/>
+    <w:p/>
     <w:p>
       <w:pPr>
         <w:pStyle w:val="Titolo4"/>
@@ -12627,7 +12556,6 @@
               </w:rPr>
               <w:t xml:space="preserve">= </w:t>
             </w:r>
-            <w:proofErr w:type="gramStart"/>
             <w:r>
               <w:rPr>
                 <w:lang w:val="en-GB"/>
@@ -12648,7 +12576,6 @@
               </w:rPr>
               <w:t>::</w:t>
             </w:r>
-            <w:proofErr w:type="gramEnd"/>
             <w:r>
               <w:rPr>
                 <w:lang w:val="en-GB"/>
@@ -12667,7 +12594,6 @@
               </w:rPr>
               <w:t xml:space="preserve">or </w:t>
             </w:r>
-            <w:proofErr w:type="gramStart"/>
             <w:r>
               <w:rPr>
                 <w:lang w:val="en-GB"/>
@@ -12686,14 +12612,7 @@
               <w:rPr>
                 <w:lang w:val="en-GB"/>
               </w:rPr>
-              <w:t>::</w:t>
-            </w:r>
-            <w:proofErr w:type="gramEnd"/>
-            <w:r>
-              <w:rPr>
-                <w:lang w:val="en-GB"/>
-              </w:rPr>
-              <w:t>IN_</w:t>
+              <w:t>::IN_</w:t>
             </w:r>
             <w:r>
               <w:rPr>
@@ -12926,14 +12845,7 @@
               <w:rPr>
                 <w:lang w:val="en-GB"/>
               </w:rPr>
-              <w:t xml:space="preserve"> = </w:t>
-            </w:r>
-            <w:proofErr w:type="gramStart"/>
-            <w:r>
-              <w:rPr>
-                <w:lang w:val="en-GB"/>
-              </w:rPr>
-              <w:t>Tipi::</w:t>
+              <w:t xml:space="preserve"> = Tipi::</w:t>
             </w:r>
             <w:proofErr w:type="spellStart"/>
             <w:r>
@@ -12947,14 +12859,7 @@
               <w:rPr>
                 <w:lang w:val="en-GB"/>
               </w:rPr>
-              <w:t>::</w:t>
-            </w:r>
-            <w:proofErr w:type="gramEnd"/>
-            <w:r>
-              <w:rPr>
-                <w:lang w:val="en-GB"/>
-              </w:rPr>
-              <w:t>IN_SOSPENSIONE and result = true</w:t>
+              <w:t>::IN_SOSPENSIONE and result = true</w:t>
             </w:r>
           </w:p>
           <w:p>
@@ -14361,15 +14266,7 @@
             </w:r>
             <w:proofErr w:type="spellEnd"/>
             <w:r>
-              <w:t>=</w:t>
-            </w:r>
-            <w:proofErr w:type="gramStart"/>
-            <w:r>
-              <w:t>Tipi::ruolo::</w:t>
-            </w:r>
-            <w:proofErr w:type="gramEnd"/>
-            <w:r>
-              <w:t xml:space="preserve">SUPERVISORE </w:t>
+              <w:t xml:space="preserve">=Tipi::ruolo::SUPERVISORE </w:t>
             </w:r>
             <w:r>
               <w:t xml:space="preserve">and </w:t>
@@ -14778,7 +14675,6 @@
               <w:t xml:space="preserve"> </w:t>
             </w:r>
             <w:proofErr w:type="spellStart"/>
-            <w:proofErr w:type="gramStart"/>
             <w:r>
               <w:t>taskSupervisoreService</w:t>
             </w:r>
@@ -14786,7 +14682,6 @@
             <w:r>
               <w:t>::</w:t>
             </w:r>
-            <w:proofErr w:type="gramEnd"/>
             <w:r>
               <w:t xml:space="preserve"> </w:t>
             </w:r>
@@ -15073,12 +14968,10 @@
               <w:t xml:space="preserve"> &gt; </w:t>
             </w:r>
             <w:proofErr w:type="spellStart"/>
-            <w:proofErr w:type="gramStart"/>
             <w:r>
               <w:t>dataCreazione</w:t>
             </w:r>
             <w:proofErr w:type="spellEnd"/>
-            <w:proofErr w:type="gramEnd"/>
             <w:r>
               <w:t xml:space="preserve"> and </w:t>
             </w:r>
@@ -15492,7 +15385,6 @@
               <w:t xml:space="preserve"> </w:t>
             </w:r>
             <w:proofErr w:type="spellStart"/>
-            <w:proofErr w:type="gramStart"/>
             <w:r>
               <w:t>TaskSupervisoreService</w:t>
             </w:r>
@@ -15501,7 +15393,6 @@
               <w:t>::</w:t>
             </w:r>
             <w:proofErr w:type="spellStart"/>
-            <w:proofErr w:type="gramEnd"/>
             <w:r>
               <w:t>getAllDipendenteInfo</w:t>
             </w:r>
@@ -15592,7 +15483,6 @@
               <w:t xml:space="preserve"> </w:t>
             </w:r>
             <w:proofErr w:type="spellStart"/>
-            <w:proofErr w:type="gramStart"/>
             <w:r>
               <w:t>TaskSupervisoreService</w:t>
             </w:r>
@@ -15601,7 +15491,6 @@
               <w:t>::</w:t>
             </w:r>
             <w:proofErr w:type="spellStart"/>
-            <w:proofErr w:type="gramEnd"/>
             <w:r>
               <w:t>getAllDipendenteInfo</w:t>
             </w:r>
@@ -16389,7 +16278,6 @@
               <w:t xml:space="preserve">context </w:t>
             </w:r>
             <w:proofErr w:type="spellStart"/>
-            <w:proofErr w:type="gramStart"/>
             <w:r>
               <w:rPr>
                 <w:lang w:val="en-GB"/>
@@ -16404,7 +16292,6 @@
               <w:t>::</w:t>
             </w:r>
             <w:proofErr w:type="spellStart"/>
-            <w:proofErr w:type="gramEnd"/>
             <w:r>
               <w:rPr>
                 <w:lang w:val="en-GB"/>
@@ -16586,7 +16473,6 @@
               <w:t xml:space="preserve">context </w:t>
             </w:r>
             <w:proofErr w:type="spellStart"/>
-            <w:proofErr w:type="gramStart"/>
             <w:r>
               <w:rPr>
                 <w:lang w:val="en-GB"/>
@@ -16601,7 +16487,6 @@
               <w:t>::</w:t>
             </w:r>
             <w:proofErr w:type="spellStart"/>
-            <w:proofErr w:type="gramEnd"/>
             <w:r>
               <w:rPr>
                 <w:lang w:val="en-GB"/>
@@ -17705,7 +17590,6 @@
                 <w:lang w:val="en-GB"/>
               </w:rPr>
             </w:pPr>
-            <w:proofErr w:type="gramStart"/>
             <w:r>
               <w:rPr>
                 <w:lang w:val="en-GB"/>
@@ -17724,14 +17608,7 @@
               <w:rPr>
                 <w:lang w:val="en-GB"/>
               </w:rPr>
-              <w:t>::</w:t>
-            </w:r>
-            <w:proofErr w:type="gramEnd"/>
-            <w:r>
-              <w:rPr>
-                <w:lang w:val="en-GB"/>
-              </w:rPr>
-              <w:t xml:space="preserve">COMPLETATO </w:t>
+              <w:t xml:space="preserve">::COMPLETATO </w:t>
             </w:r>
           </w:p>
           <w:p>
@@ -17924,14 +17801,7 @@
               <w:rPr>
                 <w:lang w:val="en-GB"/>
               </w:rPr>
-              <w:t xml:space="preserve"> = </w:t>
-            </w:r>
-            <w:proofErr w:type="gramStart"/>
-            <w:r>
-              <w:rPr>
-                <w:lang w:val="en-GB"/>
-              </w:rPr>
-              <w:t>Tipi::</w:t>
+              <w:t xml:space="preserve"> = Tipi::</w:t>
             </w:r>
             <w:proofErr w:type="spellStart"/>
             <w:r>
@@ -17945,14 +17815,7 @@
               <w:rPr>
                 <w:lang w:val="en-GB"/>
               </w:rPr>
-              <w:t>::</w:t>
-            </w:r>
-            <w:proofErr w:type="gramEnd"/>
-            <w:r>
-              <w:rPr>
-                <w:lang w:val="en-GB"/>
-              </w:rPr>
-              <w:t>IN_</w:t>
+              <w:t>::IN_</w:t>
             </w:r>
             <w:r>
               <w:rPr>
@@ -18259,7 +18122,6 @@
                 <w:lang w:val="en-GB"/>
               </w:rPr>
             </w:pPr>
-            <w:proofErr w:type="gramStart"/>
             <w:r>
               <w:rPr>
                 <w:lang w:val="en-GB"/>
@@ -18278,14 +18140,7 @@
               <w:rPr>
                 <w:lang w:val="en-GB"/>
               </w:rPr>
-              <w:t>::</w:t>
-            </w:r>
-            <w:proofErr w:type="gramEnd"/>
-            <w:r>
-              <w:rPr>
-                <w:lang w:val="en-GB"/>
-              </w:rPr>
-              <w:t>IN_ESECUZIONE</w:t>
+              <w:t>::IN_ESECUZIONE</w:t>
             </w:r>
           </w:p>
           <w:p>
@@ -18489,14 +18344,7 @@
               <w:rPr>
                 <w:lang w:val="en-GB"/>
               </w:rPr>
-              <w:t xml:space="preserve"> = </w:t>
-            </w:r>
-            <w:proofErr w:type="gramStart"/>
-            <w:r>
-              <w:rPr>
-                <w:lang w:val="en-GB"/>
-              </w:rPr>
-              <w:t>Tipi::</w:t>
+              <w:t xml:space="preserve"> = Tipi::</w:t>
             </w:r>
             <w:proofErr w:type="spellStart"/>
             <w:r>
@@ -18512,7 +18360,6 @@
               </w:rPr>
               <w:t>::</w:t>
             </w:r>
-            <w:proofErr w:type="gramEnd"/>
             <w:r>
               <w:rPr>
                 <w:lang w:val="en-GB"/>
@@ -21895,13 +21742,8 @@
               <w:t>(</w:t>
             </w:r>
             <w:proofErr w:type="spellStart"/>
-            <w:proofErr w:type="gramStart"/>
-            <w:r>
-              <w:t>email</w:t>
-            </w:r>
-            <w:proofErr w:type="gramEnd"/>
-            <w:r>
-              <w:t>:String</w:t>
+            <w:r>
+              <w:t>email:String</w:t>
             </w:r>
             <w:proofErr w:type="spellEnd"/>
             <w:r>
@@ -22137,7 +21979,6 @@
               <w:t xml:space="preserve"> </w:t>
             </w:r>
             <w:proofErr w:type="spellStart"/>
-            <w:proofErr w:type="gramStart"/>
             <w:r>
               <w:t>UtenteDAO</w:t>
             </w:r>
@@ -22146,7 +21987,6 @@
               <w:t>::</w:t>
             </w:r>
             <w:proofErr w:type="spellStart"/>
-            <w:proofErr w:type="gramEnd"/>
             <w:r>
               <w:t>create</w:t>
             </w:r>
@@ -22198,15 +22038,7 @@
             </w:r>
             <w:proofErr w:type="spellEnd"/>
             <w:r>
-              <w:t xml:space="preserve"> = </w:t>
-            </w:r>
-            <w:proofErr w:type="gramStart"/>
-            <w:r>
-              <w:t>Tipi::ruolo::</w:t>
-            </w:r>
-            <w:proofErr w:type="gramEnd"/>
-            <w:r>
-              <w:t>G</w:t>
+              <w:t xml:space="preserve"> = Tipi::ruolo::G</w:t>
             </w:r>
             <w:r>
               <w:t xml:space="preserve">ESTORE and </w:t>
@@ -22267,7 +22099,6 @@
               <w:t xml:space="preserve"> </w:t>
             </w:r>
             <w:proofErr w:type="spellStart"/>
-            <w:proofErr w:type="gramStart"/>
             <w:r>
               <w:t>UtenteDAO</w:t>
             </w:r>
@@ -22276,7 +22107,6 @@
               <w:t>::</w:t>
             </w:r>
             <w:proofErr w:type="spellStart"/>
-            <w:proofErr w:type="gramEnd"/>
             <w:r>
               <w:t>create</w:t>
             </w:r>
@@ -22514,59 +22344,54 @@
               <w:t xml:space="preserve"> </w:t>
             </w:r>
             <w:proofErr w:type="spellStart"/>
-            <w:proofErr w:type="gramStart"/>
             <w:r>
               <w:t>UtenteDAO</w:t>
             </w:r>
             <w:proofErr w:type="spellEnd"/>
             <w:r>
-              <w:t>::</w:t>
-            </w:r>
-            <w:proofErr w:type="gramEnd"/>
+              <w:t xml:space="preserve">:: </w:t>
+            </w:r>
+            <w:proofErr w:type="spellStart"/>
+            <w:r>
+              <w:t>createDipendente</w:t>
+            </w:r>
+            <w:proofErr w:type="spellEnd"/>
+            <w:r>
+              <w:t>(</w:t>
+            </w:r>
+            <w:proofErr w:type="spellStart"/>
+            <w:r>
+              <w:t>dipendente:Dipendente</w:t>
+            </w:r>
+            <w:proofErr w:type="spellEnd"/>
+            <w:r>
+              <w:t xml:space="preserve">, </w:t>
+            </w:r>
+            <w:proofErr w:type="spellStart"/>
+            <w:r>
+              <w:t>password:String</w:t>
+            </w:r>
+            <w:proofErr w:type="spellEnd"/>
+            <w:r>
+              <w:t>)</w:t>
+            </w:r>
+          </w:p>
+          <w:p/>
+          <w:p>
+            <w:r>
+              <w:t xml:space="preserve">dipendente &lt;&gt; </w:t>
+            </w:r>
+            <w:proofErr w:type="spellStart"/>
+            <w:r>
+              <w:t>null</w:t>
+            </w:r>
+            <w:proofErr w:type="spellEnd"/>
+            <w:r>
+              <w:t xml:space="preserve"> and</w:t>
+            </w:r>
             <w:r>
               <w:t xml:space="preserve"> </w:t>
             </w:r>
-            <w:proofErr w:type="spellStart"/>
-            <w:r>
-              <w:t>createDipendente</w:t>
-            </w:r>
-            <w:proofErr w:type="spellEnd"/>
-            <w:r>
-              <w:t>(</w:t>
-            </w:r>
-            <w:proofErr w:type="spellStart"/>
-            <w:r>
-              <w:t>dipendente:Dipendente</w:t>
-            </w:r>
-            <w:proofErr w:type="spellEnd"/>
-            <w:r>
-              <w:t xml:space="preserve">, </w:t>
-            </w:r>
-            <w:proofErr w:type="spellStart"/>
-            <w:r>
-              <w:t>password:String</w:t>
-            </w:r>
-            <w:proofErr w:type="spellEnd"/>
-            <w:r>
-              <w:t>)</w:t>
-            </w:r>
-          </w:p>
-          <w:p/>
-          <w:p>
-            <w:r>
-              <w:t xml:space="preserve">dipendente &lt;&gt; </w:t>
-            </w:r>
-            <w:proofErr w:type="spellStart"/>
-            <w:r>
-              <w:t>null</w:t>
-            </w:r>
-            <w:proofErr w:type="spellEnd"/>
-            <w:r>
-              <w:t xml:space="preserve"> and</w:t>
-            </w:r>
-            <w:r>
-              <w:t xml:space="preserve"> </w:t>
-            </w:r>
           </w:p>
           <w:p>
             <w:proofErr w:type="spellStart"/>
@@ -22575,15 +22400,7 @@
             </w:r>
             <w:proofErr w:type="spellEnd"/>
             <w:r>
-              <w:t xml:space="preserve"> =</w:t>
-            </w:r>
-            <w:proofErr w:type="gramStart"/>
-            <w:r>
-              <w:t>Tipi::ruolo::</w:t>
-            </w:r>
-            <w:proofErr w:type="gramEnd"/>
-            <w:r>
-              <w:t>DIPENDENTE</w:t>
+              <w:t xml:space="preserve"> =Tipi::ruolo::DIPENDENTE</w:t>
             </w:r>
             <w:r>
               <w:t xml:space="preserve"> </w:t>
@@ -22730,17 +22547,12 @@
               <w:t xml:space="preserve"> </w:t>
             </w:r>
             <w:proofErr w:type="spellStart"/>
-            <w:proofErr w:type="gramStart"/>
             <w:r>
               <w:t>UtenteDAO</w:t>
             </w:r>
             <w:proofErr w:type="spellEnd"/>
             <w:r>
-              <w:t>::</w:t>
-            </w:r>
-            <w:proofErr w:type="gramEnd"/>
-            <w:r>
-              <w:t xml:space="preserve"> </w:t>
+              <w:t xml:space="preserve">:: </w:t>
             </w:r>
             <w:proofErr w:type="spellStart"/>
             <w:r>
@@ -22989,7 +22801,6 @@
               <w:t xml:space="preserve">Context </w:t>
             </w:r>
             <w:proofErr w:type="spellStart"/>
-            <w:proofErr w:type="gramStart"/>
             <w:r>
               <w:rPr>
                 <w:lang w:val="en-GB"/>
@@ -23001,14 +22812,7 @@
               <w:rPr>
                 <w:lang w:val="en-GB"/>
               </w:rPr>
-              <w:t>::</w:t>
-            </w:r>
-            <w:proofErr w:type="gramEnd"/>
-            <w:r>
-              <w:rPr>
-                <w:lang w:val="en-GB"/>
-              </w:rPr>
-              <w:t xml:space="preserve"> ::</w:t>
+              <w:t>:: ::</w:t>
             </w:r>
             <w:proofErr w:type="spellStart"/>
             <w:r>
@@ -23078,18 +22882,10 @@
             </w:r>
             <w:proofErr w:type="spellEnd"/>
             <w:r>
-              <w:t xml:space="preserve"> = </w:t>
-            </w:r>
-            <w:proofErr w:type="gramStart"/>
-            <w:r>
-              <w:t>Tipi::ruo</w:t>
-            </w:r>
-            <w:r>
-              <w:t>lo::</w:t>
-            </w:r>
-            <w:proofErr w:type="gramEnd"/>
-            <w:r>
-              <w:t xml:space="preserve">SUPERVISORE </w:t>
+              <w:t xml:space="preserve"> = Tipi::ruo</w:t>
+            </w:r>
+            <w:r>
+              <w:t xml:space="preserve">lo::SUPERVISORE </w:t>
             </w:r>
           </w:p>
           <w:p>
@@ -23145,7 +22941,6 @@
               <w:t xml:space="preserve">Context </w:t>
             </w:r>
             <w:proofErr w:type="spellStart"/>
-            <w:proofErr w:type="gramStart"/>
             <w:r>
               <w:rPr>
                 <w:lang w:val="en-GB"/>
@@ -23157,14 +22952,7 @@
               <w:rPr>
                 <w:lang w:val="en-GB"/>
               </w:rPr>
-              <w:t>::</w:t>
-            </w:r>
-            <w:proofErr w:type="gramEnd"/>
-            <w:r>
-              <w:rPr>
-                <w:lang w:val="en-GB"/>
-              </w:rPr>
-              <w:t xml:space="preserve"> ::</w:t>
+              <w:t>:: ::</w:t>
             </w:r>
             <w:proofErr w:type="spellStart"/>
             <w:r>
@@ -23484,7 +23272,6 @@
               <w:t xml:space="preserve">Context </w:t>
             </w:r>
             <w:proofErr w:type="spellStart"/>
-            <w:proofErr w:type="gramStart"/>
             <w:r>
               <w:rPr>
                 <w:lang w:val="en-GB"/>
@@ -23496,14 +23283,7 @@
               <w:rPr>
                 <w:lang w:val="en-GB"/>
               </w:rPr>
-              <w:t>::</w:t>
-            </w:r>
-            <w:proofErr w:type="gramEnd"/>
-            <w:r>
-              <w:rPr>
-                <w:lang w:val="en-GB"/>
-              </w:rPr>
-              <w:t xml:space="preserve"> </w:t>
+              <w:t xml:space="preserve">:: </w:t>
             </w:r>
             <w:proofErr w:type="spellStart"/>
             <w:r>
@@ -23874,15 +23654,7 @@
             </w:r>
             <w:proofErr w:type="spellEnd"/>
             <w:r>
-              <w:t xml:space="preserve"> dovuto al campo </w:t>
-            </w:r>
-            <w:proofErr w:type="gramStart"/>
-            <w:r>
-              <w:t>email</w:t>
-            </w:r>
-            <w:proofErr w:type="gramEnd"/>
-            <w:r>
-              <w:t xml:space="preserve"> del </w:t>
+              <w:t xml:space="preserve"> dovuto al campo email del </w:t>
             </w:r>
             <w:proofErr w:type="spellStart"/>
             <w:r>
@@ -23944,7 +23716,6 @@
               <w:t xml:space="preserve">Context </w:t>
             </w:r>
             <w:proofErr w:type="spellStart"/>
-            <w:proofErr w:type="gramStart"/>
             <w:r>
               <w:rPr>
                 <w:lang w:val="en-GB"/>
@@ -23956,14 +23727,7 @@
               <w:rPr>
                 <w:lang w:val="en-GB"/>
               </w:rPr>
-              <w:t>::</w:t>
-            </w:r>
-            <w:proofErr w:type="gramEnd"/>
-            <w:r>
-              <w:rPr>
-                <w:lang w:val="en-GB"/>
-              </w:rPr>
-              <w:t xml:space="preserve"> </w:t>
+              <w:t xml:space="preserve">:: </w:t>
             </w:r>
             <w:proofErr w:type="spellStart"/>
             <w:r>
@@ -24301,7 +24065,6 @@
               <w:t xml:space="preserve"> </w:t>
             </w:r>
             <w:proofErr w:type="spellStart"/>
-            <w:proofErr w:type="gramStart"/>
             <w:r>
               <w:t>UtenteDAO</w:t>
             </w:r>
@@ -24310,7 +24073,6 @@
               <w:t>::</w:t>
             </w:r>
             <w:proofErr w:type="spellStart"/>
-            <w:proofErr w:type="gramEnd"/>
             <w:r>
               <w:t>findByMatricola</w:t>
             </w:r>
@@ -24398,7 +24160,6 @@
               <w:t xml:space="preserve"> </w:t>
             </w:r>
             <w:proofErr w:type="spellStart"/>
-            <w:proofErr w:type="gramStart"/>
             <w:r>
               <w:t>UtenteDAO</w:t>
             </w:r>
@@ -24407,7 +24168,6 @@
               <w:t>::</w:t>
             </w:r>
             <w:proofErr w:type="spellStart"/>
-            <w:proofErr w:type="gramEnd"/>
             <w:r>
               <w:t>findByMatricola</w:t>
             </w:r>
@@ -24651,13 +24411,8 @@
               <w:t>(</w:t>
             </w:r>
             <w:proofErr w:type="spellStart"/>
-            <w:proofErr w:type="gramStart"/>
-            <w:r>
-              <w:t>email</w:t>
-            </w:r>
-            <w:proofErr w:type="gramEnd"/>
-            <w:r>
-              <w:t>:String</w:t>
+            <w:r>
+              <w:t>email:String</w:t>
             </w:r>
             <w:proofErr w:type="spellEnd"/>
             <w:r>
@@ -24700,15 +24455,7 @@
               <w:t>Recupera dal database un U</w:t>
             </w:r>
             <w:r>
-              <w:t xml:space="preserve">tente con </w:t>
-            </w:r>
-            <w:proofErr w:type="gramStart"/>
-            <w:r>
-              <w:t>email</w:t>
-            </w:r>
-            <w:proofErr w:type="gramEnd"/>
-            <w:r>
-              <w:t xml:space="preserve"> corrispondente al parametro passato</w:t>
+              <w:t>tente con email corrispondente al parametro passato</w:t>
             </w:r>
           </w:p>
         </w:tc>
@@ -24755,7 +24502,6 @@
               <w:t xml:space="preserve">Context </w:t>
             </w:r>
             <w:proofErr w:type="spellStart"/>
-            <w:proofErr w:type="gramStart"/>
             <w:r>
               <w:rPr>
                 <w:lang w:val="en-GB"/>
@@ -24770,7 +24516,6 @@
               <w:t>::</w:t>
             </w:r>
             <w:proofErr w:type="spellStart"/>
-            <w:proofErr w:type="gramEnd"/>
             <w:r>
               <w:rPr>
                 <w:lang w:val="en-GB"/>
@@ -24844,7 +24589,6 @@
               <w:t xml:space="preserve">Context </w:t>
             </w:r>
             <w:proofErr w:type="spellStart"/>
-            <w:proofErr w:type="gramStart"/>
             <w:r>
               <w:rPr>
                 <w:lang w:val="en-GB"/>
@@ -24859,7 +24603,6 @@
               <w:t>::</w:t>
             </w:r>
             <w:proofErr w:type="spellStart"/>
-            <w:proofErr w:type="gramEnd"/>
             <w:r>
               <w:rPr>
                 <w:lang w:val="en-GB"/>
@@ -25214,7 +24957,6 @@
               <w:t xml:space="preserve"> </w:t>
             </w:r>
             <w:proofErr w:type="spellStart"/>
-            <w:proofErr w:type="gramStart"/>
             <w:r>
               <w:t>UtenteDAO</w:t>
             </w:r>
@@ -25223,7 +24965,6 @@
               <w:t>::</w:t>
             </w:r>
             <w:proofErr w:type="spellStart"/>
-            <w:proofErr w:type="gramEnd"/>
             <w:r>
               <w:t>getAllDipendentiInfo</w:t>
             </w:r>
@@ -25295,7 +25036,6 @@
               <w:t xml:space="preserve"> </w:t>
             </w:r>
             <w:proofErr w:type="spellStart"/>
-            <w:proofErr w:type="gramStart"/>
             <w:r>
               <w:t>UtenteDAO</w:t>
             </w:r>
@@ -25304,7 +25044,6 @@
               <w:t>::</w:t>
             </w:r>
             <w:proofErr w:type="spellStart"/>
-            <w:proofErr w:type="gramEnd"/>
             <w:r>
               <w:t>getAllDipendentiInfo</w:t>
             </w:r>
@@ -25551,7 +25290,6 @@
               <w:t xml:space="preserve"> </w:t>
             </w:r>
             <w:proofErr w:type="spellStart"/>
-            <w:proofErr w:type="gramStart"/>
             <w:r>
               <w:t>UtenteDAO</w:t>
             </w:r>
@@ -25560,7 +25298,6 @@
               <w:t>::</w:t>
             </w:r>
             <w:proofErr w:type="spellStart"/>
-            <w:proofErr w:type="gramEnd"/>
             <w:r>
               <w:t>getSupervisoreInfo</w:t>
             </w:r>
@@ -25628,7 +25365,6 @@
               <w:t xml:space="preserve"> </w:t>
             </w:r>
             <w:proofErr w:type="spellStart"/>
-            <w:proofErr w:type="gramStart"/>
             <w:r>
               <w:t>UtenteDAO</w:t>
             </w:r>
@@ -25637,7 +25373,6 @@
               <w:t>::</w:t>
             </w:r>
             <w:proofErr w:type="spellStart"/>
-            <w:proofErr w:type="gramEnd"/>
             <w:r>
               <w:t>getSupervisoreInfo</w:t>
             </w:r>
@@ -25984,7 +25719,6 @@
               <w:t xml:space="preserve">  </w:t>
             </w:r>
             <w:proofErr w:type="spellStart"/>
-            <w:proofErr w:type="gramStart"/>
             <w:r>
               <w:t>UtenteDAO</w:t>
             </w:r>
@@ -25993,7 +25727,6 @@
               <w:t>::</w:t>
             </w:r>
             <w:proofErr w:type="spellStart"/>
-            <w:proofErr w:type="gramEnd"/>
             <w:r>
               <w:t>getAllSupervisori</w:t>
             </w:r>
@@ -26034,15 +25767,7 @@
             </w:r>
             <w:proofErr w:type="spellEnd"/>
             <w:r>
-              <w:t xml:space="preserve"> = </w:t>
-            </w:r>
-            <w:proofErr w:type="gramStart"/>
-            <w:r>
-              <w:t>Tipi::Ruolo::</w:t>
-            </w:r>
-            <w:proofErr w:type="gramEnd"/>
-            <w:r>
-              <w:t>SUPEVISORE)</w:t>
+              <w:t xml:space="preserve"> = Tipi::Ruolo::SUPEVISORE)</w:t>
             </w:r>
           </w:p>
         </w:tc>
@@ -26220,7 +25945,6 @@
               <w:t xml:space="preserve">Context  </w:t>
             </w:r>
             <w:proofErr w:type="spellStart"/>
-            <w:proofErr w:type="gramStart"/>
             <w:r>
               <w:rPr>
                 <w:lang w:val="en-GB"/>
@@ -26235,7 +25959,6 @@
               <w:t>::</w:t>
             </w:r>
             <w:proofErr w:type="spellStart"/>
-            <w:proofErr w:type="gramEnd"/>
             <w:r>
               <w:rPr>
                 <w:lang w:val="en-GB"/>
@@ -26462,7 +26185,6 @@
               <w:t xml:space="preserve"> </w:t>
             </w:r>
             <w:proofErr w:type="spellStart"/>
-            <w:proofErr w:type="gramStart"/>
             <w:r>
               <w:t>UtenteDAO</w:t>
             </w:r>
@@ -26471,7 +26193,6 @@
               <w:t>::</w:t>
             </w:r>
             <w:proofErr w:type="spellStart"/>
-            <w:proofErr w:type="gramEnd"/>
             <w:r>
               <w:t>updateRuolo</w:t>
             </w:r>
@@ -26493,15 +26214,7 @@
             </w:r>
             <w:proofErr w:type="spellEnd"/>
             <w:r>
-              <w:t xml:space="preserve">: </w:t>
-            </w:r>
-            <w:proofErr w:type="gramStart"/>
-            <w:r>
-              <w:t>Tipi::</w:t>
-            </w:r>
-            <w:proofErr w:type="gramEnd"/>
-            <w:r>
-              <w:t xml:space="preserve">ruolo, </w:t>
+              <w:t xml:space="preserve">: Tipi::ruolo, </w:t>
             </w:r>
             <w:proofErr w:type="spellStart"/>
             <w:r>
@@ -26526,7 +26239,6 @@
           </w:p>
           <w:p>
             <w:proofErr w:type="spellStart"/>
-            <w:proofErr w:type="gramStart"/>
             <w:r>
               <w:t>UtenteDAO</w:t>
             </w:r>
@@ -26535,7 +26247,6 @@
               <w:t>::</w:t>
             </w:r>
             <w:proofErr w:type="spellStart"/>
-            <w:proofErr w:type="gramEnd"/>
             <w:r>
               <w:t>getByMatricola</w:t>
             </w:r>
@@ -26572,15 +26283,7 @@
             </w:r>
             <w:proofErr w:type="spellEnd"/>
             <w:r>
-              <w:t xml:space="preserve"> = </w:t>
-            </w:r>
-            <w:proofErr w:type="gramStart"/>
-            <w:r>
-              <w:t>Tipi::ruolo::</w:t>
-            </w:r>
-            <w:proofErr w:type="gramEnd"/>
-            <w:r>
-              <w:t xml:space="preserve">DIPENDENTE) </w:t>
+              <w:t xml:space="preserve"> = Tipi::ruolo::DIPENDENTE) </w:t>
             </w:r>
             <w:proofErr w:type="spellStart"/>
             <w:r>
@@ -26684,7 +26387,6 @@
               <w:t xml:space="preserve"> </w:t>
             </w:r>
             <w:proofErr w:type="spellStart"/>
-            <w:proofErr w:type="gramStart"/>
             <w:r>
               <w:t>UtenteDAO</w:t>
             </w:r>
@@ -26693,7 +26395,6 @@
               <w:t>::</w:t>
             </w:r>
             <w:proofErr w:type="spellStart"/>
-            <w:proofErr w:type="gramEnd"/>
             <w:r>
               <w:t>updateRuolo</w:t>
             </w:r>
@@ -26715,15 +26416,7 @@
             </w:r>
             <w:proofErr w:type="spellEnd"/>
             <w:r>
-              <w:t xml:space="preserve">: </w:t>
-            </w:r>
-            <w:proofErr w:type="gramStart"/>
-            <w:r>
-              <w:t>Tipi::</w:t>
-            </w:r>
-            <w:proofErr w:type="gramEnd"/>
-            <w:r>
-              <w:t xml:space="preserve">ruolo, </w:t>
+              <w:t xml:space="preserve">: Tipi::ruolo, </w:t>
             </w:r>
             <w:proofErr w:type="spellStart"/>
             <w:r>
@@ -26923,15 +26616,7 @@
           </w:tcPr>
           <w:p>
             <w:r>
-              <w:t xml:space="preserve">Metodo di supporto per mantenere la logica tra </w:t>
-            </w:r>
-            <w:proofErr w:type="gramStart"/>
-            <w:r>
-              <w:t>le tabella</w:t>
-            </w:r>
-            <w:proofErr w:type="gramEnd"/>
-            <w:r>
-              <w:t xml:space="preserve"> dopo aver effettuato un cambio di ruolo, cancella dal </w:t>
+              <w:t xml:space="preserve">Metodo di supporto per mantenere la logica tra le tabella dopo aver effettuato un cambio di ruolo, cancella dal </w:t>
             </w:r>
             <w:proofErr w:type="spellStart"/>
             <w:r>
@@ -27020,7 +26705,6 @@
               <w:t xml:space="preserve">Context </w:t>
             </w:r>
             <w:proofErr w:type="spellStart"/>
-            <w:proofErr w:type="gramStart"/>
             <w:r>
               <w:rPr>
                 <w:lang w:val="en-GB"/>
@@ -27035,7 +26719,6 @@
               <w:t>::</w:t>
             </w:r>
             <w:proofErr w:type="spellStart"/>
-            <w:proofErr w:type="gramEnd"/>
             <w:r>
               <w:rPr>
                 <w:lang w:val="en-GB"/>
@@ -27472,7 +27155,6 @@
               <w:t xml:space="preserve">Context </w:t>
             </w:r>
             <w:proofErr w:type="spellStart"/>
-            <w:proofErr w:type="gramStart"/>
             <w:r>
               <w:rPr>
                 <w:lang w:val="en-GB"/>
@@ -27484,14 +27166,7 @@
               <w:rPr>
                 <w:lang w:val="en-GB"/>
               </w:rPr>
-              <w:t>::</w:t>
-            </w:r>
-            <w:proofErr w:type="gramEnd"/>
-            <w:r>
-              <w:rPr>
-                <w:lang w:val="en-GB"/>
-              </w:rPr>
-              <w:t xml:space="preserve"> </w:t>
+              <w:t xml:space="preserve">:: </w:t>
             </w:r>
             <w:proofErr w:type="spellStart"/>
             <w:r>
@@ -27835,17 +27510,12 @@
               <w:t xml:space="preserve"> </w:t>
             </w:r>
             <w:proofErr w:type="spellStart"/>
-            <w:proofErr w:type="gramStart"/>
             <w:r>
               <w:t>UtenteDAO</w:t>
             </w:r>
             <w:proofErr w:type="spellEnd"/>
             <w:r>
-              <w:t>::</w:t>
-            </w:r>
-            <w:proofErr w:type="gramEnd"/>
-            <w:r>
-              <w:t xml:space="preserve"> </w:t>
+              <w:t xml:space="preserve">:: </w:t>
             </w:r>
             <w:proofErr w:type="spellStart"/>
             <w:r>
@@ -28080,7 +27750,6 @@
               <w:t xml:space="preserve"> </w:t>
             </w:r>
             <w:proofErr w:type="spellStart"/>
-            <w:proofErr w:type="gramStart"/>
             <w:r>
               <w:t>Utente</w:t>
             </w:r>
@@ -28092,7 +27761,6 @@
               <w:t>::</w:t>
             </w:r>
             <w:proofErr w:type="spellStart"/>
-            <w:proofErr w:type="gramEnd"/>
             <w:r>
               <w:t>updateSupervisore</w:t>
             </w:r>
@@ -28275,7 +27943,6 @@
               <w:t xml:space="preserve"> </w:t>
             </w:r>
             <w:proofErr w:type="spellStart"/>
-            <w:proofErr w:type="gramStart"/>
             <w:r>
               <w:t>UtenteDAO</w:t>
             </w:r>
@@ -28284,7 +27951,6 @@
               <w:t>::</w:t>
             </w:r>
             <w:proofErr w:type="spellStart"/>
-            <w:proofErr w:type="gramEnd"/>
             <w:r>
               <w:t>updateSupervisore</w:t>
             </w:r>
@@ -28530,7 +28196,6 @@
               <w:t xml:space="preserve">context </w:t>
             </w:r>
             <w:proofErr w:type="spellStart"/>
-            <w:proofErr w:type="gramStart"/>
             <w:r>
               <w:rPr>
                 <w:lang w:val="en-GB"/>
@@ -28545,7 +28210,6 @@
               <w:t>::</w:t>
             </w:r>
             <w:proofErr w:type="spellStart"/>
-            <w:proofErr w:type="gramEnd"/>
             <w:r>
               <w:rPr>
                 <w:lang w:val="en-GB"/>
@@ -28738,7 +28402,6 @@
               <w:t xml:space="preserve">context </w:t>
             </w:r>
             <w:proofErr w:type="spellStart"/>
-            <w:proofErr w:type="gramStart"/>
             <w:r>
               <w:rPr>
                 <w:lang w:val="en-GB"/>
@@ -28753,7 +28416,6 @@
               <w:t>::</w:t>
             </w:r>
             <w:proofErr w:type="spellStart"/>
-            <w:proofErr w:type="gramEnd"/>
             <w:r>
               <w:rPr>
                 <w:lang w:val="en-GB"/>
@@ -29050,17 +28712,12 @@
               <w:t xml:space="preserve"> </w:t>
             </w:r>
             <w:proofErr w:type="spellStart"/>
-            <w:proofErr w:type="gramStart"/>
             <w:r>
               <w:t>UtenteDAO</w:t>
             </w:r>
             <w:proofErr w:type="spellEnd"/>
             <w:r>
-              <w:t>::</w:t>
-            </w:r>
-            <w:proofErr w:type="gramEnd"/>
-            <w:r>
-              <w:t xml:space="preserve"> delete(</w:t>
+              <w:t>:: delete(</w:t>
             </w:r>
             <w:proofErr w:type="spellStart"/>
             <w:r>
@@ -29197,17 +28854,12 @@
               <w:t xml:space="preserve"> </w:t>
             </w:r>
             <w:proofErr w:type="spellStart"/>
-            <w:proofErr w:type="gramStart"/>
             <w:r>
               <w:t>UtenteDAO</w:t>
             </w:r>
             <w:proofErr w:type="spellEnd"/>
             <w:r>
-              <w:t>::</w:t>
-            </w:r>
-            <w:proofErr w:type="gramEnd"/>
-            <w:r>
-              <w:t xml:space="preserve"> delete(</w:t>
+              <w:t>:: delete(</w:t>
             </w:r>
             <w:proofErr w:type="spellStart"/>
             <w:r>
@@ -29308,13 +28960,8 @@
               <w:t>(</w:t>
             </w:r>
             <w:proofErr w:type="spellStart"/>
-            <w:proofErr w:type="gramStart"/>
-            <w:r>
-              <w:t>email</w:t>
-            </w:r>
-            <w:proofErr w:type="gramEnd"/>
-            <w:r>
-              <w:t>:String</w:t>
+            <w:r>
+              <w:t>email:String</w:t>
             </w:r>
             <w:proofErr w:type="spellEnd"/>
             <w:r>
@@ -29350,15 +28997,7 @@
           </w:tcPr>
           <w:p>
             <w:r>
-              <w:t xml:space="preserve">Permette di recuperare dal DB la password legata ad un </w:t>
-            </w:r>
-            <w:proofErr w:type="gramStart"/>
-            <w:r>
-              <w:t>email</w:t>
-            </w:r>
-            <w:proofErr w:type="gramEnd"/>
-            <w:r>
-              <w:t>, utilizzata per fare il login al sistema</w:t>
+              <w:t>Permette di recuperare dal DB la password legata ad un email, utilizzata per fare il login al sistema</w:t>
             </w:r>
           </w:p>
         </w:tc>
@@ -29401,7 +29040,6 @@
               <w:t xml:space="preserve">Context </w:t>
             </w:r>
             <w:proofErr w:type="spellStart"/>
-            <w:proofErr w:type="gramStart"/>
             <w:r>
               <w:rPr>
                 <w:lang w:val="en-GB"/>
@@ -29416,7 +29054,6 @@
               <w:t>::</w:t>
             </w:r>
             <w:proofErr w:type="spellStart"/>
-            <w:proofErr w:type="gramEnd"/>
             <w:r>
               <w:rPr>
                 <w:lang w:val="en-GB"/>
@@ -29505,7 +29142,6 @@
               <w:t xml:space="preserve">Context </w:t>
             </w:r>
             <w:proofErr w:type="spellStart"/>
-            <w:proofErr w:type="gramStart"/>
             <w:r>
               <w:rPr>
                 <w:lang w:val="en-GB"/>
@@ -29520,7 +29156,6 @@
               <w:t>::</w:t>
             </w:r>
             <w:proofErr w:type="spellStart"/>
-            <w:proofErr w:type="gramEnd"/>
             <w:r>
               <w:rPr>
                 <w:lang w:val="en-GB"/>
@@ -29577,7 +29212,6 @@
               <w:t xml:space="preserve"> = </w:t>
             </w:r>
             <w:proofErr w:type="spellStart"/>
-            <w:proofErr w:type="gramStart"/>
             <w:r>
               <w:rPr>
                 <w:lang w:val="en-GB"/>
@@ -29592,7 +29226,6 @@
               <w:t>::</w:t>
             </w:r>
             <w:proofErr w:type="spellStart"/>
-            <w:proofErr w:type="gramEnd"/>
             <w:r>
               <w:rPr>
                 <w:lang w:val="en-GB"/>
@@ -30548,7 +30181,6 @@
               <w:t xml:space="preserve">Context </w:t>
             </w:r>
             <w:proofErr w:type="spellStart"/>
-            <w:proofErr w:type="gramStart"/>
             <w:r>
               <w:rPr>
                 <w:lang w:val="en-GB"/>
@@ -30560,14 +30192,7 @@
               <w:rPr>
                 <w:lang w:val="en-GB"/>
               </w:rPr>
-              <w:t>::</w:t>
-            </w:r>
-            <w:proofErr w:type="gramEnd"/>
-            <w:r>
-              <w:rPr>
-                <w:lang w:val="en-GB"/>
-              </w:rPr>
-              <w:t>create(task: Task)</w:t>
+              <w:t>::create(task: Task)</w:t>
             </w:r>
           </w:p>
           <w:p>
@@ -30880,7 +30505,6 @@
               <w:t xml:space="preserve">Context </w:t>
             </w:r>
             <w:proofErr w:type="spellStart"/>
-            <w:proofErr w:type="gramStart"/>
             <w:r>
               <w:rPr>
                 <w:lang w:val="en-GB"/>
@@ -30895,7 +30519,6 @@
               <w:t>::</w:t>
             </w:r>
             <w:proofErr w:type="spellStart"/>
-            <w:proofErr w:type="gramEnd"/>
             <w:r>
               <w:rPr>
                 <w:lang w:val="en-GB"/>
@@ -31286,37 +30909,21 @@
               <w:t xml:space="preserve"> = </w:t>
             </w:r>
             <w:r>
+              <w:t xml:space="preserve"> Tipi::ruolo::DIPENDENTE</w:t>
+            </w:r>
+            <w:r>
+              <w:t xml:space="preserve"> or </w:t>
+            </w:r>
+            <w:r>
               <w:t xml:space="preserve"> </w:t>
             </w:r>
-            <w:proofErr w:type="gramStart"/>
-            <w:r>
-              <w:t>Tipi::ruolo::</w:t>
-            </w:r>
-            <w:proofErr w:type="gramEnd"/>
-            <w:r>
-              <w:t>DIPENDENTE</w:t>
-            </w:r>
-            <w:r>
-              <w:t xml:space="preserve"> or </w:t>
-            </w:r>
-            <w:r>
-              <w:t xml:space="preserve"> </w:t>
-            </w:r>
             <w:proofErr w:type="spellStart"/>
             <w:r>
               <w:t>utente.ruolo</w:t>
             </w:r>
             <w:proofErr w:type="spellEnd"/>
             <w:r>
-              <w:t xml:space="preserve"> = </w:t>
-            </w:r>
-            <w:proofErr w:type="gramStart"/>
-            <w:r>
-              <w:t>Tipi::ruolo::</w:t>
-            </w:r>
-            <w:proofErr w:type="gramEnd"/>
-            <w:r>
-              <w:t>SUPERVISORE</w:t>
+              <w:t xml:space="preserve"> = Tipi::ruolo::SUPERVISORE</w:t>
             </w:r>
             <w:r>
               <w:t>)</w:t>
@@ -31351,7 +30958,6 @@
               <w:t xml:space="preserve"> </w:t>
             </w:r>
             <w:proofErr w:type="spellStart"/>
-            <w:proofErr w:type="gramStart"/>
             <w:r>
               <w:t>TaskDAO</w:t>
             </w:r>
@@ -31360,7 +30966,6 @@
               <w:t>::</w:t>
             </w:r>
             <w:proofErr w:type="spellStart"/>
-            <w:proofErr w:type="gramEnd"/>
             <w:r>
               <w:t>findByUtente</w:t>
             </w:r>
@@ -31393,15 +30998,7 @@
             </w:r>
             <w:proofErr w:type="spellEnd"/>
             <w:r>
-              <w:t xml:space="preserve"> = </w:t>
-            </w:r>
-            <w:proofErr w:type="gramStart"/>
-            <w:r>
-              <w:t>Tipi::ruolo::</w:t>
-            </w:r>
-            <w:proofErr w:type="gramEnd"/>
-            <w:r>
-              <w:t>DIPENDENTE</w:t>
+              <w:t xml:space="preserve"> = Tipi::ruolo::DIPENDENTE</w:t>
             </w:r>
           </w:p>
           <w:p>
@@ -31496,13 +31093,8 @@
             </w:r>
             <w:proofErr w:type="spellEnd"/>
             <w:r>
-              <w:t xml:space="preserve"> = </w:t>
-            </w:r>
-            <w:proofErr w:type="gramStart"/>
-            <w:r>
-              <w:t>Tipi::ruolo::</w:t>
-            </w:r>
-            <w:proofErr w:type="gramEnd"/>
+              <w:t xml:space="preserve"> = Tipi::ruolo::</w:t>
+            </w:r>
             <w:r>
               <w:t>SUPERVISORE</w:t>
             </w:r>
@@ -32694,17 +32286,12 @@
               <w:t xml:space="preserve"> </w:t>
             </w:r>
             <w:proofErr w:type="spellStart"/>
-            <w:proofErr w:type="gramStart"/>
             <w:r>
               <w:t>NotificaDAO</w:t>
             </w:r>
             <w:proofErr w:type="spellEnd"/>
             <w:r>
-              <w:t>::</w:t>
-            </w:r>
-            <w:proofErr w:type="gramEnd"/>
-            <w:r>
-              <w:t>create(n</w:t>
+              <w:t>::create(n</w:t>
             </w:r>
             <w:r>
               <w:t>otifica</w:t>
@@ -32753,17 +32340,12 @@
               <w:t xml:space="preserve"> </w:t>
             </w:r>
             <w:proofErr w:type="spellStart"/>
-            <w:proofErr w:type="gramStart"/>
             <w:r>
               <w:t>NotificaDAO</w:t>
             </w:r>
             <w:proofErr w:type="spellEnd"/>
             <w:r>
-              <w:t>::</w:t>
-            </w:r>
-            <w:proofErr w:type="gramEnd"/>
-            <w:r>
-              <w:t>create(notifica: Notifica)</w:t>
+              <w:t>::create(notifica: Notifica)</w:t>
             </w:r>
           </w:p>
           <w:p>
@@ -32892,7 +32474,6 @@
               <w:t xml:space="preserve"> </w:t>
             </w:r>
             <w:proofErr w:type="spellStart"/>
-            <w:proofErr w:type="gramStart"/>
             <w:r>
               <w:t>NotificaDAO</w:t>
             </w:r>
@@ -32901,7 +32482,6 @@
               <w:t>::</w:t>
             </w:r>
             <w:proofErr w:type="spellStart"/>
-            <w:proofErr w:type="gramEnd"/>
             <w:r>
               <w:t>findByUtente</w:t>
             </w:r>
@@ -32953,7 +32533,6 @@
               <w:t xml:space="preserve"> </w:t>
             </w:r>
             <w:proofErr w:type="spellStart"/>
-            <w:proofErr w:type="gramStart"/>
             <w:r>
               <w:t>NotificaDAO</w:t>
             </w:r>
@@ -32962,7 +32541,6 @@
               <w:t>::</w:t>
             </w:r>
             <w:proofErr w:type="spellStart"/>
-            <w:proofErr w:type="gramEnd"/>
             <w:r>
               <w:t>findByUtente</w:t>
             </w:r>
